--- a/Level_4/Level_4(1st Semester)/Computer Systems/L4DC-L4DCBM- Computer Systems- Blessings Tamanga(P00221220).docx
+++ b/Level_4/Level_4(1st Semester)/Computer Systems/L4DC-L4DCBM- Computer Systems- Blessings Tamanga(P00221220).docx
@@ -509,21 +509,7 @@
         <w:rPr>
           <w:rFonts w:ascii="Arial" w:hAnsi="Arial" w:cs="Arial"/>
         </w:rPr>
-        <w:t xml:space="preserve"> Hardware components examples include Central Processing </w:t>
-      </w:r>
-      <w:proofErr w:type="gramStart"/>
-      <w:r>
-        <w:rPr>
-          <w:rFonts w:ascii="Arial" w:hAnsi="Arial" w:cs="Arial"/>
-        </w:rPr>
-        <w:t>Unit(</w:t>
-      </w:r>
-      <w:proofErr w:type="gramEnd"/>
-      <w:r>
-        <w:rPr>
-          <w:rFonts w:ascii="Arial" w:hAnsi="Arial" w:cs="Arial"/>
-        </w:rPr>
-        <w:t>CPU), Random Access Memory</w:t>
+        <w:t xml:space="preserve"> Hardware components examples include Central Processing Unit(CPU), Random Access Memory</w:t>
       </w:r>
       <w:r>
         <w:rPr>
@@ -1019,21 +1005,7 @@
         <w:rPr>
           <w:rFonts w:ascii="Arial" w:hAnsi="Arial" w:cs="Arial"/>
         </w:rPr>
-        <w:t xml:space="preserve"> </w:t>
-      </w:r>
-      <w:proofErr w:type="gramStart"/>
-      <w:r>
-        <w:rPr>
-          <w:rFonts w:ascii="Arial" w:hAnsi="Arial" w:cs="Arial"/>
-        </w:rPr>
-        <w:t>component</w:t>
-      </w:r>
-      <w:proofErr w:type="gramEnd"/>
-      <w:r>
-        <w:rPr>
-          <w:rFonts w:ascii="Arial" w:hAnsi="Arial" w:cs="Arial"/>
-        </w:rPr>
-        <w:t xml:space="preserve"> is Central Processing Unit (CPU). It is the core component of the computer system</w:t>
+        <w:t xml:space="preserve"> component is Central Processing Unit (CPU). It is the core component of the computer system</w:t>
       </w:r>
       <w:r>
         <w:rPr>
@@ -1164,7 +1136,6 @@
         <w:t xml:space="preserve">Apart from number of cores the computer performance is also affected by clock speed and cache memory size. Clock speed refers to while Cache is small storage found in the CPU which holds frequently accessed instructions reducing time the CPU takes to go into the memory to find </w:t>
       </w:r>
       <w:proofErr w:type="spellStart"/>
-      <w:proofErr w:type="gramStart"/>
       <w:r>
         <w:rPr>
           <w:rFonts w:ascii="Arial" w:hAnsi="Arial" w:cs="Arial"/>
@@ -1178,7 +1149,6 @@
         <w:t>The</w:t>
       </w:r>
       <w:proofErr w:type="spellEnd"/>
-      <w:proofErr w:type="gramEnd"/>
       <w:r>
         <w:rPr>
           <w:rFonts w:ascii="Arial" w:hAnsi="Arial" w:cs="Arial"/>
@@ -1228,21 +1198,7 @@
         <w:rPr>
           <w:rFonts w:ascii="Arial" w:hAnsi="Arial" w:cs="Arial"/>
         </w:rPr>
-        <w:t xml:space="preserve">Random Access </w:t>
-      </w:r>
-      <w:proofErr w:type="gramStart"/>
-      <w:r>
-        <w:rPr>
-          <w:rFonts w:ascii="Arial" w:hAnsi="Arial" w:cs="Arial"/>
-        </w:rPr>
-        <w:t>Memory(</w:t>
-      </w:r>
-      <w:proofErr w:type="gramEnd"/>
-      <w:r>
-        <w:rPr>
-          <w:rFonts w:ascii="Arial" w:hAnsi="Arial" w:cs="Arial"/>
-        </w:rPr>
-        <w:t>RAM) serving as the computer’s primary memory storing memory of running processes. The higher the capacity of the RAM the faster the PC becomes and the lower the speed of the RAM the lower the operation.</w:t>
+        <w:t>Random Access Memory(RAM) serving as the computer’s primary memory storing memory of running processes. The higher the capacity of the RAM the faster the PC becomes and the lower the speed of the RAM the lower the operation.</w:t>
       </w:r>
     </w:p>
     <w:p>
@@ -1273,49 +1229,7 @@
         <w:rPr>
           <w:rFonts w:ascii="Arial" w:hAnsi="Arial" w:cs="Arial"/>
         </w:rPr>
-        <w:t xml:space="preserve">The storage component specifically </w:t>
-      </w:r>
-      <w:proofErr w:type="gramStart"/>
-      <w:r>
-        <w:rPr>
-          <w:rFonts w:ascii="Arial" w:hAnsi="Arial" w:cs="Arial"/>
-        </w:rPr>
-        <w:t>Solid State</w:t>
-      </w:r>
-      <w:proofErr w:type="gramEnd"/>
-      <w:r>
-        <w:rPr>
-          <w:rFonts w:ascii="Arial" w:hAnsi="Arial" w:cs="Arial"/>
-        </w:rPr>
-        <w:t xml:space="preserve"> Devices which provides rapid data writing and retrieval, </w:t>
-      </w:r>
-      <w:proofErr w:type="gramStart"/>
-      <w:r>
-        <w:rPr>
-          <w:rFonts w:ascii="Arial" w:hAnsi="Arial" w:cs="Arial"/>
-        </w:rPr>
-        <w:t>Unlike</w:t>
-      </w:r>
-      <w:proofErr w:type="gramEnd"/>
-      <w:r>
-        <w:rPr>
-          <w:rFonts w:ascii="Arial" w:hAnsi="Arial" w:cs="Arial"/>
-        </w:rPr>
-        <w:t xml:space="preserve"> traditional Hard Disk </w:t>
-      </w:r>
-      <w:proofErr w:type="gramStart"/>
-      <w:r>
-        <w:rPr>
-          <w:rFonts w:ascii="Arial" w:hAnsi="Arial" w:cs="Arial"/>
-        </w:rPr>
-        <w:t>Drives(</w:t>
-      </w:r>
-      <w:proofErr w:type="gramEnd"/>
-      <w:r>
-        <w:rPr>
-          <w:rFonts w:ascii="Arial" w:hAnsi="Arial" w:cs="Arial"/>
-        </w:rPr>
-        <w:t xml:space="preserve">HDD) which has moving parts which needs to start first before allowing the retrieval or writing of data. </w:t>
+        <w:t xml:space="preserve">The storage component specifically Solid State Devices which provides rapid data writing and retrieval, Unlike traditional Hard Disk Drives(HDD) which has moving parts which needs to start first before allowing the retrieval or writing of data. </w:t>
       </w:r>
       <w:r>
         <w:rPr>
@@ -1544,21 +1458,7 @@
         <w:rPr>
           <w:rFonts w:ascii="Arial" w:hAnsi="Arial" w:cs="Arial"/>
         </w:rPr>
-        <w:t xml:space="preserve">Therefore, there are also other classes of computer based on side which </w:t>
-      </w:r>
-      <w:proofErr w:type="gramStart"/>
-      <w:r>
-        <w:rPr>
-          <w:rFonts w:ascii="Arial" w:hAnsi="Arial" w:cs="Arial"/>
-        </w:rPr>
-        <w:t>includes  the</w:t>
-      </w:r>
-      <w:proofErr w:type="gramEnd"/>
-      <w:r>
-        <w:rPr>
-          <w:rFonts w:ascii="Arial" w:hAnsi="Arial" w:cs="Arial"/>
-        </w:rPr>
-        <w:t xml:space="preserve"> following.</w:t>
+        <w:t>Therefore, there are also other classes of computer based on side which includes  the following.</w:t>
       </w:r>
     </w:p>
     <w:p>
@@ -1596,21 +1496,7 @@
         <w:rPr>
           <w:rFonts w:ascii="Arial" w:hAnsi="Arial" w:cs="Arial"/>
         </w:rPr>
-        <w:t xml:space="preserve">Supercomputers are one of the example </w:t>
-      </w:r>
-      <w:proofErr w:type="gramStart"/>
-      <w:r>
-        <w:rPr>
-          <w:rFonts w:ascii="Arial" w:hAnsi="Arial" w:cs="Arial"/>
-        </w:rPr>
-        <w:t>class</w:t>
-      </w:r>
-      <w:proofErr w:type="gramEnd"/>
-      <w:r>
-        <w:rPr>
-          <w:rFonts w:ascii="Arial" w:hAnsi="Arial" w:cs="Arial"/>
-        </w:rPr>
-        <w:t xml:space="preserve"> of the computers based on size. Supercomputers are the most powerful computers. They have high processing power which makes them suitable fir extremely complex computations and tasks that requires massive data processing capabilities for instance scientific simulations and weather forecasting. </w:t>
+        <w:t xml:space="preserve">Supercomputers are one of the example class of the computers based on size. Supercomputers are the most powerful computers. They have high processing power which makes them suitable fir extremely complex computations and tasks that requires massive data processing capabilities for instance scientific simulations and weather forecasting. </w:t>
       </w:r>
       <w:r>
         <w:rPr>
@@ -2132,54 +2018,32 @@
           <w:sz w:val="28"/>
           <w:szCs w:val="28"/>
         </w:rPr>
-        <w:t xml:space="preserve"> more profits as a lot of people always are in need of </w:t>
-      </w:r>
-      <w:proofErr w:type="gramStart"/>
-      <w:r>
-        <w:rPr>
-          <w:rFonts w:ascii="Arial" w:hAnsi="Arial" w:cs="Arial"/>
-          <w:sz w:val="28"/>
-          <w:szCs w:val="28"/>
-        </w:rPr>
-        <w:t>this services</w:t>
-      </w:r>
-      <w:proofErr w:type="gramEnd"/>
-      <w:r>
-        <w:rPr>
-          <w:rFonts w:ascii="Arial" w:hAnsi="Arial" w:cs="Arial"/>
-          <w:sz w:val="28"/>
-          <w:szCs w:val="28"/>
-        </w:rPr>
-        <w:t>.</w:t>
-      </w:r>
-    </w:p>
-    <w:p>
-      <w:pPr>
-        <w:rPr>
-          <w:rFonts w:ascii="Arial" w:hAnsi="Arial" w:cs="Arial"/>
-          <w:sz w:val="28"/>
-          <w:szCs w:val="28"/>
-        </w:rPr>
-      </w:pPr>
-    </w:p>
-    <w:p>
-      <w:pPr>
-        <w:pStyle w:val="ListParagraph"/>
-        <w:numPr>
-          <w:ilvl w:val="0"/>
-          <w:numId w:val="8"/>
-        </w:numPr>
-        <w:rPr>
-          <w:rFonts w:ascii="Arial" w:hAnsi="Arial" w:cs="Arial"/>
-          <w:sz w:val="28"/>
-          <w:szCs w:val="28"/>
-        </w:rPr>
-      </w:pPr>
-      <w:r>
-        <w:rPr>
-          <w:rFonts w:ascii="Arial" w:hAnsi="Arial" w:cs="Arial"/>
-          <w:sz w:val="28"/>
-          <w:szCs w:val="28"/>
+        <w:t xml:space="preserve"> more profits as a lot of people always are in need of this services.</w:t>
+      </w:r>
+    </w:p>
+    <w:p>
+      <w:pPr>
+        <w:rPr>
+          <w:rFonts w:ascii="Arial" w:hAnsi="Arial" w:cs="Arial"/>
+          <w:sz w:val="28"/>
+          <w:szCs w:val="28"/>
+        </w:rPr>
+      </w:pPr>
+    </w:p>
+    <w:p>
+      <w:pPr>
+        <w:pStyle w:val="Heading1"/>
+        <w:rPr>
+          <w:rFonts w:ascii="Arial" w:hAnsi="Arial" w:cs="Arial"/>
+          <w:b/>
+          <w:color w:val="auto"/>
+        </w:rPr>
+      </w:pPr>
+      <w:r>
+        <w:rPr>
+          <w:rFonts w:ascii="Arial" w:hAnsi="Arial" w:cs="Arial"/>
+          <w:b/>
+          <w:color w:val="auto"/>
         </w:rPr>
         <w:t>Operating System Functionalities and Hardware</w:t>
       </w:r>
@@ -2198,25 +2062,7 @@
           <w:sz w:val="28"/>
           <w:szCs w:val="28"/>
         </w:rPr>
-        <w:t xml:space="preserve">Modern computer systems need operating </w:t>
-      </w:r>
-      <w:proofErr w:type="gramStart"/>
-      <w:r>
-        <w:rPr>
-          <w:rFonts w:ascii="Arial" w:hAnsi="Arial" w:cs="Arial"/>
-          <w:sz w:val="28"/>
-          <w:szCs w:val="28"/>
-        </w:rPr>
-        <w:t>system(</w:t>
-      </w:r>
-      <w:proofErr w:type="gramEnd"/>
-      <w:r>
-        <w:rPr>
-          <w:rFonts w:ascii="Arial" w:hAnsi="Arial" w:cs="Arial"/>
-          <w:sz w:val="28"/>
-          <w:szCs w:val="28"/>
-        </w:rPr>
-        <w:t>OS).</w:t>
+        <w:t>Modern computer systems need operating system(OS).</w:t>
       </w:r>
       <w:sdt>
         <w:sdtPr>
@@ -2475,7 +2321,16 @@
           <w:sz w:val="28"/>
           <w:szCs w:val="28"/>
         </w:rPr>
-        <w:t xml:space="preserve"> processes management by process scheduling, synchronization, deadlock handling and </w:t>
+        <w:t xml:space="preserve"> processes management </w:t>
+      </w:r>
+      <w:r>
+        <w:rPr>
+          <w:rFonts w:ascii="Arial" w:hAnsi="Arial" w:cs="Arial"/>
+          <w:sz w:val="28"/>
+          <w:szCs w:val="28"/>
+        </w:rPr>
+        <w:lastRenderedPageBreak/>
+        <w:t xml:space="preserve">by process scheduling, synchronization, deadlock handling and </w:t>
       </w:r>
       <w:proofErr w:type="spellStart"/>
       <w:r>
@@ -2493,34 +2348,7 @@
           <w:sz w:val="28"/>
           <w:szCs w:val="28"/>
         </w:rPr>
-        <w:t xml:space="preserve"> communication. Scheduling is a process in which the </w:t>
-      </w:r>
-      <w:r>
-        <w:rPr>
-          <w:rFonts w:ascii="Arial" w:hAnsi="Arial" w:cs="Arial"/>
-          <w:sz w:val="28"/>
-          <w:szCs w:val="28"/>
-        </w:rPr>
-        <w:lastRenderedPageBreak/>
-        <w:t xml:space="preserve">operating system figures out who gets the resources first. Scheduling processes uses algorithms like First Come First </w:t>
-      </w:r>
-      <w:proofErr w:type="gramStart"/>
-      <w:r>
-        <w:rPr>
-          <w:rFonts w:ascii="Arial" w:hAnsi="Arial" w:cs="Arial"/>
-          <w:sz w:val="28"/>
-          <w:szCs w:val="28"/>
-        </w:rPr>
-        <w:t>Save(</w:t>
-      </w:r>
-      <w:proofErr w:type="gramEnd"/>
-      <w:r>
-        <w:rPr>
-          <w:rFonts w:ascii="Arial" w:hAnsi="Arial" w:cs="Arial"/>
-          <w:sz w:val="28"/>
-          <w:szCs w:val="28"/>
-        </w:rPr>
-        <w:t>FCFS), Short Job Firs</w:t>
+        <w:t xml:space="preserve"> communication. Scheduling is a process in which the operating system figures out who gets the resources first. Scheduling processes uses algorithms like First Come First Save(FCFS), Short Job Firs</w:t>
       </w:r>
       <w:r>
         <w:rPr>
@@ -2536,25 +2364,7 @@
           <w:sz w:val="28"/>
           <w:szCs w:val="28"/>
         </w:rPr>
-        <w:t>(SJF)t or Round-</w:t>
-      </w:r>
-      <w:proofErr w:type="gramStart"/>
-      <w:r>
-        <w:rPr>
-          <w:rFonts w:ascii="Arial" w:hAnsi="Arial" w:cs="Arial"/>
-          <w:sz w:val="28"/>
-          <w:szCs w:val="28"/>
-        </w:rPr>
-        <w:t>Robin(</w:t>
-      </w:r>
-      <w:proofErr w:type="gramEnd"/>
-      <w:r>
-        <w:rPr>
-          <w:rFonts w:ascii="Arial" w:hAnsi="Arial" w:cs="Arial"/>
-          <w:sz w:val="28"/>
-          <w:szCs w:val="28"/>
-        </w:rPr>
-        <w:t>RR).</w:t>
+        <w:t>(SJF)t or Round-Robin(RR).</w:t>
       </w:r>
     </w:p>
     <w:p>
@@ -2727,25 +2537,7 @@
           <w:sz w:val="28"/>
           <w:szCs w:val="28"/>
         </w:rPr>
-        <w:t xml:space="preserve"> this using Device </w:t>
-      </w:r>
-      <w:proofErr w:type="gramStart"/>
-      <w:r>
-        <w:rPr>
-          <w:rFonts w:ascii="Arial" w:hAnsi="Arial" w:cs="Arial"/>
-          <w:sz w:val="28"/>
-          <w:szCs w:val="28"/>
-        </w:rPr>
-        <w:t>drivers(</w:t>
-      </w:r>
-      <w:proofErr w:type="gramEnd"/>
-      <w:r>
-        <w:rPr>
-          <w:rFonts w:ascii="Arial" w:hAnsi="Arial" w:cs="Arial"/>
-          <w:sz w:val="28"/>
-          <w:szCs w:val="28"/>
-        </w:rPr>
-        <w:t>an interpreter between the hardware and the system), buffering an</w:t>
+        <w:t xml:space="preserve"> this using Device drivers(an interpreter between the hardware and the system), buffering an</w:t>
       </w:r>
       <w:r>
         <w:rPr>
@@ -2897,7 +2689,6 @@
           <w:sz w:val="36"/>
           <w:szCs w:val="36"/>
         </w:rPr>
-        <w:lastRenderedPageBreak/>
         <w:t xml:space="preserve"> </w:t>
       </w:r>
       <w:r>
@@ -2944,21 +2735,7 @@
         <w:rPr>
           <w:rFonts w:ascii="Arial" w:hAnsi="Arial" w:cs="Arial"/>
         </w:rPr>
-        <w:t xml:space="preserve"> should consider to offer a </w:t>
-      </w:r>
-      <w:proofErr w:type="gramStart"/>
-      <w:r>
-        <w:rPr>
-          <w:rFonts w:ascii="Arial" w:hAnsi="Arial" w:cs="Arial"/>
-        </w:rPr>
-        <w:t>better quality</w:t>
-      </w:r>
-      <w:proofErr w:type="gramEnd"/>
-      <w:r>
-        <w:rPr>
-          <w:rFonts w:ascii="Arial" w:hAnsi="Arial" w:cs="Arial"/>
-        </w:rPr>
-        <w:t xml:space="preserve"> service to its customers.</w:t>
+        <w:t xml:space="preserve"> should consider to offer a better quality service to its customers.</w:t>
       </w:r>
     </w:p>
     <w:p>
@@ -2989,21 +2766,7 @@
         <w:rPr>
           <w:rFonts w:ascii="Arial" w:hAnsi="Arial" w:cs="Arial"/>
         </w:rPr>
-        <w:t xml:space="preserve">Software </w:t>
-      </w:r>
-      <w:proofErr w:type="gramStart"/>
-      <w:r>
-        <w:rPr>
-          <w:rFonts w:ascii="Arial" w:hAnsi="Arial" w:cs="Arial"/>
-        </w:rPr>
-        <w:t>are</w:t>
-      </w:r>
-      <w:proofErr w:type="gramEnd"/>
-      <w:r>
-        <w:rPr>
-          <w:rFonts w:ascii="Arial" w:hAnsi="Arial" w:cs="Arial"/>
-        </w:rPr>
-        <w:t xml:space="preserve"> classified differently depending on what factor they are classified of. To help investors understand the software landscape better, </w:t>
+        <w:t xml:space="preserve">Software are classified differently depending on what factor they are classified of. To help investors understand the software landscape better, </w:t>
       </w:r>
       <w:proofErr w:type="spellStart"/>
       <w:r>
@@ -3035,16 +2798,8 @@
         <w:rPr>
           <w:rFonts w:ascii="Arial" w:hAnsi="Arial" w:cs="Arial"/>
         </w:rPr>
-        <w:t xml:space="preserve">Application </w:t>
-      </w:r>
-      <w:proofErr w:type="spellStart"/>
-      <w:r>
-        <w:rPr>
-          <w:rFonts w:ascii="Arial" w:hAnsi="Arial" w:cs="Arial"/>
-        </w:rPr>
-        <w:t>Softwares</w:t>
-      </w:r>
-      <w:proofErr w:type="spellEnd"/>
+        <w:t>Application Software</w:t>
+      </w:r>
     </w:p>
     <w:p>
       <w:pPr>
@@ -3057,21 +2812,7 @@
         <w:rPr>
           <w:rFonts w:ascii="Arial" w:hAnsi="Arial" w:cs="Arial"/>
         </w:rPr>
-        <w:t xml:space="preserve">These are </w:t>
-      </w:r>
-      <w:proofErr w:type="spellStart"/>
-      <w:r>
-        <w:rPr>
-          <w:rFonts w:ascii="Arial" w:hAnsi="Arial" w:cs="Arial"/>
-        </w:rPr>
-        <w:t>softwares</w:t>
-      </w:r>
-      <w:proofErr w:type="spellEnd"/>
-      <w:r>
-        <w:rPr>
-          <w:rFonts w:ascii="Arial" w:hAnsi="Arial" w:cs="Arial"/>
-        </w:rPr>
-        <w:t xml:space="preserve"> designed to help users perform specific tasks for example Microsoft Word. Microsoft word provides functionalities for creating, editing and formatting text documents. Microsoft is essential for startup administrative tasks.</w:t>
+        <w:t>These are software designed to help users perform specific tasks for example Microsoft Word. Microsoft word provides functionalities for creating, editing and formatting text documents. Microsoft is essential for startup administrative tasks.</w:t>
       </w:r>
     </w:p>
     <w:p>
@@ -3089,7 +2830,21 @@
         <w:rPr>
           <w:rFonts w:ascii="Arial" w:hAnsi="Arial" w:cs="Arial"/>
         </w:rPr>
-        <w:t xml:space="preserve">System </w:t>
+        <w:t>System software</w:t>
+      </w:r>
+    </w:p>
+    <w:p>
+      <w:pPr>
+        <w:ind w:left="360"/>
+        <w:rPr>
+          <w:rFonts w:ascii="Arial" w:hAnsi="Arial" w:cs="Arial"/>
+        </w:rPr>
+      </w:pPr>
+      <w:r>
+        <w:rPr>
+          <w:rFonts w:ascii="Arial" w:hAnsi="Arial" w:cs="Arial"/>
+        </w:rPr>
+        <w:t xml:space="preserve">These are </w:t>
       </w:r>
       <w:proofErr w:type="spellStart"/>
       <w:r>
@@ -3099,25 +2854,31 @@
         <w:t>softwares</w:t>
       </w:r>
       <w:proofErr w:type="spellEnd"/>
-    </w:p>
-    <w:p>
-      <w:pPr>
-        <w:ind w:left="360"/>
-        <w:rPr>
-          <w:rFonts w:ascii="Arial" w:hAnsi="Arial" w:cs="Arial"/>
-        </w:rPr>
-      </w:pPr>
-      <w:r>
-        <w:rPr>
-          <w:rFonts w:ascii="Arial" w:hAnsi="Arial" w:cs="Arial"/>
-        </w:rPr>
-        <w:t xml:space="preserve">These are </w:t>
+      <w:r>
+        <w:rPr>
+          <w:rFonts w:ascii="Arial" w:hAnsi="Arial" w:cs="Arial"/>
+        </w:rPr>
+        <w:t xml:space="preserve"> that manages computer </w:t>
       </w:r>
       <w:proofErr w:type="spellStart"/>
       <w:r>
         <w:rPr>
           <w:rFonts w:ascii="Arial" w:hAnsi="Arial" w:cs="Arial"/>
         </w:rPr>
+        <w:t>hardwares</w:t>
+      </w:r>
+      <w:proofErr w:type="spellEnd"/>
+      <w:r>
+        <w:rPr>
+          <w:rFonts w:ascii="Arial" w:hAnsi="Arial" w:cs="Arial"/>
+        </w:rPr>
+        <w:t xml:space="preserve"> and helps in maintaining the computer systems. System </w:t>
+      </w:r>
+      <w:proofErr w:type="spellStart"/>
+      <w:r>
+        <w:rPr>
+          <w:rFonts w:ascii="Arial" w:hAnsi="Arial" w:cs="Arial"/>
+        </w:rPr>
         <w:t>softwares</w:t>
       </w:r>
       <w:proofErr w:type="spellEnd"/>
@@ -3125,21 +2886,21 @@
         <w:rPr>
           <w:rFonts w:ascii="Arial" w:hAnsi="Arial" w:cs="Arial"/>
         </w:rPr>
-        <w:t xml:space="preserve"> that manages computer </w:t>
+        <w:t xml:space="preserve"> are of 3 different types which includes Operating systems, utility </w:t>
       </w:r>
       <w:proofErr w:type="spellStart"/>
       <w:r>
         <w:rPr>
           <w:rFonts w:ascii="Arial" w:hAnsi="Arial" w:cs="Arial"/>
         </w:rPr>
-        <w:t>hardwares</w:t>
+        <w:t>softwares</w:t>
       </w:r>
       <w:proofErr w:type="spellEnd"/>
       <w:r>
         <w:rPr>
           <w:rFonts w:ascii="Arial" w:hAnsi="Arial" w:cs="Arial"/>
         </w:rPr>
-        <w:t xml:space="preserve"> and helps in maintaining the computer systems. System </w:t>
+        <w:t xml:space="preserve"> and driver </w:t>
       </w:r>
       <w:proofErr w:type="spellStart"/>
       <w:r>
@@ -3153,41 +2914,7 @@
         <w:rPr>
           <w:rFonts w:ascii="Arial" w:hAnsi="Arial" w:cs="Arial"/>
         </w:rPr>
-        <w:t xml:space="preserve"> are of 3 different types which includes Operating systems, utility </w:t>
-      </w:r>
-      <w:proofErr w:type="spellStart"/>
-      <w:r>
-        <w:rPr>
-          <w:rFonts w:ascii="Arial" w:hAnsi="Arial" w:cs="Arial"/>
-        </w:rPr>
-        <w:t>softwares</w:t>
-      </w:r>
-      <w:proofErr w:type="spellEnd"/>
-      <w:r>
-        <w:rPr>
-          <w:rFonts w:ascii="Arial" w:hAnsi="Arial" w:cs="Arial"/>
-        </w:rPr>
-        <w:t xml:space="preserve"> and driver </w:t>
-      </w:r>
-      <w:proofErr w:type="spellStart"/>
-      <w:r>
-        <w:rPr>
-          <w:rFonts w:ascii="Arial" w:hAnsi="Arial" w:cs="Arial"/>
-        </w:rPr>
-        <w:t>softwares</w:t>
-      </w:r>
-      <w:proofErr w:type="spellEnd"/>
-      <w:r>
-        <w:rPr>
-          <w:rFonts w:ascii="Arial" w:hAnsi="Arial" w:cs="Arial"/>
-        </w:rPr>
-        <w:t>.</w:t>
-      </w:r>
-      <w:r>
-        <w:rPr>
-          <w:rFonts w:ascii="Arial" w:hAnsi="Arial" w:cs="Arial"/>
-        </w:rPr>
-        <w:t xml:space="preserve"> Microsoft Windows is one </w:t>
+        <w:t xml:space="preserve">. Microsoft Windows is one </w:t>
       </w:r>
       <w:proofErr w:type="spellStart"/>
       <w:r>
@@ -3247,81 +2974,62 @@
         <w:rPr>
           <w:rFonts w:ascii="Arial" w:hAnsi="Arial" w:cs="Arial"/>
         </w:rPr>
-        <w:t xml:space="preserve">Development </w:t>
-      </w:r>
-      <w:proofErr w:type="spellStart"/>
-      <w:r>
-        <w:rPr>
-          <w:rFonts w:ascii="Arial" w:hAnsi="Arial" w:cs="Arial"/>
-        </w:rPr>
-        <w:t>softwares</w:t>
-      </w:r>
-      <w:proofErr w:type="spellEnd"/>
-      <w:r>
-        <w:rPr>
-          <w:rFonts w:ascii="Arial" w:hAnsi="Arial" w:cs="Arial"/>
-        </w:rPr>
-        <w:t xml:space="preserve"> are tools used by programmers to create, debug and maintain the </w:t>
-      </w:r>
-      <w:proofErr w:type="spellStart"/>
-      <w:r>
-        <w:rPr>
-          <w:rFonts w:ascii="Arial" w:hAnsi="Arial" w:cs="Arial"/>
-        </w:rPr>
-        <w:t>softwares</w:t>
-      </w:r>
-      <w:proofErr w:type="spellEnd"/>
-      <w:r>
-        <w:rPr>
-          <w:rFonts w:ascii="Arial" w:hAnsi="Arial" w:cs="Arial"/>
-        </w:rPr>
-        <w:t xml:space="preserve">. Development </w:t>
-      </w:r>
-      <w:proofErr w:type="spellStart"/>
-      <w:r>
-        <w:rPr>
-          <w:rFonts w:ascii="Arial" w:hAnsi="Arial" w:cs="Arial"/>
-        </w:rPr>
-        <w:t>softwares</w:t>
-      </w:r>
-      <w:proofErr w:type="spellEnd"/>
-      <w:r>
-        <w:rPr>
-          <w:rFonts w:ascii="Arial" w:hAnsi="Arial" w:cs="Arial"/>
-        </w:rPr>
-        <w:t xml:space="preserve"> include Visual Studio, Cursor, IDEA and Jupyter notebook. They provide an </w:t>
-      </w:r>
-      <w:proofErr w:type="spellStart"/>
-      <w:r>
-        <w:rPr>
-          <w:rFonts w:ascii="Arial" w:hAnsi="Arial" w:cs="Arial"/>
-        </w:rPr>
-        <w:t>Intergrated</w:t>
-      </w:r>
-      <w:proofErr w:type="spellEnd"/>
-      <w:r>
-        <w:rPr>
-          <w:rFonts w:ascii="Arial" w:hAnsi="Arial" w:cs="Arial"/>
-        </w:rPr>
-        <w:t xml:space="preserve"> development </w:t>
-      </w:r>
-      <w:proofErr w:type="gramStart"/>
-      <w:r>
-        <w:rPr>
-          <w:rFonts w:ascii="Arial" w:hAnsi="Arial" w:cs="Arial"/>
-        </w:rPr>
-        <w:t>environment(</w:t>
-      </w:r>
-      <w:proofErr w:type="gramEnd"/>
-      <w:r>
-        <w:rPr>
-          <w:rFonts w:ascii="Arial" w:hAnsi="Arial" w:cs="Arial"/>
-        </w:rPr>
-        <w:t>IDE) where code can be written, compiled and tested.</w:t>
-      </w:r>
-    </w:p>
-    <w:p>
-      <w:pPr>
+        <w:t>Development software are tools used by programmers to create, debug and maintain the software. Development software include</w:t>
+      </w:r>
+      <w:r>
+        <w:rPr>
+          <w:rFonts w:ascii="Arial" w:hAnsi="Arial" w:cs="Arial"/>
+        </w:rPr>
+        <w:t>s</w:t>
+      </w:r>
+      <w:r>
+        <w:rPr>
+          <w:rFonts w:ascii="Arial" w:hAnsi="Arial" w:cs="Arial"/>
+        </w:rPr>
+        <w:t xml:space="preserve"> Visual Studio, Cursor, IDEA and Jupyter notebook. They provide </w:t>
+      </w:r>
+      <w:r>
+        <w:rPr>
+          <w:rFonts w:ascii="Arial" w:hAnsi="Arial" w:cs="Arial"/>
+        </w:rPr>
+        <w:t>Integrated</w:t>
+      </w:r>
+      <w:r>
+        <w:rPr>
+          <w:rFonts w:ascii="Arial" w:hAnsi="Arial" w:cs="Arial"/>
+        </w:rPr>
+        <w:t xml:space="preserve"> </w:t>
+      </w:r>
+      <w:r>
+        <w:rPr>
+          <w:rFonts w:ascii="Arial" w:hAnsi="Arial" w:cs="Arial"/>
+        </w:rPr>
+        <w:t>D</w:t>
+      </w:r>
+      <w:r>
+        <w:rPr>
+          <w:rFonts w:ascii="Arial" w:hAnsi="Arial" w:cs="Arial"/>
+        </w:rPr>
+        <w:t xml:space="preserve">evelopment </w:t>
+      </w:r>
+      <w:r>
+        <w:rPr>
+          <w:rFonts w:ascii="Arial" w:hAnsi="Arial" w:cs="Arial"/>
+        </w:rPr>
+        <w:t>E</w:t>
+      </w:r>
+      <w:r>
+        <w:rPr>
+          <w:rFonts w:ascii="Arial" w:hAnsi="Arial" w:cs="Arial"/>
+        </w:rPr>
+        <w:t>nvironment(IDE) where code can be written, compiled and tested.</w:t>
+      </w:r>
+    </w:p>
+    <w:p>
+      <w:pPr>
+        <w:tabs>
+          <w:tab w:val="left" w:pos="5613"/>
+        </w:tabs>
         <w:rPr>
           <w:rFonts w:ascii="Arial" w:hAnsi="Arial" w:cs="Arial"/>
         </w:rPr>
@@ -3390,19 +3098,12 @@
           <w:rFonts w:ascii="Arial" w:hAnsi="Arial" w:cs="Arial"/>
         </w:rPr>
       </w:pPr>
-      <w:proofErr w:type="gramStart"/>
-      <w:r>
-        <w:rPr>
-          <w:rFonts w:ascii="Arial" w:hAnsi="Arial" w:cs="Arial"/>
-        </w:rPr>
-        <w:t>These software</w:t>
-      </w:r>
-      <w:proofErr w:type="gramEnd"/>
-      <w:r>
-        <w:rPr>
-          <w:rFonts w:ascii="Arial" w:hAnsi="Arial" w:cs="Arial"/>
-        </w:rPr>
-        <w:t xml:space="preserve"> provide functionality for creating documents, spreadsheets </w:t>
+      <w:r>
+        <w:rPr>
+          <w:rFonts w:ascii="Arial" w:hAnsi="Arial" w:cs="Arial"/>
+        </w:rPr>
+        <w:lastRenderedPageBreak/>
+        <w:t xml:space="preserve">These software provide functionality for creating documents, spreadsheets </w:t>
       </w:r>
       <w:r>
         <w:rPr>
@@ -3429,7 +3130,6 @@
         <w:rPr>
           <w:rFonts w:ascii="Arial" w:hAnsi="Arial" w:cs="Arial"/>
         </w:rPr>
-        <w:lastRenderedPageBreak/>
         <w:t>Multimedia Software</w:t>
       </w:r>
     </w:p>
@@ -3587,21 +3287,7 @@
         <w:rPr>
           <w:rFonts w:ascii="Arial" w:hAnsi="Arial" w:cs="Arial"/>
         </w:rPr>
-        <w:t xml:space="preserve">Most people </w:t>
-      </w:r>
-      <w:proofErr w:type="gramStart"/>
-      <w:r>
-        <w:rPr>
-          <w:rFonts w:ascii="Arial" w:hAnsi="Arial" w:cs="Arial"/>
-        </w:rPr>
-        <w:t>understands</w:t>
-      </w:r>
-      <w:proofErr w:type="gramEnd"/>
-      <w:r>
-        <w:rPr>
-          <w:rFonts w:ascii="Arial" w:hAnsi="Arial" w:cs="Arial"/>
-        </w:rPr>
-        <w:t xml:space="preserve"> application software, but at </w:t>
+        <w:t xml:space="preserve">Most people understands application software, but at </w:t>
       </w:r>
       <w:proofErr w:type="spellStart"/>
       <w:r>
@@ -3655,69 +3341,13 @@
         <w:rPr>
           <w:rFonts w:ascii="Arial" w:hAnsi="Arial" w:cs="Arial"/>
         </w:rPr>
-        <w:t xml:space="preserve">Software is executed by the Central Processing </w:t>
-      </w:r>
-      <w:proofErr w:type="gramStart"/>
-      <w:r>
-        <w:rPr>
-          <w:rFonts w:ascii="Arial" w:hAnsi="Arial" w:cs="Arial"/>
-        </w:rPr>
-        <w:t>Unit(</w:t>
-      </w:r>
-      <w:proofErr w:type="gramEnd"/>
-      <w:r>
-        <w:rPr>
-          <w:rFonts w:ascii="Arial" w:hAnsi="Arial" w:cs="Arial"/>
-        </w:rPr>
-        <w:t xml:space="preserve">CPU) through a process </w:t>
-      </w:r>
-      <w:proofErr w:type="gramStart"/>
-      <w:r>
-        <w:rPr>
-          <w:rFonts w:ascii="Arial" w:hAnsi="Arial" w:cs="Arial"/>
-        </w:rPr>
-        <w:t>code  “</w:t>
-      </w:r>
-      <w:proofErr w:type="gramEnd"/>
-      <w:r>
-        <w:rPr>
-          <w:rFonts w:ascii="Arial" w:hAnsi="Arial" w:cs="Arial"/>
-        </w:rPr>
-        <w:t xml:space="preserve">Fetch-decode-execute”. Firstly, the Operating system loader places the software code into Random Access Memory (RAM). Then the Central Processing </w:t>
-      </w:r>
-      <w:proofErr w:type="gramStart"/>
-      <w:r>
-        <w:rPr>
-          <w:rFonts w:ascii="Arial" w:hAnsi="Arial" w:cs="Arial"/>
-        </w:rPr>
-        <w:t>Unit(</w:t>
-      </w:r>
-      <w:proofErr w:type="gramEnd"/>
-      <w:r>
-        <w:rPr>
-          <w:rFonts w:ascii="Arial" w:hAnsi="Arial" w:cs="Arial"/>
-        </w:rPr>
-        <w:t>CPU)</w:t>
-      </w:r>
-      <w:r>
-        <w:rPr>
-          <w:rFonts w:ascii="Arial" w:hAnsi="Arial" w:cs="Arial"/>
-        </w:rPr>
-        <w:t xml:space="preserve"> fetches the instruction from the RAM. After that, it decodes the instruction to understand what action is needed. Finally, the Arithmetic Logic Unit (ALU), one of the CPU components responsible for performing logic and mathematic </w:t>
-      </w:r>
-      <w:proofErr w:type="gramStart"/>
-      <w:r>
-        <w:rPr>
-          <w:rFonts w:ascii="Arial" w:hAnsi="Arial" w:cs="Arial"/>
-        </w:rPr>
-        <w:t>operations  execute</w:t>
-      </w:r>
-      <w:proofErr w:type="gramEnd"/>
-      <w:r>
-        <w:rPr>
-          <w:rFonts w:ascii="Arial" w:hAnsi="Arial" w:cs="Arial"/>
-        </w:rPr>
-        <w:t xml:space="preserve"> the instructions and the result is written back to memory or a register.  The software communicates with the hardware using the Operating System and device drivers. When software makes a request, they convert it into raw signals that travel along the</w:t>
+        <w:t>Software is executed by the Central Processing Unit(CPU) through a process code  “Fetch-decode-execute”. Firstly, the Operating system loader places the software code into Random Access Memory (RAM). Then the Central Processing Unit(CPU)</w:t>
+      </w:r>
+      <w:r>
+        <w:rPr>
+          <w:rFonts w:ascii="Arial" w:hAnsi="Arial" w:cs="Arial"/>
+        </w:rPr>
+        <w:t xml:space="preserve"> fetches the instruction from the RAM. After that, it decodes the instruction to understand what action is needed. Finally, the Arithmetic Logic Unit (ALU), one of the CPU components responsible for performing logic and mathematic operations  execute the instructions and the result is written back to memory or a register.  The software communicates with the hardware using the Operating System and device drivers. When software makes a request, they convert it into raw signals that travel along the</w:t>
       </w:r>
       <w:r>
         <w:rPr>
@@ -3746,18 +3376,40 @@
     <w:p>
       <w:pPr>
         <w:pStyle w:val="Heading1"/>
-      </w:pPr>
-      <w:r>
+        <w:rPr>
+          <w:rFonts w:ascii="Arial" w:hAnsi="Arial" w:cs="Arial"/>
+          <w:b/>
+          <w:color w:val="auto"/>
+        </w:rPr>
+      </w:pPr>
+      <w:r>
+        <w:rPr>
+          <w:rFonts w:ascii="Arial" w:hAnsi="Arial" w:cs="Arial"/>
+          <w:b/>
+          <w:color w:val="auto"/>
+        </w:rPr>
+        <w:lastRenderedPageBreak/>
         <w:t>Development Tools for custom software</w:t>
       </w:r>
     </w:p>
     <w:p>
+      <w:pPr>
+        <w:rPr>
+          <w:rFonts w:ascii="Arial" w:hAnsi="Arial" w:cs="Arial"/>
+        </w:rPr>
+      </w:pPr>
       <w:proofErr w:type="spellStart"/>
       <w:r>
+        <w:rPr>
+          <w:rFonts w:ascii="Arial" w:hAnsi="Arial" w:cs="Arial"/>
+        </w:rPr>
         <w:t>QuantumTech</w:t>
       </w:r>
       <w:proofErr w:type="spellEnd"/>
       <w:r>
+        <w:rPr>
+          <w:rFonts w:ascii="Arial" w:hAnsi="Arial" w:cs="Arial"/>
+        </w:rPr>
         <w:t xml:space="preserve"> would like to explore the possibility of including its own custom application software with its computer systems. Software developers will be needed to do this. The following are types of development tools that would likely be utilized by the developers.</w:t>
       </w:r>
     </w:p>
@@ -3768,22 +3420,41 @@
           <w:ilvl w:val="0"/>
           <w:numId w:val="15"/>
         </w:numPr>
-      </w:pPr>
-      <w:r>
-        <w:lastRenderedPageBreak/>
+        <w:rPr>
+          <w:rFonts w:ascii="Arial" w:hAnsi="Arial" w:cs="Arial"/>
+        </w:rPr>
+      </w:pPr>
+      <w:r>
+        <w:rPr>
+          <w:rFonts w:ascii="Arial" w:hAnsi="Arial" w:cs="Arial"/>
+        </w:rPr>
         <w:t>Compilers</w:t>
       </w:r>
     </w:p>
     <w:p>
-      <w:r>
+      <w:pPr>
+        <w:rPr>
+          <w:rFonts w:ascii="Arial" w:hAnsi="Arial" w:cs="Arial"/>
+        </w:rPr>
+      </w:pPr>
+      <w:r>
+        <w:rPr>
+          <w:rFonts w:ascii="Arial" w:hAnsi="Arial" w:cs="Arial"/>
+        </w:rPr>
         <w:t xml:space="preserve">Compilers are programs that translates high level programming languages into low level machine code language or </w:t>
       </w:r>
       <w:proofErr w:type="spellStart"/>
       <w:r>
+        <w:rPr>
+          <w:rFonts w:ascii="Arial" w:hAnsi="Arial" w:cs="Arial"/>
+        </w:rPr>
         <w:t>assemblier</w:t>
       </w:r>
       <w:proofErr w:type="spellEnd"/>
       <w:r>
+        <w:rPr>
+          <w:rFonts w:ascii="Arial" w:hAnsi="Arial" w:cs="Arial"/>
+        </w:rPr>
         <w:t xml:space="preserve">. This tool is crucial as it allows computer system understand what the program is trying to build. Compilers, compiles the full source code at once. </w:t>
       </w:r>
     </w:p>
@@ -3794,13 +3465,27 @@
           <w:ilvl w:val="0"/>
           <w:numId w:val="15"/>
         </w:numPr>
-      </w:pPr>
-      <w:r>
+        <w:rPr>
+          <w:rFonts w:ascii="Arial" w:hAnsi="Arial" w:cs="Arial"/>
+        </w:rPr>
+      </w:pPr>
+      <w:r>
+        <w:rPr>
+          <w:rFonts w:ascii="Arial" w:hAnsi="Arial" w:cs="Arial"/>
+        </w:rPr>
         <w:t>Interpreters</w:t>
       </w:r>
     </w:p>
     <w:p>
-      <w:r>
+      <w:pPr>
+        <w:rPr>
+          <w:rFonts w:ascii="Arial" w:hAnsi="Arial" w:cs="Arial"/>
+        </w:rPr>
+      </w:pPr>
+      <w:r>
+        <w:rPr>
+          <w:rFonts w:ascii="Arial" w:hAnsi="Arial" w:cs="Arial"/>
+        </w:rPr>
         <w:t xml:space="preserve">Interpreters are programs that executes high-level source code line=by-line. </w:t>
       </w:r>
     </w:p>
@@ -3811,28 +3496,38 @@
           <w:ilvl w:val="0"/>
           <w:numId w:val="15"/>
         </w:numPr>
+        <w:rPr>
+          <w:rFonts w:ascii="Arial" w:hAnsi="Arial" w:cs="Arial"/>
+        </w:rPr>
       </w:pPr>
       <w:proofErr w:type="spellStart"/>
       <w:r>
+        <w:rPr>
+          <w:rFonts w:ascii="Arial" w:hAnsi="Arial" w:cs="Arial"/>
+        </w:rPr>
         <w:t>I</w:t>
       </w:r>
       <w:r>
+        <w:rPr>
+          <w:rFonts w:ascii="Arial" w:hAnsi="Arial" w:cs="Arial"/>
+        </w:rPr>
         <w:t>ntergreted</w:t>
       </w:r>
       <w:proofErr w:type="spellEnd"/>
       <w:r>
-        <w:t xml:space="preserve"> Development </w:t>
-      </w:r>
-      <w:proofErr w:type="gramStart"/>
-      <w:r>
-        <w:t>Environment(</w:t>
-      </w:r>
-      <w:proofErr w:type="gramEnd"/>
-      <w:r>
-        <w:t>IDE)</w:t>
-      </w:r>
-    </w:p>
-    <w:p/>
+        <w:rPr>
+          <w:rFonts w:ascii="Arial" w:hAnsi="Arial" w:cs="Arial"/>
+        </w:rPr>
+        <w:t xml:space="preserve"> Development Environment(IDE)</w:t>
+      </w:r>
+    </w:p>
+    <w:p>
+      <w:pPr>
+        <w:rPr>
+          <w:rFonts w:ascii="Arial" w:hAnsi="Arial" w:cs="Arial"/>
+        </w:rPr>
+      </w:pPr>
+    </w:p>
     <w:p>
       <w:pPr>
         <w:pStyle w:val="ListParagraph"/>
@@ -3840,12 +3535,24 @@
           <w:ilvl w:val="0"/>
           <w:numId w:val="15"/>
         </w:numPr>
-      </w:pPr>
-      <w:r>
+        <w:rPr>
+          <w:rFonts w:ascii="Arial" w:hAnsi="Arial" w:cs="Arial"/>
+        </w:rPr>
+      </w:pPr>
+      <w:r>
+        <w:rPr>
+          <w:rFonts w:ascii="Arial" w:hAnsi="Arial" w:cs="Arial"/>
+        </w:rPr>
         <w:t>Version Control</w:t>
       </w:r>
     </w:p>
-    <w:p/>
+    <w:p>
+      <w:pPr>
+        <w:rPr>
+          <w:rFonts w:ascii="Arial" w:hAnsi="Arial" w:cs="Arial"/>
+        </w:rPr>
+      </w:pPr>
+    </w:p>
     <w:p>
       <w:pPr>
         <w:tabs>
@@ -4710,12 +4417,12 @@
   <w:abstractNum w:abstractNumId="9" w15:restartNumberingAfterBreak="0">
     <w:nsid w:val="573C5BD3"/>
     <w:multiLevelType w:val="multilevel"/>
-    <w:tmpl w:val="C526BBD8"/>
+    <w:tmpl w:val="ABAEB69E"/>
     <w:lvl w:ilvl="0">
       <w:start w:val="1"/>
       <w:numFmt w:val="none"/>
       <w:pStyle w:val="Heading1"/>
-      <w:lvlText w:val="2.2"/>
+      <w:lvlText w:val="1.2"/>
       <w:lvlJc w:val="left"/>
       <w:pPr>
         <w:ind w:left="432" w:hanging="432"/>

--- a/Level_4/Level_4(1st Semester)/Computer Systems/L4DC-L4DCBM- Computer Systems- Blessings Tamanga(P00221220).docx
+++ b/Level_4/Level_4(1st Semester)/Computer Systems/L4DC-L4DCBM- Computer Systems- Blessings Tamanga(P00221220).docx
@@ -9,7 +9,6 @@
           <w:ilvl w:val="0"/>
           <w:numId w:val="0"/>
         </w:numPr>
-        <w:ind w:left="432"/>
         <w:rPr>
           <w:rFonts w:ascii="Arial" w:hAnsi="Arial" w:cs="Arial"/>
           <w:b/>
@@ -385,21 +384,7 @@
         <w:rPr>
           <w:rFonts w:ascii="Arial" w:hAnsi="Arial" w:cs="Arial"/>
         </w:rPr>
-        <w:t xml:space="preserve">improving </w:t>
-      </w:r>
-      <w:proofErr w:type="spellStart"/>
-      <w:r>
-        <w:rPr>
-          <w:rFonts w:ascii="Arial" w:hAnsi="Arial" w:cs="Arial"/>
-        </w:rPr>
-        <w:t>therir</w:t>
-      </w:r>
-      <w:proofErr w:type="spellEnd"/>
-      <w:r>
-        <w:rPr>
-          <w:rFonts w:ascii="Arial" w:hAnsi="Arial" w:cs="Arial"/>
-        </w:rPr>
-        <w:t xml:space="preserve"> processing speed is one of the major factors that contributed to this evolution</w:t>
+        <w:t>improving their processing speed is one of the major factors that contributed to this evolution</w:t>
       </w:r>
       <w:r>
         <w:rPr>
@@ -509,7 +494,7 @@
         <w:rPr>
           <w:rFonts w:ascii="Arial" w:hAnsi="Arial" w:cs="Arial"/>
         </w:rPr>
-        <w:t xml:space="preserve"> Hardware components examples include Central Processing Unit(CPU), Random Access Memory</w:t>
+        <w:t xml:space="preserve"> Hardware components examples include Central Processing Unit</w:t>
       </w:r>
       <w:r>
         <w:rPr>
@@ -521,6 +506,18 @@
         <w:rPr>
           <w:rFonts w:ascii="Arial" w:hAnsi="Arial" w:cs="Arial"/>
         </w:rPr>
+        <w:t>(CPU), Random Access Memory</w:t>
+      </w:r>
+      <w:r>
+        <w:rPr>
+          <w:rFonts w:ascii="Arial" w:hAnsi="Arial" w:cs="Arial"/>
+        </w:rPr>
+        <w:t xml:space="preserve"> </w:t>
+      </w:r>
+      <w:r>
+        <w:rPr>
+          <w:rFonts w:ascii="Arial" w:hAnsi="Arial" w:cs="Arial"/>
+        </w:rPr>
         <w:t>(RAM) and storage devices which must work together efficiently with the operating system and other software to deliver reliable performance. Understanding how these components operate and interact is essential for developing computer systems that outstands the growing demands of modern market.</w:t>
       </w:r>
     </w:p>
@@ -565,21 +562,7 @@
         <w:rPr>
           <w:rFonts w:ascii="Arial" w:hAnsi="Arial" w:cs="Arial"/>
         </w:rPr>
-        <w:t xml:space="preserve"> technologies are applied withing </w:t>
-      </w:r>
-      <w:proofErr w:type="spellStart"/>
-      <w:r>
-        <w:rPr>
-          <w:rFonts w:ascii="Arial" w:hAnsi="Arial" w:cs="Arial"/>
-        </w:rPr>
-        <w:t>QuantumTech</w:t>
-      </w:r>
-      <w:proofErr w:type="spellEnd"/>
-      <w:r>
-        <w:rPr>
-          <w:rFonts w:ascii="Arial" w:hAnsi="Arial" w:cs="Arial"/>
-        </w:rPr>
-        <w:t xml:space="preserve">, a </w:t>
+        <w:t xml:space="preserve"> technologies are applied withing QuantumTech, a </w:t>
       </w:r>
       <w:r>
         <w:rPr>
@@ -599,14 +582,12 @@
         </w:rPr>
         <w:t xml:space="preserve"> the </w:t>
       </w:r>
-      <w:proofErr w:type="spellStart"/>
       <w:r>
         <w:rPr>
           <w:rFonts w:ascii="Arial" w:hAnsi="Arial" w:cs="Arial"/>
         </w:rPr>
         <w:t>QuantumX</w:t>
       </w:r>
-      <w:proofErr w:type="spellEnd"/>
       <w:r>
         <w:rPr>
           <w:rFonts w:ascii="Arial" w:hAnsi="Arial" w:cs="Arial"/>
@@ -797,78 +778,26 @@
           <w:color w:val="auto"/>
         </w:rPr>
         <w:lastRenderedPageBreak/>
-        <w:t xml:space="preserve">The </w:t>
-      </w:r>
-      <w:proofErr w:type="spellStart"/>
-      <w:r>
-        <w:rPr>
-          <w:rFonts w:ascii="Arial" w:hAnsi="Arial" w:cs="Arial"/>
-          <w:b/>
-          <w:color w:val="auto"/>
-        </w:rPr>
-        <w:t>QuantumX</w:t>
-      </w:r>
-      <w:proofErr w:type="spellEnd"/>
-    </w:p>
-    <w:p>
-      <w:pPr>
-        <w:rPr>
-          <w:rFonts w:ascii="Arial" w:hAnsi="Arial" w:cs="Arial"/>
-        </w:rPr>
-      </w:pPr>
-      <w:r>
-        <w:rPr>
-          <w:rFonts w:ascii="Arial" w:hAnsi="Arial" w:cs="Arial"/>
-        </w:rPr>
-        <w:t xml:space="preserve">This section explains how </w:t>
-      </w:r>
-      <w:proofErr w:type="spellStart"/>
-      <w:r>
-        <w:rPr>
-          <w:rFonts w:ascii="Arial" w:hAnsi="Arial" w:cs="Arial"/>
-        </w:rPr>
-        <w:t>QuantumTech</w:t>
-      </w:r>
-      <w:proofErr w:type="spellEnd"/>
-      <w:r>
-        <w:rPr>
-          <w:rFonts w:ascii="Arial" w:hAnsi="Arial" w:cs="Arial"/>
-        </w:rPr>
-        <w:t xml:space="preserve"> uses digital technology in manufacturing</w:t>
-      </w:r>
-      <w:r>
-        <w:rPr>
-          <w:rFonts w:ascii="Arial" w:hAnsi="Arial" w:cs="Arial"/>
-        </w:rPr>
-        <w:t xml:space="preserve"> the </w:t>
-      </w:r>
-      <w:proofErr w:type="spellStart"/>
-      <w:r>
-        <w:rPr>
-          <w:rFonts w:ascii="Arial" w:hAnsi="Arial" w:cs="Arial"/>
-        </w:rPr>
-        <w:t>QuantumX</w:t>
-      </w:r>
-      <w:proofErr w:type="spellEnd"/>
-      <w:r>
-        <w:rPr>
-          <w:rFonts w:ascii="Arial" w:hAnsi="Arial" w:cs="Arial"/>
-        </w:rPr>
-        <w:t xml:space="preserve"> desktop computer and outlines the hardware architecture, operating system functionalities and procedures to enhance the business productivity for technology startups in </w:t>
-      </w:r>
-      <w:proofErr w:type="spellStart"/>
-      <w:r>
-        <w:rPr>
-          <w:rFonts w:ascii="Arial" w:hAnsi="Arial" w:cs="Arial"/>
-        </w:rPr>
-        <w:t>Techville</w:t>
-      </w:r>
-      <w:proofErr w:type="spellEnd"/>
-      <w:r>
-        <w:rPr>
-          <w:rFonts w:ascii="Arial" w:hAnsi="Arial" w:cs="Arial"/>
-        </w:rPr>
-        <w:t>.</w:t>
+        <w:t>The QuantumX</w:t>
+      </w:r>
+    </w:p>
+    <w:p>
+      <w:pPr>
+        <w:rPr>
+          <w:rFonts w:ascii="Arial" w:hAnsi="Arial" w:cs="Arial"/>
+        </w:rPr>
+      </w:pPr>
+      <w:r>
+        <w:rPr>
+          <w:rFonts w:ascii="Arial" w:hAnsi="Arial" w:cs="Arial"/>
+        </w:rPr>
+        <w:t>This section explains how QuantumTech uses digital technology in manufacturing</w:t>
+      </w:r>
+      <w:r>
+        <w:rPr>
+          <w:rFonts w:ascii="Arial" w:hAnsi="Arial" w:cs="Arial"/>
+        </w:rPr>
+        <w:t xml:space="preserve"> the QuantumX desktop computer and outlines the hardware architecture, operating system functionalities and procedures to enhance the business productivity for technology startups in Techville.</w:t>
       </w:r>
     </w:p>
     <w:p>
@@ -1005,13 +934,31 @@
         <w:rPr>
           <w:rFonts w:ascii="Arial" w:hAnsi="Arial" w:cs="Arial"/>
         </w:rPr>
-        <w:t xml:space="preserve"> component is Central Processing Unit (CPU). It is the core component of the computer system</w:t>
-      </w:r>
-      <w:r>
-        <w:rPr>
-          <w:rFonts w:ascii="Arial" w:hAnsi="Arial" w:cs="Arial"/>
-        </w:rPr>
-        <w:t>, it performs calculations, processes instructions and controls operations of almost every other hardware component therefore is it referred as</w:t>
+        <w:t xml:space="preserve"> component</w:t>
+      </w:r>
+      <w:r>
+        <w:rPr>
+          <w:rFonts w:ascii="Arial" w:hAnsi="Arial" w:cs="Arial"/>
+        </w:rPr>
+        <w:t>s</w:t>
+      </w:r>
+      <w:r>
+        <w:rPr>
+          <w:rFonts w:ascii="Arial" w:hAnsi="Arial" w:cs="Arial"/>
+        </w:rPr>
+        <w:t xml:space="preserve"> is Central Processing Unit (CPU). It is the core component of the computer system</w:t>
+      </w:r>
+      <w:r>
+        <w:rPr>
+          <w:rFonts w:ascii="Arial" w:hAnsi="Arial" w:cs="Arial"/>
+        </w:rPr>
+        <w:t>.</w:t>
+      </w:r>
+      <w:r>
+        <w:rPr>
+          <w:rFonts w:ascii="Arial" w:hAnsi="Arial" w:cs="Arial"/>
+        </w:rPr>
+        <w:t xml:space="preserve"> it performs calculations, processes instructions and controls operations of almost every other hardware component therefore is it referred as</w:t>
       </w:r>
       <w:r>
         <w:rPr>
@@ -1109,7 +1056,7 @@
         <w:rPr>
           <w:rFonts w:ascii="Arial" w:hAnsi="Arial" w:cs="Arial"/>
         </w:rPr>
-        <w:t xml:space="preserve">t processing unit within the CPU. The cores are capable of executing tasks independently. A CPU having multiple cores can handle a number of operations faster compared to a CPU having only one cores thereby affecting overall performance of the </w:t>
+        <w:t xml:space="preserve">t processing unit within the CPU. The cores are capable of executing tasks independently. A CPU having multiple cores can handle a number of operations faster compared to a CPU having only one core thereby affecting overall performance of the </w:t>
       </w:r>
       <w:r>
         <w:rPr>
@@ -1133,41 +1080,55 @@
         <w:rPr>
           <w:rFonts w:ascii="Arial" w:hAnsi="Arial" w:cs="Arial"/>
         </w:rPr>
-        <w:t xml:space="preserve">Apart from number of cores the computer performance is also affected by clock speed and cache memory size. Clock speed refers to while Cache is small storage found in the CPU which holds frequently accessed instructions reducing time the CPU takes to go into the memory to find </w:t>
-      </w:r>
-      <w:proofErr w:type="spellStart"/>
-      <w:r>
-        <w:rPr>
-          <w:rFonts w:ascii="Arial" w:hAnsi="Arial" w:cs="Arial"/>
-        </w:rPr>
-        <w:t>instructions.</w:t>
-      </w:r>
-      <w:r>
-        <w:rPr>
-          <w:rFonts w:ascii="Arial" w:hAnsi="Arial" w:cs="Arial"/>
-        </w:rPr>
-        <w:t>The</w:t>
-      </w:r>
-      <w:proofErr w:type="spellEnd"/>
-      <w:r>
-        <w:rPr>
-          <w:rFonts w:ascii="Arial" w:hAnsi="Arial" w:cs="Arial"/>
-        </w:rPr>
-        <w:t xml:space="preserve"> Quan</w:t>
-      </w:r>
-      <w:proofErr w:type="spellStart"/>
-      <w:r>
-        <w:rPr>
-          <w:rFonts w:ascii="Arial" w:hAnsi="Arial" w:cs="Arial"/>
-        </w:rPr>
-        <w:t>tumX</w:t>
-      </w:r>
-      <w:proofErr w:type="spellEnd"/>
-      <w:r>
-        <w:rPr>
-          <w:rFonts w:ascii="Arial" w:hAnsi="Arial" w:cs="Arial"/>
-        </w:rPr>
-        <w:t xml:space="preserve"> utilizes a multi-core CPU with high clock speeds and large cache memory.</w:t>
+        <w:t>Apart from number of cores the computer performance is also affected by clock speed and cache memory size. Clock speed refers to</w:t>
+      </w:r>
+      <w:r>
+        <w:rPr>
+          <w:rFonts w:ascii="Arial" w:hAnsi="Arial" w:cs="Arial"/>
+        </w:rPr>
+        <w:t xml:space="preserve"> rate at which CPU executes instructions while</w:t>
+      </w:r>
+      <w:r>
+        <w:rPr>
+          <w:rFonts w:ascii="Arial" w:hAnsi="Arial" w:cs="Arial"/>
+        </w:rPr>
+        <w:t xml:space="preserve"> Cache is small storage found in the CPU which holds frequently accessed instructions reducing time the CPU takes to go into the memory to find</w:t>
+      </w:r>
+      <w:r>
+        <w:rPr>
+          <w:rFonts w:ascii="Arial" w:hAnsi="Arial" w:cs="Arial"/>
+        </w:rPr>
+        <w:t xml:space="preserve"> the frequently used</w:t>
+      </w:r>
+      <w:r>
+        <w:rPr>
+          <w:rFonts w:ascii="Arial" w:hAnsi="Arial" w:cs="Arial"/>
+        </w:rPr>
+        <w:t xml:space="preserve"> instruction</w:t>
+      </w:r>
+      <w:r>
+        <w:rPr>
+          <w:rFonts w:ascii="Arial" w:hAnsi="Arial" w:cs="Arial"/>
+        </w:rPr>
+        <w:t>s</w:t>
+      </w:r>
+      <w:r>
+        <w:rPr>
+          <w:rFonts w:ascii="Arial" w:hAnsi="Arial" w:cs="Arial"/>
+        </w:rPr>
+        <w:t>.</w:t>
+      </w:r>
+      <w:r>
+        <w:rPr>
+          <w:rFonts w:ascii="Arial" w:hAnsi="Arial" w:cs="Arial"/>
+        </w:rPr>
+        <w:t xml:space="preserve"> </w:t>
+      </w:r>
+      <w:r>
+        <w:rPr>
+          <w:rFonts w:ascii="Arial" w:hAnsi="Arial" w:cs="Arial"/>
+        </w:rPr>
+        <w:t>The QuantumX utilizes a multi-core CPU with high clock speeds and large cache memory.</w:t>
       </w:r>
     </w:p>
     <w:p>
@@ -1198,7 +1159,43 @@
         <w:rPr>
           <w:rFonts w:ascii="Arial" w:hAnsi="Arial" w:cs="Arial"/>
         </w:rPr>
-        <w:t>Random Access Memory(RAM) serving as the computer’s primary memory storing memory of running processes. The higher the capacity of the RAM the faster the PC becomes and the lower the speed of the RAM the lower the operation.</w:t>
+        <w:t>Random Access Memory</w:t>
+      </w:r>
+      <w:r>
+        <w:rPr>
+          <w:rFonts w:ascii="Arial" w:hAnsi="Arial" w:cs="Arial"/>
+        </w:rPr>
+        <w:t xml:space="preserve"> </w:t>
+      </w:r>
+      <w:r>
+        <w:rPr>
+          <w:rFonts w:ascii="Arial" w:hAnsi="Arial" w:cs="Arial"/>
+        </w:rPr>
+        <w:t xml:space="preserve">(RAM) serving as the computer’s primary memory storing memory of running processes. The higher the capacity of the RAM the faster the PC becomes and the lower the </w:t>
+      </w:r>
+      <w:r>
+        <w:rPr>
+          <w:rFonts w:ascii="Arial" w:hAnsi="Arial" w:cs="Arial"/>
+        </w:rPr>
+        <w:t>capacity</w:t>
+      </w:r>
+      <w:r>
+        <w:rPr>
+          <w:rFonts w:ascii="Arial" w:hAnsi="Arial" w:cs="Arial"/>
+        </w:rPr>
+        <w:t xml:space="preserve"> of the RAM the </w:t>
+      </w:r>
+      <w:r>
+        <w:rPr>
+          <w:rFonts w:ascii="Arial" w:hAnsi="Arial" w:cs="Arial"/>
+        </w:rPr>
+        <w:t>s</w:t>
+      </w:r>
+      <w:r>
+        <w:rPr>
+          <w:rFonts w:ascii="Arial" w:hAnsi="Arial" w:cs="Arial"/>
+        </w:rPr>
+        <w:t>lower the operation.</w:t>
       </w:r>
     </w:p>
     <w:p>
@@ -1229,27 +1226,37 @@
         <w:rPr>
           <w:rFonts w:ascii="Arial" w:hAnsi="Arial" w:cs="Arial"/>
         </w:rPr>
-        <w:t xml:space="preserve">The storage component specifically Solid State Devices which provides rapid data writing and retrieval, Unlike traditional Hard Disk Drives(HDD) which has moving parts which needs to start first before allowing the retrieval or writing of data. </w:t>
-      </w:r>
-      <w:r>
-        <w:rPr>
-          <w:rFonts w:ascii="Arial" w:hAnsi="Arial" w:cs="Arial"/>
-        </w:rPr>
-        <w:t xml:space="preserve">By utilizing these technologies, </w:t>
-      </w:r>
-      <w:proofErr w:type="spellStart"/>
-      <w:r>
-        <w:rPr>
-          <w:rFonts w:ascii="Arial" w:hAnsi="Arial" w:cs="Arial"/>
-        </w:rPr>
-        <w:t>QuantumX</w:t>
-      </w:r>
-      <w:proofErr w:type="spellEnd"/>
-      <w:r>
-        <w:rPr>
-          <w:rFonts w:ascii="Arial" w:hAnsi="Arial" w:cs="Arial"/>
-        </w:rPr>
-        <w:t xml:space="preserve"> minimizes CPU wait times (Bottlenecks), thereby improving system efficiency and supporting heavy multitasking.</w:t>
+        <w:t>The storage component specifically Solid State D</w:t>
+      </w:r>
+      <w:r>
+        <w:rPr>
+          <w:rFonts w:ascii="Arial" w:hAnsi="Arial" w:cs="Arial"/>
+        </w:rPr>
+        <w:t>rives</w:t>
+      </w:r>
+      <w:r>
+        <w:rPr>
+          <w:rFonts w:ascii="Arial" w:hAnsi="Arial" w:cs="Arial"/>
+        </w:rPr>
+        <w:t xml:space="preserve"> which provides rapid writing and retrieval</w:t>
+      </w:r>
+      <w:r>
+        <w:rPr>
+          <w:rFonts w:ascii="Arial" w:hAnsi="Arial" w:cs="Arial"/>
+        </w:rPr>
+        <w:t xml:space="preserve"> of data</w:t>
+      </w:r>
+      <w:r>
+        <w:rPr>
+          <w:rFonts w:ascii="Arial" w:hAnsi="Arial" w:cs="Arial"/>
+        </w:rPr>
+        <w:t xml:space="preserve">, Unlike traditional Hard Disk Drives(HDD) which has moving parts which needs to start first before allowing the retrieval or writing of data. </w:t>
+      </w:r>
+      <w:r>
+        <w:rPr>
+          <w:rFonts w:ascii="Arial" w:hAnsi="Arial" w:cs="Arial"/>
+        </w:rPr>
+        <w:t>By utilizing these technologies, QuantumX minimizes CPU wait times (Bottlenecks), thereby improving system efficiency and supporting heavy multitasking.</w:t>
       </w:r>
     </w:p>
     <w:p>
@@ -1294,35 +1301,7 @@
         <w:rPr>
           <w:rFonts w:ascii="Arial" w:hAnsi="Arial" w:cs="Arial"/>
         </w:rPr>
-        <w:t xml:space="preserve">Regardless that </w:t>
-      </w:r>
-      <w:proofErr w:type="spellStart"/>
-      <w:r>
-        <w:rPr>
-          <w:rFonts w:ascii="Arial" w:hAnsi="Arial" w:cs="Arial"/>
-        </w:rPr>
-        <w:t>QuantumX</w:t>
-      </w:r>
-      <w:proofErr w:type="spellEnd"/>
-      <w:r>
-        <w:rPr>
-          <w:rFonts w:ascii="Arial" w:hAnsi="Arial" w:cs="Arial"/>
-        </w:rPr>
-        <w:t xml:space="preserve"> is a microcomputer, </w:t>
-      </w:r>
-      <w:proofErr w:type="spellStart"/>
-      <w:r>
-        <w:rPr>
-          <w:rFonts w:ascii="Arial" w:hAnsi="Arial" w:cs="Arial"/>
-        </w:rPr>
-        <w:t>QuantumTech</w:t>
-      </w:r>
-      <w:proofErr w:type="spellEnd"/>
-      <w:r>
-        <w:rPr>
-          <w:rFonts w:ascii="Arial" w:hAnsi="Arial" w:cs="Arial"/>
-        </w:rPr>
-        <w:t xml:space="preserve"> must understand other classes of computers. According to </w:t>
+        <w:t xml:space="preserve">Regardless that QuantumX is a microcomputer, QuantumTech must understand other classes of computers. According to </w:t>
       </w:r>
       <w:sdt>
         <w:sdtPr>
@@ -1372,21 +1351,7 @@
         <w:rPr>
           <w:rFonts w:ascii="Arial" w:hAnsi="Arial" w:cs="Arial"/>
         </w:rPr>
-        <w:t xml:space="preserve"> computers are of classified differently in accordance to size, purpose, functionality and performance. </w:t>
-      </w:r>
-      <w:proofErr w:type="spellStart"/>
-      <w:r>
-        <w:rPr>
-          <w:rFonts w:ascii="Arial" w:hAnsi="Arial" w:cs="Arial"/>
-        </w:rPr>
-        <w:t>QuantumX</w:t>
-      </w:r>
-      <w:proofErr w:type="spellEnd"/>
-      <w:r>
-        <w:rPr>
-          <w:rFonts w:ascii="Arial" w:hAnsi="Arial" w:cs="Arial"/>
-        </w:rPr>
-        <w:t xml:space="preserve"> is being classified based on its size which is Microcomputers or personal computers. </w:t>
+        <w:t xml:space="preserve"> computers are of classified differently in accordance to size, purpose, functionality and performance. QuantumX is being classified based on its size which is Microcomputers or personal computers. </w:t>
       </w:r>
       <w:r>
         <w:rPr>
@@ -1394,19 +1359,53 @@
         </w:rPr>
         <w:t xml:space="preserve">Microcomputers are based on a microprocessor which </w:t>
       </w:r>
-      <w:proofErr w:type="spellStart"/>
-      <w:r>
-        <w:rPr>
-          <w:rFonts w:ascii="Arial" w:hAnsi="Arial" w:cs="Arial"/>
-        </w:rPr>
-        <w:t>intergrates</w:t>
-      </w:r>
-      <w:proofErr w:type="spellEnd"/>
-      <w:r>
-        <w:rPr>
-          <w:rFonts w:ascii="Arial" w:hAnsi="Arial" w:cs="Arial"/>
-        </w:rPr>
-        <w:t xml:space="preserve"> the functions of a computer’s central processing unit (CPU) on a single chip</w:t>
+      <w:r>
+        <w:rPr>
+          <w:rFonts w:ascii="Arial" w:hAnsi="Arial" w:cs="Arial"/>
+        </w:rPr>
+        <w:t>integrates</w:t>
+      </w:r>
+      <w:r>
+        <w:rPr>
+          <w:rFonts w:ascii="Arial" w:hAnsi="Arial" w:cs="Arial"/>
+        </w:rPr>
+        <w:t xml:space="preserve"> the functions of a computer’s </w:t>
+      </w:r>
+      <w:r>
+        <w:rPr>
+          <w:rFonts w:ascii="Arial" w:hAnsi="Arial" w:cs="Arial"/>
+        </w:rPr>
+        <w:t>C</w:t>
+      </w:r>
+      <w:r>
+        <w:rPr>
+          <w:rFonts w:ascii="Arial" w:hAnsi="Arial" w:cs="Arial"/>
+        </w:rPr>
+        <w:t xml:space="preserve">entral </w:t>
+      </w:r>
+      <w:r>
+        <w:rPr>
+          <w:rFonts w:ascii="Arial" w:hAnsi="Arial" w:cs="Arial"/>
+        </w:rPr>
+        <w:t>P</w:t>
+      </w:r>
+      <w:r>
+        <w:rPr>
+          <w:rFonts w:ascii="Arial" w:hAnsi="Arial" w:cs="Arial"/>
+        </w:rPr>
+        <w:t xml:space="preserve">rocessing </w:t>
+      </w:r>
+      <w:r>
+        <w:rPr>
+          <w:rFonts w:ascii="Arial" w:hAnsi="Arial" w:cs="Arial"/>
+        </w:rPr>
+        <w:t>U</w:t>
+      </w:r>
+      <w:r>
+        <w:rPr>
+          <w:rFonts w:ascii="Arial" w:hAnsi="Arial" w:cs="Arial"/>
+        </w:rPr>
+        <w:t>nit (CPU) on a single chip</w:t>
       </w:r>
       <w:r>
         <w:rPr>
@@ -1418,30 +1417,14 @@
         <w:rPr>
           <w:rFonts w:ascii="Arial" w:hAnsi="Arial" w:cs="Arial"/>
         </w:rPr>
-        <w:t xml:space="preserve">s. </w:t>
-      </w:r>
-      <w:proofErr w:type="spellStart"/>
-      <w:r>
-        <w:rPr>
-          <w:rFonts w:ascii="Arial" w:hAnsi="Arial" w:cs="Arial"/>
-        </w:rPr>
-        <w:t>Microcumputers</w:t>
-      </w:r>
-      <w:proofErr w:type="spellEnd"/>
-      <w:r>
-        <w:rPr>
-          <w:rFonts w:ascii="Arial" w:hAnsi="Arial" w:cs="Arial"/>
-        </w:rPr>
-        <w:t xml:space="preserve"> include Desktop PCs, Laptops, tablets </w:t>
-      </w:r>
-      <w:proofErr w:type="spellStart"/>
-      <w:r>
-        <w:rPr>
-          <w:rFonts w:ascii="Arial" w:hAnsi="Arial" w:cs="Arial"/>
-        </w:rPr>
-        <w:t>ans</w:t>
-      </w:r>
-      <w:proofErr w:type="spellEnd"/>
+        <w:t>s. Microcumputers include Desktop PCs, Laptops, tablets an</w:t>
+      </w:r>
+      <w:r>
+        <w:rPr>
+          <w:rFonts w:ascii="Arial" w:hAnsi="Arial" w:cs="Arial"/>
+        </w:rPr>
+        <w:t>d</w:t>
+      </w:r>
       <w:r>
         <w:rPr>
           <w:rFonts w:ascii="Arial" w:hAnsi="Arial" w:cs="Arial"/>
@@ -1458,7 +1441,13 @@
         <w:rPr>
           <w:rFonts w:ascii="Arial" w:hAnsi="Arial" w:cs="Arial"/>
         </w:rPr>
-        <w:t>Therefore, there are also other classes of computer based on side which includes  the following.</w:t>
+        <w:t>However, QuantumTech needs to have knowledge in the following</w:t>
+      </w:r>
+      <w:r>
+        <w:rPr>
+          <w:rFonts w:ascii="Arial" w:hAnsi="Arial" w:cs="Arial"/>
+        </w:rPr>
+        <w:t>.</w:t>
       </w:r>
     </w:p>
     <w:p>
@@ -1475,6 +1464,7 @@
           <w:ilvl w:val="0"/>
           <w:numId w:val="4"/>
         </w:numPr>
+        <w:ind w:left="1800"/>
         <w:rPr>
           <w:rFonts w:ascii="Arial" w:hAnsi="Arial" w:cs="Arial"/>
         </w:rPr>
@@ -1488,25 +1478,93 @@
     </w:p>
     <w:p>
       <w:pPr>
-        <w:rPr>
-          <w:rFonts w:ascii="Arial" w:hAnsi="Arial" w:cs="Arial"/>
-        </w:rPr>
-      </w:pPr>
-      <w:r>
-        <w:rPr>
-          <w:rFonts w:ascii="Arial" w:hAnsi="Arial" w:cs="Arial"/>
-        </w:rPr>
-        <w:t xml:space="preserve">Supercomputers are one of the example class of the computers based on size. Supercomputers are the most powerful computers. They have high processing power which makes them suitable fir extremely complex computations and tasks that requires massive data processing capabilities for instance scientific simulations and weather forecasting. </w:t>
-      </w:r>
-      <w:r>
-        <w:rPr>
-          <w:rFonts w:ascii="Arial" w:hAnsi="Arial" w:cs="Arial"/>
-        </w:rPr>
-        <w:t>Some of the characters of supercomputers include having high performance and memory systems and costly. Examples of supercomputers are IBM Blue Gene and Cray XT5.</w:t>
-      </w:r>
-    </w:p>
-    <w:p>
-      <w:pPr>
+        <w:ind w:left="1080"/>
+        <w:rPr>
+          <w:rFonts w:ascii="Arial" w:hAnsi="Arial" w:cs="Arial"/>
+        </w:rPr>
+      </w:pPr>
+      <w:r>
+        <w:rPr>
+          <w:rFonts w:ascii="Arial" w:hAnsi="Arial" w:cs="Arial"/>
+        </w:rPr>
+        <w:t>Supercomputers are one of the example class</w:t>
+      </w:r>
+      <w:r>
+        <w:rPr>
+          <w:rFonts w:ascii="Arial" w:hAnsi="Arial" w:cs="Arial"/>
+        </w:rPr>
+        <w:t>es</w:t>
+      </w:r>
+      <w:r>
+        <w:rPr>
+          <w:rFonts w:ascii="Arial" w:hAnsi="Arial" w:cs="Arial"/>
+        </w:rPr>
+        <w:t xml:space="preserve"> of the compute</w:t>
+      </w:r>
+      <w:r>
+        <w:rPr>
+          <w:rFonts w:ascii="Arial" w:hAnsi="Arial" w:cs="Arial"/>
+        </w:rPr>
+        <w:t>r systems</w:t>
+      </w:r>
+      <w:r>
+        <w:rPr>
+          <w:rFonts w:ascii="Arial" w:hAnsi="Arial" w:cs="Arial"/>
+        </w:rPr>
+        <w:t xml:space="preserve"> based on size. Supercomputers are the most powerful computers. They have high processing power which makes them suitable f</w:t>
+      </w:r>
+      <w:r>
+        <w:rPr>
+          <w:rFonts w:ascii="Arial" w:hAnsi="Arial" w:cs="Arial"/>
+        </w:rPr>
+        <w:t>or</w:t>
+      </w:r>
+      <w:r>
+        <w:rPr>
+          <w:rFonts w:ascii="Arial" w:hAnsi="Arial" w:cs="Arial"/>
+        </w:rPr>
+        <w:t xml:space="preserve"> extremely complex computations and tasks that requires massive data processing capabilities for instance scientific simulations and weather forecasting. </w:t>
+      </w:r>
+      <w:r>
+        <w:rPr>
+          <w:rFonts w:ascii="Arial" w:hAnsi="Arial" w:cs="Arial"/>
+        </w:rPr>
+        <w:t>Some of the characters of supercomputers include having high performance and memory systems</w:t>
+      </w:r>
+      <w:r>
+        <w:rPr>
+          <w:rFonts w:ascii="Arial" w:hAnsi="Arial" w:cs="Arial"/>
+        </w:rPr>
+        <w:t>. Supercomputers are</w:t>
+      </w:r>
+      <w:r>
+        <w:rPr>
+          <w:rFonts w:ascii="Arial" w:hAnsi="Arial" w:cs="Arial"/>
+        </w:rPr>
+        <w:t xml:space="preserve"> </w:t>
+      </w:r>
+      <w:r>
+        <w:rPr>
+          <w:rFonts w:ascii="Arial" w:hAnsi="Arial" w:cs="Arial"/>
+        </w:rPr>
+        <w:t>expensive</w:t>
+      </w:r>
+      <w:r>
+        <w:rPr>
+          <w:rFonts w:ascii="Arial" w:hAnsi="Arial" w:cs="Arial"/>
+        </w:rPr>
+        <w:t xml:space="preserve"> to build as well as to buy</w:t>
+      </w:r>
+      <w:r>
+        <w:rPr>
+          <w:rFonts w:ascii="Arial" w:hAnsi="Arial" w:cs="Arial"/>
+        </w:rPr>
+        <w:t>. Examples of supercomputers are IBM Blue Gene and Cray XT5.</w:t>
+      </w:r>
+    </w:p>
+    <w:p>
+      <w:pPr>
+        <w:ind w:left="1080"/>
         <w:rPr>
           <w:rFonts w:ascii="Arial" w:hAnsi="Arial" w:cs="Arial"/>
         </w:rPr>
@@ -1519,6 +1577,7 @@
           <w:ilvl w:val="0"/>
           <w:numId w:val="4"/>
         </w:numPr>
+        <w:ind w:left="1800"/>
         <w:rPr>
           <w:rFonts w:ascii="Arial" w:hAnsi="Arial" w:cs="Arial"/>
         </w:rPr>
@@ -1532,6 +1591,7 @@
     </w:p>
     <w:p>
       <w:pPr>
+        <w:ind w:left="1080"/>
         <w:rPr>
           <w:rFonts w:ascii="Arial" w:hAnsi="Arial" w:cs="Arial"/>
         </w:rPr>
@@ -1546,21 +1606,7 @@
         <w:rPr>
           <w:rFonts w:ascii="Arial" w:hAnsi="Arial" w:cs="Arial"/>
         </w:rPr>
-        <w:t xml:space="preserve">supporting large population of users smoothly, </w:t>
-      </w:r>
-      <w:proofErr w:type="spellStart"/>
-      <w:r>
-        <w:rPr>
-          <w:rFonts w:ascii="Arial" w:hAnsi="Arial" w:cs="Arial"/>
-        </w:rPr>
-        <w:t>realiable</w:t>
-      </w:r>
-      <w:proofErr w:type="spellEnd"/>
-      <w:r>
-        <w:rPr>
-          <w:rFonts w:ascii="Arial" w:hAnsi="Arial" w:cs="Arial"/>
-        </w:rPr>
-        <w:t>, scalable and processing large volume of data. Examples of Mainframes include IBM Z Seres and Unisys ClearPath.</w:t>
+        <w:t>supporting large population of users smoothly, scalable and processing large volume of data. Examples of Mainframes include IBM Z Seres and Unisys ClearPath.</w:t>
       </w:r>
     </w:p>
     <w:p>
@@ -1599,58 +1645,14 @@
         <w:rPr>
           <w:rFonts w:ascii="Arial" w:hAnsi="Arial" w:cs="Arial"/>
           <w:bCs/>
-          <w:sz w:val="28"/>
-          <w:szCs w:val="28"/>
         </w:rPr>
       </w:pPr>
       <w:r>
         <w:rPr>
           <w:rFonts w:ascii="Arial" w:hAnsi="Arial" w:cs="Arial"/>
           <w:bCs/>
-          <w:sz w:val="28"/>
-          <w:szCs w:val="28"/>
-        </w:rPr>
-        <w:t xml:space="preserve">To boost sales and advance their services </w:t>
-      </w:r>
-      <w:proofErr w:type="spellStart"/>
-      <w:r>
-        <w:rPr>
-          <w:rFonts w:ascii="Arial" w:hAnsi="Arial" w:cs="Arial"/>
-          <w:bCs/>
-          <w:sz w:val="28"/>
-          <w:szCs w:val="28"/>
-        </w:rPr>
-        <w:t>QuantumTech</w:t>
-      </w:r>
-      <w:proofErr w:type="spellEnd"/>
-      <w:r>
-        <w:rPr>
-          <w:rFonts w:ascii="Arial" w:hAnsi="Arial" w:cs="Arial"/>
-          <w:bCs/>
-          <w:sz w:val="28"/>
-          <w:szCs w:val="28"/>
-        </w:rPr>
-        <w:t xml:space="preserve"> needs to keep updating its services and its operations in accordance to how the world is evolving. The following are some of the areas </w:t>
-      </w:r>
-      <w:proofErr w:type="spellStart"/>
-      <w:r>
-        <w:rPr>
-          <w:rFonts w:ascii="Arial" w:hAnsi="Arial" w:cs="Arial"/>
-          <w:bCs/>
-          <w:sz w:val="28"/>
-          <w:szCs w:val="28"/>
-        </w:rPr>
-        <w:t>QuantumTech</w:t>
-      </w:r>
-      <w:proofErr w:type="spellEnd"/>
-      <w:r>
-        <w:rPr>
-          <w:rFonts w:ascii="Arial" w:hAnsi="Arial" w:cs="Arial"/>
-          <w:bCs/>
-          <w:sz w:val="28"/>
-          <w:szCs w:val="28"/>
-        </w:rPr>
-        <w:t xml:space="preserve"> can adapt.</w:t>
+        </w:rPr>
+        <w:t>To boost sales and advance their services QuantumTech needs to keep updating its services and its operations in accordance to how the world is evolving. The following are some of the areas QuantumTech can adapt.</w:t>
       </w:r>
     </w:p>
     <w:p>
@@ -1660,6 +1662,7 @@
           <w:ilvl w:val="0"/>
           <w:numId w:val="7"/>
         </w:numPr>
+        <w:ind w:left="1800"/>
         <w:rPr>
           <w:rFonts w:ascii="Arial" w:hAnsi="Arial" w:cs="Arial"/>
           <w:bCs/>
@@ -1674,47 +1677,30 @@
           <w:sz w:val="28"/>
           <w:szCs w:val="28"/>
         </w:rPr>
+        <w:lastRenderedPageBreak/>
         <w:t>Networking infrastructure services</w:t>
       </w:r>
     </w:p>
     <w:p>
       <w:pPr>
-        <w:ind w:left="360"/>
+        <w:ind w:left="589"/>
         <w:rPr>
           <w:rFonts w:ascii="Arial" w:hAnsi="Arial" w:cs="Arial"/>
           <w:bCs/>
-          <w:sz w:val="28"/>
-          <w:szCs w:val="28"/>
-        </w:rPr>
-      </w:pPr>
-      <w:proofErr w:type="spellStart"/>
+        </w:rPr>
+      </w:pPr>
       <w:r>
         <w:rPr>
           <w:rFonts w:ascii="Arial" w:hAnsi="Arial" w:cs="Arial"/>
           <w:bCs/>
-          <w:sz w:val="28"/>
-          <w:szCs w:val="28"/>
-        </w:rPr>
-        <w:lastRenderedPageBreak/>
-        <w:t>Accoriding</w:t>
-      </w:r>
-      <w:proofErr w:type="spellEnd"/>
-      <w:r>
-        <w:rPr>
-          <w:rFonts w:ascii="Arial" w:hAnsi="Arial" w:cs="Arial"/>
-          <w:bCs/>
-          <w:sz w:val="28"/>
-          <w:szCs w:val="28"/>
-        </w:rPr>
-        <w:t xml:space="preserve"> to </w:t>
+        </w:rPr>
+        <w:t xml:space="preserve">According to </w:t>
       </w:r>
       <w:sdt>
         <w:sdtPr>
           <w:rPr>
             <w:rFonts w:ascii="Arial" w:hAnsi="Arial" w:cs="Arial"/>
             <w:bCs/>
-            <w:sz w:val="28"/>
-            <w:szCs w:val="28"/>
           </w:rPr>
           <w:id w:val="1026294144"/>
           <w:citation/>
@@ -1724,8 +1710,6 @@
             <w:rPr>
               <w:rFonts w:ascii="Arial" w:hAnsi="Arial" w:cs="Arial"/>
               <w:bCs/>
-              <w:sz w:val="28"/>
-              <w:szCs w:val="28"/>
             </w:rPr>
             <w:fldChar w:fldCharType="begin"/>
           </w:r>
@@ -1733,8 +1717,6 @@
             <w:rPr>
               <w:rFonts w:ascii="Arial" w:hAnsi="Arial" w:cs="Arial"/>
               <w:bCs/>
-              <w:sz w:val="28"/>
-              <w:szCs w:val="28"/>
               <w:lang w:val="en-GB"/>
             </w:rPr>
             <w:instrText xml:space="preserve"> CITATION Mar25 \l 2057 </w:instrText>
@@ -1743,8 +1725,6 @@
             <w:rPr>
               <w:rFonts w:ascii="Arial" w:hAnsi="Arial" w:cs="Arial"/>
               <w:bCs/>
-              <w:sz w:val="28"/>
-              <w:szCs w:val="28"/>
             </w:rPr>
             <w:fldChar w:fldCharType="separate"/>
           </w:r>
@@ -1752,8 +1732,6 @@
             <w:rPr>
               <w:rFonts w:ascii="Arial" w:hAnsi="Arial" w:cs="Arial"/>
               <w:noProof/>
-              <w:sz w:val="28"/>
-              <w:szCs w:val="28"/>
               <w:lang w:val="en-GB"/>
             </w:rPr>
             <w:t>(Ellery, 2025)</w:t>
@@ -1762,8 +1740,6 @@
             <w:rPr>
               <w:rFonts w:ascii="Arial" w:hAnsi="Arial" w:cs="Arial"/>
               <w:bCs/>
-              <w:sz w:val="28"/>
-              <w:szCs w:val="28"/>
             </w:rPr>
             <w:fldChar w:fldCharType="end"/>
           </w:r>
@@ -1773,77 +1749,50 @@
         <w:rPr>
           <w:rFonts w:ascii="Arial" w:hAnsi="Arial" w:cs="Arial"/>
           <w:bCs/>
-          <w:sz w:val="28"/>
-          <w:szCs w:val="28"/>
-        </w:rPr>
-        <w:t xml:space="preserve">,  Network Infrastructure services refer to the type of services that support network operations and managements. </w:t>
+        </w:rPr>
+        <w:t xml:space="preserve">,  Network Infrastructure services refer to the type of services that support network operations and management. </w:t>
       </w:r>
       <w:r>
         <w:rPr>
           <w:rFonts w:ascii="Arial" w:hAnsi="Arial" w:cs="Arial"/>
           <w:bCs/>
-          <w:sz w:val="28"/>
-          <w:szCs w:val="28"/>
         </w:rPr>
         <w:t xml:space="preserve">Some of the examples of Network infrastructure services include network security, data </w:t>
       </w:r>
-      <w:proofErr w:type="spellStart"/>
       <w:r>
         <w:rPr>
           <w:rFonts w:ascii="Arial" w:hAnsi="Arial" w:cs="Arial"/>
           <w:bCs/>
-          <w:sz w:val="28"/>
-          <w:szCs w:val="28"/>
-        </w:rPr>
-        <w:t>transimission</w:t>
-      </w:r>
-      <w:proofErr w:type="spellEnd"/>
+        </w:rPr>
+        <w:t>transmission</w:t>
+      </w:r>
       <w:r>
         <w:rPr>
           <w:rFonts w:ascii="Arial" w:hAnsi="Arial" w:cs="Arial"/>
           <w:bCs/>
-          <w:sz w:val="28"/>
-          <w:szCs w:val="28"/>
-        </w:rPr>
-        <w:t xml:space="preserve">, connectivity, network installation and network repairing. By offering these services, </w:t>
-      </w:r>
-      <w:proofErr w:type="spellStart"/>
+        </w:rPr>
+        <w:t xml:space="preserve">, connectivity, network installation and network repairing. By offering these services, QuantumTech can generate more </w:t>
+      </w:r>
       <w:r>
         <w:rPr>
           <w:rFonts w:ascii="Arial" w:hAnsi="Arial" w:cs="Arial"/>
           <w:bCs/>
-          <w:sz w:val="28"/>
-          <w:szCs w:val="28"/>
-        </w:rPr>
-        <w:t>QuantumTech</w:t>
-      </w:r>
-      <w:proofErr w:type="spellEnd"/>
+        </w:rPr>
+        <w:t>profits</w:t>
+      </w:r>
       <w:r>
         <w:rPr>
           <w:rFonts w:ascii="Arial" w:hAnsi="Arial" w:cs="Arial"/>
           <w:bCs/>
-          <w:sz w:val="28"/>
-          <w:szCs w:val="28"/>
-        </w:rPr>
-        <w:t xml:space="preserve"> can generate more </w:t>
+        </w:rPr>
+        <w:t xml:space="preserve"> frequently due to high market demands</w:t>
       </w:r>
       <w:r>
         <w:rPr>
           <w:rFonts w:ascii="Arial" w:hAnsi="Arial" w:cs="Arial"/>
           <w:bCs/>
-          <w:sz w:val="28"/>
-          <w:szCs w:val="28"/>
-        </w:rPr>
-        <w:t>profits</w:t>
-      </w:r>
-      <w:r>
-        <w:rPr>
-          <w:rFonts w:ascii="Arial" w:hAnsi="Arial" w:cs="Arial"/>
-          <w:bCs/>
-          <w:sz w:val="28"/>
-          <w:szCs w:val="28"/>
-        </w:rPr>
-        <w:t xml:space="preserve"> frequently due to high market demands rises.</w:t>
+        </w:rPr>
+        <w:t>.</w:t>
       </w:r>
     </w:p>
     <w:p>
@@ -1853,6 +1802,7 @@
           <w:ilvl w:val="0"/>
           <w:numId w:val="7"/>
         </w:numPr>
+        <w:ind w:left="1800"/>
         <w:rPr>
           <w:rFonts w:ascii="Arial" w:hAnsi="Arial" w:cs="Arial"/>
           <w:bCs/>
@@ -1872,36 +1822,33 @@
     </w:p>
     <w:p>
       <w:pPr>
-        <w:rPr>
-          <w:rFonts w:ascii="Arial" w:hAnsi="Arial" w:cs="Arial"/>
-          <w:sz w:val="28"/>
-          <w:szCs w:val="28"/>
-        </w:rPr>
-      </w:pPr>
-      <w:proofErr w:type="spellStart"/>
-      <w:r>
-        <w:rPr>
-          <w:rFonts w:ascii="Arial" w:hAnsi="Arial" w:cs="Arial"/>
-          <w:sz w:val="28"/>
-          <w:szCs w:val="28"/>
-        </w:rPr>
-        <w:t>Accoring</w:t>
-      </w:r>
-      <w:proofErr w:type="spellEnd"/>
-      <w:r>
-        <w:rPr>
-          <w:rFonts w:ascii="Arial" w:hAnsi="Arial" w:cs="Arial"/>
-          <w:sz w:val="28"/>
-          <w:szCs w:val="28"/>
-        </w:rPr>
-        <w:t xml:space="preserve"> to </w:t>
+        <w:ind w:left="589"/>
+        <w:rPr>
+          <w:rFonts w:ascii="Arial" w:hAnsi="Arial" w:cs="Arial"/>
+        </w:rPr>
+      </w:pPr>
+      <w:r>
+        <w:rPr>
+          <w:rFonts w:ascii="Arial" w:hAnsi="Arial" w:cs="Arial"/>
+        </w:rPr>
+        <w:t>Accor</w:t>
+      </w:r>
+      <w:r>
+        <w:rPr>
+          <w:rFonts w:ascii="Arial" w:hAnsi="Arial" w:cs="Arial"/>
+        </w:rPr>
+        <w:t>di</w:t>
+      </w:r>
+      <w:r>
+        <w:rPr>
+          <w:rFonts w:ascii="Arial" w:hAnsi="Arial" w:cs="Arial"/>
+        </w:rPr>
+        <w:t xml:space="preserve">ng to </w:t>
       </w:r>
       <w:sdt>
         <w:sdtPr>
           <w:rPr>
             <w:rFonts w:ascii="Arial" w:hAnsi="Arial" w:cs="Arial"/>
-            <w:sz w:val="28"/>
-            <w:szCs w:val="28"/>
           </w:rPr>
           <w:id w:val="-1230689598"/>
           <w:citation/>
@@ -1910,16 +1857,12 @@
           <w:r>
             <w:rPr>
               <w:rFonts w:ascii="Arial" w:hAnsi="Arial" w:cs="Arial"/>
-              <w:sz w:val="28"/>
-              <w:szCs w:val="28"/>
             </w:rPr>
             <w:fldChar w:fldCharType="begin"/>
           </w:r>
           <w:r>
             <w:rPr>
               <w:rFonts w:ascii="Arial" w:hAnsi="Arial" w:cs="Arial"/>
-              <w:sz w:val="28"/>
-              <w:szCs w:val="28"/>
               <w:lang w:val="en-GB"/>
             </w:rPr>
             <w:instrText xml:space="preserve"> CITATION Goo26 \l 2057 </w:instrText>
@@ -1927,8 +1870,6 @@
           <w:r>
             <w:rPr>
               <w:rFonts w:ascii="Arial" w:hAnsi="Arial" w:cs="Arial"/>
-              <w:sz w:val="28"/>
-              <w:szCs w:val="28"/>
             </w:rPr>
             <w:fldChar w:fldCharType="separate"/>
           </w:r>
@@ -1936,8 +1877,6 @@
             <w:rPr>
               <w:rFonts w:ascii="Arial" w:hAnsi="Arial" w:cs="Arial"/>
               <w:noProof/>
-              <w:sz w:val="28"/>
-              <w:szCs w:val="28"/>
               <w:lang w:val="en-GB"/>
             </w:rPr>
             <w:t>(Google Cloud, n.d.)</w:t>
@@ -1945,8 +1884,6 @@
           <w:r>
             <w:rPr>
               <w:rFonts w:ascii="Arial" w:hAnsi="Arial" w:cs="Arial"/>
-              <w:sz w:val="28"/>
-              <w:szCs w:val="28"/>
             </w:rPr>
             <w:fldChar w:fldCharType="end"/>
           </w:r>
@@ -1955,88 +1892,84 @@
       <w:r>
         <w:rPr>
           <w:rFonts w:ascii="Arial" w:hAnsi="Arial" w:cs="Arial"/>
-          <w:sz w:val="28"/>
-          <w:szCs w:val="28"/>
         </w:rPr>
         <w:t xml:space="preserve">. Server hosting services refers to type of services that provides remote access to physical or virtual servers allowing individuals to store website files, applications and data for online accessibility. </w:t>
       </w:r>
       <w:r>
         <w:rPr>
           <w:rFonts w:ascii="Arial" w:hAnsi="Arial" w:cs="Arial"/>
-          <w:sz w:val="28"/>
-          <w:szCs w:val="28"/>
         </w:rPr>
         <w:t xml:space="preserve">As the startup grows, their data processing needs will surpass the </w:t>
       </w:r>
       <w:r>
         <w:rPr>
           <w:rFonts w:ascii="Arial" w:hAnsi="Arial" w:cs="Arial"/>
-          <w:sz w:val="28"/>
-          <w:szCs w:val="28"/>
-        </w:rPr>
-        <w:t xml:space="preserve">capabilities of desktop microcomputers. </w:t>
-      </w:r>
-      <w:proofErr w:type="spellStart"/>
-      <w:r>
-        <w:rPr>
-          <w:rFonts w:ascii="Arial" w:hAnsi="Arial" w:cs="Arial"/>
-          <w:sz w:val="28"/>
-          <w:szCs w:val="28"/>
-        </w:rPr>
-        <w:t>QuantumTech</w:t>
-      </w:r>
-      <w:proofErr w:type="spellEnd"/>
-      <w:r>
-        <w:rPr>
-          <w:rFonts w:ascii="Arial" w:hAnsi="Arial" w:cs="Arial"/>
-          <w:sz w:val="28"/>
-          <w:szCs w:val="28"/>
-        </w:rPr>
-        <w:t xml:space="preserve"> can </w:t>
-      </w:r>
-      <w:r>
-        <w:rPr>
-          <w:rFonts w:ascii="Arial" w:hAnsi="Arial" w:cs="Arial"/>
-          <w:sz w:val="28"/>
-          <w:szCs w:val="28"/>
-        </w:rPr>
-        <w:t xml:space="preserve">therefore advance to server hosting services. This service could generate </w:t>
-      </w:r>
-      <w:proofErr w:type="spellStart"/>
-      <w:r>
-        <w:rPr>
-          <w:rFonts w:ascii="Arial" w:hAnsi="Arial" w:cs="Arial"/>
-          <w:sz w:val="28"/>
-          <w:szCs w:val="28"/>
-        </w:rPr>
-        <w:t>QuantumTech</w:t>
-      </w:r>
-      <w:proofErr w:type="spellEnd"/>
-      <w:r>
-        <w:rPr>
-          <w:rFonts w:ascii="Arial" w:hAnsi="Arial" w:cs="Arial"/>
-          <w:sz w:val="28"/>
-          <w:szCs w:val="28"/>
-        </w:rPr>
-        <w:t xml:space="preserve"> more profits as a lot of people always are in need of this services.</w:t>
-      </w:r>
-    </w:p>
-    <w:p>
-      <w:pPr>
-        <w:rPr>
-          <w:rFonts w:ascii="Arial" w:hAnsi="Arial" w:cs="Arial"/>
-          <w:sz w:val="28"/>
-          <w:szCs w:val="28"/>
+        </w:rPr>
+        <w:t xml:space="preserve">capabilities of desktop microcomputers. QuantumTech can </w:t>
+      </w:r>
+      <w:r>
+        <w:rPr>
+          <w:rFonts w:ascii="Arial" w:hAnsi="Arial" w:cs="Arial"/>
+        </w:rPr>
+        <w:t>therefore advance to server hosting services. Th</w:t>
+      </w:r>
+      <w:r>
+        <w:rPr>
+          <w:rFonts w:ascii="Arial" w:hAnsi="Arial" w:cs="Arial"/>
+        </w:rPr>
+        <w:t>ese</w:t>
+      </w:r>
+      <w:r>
+        <w:rPr>
+          <w:rFonts w:ascii="Arial" w:hAnsi="Arial" w:cs="Arial"/>
+        </w:rPr>
+        <w:t xml:space="preserve"> service</w:t>
+      </w:r>
+      <w:r>
+        <w:rPr>
+          <w:rFonts w:ascii="Arial" w:hAnsi="Arial" w:cs="Arial"/>
+        </w:rPr>
+        <w:t>s</w:t>
+      </w:r>
+      <w:r>
+        <w:rPr>
+          <w:rFonts w:ascii="Arial" w:hAnsi="Arial" w:cs="Arial"/>
+        </w:rPr>
+        <w:t xml:space="preserve"> could generate QuantumTech more profits as a lot of people always are in need of th</w:t>
+      </w:r>
+      <w:r>
+        <w:rPr>
+          <w:rFonts w:ascii="Arial" w:hAnsi="Arial" w:cs="Arial"/>
+        </w:rPr>
+        <w:t>ese</w:t>
+      </w:r>
+      <w:r>
+        <w:rPr>
+          <w:rFonts w:ascii="Arial" w:hAnsi="Arial" w:cs="Arial"/>
+        </w:rPr>
+        <w:t xml:space="preserve"> services.</w:t>
+      </w:r>
+    </w:p>
+    <w:p>
+      <w:pPr>
+        <w:rPr>
+          <w:rFonts w:ascii="Arial" w:hAnsi="Arial" w:cs="Arial"/>
         </w:rPr>
       </w:pPr>
     </w:p>
     <w:p>
       <w:pPr>
         <w:pStyle w:val="Heading1"/>
+        <w:numPr>
+          <w:ilvl w:val="2"/>
+          <w:numId w:val="23"/>
+        </w:numPr>
         <w:rPr>
           <w:rFonts w:ascii="Arial" w:hAnsi="Arial" w:cs="Arial"/>
           <w:b/>
           <w:color w:val="auto"/>
+          <w:sz w:val="32"/>
+          <w:szCs w:val="32"/>
         </w:rPr>
       </w:pPr>
       <w:r>
@@ -2044,6 +1977,18 @@
           <w:rFonts w:ascii="Arial" w:hAnsi="Arial" w:cs="Arial"/>
           <w:b/>
           <w:color w:val="auto"/>
+          <w:sz w:val="32"/>
+          <w:szCs w:val="32"/>
+        </w:rPr>
+        <w:t xml:space="preserve"> </w:t>
+      </w:r>
+      <w:r>
+        <w:rPr>
+          <w:rFonts w:ascii="Arial" w:hAnsi="Arial" w:cs="Arial"/>
+          <w:b/>
+          <w:color w:val="auto"/>
+          <w:sz w:val="32"/>
+          <w:szCs w:val="32"/>
         </w:rPr>
         <w:t>Operating System Functionalities and Hardware</w:t>
       </w:r>
@@ -2052,15 +1997,11 @@
       <w:pPr>
         <w:rPr>
           <w:rFonts w:ascii="Arial" w:hAnsi="Arial" w:cs="Arial"/>
-          <w:sz w:val="28"/>
-          <w:szCs w:val="28"/>
-        </w:rPr>
-      </w:pPr>
-      <w:r>
-        <w:rPr>
-          <w:rFonts w:ascii="Arial" w:hAnsi="Arial" w:cs="Arial"/>
-          <w:sz w:val="28"/>
-          <w:szCs w:val="28"/>
+        </w:rPr>
+      </w:pPr>
+      <w:r>
+        <w:rPr>
+          <w:rFonts w:ascii="Arial" w:hAnsi="Arial" w:cs="Arial"/>
         </w:rPr>
         <w:t>Modern computer systems need operating system(OS).</w:t>
       </w:r>
@@ -2068,8 +2009,6 @@
         <w:sdtPr>
           <w:rPr>
             <w:rFonts w:ascii="Arial" w:hAnsi="Arial" w:cs="Arial"/>
-            <w:sz w:val="28"/>
-            <w:szCs w:val="28"/>
           </w:rPr>
           <w:id w:val="623738234"/>
           <w:citation/>
@@ -2078,16 +2017,12 @@
           <w:r>
             <w:rPr>
               <w:rFonts w:ascii="Arial" w:hAnsi="Arial" w:cs="Arial"/>
-              <w:sz w:val="28"/>
-              <w:szCs w:val="28"/>
             </w:rPr>
             <w:fldChar w:fldCharType="begin"/>
           </w:r>
           <w:r>
             <w:rPr>
               <w:rFonts w:ascii="Arial" w:hAnsi="Arial" w:cs="Arial"/>
-              <w:sz w:val="28"/>
-              <w:szCs w:val="28"/>
               <w:lang w:val="en-GB"/>
             </w:rPr>
             <w:instrText xml:space="preserve"> CITATION Mic26 \l 2057 </w:instrText>
@@ -2095,8 +2030,6 @@
           <w:r>
             <w:rPr>
               <w:rFonts w:ascii="Arial" w:hAnsi="Arial" w:cs="Arial"/>
-              <w:sz w:val="28"/>
-              <w:szCs w:val="28"/>
             </w:rPr>
             <w:fldChar w:fldCharType="separate"/>
           </w:r>
@@ -2104,8 +2037,6 @@
             <w:rPr>
               <w:rFonts w:ascii="Arial" w:hAnsi="Arial" w:cs="Arial"/>
               <w:noProof/>
-              <w:sz w:val="28"/>
-              <w:szCs w:val="28"/>
               <w:lang w:val="en-GB"/>
             </w:rPr>
             <w:t xml:space="preserve"> (Microsoft, 2026)</w:t>
@@ -2113,8 +2044,6 @@
           <w:r>
             <w:rPr>
               <w:rFonts w:ascii="Arial" w:hAnsi="Arial" w:cs="Arial"/>
-              <w:sz w:val="28"/>
-              <w:szCs w:val="28"/>
             </w:rPr>
             <w:fldChar w:fldCharType="end"/>
           </w:r>
@@ -2123,56 +2052,42 @@
       <w:r>
         <w:rPr>
           <w:rFonts w:ascii="Arial" w:hAnsi="Arial" w:cs="Arial"/>
-          <w:sz w:val="28"/>
-          <w:szCs w:val="28"/>
         </w:rPr>
         <w:t xml:space="preserve"> defined </w:t>
       </w:r>
       <w:r>
         <w:rPr>
           <w:rFonts w:ascii="Arial" w:hAnsi="Arial" w:cs="Arial"/>
-          <w:sz w:val="28"/>
-          <w:szCs w:val="28"/>
         </w:rPr>
         <w:t xml:space="preserve">Operating system </w:t>
       </w:r>
       <w:r>
         <w:rPr>
           <w:rFonts w:ascii="Arial" w:hAnsi="Arial" w:cs="Arial"/>
-          <w:sz w:val="28"/>
-          <w:szCs w:val="28"/>
         </w:rPr>
         <w:t>as</w:t>
       </w:r>
       <w:r>
         <w:rPr>
           <w:rFonts w:ascii="Arial" w:hAnsi="Arial" w:cs="Arial"/>
-          <w:sz w:val="28"/>
-          <w:szCs w:val="28"/>
         </w:rPr>
         <w:t xml:space="preserve"> a software that stands in between the </w:t>
       </w:r>
       <w:r>
         <w:rPr>
           <w:rFonts w:ascii="Arial" w:hAnsi="Arial" w:cs="Arial"/>
-          <w:sz w:val="28"/>
-          <w:szCs w:val="28"/>
         </w:rPr>
         <w:t>software</w:t>
       </w:r>
       <w:r>
         <w:rPr>
           <w:rFonts w:ascii="Arial" w:hAnsi="Arial" w:cs="Arial"/>
-          <w:sz w:val="28"/>
-          <w:szCs w:val="28"/>
         </w:rPr>
         <w:t xml:space="preserve"> and hardware allowing the user to seemingly interacts with the computer system. </w:t>
       </w:r>
       <w:r>
         <w:rPr>
           <w:rFonts w:ascii="Arial" w:hAnsi="Arial" w:cs="Arial"/>
-          <w:sz w:val="28"/>
-          <w:szCs w:val="28"/>
         </w:rPr>
         <w:t>Operating Systems are responsible managing and handling resources like memory, processes and devices.</w:t>
       </w:r>
@@ -2180,8 +2095,6 @@
         <w:sdtPr>
           <w:rPr>
             <w:rFonts w:ascii="Arial" w:hAnsi="Arial" w:cs="Arial"/>
-            <w:sz w:val="28"/>
-            <w:szCs w:val="28"/>
           </w:rPr>
           <w:id w:val="-368679538"/>
           <w:citation/>
@@ -2190,16 +2103,12 @@
           <w:r>
             <w:rPr>
               <w:rFonts w:ascii="Arial" w:hAnsi="Arial" w:cs="Arial"/>
-              <w:sz w:val="28"/>
-              <w:szCs w:val="28"/>
             </w:rPr>
             <w:fldChar w:fldCharType="begin"/>
           </w:r>
           <w:r>
             <w:rPr>
               <w:rFonts w:ascii="Arial" w:hAnsi="Arial" w:cs="Arial"/>
-              <w:sz w:val="28"/>
-              <w:szCs w:val="28"/>
               <w:lang w:val="en-GB"/>
             </w:rPr>
             <w:instrText xml:space="preserve"> CITATION Gee254 \l 2057 </w:instrText>
@@ -2207,8 +2116,6 @@
           <w:r>
             <w:rPr>
               <w:rFonts w:ascii="Arial" w:hAnsi="Arial" w:cs="Arial"/>
-              <w:sz w:val="28"/>
-              <w:szCs w:val="28"/>
             </w:rPr>
             <w:fldChar w:fldCharType="separate"/>
           </w:r>
@@ -2216,8 +2123,6 @@
             <w:rPr>
               <w:rFonts w:ascii="Arial" w:hAnsi="Arial" w:cs="Arial"/>
               <w:noProof/>
-              <w:sz w:val="28"/>
-              <w:szCs w:val="28"/>
               <w:lang w:val="en-GB"/>
             </w:rPr>
             <w:t>(GeeksforGeeks, 2025)</w:t>
@@ -2225,8 +2130,6 @@
           <w:r>
             <w:rPr>
               <w:rFonts w:ascii="Arial" w:hAnsi="Arial" w:cs="Arial"/>
-              <w:sz w:val="28"/>
-              <w:szCs w:val="28"/>
             </w:rPr>
             <w:fldChar w:fldCharType="end"/>
           </w:r>
@@ -2235,36 +2138,14 @@
       <w:r>
         <w:rPr>
           <w:rFonts w:ascii="Arial" w:hAnsi="Arial" w:cs="Arial"/>
-          <w:sz w:val="28"/>
-          <w:szCs w:val="28"/>
         </w:rPr>
         <w:t xml:space="preserve">, </w:t>
       </w:r>
       <w:r>
         <w:rPr>
           <w:rFonts w:ascii="Arial" w:hAnsi="Arial" w:cs="Arial"/>
-          <w:sz w:val="28"/>
-          <w:szCs w:val="28"/>
-        </w:rPr>
-        <w:t xml:space="preserve">For </w:t>
-      </w:r>
-      <w:proofErr w:type="spellStart"/>
-      <w:r>
-        <w:rPr>
-          <w:rFonts w:ascii="Arial" w:hAnsi="Arial" w:cs="Arial"/>
-          <w:sz w:val="28"/>
-          <w:szCs w:val="28"/>
-        </w:rPr>
-        <w:t>QuantumX</w:t>
-      </w:r>
-      <w:proofErr w:type="spellEnd"/>
-      <w:r>
-        <w:rPr>
-          <w:rFonts w:ascii="Arial" w:hAnsi="Arial" w:cs="Arial"/>
-          <w:sz w:val="28"/>
-          <w:szCs w:val="28"/>
-        </w:rPr>
-        <w:t xml:space="preserve"> to operate well, the operating is needed for the following functionalities.</w:t>
+        </w:rPr>
+        <w:t>For QuantumX to operate well, the operating is needed for the following functionalities.</w:t>
       </w:r>
     </w:p>
     <w:p>
@@ -2293,78 +2174,61 @@
       <w:pPr>
         <w:rPr>
           <w:rFonts w:ascii="Arial" w:hAnsi="Arial" w:cs="Arial"/>
-          <w:sz w:val="28"/>
-          <w:szCs w:val="28"/>
-        </w:rPr>
-      </w:pPr>
-      <w:r>
-        <w:rPr>
-          <w:rFonts w:ascii="Arial" w:hAnsi="Arial" w:cs="Arial"/>
-          <w:sz w:val="28"/>
-          <w:szCs w:val="28"/>
+        </w:rPr>
+      </w:pPr>
+      <w:r>
+        <w:rPr>
+          <w:rFonts w:ascii="Arial" w:hAnsi="Arial" w:cs="Arial"/>
         </w:rPr>
         <w:t xml:space="preserve">A process refers to a running program. Process management in operating system is about management of programs. Processes management has its on circle that varies from Starting the process, Ready state, wait state, running and Terminated states. The OS </w:t>
       </w:r>
-      <w:proofErr w:type="spellStart"/>
-      <w:r>
-        <w:rPr>
-          <w:rFonts w:ascii="Arial" w:hAnsi="Arial" w:cs="Arial"/>
-          <w:sz w:val="28"/>
-          <w:szCs w:val="28"/>
-        </w:rPr>
-        <w:t>archieves</w:t>
-      </w:r>
-      <w:proofErr w:type="spellEnd"/>
-      <w:r>
-        <w:rPr>
-          <w:rFonts w:ascii="Arial" w:hAnsi="Arial" w:cs="Arial"/>
-          <w:sz w:val="28"/>
-          <w:szCs w:val="28"/>
-        </w:rPr>
-        <w:t xml:space="preserve"> processes management </w:t>
-      </w:r>
-      <w:r>
-        <w:rPr>
-          <w:rFonts w:ascii="Arial" w:hAnsi="Arial" w:cs="Arial"/>
-          <w:sz w:val="28"/>
-          <w:szCs w:val="28"/>
-        </w:rPr>
-        <w:lastRenderedPageBreak/>
-        <w:t xml:space="preserve">by process scheduling, synchronization, deadlock handling and </w:t>
-      </w:r>
-      <w:proofErr w:type="spellStart"/>
-      <w:r>
-        <w:rPr>
-          <w:rFonts w:ascii="Arial" w:hAnsi="Arial" w:cs="Arial"/>
-          <w:sz w:val="28"/>
-          <w:szCs w:val="28"/>
-        </w:rPr>
-        <w:t>interprocess</w:t>
-      </w:r>
-      <w:proofErr w:type="spellEnd"/>
-      <w:r>
-        <w:rPr>
-          <w:rFonts w:ascii="Arial" w:hAnsi="Arial" w:cs="Arial"/>
-          <w:sz w:val="28"/>
-          <w:szCs w:val="28"/>
-        </w:rPr>
-        <w:t xml:space="preserve"> communication. Scheduling is a process in which the operating system figures out who gets the resources first. Scheduling processes uses algorithms like First Come First Save(FCFS), Short Job Firs</w:t>
-      </w:r>
-      <w:r>
-        <w:rPr>
-          <w:rFonts w:ascii="Arial" w:hAnsi="Arial" w:cs="Arial"/>
-          <w:sz w:val="28"/>
-          <w:szCs w:val="28"/>
+      <w:r>
+        <w:rPr>
+          <w:rFonts w:ascii="Arial" w:hAnsi="Arial" w:cs="Arial"/>
+        </w:rPr>
+        <w:t>archives</w:t>
+      </w:r>
+      <w:r>
+        <w:rPr>
+          <w:rFonts w:ascii="Arial" w:hAnsi="Arial" w:cs="Arial"/>
+        </w:rPr>
+        <w:t xml:space="preserve"> processes management by process scheduling, synchronization, deadlock handling and </w:t>
+      </w:r>
+      <w:r>
+        <w:rPr>
+          <w:rFonts w:ascii="Arial" w:hAnsi="Arial" w:cs="Arial"/>
+        </w:rPr>
+        <w:t>interposes</w:t>
+      </w:r>
+      <w:r>
+        <w:rPr>
+          <w:rFonts w:ascii="Arial" w:hAnsi="Arial" w:cs="Arial"/>
+        </w:rPr>
+        <w:t xml:space="preserve"> communication. Scheduling is a process in which the operating system figures out who gets the resources first. Scheduling processes uses algorithms like First Come First Save</w:t>
+      </w:r>
+      <w:r>
+        <w:rPr>
+          <w:rFonts w:ascii="Arial" w:hAnsi="Arial" w:cs="Arial"/>
+        </w:rPr>
+        <w:t xml:space="preserve"> </w:t>
+      </w:r>
+      <w:r>
+        <w:rPr>
+          <w:rFonts w:ascii="Arial" w:hAnsi="Arial" w:cs="Arial"/>
+        </w:rPr>
+        <w:t>(FCFS), Short Job Firs</w:t>
+      </w:r>
+      <w:r>
+        <w:rPr>
+          <w:rFonts w:ascii="Arial" w:hAnsi="Arial" w:cs="Arial"/>
         </w:rPr>
         <w:t xml:space="preserve">t </w:t>
       </w:r>
       <w:r>
         <w:rPr>
           <w:rFonts w:ascii="Arial" w:hAnsi="Arial" w:cs="Arial"/>
-          <w:sz w:val="28"/>
-          <w:szCs w:val="28"/>
-        </w:rPr>
-        <w:t>(SJF)t or Round-Robin(RR).</w:t>
+        </w:rPr>
+        <w:t>(SJF) or Round-Robin(RR).</w:t>
       </w:r>
     </w:p>
     <w:p>
@@ -2393,35 +2257,20 @@
       <w:pPr>
         <w:rPr>
           <w:rFonts w:ascii="Arial" w:hAnsi="Arial" w:cs="Arial"/>
-          <w:sz w:val="28"/>
-          <w:szCs w:val="28"/>
-        </w:rPr>
-      </w:pPr>
-      <w:r>
-        <w:rPr>
-          <w:rFonts w:ascii="Arial" w:hAnsi="Arial" w:cs="Arial"/>
-          <w:sz w:val="28"/>
-          <w:szCs w:val="28"/>
-        </w:rPr>
-        <w:t xml:space="preserve">Memory of programs either running programs or programs which are not running are stored in either primary memory or secondary memory. Operating system controls how data is stored between the two. Some of the key activities OS uses to manage the memory includes Allocation and deallocation, virtual </w:t>
-      </w:r>
-      <w:proofErr w:type="spellStart"/>
-      <w:r>
-        <w:rPr>
-          <w:rFonts w:ascii="Arial" w:hAnsi="Arial" w:cs="Arial"/>
-          <w:sz w:val="28"/>
-          <w:szCs w:val="28"/>
-        </w:rPr>
-        <w:t>meory</w:t>
-      </w:r>
-      <w:proofErr w:type="spellEnd"/>
-      <w:r>
-        <w:rPr>
-          <w:rFonts w:ascii="Arial" w:hAnsi="Arial" w:cs="Arial"/>
-          <w:sz w:val="28"/>
-          <w:szCs w:val="28"/>
-        </w:rPr>
-        <w:t xml:space="preserve">, disc management and fragmentation handling. </w:t>
+        </w:rPr>
+      </w:pPr>
+      <w:r>
+        <w:rPr>
+          <w:rFonts w:ascii="Arial" w:hAnsi="Arial" w:cs="Arial"/>
+        </w:rPr>
+        <w:t xml:space="preserve">Memory of programs either running programs or programs which are not running are stored in either primary memory or secondary memory. Operating system controls how data is stored between the two. Some of the key activities OS uses to manage the </w:t>
+      </w:r>
+      <w:r>
+        <w:rPr>
+          <w:rFonts w:ascii="Arial" w:hAnsi="Arial" w:cs="Arial"/>
+        </w:rPr>
+        <w:lastRenderedPageBreak/>
+        <w:t xml:space="preserve">memory includes Allocation and deallocation, virtual meory, disc management and fragmentation handling. </w:t>
       </w:r>
     </w:p>
     <w:p>
@@ -2433,17 +2282,23 @@
         </w:numPr>
         <w:rPr>
           <w:rFonts w:ascii="Arial" w:hAnsi="Arial" w:cs="Arial"/>
+        </w:rPr>
+      </w:pPr>
+      <w:r>
+        <w:rPr>
+          <w:rFonts w:ascii="Arial" w:hAnsi="Arial" w:cs="Arial"/>
           <w:sz w:val="28"/>
           <w:szCs w:val="28"/>
         </w:rPr>
-      </w:pPr>
+        <w:t>Device</w:t>
+      </w:r>
       <w:r>
         <w:rPr>
           <w:rFonts w:ascii="Arial" w:hAnsi="Arial" w:cs="Arial"/>
           <w:sz w:val="28"/>
           <w:szCs w:val="28"/>
         </w:rPr>
-        <w:t>Device</w:t>
+        <w:t xml:space="preserve"> Management(I/O Sys</w:t>
       </w:r>
       <w:r>
         <w:rPr>
@@ -2451,7 +2306,7 @@
           <w:sz w:val="28"/>
           <w:szCs w:val="28"/>
         </w:rPr>
-        <w:t xml:space="preserve"> </w:t>
+        <w:t>t</w:t>
       </w:r>
       <w:r>
         <w:rPr>
@@ -2459,99 +2314,63 @@
           <w:sz w:val="28"/>
           <w:szCs w:val="28"/>
         </w:rPr>
-        <w:t xml:space="preserve">Management(I/O </w:t>
-      </w:r>
-      <w:proofErr w:type="spellStart"/>
+        <w:t>em)</w:t>
+      </w:r>
       <w:r>
         <w:rPr>
           <w:rFonts w:ascii="Arial" w:hAnsi="Arial" w:cs="Arial"/>
           <w:sz w:val="28"/>
           <w:szCs w:val="28"/>
         </w:rPr>
-        <w:t>Sysyem</w:t>
-      </w:r>
-      <w:proofErr w:type="spellEnd"/>
+        <w:t xml:space="preserve"> </w:t>
+      </w:r>
       <w:r>
         <w:rPr>
           <w:rFonts w:ascii="Arial" w:hAnsi="Arial" w:cs="Arial"/>
           <w:sz w:val="28"/>
           <w:szCs w:val="28"/>
         </w:rPr>
-        <w:t>)</w:t>
-      </w:r>
-      <w:r>
-        <w:rPr>
-          <w:rFonts w:ascii="Arial" w:hAnsi="Arial" w:cs="Arial"/>
-          <w:sz w:val="28"/>
-          <w:szCs w:val="28"/>
+        <w:t xml:space="preserve">                                                                                                                                                                                                                                                                                                                                                                                                                                                                                                                                                                             </w:t>
+      </w:r>
+      <w:r>
+        <w:rPr>
+          <w:rFonts w:ascii="Arial" w:hAnsi="Arial" w:cs="Arial"/>
+        </w:rPr>
+        <w:t>Computers have peripherals such as k</w:t>
+      </w:r>
+      <w:r>
+        <w:rPr>
+          <w:rFonts w:ascii="Arial" w:hAnsi="Arial" w:cs="Arial"/>
+        </w:rPr>
+        <w:t>e</w:t>
+      </w:r>
+      <w:r>
+        <w:rPr>
+          <w:rFonts w:ascii="Arial" w:hAnsi="Arial" w:cs="Arial"/>
+        </w:rPr>
+        <w:t>yboard, mouses and disks which allows users to insert input or get output from the computer systems. Operating system is responsible for managing these devices. It archives this using Device drivers</w:t>
+      </w:r>
+      <w:r>
+        <w:rPr>
+          <w:rFonts w:ascii="Arial" w:hAnsi="Arial" w:cs="Arial"/>
         </w:rPr>
         <w:t xml:space="preserve"> </w:t>
       </w:r>
       <w:r>
         <w:rPr>
           <w:rFonts w:ascii="Arial" w:hAnsi="Arial" w:cs="Arial"/>
-          <w:sz w:val="28"/>
-          <w:szCs w:val="28"/>
-        </w:rPr>
-        <w:t xml:space="preserve">                                                                                                                                                                                                                                                                                                                                                                                                                                                                                                                                                                             </w:t>
-      </w:r>
-      <w:r>
-        <w:rPr>
-          <w:rFonts w:ascii="Arial" w:hAnsi="Arial" w:cs="Arial"/>
-          <w:sz w:val="28"/>
-          <w:szCs w:val="28"/>
-        </w:rPr>
-        <w:t xml:space="preserve">Computers have peripherals such as </w:t>
-      </w:r>
-      <w:proofErr w:type="spellStart"/>
-      <w:r>
-        <w:rPr>
-          <w:rFonts w:ascii="Arial" w:hAnsi="Arial" w:cs="Arial"/>
-          <w:sz w:val="28"/>
-          <w:szCs w:val="28"/>
-        </w:rPr>
-        <w:t>kryboard</w:t>
-      </w:r>
-      <w:proofErr w:type="spellEnd"/>
-      <w:r>
-        <w:rPr>
-          <w:rFonts w:ascii="Arial" w:hAnsi="Arial" w:cs="Arial"/>
-          <w:sz w:val="28"/>
-          <w:szCs w:val="28"/>
-        </w:rPr>
-        <w:t xml:space="preserve">, mouses and disks which allows users to insert input or get output from the computer systems. Operating system is responsible for managing these devices. It </w:t>
-      </w:r>
-      <w:proofErr w:type="spellStart"/>
-      <w:r>
-        <w:rPr>
-          <w:rFonts w:ascii="Arial" w:hAnsi="Arial" w:cs="Arial"/>
-          <w:sz w:val="28"/>
-          <w:szCs w:val="28"/>
-        </w:rPr>
-        <w:t>archieves</w:t>
-      </w:r>
-      <w:proofErr w:type="spellEnd"/>
-      <w:r>
-        <w:rPr>
-          <w:rFonts w:ascii="Arial" w:hAnsi="Arial" w:cs="Arial"/>
-          <w:sz w:val="28"/>
-          <w:szCs w:val="28"/>
-        </w:rPr>
-        <w:t xml:space="preserve"> this using Device drivers(an interpreter between the hardware and the system), buffering an</w:t>
-      </w:r>
-      <w:r>
-        <w:rPr>
-          <w:rFonts w:ascii="Arial" w:hAnsi="Arial" w:cs="Arial"/>
-          <w:sz w:val="28"/>
-          <w:szCs w:val="28"/>
+        </w:rPr>
+        <w:t>(an interpreter between the hardware and the system), buffering an</w:t>
+      </w:r>
+      <w:r>
+        <w:rPr>
+          <w:rFonts w:ascii="Arial" w:hAnsi="Arial" w:cs="Arial"/>
         </w:rPr>
         <w:t>d</w:t>
       </w:r>
       <w:r>
         <w:rPr>
           <w:rFonts w:ascii="Arial" w:hAnsi="Arial" w:cs="Arial"/>
-          <w:sz w:val="28"/>
-          <w:szCs w:val="28"/>
         </w:rPr>
         <w:t xml:space="preserve"> caching.</w:t>
       </w:r>
@@ -2670,7 +2489,61 @@
     </w:p>
     <w:p>
       <w:pPr>
+        <w:rPr>
+          <w:rFonts w:ascii="Arial" w:hAnsi="Arial" w:cs="Arial"/>
+          <w:b/>
+          <w:sz w:val="32"/>
+          <w:szCs w:val="32"/>
+        </w:rPr>
+      </w:pPr>
+    </w:p>
+    <w:p>
+      <w:pPr>
+        <w:rPr>
+          <w:rFonts w:ascii="Arial" w:hAnsi="Arial" w:cs="Arial"/>
+          <w:b/>
+          <w:sz w:val="32"/>
+          <w:szCs w:val="32"/>
+        </w:rPr>
+      </w:pPr>
+    </w:p>
+    <w:p>
+      <w:pPr>
+        <w:rPr>
+          <w:rFonts w:ascii="Arial" w:hAnsi="Arial" w:cs="Arial"/>
+          <w:b/>
+          <w:sz w:val="32"/>
+          <w:szCs w:val="32"/>
+        </w:rPr>
+      </w:pPr>
+    </w:p>
+    <w:p>
+      <w:pPr>
+        <w:rPr>
+          <w:rFonts w:ascii="Arial" w:hAnsi="Arial" w:cs="Arial"/>
+          <w:b/>
+          <w:sz w:val="32"/>
+          <w:szCs w:val="32"/>
+        </w:rPr>
+      </w:pPr>
+    </w:p>
+    <w:p>
+      <w:pPr>
+        <w:rPr>
+          <w:rFonts w:ascii="Arial" w:hAnsi="Arial" w:cs="Arial"/>
+          <w:b/>
+          <w:sz w:val="32"/>
+          <w:szCs w:val="32"/>
+        </w:rPr>
+      </w:pPr>
+    </w:p>
+    <w:p>
+      <w:pPr>
         <w:pStyle w:val="Heading2"/>
+        <w:numPr>
+          <w:ilvl w:val="0"/>
+          <w:numId w:val="16"/>
+        </w:numPr>
         <w:rPr>
           <w:rFonts w:ascii="Arial" w:hAnsi="Arial" w:cs="Arial"/>
           <w:b/>
@@ -2689,6 +2562,7 @@
           <w:sz w:val="36"/>
           <w:szCs w:val="36"/>
         </w:rPr>
+        <w:lastRenderedPageBreak/>
         <w:t xml:space="preserve"> </w:t>
       </w:r>
       <w:r>
@@ -2709,42 +2583,38 @@
           <w:rFonts w:ascii="Arial" w:hAnsi="Arial" w:cs="Arial"/>
         </w:rPr>
       </w:pPr>
-      <w:proofErr w:type="spellStart"/>
-      <w:r>
-        <w:rPr>
-          <w:rFonts w:ascii="Arial" w:hAnsi="Arial" w:cs="Arial"/>
-        </w:rPr>
-        <w:t>QuantumTech</w:t>
-      </w:r>
-      <w:proofErr w:type="spellEnd"/>
-      <w:r>
-        <w:rPr>
-          <w:rFonts w:ascii="Arial" w:hAnsi="Arial" w:cs="Arial"/>
-        </w:rPr>
-        <w:t xml:space="preserve"> plans to include software with its desktop computers as a way of offering better-quality service to its customers. This section explains the software landscape, categories of software and application types, execution process and development tools that </w:t>
-      </w:r>
-      <w:proofErr w:type="spellStart"/>
-      <w:r>
-        <w:rPr>
-          <w:rFonts w:ascii="Arial" w:hAnsi="Arial" w:cs="Arial"/>
-        </w:rPr>
-        <w:t>QuantumTech</w:t>
-      </w:r>
-      <w:proofErr w:type="spellEnd"/>
-      <w:r>
-        <w:rPr>
-          <w:rFonts w:ascii="Arial" w:hAnsi="Arial" w:cs="Arial"/>
-        </w:rPr>
-        <w:t xml:space="preserve"> should consider to offer a better quality service to its customers.</w:t>
+      <w:r>
+        <w:rPr>
+          <w:rFonts w:ascii="Arial" w:hAnsi="Arial" w:cs="Arial"/>
+        </w:rPr>
+        <w:t>QuantumTech plans to include software with its desktop computers as a way of offering better-quality service to its customers. This section explains the software landscape, categories of software and application types, execution process and development tools that QuantumTech should consider to offer better quality service</w:t>
+      </w:r>
+      <w:r>
+        <w:rPr>
+          <w:rFonts w:ascii="Arial" w:hAnsi="Arial" w:cs="Arial"/>
+        </w:rPr>
+        <w:t>s</w:t>
+      </w:r>
+      <w:r>
+        <w:rPr>
+          <w:rFonts w:ascii="Arial" w:hAnsi="Arial" w:cs="Arial"/>
+        </w:rPr>
+        <w:t xml:space="preserve"> to its customers.</w:t>
       </w:r>
     </w:p>
     <w:p>
       <w:pPr>
         <w:pStyle w:val="Heading1"/>
+        <w:numPr>
+          <w:ilvl w:val="2"/>
+          <w:numId w:val="24"/>
+        </w:numPr>
         <w:rPr>
           <w:rFonts w:ascii="Arial" w:hAnsi="Arial" w:cs="Arial"/>
           <w:b/>
           <w:color w:val="auto"/>
+          <w:sz w:val="32"/>
+          <w:szCs w:val="32"/>
         </w:rPr>
       </w:pPr>
       <w:r>
@@ -2752,6 +2622,18 @@
           <w:rFonts w:ascii="Arial" w:hAnsi="Arial" w:cs="Arial"/>
           <w:b/>
           <w:color w:val="auto"/>
+          <w:sz w:val="32"/>
+          <w:szCs w:val="32"/>
+        </w:rPr>
+        <w:t xml:space="preserve"> </w:t>
+      </w:r>
+      <w:r>
+        <w:rPr>
+          <w:rFonts w:ascii="Arial" w:hAnsi="Arial" w:cs="Arial"/>
+          <w:b/>
+          <w:color w:val="auto"/>
+          <w:sz w:val="32"/>
+          <w:szCs w:val="32"/>
         </w:rPr>
         <w:t xml:space="preserve">Software categories </w:t>
       </w:r>
@@ -2766,21 +2648,25 @@
         <w:rPr>
           <w:rFonts w:ascii="Arial" w:hAnsi="Arial" w:cs="Arial"/>
         </w:rPr>
-        <w:t xml:space="preserve">Software are classified differently depending on what factor they are classified of. To help investors understand the software landscape better, </w:t>
-      </w:r>
-      <w:proofErr w:type="spellStart"/>
-      <w:r>
-        <w:rPr>
-          <w:rFonts w:ascii="Arial" w:hAnsi="Arial" w:cs="Arial"/>
-        </w:rPr>
-        <w:t>QuantumTech</w:t>
-      </w:r>
-      <w:proofErr w:type="spellEnd"/>
-      <w:r>
-        <w:rPr>
-          <w:rFonts w:ascii="Arial" w:hAnsi="Arial" w:cs="Arial"/>
-        </w:rPr>
-        <w:t xml:space="preserve"> should consider three categories of software:</w:t>
+        <w:t>Software</w:t>
+      </w:r>
+      <w:r>
+        <w:rPr>
+          <w:rFonts w:ascii="Arial" w:hAnsi="Arial" w:cs="Arial"/>
+        </w:rPr>
+        <w:t xml:space="preserve"> </w:t>
+      </w:r>
+      <w:r>
+        <w:rPr>
+          <w:rFonts w:ascii="Arial" w:hAnsi="Arial" w:cs="Arial"/>
+        </w:rPr>
+        <w:t>is</w:t>
+      </w:r>
+      <w:r>
+        <w:rPr>
+          <w:rFonts w:ascii="Arial" w:hAnsi="Arial" w:cs="Arial"/>
+        </w:rPr>
+        <w:t xml:space="preserve"> classified differently depending on what factor they are classified of. To help investors understand the software landscape better, QuantumTech should consider three categories of software:</w:t>
       </w:r>
     </w:p>
     <w:p>
@@ -2792,11 +2678,15 @@
         </w:numPr>
         <w:rPr>
           <w:rFonts w:ascii="Arial" w:hAnsi="Arial" w:cs="Arial"/>
-        </w:rPr>
-      </w:pPr>
-      <w:r>
-        <w:rPr>
-          <w:rFonts w:ascii="Arial" w:hAnsi="Arial" w:cs="Arial"/>
+          <w:sz w:val="28"/>
+          <w:szCs w:val="28"/>
+        </w:rPr>
+      </w:pPr>
+      <w:r>
+        <w:rPr>
+          <w:rFonts w:ascii="Arial" w:hAnsi="Arial" w:cs="Arial"/>
+          <w:sz w:val="28"/>
+          <w:szCs w:val="28"/>
         </w:rPr>
         <w:t>Application Software</w:t>
       </w:r>
@@ -2812,7 +2702,73 @@
         <w:rPr>
           <w:rFonts w:ascii="Arial" w:hAnsi="Arial" w:cs="Arial"/>
         </w:rPr>
-        <w:t>These are software designed to help users perform specific tasks for example Microsoft Word. Microsoft word provides functionalities for creating, editing and formatting text documents. Microsoft is essential for startup administrative tasks.</w:t>
+        <w:t xml:space="preserve">These are software designed to help users perform specific tasks </w:t>
+      </w:r>
+      <w:r>
+        <w:rPr>
+          <w:rFonts w:ascii="Arial" w:hAnsi="Arial" w:cs="Arial"/>
+        </w:rPr>
+        <w:t>like</w:t>
+      </w:r>
+      <w:r>
+        <w:rPr>
+          <w:rFonts w:ascii="Arial" w:hAnsi="Arial" w:cs="Arial"/>
+        </w:rPr>
+        <w:t xml:space="preserve"> </w:t>
+      </w:r>
+      <w:r>
+        <w:rPr>
+          <w:rFonts w:ascii="Arial" w:hAnsi="Arial" w:cs="Arial"/>
+        </w:rPr>
+        <w:t>typing</w:t>
+      </w:r>
+      <w:r>
+        <w:rPr>
+          <w:rFonts w:ascii="Arial" w:hAnsi="Arial" w:cs="Arial"/>
+        </w:rPr>
+        <w:t xml:space="preserve"> and watching videos</w:t>
+      </w:r>
+      <w:r>
+        <w:rPr>
+          <w:rFonts w:ascii="Arial" w:hAnsi="Arial" w:cs="Arial"/>
+        </w:rPr>
+        <w:t>.</w:t>
+      </w:r>
+      <w:r>
+        <w:rPr>
+          <w:rFonts w:ascii="Arial" w:hAnsi="Arial" w:cs="Arial"/>
+        </w:rPr>
+        <w:t xml:space="preserve"> A common example of application software is</w:t>
+      </w:r>
+      <w:r>
+        <w:rPr>
+          <w:rFonts w:ascii="Arial" w:hAnsi="Arial" w:cs="Arial"/>
+        </w:rPr>
+        <w:t xml:space="preserve"> Microsoft word</w:t>
+      </w:r>
+      <w:r>
+        <w:rPr>
+          <w:rFonts w:ascii="Arial" w:hAnsi="Arial" w:cs="Arial"/>
+        </w:rPr>
+        <w:t xml:space="preserve"> which</w:t>
+      </w:r>
+      <w:r>
+        <w:rPr>
+          <w:rFonts w:ascii="Arial" w:hAnsi="Arial" w:cs="Arial"/>
+        </w:rPr>
+        <w:t xml:space="preserve"> provides functionalities for creating, editing and formatting text documents. Microsoft </w:t>
+      </w:r>
+      <w:r>
+        <w:rPr>
+          <w:rFonts w:ascii="Arial" w:hAnsi="Arial" w:cs="Arial"/>
+        </w:rPr>
+        <w:t xml:space="preserve">word </w:t>
+      </w:r>
+      <w:r>
+        <w:rPr>
+          <w:rFonts w:ascii="Arial" w:hAnsi="Arial" w:cs="Arial"/>
+        </w:rPr>
+        <w:t>is essential for startup administrative tasks.</w:t>
       </w:r>
     </w:p>
     <w:p>
@@ -2824,11 +2780,15 @@
         </w:numPr>
         <w:rPr>
           <w:rFonts w:ascii="Arial" w:hAnsi="Arial" w:cs="Arial"/>
-        </w:rPr>
-      </w:pPr>
-      <w:r>
-        <w:rPr>
-          <w:rFonts w:ascii="Arial" w:hAnsi="Arial" w:cs="Arial"/>
+          <w:sz w:val="28"/>
+          <w:szCs w:val="28"/>
+        </w:rPr>
+      </w:pPr>
+      <w:r>
+        <w:rPr>
+          <w:rFonts w:ascii="Arial" w:hAnsi="Arial" w:cs="Arial"/>
+          <w:sz w:val="28"/>
+          <w:szCs w:val="28"/>
         </w:rPr>
         <w:t>System software</w:t>
       </w:r>
@@ -2844,105 +2804,31 @@
         <w:rPr>
           <w:rFonts w:ascii="Arial" w:hAnsi="Arial" w:cs="Arial"/>
         </w:rPr>
-        <w:t xml:space="preserve">These are </w:t>
-      </w:r>
-      <w:proofErr w:type="spellStart"/>
-      <w:r>
-        <w:rPr>
-          <w:rFonts w:ascii="Arial" w:hAnsi="Arial" w:cs="Arial"/>
-        </w:rPr>
-        <w:t>softwares</w:t>
-      </w:r>
-      <w:proofErr w:type="spellEnd"/>
-      <w:r>
-        <w:rPr>
-          <w:rFonts w:ascii="Arial" w:hAnsi="Arial" w:cs="Arial"/>
-        </w:rPr>
-        <w:t xml:space="preserve"> that manages computer </w:t>
-      </w:r>
-      <w:proofErr w:type="spellStart"/>
-      <w:r>
-        <w:rPr>
-          <w:rFonts w:ascii="Arial" w:hAnsi="Arial" w:cs="Arial"/>
-        </w:rPr>
-        <w:t>hardwares</w:t>
-      </w:r>
-      <w:proofErr w:type="spellEnd"/>
-      <w:r>
-        <w:rPr>
-          <w:rFonts w:ascii="Arial" w:hAnsi="Arial" w:cs="Arial"/>
-        </w:rPr>
-        <w:t xml:space="preserve"> and helps in maintaining the computer systems. System </w:t>
-      </w:r>
-      <w:proofErr w:type="spellStart"/>
-      <w:r>
-        <w:rPr>
-          <w:rFonts w:ascii="Arial" w:hAnsi="Arial" w:cs="Arial"/>
-        </w:rPr>
-        <w:t>softwares</w:t>
-      </w:r>
-      <w:proofErr w:type="spellEnd"/>
-      <w:r>
-        <w:rPr>
-          <w:rFonts w:ascii="Arial" w:hAnsi="Arial" w:cs="Arial"/>
-        </w:rPr>
-        <w:t xml:space="preserve"> are of 3 different types which includes Operating systems, utility </w:t>
-      </w:r>
-      <w:proofErr w:type="spellStart"/>
-      <w:r>
-        <w:rPr>
-          <w:rFonts w:ascii="Arial" w:hAnsi="Arial" w:cs="Arial"/>
-        </w:rPr>
-        <w:t>softwares</w:t>
-      </w:r>
-      <w:proofErr w:type="spellEnd"/>
-      <w:r>
-        <w:rPr>
-          <w:rFonts w:ascii="Arial" w:hAnsi="Arial" w:cs="Arial"/>
-        </w:rPr>
-        <w:t xml:space="preserve"> and driver </w:t>
-      </w:r>
-      <w:proofErr w:type="spellStart"/>
-      <w:r>
-        <w:rPr>
-          <w:rFonts w:ascii="Arial" w:hAnsi="Arial" w:cs="Arial"/>
-        </w:rPr>
-        <w:t>softwares</w:t>
-      </w:r>
-      <w:proofErr w:type="spellEnd"/>
-      <w:r>
-        <w:rPr>
-          <w:rFonts w:ascii="Arial" w:hAnsi="Arial" w:cs="Arial"/>
-        </w:rPr>
-        <w:t xml:space="preserve">. Microsoft Windows is one </w:t>
-      </w:r>
-      <w:proofErr w:type="spellStart"/>
-      <w:r>
-        <w:rPr>
-          <w:rFonts w:ascii="Arial" w:hAnsi="Arial" w:cs="Arial"/>
-        </w:rPr>
-        <w:t>one</w:t>
-      </w:r>
-      <w:proofErr w:type="spellEnd"/>
-      <w:r>
-        <w:rPr>
-          <w:rFonts w:ascii="Arial" w:hAnsi="Arial" w:cs="Arial"/>
-        </w:rPr>
-        <w:t xml:space="preserve"> of the most common examples of system </w:t>
-      </w:r>
-      <w:proofErr w:type="spellStart"/>
-      <w:r>
-        <w:rPr>
-          <w:rFonts w:ascii="Arial" w:hAnsi="Arial" w:cs="Arial"/>
-        </w:rPr>
-        <w:t>softwares</w:t>
-      </w:r>
-      <w:proofErr w:type="spellEnd"/>
-      <w:r>
-        <w:rPr>
-          <w:rFonts w:ascii="Arial" w:hAnsi="Arial" w:cs="Arial"/>
-        </w:rPr>
-        <w:t>.</w:t>
+        <w:t xml:space="preserve">These are software that manages computer hardware and helps in maintaining the computer systems. System software </w:t>
+      </w:r>
+      <w:r>
+        <w:rPr>
+          <w:rFonts w:ascii="Arial" w:hAnsi="Arial" w:cs="Arial"/>
+        </w:rPr>
+        <w:t>is</w:t>
+      </w:r>
+      <w:r>
+        <w:rPr>
+          <w:rFonts w:ascii="Arial" w:hAnsi="Arial" w:cs="Arial"/>
+        </w:rPr>
+        <w:t xml:space="preserve"> of 3 different types which includes Operating system</w:t>
+      </w:r>
+      <w:r>
+        <w:rPr>
+          <w:rFonts w:ascii="Arial" w:hAnsi="Arial" w:cs="Arial"/>
+        </w:rPr>
+        <w:t xml:space="preserve"> software</w:t>
+      </w:r>
+      <w:r>
+        <w:rPr>
+          <w:rFonts w:ascii="Arial" w:hAnsi="Arial" w:cs="Arial"/>
+        </w:rPr>
+        <w:t>, utility software and driver software. Microsoft Windows is one of the most common examples of system software.</w:t>
       </w:r>
     </w:p>
     <w:p>
@@ -2954,11 +2840,15 @@
         </w:numPr>
         <w:rPr>
           <w:rFonts w:ascii="Arial" w:hAnsi="Arial" w:cs="Arial"/>
-        </w:rPr>
-      </w:pPr>
-      <w:r>
-        <w:rPr>
-          <w:rFonts w:ascii="Arial" w:hAnsi="Arial" w:cs="Arial"/>
+          <w:sz w:val="28"/>
+          <w:szCs w:val="28"/>
+        </w:rPr>
+      </w:pPr>
+      <w:r>
+        <w:rPr>
+          <w:rFonts w:ascii="Arial" w:hAnsi="Arial" w:cs="Arial"/>
+          <w:sz w:val="28"/>
+          <w:szCs w:val="28"/>
         </w:rPr>
         <w:t>Development software</w:t>
       </w:r>
@@ -3022,7 +2912,19 @@
         <w:rPr>
           <w:rFonts w:ascii="Arial" w:hAnsi="Arial" w:cs="Arial"/>
         </w:rPr>
-        <w:t>nvironment(IDE) where code can be written, compiled and tested.</w:t>
+        <w:t>nvironment</w:t>
+      </w:r>
+      <w:r>
+        <w:rPr>
+          <w:rFonts w:ascii="Arial" w:hAnsi="Arial" w:cs="Arial"/>
+        </w:rPr>
+        <w:t xml:space="preserve"> </w:t>
+      </w:r>
+      <w:r>
+        <w:rPr>
+          <w:rFonts w:ascii="Arial" w:hAnsi="Arial" w:cs="Arial"/>
+        </w:rPr>
+        <w:t>(IDE) where code can be written, compiled and tested.</w:t>
       </w:r>
     </w:p>
     <w:p>
@@ -3102,8 +3004,13 @@
         <w:rPr>
           <w:rFonts w:ascii="Arial" w:hAnsi="Arial" w:cs="Arial"/>
         </w:rPr>
-        <w:lastRenderedPageBreak/>
-        <w:t xml:space="preserve">These software provide functionality for creating documents, spreadsheets </w:t>
+        <w:t xml:space="preserve">Productive </w:t>
+      </w:r>
+      <w:r>
+        <w:rPr>
+          <w:rFonts w:ascii="Arial" w:hAnsi="Arial" w:cs="Arial"/>
+        </w:rPr>
+        <w:t xml:space="preserve">software provide functionality for creating documents, spreadsheets </w:t>
       </w:r>
       <w:r>
         <w:rPr>
@@ -3130,6 +3037,7 @@
         <w:rPr>
           <w:rFonts w:ascii="Arial" w:hAnsi="Arial" w:cs="Arial"/>
         </w:rPr>
+        <w:lastRenderedPageBreak/>
         <w:t>Multimedia Software</w:t>
       </w:r>
     </w:p>
@@ -3153,7 +3061,19 @@
         <w:rPr>
           <w:rFonts w:ascii="Arial" w:hAnsi="Arial" w:cs="Arial"/>
         </w:rPr>
-        <w:t>software allows users to create, edit, play audio and video files for example VLM Media Player.  This is the useful tool for marketing and design start-ups.</w:t>
+        <w:t>software allows users to create, edit, play audio and video files for example VL</w:t>
+      </w:r>
+      <w:r>
+        <w:rPr>
+          <w:rFonts w:ascii="Arial" w:hAnsi="Arial" w:cs="Arial"/>
+        </w:rPr>
+        <w:t>C</w:t>
+      </w:r>
+      <w:r>
+        <w:rPr>
+          <w:rFonts w:ascii="Arial" w:hAnsi="Arial" w:cs="Arial"/>
+        </w:rPr>
+        <w:t xml:space="preserve"> Media Player.  This is the useful tool for marketing and design start-ups.</w:t>
       </w:r>
     </w:p>
     <w:p>
@@ -3259,7 +3179,37 @@
         <w:rPr>
           <w:rFonts w:ascii="Arial" w:hAnsi="Arial" w:cs="Arial"/>
         </w:rPr>
-        <w:t>These type of provide users with leisure experience and gaming experiences for example Media players or casual games. These wares enhance the desktop’s appeal to home-office users.</w:t>
+        <w:t xml:space="preserve">Entertainment software </w:t>
+      </w:r>
+      <w:r>
+        <w:rPr>
+          <w:rFonts w:ascii="Arial" w:hAnsi="Arial" w:cs="Arial"/>
+        </w:rPr>
+        <w:t>provide</w:t>
+      </w:r>
+      <w:r>
+        <w:rPr>
+          <w:rFonts w:ascii="Arial" w:hAnsi="Arial" w:cs="Arial"/>
+        </w:rPr>
+        <w:t>s</w:t>
+      </w:r>
+      <w:r>
+        <w:rPr>
+          <w:rFonts w:ascii="Arial" w:hAnsi="Arial" w:cs="Arial"/>
+        </w:rPr>
+        <w:t xml:space="preserve"> users with leisure experience and gaming experiences for example Media players or casual games</w:t>
+      </w:r>
+      <w:r>
+        <w:rPr>
+          <w:rFonts w:ascii="Arial" w:hAnsi="Arial" w:cs="Arial"/>
+        </w:rPr>
+        <w:t xml:space="preserve"> like FC</w:t>
+      </w:r>
+      <w:r>
+        <w:rPr>
+          <w:rFonts w:ascii="Arial" w:hAnsi="Arial" w:cs="Arial"/>
+        </w:rPr>
+        <w:t>. These wares enhance the desktop’s appeal to home-office users.</w:t>
       </w:r>
     </w:p>
     <w:p>
@@ -3287,21 +3237,7 @@
         <w:rPr>
           <w:rFonts w:ascii="Arial" w:hAnsi="Arial" w:cs="Arial"/>
         </w:rPr>
-        <w:t xml:space="preserve">Most people understands application software, but at </w:t>
-      </w:r>
-      <w:proofErr w:type="spellStart"/>
-      <w:r>
-        <w:rPr>
-          <w:rFonts w:ascii="Arial" w:hAnsi="Arial" w:cs="Arial"/>
-        </w:rPr>
-        <w:t>QuantumTech</w:t>
-      </w:r>
-      <w:proofErr w:type="spellEnd"/>
-      <w:r>
-        <w:rPr>
-          <w:rFonts w:ascii="Arial" w:hAnsi="Arial" w:cs="Arial"/>
-        </w:rPr>
-        <w:t xml:space="preserve"> no one understands how software</w:t>
+        <w:t>Most people understand</w:t>
       </w:r>
       <w:r>
         <w:rPr>
@@ -3313,7 +3249,79 @@
         <w:rPr>
           <w:rFonts w:ascii="Arial" w:hAnsi="Arial" w:cs="Arial"/>
         </w:rPr>
-        <w:t>works with the computer systems they build which might be the major problem of reduced sale. It is for this reason why the engineers should understand the process how software works with the computer systems.</w:t>
+        <w:t>application software, but at QuantumTech no one understands how software</w:t>
+      </w:r>
+      <w:r>
+        <w:rPr>
+          <w:rFonts w:ascii="Arial" w:hAnsi="Arial" w:cs="Arial"/>
+        </w:rPr>
+        <w:t xml:space="preserve"> </w:t>
+      </w:r>
+      <w:r>
+        <w:rPr>
+          <w:rFonts w:ascii="Arial" w:hAnsi="Arial" w:cs="Arial"/>
+        </w:rPr>
+        <w:t>works with the computer systems they build which might be the major</w:t>
+      </w:r>
+      <w:r>
+        <w:rPr>
+          <w:rFonts w:ascii="Arial" w:hAnsi="Arial" w:cs="Arial"/>
+        </w:rPr>
+        <w:t xml:space="preserve"> root</w:t>
+      </w:r>
+      <w:r>
+        <w:rPr>
+          <w:rFonts w:ascii="Arial" w:hAnsi="Arial" w:cs="Arial"/>
+        </w:rPr>
+        <w:t xml:space="preserve"> problem</w:t>
+      </w:r>
+      <w:r>
+        <w:rPr>
+          <w:rFonts w:ascii="Arial" w:hAnsi="Arial" w:cs="Arial"/>
+        </w:rPr>
+        <w:t xml:space="preserve"> causing</w:t>
+      </w:r>
+      <w:r>
+        <w:rPr>
+          <w:rFonts w:ascii="Arial" w:hAnsi="Arial" w:cs="Arial"/>
+        </w:rPr>
+        <w:t xml:space="preserve"> reduced sale</w:t>
+      </w:r>
+      <w:r>
+        <w:rPr>
+          <w:rFonts w:ascii="Arial" w:hAnsi="Arial" w:cs="Arial"/>
+        </w:rPr>
+        <w:t>s</w:t>
+      </w:r>
+      <w:r>
+        <w:rPr>
+          <w:rFonts w:ascii="Arial" w:hAnsi="Arial" w:cs="Arial"/>
+        </w:rPr>
+        <w:t>. It is for this reason why engineers</w:t>
+      </w:r>
+      <w:r>
+        <w:rPr>
+          <w:rFonts w:ascii="Arial" w:hAnsi="Arial" w:cs="Arial"/>
+        </w:rPr>
+        <w:t xml:space="preserve"> at QuntumTech</w:t>
+      </w:r>
+      <w:r>
+        <w:rPr>
+          <w:rFonts w:ascii="Arial" w:hAnsi="Arial" w:cs="Arial"/>
+        </w:rPr>
+        <w:t xml:space="preserve"> should understand the process how software works with the computer systems</w:t>
+      </w:r>
+      <w:r>
+        <w:rPr>
+          <w:rFonts w:ascii="Arial" w:hAnsi="Arial" w:cs="Arial"/>
+        </w:rPr>
+        <w:t xml:space="preserve"> like QuantumX</w:t>
+      </w:r>
+      <w:r>
+        <w:rPr>
+          <w:rFonts w:ascii="Arial" w:hAnsi="Arial" w:cs="Arial"/>
+        </w:rPr>
+        <w:t>.</w:t>
       </w:r>
     </w:p>
     <w:p>
@@ -3341,13 +3349,49 @@
         <w:rPr>
           <w:rFonts w:ascii="Arial" w:hAnsi="Arial" w:cs="Arial"/>
         </w:rPr>
-        <w:t>Software is executed by the Central Processing Unit(CPU) through a process code  “Fetch-decode-execute”. Firstly, the Operating system loader places the software code into Random Access Memory (RAM). Then the Central Processing Unit(CPU)</w:t>
-      </w:r>
-      <w:r>
-        <w:rPr>
-          <w:rFonts w:ascii="Arial" w:hAnsi="Arial" w:cs="Arial"/>
-        </w:rPr>
-        <w:t xml:space="preserve"> fetches the instruction from the RAM. After that, it decodes the instruction to understand what action is needed. Finally, the Arithmetic Logic Unit (ALU), one of the CPU components responsible for performing logic and mathematic operations  execute the instructions and the result is written back to memory or a register.  The software communicates with the hardware using the Operating System and device drivers. When software makes a request, they convert it into raw signals that travel along the</w:t>
+        <w:t>Software is executed by the Central Processing Unit</w:t>
+      </w:r>
+      <w:r>
+        <w:rPr>
+          <w:rFonts w:ascii="Arial" w:hAnsi="Arial" w:cs="Arial"/>
+        </w:rPr>
+        <w:t xml:space="preserve"> </w:t>
+      </w:r>
+      <w:r>
+        <w:rPr>
+          <w:rFonts w:ascii="Arial" w:hAnsi="Arial" w:cs="Arial"/>
+        </w:rPr>
+        <w:t>(CPU) through a process c</w:t>
+      </w:r>
+      <w:r>
+        <w:rPr>
+          <w:rFonts w:ascii="Arial" w:hAnsi="Arial" w:cs="Arial"/>
+        </w:rPr>
+        <w:t>alled</w:t>
+      </w:r>
+      <w:r>
+        <w:rPr>
+          <w:rFonts w:ascii="Arial" w:hAnsi="Arial" w:cs="Arial"/>
+        </w:rPr>
+        <w:t xml:space="preserve"> “Fetch-decode-execute”. Firstly, the Operating system loader places the software code into Random Access Memory (RAM). Then the Central Processing Unit</w:t>
+      </w:r>
+      <w:r>
+        <w:rPr>
+          <w:rFonts w:ascii="Arial" w:hAnsi="Arial" w:cs="Arial"/>
+        </w:rPr>
+        <w:t xml:space="preserve"> </w:t>
+      </w:r>
+      <w:r>
+        <w:rPr>
+          <w:rFonts w:ascii="Arial" w:hAnsi="Arial" w:cs="Arial"/>
+        </w:rPr>
+        <w:t>(CPU)</w:t>
+      </w:r>
+      <w:r>
+        <w:rPr>
+          <w:rFonts w:ascii="Arial" w:hAnsi="Arial" w:cs="Arial"/>
+        </w:rPr>
+        <w:t xml:space="preserve"> fetches the instruction from the RAM. After that, it decodes the instruction to understand what action is needed. Finally, the Arithmetic Logic Unit (ALU), one of the CPU components responsible for performing logic and mathematic operations execute the instructions and the result is written back to memory or a register.  The software communicates with the hardware using the Operating System and device drivers. When software makes a request, they convert it into raw signals that travel along the</w:t>
       </w:r>
       <w:r>
         <w:rPr>
@@ -3376,6 +3420,10 @@
     <w:p>
       <w:pPr>
         <w:pStyle w:val="Heading1"/>
+        <w:numPr>
+          <w:ilvl w:val="0"/>
+          <w:numId w:val="25"/>
+        </w:numPr>
         <w:rPr>
           <w:rFonts w:ascii="Arial" w:hAnsi="Arial" w:cs="Arial"/>
           <w:b/>
@@ -3387,30 +3435,42 @@
           <w:rFonts w:ascii="Arial" w:hAnsi="Arial" w:cs="Arial"/>
           <w:b/>
           <w:color w:val="auto"/>
+          <w:sz w:val="32"/>
+          <w:szCs w:val="32"/>
+        </w:rPr>
+        <w:t>Development Tools for custom software</w:t>
+      </w:r>
+    </w:p>
+    <w:p>
+      <w:pPr>
+        <w:rPr>
+          <w:rFonts w:ascii="Arial" w:hAnsi="Arial" w:cs="Arial"/>
+        </w:rPr>
+      </w:pPr>
+      <w:r>
+        <w:rPr>
+          <w:rFonts w:ascii="Arial" w:hAnsi="Arial" w:cs="Arial"/>
+        </w:rPr>
+        <w:t xml:space="preserve">QuantumTech would like to explore the possibility of including its own custom application software with its computer systems. Software developers will be </w:t>
+      </w:r>
+      <w:r>
+        <w:rPr>
+          <w:rFonts w:ascii="Arial" w:hAnsi="Arial" w:cs="Arial"/>
+        </w:rPr>
+        <w:t>hired</w:t>
+      </w:r>
+      <w:r>
+        <w:rPr>
+          <w:rFonts w:ascii="Arial" w:hAnsi="Arial" w:cs="Arial"/>
+        </w:rPr>
+        <w:t xml:space="preserve"> to do </w:t>
+      </w:r>
+      <w:r>
+        <w:rPr>
+          <w:rFonts w:ascii="Arial" w:hAnsi="Arial" w:cs="Arial"/>
         </w:rPr>
         <w:lastRenderedPageBreak/>
-        <w:t>Development Tools for custom software</w:t>
-      </w:r>
-    </w:p>
-    <w:p>
-      <w:pPr>
-        <w:rPr>
-          <w:rFonts w:ascii="Arial" w:hAnsi="Arial" w:cs="Arial"/>
-        </w:rPr>
-      </w:pPr>
-      <w:proofErr w:type="spellStart"/>
-      <w:r>
-        <w:rPr>
-          <w:rFonts w:ascii="Arial" w:hAnsi="Arial" w:cs="Arial"/>
-        </w:rPr>
-        <w:t>QuantumTech</w:t>
-      </w:r>
-      <w:proofErr w:type="spellEnd"/>
-      <w:r>
-        <w:rPr>
-          <w:rFonts w:ascii="Arial" w:hAnsi="Arial" w:cs="Arial"/>
-        </w:rPr>
-        <w:t xml:space="preserve"> would like to explore the possibility of including its own custom application software with its computer systems. Software developers will be needed to do this. The following are types of development tools that would likely be utilized by the developers.</w:t>
+        <w:t>this. The following are types of development tools that would likely be utilized by the developers.</w:t>
       </w:r>
     </w:p>
     <w:p>
@@ -3441,21 +3501,159 @@
         <w:rPr>
           <w:rFonts w:ascii="Arial" w:hAnsi="Arial" w:cs="Arial"/>
         </w:rPr>
-        <w:t xml:space="preserve">Compilers are programs that translates high level programming languages into low level machine code language or </w:t>
-      </w:r>
-      <w:proofErr w:type="spellStart"/>
-      <w:r>
-        <w:rPr>
-          <w:rFonts w:ascii="Arial" w:hAnsi="Arial" w:cs="Arial"/>
-        </w:rPr>
-        <w:t>assemblier</w:t>
-      </w:r>
-      <w:proofErr w:type="spellEnd"/>
-      <w:r>
-        <w:rPr>
-          <w:rFonts w:ascii="Arial" w:hAnsi="Arial" w:cs="Arial"/>
-        </w:rPr>
-        <w:t xml:space="preserve">. This tool is crucial as it allows computer system understand what the program is trying to build. Compilers, compiles the full source code at once. </w:t>
+        <w:t xml:space="preserve">According to </w:t>
+      </w:r>
+      <w:sdt>
+        <w:sdtPr>
+          <w:rPr>
+            <w:rFonts w:ascii="Arial" w:hAnsi="Arial" w:cs="Arial"/>
+          </w:rPr>
+          <w:id w:val="-2049910019"/>
+          <w:citation/>
+        </w:sdtPr>
+        <w:sdtContent>
+          <w:r>
+            <w:rPr>
+              <w:rFonts w:ascii="Arial" w:hAnsi="Arial" w:cs="Arial"/>
+            </w:rPr>
+            <w:fldChar w:fldCharType="begin"/>
+          </w:r>
+          <w:r>
+            <w:rPr>
+              <w:rFonts w:ascii="Arial" w:hAnsi="Arial" w:cs="Arial"/>
+              <w:lang w:val="en-GB"/>
+            </w:rPr>
+            <w:instrText xml:space="preserve"> CITATION Fre20 \l 2057 </w:instrText>
+          </w:r>
+          <w:r>
+            <w:rPr>
+              <w:rFonts w:ascii="Arial" w:hAnsi="Arial" w:cs="Arial"/>
+            </w:rPr>
+            <w:fldChar w:fldCharType="separate"/>
+          </w:r>
+          <w:r>
+            <w:rPr>
+              <w:rFonts w:ascii="Arial" w:hAnsi="Arial" w:cs="Arial"/>
+              <w:noProof/>
+              <w:lang w:val="en-GB"/>
+            </w:rPr>
+            <w:t>(FreeCodeCamp, 2020)</w:t>
+          </w:r>
+          <w:r>
+            <w:rPr>
+              <w:rFonts w:ascii="Arial" w:hAnsi="Arial" w:cs="Arial"/>
+            </w:rPr>
+            <w:fldChar w:fldCharType="end"/>
+          </w:r>
+        </w:sdtContent>
+      </w:sdt>
+      <w:r>
+        <w:rPr>
+          <w:rFonts w:ascii="Arial" w:hAnsi="Arial" w:cs="Arial"/>
+        </w:rPr>
+        <w:t xml:space="preserve">, </w:t>
+      </w:r>
+      <w:r>
+        <w:rPr>
+          <w:rFonts w:ascii="Arial" w:hAnsi="Arial" w:cs="Arial"/>
+        </w:rPr>
+        <w:t xml:space="preserve">Compilers are programs that translates high level programming languages </w:t>
+      </w:r>
+      <w:r>
+        <w:rPr>
+          <w:rFonts w:ascii="Arial" w:hAnsi="Arial" w:cs="Arial"/>
+        </w:rPr>
+        <w:t xml:space="preserve">directly </w:t>
+      </w:r>
+      <w:r>
+        <w:rPr>
+          <w:rFonts w:ascii="Arial" w:hAnsi="Arial" w:cs="Arial"/>
+        </w:rPr>
+        <w:t>into low level machine code language.</w:t>
+      </w:r>
+      <w:r>
+        <w:rPr>
+          <w:rFonts w:ascii="Arial" w:hAnsi="Arial" w:cs="Arial"/>
+        </w:rPr>
+        <w:t xml:space="preserve"> Languages that utilize compilers for them to run are called Compiling languages</w:t>
+      </w:r>
+      <w:r>
+        <w:rPr>
+          <w:rFonts w:ascii="Arial" w:hAnsi="Arial" w:cs="Arial"/>
+        </w:rPr>
+        <w:t xml:space="preserve"> for example C++</w:t>
+      </w:r>
+      <w:r>
+        <w:rPr>
+          <w:rFonts w:ascii="Arial" w:hAnsi="Arial" w:cs="Arial"/>
+        </w:rPr>
+        <w:t>. During execution, the source code of th</w:t>
+      </w:r>
+      <w:r>
+        <w:rPr>
+          <w:rFonts w:ascii="Arial" w:hAnsi="Arial" w:cs="Arial"/>
+        </w:rPr>
+        <w:t xml:space="preserve">ese </w:t>
+      </w:r>
+      <w:r>
+        <w:rPr>
+          <w:rFonts w:ascii="Arial" w:hAnsi="Arial" w:cs="Arial"/>
+        </w:rPr>
+        <w:t xml:space="preserve">languages </w:t>
+      </w:r>
+      <w:r>
+        <w:rPr>
+          <w:rFonts w:ascii="Arial" w:hAnsi="Arial" w:cs="Arial"/>
+        </w:rPr>
+        <w:t>is</w:t>
+      </w:r>
+      <w:r>
+        <w:rPr>
+          <w:rFonts w:ascii="Arial" w:hAnsi="Arial" w:cs="Arial"/>
+        </w:rPr>
+        <w:t xml:space="preserve"> converted directly into machine code</w:t>
+      </w:r>
+      <w:r>
+        <w:rPr>
+          <w:rFonts w:ascii="Arial" w:hAnsi="Arial" w:cs="Arial"/>
+        </w:rPr>
+        <w:t xml:space="preserve"> firstly before execution</w:t>
+      </w:r>
+      <w:r>
+        <w:rPr>
+          <w:rFonts w:ascii="Arial" w:hAnsi="Arial" w:cs="Arial"/>
+        </w:rPr>
+        <w:t>. This makes compiling languages faster and</w:t>
+      </w:r>
+      <w:r>
+        <w:rPr>
+          <w:rFonts w:ascii="Arial" w:hAnsi="Arial" w:cs="Arial"/>
+        </w:rPr>
+        <w:t xml:space="preserve"> </w:t>
+      </w:r>
+      <w:r>
+        <w:rPr>
+          <w:rFonts w:ascii="Arial" w:hAnsi="Arial" w:cs="Arial"/>
+        </w:rPr>
+        <w:t>more efficient to execute. Compiling languages also give developers ability to directly interact with the hardware</w:t>
+      </w:r>
+      <w:r>
+        <w:rPr>
+          <w:rFonts w:ascii="Arial" w:hAnsi="Arial" w:cs="Arial"/>
+        </w:rPr>
+        <w:t>. Therefore, compilers can be slower due to time taken for compilation and executables may n</w:t>
+      </w:r>
+      <w:r>
+        <w:rPr>
+          <w:rFonts w:ascii="Arial" w:hAnsi="Arial" w:cs="Arial"/>
+        </w:rPr>
+        <w:t>e</w:t>
+      </w:r>
+      <w:r>
+        <w:rPr>
+          <w:rFonts w:ascii="Arial" w:hAnsi="Arial" w:cs="Arial"/>
+        </w:rPr>
+        <w:t>ed to be compiled separately from operating systems.</w:t>
       </w:r>
     </w:p>
     <w:p>
@@ -3486,7 +3684,87 @@
         <w:rPr>
           <w:rFonts w:ascii="Arial" w:hAnsi="Arial" w:cs="Arial"/>
         </w:rPr>
-        <w:t xml:space="preserve">Interpreters are programs that executes high-level source code line=by-line. </w:t>
+        <w:t xml:space="preserve">According to </w:t>
+      </w:r>
+      <w:sdt>
+        <w:sdtPr>
+          <w:rPr>
+            <w:rFonts w:ascii="Arial" w:hAnsi="Arial" w:cs="Arial"/>
+          </w:rPr>
+          <w:id w:val="-954487184"/>
+          <w:citation/>
+        </w:sdtPr>
+        <w:sdtContent>
+          <w:r>
+            <w:rPr>
+              <w:rFonts w:ascii="Arial" w:hAnsi="Arial" w:cs="Arial"/>
+            </w:rPr>
+            <w:fldChar w:fldCharType="begin"/>
+          </w:r>
+          <w:r>
+            <w:rPr>
+              <w:rFonts w:ascii="Arial" w:hAnsi="Arial" w:cs="Arial"/>
+              <w:lang w:val="en-GB"/>
+            </w:rPr>
+            <w:instrText xml:space="preserve"> CITATION Gee255 \l 2057 </w:instrText>
+          </w:r>
+          <w:r>
+            <w:rPr>
+              <w:rFonts w:ascii="Arial" w:hAnsi="Arial" w:cs="Arial"/>
+            </w:rPr>
+            <w:fldChar w:fldCharType="separate"/>
+          </w:r>
+          <w:r>
+            <w:rPr>
+              <w:rFonts w:ascii="Arial" w:hAnsi="Arial" w:cs="Arial"/>
+              <w:noProof/>
+              <w:lang w:val="en-GB"/>
+            </w:rPr>
+            <w:t>(GeeksforGeeks, 2025)</w:t>
+          </w:r>
+          <w:r>
+            <w:rPr>
+              <w:rFonts w:ascii="Arial" w:hAnsi="Arial" w:cs="Arial"/>
+            </w:rPr>
+            <w:fldChar w:fldCharType="end"/>
+          </w:r>
+        </w:sdtContent>
+      </w:sdt>
+      <w:r>
+        <w:rPr>
+          <w:rFonts w:ascii="Arial" w:hAnsi="Arial" w:cs="Arial"/>
+        </w:rPr>
+        <w:t xml:space="preserve">, </w:t>
+      </w:r>
+      <w:r>
+        <w:rPr>
+          <w:rFonts w:ascii="Arial" w:hAnsi="Arial" w:cs="Arial"/>
+        </w:rPr>
+        <w:t xml:space="preserve">Interpreters are programs that </w:t>
+      </w:r>
+      <w:r>
+        <w:rPr>
+          <w:rFonts w:ascii="Arial" w:hAnsi="Arial" w:cs="Arial"/>
+        </w:rPr>
+        <w:t xml:space="preserve">reads and executes code line by line in real time without changing the hole file into machine code. Languages that need interpreters for them to run are called </w:t>
+      </w:r>
+      <w:r>
+        <w:rPr>
+          <w:rFonts w:ascii="Arial" w:hAnsi="Arial" w:cs="Arial"/>
+        </w:rPr>
+        <w:t>Interpreting</w:t>
+      </w:r>
+      <w:r>
+        <w:rPr>
+          <w:rFonts w:ascii="Arial" w:hAnsi="Arial" w:cs="Arial"/>
+        </w:rPr>
+        <w:t xml:space="preserve"> languages for example Python. During execution, interpreters checks if the lines doesn’t have any error if it does the system breaks if it does not the line get executed and the program continues. </w:t>
+      </w:r>
+      <w:r>
+        <w:rPr>
+          <w:rFonts w:ascii="Arial" w:hAnsi="Arial" w:cs="Arial"/>
+        </w:rPr>
+        <w:t>Interpreting languages offers developers with quick development experiences, easy debugging and iterating programming. Interpreting languages in some cases are not better choices because the programs generally run slower because of translation process happening during execution.</w:t>
       </w:r>
     </w:p>
     <w:p>
@@ -3500,33 +3778,171 @@
           <w:rFonts w:ascii="Arial" w:hAnsi="Arial" w:cs="Arial"/>
         </w:rPr>
       </w:pPr>
-      <w:proofErr w:type="spellStart"/>
-      <w:r>
-        <w:rPr>
-          <w:rFonts w:ascii="Arial" w:hAnsi="Arial" w:cs="Arial"/>
-        </w:rPr>
-        <w:t>I</w:t>
-      </w:r>
-      <w:r>
-        <w:rPr>
-          <w:rFonts w:ascii="Arial" w:hAnsi="Arial" w:cs="Arial"/>
-        </w:rPr>
-        <w:t>ntergreted</w:t>
-      </w:r>
-      <w:proofErr w:type="spellEnd"/>
-      <w:r>
-        <w:rPr>
-          <w:rFonts w:ascii="Arial" w:hAnsi="Arial" w:cs="Arial"/>
-        </w:rPr>
-        <w:t xml:space="preserve"> Development Environment(IDE)</w:t>
-      </w:r>
-    </w:p>
-    <w:p>
-      <w:pPr>
-        <w:rPr>
-          <w:rFonts w:ascii="Arial" w:hAnsi="Arial" w:cs="Arial"/>
-        </w:rPr>
-      </w:pPr>
+      <w:r>
+        <w:rPr>
+          <w:rFonts w:ascii="Arial" w:hAnsi="Arial" w:cs="Arial"/>
+        </w:rPr>
+        <w:t>interpreted</w:t>
+      </w:r>
+      <w:r>
+        <w:rPr>
+          <w:rFonts w:ascii="Arial" w:hAnsi="Arial" w:cs="Arial"/>
+        </w:rPr>
+        <w:t xml:space="preserve"> Development Environment</w:t>
+      </w:r>
+      <w:r>
+        <w:rPr>
+          <w:rFonts w:ascii="Arial" w:hAnsi="Arial" w:cs="Arial"/>
+        </w:rPr>
+        <w:t xml:space="preserve"> </w:t>
+      </w:r>
+      <w:r>
+        <w:rPr>
+          <w:rFonts w:ascii="Arial" w:hAnsi="Arial" w:cs="Arial"/>
+        </w:rPr>
+        <w:t>(IDE)</w:t>
+      </w:r>
+    </w:p>
+    <w:p>
+      <w:pPr>
+        <w:rPr>
+          <w:rFonts w:ascii="Arial" w:hAnsi="Arial" w:cs="Arial"/>
+        </w:rPr>
+      </w:pPr>
+      <w:sdt>
+        <w:sdtPr>
+          <w:rPr>
+            <w:rFonts w:ascii="Arial" w:hAnsi="Arial" w:cs="Arial"/>
+          </w:rPr>
+          <w:id w:val="1563134516"/>
+          <w:citation/>
+        </w:sdtPr>
+        <w:sdtContent>
+          <w:r>
+            <w:rPr>
+              <w:rFonts w:ascii="Arial" w:hAnsi="Arial" w:cs="Arial"/>
+            </w:rPr>
+            <w:fldChar w:fldCharType="begin"/>
+          </w:r>
+          <w:r>
+            <w:rPr>
+              <w:rFonts w:ascii="Arial" w:hAnsi="Arial" w:cs="Arial"/>
+              <w:lang w:val="en-GB"/>
+            </w:rPr>
+            <w:instrText xml:space="preserve"> CITATION Git25 \l 2057 </w:instrText>
+          </w:r>
+          <w:r>
+            <w:rPr>
+              <w:rFonts w:ascii="Arial" w:hAnsi="Arial" w:cs="Arial"/>
+            </w:rPr>
+            <w:fldChar w:fldCharType="separate"/>
+          </w:r>
+          <w:r>
+            <w:rPr>
+              <w:rFonts w:ascii="Arial" w:hAnsi="Arial" w:cs="Arial"/>
+              <w:noProof/>
+              <w:lang w:val="en-GB"/>
+            </w:rPr>
+            <w:t>(Github, 2025)</w:t>
+          </w:r>
+          <w:r>
+            <w:rPr>
+              <w:rFonts w:ascii="Arial" w:hAnsi="Arial" w:cs="Arial"/>
+            </w:rPr>
+            <w:fldChar w:fldCharType="end"/>
+          </w:r>
+        </w:sdtContent>
+      </w:sdt>
+      <w:r>
+        <w:rPr>
+          <w:rFonts w:ascii="Arial" w:hAnsi="Arial" w:cs="Arial"/>
+        </w:rPr>
+        <w:t xml:space="preserve"> defined an </w:t>
+      </w:r>
+      <w:r>
+        <w:rPr>
+          <w:rFonts w:ascii="Arial" w:hAnsi="Arial" w:cs="Arial"/>
+        </w:rPr>
+        <w:t>Integrated</w:t>
+      </w:r>
+      <w:r>
+        <w:rPr>
+          <w:rFonts w:ascii="Arial" w:hAnsi="Arial" w:cs="Arial"/>
+        </w:rPr>
+        <w:t xml:space="preserve"> </w:t>
+      </w:r>
+      <w:r>
+        <w:rPr>
+          <w:rFonts w:ascii="Arial" w:hAnsi="Arial" w:cs="Arial"/>
+        </w:rPr>
+        <w:t>D</w:t>
+      </w:r>
+      <w:r>
+        <w:rPr>
+          <w:rFonts w:ascii="Arial" w:hAnsi="Arial" w:cs="Arial"/>
+        </w:rPr>
+        <w:t xml:space="preserve">evelopment </w:t>
+      </w:r>
+      <w:r>
+        <w:rPr>
+          <w:rFonts w:ascii="Arial" w:hAnsi="Arial" w:cs="Arial"/>
+        </w:rPr>
+        <w:t>E</w:t>
+      </w:r>
+      <w:r>
+        <w:rPr>
+          <w:rFonts w:ascii="Arial" w:hAnsi="Arial" w:cs="Arial"/>
+        </w:rPr>
+        <w:t xml:space="preserve">nvironment (IDE) </w:t>
+      </w:r>
+      <w:r>
+        <w:rPr>
+          <w:rFonts w:ascii="Arial" w:hAnsi="Arial" w:cs="Arial"/>
+        </w:rPr>
+        <w:t>as</w:t>
+      </w:r>
+      <w:r>
+        <w:rPr>
+          <w:rFonts w:ascii="Arial" w:hAnsi="Arial" w:cs="Arial"/>
+        </w:rPr>
+        <w:t xml:space="preserve"> a software that contains multiple essential developers</w:t>
+      </w:r>
+      <w:r>
+        <w:rPr>
+          <w:rFonts w:ascii="Arial" w:hAnsi="Arial" w:cs="Arial"/>
+        </w:rPr>
+        <w:t>’</w:t>
+      </w:r>
+      <w:r>
+        <w:rPr>
+          <w:rFonts w:ascii="Arial" w:hAnsi="Arial" w:cs="Arial"/>
+        </w:rPr>
+        <w:t xml:space="preserve"> tools into one interface to optimize software development. Some of the tools IDE’s have include Code editors, Debuggers, Compilers, Version control system and AI tools.</w:t>
+      </w:r>
+      <w:r>
+        <w:rPr>
+          <w:rFonts w:ascii="Arial" w:hAnsi="Arial" w:cs="Arial"/>
+        </w:rPr>
+        <w:t xml:space="preserve"> Some of the benefits of IDE’s include improved prod</w:t>
+      </w:r>
+      <w:r>
+        <w:rPr>
+          <w:rFonts w:ascii="Arial" w:hAnsi="Arial" w:cs="Arial"/>
+        </w:rPr>
+        <w:t>u</w:t>
+      </w:r>
+      <w:r>
+        <w:rPr>
+          <w:rFonts w:ascii="Arial" w:hAnsi="Arial" w:cs="Arial"/>
+        </w:rPr>
+        <w:t>ctivity, fewer errors, better file management and enhanced collaboration.</w:t>
+      </w:r>
+      <w:r>
+        <w:rPr>
+          <w:rFonts w:ascii="Arial" w:hAnsi="Arial" w:cs="Arial"/>
+        </w:rPr>
+        <w:t xml:space="preserve"> IDE’s are categorized into General-Purpose IDE’s that supports wide range of programming languages, and Specialized IDE’s which are tailored for specific languages. Some examples of IDE’s include Visual Studio Code, Github Codespaces and IntelliJ IDEA.</w:t>
+      </w:r>
     </w:p>
     <w:p>
       <w:pPr>
@@ -3545,11 +3961,1676 @@
         </w:rPr>
         <w:t>Version Control</w:t>
       </w:r>
-    </w:p>
-    <w:p>
-      <w:pPr>
-        <w:rPr>
-          <w:rFonts w:ascii="Arial" w:hAnsi="Arial" w:cs="Arial"/>
+      <w:r>
+        <w:rPr>
+          <w:rFonts w:ascii="Arial" w:hAnsi="Arial" w:cs="Arial"/>
+        </w:rPr>
+        <w:t xml:space="preserve"> Systems</w:t>
+      </w:r>
+    </w:p>
+    <w:p>
+      <w:pPr>
+        <w:rPr>
+          <w:rFonts w:ascii="Arial" w:hAnsi="Arial" w:cs="Arial"/>
+        </w:rPr>
+      </w:pPr>
+      <w:r>
+        <w:rPr>
+          <w:rFonts w:ascii="Arial" w:hAnsi="Arial" w:cs="Arial"/>
+        </w:rPr>
+        <w:t xml:space="preserve">According to </w:t>
+      </w:r>
+      <w:sdt>
+        <w:sdtPr>
+          <w:rPr>
+            <w:rFonts w:ascii="Arial" w:hAnsi="Arial" w:cs="Arial"/>
+          </w:rPr>
+          <w:id w:val="217336442"/>
+          <w:citation/>
+        </w:sdtPr>
+        <w:sdtContent>
+          <w:r>
+            <w:rPr>
+              <w:rFonts w:ascii="Arial" w:hAnsi="Arial" w:cs="Arial"/>
+            </w:rPr>
+            <w:fldChar w:fldCharType="begin"/>
+          </w:r>
+          <w:r>
+            <w:rPr>
+              <w:rFonts w:ascii="Arial" w:hAnsi="Arial" w:cs="Arial"/>
+              <w:lang w:val="en-GB"/>
+            </w:rPr>
+            <w:instrText xml:space="preserve"> CITATION Atl26 \l 2057 </w:instrText>
+          </w:r>
+          <w:r>
+            <w:rPr>
+              <w:rFonts w:ascii="Arial" w:hAnsi="Arial" w:cs="Arial"/>
+            </w:rPr>
+            <w:fldChar w:fldCharType="separate"/>
+          </w:r>
+          <w:r>
+            <w:rPr>
+              <w:rFonts w:ascii="Arial" w:hAnsi="Arial" w:cs="Arial"/>
+              <w:noProof/>
+              <w:lang w:val="en-GB"/>
+            </w:rPr>
+            <w:t>(Atlassian, 2026)</w:t>
+          </w:r>
+          <w:r>
+            <w:rPr>
+              <w:rFonts w:ascii="Arial" w:hAnsi="Arial" w:cs="Arial"/>
+            </w:rPr>
+            <w:fldChar w:fldCharType="end"/>
+          </w:r>
+        </w:sdtContent>
+      </w:sdt>
+      <w:r>
+        <w:rPr>
+          <w:rFonts w:ascii="Arial" w:hAnsi="Arial" w:cs="Arial"/>
+        </w:rPr>
+        <w:t xml:space="preserve">, </w:t>
+      </w:r>
+      <w:r>
+        <w:rPr>
+          <w:rFonts w:ascii="Arial" w:hAnsi="Arial" w:cs="Arial"/>
+        </w:rPr>
+        <w:t>Version Control systems are tools that record and manage changes made to source code or project files over</w:t>
+      </w:r>
+      <w:r>
+        <w:rPr>
+          <w:rFonts w:ascii="Arial" w:hAnsi="Arial" w:cs="Arial"/>
+        </w:rPr>
+        <w:t xml:space="preserve"> </w:t>
+      </w:r>
+      <w:r>
+        <w:rPr>
+          <w:rFonts w:ascii="Arial" w:hAnsi="Arial" w:cs="Arial"/>
+        </w:rPr>
+        <w:t>time. These tools</w:t>
+      </w:r>
+      <w:r>
+        <w:rPr>
+          <w:rFonts w:ascii="Arial" w:hAnsi="Arial" w:cs="Arial"/>
+        </w:rPr>
+        <w:t xml:space="preserve"> allow</w:t>
+      </w:r>
+      <w:r>
+        <w:rPr>
+          <w:rFonts w:ascii="Arial" w:hAnsi="Arial" w:cs="Arial"/>
+        </w:rPr>
+        <w:t xml:space="preserve"> </w:t>
+      </w:r>
+      <w:r>
+        <w:rPr>
+          <w:rFonts w:ascii="Arial" w:hAnsi="Arial" w:cs="Arial"/>
+        </w:rPr>
+        <w:t>developers to collaborate</w:t>
+      </w:r>
+      <w:r>
+        <w:rPr>
+          <w:rFonts w:ascii="Arial" w:hAnsi="Arial" w:cs="Arial"/>
+        </w:rPr>
+        <w:t>,</w:t>
+      </w:r>
+      <w:r>
+        <w:rPr>
+          <w:rFonts w:ascii="Arial" w:hAnsi="Arial" w:cs="Arial"/>
+        </w:rPr>
+        <w:t xml:space="preserve"> track changes</w:t>
+      </w:r>
+      <w:r>
+        <w:rPr>
+          <w:rFonts w:ascii="Arial" w:hAnsi="Arial" w:cs="Arial"/>
+        </w:rPr>
+        <w:t xml:space="preserve"> </w:t>
+      </w:r>
+      <w:r>
+        <w:rPr>
+          <w:rFonts w:ascii="Arial" w:hAnsi="Arial" w:cs="Arial"/>
+        </w:rPr>
+        <w:t xml:space="preserve">and </w:t>
+      </w:r>
+      <w:r>
+        <w:rPr>
+          <w:rFonts w:ascii="Arial" w:hAnsi="Arial" w:cs="Arial"/>
+        </w:rPr>
+        <w:t>save</w:t>
+      </w:r>
+      <w:r>
+        <w:rPr>
+          <w:rFonts w:ascii="Arial" w:hAnsi="Arial" w:cs="Arial"/>
+        </w:rPr>
+        <w:t xml:space="preserve"> </w:t>
+      </w:r>
+      <w:r>
+        <w:rPr>
+          <w:rFonts w:ascii="Arial" w:hAnsi="Arial" w:cs="Arial"/>
+        </w:rPr>
+        <w:t xml:space="preserve">different versions of their work. </w:t>
+      </w:r>
+      <w:r>
+        <w:rPr>
+          <w:rFonts w:ascii="Arial" w:hAnsi="Arial" w:cs="Arial"/>
+        </w:rPr>
+        <w:t xml:space="preserve">Git is one of the most </w:t>
+      </w:r>
+      <w:r>
+        <w:rPr>
+          <w:rFonts w:ascii="Arial" w:hAnsi="Arial" w:cs="Arial"/>
+        </w:rPr>
+        <w:t xml:space="preserve">popular and </w:t>
+      </w:r>
+      <w:r>
+        <w:rPr>
+          <w:rFonts w:ascii="Arial" w:hAnsi="Arial" w:cs="Arial"/>
+        </w:rPr>
+        <w:t>widely used version control system</w:t>
+      </w:r>
+      <w:r>
+        <w:rPr>
+          <w:rFonts w:ascii="Arial" w:hAnsi="Arial" w:cs="Arial"/>
+        </w:rPr>
+        <w:t>s in the world</w:t>
+      </w:r>
+      <w:r>
+        <w:rPr>
+          <w:rFonts w:ascii="Arial" w:hAnsi="Arial" w:cs="Arial"/>
+        </w:rPr>
+        <w:t>.</w:t>
+      </w:r>
+    </w:p>
+    <w:p>
+      <w:pPr>
+        <w:pStyle w:val="Heading1"/>
+        <w:numPr>
+          <w:ilvl w:val="2"/>
+          <w:numId w:val="17"/>
+        </w:numPr>
+        <w:rPr>
+          <w:rFonts w:ascii="Arial" w:hAnsi="Arial" w:cs="Arial"/>
+          <w:b/>
+          <w:color w:val="auto"/>
+          <w:sz w:val="32"/>
+          <w:szCs w:val="32"/>
+        </w:rPr>
+      </w:pPr>
+      <w:r>
+        <w:rPr>
+          <w:rFonts w:ascii="Arial" w:hAnsi="Arial" w:cs="Arial"/>
+          <w:b/>
+          <w:color w:val="auto"/>
+          <w:sz w:val="32"/>
+          <w:szCs w:val="32"/>
+        </w:rPr>
+        <w:lastRenderedPageBreak/>
+        <w:t>Networking Opportunities</w:t>
+      </w:r>
+    </w:p>
+    <w:p>
+      <w:pPr>
+        <w:rPr>
+          <w:rFonts w:ascii="Arial" w:hAnsi="Arial" w:cs="Arial"/>
+        </w:rPr>
+      </w:pPr>
+      <w:r>
+        <w:rPr>
+          <w:rFonts w:ascii="Arial" w:hAnsi="Arial" w:cs="Arial"/>
+        </w:rPr>
+        <w:t>Nowadays almost each and every digital device is connected to each other either through internet or other forms of communication.</w:t>
+      </w:r>
+      <w:r>
+        <w:rPr>
+          <w:rFonts w:ascii="Arial" w:hAnsi="Arial" w:cs="Arial"/>
+        </w:rPr>
+        <w:t xml:space="preserve"> </w:t>
+      </w:r>
+      <w:r>
+        <w:rPr>
+          <w:rFonts w:ascii="Arial" w:hAnsi="Arial" w:cs="Arial"/>
+        </w:rPr>
+        <w:t>Therefore</w:t>
+      </w:r>
+      <w:r>
+        <w:rPr>
+          <w:rFonts w:ascii="Arial" w:hAnsi="Arial" w:cs="Arial"/>
+        </w:rPr>
+        <w:t>,</w:t>
+      </w:r>
+      <w:r>
+        <w:rPr>
+          <w:rFonts w:ascii="Arial" w:hAnsi="Arial" w:cs="Arial"/>
+        </w:rPr>
+        <w:t xml:space="preserve"> for engineers at QuantumTech understanding networking </w:t>
+      </w:r>
+      <w:r>
+        <w:rPr>
+          <w:rFonts w:ascii="Arial" w:hAnsi="Arial" w:cs="Arial"/>
+        </w:rPr>
+        <w:t xml:space="preserve">is one of the greatest </w:t>
+      </w:r>
+      <w:r>
+        <w:rPr>
+          <w:rFonts w:ascii="Arial" w:hAnsi="Arial" w:cs="Arial"/>
+        </w:rPr>
+        <w:t>choice</w:t>
+      </w:r>
+      <w:r>
+        <w:rPr>
+          <w:rFonts w:ascii="Arial" w:hAnsi="Arial" w:cs="Arial"/>
+        </w:rPr>
+        <w:t>s</w:t>
+      </w:r>
+      <w:r>
+        <w:rPr>
+          <w:rFonts w:ascii="Arial" w:hAnsi="Arial" w:cs="Arial"/>
+        </w:rPr>
+        <w:t xml:space="preserve"> to take in</w:t>
+      </w:r>
+      <w:r>
+        <w:rPr>
+          <w:rFonts w:ascii="Arial" w:hAnsi="Arial" w:cs="Arial"/>
+        </w:rPr>
+        <w:t xml:space="preserve"> </w:t>
+      </w:r>
+      <w:r>
+        <w:rPr>
+          <w:rFonts w:ascii="Arial" w:hAnsi="Arial" w:cs="Arial"/>
+        </w:rPr>
+        <w:t>order to standout in areas of Techville. This section explains the networking configurations, protocols, standards and equipment required as the part of the move to offer networking installation services.</w:t>
+      </w:r>
+    </w:p>
+    <w:p>
+      <w:pPr>
+        <w:pStyle w:val="Heading1"/>
+        <w:rPr>
+          <w:rFonts w:ascii="Arial" w:hAnsi="Arial" w:cs="Arial"/>
+          <w:b/>
+          <w:color w:val="auto"/>
+          <w:sz w:val="32"/>
+          <w:szCs w:val="32"/>
+        </w:rPr>
+      </w:pPr>
+      <w:r>
+        <w:rPr>
+          <w:rFonts w:ascii="Arial" w:hAnsi="Arial" w:cs="Arial"/>
+          <w:b/>
+          <w:color w:val="auto"/>
+          <w:sz w:val="32"/>
+          <w:szCs w:val="32"/>
+        </w:rPr>
+        <w:t>Networking Configurations</w:t>
+      </w:r>
+    </w:p>
+    <w:p>
+      <w:pPr>
+        <w:rPr>
+          <w:rFonts w:ascii="Arial" w:hAnsi="Arial" w:cs="Arial"/>
+        </w:rPr>
+      </w:pPr>
+      <w:r>
+        <w:rPr>
+          <w:rFonts w:ascii="Arial" w:hAnsi="Arial" w:cs="Arial"/>
+        </w:rPr>
+        <w:t>For the engineers at QuantumTech to develop deeper understanding for the configurations, it is necessary to compare three common network configurations which includes</w:t>
+      </w:r>
+      <w:r>
+        <w:rPr>
+          <w:rFonts w:ascii="Arial" w:hAnsi="Arial" w:cs="Arial"/>
+        </w:rPr>
+        <w:t xml:space="preserve"> the following as explained by </w:t>
+      </w:r>
+      <w:sdt>
+        <w:sdtPr>
+          <w:rPr>
+            <w:rFonts w:ascii="Arial" w:hAnsi="Arial" w:cs="Arial"/>
+          </w:rPr>
+          <w:id w:val="-1296061172"/>
+          <w:citation/>
+        </w:sdtPr>
+        <w:sdtContent>
+          <w:r>
+            <w:rPr>
+              <w:rFonts w:ascii="Arial" w:hAnsi="Arial" w:cs="Arial"/>
+            </w:rPr>
+            <w:fldChar w:fldCharType="begin"/>
+          </w:r>
+          <w:r>
+            <w:rPr>
+              <w:rFonts w:ascii="Arial" w:hAnsi="Arial" w:cs="Arial"/>
+              <w:lang w:val="en-GB"/>
+            </w:rPr>
+            <w:instrText xml:space="preserve"> CITATION Sim26 \l 2057 </w:instrText>
+          </w:r>
+          <w:r>
+            <w:rPr>
+              <w:rFonts w:ascii="Arial" w:hAnsi="Arial" w:cs="Arial"/>
+            </w:rPr>
+            <w:fldChar w:fldCharType="separate"/>
+          </w:r>
+          <w:r>
+            <w:rPr>
+              <w:rFonts w:ascii="Arial" w:hAnsi="Arial" w:cs="Arial"/>
+              <w:noProof/>
+              <w:lang w:val="en-GB"/>
+            </w:rPr>
+            <w:t>(Simplilearn, 2026)</w:t>
+          </w:r>
+          <w:r>
+            <w:rPr>
+              <w:rFonts w:ascii="Arial" w:hAnsi="Arial" w:cs="Arial"/>
+            </w:rPr>
+            <w:fldChar w:fldCharType="end"/>
+          </w:r>
+        </w:sdtContent>
+      </w:sdt>
+      <w:r>
+        <w:rPr>
+          <w:rFonts w:ascii="Arial" w:hAnsi="Arial" w:cs="Arial"/>
+        </w:rPr>
+        <w:t>.</w:t>
+      </w:r>
+    </w:p>
+    <w:p>
+      <w:pPr>
+        <w:pStyle w:val="ListParagraph"/>
+        <w:numPr>
+          <w:ilvl w:val="0"/>
+          <w:numId w:val="21"/>
+        </w:numPr>
+        <w:ind w:left="1080"/>
+        <w:rPr>
+          <w:rFonts w:ascii="Arial" w:hAnsi="Arial" w:cs="Arial"/>
+          <w:bCs/>
+        </w:rPr>
+      </w:pPr>
+      <w:r>
+        <w:rPr>
+          <w:rFonts w:ascii="Arial" w:hAnsi="Arial" w:cs="Arial"/>
+          <w:bCs/>
+        </w:rPr>
+        <w:t>Local Area Netw</w:t>
+      </w:r>
+      <w:r>
+        <w:rPr>
+          <w:rFonts w:ascii="Arial" w:hAnsi="Arial" w:cs="Arial"/>
+          <w:bCs/>
+        </w:rPr>
+        <w:t>or</w:t>
+      </w:r>
+      <w:r>
+        <w:rPr>
+          <w:rFonts w:ascii="Arial" w:hAnsi="Arial" w:cs="Arial"/>
+          <w:bCs/>
+        </w:rPr>
+        <w:t>k</w:t>
+      </w:r>
+      <w:r>
+        <w:rPr>
+          <w:rFonts w:ascii="Arial" w:hAnsi="Arial" w:cs="Arial"/>
+          <w:bCs/>
+        </w:rPr>
+        <w:t xml:space="preserve"> </w:t>
+      </w:r>
+      <w:r>
+        <w:rPr>
+          <w:rFonts w:ascii="Arial" w:hAnsi="Arial" w:cs="Arial"/>
+          <w:bCs/>
+        </w:rPr>
+        <w:t>(LAN)</w:t>
+      </w:r>
+    </w:p>
+    <w:p>
+      <w:pPr>
+        <w:ind w:left="720"/>
+        <w:rPr>
+          <w:rFonts w:ascii="Arial" w:hAnsi="Arial" w:cs="Arial"/>
+          <w:bCs/>
+        </w:rPr>
+      </w:pPr>
+      <w:r>
+        <w:rPr>
+          <w:rFonts w:ascii="Arial" w:hAnsi="Arial" w:cs="Arial"/>
+          <w:bCs/>
+        </w:rPr>
+        <w:t>Local Area Network is a type of network configuration in which nodes</w:t>
+      </w:r>
+      <w:r>
+        <w:rPr>
+          <w:rFonts w:ascii="Arial" w:hAnsi="Arial" w:cs="Arial"/>
+          <w:bCs/>
+        </w:rPr>
+        <w:t xml:space="preserve"> </w:t>
+      </w:r>
+      <w:r>
+        <w:rPr>
+          <w:rFonts w:ascii="Arial" w:hAnsi="Arial" w:cs="Arial"/>
+          <w:bCs/>
+        </w:rPr>
+        <w:t xml:space="preserve">(devices) are connected within a limited geographical setting for example office building, homes or campus buildings. </w:t>
+      </w:r>
+    </w:p>
+    <w:p>
+      <w:pPr>
+        <w:pStyle w:val="ListParagraph"/>
+        <w:ind w:left="1080"/>
+        <w:rPr>
+          <w:rFonts w:ascii="Arial" w:hAnsi="Arial" w:cs="Arial"/>
+          <w:bCs/>
+        </w:rPr>
+      </w:pPr>
+    </w:p>
+    <w:p>
+      <w:pPr>
+        <w:pStyle w:val="ListParagraph"/>
+        <w:numPr>
+          <w:ilvl w:val="0"/>
+          <w:numId w:val="21"/>
+        </w:numPr>
+        <w:ind w:left="1080"/>
+        <w:rPr>
+          <w:rFonts w:ascii="Arial" w:hAnsi="Arial" w:cs="Arial"/>
+          <w:bCs/>
+        </w:rPr>
+      </w:pPr>
+      <w:r>
+        <w:rPr>
+          <w:rFonts w:ascii="Arial" w:hAnsi="Arial" w:cs="Arial"/>
+          <w:bCs/>
+        </w:rPr>
+        <w:t>Metropoli</w:t>
+      </w:r>
+      <w:r>
+        <w:rPr>
+          <w:rFonts w:ascii="Arial" w:hAnsi="Arial" w:cs="Arial"/>
+          <w:bCs/>
+        </w:rPr>
+        <w:t>t</w:t>
+      </w:r>
+      <w:r>
+        <w:rPr>
+          <w:rFonts w:ascii="Arial" w:hAnsi="Arial" w:cs="Arial"/>
+          <w:bCs/>
+        </w:rPr>
+        <w:t>an Area Network (MAN)</w:t>
+      </w:r>
+    </w:p>
+    <w:p>
+      <w:pPr>
+        <w:ind w:left="720"/>
+        <w:rPr>
+          <w:rFonts w:ascii="Arial" w:hAnsi="Arial" w:cs="Arial"/>
+          <w:bCs/>
+        </w:rPr>
+      </w:pPr>
+      <w:r>
+        <w:rPr>
+          <w:rFonts w:ascii="Arial" w:hAnsi="Arial" w:cs="Arial"/>
+          <w:bCs/>
+        </w:rPr>
+        <w:t>A Metropolitan Area Network is a type of network which connects multiple LANs across a city or a wide geographical area.</w:t>
+      </w:r>
+      <w:r>
+        <w:rPr>
+          <w:rFonts w:ascii="Arial" w:hAnsi="Arial" w:cs="Arial"/>
+          <w:bCs/>
+        </w:rPr>
+        <w:t xml:space="preserve"> Its</w:t>
+      </w:r>
+      <w:r>
+        <w:rPr>
+          <w:rFonts w:ascii="Arial" w:hAnsi="Arial" w:cs="Arial"/>
+          <w:bCs/>
+        </w:rPr>
+        <w:t xml:space="preserve"> main</w:t>
+      </w:r>
+      <w:r>
+        <w:rPr>
+          <w:rFonts w:ascii="Arial" w:hAnsi="Arial" w:cs="Arial"/>
+          <w:bCs/>
+        </w:rPr>
+        <w:t xml:space="preserve"> purpose is to connect multiple LANs together.</w:t>
+      </w:r>
+      <w:r>
+        <w:rPr>
+          <w:rFonts w:ascii="Arial" w:hAnsi="Arial" w:cs="Arial"/>
+          <w:bCs/>
+        </w:rPr>
+        <w:t xml:space="preserve">  </w:t>
+      </w:r>
+      <w:r>
+        <w:rPr>
+          <w:rFonts w:ascii="Arial" w:hAnsi="Arial" w:cs="Arial"/>
+          <w:bCs/>
+        </w:rPr>
+        <w:t xml:space="preserve">This type of configuration utilizes the use of </w:t>
+      </w:r>
+      <w:r>
+        <w:rPr>
+          <w:rFonts w:ascii="Arial" w:hAnsi="Arial" w:cs="Arial"/>
+          <w:bCs/>
+        </w:rPr>
+        <w:t xml:space="preserve">high-capacity backbone technologies such as </w:t>
+      </w:r>
+      <w:r>
+        <w:rPr>
+          <w:rFonts w:ascii="Arial" w:hAnsi="Arial" w:cs="Arial"/>
+          <w:bCs/>
+        </w:rPr>
+        <w:t>fibe</w:t>
+      </w:r>
+      <w:r>
+        <w:rPr>
+          <w:rFonts w:ascii="Arial" w:hAnsi="Arial" w:cs="Arial"/>
+          <w:bCs/>
+        </w:rPr>
+        <w:t>r</w:t>
+      </w:r>
+      <w:r>
+        <w:rPr>
+          <w:rFonts w:ascii="Arial" w:hAnsi="Arial" w:cs="Arial"/>
+          <w:bCs/>
+        </w:rPr>
+        <w:t>-optic cables</w:t>
+      </w:r>
+      <w:r>
+        <w:rPr>
+          <w:rFonts w:ascii="Arial" w:hAnsi="Arial" w:cs="Arial"/>
+          <w:bCs/>
+        </w:rPr>
+        <w:t xml:space="preserve"> to provide high speed connectivity across the city.</w:t>
+      </w:r>
+      <w:r>
+        <w:rPr>
+          <w:rFonts w:ascii="Arial" w:hAnsi="Arial" w:cs="Arial"/>
+          <w:bCs/>
+        </w:rPr>
+        <w:t xml:space="preserve"> </w:t>
+      </w:r>
+    </w:p>
+    <w:p>
+      <w:pPr>
+        <w:pStyle w:val="ListParagraph"/>
+        <w:ind w:left="1080"/>
+        <w:rPr>
+          <w:rFonts w:ascii="Arial" w:hAnsi="Arial" w:cs="Arial"/>
+          <w:bCs/>
+        </w:rPr>
+      </w:pPr>
+    </w:p>
+    <w:p>
+      <w:pPr>
+        <w:pStyle w:val="ListParagraph"/>
+        <w:numPr>
+          <w:ilvl w:val="0"/>
+          <w:numId w:val="21"/>
+        </w:numPr>
+        <w:ind w:left="1080"/>
+        <w:rPr>
+          <w:rFonts w:ascii="Arial" w:hAnsi="Arial" w:cs="Arial"/>
+          <w:bCs/>
+        </w:rPr>
+      </w:pPr>
+      <w:r>
+        <w:rPr>
+          <w:rFonts w:ascii="Arial" w:hAnsi="Arial" w:cs="Arial"/>
+          <w:bCs/>
+        </w:rPr>
+        <w:t>Wide Area Network (WAN)</w:t>
+      </w:r>
+    </w:p>
+    <w:p>
+      <w:pPr>
+        <w:ind w:left="720"/>
+        <w:rPr>
+          <w:rFonts w:ascii="Arial" w:hAnsi="Arial" w:cs="Arial"/>
+          <w:bCs/>
+        </w:rPr>
+      </w:pPr>
+      <w:r>
+        <w:rPr>
+          <w:rFonts w:ascii="Arial" w:hAnsi="Arial" w:cs="Arial"/>
+          <w:bCs/>
+        </w:rPr>
+        <w:t>A wide Area Network is type of configuration that connects devices across long distances for example countries or continents. Its main purpose is to connect multiple LAN’s and MANs via satellites or the internet.</w:t>
+      </w:r>
+      <w:r>
+        <w:rPr>
+          <w:rFonts w:ascii="Arial" w:hAnsi="Arial" w:cs="Arial"/>
+          <w:bCs/>
+        </w:rPr>
+        <w:t xml:space="preserve"> Wide Area Networks enables global communication, remote access and scalable networking.</w:t>
+      </w:r>
+    </w:p>
+    <w:p>
+      <w:pPr>
+        <w:rPr>
+          <w:rFonts w:ascii="Arial" w:hAnsi="Arial" w:cs="Arial"/>
+          <w:bCs/>
+        </w:rPr>
+      </w:pPr>
+    </w:p>
+    <w:p>
+      <w:pPr>
+        <w:rPr>
+          <w:rFonts w:ascii="Arial" w:hAnsi="Arial" w:cs="Arial"/>
+          <w:bCs/>
+        </w:rPr>
+      </w:pPr>
+      <w:r>
+        <w:rPr>
+          <w:rFonts w:ascii="Arial" w:hAnsi="Arial" w:cs="Arial"/>
+          <w:bCs/>
+        </w:rPr>
+        <w:t>The main difference between them is the distance they cover and ownership. Local Area Networks are small and private owned, Metropolitan Area Network cover cities and may be jointly owned while Wide Area Networks cover vast distances and relies on third-party telecommunication providers.</w:t>
+      </w:r>
+    </w:p>
+    <w:p>
+      <w:pPr>
+        <w:pStyle w:val="Heading1"/>
+        <w:numPr>
+          <w:ilvl w:val="2"/>
+          <w:numId w:val="19"/>
+        </w:numPr>
+        <w:rPr>
+          <w:rFonts w:ascii="Arial" w:hAnsi="Arial" w:cs="Arial"/>
+          <w:b/>
+          <w:color w:val="auto"/>
+          <w:sz w:val="32"/>
+          <w:szCs w:val="32"/>
+        </w:rPr>
+      </w:pPr>
+      <w:r>
+        <w:rPr>
+          <w:rFonts w:ascii="Arial" w:hAnsi="Arial" w:cs="Arial"/>
+          <w:b/>
+          <w:color w:val="auto"/>
+          <w:sz w:val="32"/>
+          <w:szCs w:val="32"/>
+        </w:rPr>
+        <w:lastRenderedPageBreak/>
+        <w:t xml:space="preserve"> </w:t>
+      </w:r>
+      <w:r>
+        <w:rPr>
+          <w:rFonts w:ascii="Arial" w:hAnsi="Arial" w:cs="Arial"/>
+          <w:b/>
+          <w:color w:val="auto"/>
+          <w:sz w:val="32"/>
+          <w:szCs w:val="32"/>
+        </w:rPr>
+        <w:t xml:space="preserve">LAN </w:t>
+      </w:r>
+      <w:r>
+        <w:rPr>
+          <w:rFonts w:ascii="Arial" w:hAnsi="Arial" w:cs="Arial"/>
+          <w:b/>
+          <w:color w:val="auto"/>
+          <w:sz w:val="32"/>
+          <w:szCs w:val="32"/>
+        </w:rPr>
+        <w:t>Networking Topologies</w:t>
+      </w:r>
+    </w:p>
+    <w:p>
+      <w:pPr>
+        <w:rPr>
+          <w:rFonts w:ascii="Arial" w:hAnsi="Arial" w:cs="Arial"/>
+        </w:rPr>
+      </w:pPr>
+      <w:sdt>
+        <w:sdtPr>
+          <w:rPr>
+            <w:rFonts w:ascii="Arial" w:hAnsi="Arial" w:cs="Arial"/>
+          </w:rPr>
+          <w:id w:val="-950318237"/>
+          <w:citation/>
+        </w:sdtPr>
+        <w:sdtContent>
+          <w:r>
+            <w:rPr>
+              <w:rFonts w:ascii="Arial" w:hAnsi="Arial" w:cs="Arial"/>
+            </w:rPr>
+            <w:fldChar w:fldCharType="begin"/>
+          </w:r>
+          <w:r>
+            <w:rPr>
+              <w:rFonts w:ascii="Arial" w:hAnsi="Arial" w:cs="Arial"/>
+              <w:lang w:val="en-GB"/>
+            </w:rPr>
+            <w:instrText xml:space="preserve"> CITATION Gee261 \l 2057 </w:instrText>
+          </w:r>
+          <w:r>
+            <w:rPr>
+              <w:rFonts w:ascii="Arial" w:hAnsi="Arial" w:cs="Arial"/>
+            </w:rPr>
+            <w:fldChar w:fldCharType="separate"/>
+          </w:r>
+          <w:r>
+            <w:rPr>
+              <w:rFonts w:ascii="Arial" w:hAnsi="Arial" w:cs="Arial"/>
+              <w:noProof/>
+              <w:lang w:val="en-GB"/>
+            </w:rPr>
+            <w:t>(GeeksforGeeks, 2026)</w:t>
+          </w:r>
+          <w:r>
+            <w:rPr>
+              <w:rFonts w:ascii="Arial" w:hAnsi="Arial" w:cs="Arial"/>
+            </w:rPr>
+            <w:fldChar w:fldCharType="end"/>
+          </w:r>
+        </w:sdtContent>
+      </w:sdt>
+      <w:r>
+        <w:rPr>
+          <w:rFonts w:ascii="Arial" w:hAnsi="Arial" w:cs="Arial"/>
+        </w:rPr>
+        <w:t xml:space="preserve"> elaborated </w:t>
+      </w:r>
+      <w:r>
+        <w:rPr>
+          <w:rFonts w:ascii="Arial" w:hAnsi="Arial" w:cs="Arial"/>
+        </w:rPr>
+        <w:t xml:space="preserve">Network topology </w:t>
+      </w:r>
+      <w:r>
+        <w:rPr>
+          <w:rFonts w:ascii="Arial" w:hAnsi="Arial" w:cs="Arial"/>
+        </w:rPr>
+        <w:t>as</w:t>
+      </w:r>
+      <w:r>
+        <w:rPr>
+          <w:rFonts w:ascii="Arial" w:hAnsi="Arial" w:cs="Arial"/>
+        </w:rPr>
+        <w:t xml:space="preserve"> the arrangement of nodes and connection in computer network. </w:t>
+      </w:r>
+      <w:r>
+        <w:rPr>
+          <w:rFonts w:ascii="Arial" w:hAnsi="Arial" w:cs="Arial"/>
+        </w:rPr>
+        <w:t>For a Local Area Network (LAN) configuration, there are many different ways in which the network can be physically and logically arranged. The following are four network topologies applied to a LAN.</w:t>
+      </w:r>
+    </w:p>
+    <w:p>
+      <w:pPr>
+        <w:pStyle w:val="ListParagraph"/>
+        <w:numPr>
+          <w:ilvl w:val="0"/>
+          <w:numId w:val="22"/>
+        </w:numPr>
+        <w:rPr>
+          <w:rFonts w:ascii="Arial" w:hAnsi="Arial" w:cs="Arial"/>
+        </w:rPr>
+      </w:pPr>
+      <w:r>
+        <w:rPr>
+          <w:rFonts w:ascii="Arial" w:hAnsi="Arial" w:cs="Arial"/>
+        </w:rPr>
+        <w:t>Mesh</w:t>
+      </w:r>
+      <w:r>
+        <w:rPr>
+          <w:rFonts w:ascii="Arial" w:hAnsi="Arial" w:cs="Arial"/>
+        </w:rPr>
+        <w:t xml:space="preserve"> Topology</w:t>
+      </w:r>
+    </w:p>
+    <w:p>
+      <w:pPr>
+        <w:rPr>
+          <w:rFonts w:ascii="Arial" w:hAnsi="Arial" w:cs="Arial"/>
+        </w:rPr>
+      </w:pPr>
+      <w:r>
+        <w:rPr>
+          <w:rFonts w:ascii="Arial" w:hAnsi="Arial" w:cs="Arial"/>
+        </w:rPr>
+        <w:t>Mesh topology is a network topology in which every node(device) is connected to another device via particular channel known as links. Therefore, Mesh topology does not depend on specific protocols, it focuses on direct device-to-device connections.</w:t>
+      </w:r>
+      <w:r>
+        <w:rPr>
+          <w:rFonts w:ascii="Arial" w:hAnsi="Arial" w:cs="Arial"/>
+        </w:rPr>
+        <w:t xml:space="preserve"> Some of the advantages of Mesh topologies include fast communication speed between nodes, easy fault diagnosis and provision of security and privacy. Therefore, Mesh topology are difficult to configure and they are expensive to build as well as maintain.</w:t>
+      </w:r>
+    </w:p>
+    <w:p>
+      <w:pPr>
+        <w:rPr>
+          <w:rFonts w:ascii="Arial" w:hAnsi="Arial" w:cs="Arial"/>
+        </w:rPr>
+      </w:pPr>
+      <w:r>
+        <w:rPr>
+          <w:rFonts w:ascii="Arial" w:hAnsi="Arial" w:cs="Arial"/>
+        </w:rPr>
+        <w:t xml:space="preserve"> </w:t>
+      </w:r>
+    </w:p>
+    <w:p>
+      <w:pPr>
+        <w:pStyle w:val="ListParagraph"/>
+        <w:numPr>
+          <w:ilvl w:val="0"/>
+          <w:numId w:val="22"/>
+        </w:numPr>
+        <w:rPr>
+          <w:rFonts w:ascii="Arial" w:hAnsi="Arial" w:cs="Arial"/>
+        </w:rPr>
+      </w:pPr>
+      <w:r>
+        <w:rPr>
+          <w:rFonts w:ascii="Arial" w:hAnsi="Arial" w:cs="Arial"/>
+        </w:rPr>
+        <w:t>Star</w:t>
+      </w:r>
+      <w:r>
+        <w:rPr>
+          <w:rFonts w:ascii="Arial" w:hAnsi="Arial" w:cs="Arial"/>
+        </w:rPr>
+        <w:t xml:space="preserve"> Topology</w:t>
+      </w:r>
+    </w:p>
+    <w:p>
+      <w:pPr>
+        <w:rPr>
+          <w:rFonts w:ascii="Arial" w:hAnsi="Arial" w:cs="Arial"/>
+        </w:rPr>
+      </w:pPr>
+      <w:r>
+        <w:rPr>
+          <w:rFonts w:ascii="Arial" w:hAnsi="Arial" w:cs="Arial"/>
+        </w:rPr>
+        <w:t>Star topology is a network topology in which nodes are connected to a central device like a switch through a cable.</w:t>
+      </w:r>
+      <w:r>
+        <w:rPr>
+          <w:rFonts w:ascii="Arial" w:hAnsi="Arial" w:cs="Arial"/>
+        </w:rPr>
+        <w:t xml:space="preserve"> Star topology is easy to maintain because faults are easily isolated to a specific cable or node, they are scalable because devices can be easily added by plugging them into the central switch. Star topology is not reliable in cases that the hub or switch faces technical issues.</w:t>
+      </w:r>
+    </w:p>
+    <w:p>
+      <w:pPr>
+        <w:rPr>
+          <w:rFonts w:ascii="Arial" w:hAnsi="Arial" w:cs="Arial"/>
+        </w:rPr>
+      </w:pPr>
+      <w:r>
+        <w:rPr>
+          <w:rFonts w:ascii="Arial" w:hAnsi="Arial" w:cs="Arial"/>
+        </w:rPr>
+        <w:t xml:space="preserve"> </w:t>
+      </w:r>
+    </w:p>
+    <w:p>
+      <w:pPr>
+        <w:pStyle w:val="ListParagraph"/>
+        <w:numPr>
+          <w:ilvl w:val="0"/>
+          <w:numId w:val="22"/>
+        </w:numPr>
+        <w:rPr>
+          <w:rFonts w:ascii="Arial" w:hAnsi="Arial" w:cs="Arial"/>
+        </w:rPr>
+      </w:pPr>
+      <w:r>
+        <w:rPr>
+          <w:rFonts w:ascii="Arial" w:hAnsi="Arial" w:cs="Arial"/>
+        </w:rPr>
+        <w:t>Tree</w:t>
+      </w:r>
+      <w:r>
+        <w:rPr>
+          <w:rFonts w:ascii="Arial" w:hAnsi="Arial" w:cs="Arial"/>
+        </w:rPr>
+        <w:t xml:space="preserve"> Topology</w:t>
+      </w:r>
+    </w:p>
+    <w:p>
+      <w:pPr>
+        <w:rPr>
+          <w:rFonts w:ascii="Arial" w:hAnsi="Arial" w:cs="Arial"/>
+        </w:rPr>
+      </w:pPr>
+      <w:r>
+        <w:rPr>
+          <w:rFonts w:ascii="Arial" w:hAnsi="Arial" w:cs="Arial"/>
+        </w:rPr>
+        <w:t xml:space="preserve">In </w:t>
+      </w:r>
+      <w:r>
+        <w:rPr>
+          <w:rFonts w:ascii="Arial" w:hAnsi="Arial" w:cs="Arial"/>
+        </w:rPr>
+        <w:t>Tree</w:t>
+      </w:r>
+      <w:r>
+        <w:rPr>
+          <w:rFonts w:ascii="Arial" w:hAnsi="Arial" w:cs="Arial"/>
+        </w:rPr>
+        <w:t xml:space="preserve"> topology, nodes are connecte</w:t>
+      </w:r>
+      <w:r>
+        <w:rPr>
+          <w:rFonts w:ascii="Arial" w:hAnsi="Arial" w:cs="Arial"/>
+        </w:rPr>
+        <w:t xml:space="preserve">d to </w:t>
+      </w:r>
+      <w:r>
+        <w:rPr>
+          <w:rFonts w:ascii="Arial" w:hAnsi="Arial" w:cs="Arial"/>
+        </w:rPr>
+        <w:t>form a hierarchical structure combining multiple star topologies connected to a central hub.</w:t>
+      </w:r>
+      <w:r>
+        <w:rPr>
+          <w:rFonts w:ascii="Arial" w:hAnsi="Arial" w:cs="Arial"/>
+        </w:rPr>
+        <w:t xml:space="preserve"> This topology utilizes topology like DHCP and SAC. In Tree topology data flows from the top of the tree where the hub originates to the bottom of the tree structure where devices like computers are found. </w:t>
+      </w:r>
+      <w:r>
+        <w:rPr>
+          <w:rFonts w:ascii="Arial" w:hAnsi="Arial" w:cs="Arial"/>
+        </w:rPr>
+        <w:t>Tree topology allows more devices to be attached to a single central hub which reduces the distance travelled by the signal to come to the devices and it</w:t>
+      </w:r>
+      <w:r>
+        <w:rPr>
+          <w:rFonts w:ascii="Arial" w:hAnsi="Arial" w:cs="Arial"/>
+        </w:rPr>
+        <w:t xml:space="preserve"> i</w:t>
+      </w:r>
+      <w:r>
+        <w:rPr>
+          <w:rFonts w:ascii="Arial" w:hAnsi="Arial" w:cs="Arial"/>
+        </w:rPr>
+        <w:t>s easy to add</w:t>
+      </w:r>
+      <w:r>
+        <w:rPr>
+          <w:rFonts w:ascii="Arial" w:hAnsi="Arial" w:cs="Arial"/>
+        </w:rPr>
+        <w:t xml:space="preserve"> new devices.</w:t>
+      </w:r>
+      <w:r>
+        <w:rPr>
+          <w:rFonts w:ascii="Arial" w:hAnsi="Arial" w:cs="Arial"/>
+        </w:rPr>
+        <w:t xml:space="preserve"> </w:t>
+      </w:r>
+      <w:r>
+        <w:rPr>
+          <w:rFonts w:ascii="Arial" w:hAnsi="Arial" w:cs="Arial"/>
+        </w:rPr>
+        <w:t xml:space="preserve"> </w:t>
+      </w:r>
+    </w:p>
+    <w:p>
+      <w:pPr>
+        <w:pStyle w:val="ListParagraph"/>
+        <w:numPr>
+          <w:ilvl w:val="0"/>
+          <w:numId w:val="22"/>
+        </w:numPr>
+        <w:rPr>
+          <w:rFonts w:ascii="Arial" w:hAnsi="Arial" w:cs="Arial"/>
+        </w:rPr>
+      </w:pPr>
+      <w:r>
+        <w:rPr>
+          <w:rFonts w:ascii="Arial" w:hAnsi="Arial" w:cs="Arial"/>
+        </w:rPr>
+        <w:t>Hybrid Topology</w:t>
+      </w:r>
+    </w:p>
+    <w:p>
+      <w:pPr>
+        <w:rPr>
+          <w:rFonts w:ascii="Arial" w:hAnsi="Arial" w:cs="Arial"/>
+        </w:rPr>
+      </w:pPr>
+      <w:r>
+        <w:rPr>
+          <w:rFonts w:ascii="Arial" w:hAnsi="Arial" w:cs="Arial"/>
+        </w:rPr>
+        <w:t>Hybrid topology is a topology that combines various network topologies like mesh, star and tree topologies connected.</w:t>
+      </w:r>
+      <w:r>
+        <w:rPr>
+          <w:rFonts w:ascii="Arial" w:hAnsi="Arial" w:cs="Arial"/>
+        </w:rPr>
+        <w:t xml:space="preserve"> Hybrid technologies are free to take any form. Hybrid technologies are very flexible and can easily been expanded by adding new devices. Therefore, It</w:t>
+      </w:r>
+      <w:r>
+        <w:rPr>
+          <w:rFonts w:ascii="Arial" w:hAnsi="Arial" w:cs="Arial"/>
+        </w:rPr>
+        <w:t xml:space="preserve"> i</w:t>
+      </w:r>
+      <w:r>
+        <w:rPr>
+          <w:rFonts w:ascii="Arial" w:hAnsi="Arial" w:cs="Arial"/>
+        </w:rPr>
+        <w:t>s hard to design the architecture of hybrid network technology and hubs used in this topology are very expensiv</w:t>
+      </w:r>
+      <w:r>
+        <w:rPr>
+          <w:rFonts w:ascii="Arial" w:hAnsi="Arial" w:cs="Arial"/>
+        </w:rPr>
+        <w:t>e</w:t>
+      </w:r>
+      <w:r>
+        <w:rPr>
+          <w:rFonts w:ascii="Arial" w:hAnsi="Arial" w:cs="Arial"/>
+        </w:rPr>
+        <w:t>.</w:t>
+      </w:r>
+    </w:p>
+    <w:p>
+      <w:pPr>
+        <w:pStyle w:val="Heading1"/>
+        <w:numPr>
+          <w:ilvl w:val="0"/>
+          <w:numId w:val="20"/>
+        </w:numPr>
+        <w:rPr>
+          <w:rFonts w:ascii="Arial" w:hAnsi="Arial" w:cs="Arial"/>
+          <w:b/>
+          <w:color w:val="auto"/>
+          <w:sz w:val="32"/>
+          <w:szCs w:val="32"/>
+        </w:rPr>
+      </w:pPr>
+      <w:r>
+        <w:rPr>
+          <w:rFonts w:ascii="Arial" w:hAnsi="Arial" w:cs="Arial"/>
+          <w:b/>
+          <w:color w:val="auto"/>
+          <w:sz w:val="32"/>
+          <w:szCs w:val="32"/>
+        </w:rPr>
+        <w:lastRenderedPageBreak/>
+        <w:t>The OSI Model as a Global Standard</w:t>
+      </w:r>
+    </w:p>
+    <w:p>
+      <w:pPr>
+        <w:rPr>
+          <w:rFonts w:ascii="Arial" w:hAnsi="Arial" w:cs="Arial"/>
+        </w:rPr>
+      </w:pPr>
+      <w:r>
+        <w:rPr>
+          <w:rFonts w:ascii="Arial" w:hAnsi="Arial" w:cs="Arial"/>
+        </w:rPr>
+        <w:t>For QuantumTech to successfully expand into networking services, it is important that the network solutions it provides can communicate with the devices manufactured by different vendors.</w:t>
+      </w:r>
+      <w:r>
+        <w:rPr>
+          <w:rFonts w:ascii="Arial" w:hAnsi="Arial" w:cs="Arial"/>
+        </w:rPr>
+        <w:t xml:space="preserve"> This is achieved through the Open Systems Interconnection (OSI) model. OSI model is 7-layered framework defined by ISO to model how data is transmitted across networks. Each layer performs a specific function while intacting with the layer above and below it making communication more organized, reliable and easier to troubleshoot.</w:t>
+      </w:r>
+      <w:r>
+        <w:rPr>
+          <w:rFonts w:ascii="Arial" w:hAnsi="Arial" w:cs="Arial"/>
+        </w:rPr>
+        <w:t xml:space="preserve"> The OSI model layers include the following:</w:t>
+      </w:r>
+    </w:p>
+    <w:p>
+      <w:pPr>
+        <w:pStyle w:val="ListParagraph"/>
+        <w:numPr>
+          <w:ilvl w:val="0"/>
+          <w:numId w:val="26"/>
+        </w:numPr>
+        <w:rPr>
+          <w:rFonts w:ascii="Arial" w:hAnsi="Arial" w:cs="Arial"/>
+        </w:rPr>
+      </w:pPr>
+      <w:r>
+        <w:rPr>
+          <w:rFonts w:ascii="Arial" w:hAnsi="Arial" w:cs="Arial"/>
+        </w:rPr>
+        <w:t>Physical Layer</w:t>
+      </w:r>
+    </w:p>
+    <w:p>
+      <w:pPr>
+        <w:rPr>
+          <w:rFonts w:ascii="Arial" w:hAnsi="Arial" w:cs="Arial"/>
+        </w:rPr>
+      </w:pPr>
+      <w:r>
+        <w:rPr>
+          <w:rFonts w:ascii="Arial" w:hAnsi="Arial" w:cs="Arial"/>
+        </w:rPr>
+        <w:t>This is the uppermost first layer, it is responsible for transmitting raw bits data through physical media such as Ethernet cable, Fiber optic cables or wireless signals. It defines the electrical, mechanical and physical characteristics required to establish a network connection. Without this layer, no physical communication between nodes would be possible.</w:t>
+      </w:r>
+    </w:p>
+    <w:p>
+      <w:pPr>
+        <w:pStyle w:val="ListParagraph"/>
+        <w:numPr>
+          <w:ilvl w:val="0"/>
+          <w:numId w:val="26"/>
+        </w:numPr>
+        <w:rPr>
+          <w:rFonts w:ascii="Arial" w:hAnsi="Arial" w:cs="Arial"/>
+        </w:rPr>
+      </w:pPr>
+      <w:r>
+        <w:rPr>
+          <w:rFonts w:ascii="Arial" w:hAnsi="Arial" w:cs="Arial"/>
+        </w:rPr>
+        <w:t>Data Link Layer</w:t>
+      </w:r>
+    </w:p>
+    <w:p>
+      <w:pPr>
+        <w:rPr>
+          <w:rFonts w:ascii="Arial" w:hAnsi="Arial" w:cs="Arial"/>
+        </w:rPr>
+      </w:pPr>
+      <w:r>
+        <w:rPr>
+          <w:rFonts w:ascii="Arial" w:hAnsi="Arial" w:cs="Arial"/>
+        </w:rPr>
+        <w:t>This is the second layer in the OSI Model. It ensured that data Is transferred accurately between devices connected to same local network.</w:t>
+      </w:r>
+      <w:r>
+        <w:rPr>
+          <w:rFonts w:ascii="Arial" w:hAnsi="Arial" w:cs="Arial"/>
+        </w:rPr>
+        <w:t xml:space="preserve"> It packages data into frames, detects transmission errors and uses Media Access Control (MAC) addresses to identify devices within a Local Area Network (LAN).</w:t>
+      </w:r>
+    </w:p>
+    <w:p>
+      <w:pPr>
+        <w:pStyle w:val="ListParagraph"/>
+        <w:numPr>
+          <w:ilvl w:val="0"/>
+          <w:numId w:val="26"/>
+        </w:numPr>
+        <w:rPr>
+          <w:rFonts w:ascii="Arial" w:hAnsi="Arial" w:cs="Arial"/>
+        </w:rPr>
+      </w:pPr>
+      <w:r>
+        <w:rPr>
+          <w:rFonts w:ascii="Arial" w:hAnsi="Arial" w:cs="Arial"/>
+        </w:rPr>
+        <w:t>Network Layer</w:t>
+      </w:r>
+    </w:p>
+    <w:p>
+      <w:pPr>
+        <w:rPr>
+          <w:rFonts w:ascii="Arial" w:hAnsi="Arial" w:cs="Arial"/>
+        </w:rPr>
+      </w:pPr>
+      <w:r>
+        <w:rPr>
+          <w:rFonts w:ascii="Arial" w:hAnsi="Arial" w:cs="Arial"/>
+        </w:rPr>
+        <w:t>This is the third layer in the OSI mode. The layer determines the most efficient path for data to travel between different networks.</w:t>
+      </w:r>
+      <w:r>
+        <w:rPr>
+          <w:rFonts w:ascii="Arial" w:hAnsi="Arial" w:cs="Arial"/>
+        </w:rPr>
+        <w:t xml:space="preserve"> It utilizes local addressing through Internet Protocol (IP) address to route packets across interconnected networks. Routers operate at this layer. Routers allow computers in different locations to communicate through the internet or a</w:t>
+      </w:r>
+      <w:r>
+        <w:rPr>
+          <w:rFonts w:ascii="Arial" w:hAnsi="Arial" w:cs="Arial"/>
+        </w:rPr>
+        <w:t xml:space="preserve"> </w:t>
+      </w:r>
+      <w:r>
+        <w:rPr>
+          <w:rFonts w:ascii="Arial" w:hAnsi="Arial" w:cs="Arial"/>
+        </w:rPr>
+        <w:t>Wide Area Network</w:t>
+      </w:r>
+      <w:r>
+        <w:rPr>
+          <w:rFonts w:ascii="Arial" w:hAnsi="Arial" w:cs="Arial"/>
+        </w:rPr>
+        <w:t xml:space="preserve"> </w:t>
+      </w:r>
+      <w:r>
+        <w:rPr>
+          <w:rFonts w:ascii="Arial" w:hAnsi="Arial" w:cs="Arial"/>
+        </w:rPr>
+        <w:t>(WAN).</w:t>
+      </w:r>
+    </w:p>
+    <w:p>
+      <w:pPr>
+        <w:pStyle w:val="ListParagraph"/>
+        <w:numPr>
+          <w:ilvl w:val="0"/>
+          <w:numId w:val="26"/>
+        </w:numPr>
+        <w:rPr>
+          <w:rFonts w:ascii="Arial" w:hAnsi="Arial" w:cs="Arial"/>
+        </w:rPr>
+      </w:pPr>
+      <w:r>
+        <w:rPr>
+          <w:rFonts w:ascii="Arial" w:hAnsi="Arial" w:cs="Arial"/>
+        </w:rPr>
+        <w:t>Transport Layer</w:t>
+      </w:r>
+    </w:p>
+    <w:p>
+      <w:pPr>
+        <w:rPr>
+          <w:rFonts w:ascii="Arial" w:hAnsi="Arial" w:cs="Arial"/>
+        </w:rPr>
+      </w:pPr>
+      <w:r>
+        <w:rPr>
+          <w:rFonts w:ascii="Arial" w:hAnsi="Arial" w:cs="Arial"/>
+        </w:rPr>
+        <w:t xml:space="preserve">Transport layer is the fourth layer in OSI Model. The layer provides end-to-end communication between devices by ensuring that data is delivered accurately by ensuring </w:t>
+      </w:r>
+      <w:r>
+        <w:rPr>
+          <w:rFonts w:ascii="Arial" w:hAnsi="Arial" w:cs="Arial"/>
+        </w:rPr>
+        <w:t>that data is delivered accurately and in the correct sequence. This layer uses protocols such as Transmission Control Protocol (TCP)</w:t>
+      </w:r>
+      <w:r>
+        <w:rPr>
+          <w:rFonts w:ascii="Arial" w:hAnsi="Arial" w:cs="Arial"/>
+        </w:rPr>
+        <w:t xml:space="preserve"> and User Datagram Protocol (UDP). TCP</w:t>
+      </w:r>
+      <w:r>
+        <w:rPr>
+          <w:rFonts w:ascii="Arial" w:hAnsi="Arial" w:cs="Arial"/>
+        </w:rPr>
+        <w:t xml:space="preserve"> guarantee reliable communication by checking for errors and retransmitting lost packets</w:t>
+      </w:r>
+      <w:r>
+        <w:rPr>
+          <w:rFonts w:ascii="Arial" w:hAnsi="Arial" w:cs="Arial"/>
+        </w:rPr>
+        <w:t xml:space="preserve"> while UDP provides faster communication where speed is more important that reliability such as online or video streaming.</w:t>
+      </w:r>
+    </w:p>
+    <w:p>
+      <w:pPr>
+        <w:pStyle w:val="ListParagraph"/>
+        <w:numPr>
+          <w:ilvl w:val="0"/>
+          <w:numId w:val="26"/>
+        </w:numPr>
+        <w:rPr>
+          <w:rFonts w:ascii="Arial" w:hAnsi="Arial" w:cs="Arial"/>
+        </w:rPr>
+      </w:pPr>
+      <w:r>
+        <w:rPr>
+          <w:rFonts w:ascii="Arial" w:hAnsi="Arial" w:cs="Arial"/>
+        </w:rPr>
+        <w:t>Session Layer</w:t>
+      </w:r>
+    </w:p>
+    <w:p>
+      <w:pPr>
+        <w:rPr>
+          <w:rFonts w:ascii="Arial" w:hAnsi="Arial" w:cs="Arial"/>
+        </w:rPr>
+      </w:pPr>
+      <w:r>
+        <w:rPr>
+          <w:rFonts w:ascii="Arial" w:hAnsi="Arial" w:cs="Arial"/>
+        </w:rPr>
+        <w:lastRenderedPageBreak/>
+        <w:t>Session layer, the sixth fifth layer in the OSI model is responsible for establishing, managing and terminating communication sessions between applications. The layer ensures that communication remains active while data is being exchanged among aand ensures that the connection is closed once the communication process has been completed.</w:t>
+      </w:r>
+    </w:p>
+    <w:p>
+      <w:pPr>
+        <w:pStyle w:val="ListParagraph"/>
+        <w:rPr>
+          <w:rFonts w:ascii="Arial" w:hAnsi="Arial" w:cs="Arial"/>
+        </w:rPr>
+      </w:pPr>
+    </w:p>
+    <w:p>
+      <w:pPr>
+        <w:pStyle w:val="ListParagraph"/>
+        <w:numPr>
+          <w:ilvl w:val="0"/>
+          <w:numId w:val="26"/>
+        </w:numPr>
+        <w:rPr>
+          <w:rFonts w:ascii="Arial" w:hAnsi="Arial" w:cs="Arial"/>
+        </w:rPr>
+      </w:pPr>
+      <w:r>
+        <w:rPr>
+          <w:rFonts w:ascii="Arial" w:hAnsi="Arial" w:cs="Arial"/>
+        </w:rPr>
+        <w:t>Presentation Layer</w:t>
+      </w:r>
+    </w:p>
+    <w:p>
+      <w:pPr>
+        <w:rPr>
+          <w:rFonts w:ascii="Arial" w:hAnsi="Arial" w:cs="Arial"/>
+        </w:rPr>
+      </w:pPr>
+      <w:r>
+        <w:rPr>
+          <w:rFonts w:ascii="Arial" w:hAnsi="Arial" w:cs="Arial"/>
+        </w:rPr>
+        <w:t>The sixth layer of the OSI model is the presentation layer. This layer is responsible for translating data into a format that both communicating devices can understand. It also performs functions such as data encryption, compression and decryption. This ensures that information remains secure du</w:t>
+      </w:r>
+      <w:r>
+        <w:rPr>
+          <w:rFonts w:ascii="Arial" w:hAnsi="Arial" w:cs="Arial"/>
+        </w:rPr>
+        <w:t>r</w:t>
+      </w:r>
+      <w:r>
+        <w:rPr>
+          <w:rFonts w:ascii="Arial" w:hAnsi="Arial" w:cs="Arial"/>
+        </w:rPr>
+        <w:t>ing transm</w:t>
+      </w:r>
+      <w:r>
+        <w:rPr>
+          <w:rFonts w:ascii="Arial" w:hAnsi="Arial" w:cs="Arial"/>
+        </w:rPr>
+        <w:t>i</w:t>
+      </w:r>
+      <w:r>
+        <w:rPr>
+          <w:rFonts w:ascii="Arial" w:hAnsi="Arial" w:cs="Arial"/>
+        </w:rPr>
+        <w:t>s</w:t>
+      </w:r>
+      <w:r>
+        <w:rPr>
+          <w:rFonts w:ascii="Arial" w:hAnsi="Arial" w:cs="Arial"/>
+        </w:rPr>
+        <w:t>sion</w:t>
+      </w:r>
+      <w:r>
+        <w:rPr>
+          <w:rFonts w:ascii="Arial" w:hAnsi="Arial" w:cs="Arial"/>
+        </w:rPr>
+        <w:t xml:space="preserve"> while reducing the amount of data sent across the network</w:t>
+      </w:r>
+      <w:r>
+        <w:rPr>
+          <w:rFonts w:ascii="Arial" w:hAnsi="Arial" w:cs="Arial"/>
+        </w:rPr>
+        <w:t>.</w:t>
+      </w:r>
+    </w:p>
+    <w:p>
+      <w:pPr>
+        <w:pStyle w:val="ListParagraph"/>
+        <w:numPr>
+          <w:ilvl w:val="0"/>
+          <w:numId w:val="26"/>
+        </w:numPr>
+        <w:rPr>
+          <w:rFonts w:ascii="Arial" w:hAnsi="Arial" w:cs="Arial"/>
+        </w:rPr>
+      </w:pPr>
+      <w:r>
+        <w:rPr>
+          <w:rFonts w:ascii="Arial" w:hAnsi="Arial" w:cs="Arial"/>
+        </w:rPr>
+        <w:t>Application Layer</w:t>
+      </w:r>
+    </w:p>
+    <w:p>
+      <w:pPr>
+        <w:rPr>
+          <w:rFonts w:ascii="Arial" w:hAnsi="Arial" w:cs="Arial"/>
+        </w:rPr>
+      </w:pPr>
+      <w:r>
+        <w:rPr>
+          <w:rFonts w:ascii="Arial" w:hAnsi="Arial" w:cs="Arial"/>
+        </w:rPr>
+        <w:t>The application layer, the seventh layer is the layer closest layer to the user. It provides services directly to software application such as web browsers, file transfer programs and cloud applications. Common protocols operating at this protocol include HTTP, HTTPS, FTP, SMTP and DNS. These protocols</w:t>
+      </w:r>
+      <w:r>
+        <w:rPr>
+          <w:rFonts w:ascii="Arial" w:hAnsi="Arial" w:cs="Arial"/>
+        </w:rPr>
+        <w:t xml:space="preserve"> </w:t>
+      </w:r>
+      <w:r>
+        <w:rPr>
+          <w:rFonts w:ascii="Arial" w:hAnsi="Arial" w:cs="Arial"/>
+        </w:rPr>
+        <w:t>enable users to acce</w:t>
+      </w:r>
+      <w:r>
+        <w:rPr>
+          <w:rFonts w:ascii="Arial" w:hAnsi="Arial" w:cs="Arial"/>
+        </w:rPr>
+        <w:t>s</w:t>
+      </w:r>
+      <w:r>
+        <w:rPr>
+          <w:rFonts w:ascii="Arial" w:hAnsi="Arial" w:cs="Arial"/>
+        </w:rPr>
+        <w:t>s websites, send emails and communicate over the internet.</w:t>
+      </w:r>
+    </w:p>
+    <w:p>
+      <w:pPr>
+        <w:pStyle w:val="ListParagraph"/>
+        <w:rPr>
+          <w:rFonts w:ascii="Arial" w:hAnsi="Arial" w:cs="Arial"/>
+        </w:rPr>
+      </w:pPr>
+    </w:p>
+    <w:p>
+      <w:pPr>
+        <w:pStyle w:val="ListParagraph"/>
+        <w:rPr>
+          <w:rFonts w:ascii="Arial" w:hAnsi="Arial" w:cs="Arial"/>
+        </w:rPr>
+      </w:pPr>
+    </w:p>
+    <w:p>
+      <w:pPr>
+        <w:pStyle w:val="ListParagraph"/>
+        <w:rPr>
+          <w:rFonts w:ascii="Arial" w:hAnsi="Arial" w:cs="Arial"/>
+        </w:rPr>
+      </w:pPr>
+    </w:p>
+    <w:p>
+      <w:pPr>
+        <w:pStyle w:val="ListParagraph"/>
+        <w:rPr>
+          <w:rFonts w:ascii="Arial" w:hAnsi="Arial" w:cs="Arial"/>
+        </w:rPr>
+      </w:pPr>
+    </w:p>
+    <w:p>
+      <w:pPr>
+        <w:pStyle w:val="ListParagraph"/>
+        <w:rPr>
+          <w:rFonts w:ascii="Arial" w:hAnsi="Arial" w:cs="Arial"/>
+        </w:rPr>
+      </w:pPr>
+    </w:p>
+    <w:p>
+      <w:pPr>
+        <w:pStyle w:val="ListParagraph"/>
+        <w:rPr>
+          <w:rFonts w:ascii="Arial" w:hAnsi="Arial" w:cs="Arial"/>
+        </w:rPr>
+      </w:pPr>
+    </w:p>
+    <w:p>
+      <w:pPr>
+        <w:pStyle w:val="ListParagraph"/>
+        <w:rPr>
+          <w:rFonts w:ascii="Arial" w:hAnsi="Arial" w:cs="Arial"/>
+        </w:rPr>
+      </w:pPr>
+    </w:p>
+    <w:p>
+      <w:pPr>
+        <w:pStyle w:val="ListParagraph"/>
+        <w:rPr>
+          <w:rFonts w:ascii="Arial" w:hAnsi="Arial" w:cs="Arial"/>
+        </w:rPr>
+      </w:pPr>
+    </w:p>
+    <w:p>
+      <w:pPr>
+        <w:pStyle w:val="ListParagraph"/>
+        <w:rPr>
+          <w:rFonts w:ascii="Arial" w:hAnsi="Arial" w:cs="Arial"/>
+        </w:rPr>
+      </w:pPr>
+    </w:p>
+    <w:p>
+      <w:pPr>
+        <w:pStyle w:val="ListParagraph"/>
+        <w:rPr>
+          <w:rFonts w:ascii="Arial" w:hAnsi="Arial" w:cs="Arial"/>
+        </w:rPr>
+      </w:pPr>
+    </w:p>
+    <w:p>
+      <w:pPr>
+        <w:pStyle w:val="ListParagraph"/>
+        <w:rPr>
+          <w:rFonts w:ascii="Arial" w:hAnsi="Arial" w:cs="Arial"/>
+        </w:rPr>
+      </w:pPr>
+    </w:p>
+    <w:p>
+      <w:pPr>
+        <w:pStyle w:val="ListParagraph"/>
+        <w:rPr>
+          <w:rFonts w:ascii="Arial" w:hAnsi="Arial" w:cs="Arial"/>
+        </w:rPr>
+      </w:pPr>
+    </w:p>
+    <w:p>
+      <w:pPr>
+        <w:pStyle w:val="ListParagraph"/>
+        <w:rPr>
+          <w:rFonts w:ascii="Arial" w:hAnsi="Arial" w:cs="Arial"/>
+        </w:rPr>
+      </w:pPr>
+    </w:p>
+    <w:p>
+      <w:pPr>
+        <w:pStyle w:val="ListParagraph"/>
+        <w:rPr>
+          <w:rFonts w:ascii="Arial" w:hAnsi="Arial" w:cs="Arial"/>
+        </w:rPr>
+      </w:pPr>
+    </w:p>
+    <w:p>
+      <w:pPr>
+        <w:pStyle w:val="ListParagraph"/>
+        <w:rPr>
+          <w:rFonts w:ascii="Arial" w:hAnsi="Arial" w:cs="Arial"/>
+        </w:rPr>
+      </w:pPr>
+    </w:p>
+    <w:p>
+      <w:pPr>
+        <w:pStyle w:val="ListParagraph"/>
+        <w:rPr>
+          <w:rFonts w:ascii="Arial" w:hAnsi="Arial" w:cs="Arial"/>
+        </w:rPr>
+      </w:pPr>
+    </w:p>
+    <w:p>
+      <w:pPr>
+        <w:pStyle w:val="ListParagraph"/>
+        <w:rPr>
+          <w:rFonts w:ascii="Arial" w:hAnsi="Arial" w:cs="Arial"/>
+        </w:rPr>
+      </w:pPr>
+    </w:p>
+    <w:p>
+      <w:pPr>
+        <w:pStyle w:val="ListParagraph"/>
+        <w:rPr>
+          <w:rFonts w:ascii="Arial" w:hAnsi="Arial" w:cs="Arial"/>
+        </w:rPr>
+      </w:pPr>
+    </w:p>
+    <w:p>
+      <w:pPr>
+        <w:pStyle w:val="ListParagraph"/>
+        <w:rPr>
+          <w:rFonts w:ascii="Arial" w:hAnsi="Arial" w:cs="Arial"/>
+        </w:rPr>
+      </w:pPr>
+    </w:p>
+    <w:p>
+      <w:pPr>
+        <w:pStyle w:val="ListParagraph"/>
+        <w:rPr>
+          <w:rFonts w:ascii="Arial" w:hAnsi="Arial" w:cs="Arial"/>
+        </w:rPr>
+      </w:pPr>
+    </w:p>
+    <w:p>
+      <w:pPr>
+        <w:pStyle w:val="ListParagraph"/>
+        <w:rPr>
+          <w:rFonts w:ascii="Arial" w:hAnsi="Arial" w:cs="Arial"/>
+        </w:rPr>
+      </w:pPr>
+    </w:p>
+    <w:p>
+      <w:pPr>
+        <w:pStyle w:val="ListParagraph"/>
+        <w:rPr>
+          <w:rFonts w:ascii="Arial" w:hAnsi="Arial" w:cs="Arial"/>
+        </w:rPr>
+      </w:pPr>
+    </w:p>
+    <w:p>
+      <w:pPr>
+        <w:pStyle w:val="ListParagraph"/>
+        <w:rPr>
+          <w:rFonts w:ascii="Arial" w:hAnsi="Arial" w:cs="Arial"/>
+        </w:rPr>
+      </w:pPr>
+    </w:p>
+    <w:p>
+      <w:pPr>
+        <w:pStyle w:val="ListParagraph"/>
+        <w:rPr>
+          <w:rFonts w:ascii="Arial" w:hAnsi="Arial" w:cs="Arial"/>
+        </w:rPr>
+      </w:pPr>
+    </w:p>
+    <w:p>
+      <w:pPr>
+        <w:rPr>
+          <w:rFonts w:ascii="Arial" w:hAnsi="Arial" w:cs="Arial"/>
+          <w:b/>
+          <w:sz w:val="28"/>
+          <w:szCs w:val="28"/>
         </w:rPr>
       </w:pPr>
     </w:p>
@@ -3558,29 +5639,6 @@
         <w:tabs>
           <w:tab w:val="left" w:pos="5613"/>
         </w:tabs>
-        <w:ind w:left="360"/>
-        <w:rPr>
-          <w:rFonts w:ascii="Arial" w:hAnsi="Arial" w:cs="Arial"/>
-        </w:rPr>
-      </w:pPr>
-    </w:p>
-    <w:p>
-      <w:pPr>
-        <w:tabs>
-          <w:tab w:val="left" w:pos="5613"/>
-        </w:tabs>
-        <w:ind w:left="360"/>
-        <w:rPr>
-          <w:rFonts w:ascii="Arial" w:hAnsi="Arial" w:cs="Arial"/>
-        </w:rPr>
-      </w:pPr>
-    </w:p>
-    <w:p>
-      <w:pPr>
-        <w:tabs>
-          <w:tab w:val="left" w:pos="5613"/>
-        </w:tabs>
-        <w:ind w:left="360"/>
         <w:rPr>
           <w:rFonts w:ascii="Arial" w:hAnsi="Arial" w:cs="Arial"/>
         </w:rPr>
@@ -3860,6 +5918,92 @@
     </w:lvl>
   </w:abstractNum>
   <w:abstractNum w:abstractNumId="3" w15:restartNumberingAfterBreak="0">
+    <w:nsid w:val="19725F8A"/>
+    <w:multiLevelType w:val="hybridMultilevel"/>
+    <w:tmpl w:val="01C07260"/>
+    <w:lvl w:ilvl="0" w:tplc="04090013">
+      <w:start w:val="1"/>
+      <w:numFmt w:val="upperRoman"/>
+      <w:lvlText w:val="%1."/>
+      <w:lvlJc w:val="right"/>
+      <w:pPr>
+        <w:ind w:left="720" w:hanging="360"/>
+      </w:pPr>
+    </w:lvl>
+    <w:lvl w:ilvl="1" w:tplc="04090019" w:tentative="1">
+      <w:start w:val="1"/>
+      <w:numFmt w:val="lowerLetter"/>
+      <w:lvlText w:val="%2."/>
+      <w:lvlJc w:val="left"/>
+      <w:pPr>
+        <w:ind w:left="1440" w:hanging="360"/>
+      </w:pPr>
+    </w:lvl>
+    <w:lvl w:ilvl="2" w:tplc="0409001B" w:tentative="1">
+      <w:start w:val="1"/>
+      <w:numFmt w:val="lowerRoman"/>
+      <w:lvlText w:val="%3."/>
+      <w:lvlJc w:val="right"/>
+      <w:pPr>
+        <w:ind w:left="2160" w:hanging="180"/>
+      </w:pPr>
+    </w:lvl>
+    <w:lvl w:ilvl="3" w:tplc="0409000F" w:tentative="1">
+      <w:start w:val="1"/>
+      <w:numFmt w:val="decimal"/>
+      <w:lvlText w:val="%4."/>
+      <w:lvlJc w:val="left"/>
+      <w:pPr>
+        <w:ind w:left="2880" w:hanging="360"/>
+      </w:pPr>
+    </w:lvl>
+    <w:lvl w:ilvl="4" w:tplc="04090019" w:tentative="1">
+      <w:start w:val="1"/>
+      <w:numFmt w:val="lowerLetter"/>
+      <w:lvlText w:val="%5."/>
+      <w:lvlJc w:val="left"/>
+      <w:pPr>
+        <w:ind w:left="3600" w:hanging="360"/>
+      </w:pPr>
+    </w:lvl>
+    <w:lvl w:ilvl="5" w:tplc="0409001B" w:tentative="1">
+      <w:start w:val="1"/>
+      <w:numFmt w:val="lowerRoman"/>
+      <w:lvlText w:val="%6."/>
+      <w:lvlJc w:val="right"/>
+      <w:pPr>
+        <w:ind w:left="4320" w:hanging="180"/>
+      </w:pPr>
+    </w:lvl>
+    <w:lvl w:ilvl="6" w:tplc="0409000F" w:tentative="1">
+      <w:start w:val="1"/>
+      <w:numFmt w:val="decimal"/>
+      <w:lvlText w:val="%7."/>
+      <w:lvlJc w:val="left"/>
+      <w:pPr>
+        <w:ind w:left="5040" w:hanging="360"/>
+      </w:pPr>
+    </w:lvl>
+    <w:lvl w:ilvl="7" w:tplc="04090019" w:tentative="1">
+      <w:start w:val="1"/>
+      <w:numFmt w:val="lowerLetter"/>
+      <w:lvlText w:val="%8."/>
+      <w:lvlJc w:val="left"/>
+      <w:pPr>
+        <w:ind w:left="5760" w:hanging="360"/>
+      </w:pPr>
+    </w:lvl>
+    <w:lvl w:ilvl="8" w:tplc="0409001B" w:tentative="1">
+      <w:start w:val="1"/>
+      <w:numFmt w:val="lowerRoman"/>
+      <w:lvlText w:val="%9."/>
+      <w:lvlJc w:val="right"/>
+      <w:pPr>
+        <w:ind w:left="6480" w:hanging="180"/>
+      </w:pPr>
+    </w:lvl>
+  </w:abstractNum>
+  <w:abstractNum w:abstractNumId="4" w15:restartNumberingAfterBreak="0">
     <w:nsid w:val="1B955587"/>
     <w:multiLevelType w:val="hybridMultilevel"/>
     <w:tmpl w:val="B01CBC00"/>
@@ -3948,7 +6092,7 @@
       </w:pPr>
     </w:lvl>
   </w:abstractNum>
-  <w:abstractNum w:abstractNumId="4" w15:restartNumberingAfterBreak="0">
+  <w:abstractNum w:abstractNumId="5" w15:restartNumberingAfterBreak="0">
     <w:nsid w:val="1E6D6DE6"/>
     <w:multiLevelType w:val="hybridMultilevel"/>
     <w:tmpl w:val="B090FE92"/>
@@ -4037,7 +6181,120 @@
       </w:pPr>
     </w:lvl>
   </w:abstractNum>
-  <w:abstractNum w:abstractNumId="5" w15:restartNumberingAfterBreak="0">
+  <w:abstractNum w:abstractNumId="6" w15:restartNumberingAfterBreak="0">
+    <w:nsid w:val="25EF7998"/>
+    <w:multiLevelType w:val="multilevel"/>
+    <w:tmpl w:val="3340991E"/>
+    <w:lvl w:ilvl="0">
+      <w:start w:val="1"/>
+      <w:numFmt w:val="decimal"/>
+      <w:lvlText w:val="%1."/>
+      <w:lvlJc w:val="left"/>
+      <w:pPr>
+        <w:ind w:left="360" w:hanging="360"/>
+      </w:pPr>
+      <w:rPr>
+        <w:rFonts w:hint="default"/>
+      </w:rPr>
+    </w:lvl>
+    <w:lvl w:ilvl="1">
+      <w:start w:val="1"/>
+      <w:numFmt w:val="decimal"/>
+      <w:lvlText w:val="%1.%2."/>
+      <w:lvlJc w:val="left"/>
+      <w:pPr>
+        <w:ind w:left="792" w:hanging="432"/>
+      </w:pPr>
+      <w:rPr>
+        <w:rFonts w:hint="default"/>
+      </w:rPr>
+    </w:lvl>
+    <w:lvl w:ilvl="2">
+      <w:start w:val="1"/>
+      <w:numFmt w:val="none"/>
+      <w:lvlText w:val="2.1"/>
+      <w:lvlJc w:val="left"/>
+      <w:pPr>
+        <w:ind w:left="504" w:hanging="504"/>
+      </w:pPr>
+      <w:rPr>
+        <w:rFonts w:hint="default"/>
+      </w:rPr>
+    </w:lvl>
+    <w:lvl w:ilvl="3">
+      <w:start w:val="1"/>
+      <w:numFmt w:val="decimal"/>
+      <w:lvlText w:val="%1.%2.%3.%4."/>
+      <w:lvlJc w:val="left"/>
+      <w:pPr>
+        <w:ind w:left="1728" w:hanging="648"/>
+      </w:pPr>
+      <w:rPr>
+        <w:rFonts w:hint="default"/>
+      </w:rPr>
+    </w:lvl>
+    <w:lvl w:ilvl="4">
+      <w:start w:val="1"/>
+      <w:numFmt w:val="decimal"/>
+      <w:lvlText w:val="%1.%2.%3.%4.%5."/>
+      <w:lvlJc w:val="left"/>
+      <w:pPr>
+        <w:ind w:left="2232" w:hanging="792"/>
+      </w:pPr>
+      <w:rPr>
+        <w:rFonts w:hint="default"/>
+      </w:rPr>
+    </w:lvl>
+    <w:lvl w:ilvl="5">
+      <w:start w:val="1"/>
+      <w:numFmt w:val="decimal"/>
+      <w:lvlText w:val="%1.%2.%3.%4.%5.%6."/>
+      <w:lvlJc w:val="left"/>
+      <w:pPr>
+        <w:ind w:left="2736" w:hanging="936"/>
+      </w:pPr>
+      <w:rPr>
+        <w:rFonts w:hint="default"/>
+      </w:rPr>
+    </w:lvl>
+    <w:lvl w:ilvl="6">
+      <w:start w:val="1"/>
+      <w:numFmt w:val="decimal"/>
+      <w:lvlText w:val="%1.%2.%3.%4.%5.%6.%7."/>
+      <w:lvlJc w:val="left"/>
+      <w:pPr>
+        <w:ind w:left="3240" w:hanging="1080"/>
+      </w:pPr>
+      <w:rPr>
+        <w:rFonts w:hint="default"/>
+      </w:rPr>
+    </w:lvl>
+    <w:lvl w:ilvl="7">
+      <w:start w:val="1"/>
+      <w:numFmt w:val="decimal"/>
+      <w:lvlText w:val="%1.%2.%3.%4.%5.%6.%7.%8."/>
+      <w:lvlJc w:val="left"/>
+      <w:pPr>
+        <w:ind w:left="3744" w:hanging="1224"/>
+      </w:pPr>
+      <w:rPr>
+        <w:rFonts w:hint="default"/>
+      </w:rPr>
+    </w:lvl>
+    <w:lvl w:ilvl="8">
+      <w:start w:val="1"/>
+      <w:numFmt w:val="decimal"/>
+      <w:lvlText w:val="%1.%2.%3.%4.%5.%6.%7.%8.%9."/>
+      <w:lvlJc w:val="left"/>
+      <w:pPr>
+        <w:ind w:left="4320" w:hanging="1440"/>
+      </w:pPr>
+      <w:rPr>
+        <w:rFonts w:hint="default"/>
+      </w:rPr>
+    </w:lvl>
+  </w:abstractNum>
+  <w:abstractNum w:abstractNumId="7" w15:restartNumberingAfterBreak="0">
     <w:nsid w:val="270369F4"/>
     <w:multiLevelType w:val="multilevel"/>
     <w:tmpl w:val="76A63A12"/>
@@ -4150,7 +6407,120 @@
       </w:rPr>
     </w:lvl>
   </w:abstractNum>
-  <w:abstractNum w:abstractNumId="6" w15:restartNumberingAfterBreak="0">
+  <w:abstractNum w:abstractNumId="8" w15:restartNumberingAfterBreak="0">
+    <w:nsid w:val="27EC4B19"/>
+    <w:multiLevelType w:val="multilevel"/>
+    <w:tmpl w:val="5E127758"/>
+    <w:lvl w:ilvl="0">
+      <w:start w:val="1"/>
+      <w:numFmt w:val="decimal"/>
+      <w:lvlText w:val="%1."/>
+      <w:lvlJc w:val="left"/>
+      <w:pPr>
+        <w:ind w:left="360" w:hanging="360"/>
+      </w:pPr>
+      <w:rPr>
+        <w:rFonts w:hint="default"/>
+      </w:rPr>
+    </w:lvl>
+    <w:lvl w:ilvl="1">
+      <w:start w:val="1"/>
+      <w:numFmt w:val="decimal"/>
+      <w:lvlText w:val="%1.%2."/>
+      <w:lvlJc w:val="left"/>
+      <w:pPr>
+        <w:ind w:left="792" w:hanging="432"/>
+      </w:pPr>
+      <w:rPr>
+        <w:rFonts w:hint="default"/>
+      </w:rPr>
+    </w:lvl>
+    <w:lvl w:ilvl="2">
+      <w:start w:val="1"/>
+      <w:numFmt w:val="none"/>
+      <w:lvlText w:val="3.2"/>
+      <w:lvlJc w:val="left"/>
+      <w:pPr>
+        <w:ind w:left="504" w:hanging="504"/>
+      </w:pPr>
+      <w:rPr>
+        <w:rFonts w:hint="default"/>
+      </w:rPr>
+    </w:lvl>
+    <w:lvl w:ilvl="3">
+      <w:start w:val="1"/>
+      <w:numFmt w:val="decimal"/>
+      <w:lvlText w:val="%1.%2.%3.%4."/>
+      <w:lvlJc w:val="left"/>
+      <w:pPr>
+        <w:ind w:left="1728" w:hanging="648"/>
+      </w:pPr>
+      <w:rPr>
+        <w:rFonts w:hint="default"/>
+      </w:rPr>
+    </w:lvl>
+    <w:lvl w:ilvl="4">
+      <w:start w:val="1"/>
+      <w:numFmt w:val="decimal"/>
+      <w:lvlText w:val="%1.%2.%3.%4.%5."/>
+      <w:lvlJc w:val="left"/>
+      <w:pPr>
+        <w:ind w:left="2232" w:hanging="792"/>
+      </w:pPr>
+      <w:rPr>
+        <w:rFonts w:hint="default"/>
+      </w:rPr>
+    </w:lvl>
+    <w:lvl w:ilvl="5">
+      <w:start w:val="1"/>
+      <w:numFmt w:val="decimal"/>
+      <w:lvlText w:val="%1.%2.%3.%4.%5.%6."/>
+      <w:lvlJc w:val="left"/>
+      <w:pPr>
+        <w:ind w:left="2736" w:hanging="936"/>
+      </w:pPr>
+      <w:rPr>
+        <w:rFonts w:hint="default"/>
+      </w:rPr>
+    </w:lvl>
+    <w:lvl w:ilvl="6">
+      <w:start w:val="1"/>
+      <w:numFmt w:val="decimal"/>
+      <w:lvlText w:val="%1.%2.%3.%4.%5.%6.%7."/>
+      <w:lvlJc w:val="left"/>
+      <w:pPr>
+        <w:ind w:left="3240" w:hanging="1080"/>
+      </w:pPr>
+      <w:rPr>
+        <w:rFonts w:hint="default"/>
+      </w:rPr>
+    </w:lvl>
+    <w:lvl w:ilvl="7">
+      <w:start w:val="1"/>
+      <w:numFmt w:val="decimal"/>
+      <w:lvlText w:val="%1.%2.%3.%4.%5.%6.%7.%8."/>
+      <w:lvlJc w:val="left"/>
+      <w:pPr>
+        <w:ind w:left="3744" w:hanging="1224"/>
+      </w:pPr>
+      <w:rPr>
+        <w:rFonts w:hint="default"/>
+      </w:rPr>
+    </w:lvl>
+    <w:lvl w:ilvl="8">
+      <w:start w:val="1"/>
+      <w:numFmt w:val="decimal"/>
+      <w:lvlText w:val="%1.%2.%3.%4.%5.%6.%7.%8.%9."/>
+      <w:lvlJc w:val="left"/>
+      <w:pPr>
+        <w:ind w:left="4320" w:hanging="1440"/>
+      </w:pPr>
+      <w:rPr>
+        <w:rFonts w:hint="default"/>
+      </w:rPr>
+    </w:lvl>
+  </w:abstractNum>
+  <w:abstractNum w:abstractNumId="9" w15:restartNumberingAfterBreak="0">
     <w:nsid w:val="3926225C"/>
     <w:multiLevelType w:val="hybridMultilevel"/>
     <w:tmpl w:val="AEAA255E"/>
@@ -4239,7 +6609,93 @@
       </w:pPr>
     </w:lvl>
   </w:abstractNum>
-  <w:abstractNum w:abstractNumId="7" w15:restartNumberingAfterBreak="0">
+  <w:abstractNum w:abstractNumId="10" w15:restartNumberingAfterBreak="0">
+    <w:nsid w:val="3CB70887"/>
+    <w:multiLevelType w:val="hybridMultilevel"/>
+    <w:tmpl w:val="01C07260"/>
+    <w:lvl w:ilvl="0" w:tplc="FFFFFFFF">
+      <w:start w:val="1"/>
+      <w:numFmt w:val="upperRoman"/>
+      <w:lvlText w:val="%1."/>
+      <w:lvlJc w:val="right"/>
+      <w:pPr>
+        <w:ind w:left="720" w:hanging="360"/>
+      </w:pPr>
+    </w:lvl>
+    <w:lvl w:ilvl="1" w:tplc="FFFFFFFF" w:tentative="1">
+      <w:start w:val="1"/>
+      <w:numFmt w:val="lowerLetter"/>
+      <w:lvlText w:val="%2."/>
+      <w:lvlJc w:val="left"/>
+      <w:pPr>
+        <w:ind w:left="1440" w:hanging="360"/>
+      </w:pPr>
+    </w:lvl>
+    <w:lvl w:ilvl="2" w:tplc="FFFFFFFF" w:tentative="1">
+      <w:start w:val="1"/>
+      <w:numFmt w:val="lowerRoman"/>
+      <w:lvlText w:val="%3."/>
+      <w:lvlJc w:val="right"/>
+      <w:pPr>
+        <w:ind w:left="2160" w:hanging="180"/>
+      </w:pPr>
+    </w:lvl>
+    <w:lvl w:ilvl="3" w:tplc="FFFFFFFF" w:tentative="1">
+      <w:start w:val="1"/>
+      <w:numFmt w:val="decimal"/>
+      <w:lvlText w:val="%4."/>
+      <w:lvlJc w:val="left"/>
+      <w:pPr>
+        <w:ind w:left="2880" w:hanging="360"/>
+      </w:pPr>
+    </w:lvl>
+    <w:lvl w:ilvl="4" w:tplc="FFFFFFFF" w:tentative="1">
+      <w:start w:val="1"/>
+      <w:numFmt w:val="lowerLetter"/>
+      <w:lvlText w:val="%5."/>
+      <w:lvlJc w:val="left"/>
+      <w:pPr>
+        <w:ind w:left="3600" w:hanging="360"/>
+      </w:pPr>
+    </w:lvl>
+    <w:lvl w:ilvl="5" w:tplc="FFFFFFFF" w:tentative="1">
+      <w:start w:val="1"/>
+      <w:numFmt w:val="lowerRoman"/>
+      <w:lvlText w:val="%6."/>
+      <w:lvlJc w:val="right"/>
+      <w:pPr>
+        <w:ind w:left="4320" w:hanging="180"/>
+      </w:pPr>
+    </w:lvl>
+    <w:lvl w:ilvl="6" w:tplc="FFFFFFFF" w:tentative="1">
+      <w:start w:val="1"/>
+      <w:numFmt w:val="decimal"/>
+      <w:lvlText w:val="%7."/>
+      <w:lvlJc w:val="left"/>
+      <w:pPr>
+        <w:ind w:left="5040" w:hanging="360"/>
+      </w:pPr>
+    </w:lvl>
+    <w:lvl w:ilvl="7" w:tplc="FFFFFFFF" w:tentative="1">
+      <w:start w:val="1"/>
+      <w:numFmt w:val="lowerLetter"/>
+      <w:lvlText w:val="%8."/>
+      <w:lvlJc w:val="left"/>
+      <w:pPr>
+        <w:ind w:left="5760" w:hanging="360"/>
+      </w:pPr>
+    </w:lvl>
+    <w:lvl w:ilvl="8" w:tplc="FFFFFFFF" w:tentative="1">
+      <w:start w:val="1"/>
+      <w:numFmt w:val="lowerRoman"/>
+      <w:lvlText w:val="%9."/>
+      <w:lvlJc w:val="right"/>
+      <w:pPr>
+        <w:ind w:left="6480" w:hanging="180"/>
+      </w:pPr>
+    </w:lvl>
+  </w:abstractNum>
+  <w:abstractNum w:abstractNumId="11" w15:restartNumberingAfterBreak="0">
     <w:nsid w:val="434E3CA0"/>
     <w:multiLevelType w:val="hybridMultilevel"/>
     <w:tmpl w:val="B090FE92"/>
@@ -4328,7 +6784,122 @@
       </w:pPr>
     </w:lvl>
   </w:abstractNum>
-  <w:abstractNum w:abstractNumId="8" w15:restartNumberingAfterBreak="0">
+  <w:abstractNum w:abstractNumId="12" w15:restartNumberingAfterBreak="0">
+    <w:nsid w:val="47EB4567"/>
+    <w:multiLevelType w:val="multilevel"/>
+    <w:tmpl w:val="D3E23786"/>
+    <w:lvl w:ilvl="0">
+      <w:start w:val="1"/>
+      <w:numFmt w:val="none"/>
+      <w:lvlText w:val="2.2"/>
+      <w:lvlJc w:val="left"/>
+      <w:pPr>
+        <w:ind w:left="360" w:hanging="360"/>
+      </w:pPr>
+      <w:rPr>
+        <w:rFonts w:hint="default"/>
+        <w:sz w:val="32"/>
+        <w:szCs w:val="32"/>
+      </w:rPr>
+    </w:lvl>
+    <w:lvl w:ilvl="1">
+      <w:start w:val="1"/>
+      <w:numFmt w:val="decimal"/>
+      <w:lvlText w:val="%1.%2."/>
+      <w:lvlJc w:val="left"/>
+      <w:pPr>
+        <w:ind w:left="792" w:hanging="432"/>
+      </w:pPr>
+      <w:rPr>
+        <w:rFonts w:hint="default"/>
+      </w:rPr>
+    </w:lvl>
+    <w:lvl w:ilvl="2">
+      <w:start w:val="1"/>
+      <w:numFmt w:val="decimal"/>
+      <w:lvlText w:val="%1.%2.%3."/>
+      <w:lvlJc w:val="left"/>
+      <w:pPr>
+        <w:ind w:left="1224" w:hanging="504"/>
+      </w:pPr>
+      <w:rPr>
+        <w:rFonts w:hint="default"/>
+      </w:rPr>
+    </w:lvl>
+    <w:lvl w:ilvl="3">
+      <w:start w:val="1"/>
+      <w:numFmt w:val="decimal"/>
+      <w:lvlText w:val="%1.%2.%3.%4."/>
+      <w:lvlJc w:val="left"/>
+      <w:pPr>
+        <w:ind w:left="1728" w:hanging="648"/>
+      </w:pPr>
+      <w:rPr>
+        <w:rFonts w:hint="default"/>
+      </w:rPr>
+    </w:lvl>
+    <w:lvl w:ilvl="4">
+      <w:start w:val="1"/>
+      <w:numFmt w:val="decimal"/>
+      <w:lvlText w:val="%1.%2.%3.%4.%5."/>
+      <w:lvlJc w:val="left"/>
+      <w:pPr>
+        <w:ind w:left="2232" w:hanging="792"/>
+      </w:pPr>
+      <w:rPr>
+        <w:rFonts w:hint="default"/>
+      </w:rPr>
+    </w:lvl>
+    <w:lvl w:ilvl="5">
+      <w:start w:val="1"/>
+      <w:numFmt w:val="decimal"/>
+      <w:lvlText w:val="%1.%2.%3.%4.%5.%6."/>
+      <w:lvlJc w:val="left"/>
+      <w:pPr>
+        <w:ind w:left="2736" w:hanging="936"/>
+      </w:pPr>
+      <w:rPr>
+        <w:rFonts w:hint="default"/>
+      </w:rPr>
+    </w:lvl>
+    <w:lvl w:ilvl="6">
+      <w:start w:val="1"/>
+      <w:numFmt w:val="decimal"/>
+      <w:lvlText w:val="%1.%2.%3.%4.%5.%6.%7."/>
+      <w:lvlJc w:val="left"/>
+      <w:pPr>
+        <w:ind w:left="3240" w:hanging="1080"/>
+      </w:pPr>
+      <w:rPr>
+        <w:rFonts w:hint="default"/>
+      </w:rPr>
+    </w:lvl>
+    <w:lvl w:ilvl="7">
+      <w:start w:val="1"/>
+      <w:numFmt w:val="decimal"/>
+      <w:lvlText w:val="%1.%2.%3.%4.%5.%6.%7.%8."/>
+      <w:lvlJc w:val="left"/>
+      <w:pPr>
+        <w:ind w:left="3744" w:hanging="1224"/>
+      </w:pPr>
+      <w:rPr>
+        <w:rFonts w:hint="default"/>
+      </w:rPr>
+    </w:lvl>
+    <w:lvl w:ilvl="8">
+      <w:start w:val="1"/>
+      <w:numFmt w:val="decimal"/>
+      <w:lvlText w:val="%1.%2.%3.%4.%5.%6.%7.%8.%9."/>
+      <w:lvlJc w:val="left"/>
+      <w:pPr>
+        <w:ind w:left="4320" w:hanging="1440"/>
+      </w:pPr>
+      <w:rPr>
+        <w:rFonts w:hint="default"/>
+      </w:rPr>
+    </w:lvl>
+  </w:abstractNum>
+  <w:abstractNum w:abstractNumId="13" w15:restartNumberingAfterBreak="0">
     <w:nsid w:val="4F5E09BB"/>
     <w:multiLevelType w:val="multilevel"/>
     <w:tmpl w:val="0409001F"/>
@@ -4414,21 +6985,364 @@
       </w:pPr>
     </w:lvl>
   </w:abstractNum>
-  <w:abstractNum w:abstractNumId="9" w15:restartNumberingAfterBreak="0">
+  <w:abstractNum w:abstractNumId="14" w15:restartNumberingAfterBreak="0">
+    <w:nsid w:val="52815615"/>
+    <w:multiLevelType w:val="multilevel"/>
+    <w:tmpl w:val="2F02DAB0"/>
+    <w:lvl w:ilvl="0">
+      <w:start w:val="1"/>
+      <w:numFmt w:val="decimal"/>
+      <w:lvlText w:val="%1."/>
+      <w:lvlJc w:val="left"/>
+      <w:pPr>
+        <w:ind w:left="360" w:hanging="360"/>
+      </w:pPr>
+      <w:rPr>
+        <w:rFonts w:hint="default"/>
+      </w:rPr>
+    </w:lvl>
+    <w:lvl w:ilvl="1">
+      <w:start w:val="1"/>
+      <w:numFmt w:val="decimal"/>
+      <w:lvlText w:val="%1.%2."/>
+      <w:lvlJc w:val="left"/>
+      <w:pPr>
+        <w:ind w:left="792" w:hanging="432"/>
+      </w:pPr>
+      <w:rPr>
+        <w:rFonts w:hint="default"/>
+      </w:rPr>
+    </w:lvl>
+    <w:lvl w:ilvl="2">
+      <w:start w:val="1"/>
+      <w:numFmt w:val="none"/>
+      <w:lvlText w:val="1.2"/>
+      <w:lvlJc w:val="left"/>
+      <w:pPr>
+        <w:ind w:left="1224" w:hanging="504"/>
+      </w:pPr>
+      <w:rPr>
+        <w:rFonts w:hint="default"/>
+      </w:rPr>
+    </w:lvl>
+    <w:lvl w:ilvl="3">
+      <w:start w:val="1"/>
+      <w:numFmt w:val="decimal"/>
+      <w:lvlText w:val="%1.%2.%3.%4."/>
+      <w:lvlJc w:val="left"/>
+      <w:pPr>
+        <w:ind w:left="1728" w:hanging="648"/>
+      </w:pPr>
+      <w:rPr>
+        <w:rFonts w:hint="default"/>
+      </w:rPr>
+    </w:lvl>
+    <w:lvl w:ilvl="4">
+      <w:start w:val="1"/>
+      <w:numFmt w:val="decimal"/>
+      <w:lvlText w:val="%1.%2.%3.%4.%5."/>
+      <w:lvlJc w:val="left"/>
+      <w:pPr>
+        <w:ind w:left="2232" w:hanging="792"/>
+      </w:pPr>
+      <w:rPr>
+        <w:rFonts w:hint="default"/>
+      </w:rPr>
+    </w:lvl>
+    <w:lvl w:ilvl="5">
+      <w:start w:val="1"/>
+      <w:numFmt w:val="decimal"/>
+      <w:lvlText w:val="%1.%2.%3.%4.%5.%6."/>
+      <w:lvlJc w:val="left"/>
+      <w:pPr>
+        <w:ind w:left="2736" w:hanging="936"/>
+      </w:pPr>
+      <w:rPr>
+        <w:rFonts w:hint="default"/>
+      </w:rPr>
+    </w:lvl>
+    <w:lvl w:ilvl="6">
+      <w:start w:val="1"/>
+      <w:numFmt w:val="decimal"/>
+      <w:lvlText w:val="%1.%2.%3.%4.%5.%6.%7."/>
+      <w:lvlJc w:val="left"/>
+      <w:pPr>
+        <w:ind w:left="3240" w:hanging="1080"/>
+      </w:pPr>
+      <w:rPr>
+        <w:rFonts w:hint="default"/>
+      </w:rPr>
+    </w:lvl>
+    <w:lvl w:ilvl="7">
+      <w:start w:val="1"/>
+      <w:numFmt w:val="decimal"/>
+      <w:lvlText w:val="%1.%2.%3.%4.%5.%6.%7.%8."/>
+      <w:lvlJc w:val="left"/>
+      <w:pPr>
+        <w:ind w:left="3744" w:hanging="1224"/>
+      </w:pPr>
+      <w:rPr>
+        <w:rFonts w:hint="default"/>
+      </w:rPr>
+    </w:lvl>
+    <w:lvl w:ilvl="8">
+      <w:start w:val="1"/>
+      <w:numFmt w:val="decimal"/>
+      <w:lvlText w:val="%1.%2.%3.%4.%5.%6.%7.%8.%9."/>
+      <w:lvlJc w:val="left"/>
+      <w:pPr>
+        <w:ind w:left="4320" w:hanging="1440"/>
+      </w:pPr>
+      <w:rPr>
+        <w:rFonts w:hint="default"/>
+      </w:rPr>
+    </w:lvl>
+  </w:abstractNum>
+  <w:abstractNum w:abstractNumId="15" w15:restartNumberingAfterBreak="0">
+    <w:nsid w:val="56732FD1"/>
+    <w:multiLevelType w:val="multilevel"/>
+    <w:tmpl w:val="0BBA54D6"/>
+    <w:lvl w:ilvl="0">
+      <w:start w:val="1"/>
+      <w:numFmt w:val="none"/>
+      <w:lvlText w:val="3.3"/>
+      <w:lvlJc w:val="left"/>
+      <w:pPr>
+        <w:ind w:left="360" w:hanging="360"/>
+      </w:pPr>
+      <w:rPr>
+        <w:rFonts w:hint="default"/>
+      </w:rPr>
+    </w:lvl>
+    <w:lvl w:ilvl="1">
+      <w:start w:val="1"/>
+      <w:numFmt w:val="decimal"/>
+      <w:lvlText w:val="%1.%2."/>
+      <w:lvlJc w:val="left"/>
+      <w:pPr>
+        <w:ind w:left="792" w:hanging="432"/>
+      </w:pPr>
+      <w:rPr>
+        <w:rFonts w:hint="default"/>
+      </w:rPr>
+    </w:lvl>
+    <w:lvl w:ilvl="2">
+      <w:start w:val="1"/>
+      <w:numFmt w:val="decimal"/>
+      <w:lvlText w:val="%1.%2.%3."/>
+      <w:lvlJc w:val="left"/>
+      <w:pPr>
+        <w:ind w:left="1224" w:hanging="504"/>
+      </w:pPr>
+      <w:rPr>
+        <w:rFonts w:hint="default"/>
+      </w:rPr>
+    </w:lvl>
+    <w:lvl w:ilvl="3">
+      <w:start w:val="1"/>
+      <w:numFmt w:val="decimal"/>
+      <w:lvlText w:val="%1.%2.%3.%4."/>
+      <w:lvlJc w:val="left"/>
+      <w:pPr>
+        <w:ind w:left="1728" w:hanging="648"/>
+      </w:pPr>
+      <w:rPr>
+        <w:rFonts w:hint="default"/>
+      </w:rPr>
+    </w:lvl>
+    <w:lvl w:ilvl="4">
+      <w:start w:val="1"/>
+      <w:numFmt w:val="decimal"/>
+      <w:lvlText w:val="%1.%2.%3.%4.%5."/>
+      <w:lvlJc w:val="left"/>
+      <w:pPr>
+        <w:ind w:left="2232" w:hanging="792"/>
+      </w:pPr>
+      <w:rPr>
+        <w:rFonts w:hint="default"/>
+      </w:rPr>
+    </w:lvl>
+    <w:lvl w:ilvl="5">
+      <w:start w:val="1"/>
+      <w:numFmt w:val="decimal"/>
+      <w:lvlText w:val="%1.%2.%3.%4.%5.%6."/>
+      <w:lvlJc w:val="left"/>
+      <w:pPr>
+        <w:ind w:left="2736" w:hanging="936"/>
+      </w:pPr>
+      <w:rPr>
+        <w:rFonts w:hint="default"/>
+      </w:rPr>
+    </w:lvl>
+    <w:lvl w:ilvl="6">
+      <w:start w:val="1"/>
+      <w:numFmt w:val="decimal"/>
+      <w:lvlText w:val="%1.%2.%3.%4.%5.%6.%7."/>
+      <w:lvlJc w:val="left"/>
+      <w:pPr>
+        <w:ind w:left="3240" w:hanging="1080"/>
+      </w:pPr>
+      <w:rPr>
+        <w:rFonts w:hint="default"/>
+      </w:rPr>
+    </w:lvl>
+    <w:lvl w:ilvl="7">
+      <w:start w:val="1"/>
+      <w:numFmt w:val="decimal"/>
+      <w:lvlText w:val="%1.%2.%3.%4.%5.%6.%7.%8."/>
+      <w:lvlJc w:val="left"/>
+      <w:pPr>
+        <w:ind w:left="3744" w:hanging="1224"/>
+      </w:pPr>
+      <w:rPr>
+        <w:rFonts w:hint="default"/>
+      </w:rPr>
+    </w:lvl>
+    <w:lvl w:ilvl="8">
+      <w:start w:val="1"/>
+      <w:numFmt w:val="decimal"/>
+      <w:lvlText w:val="%1.%2.%3.%4.%5.%6.%7.%8.%9."/>
+      <w:lvlJc w:val="left"/>
+      <w:pPr>
+        <w:ind w:left="4320" w:hanging="1440"/>
+      </w:pPr>
+      <w:rPr>
+        <w:rFonts w:hint="default"/>
+      </w:rPr>
+    </w:lvl>
+  </w:abstractNum>
+  <w:abstractNum w:abstractNumId="16" w15:restartNumberingAfterBreak="0">
+    <w:nsid w:val="56E602E4"/>
+    <w:multiLevelType w:val="multilevel"/>
+    <w:tmpl w:val="39421F86"/>
+    <w:lvl w:ilvl="0">
+      <w:start w:val="1"/>
+      <w:numFmt w:val="none"/>
+      <w:lvlText w:val="Task 2.0"/>
+      <w:lvlJc w:val="left"/>
+      <w:pPr>
+        <w:ind w:left="360" w:hanging="360"/>
+      </w:pPr>
+      <w:rPr>
+        <w:rFonts w:hint="default"/>
+        <w:sz w:val="32"/>
+        <w:szCs w:val="32"/>
+      </w:rPr>
+    </w:lvl>
+    <w:lvl w:ilvl="1">
+      <w:start w:val="1"/>
+      <w:numFmt w:val="decimal"/>
+      <w:lvlText w:val="%1.%2."/>
+      <w:lvlJc w:val="left"/>
+      <w:pPr>
+        <w:ind w:left="792" w:hanging="432"/>
+      </w:pPr>
+      <w:rPr>
+        <w:rFonts w:hint="default"/>
+      </w:rPr>
+    </w:lvl>
+    <w:lvl w:ilvl="2">
+      <w:start w:val="1"/>
+      <w:numFmt w:val="decimal"/>
+      <w:lvlText w:val="%1.%2.%3."/>
+      <w:lvlJc w:val="left"/>
+      <w:pPr>
+        <w:ind w:left="1224" w:hanging="504"/>
+      </w:pPr>
+      <w:rPr>
+        <w:rFonts w:hint="default"/>
+      </w:rPr>
+    </w:lvl>
+    <w:lvl w:ilvl="3">
+      <w:start w:val="1"/>
+      <w:numFmt w:val="decimal"/>
+      <w:lvlText w:val="%1.%2.%3.%4."/>
+      <w:lvlJc w:val="left"/>
+      <w:pPr>
+        <w:ind w:left="1728" w:hanging="648"/>
+      </w:pPr>
+      <w:rPr>
+        <w:rFonts w:hint="default"/>
+      </w:rPr>
+    </w:lvl>
+    <w:lvl w:ilvl="4">
+      <w:start w:val="1"/>
+      <w:numFmt w:val="decimal"/>
+      <w:lvlText w:val="%1.%2.%3.%4.%5."/>
+      <w:lvlJc w:val="left"/>
+      <w:pPr>
+        <w:ind w:left="2232" w:hanging="792"/>
+      </w:pPr>
+      <w:rPr>
+        <w:rFonts w:hint="default"/>
+      </w:rPr>
+    </w:lvl>
+    <w:lvl w:ilvl="5">
+      <w:start w:val="1"/>
+      <w:numFmt w:val="decimal"/>
+      <w:lvlText w:val="%1.%2.%3.%4.%5.%6."/>
+      <w:lvlJc w:val="left"/>
+      <w:pPr>
+        <w:ind w:left="2736" w:hanging="936"/>
+      </w:pPr>
+      <w:rPr>
+        <w:rFonts w:hint="default"/>
+      </w:rPr>
+    </w:lvl>
+    <w:lvl w:ilvl="6">
+      <w:start w:val="1"/>
+      <w:numFmt w:val="decimal"/>
+      <w:lvlText w:val="%1.%2.%3.%4.%5.%6.%7."/>
+      <w:lvlJc w:val="left"/>
+      <w:pPr>
+        <w:ind w:left="3240" w:hanging="1080"/>
+      </w:pPr>
+      <w:rPr>
+        <w:rFonts w:hint="default"/>
+      </w:rPr>
+    </w:lvl>
+    <w:lvl w:ilvl="7">
+      <w:start w:val="1"/>
+      <w:numFmt w:val="decimal"/>
+      <w:lvlText w:val="%1.%2.%3.%4.%5.%6.%7.%8."/>
+      <w:lvlJc w:val="left"/>
+      <w:pPr>
+        <w:ind w:left="3744" w:hanging="1224"/>
+      </w:pPr>
+      <w:rPr>
+        <w:rFonts w:hint="default"/>
+      </w:rPr>
+    </w:lvl>
+    <w:lvl w:ilvl="8">
+      <w:start w:val="1"/>
+      <w:numFmt w:val="decimal"/>
+      <w:lvlText w:val="%1.%2.%3.%4.%5.%6.%7.%8.%9."/>
+      <w:lvlJc w:val="left"/>
+      <w:pPr>
+        <w:ind w:left="4320" w:hanging="1440"/>
+      </w:pPr>
+      <w:rPr>
+        <w:rFonts w:hint="default"/>
+      </w:rPr>
+    </w:lvl>
+  </w:abstractNum>
+  <w:abstractNum w:abstractNumId="17" w15:restartNumberingAfterBreak="0">
     <w:nsid w:val="573C5BD3"/>
     <w:multiLevelType w:val="multilevel"/>
-    <w:tmpl w:val="ABAEB69E"/>
+    <w:tmpl w:val="5344C128"/>
     <w:lvl w:ilvl="0">
       <w:start w:val="1"/>
       <w:numFmt w:val="none"/>
       <w:pStyle w:val="Heading1"/>
-      <w:lvlText w:val="1.2"/>
+      <w:lvlText w:val="3.1"/>
       <w:lvlJc w:val="left"/>
       <w:pPr>
         <w:ind w:left="432" w:hanging="432"/>
       </w:pPr>
       <w:rPr>
         <w:rFonts w:hint="default"/>
+        <w:sz w:val="32"/>
+        <w:szCs w:val="32"/>
       </w:rPr>
     </w:lvl>
     <w:lvl w:ilvl="1">
@@ -4536,7 +7450,7 @@
       </w:rPr>
     </w:lvl>
   </w:abstractNum>
-  <w:abstractNum w:abstractNumId="10" w15:restartNumberingAfterBreak="0">
+  <w:abstractNum w:abstractNumId="18" w15:restartNumberingAfterBreak="0">
     <w:nsid w:val="576926E3"/>
     <w:multiLevelType w:val="hybridMultilevel"/>
     <w:tmpl w:val="B01CBC00"/>
@@ -4625,7 +7539,7 @@
       </w:pPr>
     </w:lvl>
   </w:abstractNum>
-  <w:abstractNum w:abstractNumId="11" w15:restartNumberingAfterBreak="0">
+  <w:abstractNum w:abstractNumId="19" w15:restartNumberingAfterBreak="0">
     <w:nsid w:val="59420E1F"/>
     <w:multiLevelType w:val="multilevel"/>
     <w:tmpl w:val="DB142C84"/>
@@ -4738,7 +7652,206 @@
       </w:rPr>
     </w:lvl>
   </w:abstractNum>
-  <w:abstractNum w:abstractNumId="12" w15:restartNumberingAfterBreak="0">
+  <w:abstractNum w:abstractNumId="20" w15:restartNumberingAfterBreak="0">
+    <w:nsid w:val="658E3C4B"/>
+    <w:multiLevelType w:val="hybridMultilevel"/>
+    <w:tmpl w:val="0EFC35C4"/>
+    <w:lvl w:ilvl="0" w:tplc="FFFFFFFF">
+      <w:start w:val="1"/>
+      <w:numFmt w:val="upperRoman"/>
+      <w:lvlText w:val="%1."/>
+      <w:lvlJc w:val="right"/>
+      <w:pPr>
+        <w:ind w:left="360" w:hanging="360"/>
+      </w:pPr>
+    </w:lvl>
+    <w:lvl w:ilvl="1" w:tplc="FFFFFFFF" w:tentative="1">
+      <w:start w:val="1"/>
+      <w:numFmt w:val="lowerLetter"/>
+      <w:lvlText w:val="%2."/>
+      <w:lvlJc w:val="left"/>
+      <w:pPr>
+        <w:ind w:left="1080" w:hanging="360"/>
+      </w:pPr>
+    </w:lvl>
+    <w:lvl w:ilvl="2" w:tplc="FFFFFFFF" w:tentative="1">
+      <w:start w:val="1"/>
+      <w:numFmt w:val="lowerRoman"/>
+      <w:lvlText w:val="%3."/>
+      <w:lvlJc w:val="right"/>
+      <w:pPr>
+        <w:ind w:left="1800" w:hanging="180"/>
+      </w:pPr>
+    </w:lvl>
+    <w:lvl w:ilvl="3" w:tplc="FFFFFFFF" w:tentative="1">
+      <w:start w:val="1"/>
+      <w:numFmt w:val="decimal"/>
+      <w:lvlText w:val="%4."/>
+      <w:lvlJc w:val="left"/>
+      <w:pPr>
+        <w:ind w:left="2520" w:hanging="360"/>
+      </w:pPr>
+    </w:lvl>
+    <w:lvl w:ilvl="4" w:tplc="FFFFFFFF" w:tentative="1">
+      <w:start w:val="1"/>
+      <w:numFmt w:val="lowerLetter"/>
+      <w:lvlText w:val="%5."/>
+      <w:lvlJc w:val="left"/>
+      <w:pPr>
+        <w:ind w:left="3240" w:hanging="360"/>
+      </w:pPr>
+    </w:lvl>
+    <w:lvl w:ilvl="5" w:tplc="FFFFFFFF" w:tentative="1">
+      <w:start w:val="1"/>
+      <w:numFmt w:val="lowerRoman"/>
+      <w:lvlText w:val="%6."/>
+      <w:lvlJc w:val="right"/>
+      <w:pPr>
+        <w:ind w:left="3960" w:hanging="180"/>
+      </w:pPr>
+    </w:lvl>
+    <w:lvl w:ilvl="6" w:tplc="FFFFFFFF" w:tentative="1">
+      <w:start w:val="1"/>
+      <w:numFmt w:val="decimal"/>
+      <w:lvlText w:val="%7."/>
+      <w:lvlJc w:val="left"/>
+      <w:pPr>
+        <w:ind w:left="4680" w:hanging="360"/>
+      </w:pPr>
+    </w:lvl>
+    <w:lvl w:ilvl="7" w:tplc="FFFFFFFF" w:tentative="1">
+      <w:start w:val="1"/>
+      <w:numFmt w:val="lowerLetter"/>
+      <w:lvlText w:val="%8."/>
+      <w:lvlJc w:val="left"/>
+      <w:pPr>
+        <w:ind w:left="5400" w:hanging="360"/>
+      </w:pPr>
+    </w:lvl>
+    <w:lvl w:ilvl="8" w:tplc="FFFFFFFF" w:tentative="1">
+      <w:start w:val="1"/>
+      <w:numFmt w:val="lowerRoman"/>
+      <w:lvlText w:val="%9."/>
+      <w:lvlJc w:val="right"/>
+      <w:pPr>
+        <w:ind w:left="6120" w:hanging="180"/>
+      </w:pPr>
+    </w:lvl>
+  </w:abstractNum>
+  <w:abstractNum w:abstractNumId="21" w15:restartNumberingAfterBreak="0">
+    <w:nsid w:val="701F13D8"/>
+    <w:multiLevelType w:val="multilevel"/>
+    <w:tmpl w:val="00BEB4B8"/>
+    <w:lvl w:ilvl="0">
+      <w:start w:val="1"/>
+      <w:numFmt w:val="none"/>
+      <w:lvlText w:val="3.1"/>
+      <w:lvlJc w:val="left"/>
+      <w:pPr>
+        <w:ind w:left="360" w:hanging="360"/>
+      </w:pPr>
+      <w:rPr>
+        <w:rFonts w:hint="default"/>
+      </w:rPr>
+    </w:lvl>
+    <w:lvl w:ilvl="1">
+      <w:start w:val="1"/>
+      <w:numFmt w:val="decimal"/>
+      <w:lvlText w:val="%1.%2."/>
+      <w:lvlJc w:val="left"/>
+      <w:pPr>
+        <w:ind w:left="792" w:hanging="432"/>
+      </w:pPr>
+      <w:rPr>
+        <w:rFonts w:hint="default"/>
+      </w:rPr>
+    </w:lvl>
+    <w:lvl w:ilvl="2">
+      <w:start w:val="1"/>
+      <w:numFmt w:val="decimal"/>
+      <w:lvlText w:val="%1.%2.%3."/>
+      <w:lvlJc w:val="left"/>
+      <w:pPr>
+        <w:ind w:left="1224" w:hanging="504"/>
+      </w:pPr>
+      <w:rPr>
+        <w:rFonts w:hint="default"/>
+      </w:rPr>
+    </w:lvl>
+    <w:lvl w:ilvl="3">
+      <w:start w:val="1"/>
+      <w:numFmt w:val="decimal"/>
+      <w:lvlText w:val="%1.%2.%3.%4."/>
+      <w:lvlJc w:val="left"/>
+      <w:pPr>
+        <w:ind w:left="1728" w:hanging="648"/>
+      </w:pPr>
+      <w:rPr>
+        <w:rFonts w:hint="default"/>
+      </w:rPr>
+    </w:lvl>
+    <w:lvl w:ilvl="4">
+      <w:start w:val="1"/>
+      <w:numFmt w:val="decimal"/>
+      <w:lvlText w:val="%1.%2.%3.%4.%5."/>
+      <w:lvlJc w:val="left"/>
+      <w:pPr>
+        <w:ind w:left="2232" w:hanging="792"/>
+      </w:pPr>
+      <w:rPr>
+        <w:rFonts w:hint="default"/>
+      </w:rPr>
+    </w:lvl>
+    <w:lvl w:ilvl="5">
+      <w:start w:val="1"/>
+      <w:numFmt w:val="decimal"/>
+      <w:lvlText w:val="%1.%2.%3.%4.%5.%6."/>
+      <w:lvlJc w:val="left"/>
+      <w:pPr>
+        <w:ind w:left="2736" w:hanging="936"/>
+      </w:pPr>
+      <w:rPr>
+        <w:rFonts w:hint="default"/>
+      </w:rPr>
+    </w:lvl>
+    <w:lvl w:ilvl="6">
+      <w:start w:val="1"/>
+      <w:numFmt w:val="decimal"/>
+      <w:lvlText w:val="%1.%2.%3.%4.%5.%6.%7."/>
+      <w:lvlJc w:val="left"/>
+      <w:pPr>
+        <w:ind w:left="3240" w:hanging="1080"/>
+      </w:pPr>
+      <w:rPr>
+        <w:rFonts w:hint="default"/>
+      </w:rPr>
+    </w:lvl>
+    <w:lvl w:ilvl="7">
+      <w:start w:val="1"/>
+      <w:numFmt w:val="decimal"/>
+      <w:lvlText w:val="%1.%2.%3.%4.%5.%6.%7.%8."/>
+      <w:lvlJc w:val="left"/>
+      <w:pPr>
+        <w:ind w:left="3744" w:hanging="1224"/>
+      </w:pPr>
+      <w:rPr>
+        <w:rFonts w:hint="default"/>
+      </w:rPr>
+    </w:lvl>
+    <w:lvl w:ilvl="8">
+      <w:start w:val="1"/>
+      <w:numFmt w:val="decimal"/>
+      <w:lvlText w:val="%1.%2.%3.%4.%5.%6.%7.%8.%9."/>
+      <w:lvlJc w:val="left"/>
+      <w:pPr>
+        <w:ind w:left="4320" w:hanging="1440"/>
+      </w:pPr>
+      <w:rPr>
+        <w:rFonts w:hint="default"/>
+      </w:rPr>
+    </w:lvl>
+  </w:abstractNum>
+  <w:abstractNum w:abstractNumId="22" w15:restartNumberingAfterBreak="0">
     <w:nsid w:val="71C30F3E"/>
     <w:multiLevelType w:val="hybridMultilevel"/>
     <w:tmpl w:val="DBDAE274"/>
@@ -4827,7 +7940,7 @@
       </w:pPr>
     </w:lvl>
   </w:abstractNum>
-  <w:abstractNum w:abstractNumId="13" w15:restartNumberingAfterBreak="0">
+  <w:abstractNum w:abstractNumId="23" w15:restartNumberingAfterBreak="0">
     <w:nsid w:val="735A22CA"/>
     <w:multiLevelType w:val="multilevel"/>
     <w:tmpl w:val="C540E4A6"/>
@@ -4940,7 +8053,120 @@
       </w:rPr>
     </w:lvl>
   </w:abstractNum>
-  <w:abstractNum w:abstractNumId="14" w15:restartNumberingAfterBreak="0">
+  <w:abstractNum w:abstractNumId="24" w15:restartNumberingAfterBreak="0">
+    <w:nsid w:val="793B2065"/>
+    <w:multiLevelType w:val="multilevel"/>
+    <w:tmpl w:val="78B2D79A"/>
+    <w:lvl w:ilvl="0">
+      <w:start w:val="1"/>
+      <w:numFmt w:val="decimal"/>
+      <w:lvlText w:val="%1."/>
+      <w:lvlJc w:val="left"/>
+      <w:pPr>
+        <w:ind w:left="360" w:hanging="360"/>
+      </w:pPr>
+      <w:rPr>
+        <w:rFonts w:hint="default"/>
+      </w:rPr>
+    </w:lvl>
+    <w:lvl w:ilvl="1">
+      <w:start w:val="1"/>
+      <w:numFmt w:val="decimal"/>
+      <w:lvlText w:val="%1.%2."/>
+      <w:lvlJc w:val="left"/>
+      <w:pPr>
+        <w:ind w:left="792" w:hanging="432"/>
+      </w:pPr>
+      <w:rPr>
+        <w:rFonts w:hint="default"/>
+      </w:rPr>
+    </w:lvl>
+    <w:lvl w:ilvl="2">
+      <w:start w:val="1"/>
+      <w:numFmt w:val="none"/>
+      <w:lvlText w:val="Task 3.0"/>
+      <w:lvlJc w:val="left"/>
+      <w:pPr>
+        <w:ind w:left="504" w:hanging="504"/>
+      </w:pPr>
+      <w:rPr>
+        <w:rFonts w:hint="default"/>
+      </w:rPr>
+    </w:lvl>
+    <w:lvl w:ilvl="3">
+      <w:start w:val="1"/>
+      <w:numFmt w:val="decimal"/>
+      <w:lvlText w:val="%1.%2.%3.%4."/>
+      <w:lvlJc w:val="left"/>
+      <w:pPr>
+        <w:ind w:left="1728" w:hanging="648"/>
+      </w:pPr>
+      <w:rPr>
+        <w:rFonts w:hint="default"/>
+      </w:rPr>
+    </w:lvl>
+    <w:lvl w:ilvl="4">
+      <w:start w:val="1"/>
+      <w:numFmt w:val="decimal"/>
+      <w:lvlText w:val="%1.%2.%3.%4.%5."/>
+      <w:lvlJc w:val="left"/>
+      <w:pPr>
+        <w:ind w:left="2232" w:hanging="792"/>
+      </w:pPr>
+      <w:rPr>
+        <w:rFonts w:hint="default"/>
+      </w:rPr>
+    </w:lvl>
+    <w:lvl w:ilvl="5">
+      <w:start w:val="1"/>
+      <w:numFmt w:val="decimal"/>
+      <w:lvlText w:val="%1.%2.%3.%4.%5.%6."/>
+      <w:lvlJc w:val="left"/>
+      <w:pPr>
+        <w:ind w:left="2736" w:hanging="936"/>
+      </w:pPr>
+      <w:rPr>
+        <w:rFonts w:hint="default"/>
+      </w:rPr>
+    </w:lvl>
+    <w:lvl w:ilvl="6">
+      <w:start w:val="1"/>
+      <w:numFmt w:val="decimal"/>
+      <w:lvlText w:val="%1.%2.%3.%4.%5.%6.%7."/>
+      <w:lvlJc w:val="left"/>
+      <w:pPr>
+        <w:ind w:left="3240" w:hanging="1080"/>
+      </w:pPr>
+      <w:rPr>
+        <w:rFonts w:hint="default"/>
+      </w:rPr>
+    </w:lvl>
+    <w:lvl w:ilvl="7">
+      <w:start w:val="1"/>
+      <w:numFmt w:val="decimal"/>
+      <w:lvlText w:val="%1.%2.%3.%4.%5.%6.%7.%8."/>
+      <w:lvlJc w:val="left"/>
+      <w:pPr>
+        <w:ind w:left="3744" w:hanging="1224"/>
+      </w:pPr>
+      <w:rPr>
+        <w:rFonts w:hint="default"/>
+      </w:rPr>
+    </w:lvl>
+    <w:lvl w:ilvl="8">
+      <w:start w:val="1"/>
+      <w:numFmt w:val="decimal"/>
+      <w:lvlText w:val="%1.%2.%3.%4.%5.%6.%7.%8.%9."/>
+      <w:lvlJc w:val="left"/>
+      <w:pPr>
+        <w:ind w:left="4320" w:hanging="1440"/>
+      </w:pPr>
+      <w:rPr>
+        <w:rFonts w:hint="default"/>
+      </w:rPr>
+    </w:lvl>
+  </w:abstractNum>
+  <w:abstractNum w:abstractNumId="25" w15:restartNumberingAfterBreak="0">
     <w:nsid w:val="7B332041"/>
     <w:multiLevelType w:val="hybridMultilevel"/>
     <w:tmpl w:val="DBDAE274"/>
@@ -5030,19 +8256,19 @@
     </w:lvl>
   </w:abstractNum>
   <w:num w:numId="1" w16cid:durableId="97025434">
-    <w:abstractNumId w:val="8"/>
+    <w:abstractNumId w:val="13"/>
   </w:num>
   <w:num w:numId="2" w16cid:durableId="491028291">
-    <w:abstractNumId w:val="13"/>
+    <w:abstractNumId w:val="23"/>
   </w:num>
   <w:num w:numId="3" w16cid:durableId="916284354">
-    <w:abstractNumId w:val="9"/>
+    <w:abstractNumId w:val="17"/>
   </w:num>
   <w:num w:numId="4" w16cid:durableId="459226019">
-    <w:abstractNumId w:val="4"/>
+    <w:abstractNumId w:val="5"/>
   </w:num>
   <w:num w:numId="5" w16cid:durableId="1551072031">
-    <w:abstractNumId w:val="6"/>
+    <w:abstractNumId w:val="9"/>
   </w:num>
   <w:num w:numId="6" w16cid:durableId="112869033">
     <w:abstractNumId w:val="2"/>
@@ -5051,28 +8277,61 @@
     <w:abstractNumId w:val="1"/>
   </w:num>
   <w:num w:numId="8" w16cid:durableId="467817391">
-    <w:abstractNumId w:val="5"/>
+    <w:abstractNumId w:val="7"/>
   </w:num>
   <w:num w:numId="9" w16cid:durableId="285813201">
-    <w:abstractNumId w:val="14"/>
+    <w:abstractNumId w:val="25"/>
   </w:num>
   <w:num w:numId="10" w16cid:durableId="2006978129">
-    <w:abstractNumId w:val="11"/>
+    <w:abstractNumId w:val="19"/>
   </w:num>
   <w:num w:numId="11" w16cid:durableId="56782151">
-    <w:abstractNumId w:val="10"/>
+    <w:abstractNumId w:val="18"/>
   </w:num>
   <w:num w:numId="12" w16cid:durableId="1573151696">
-    <w:abstractNumId w:val="3"/>
+    <w:abstractNumId w:val="4"/>
   </w:num>
   <w:num w:numId="13" w16cid:durableId="1900171951">
-    <w:abstractNumId w:val="12"/>
+    <w:abstractNumId w:val="22"/>
   </w:num>
   <w:num w:numId="14" w16cid:durableId="646015506">
     <w:abstractNumId w:val="0"/>
   </w:num>
   <w:num w:numId="15" w16cid:durableId="354886874">
-    <w:abstractNumId w:val="7"/>
+    <w:abstractNumId w:val="11"/>
+  </w:num>
+  <w:num w:numId="16" w16cid:durableId="1956062949">
+    <w:abstractNumId w:val="16"/>
+  </w:num>
+  <w:num w:numId="17" w16cid:durableId="1124739891">
+    <w:abstractNumId w:val="24"/>
+  </w:num>
+  <w:num w:numId="18" w16cid:durableId="1209492702">
+    <w:abstractNumId w:val="21"/>
+  </w:num>
+  <w:num w:numId="19" w16cid:durableId="1130199702">
+    <w:abstractNumId w:val="8"/>
+  </w:num>
+  <w:num w:numId="20" w16cid:durableId="1391996048">
+    <w:abstractNumId w:val="15"/>
+  </w:num>
+  <w:num w:numId="21" w16cid:durableId="2062363420">
+    <w:abstractNumId w:val="3"/>
+  </w:num>
+  <w:num w:numId="22" w16cid:durableId="1205017578">
+    <w:abstractNumId w:val="20"/>
+  </w:num>
+  <w:num w:numId="23" w16cid:durableId="1327905754">
+    <w:abstractNumId w:val="14"/>
+  </w:num>
+  <w:num w:numId="24" w16cid:durableId="1821997618">
+    <w:abstractNumId w:val="6"/>
+  </w:num>
+  <w:num w:numId="25" w16cid:durableId="1368411863">
+    <w:abstractNumId w:val="12"/>
+  </w:num>
+  <w:num w:numId="26" w16cid:durableId="1242325312">
+    <w:abstractNumId w:val="10"/>
   </w:num>
 </w:numbering>
 </file>
@@ -5714,7 +8973,6 @@
   <w:style w:type="character" w:default="1" w:styleId="DefaultParagraphFont">
     <w:name w:val="Default Paragraph Font"/>
     <w:uiPriority w:val="1"/>
-    <w:semiHidden/>
     <w:unhideWhenUsed/>
   </w:style>
   <w:style w:type="table" w:default="1" w:styleId="TableNormal">
@@ -6469,7 +9727,7 @@
     <b:MonthAccessed>July</b:MonthAccessed>
     <b:DayAccessed>24</b:DayAccessed>
     <b:URL>https://www.geeksforgeeks.org/operating-systems/operating-systems/</b:URL>
-    <b:RefOrder>10</b:RefOrder>
+    <b:RefOrder>16</b:RefOrder>
   </b:Source>
   <b:Source>
     <b:Tag>Mic26</b:Tag>
@@ -6505,11 +9763,113 @@
     <b:URL>https://www.geeksforgeeks.org/operating-systems/functions-of-operating-system/</b:URL>
     <b:RefOrder>9</b:RefOrder>
   </b:Source>
+  <b:Source>
+    <b:Tag>Git25</b:Tag>
+    <b:SourceType>InternetSite</b:SourceType>
+    <b:Guid>{313B8E25-D0F0-4BFA-8E7D-2643C42C0F2F}</b:Guid>
+    <b:Author>
+      <b:Author>
+        <b:Corporate>Github</b:Corporate>
+      </b:Author>
+    </b:Author>
+    <b:Title>Github</b:Title>
+    <b:Year>2025</b:Year>
+    <b:YearAccessed>2026</b:YearAccessed>
+    <b:MonthAccessed>July</b:MonthAccessed>
+    <b:DayAccessed>24</b:DayAccessed>
+    <b:URL>https://github.com/resources/articles/what-is-an-ide</b:URL>
+    <b:RefOrder>12</b:RefOrder>
+  </b:Source>
+  <b:Source>
+    <b:Tag>Gee255</b:Tag>
+    <b:SourceType>InternetSite</b:SourceType>
+    <b:Guid>{F47E962D-8B59-49C2-9CE3-6255DBF32D51}</b:Guid>
+    <b:Author>
+      <b:Author>
+        <b:Corporate>GeeksforGeeks</b:Corporate>
+      </b:Author>
+    </b:Author>
+    <b:Title>GeeksforGeeks</b:Title>
+    <b:Year>2025</b:Year>
+    <b:YearAccessed>2026</b:YearAccessed>
+    <b:MonthAccessed>July</b:MonthAccessed>
+    <b:DayAccessed>24</b:DayAccessed>
+    <b:URL>https://www.geeksforgeeks.org/compiler-design/introduction-to-interpreters/</b:URL>
+    <b:RefOrder>11</b:RefOrder>
+  </b:Source>
+  <b:Source>
+    <b:Tag>Fre20</b:Tag>
+    <b:SourceType>InternetSite</b:SourceType>
+    <b:Guid>{6FB263AD-4D04-443B-BAA6-9304092D9C5A}</b:Guid>
+    <b:Author>
+      <b:Author>
+        <b:Corporate>FreeCodeCamp</b:Corporate>
+      </b:Author>
+    </b:Author>
+    <b:Title>FreeCodeCamp</b:Title>
+    <b:Year>2020</b:Year>
+    <b:YearAccessed>2026</b:YearAccessed>
+    <b:MonthAccessed>July</b:MonthAccessed>
+    <b:DayAccessed>25</b:DayAccessed>
+    <b:URL>https://www.freecodecamp.org/news/compiled-versus-interpreted-languages/</b:URL>
+    <b:RefOrder>10</b:RefOrder>
+  </b:Source>
+  <b:Source>
+    <b:Tag>Atl26</b:Tag>
+    <b:SourceType>InternetSite</b:SourceType>
+    <b:Guid>{71D1EDEA-4EAC-42CA-A639-9E9A1787642E}</b:Guid>
+    <b:Author>
+      <b:Author>
+        <b:Corporate>Atlassian</b:Corporate>
+      </b:Author>
+    </b:Author>
+    <b:Title>Atlassian</b:Title>
+    <b:Year>2026</b:Year>
+    <b:YearAccessed>2026</b:YearAccessed>
+    <b:MonthAccessed>July</b:MonthAccessed>
+    <b:DayAccessed>4</b:DayAccessed>
+    <b:URL>https://www.atlassian.com/git/tutorials/what-is-version-control</b:URL>
+    <b:RefOrder>13</b:RefOrder>
+  </b:Source>
+  <b:Source>
+    <b:Tag>Sim26</b:Tag>
+    <b:SourceType>InternetSite</b:SourceType>
+    <b:Guid>{86D0C93F-2E6B-4A40-8D4A-6EA210E9DD82}</b:Guid>
+    <b:Author>
+      <b:Author>
+        <b:Corporate>Simplilearn</b:Corporate>
+      </b:Author>
+    </b:Author>
+    <b:Title>Simplilearn</b:Title>
+    <b:Year>2026</b:Year>
+    <b:YearAccessed>2026</b:YearAccessed>
+    <b:MonthAccessed>July</b:MonthAccessed>
+    <b:DayAccessed>24</b:DayAccessed>
+    <b:URL>https://www.simplilearn.com/tutorials/networking-tutorial/importance-of-types-of-networks-lan-man-wan</b:URL>
+    <b:RefOrder>14</b:RefOrder>
+  </b:Source>
+  <b:Source>
+    <b:Tag>Gee261</b:Tag>
+    <b:SourceType>InternetSite</b:SourceType>
+    <b:Guid>{F7DBA5D9-167A-434E-8BDA-054DB6CEEE45}</b:Guid>
+    <b:Author>
+      <b:Author>
+        <b:Corporate>GeeksforGeeks</b:Corporate>
+      </b:Author>
+    </b:Author>
+    <b:Title>GeeksforGeeks</b:Title>
+    <b:Year>2026</b:Year>
+    <b:YearAccessed>2026</b:YearAccessed>
+    <b:MonthAccessed>July</b:MonthAccessed>
+    <b:DayAccessed>20</b:DayAccessed>
+    <b:URL>https://www.geeksforgeeks.org/computer-networks/types-of-network-topology/</b:URL>
+    <b:RefOrder>15</b:RefOrder>
+  </b:Source>
 </b:Sources>
 </file>
 
 <file path=customXml/itemProps1.xml><?xml version="1.0" encoding="utf-8"?>
-<ds:datastoreItem xmlns:ds="http://schemas.openxmlformats.org/officeDocument/2006/customXml" ds:itemID="{E65971C5-1378-4E36-A37B-26AD65B02F2E}">
+<ds:datastoreItem xmlns:ds="http://schemas.openxmlformats.org/officeDocument/2006/customXml" ds:itemID="{449724B7-3E5F-4E09-8C17-4D2F37DCB6D3}">
   <ds:schemaRefs>
     <ds:schemaRef ds:uri="http://schemas.openxmlformats.org/officeDocument/2006/bibliography"/>
   </ds:schemaRefs>

--- a/Level_4/Level_4(1st Semester)/Computer Systems/L4DC-L4DCBM- Computer Systems- Blessings Tamanga(P00221220).docx
+++ b/Level_4/Level_4(1st Semester)/Computer Systems/L4DC-L4DCBM- Computer Systems- Blessings Tamanga(P00221220).docx
@@ -5563,6 +5563,10 @@
     <w:p>
       <w:pPr>
         <w:pStyle w:val="ListParagraph"/>
+        <w:numPr>
+          <w:ilvl w:val="2"/>
+          <w:numId w:val="28"/>
+        </w:numPr>
         <w:rPr>
           <w:rFonts w:ascii="Arial" w:hAnsi="Arial" w:cs="Arial"/>
         </w:rPr>
@@ -5594,11 +5598,412 @@
     </w:p>
     <w:p>
       <w:pPr>
+        <w:pStyle w:val="Heading1"/>
+        <w:numPr>
+          <w:ilvl w:val="2"/>
+          <w:numId w:val="27"/>
+        </w:numPr>
+        <w:rPr>
+          <w:rFonts w:ascii="Arial" w:hAnsi="Arial" w:cs="Arial"/>
+          <w:b/>
+          <w:color w:val="auto"/>
+          <w:sz w:val="32"/>
+          <w:szCs w:val="32"/>
+        </w:rPr>
+      </w:pPr>
+      <w:r>
+        <w:rPr>
+          <w:rFonts w:ascii="Arial" w:hAnsi="Arial" w:cs="Arial"/>
+          <w:b/>
+          <w:color w:val="auto"/>
+          <w:sz w:val="32"/>
+          <w:szCs w:val="32"/>
+        </w:rPr>
+        <w:lastRenderedPageBreak/>
+        <w:t>Future Computing Services</w:t>
+      </w:r>
+    </w:p>
+    <w:p>
+      <w:pPr>
+        <w:rPr>
+          <w:rFonts w:ascii="Arial" w:hAnsi="Arial" w:cs="Arial"/>
+        </w:rPr>
+      </w:pPr>
+    </w:p>
+    <w:p>
+      <w:pPr>
+        <w:rPr>
+          <w:rFonts w:ascii="Arial" w:hAnsi="Arial" w:cs="Arial"/>
+        </w:rPr>
+      </w:pPr>
+      <w:r>
+        <w:rPr>
+          <w:rFonts w:ascii="Arial" w:hAnsi="Arial" w:cs="Arial"/>
+        </w:rPr>
+        <w:t>The section explores areas of technologi</w:t>
+      </w:r>
+      <w:r>
+        <w:rPr>
+          <w:rFonts w:ascii="Arial" w:hAnsi="Arial" w:cs="Arial"/>
+        </w:rPr>
+        <w:t>cal</w:t>
+      </w:r>
+      <w:r>
+        <w:rPr>
+          <w:rFonts w:ascii="Arial" w:hAnsi="Arial" w:cs="Arial"/>
+        </w:rPr>
+        <w:t xml:space="preserve"> advancement that QuantumTech could consider</w:t>
+      </w:r>
+      <w:r>
+        <w:rPr>
+          <w:rFonts w:ascii="Arial" w:hAnsi="Arial" w:cs="Arial"/>
+        </w:rPr>
+        <w:t xml:space="preserve"> to</w:t>
+      </w:r>
+      <w:r>
+        <w:rPr>
+          <w:rFonts w:ascii="Arial" w:hAnsi="Arial" w:cs="Arial"/>
+        </w:rPr>
+        <w:t xml:space="preserve"> broad</w:t>
+      </w:r>
+      <w:r>
+        <w:rPr>
+          <w:rFonts w:ascii="Arial" w:hAnsi="Arial" w:cs="Arial"/>
+        </w:rPr>
+        <w:t>en</w:t>
+      </w:r>
+      <w:r>
+        <w:rPr>
+          <w:rFonts w:ascii="Arial" w:hAnsi="Arial" w:cs="Arial"/>
+        </w:rPr>
+        <w:t xml:space="preserve"> its computing services. This</w:t>
+      </w:r>
+      <w:r>
+        <w:rPr>
+          <w:rFonts w:ascii="Arial" w:hAnsi="Arial" w:cs="Arial"/>
+        </w:rPr>
+        <w:t xml:space="preserve"> section is crucial for senior financial stakeholders who are unfamiliar with technical jargon to grasp the potential of such expansions.</w:t>
+      </w:r>
+    </w:p>
+    <w:p>
+      <w:pPr>
+        <w:rPr>
+          <w:rFonts w:ascii="Arial" w:hAnsi="Arial" w:cs="Arial"/>
+          <w:b/>
+        </w:rPr>
+      </w:pPr>
+    </w:p>
+    <w:p>
+      <w:pPr>
+        <w:pStyle w:val="Heading1"/>
+        <w:rPr>
+          <w:rFonts w:ascii="Arial" w:hAnsi="Arial" w:cs="Arial"/>
+          <w:b/>
+          <w:color w:val="auto"/>
+          <w:sz w:val="32"/>
+          <w:szCs w:val="32"/>
+        </w:rPr>
+      </w:pPr>
+      <w:r>
+        <w:rPr>
+          <w:rFonts w:ascii="Arial" w:hAnsi="Arial" w:cs="Arial"/>
+          <w:b/>
+          <w:color w:val="auto"/>
+          <w:sz w:val="32"/>
+          <w:szCs w:val="32"/>
+        </w:rPr>
+        <w:t xml:space="preserve"> Distributed Computing Services</w:t>
+      </w:r>
+    </w:p>
+    <w:p>
+      <w:pPr>
+        <w:rPr>
+          <w:rFonts w:ascii="Arial" w:hAnsi="Arial" w:cs="Arial"/>
+        </w:rPr>
+      </w:pPr>
+      <w:r>
+        <w:rPr>
+          <w:rFonts w:ascii="Arial" w:hAnsi="Arial" w:cs="Arial"/>
+        </w:rPr>
+        <w:t>According to</w:t>
+      </w:r>
+      <w:sdt>
+        <w:sdtPr>
+          <w:rPr>
+            <w:rFonts w:ascii="Arial" w:hAnsi="Arial" w:cs="Arial"/>
+          </w:rPr>
+          <w:id w:val="-1619598570"/>
+          <w:citation/>
+        </w:sdtPr>
+        <w:sdtContent>
+          <w:r>
+            <w:rPr>
+              <w:rFonts w:ascii="Arial" w:hAnsi="Arial" w:cs="Arial"/>
+            </w:rPr>
+            <w:fldChar w:fldCharType="begin"/>
+          </w:r>
+          <w:r>
+            <w:rPr>
+              <w:rFonts w:ascii="Arial" w:hAnsi="Arial" w:cs="Arial"/>
+              <w:lang w:val="en-GB"/>
+            </w:rPr>
+            <w:instrText xml:space="preserve"> CITATION Gee256 \l 2057 </w:instrText>
+          </w:r>
+          <w:r>
+            <w:rPr>
+              <w:rFonts w:ascii="Arial" w:hAnsi="Arial" w:cs="Arial"/>
+            </w:rPr>
+            <w:fldChar w:fldCharType="separate"/>
+          </w:r>
+          <w:r>
+            <w:rPr>
+              <w:rFonts w:ascii="Arial" w:hAnsi="Arial" w:cs="Arial"/>
+              <w:noProof/>
+              <w:lang w:val="en-GB"/>
+            </w:rPr>
+            <w:t xml:space="preserve"> </w:t>
+          </w:r>
+          <w:r>
+            <w:rPr>
+              <w:rFonts w:ascii="Arial" w:hAnsi="Arial" w:cs="Arial"/>
+              <w:noProof/>
+              <w:lang w:val="en-GB"/>
+            </w:rPr>
+            <w:t>(GeeksforGeeks, 2025)</w:t>
+          </w:r>
+          <w:r>
+            <w:rPr>
+              <w:rFonts w:ascii="Arial" w:hAnsi="Arial" w:cs="Arial"/>
+            </w:rPr>
+            <w:fldChar w:fldCharType="end"/>
+          </w:r>
+        </w:sdtContent>
+      </w:sdt>
+      <w:r>
+        <w:rPr>
+          <w:rFonts w:ascii="Arial" w:hAnsi="Arial" w:cs="Arial"/>
+        </w:rPr>
+        <w:t xml:space="preserve"> and </w:t>
+      </w:r>
+      <w:sdt>
+        <w:sdtPr>
+          <w:rPr>
+            <w:rFonts w:ascii="Arial" w:hAnsi="Arial" w:cs="Arial"/>
+          </w:rPr>
+          <w:id w:val="1056516127"/>
+          <w:citation/>
+        </w:sdtPr>
+        <w:sdtContent>
+          <w:r>
+            <w:rPr>
+              <w:rFonts w:ascii="Arial" w:hAnsi="Arial" w:cs="Arial"/>
+            </w:rPr>
+            <w:fldChar w:fldCharType="begin"/>
+          </w:r>
+          <w:r>
+            <w:rPr>
+              <w:rFonts w:ascii="Arial" w:hAnsi="Arial" w:cs="Arial"/>
+              <w:lang w:val="en-GB"/>
+            </w:rPr>
+            <w:instrText xml:space="preserve"> CITATION Phi26 \l 2057 </w:instrText>
+          </w:r>
+          <w:r>
+            <w:rPr>
+              <w:rFonts w:ascii="Arial" w:hAnsi="Arial" w:cs="Arial"/>
+            </w:rPr>
+            <w:fldChar w:fldCharType="separate"/>
+          </w:r>
+          <w:r>
+            <w:rPr>
+              <w:rFonts w:ascii="Arial" w:hAnsi="Arial" w:cs="Arial"/>
+              <w:noProof/>
+              <w:lang w:val="en-GB"/>
+            </w:rPr>
+            <w:t>(Phill Powell, n.d.)</w:t>
+          </w:r>
+          <w:r>
+            <w:rPr>
+              <w:rFonts w:ascii="Arial" w:hAnsi="Arial" w:cs="Arial"/>
+            </w:rPr>
+            <w:fldChar w:fldCharType="end"/>
+          </w:r>
+        </w:sdtContent>
+      </w:sdt>
+      <w:r>
+        <w:rPr>
+          <w:rFonts w:ascii="Arial" w:hAnsi="Arial" w:cs="Arial"/>
+        </w:rPr>
+        <w:t xml:space="preserve">, Distributed computing refers to a </w:t>
+      </w:r>
+      <w:r>
+        <w:rPr>
+          <w:rFonts w:ascii="Arial" w:hAnsi="Arial" w:cs="Arial"/>
+        </w:rPr>
+        <w:t>approach</w:t>
+      </w:r>
+      <w:r>
+        <w:rPr>
+          <w:rFonts w:ascii="Arial" w:hAnsi="Arial" w:cs="Arial"/>
+        </w:rPr>
+        <w:t xml:space="preserve"> where data processing and storage is di</w:t>
+      </w:r>
+      <w:r>
+        <w:rPr>
+          <w:rFonts w:ascii="Arial" w:hAnsi="Arial" w:cs="Arial"/>
+        </w:rPr>
+        <w:t>s</w:t>
+      </w:r>
+      <w:r>
+        <w:rPr>
+          <w:rFonts w:ascii="Arial" w:hAnsi="Arial" w:cs="Arial"/>
+        </w:rPr>
+        <w:t>tributed across multiple systems rather than being handled by a single central device.</w:t>
+      </w:r>
+      <w:r>
+        <w:rPr>
+          <w:rFonts w:ascii="Arial" w:hAnsi="Arial" w:cs="Arial"/>
+        </w:rPr>
+        <w:t xml:space="preserve"> </w:t>
+      </w:r>
+      <w:r>
+        <w:rPr>
+          <w:rFonts w:ascii="Arial" w:hAnsi="Arial" w:cs="Arial"/>
+        </w:rPr>
+        <w:t>Distributed computing are made up of the key components which includes Device, Network and resource management. Distributed computing is made up of different types including client-server system and peer system. Distributed computing is used in banks, computing, energy and science. Distributed computing advantages include scalability, reliability and flexibility. Some of disadvantages of  distributed computing include complexity, security and perfomance.</w:t>
+      </w:r>
+    </w:p>
+    <w:p>
+      <w:pPr>
+        <w:rPr>
+          <w:rFonts w:ascii="Arial" w:hAnsi="Arial" w:cs="Arial"/>
+        </w:rPr>
+      </w:pPr>
+    </w:p>
+    <w:p>
+      <w:pPr>
+        <w:rPr>
+          <w:rFonts w:ascii="Arial" w:hAnsi="Arial" w:cs="Arial"/>
+        </w:rPr>
+      </w:pPr>
+    </w:p>
+    <w:p>
+      <w:pPr>
+        <w:pStyle w:val="Heading1"/>
+        <w:numPr>
+          <w:ilvl w:val="0"/>
+          <w:numId w:val="28"/>
+        </w:numPr>
+        <w:rPr>
+          <w:rFonts w:ascii="Arial" w:hAnsi="Arial" w:cs="Arial"/>
+          <w:b/>
+          <w:color w:val="auto"/>
+          <w:sz w:val="32"/>
+          <w:szCs w:val="32"/>
+        </w:rPr>
+      </w:pPr>
+      <w:r>
+        <w:rPr>
+          <w:rFonts w:ascii="Arial" w:hAnsi="Arial" w:cs="Arial"/>
+          <w:b/>
+          <w:color w:val="auto"/>
+          <w:sz w:val="32"/>
+          <w:szCs w:val="32"/>
+        </w:rPr>
+        <w:t>Quantum Computing Advancements</w:t>
+      </w:r>
+    </w:p>
+    <w:p>
+      <w:pPr>
+        <w:rPr>
+          <w:rFonts w:ascii="Arial" w:hAnsi="Arial" w:cs="Arial"/>
+        </w:rPr>
+      </w:pPr>
+      <w:r>
+        <w:rPr>
+          <w:rFonts w:ascii="Arial" w:hAnsi="Arial" w:cs="Arial"/>
+        </w:rPr>
+        <w:t xml:space="preserve">Quantum computing is an emerging technology that uses quantum mechanics, a branch of physics dealing with very tiny particles to process information. </w:t>
+      </w:r>
+      <w:r>
+        <w:rPr>
+          <w:rFonts w:ascii="Arial" w:hAnsi="Arial" w:cs="Arial"/>
+        </w:rPr>
+        <w:t xml:space="preserve">Unlike </w:t>
+      </w:r>
+      <w:r>
+        <w:rPr>
+          <w:rFonts w:ascii="Arial" w:hAnsi="Arial" w:cs="Arial"/>
+        </w:rPr>
+        <w:t>Normal computers</w:t>
+      </w:r>
+      <w:r>
+        <w:rPr>
+          <w:rFonts w:ascii="Arial" w:hAnsi="Arial" w:cs="Arial"/>
+        </w:rPr>
+        <w:t xml:space="preserve"> which</w:t>
+      </w:r>
+      <w:r>
+        <w:rPr>
+          <w:rFonts w:ascii="Arial" w:hAnsi="Arial" w:cs="Arial"/>
+        </w:rPr>
+        <w:t xml:space="preserve"> uses “bits” represent data while </w:t>
+      </w:r>
+      <w:r>
+        <w:rPr>
+          <w:rFonts w:ascii="Arial" w:hAnsi="Arial" w:cs="Arial"/>
+        </w:rPr>
+        <w:t>Qu</w:t>
+      </w:r>
+      <w:r>
+        <w:rPr>
+          <w:rFonts w:ascii="Arial" w:hAnsi="Arial" w:cs="Arial"/>
+        </w:rPr>
+        <w:t>antum computing uses “qubits”</w:t>
+      </w:r>
+      <w:r>
+        <w:rPr>
+          <w:rFonts w:ascii="Arial" w:hAnsi="Arial" w:cs="Arial"/>
+        </w:rPr>
+        <w:t>.</w:t>
+      </w:r>
+      <w:r>
+        <w:rPr>
+          <w:rFonts w:ascii="Arial" w:hAnsi="Arial" w:cs="Arial"/>
+        </w:rPr>
+        <w:t xml:space="preserve"> A qubit can exist in multiple states at the exact time. Furthermore, through entanglement, these qubits linked so that changing the state of one instantly affects the others, regardless of the physical distance between them. This allows quantum computers  to process complex calculations instantaneously , eliminating the processing delays found in traditional systems.</w:t>
+      </w:r>
+    </w:p>
+    <w:p>
+      <w:pPr>
+        <w:rPr>
+          <w:rFonts w:ascii="Arial" w:hAnsi="Arial" w:cs="Arial"/>
+        </w:rPr>
+      </w:pPr>
+      <w:r>
+        <w:rPr>
+          <w:rFonts w:ascii="Arial" w:hAnsi="Arial" w:cs="Arial"/>
+        </w:rPr>
+        <w:br/>
+        <w:t>The following are some of the advantages quantum  computing has over classical computers.</w:t>
+      </w:r>
+    </w:p>
+    <w:p>
+      <w:pPr>
         <w:pStyle w:val="ListParagraph"/>
-        <w:rPr>
-          <w:rFonts w:ascii="Arial" w:hAnsi="Arial" w:cs="Arial"/>
-        </w:rPr>
-      </w:pPr>
+        <w:numPr>
+          <w:ilvl w:val="0"/>
+          <w:numId w:val="29"/>
+        </w:numPr>
+        <w:rPr>
+          <w:rFonts w:ascii="Arial" w:hAnsi="Arial" w:cs="Arial"/>
+        </w:rPr>
+      </w:pPr>
+      <w:r>
+        <w:rPr>
+          <w:rFonts w:ascii="Arial" w:hAnsi="Arial" w:cs="Arial"/>
+        </w:rPr>
+        <w:t>Speed</w:t>
+      </w:r>
     </w:p>
     <w:p>
       <w:pPr>
@@ -5607,6 +6012,13 @@
           <w:rFonts w:ascii="Arial" w:hAnsi="Arial" w:cs="Arial"/>
         </w:rPr>
       </w:pPr>
+      <w:r>
+        <w:rPr>
+          <w:rFonts w:ascii="Arial" w:hAnsi="Arial" w:cs="Arial"/>
+        </w:rPr>
+        <w:lastRenderedPageBreak/>
+        <w:t>Quantum computing can solve highly complex problems faster than classical computers by evaluating multiple possibilities at once. This results in massive time saving  for QuantumTech startup dealing with coplex data models.</w:t>
+      </w:r>
     </w:p>
     <w:p>
       <w:pPr>
@@ -5615,6 +6027,78 @@
           <w:rFonts w:ascii="Arial" w:hAnsi="Arial" w:cs="Arial"/>
         </w:rPr>
       </w:pPr>
+    </w:p>
+    <w:p>
+      <w:pPr>
+        <w:pStyle w:val="ListParagraph"/>
+        <w:numPr>
+          <w:ilvl w:val="0"/>
+          <w:numId w:val="29"/>
+        </w:numPr>
+        <w:rPr>
+          <w:rFonts w:ascii="Arial" w:hAnsi="Arial" w:cs="Arial"/>
+        </w:rPr>
+      </w:pPr>
+      <w:r>
+        <w:rPr>
+          <w:rFonts w:ascii="Arial" w:hAnsi="Arial" w:cs="Arial"/>
+        </w:rPr>
+        <w:t>Parallel Computing</w:t>
+      </w:r>
+    </w:p>
+    <w:p>
+      <w:pPr>
+        <w:pStyle w:val="ListParagraph"/>
+        <w:rPr>
+          <w:rFonts w:ascii="Arial" w:hAnsi="Arial" w:cs="Arial"/>
+        </w:rPr>
+      </w:pPr>
+      <w:r>
+        <w:rPr>
+          <w:rFonts w:ascii="Arial" w:hAnsi="Arial" w:cs="Arial"/>
+        </w:rPr>
+        <w:t>Quantum computers can process vast amount of data by utilizing the components individually. This creates potential for AI startups to train  complex machine learning models faster than traditional hardware allows.</w:t>
+      </w:r>
+    </w:p>
+    <w:p>
+      <w:pPr>
+        <w:pStyle w:val="ListParagraph"/>
+        <w:rPr>
+          <w:rFonts w:ascii="Arial" w:hAnsi="Arial" w:cs="Arial"/>
+        </w:rPr>
+      </w:pPr>
+    </w:p>
+    <w:p>
+      <w:pPr>
+        <w:pStyle w:val="ListParagraph"/>
+        <w:numPr>
+          <w:ilvl w:val="0"/>
+          <w:numId w:val="29"/>
+        </w:numPr>
+        <w:rPr>
+          <w:rFonts w:ascii="Arial" w:hAnsi="Arial" w:cs="Arial"/>
+        </w:rPr>
+      </w:pPr>
+      <w:r>
+        <w:rPr>
+          <w:rFonts w:ascii="Arial" w:hAnsi="Arial" w:cs="Arial"/>
+        </w:rPr>
+        <w:t>Optimisation</w:t>
+      </w:r>
+    </w:p>
+    <w:p>
+      <w:pPr>
+        <w:pStyle w:val="ListParagraph"/>
+        <w:rPr>
+          <w:rFonts w:ascii="Arial" w:hAnsi="Arial" w:cs="Arial"/>
+        </w:rPr>
+      </w:pPr>
+      <w:r>
+        <w:rPr>
+          <w:rFonts w:ascii="Arial" w:hAnsi="Arial" w:cs="Arial"/>
+        </w:rPr>
+        <w:t>Quantum computers can find the absolute best solution among millions of variables. This is highly calued for Big Data and logistics startups that need to optimize complex operational routes.</w:t>
+      </w:r>
     </w:p>
     <w:p>
       <w:pPr>
@@ -5657,6 +6141,92 @@
 <file path=word/numbering.xml><?xml version="1.0" encoding="utf-8"?>
 <w:numbering xmlns:wpc="http://schemas.microsoft.com/office/word/2010/wordprocessingCanvas" xmlns:cx="http://schemas.microsoft.com/office/drawing/2014/chartex" xmlns:cx1="http://schemas.microsoft.com/office/drawing/2015/9/8/chartex" xmlns:cx2="http://schemas.microsoft.com/office/drawing/2015/10/21/chartex" xmlns:cx3="http://schemas.microsoft.com/office/drawing/2016/5/9/chartex" xmlns:cx4="http://schemas.microsoft.com/office/drawing/2016/5/10/chartex" xmlns:cx5="http://schemas.microsoft.com/office/drawing/2016/5/11/chartex" xmlns:cx6="http://schemas.microsoft.com/office/drawing/2016/5/12/chartex" xmlns:cx7="http://schemas.microsoft.com/office/drawing/2016/5/13/chartex" xmlns:cx8="http://schemas.microsoft.com/office/drawing/2016/5/14/chartex" xmlns:mc="http://schemas.openxmlformats.org/markup-compatibility/2006" xmlns:aink="http://schemas.microsoft.com/office/drawing/2016/ink" xmlns:am3d="http://schemas.microsoft.com/office/drawing/2017/model3d" xmlns:o="urn:schemas-microsoft-com:office:office" xmlns:oel="http://schemas.microsoft.com/office/2019/extlst" xmlns:r="http://schemas.openxmlformats.org/officeDocument/2006/relationships" xmlns:m="http://schemas.openxmlformats.org/officeDocument/2006/math" xmlns:v="urn:schemas-microsoft-com:vml" xmlns:wp14="http://schemas.microsoft.com/office/word/2010/wordprocessingDrawing" xmlns:wp="http://schemas.openxmlformats.org/drawingml/2006/wordprocessingDrawing" xmlns:w10="urn:schemas-microsoft-com:office:word" xmlns:w="http://schemas.openxmlformats.org/wordprocessingml/2006/main" xmlns:w14="http://schemas.microsoft.com/office/word/2010/wordml" xmlns:w15="http://schemas.microsoft.com/office/word/2012/wordml" xmlns:w16cex="http://schemas.microsoft.com/office/word/2018/wordml/cex" xmlns:w16cid="http://schemas.microsoft.com/office/word/2016/wordml/cid" xmlns:w16="http://schemas.microsoft.com/office/word/2018/wordml" xmlns:w16du="http://schemas.microsoft.com/office/word/2023/wordml/word16du" xmlns:w16sdtdh="http://schemas.microsoft.com/office/word/2020/wordml/sdtdatahash" xmlns:w16sdtfl="http://schemas.microsoft.com/office/word/2024/wordml/sdtformatlock" xmlns:w16se="http://schemas.microsoft.com/office/word/2015/wordml/symex" xmlns:wpg="http://schemas.microsoft.com/office/word/2010/wordprocessingGroup" xmlns:wpi="http://schemas.microsoft.com/office/word/2010/wordprocessingInk" xmlns:wne="http://schemas.microsoft.com/office/word/2006/wordml" xmlns:wps="http://schemas.microsoft.com/office/word/2010/wordprocessingShape" mc:Ignorable="w14 w15 w16se w16cid w16 w16cex w16sdtdh w16sdtfl w16du wp14">
   <w:abstractNum w:abstractNumId="0" w15:restartNumberingAfterBreak="0">
+    <w:nsid w:val="056F2649"/>
+    <w:multiLevelType w:val="hybridMultilevel"/>
+    <w:tmpl w:val="9A342E4C"/>
+    <w:lvl w:ilvl="0" w:tplc="FFFFFFFF">
+      <w:start w:val="1"/>
+      <w:numFmt w:val="upperRoman"/>
+      <w:lvlText w:val="%1."/>
+      <w:lvlJc w:val="right"/>
+      <w:pPr>
+        <w:ind w:left="720" w:hanging="360"/>
+      </w:pPr>
+    </w:lvl>
+    <w:lvl w:ilvl="1" w:tplc="FFFFFFFF" w:tentative="1">
+      <w:start w:val="1"/>
+      <w:numFmt w:val="lowerLetter"/>
+      <w:lvlText w:val="%2."/>
+      <w:lvlJc w:val="left"/>
+      <w:pPr>
+        <w:ind w:left="1440" w:hanging="360"/>
+      </w:pPr>
+    </w:lvl>
+    <w:lvl w:ilvl="2" w:tplc="FFFFFFFF" w:tentative="1">
+      <w:start w:val="1"/>
+      <w:numFmt w:val="lowerRoman"/>
+      <w:lvlText w:val="%3."/>
+      <w:lvlJc w:val="right"/>
+      <w:pPr>
+        <w:ind w:left="2160" w:hanging="180"/>
+      </w:pPr>
+    </w:lvl>
+    <w:lvl w:ilvl="3" w:tplc="FFFFFFFF" w:tentative="1">
+      <w:start w:val="1"/>
+      <w:numFmt w:val="decimal"/>
+      <w:lvlText w:val="%4."/>
+      <w:lvlJc w:val="left"/>
+      <w:pPr>
+        <w:ind w:left="2880" w:hanging="360"/>
+      </w:pPr>
+    </w:lvl>
+    <w:lvl w:ilvl="4" w:tplc="FFFFFFFF" w:tentative="1">
+      <w:start w:val="1"/>
+      <w:numFmt w:val="lowerLetter"/>
+      <w:lvlText w:val="%5."/>
+      <w:lvlJc w:val="left"/>
+      <w:pPr>
+        <w:ind w:left="3600" w:hanging="360"/>
+      </w:pPr>
+    </w:lvl>
+    <w:lvl w:ilvl="5" w:tplc="FFFFFFFF" w:tentative="1">
+      <w:start w:val="1"/>
+      <w:numFmt w:val="lowerRoman"/>
+      <w:lvlText w:val="%6."/>
+      <w:lvlJc w:val="right"/>
+      <w:pPr>
+        <w:ind w:left="4320" w:hanging="180"/>
+      </w:pPr>
+    </w:lvl>
+    <w:lvl w:ilvl="6" w:tplc="FFFFFFFF" w:tentative="1">
+      <w:start w:val="1"/>
+      <w:numFmt w:val="decimal"/>
+      <w:lvlText w:val="%7."/>
+      <w:lvlJc w:val="left"/>
+      <w:pPr>
+        <w:ind w:left="5040" w:hanging="360"/>
+      </w:pPr>
+    </w:lvl>
+    <w:lvl w:ilvl="7" w:tplc="FFFFFFFF" w:tentative="1">
+      <w:start w:val="1"/>
+      <w:numFmt w:val="lowerLetter"/>
+      <w:lvlText w:val="%8."/>
+      <w:lvlJc w:val="left"/>
+      <w:pPr>
+        <w:ind w:left="5760" w:hanging="360"/>
+      </w:pPr>
+    </w:lvl>
+    <w:lvl w:ilvl="8" w:tplc="FFFFFFFF" w:tentative="1">
+      <w:start w:val="1"/>
+      <w:numFmt w:val="lowerRoman"/>
+      <w:lvlText w:val="%9."/>
+      <w:lvlJc w:val="right"/>
+      <w:pPr>
+        <w:ind w:left="6480" w:hanging="180"/>
+      </w:pPr>
+    </w:lvl>
+  </w:abstractNum>
+  <w:abstractNum w:abstractNumId="1" w15:restartNumberingAfterBreak="0">
     <w:nsid w:val="0A546499"/>
     <w:multiLevelType w:val="multilevel"/>
     <w:tmpl w:val="0409001F"/>
@@ -5742,7 +6312,120 @@
       </w:pPr>
     </w:lvl>
   </w:abstractNum>
-  <w:abstractNum w:abstractNumId="1" w15:restartNumberingAfterBreak="0">
+  <w:abstractNum w:abstractNumId="2" w15:restartNumberingAfterBreak="0">
+    <w:nsid w:val="0C233A16"/>
+    <w:multiLevelType w:val="multilevel"/>
+    <w:tmpl w:val="707E0EE2"/>
+    <w:lvl w:ilvl="0">
+      <w:start w:val="1"/>
+      <w:numFmt w:val="decimal"/>
+      <w:lvlText w:val="%1."/>
+      <w:lvlJc w:val="left"/>
+      <w:pPr>
+        <w:ind w:left="360" w:hanging="360"/>
+      </w:pPr>
+      <w:rPr>
+        <w:rFonts w:hint="default"/>
+      </w:rPr>
+    </w:lvl>
+    <w:lvl w:ilvl="1">
+      <w:start w:val="1"/>
+      <w:numFmt w:val="decimal"/>
+      <w:lvlText w:val="%1.%2."/>
+      <w:lvlJc w:val="left"/>
+      <w:pPr>
+        <w:ind w:left="792" w:hanging="432"/>
+      </w:pPr>
+      <w:rPr>
+        <w:rFonts w:hint="default"/>
+      </w:rPr>
+    </w:lvl>
+    <w:lvl w:ilvl="2">
+      <w:start w:val="1"/>
+      <w:numFmt w:val="none"/>
+      <w:lvlText w:val="Task 4.0"/>
+      <w:lvlJc w:val="left"/>
+      <w:pPr>
+        <w:ind w:left="504" w:hanging="504"/>
+      </w:pPr>
+      <w:rPr>
+        <w:rFonts w:hint="default"/>
+      </w:rPr>
+    </w:lvl>
+    <w:lvl w:ilvl="3">
+      <w:start w:val="1"/>
+      <w:numFmt w:val="decimal"/>
+      <w:lvlText w:val="%1.%2.%3.%4."/>
+      <w:lvlJc w:val="left"/>
+      <w:pPr>
+        <w:ind w:left="1728" w:hanging="648"/>
+      </w:pPr>
+      <w:rPr>
+        <w:rFonts w:hint="default"/>
+      </w:rPr>
+    </w:lvl>
+    <w:lvl w:ilvl="4">
+      <w:start w:val="1"/>
+      <w:numFmt w:val="decimal"/>
+      <w:lvlText w:val="%1.%2.%3.%4.%5."/>
+      <w:lvlJc w:val="left"/>
+      <w:pPr>
+        <w:ind w:left="2232" w:hanging="792"/>
+      </w:pPr>
+      <w:rPr>
+        <w:rFonts w:hint="default"/>
+      </w:rPr>
+    </w:lvl>
+    <w:lvl w:ilvl="5">
+      <w:start w:val="1"/>
+      <w:numFmt w:val="decimal"/>
+      <w:lvlText w:val="%1.%2.%3.%4.%5.%6."/>
+      <w:lvlJc w:val="left"/>
+      <w:pPr>
+        <w:ind w:left="2736" w:hanging="936"/>
+      </w:pPr>
+      <w:rPr>
+        <w:rFonts w:hint="default"/>
+      </w:rPr>
+    </w:lvl>
+    <w:lvl w:ilvl="6">
+      <w:start w:val="1"/>
+      <w:numFmt w:val="decimal"/>
+      <w:lvlText w:val="%1.%2.%3.%4.%5.%6.%7."/>
+      <w:lvlJc w:val="left"/>
+      <w:pPr>
+        <w:ind w:left="3240" w:hanging="1080"/>
+      </w:pPr>
+      <w:rPr>
+        <w:rFonts w:hint="default"/>
+      </w:rPr>
+    </w:lvl>
+    <w:lvl w:ilvl="7">
+      <w:start w:val="1"/>
+      <w:numFmt w:val="decimal"/>
+      <w:lvlText w:val="%1.%2.%3.%4.%5.%6.%7.%8."/>
+      <w:lvlJc w:val="left"/>
+      <w:pPr>
+        <w:ind w:left="3744" w:hanging="1224"/>
+      </w:pPr>
+      <w:rPr>
+        <w:rFonts w:hint="default"/>
+      </w:rPr>
+    </w:lvl>
+    <w:lvl w:ilvl="8">
+      <w:start w:val="1"/>
+      <w:numFmt w:val="decimal"/>
+      <w:lvlText w:val="%1.%2.%3.%4.%5.%6.%7.%8.%9."/>
+      <w:lvlJc w:val="left"/>
+      <w:pPr>
+        <w:ind w:left="4320" w:hanging="1440"/>
+      </w:pPr>
+      <w:rPr>
+        <w:rFonts w:hint="default"/>
+      </w:rPr>
+    </w:lvl>
+  </w:abstractNum>
+  <w:abstractNum w:abstractNumId="3" w15:restartNumberingAfterBreak="0">
     <w:nsid w:val="16503A6D"/>
     <w:multiLevelType w:val="hybridMultilevel"/>
     <w:tmpl w:val="A5727500"/>
@@ -5831,7 +6514,7 @@
       </w:pPr>
     </w:lvl>
   </w:abstractNum>
-  <w:abstractNum w:abstractNumId="2" w15:restartNumberingAfterBreak="0">
+  <w:abstractNum w:abstractNumId="4" w15:restartNumberingAfterBreak="0">
     <w:nsid w:val="17C63856"/>
     <w:multiLevelType w:val="hybridMultilevel"/>
     <w:tmpl w:val="2BFA9D02"/>
@@ -5917,10 +6600,10 @@
       </w:pPr>
     </w:lvl>
   </w:abstractNum>
-  <w:abstractNum w:abstractNumId="3" w15:restartNumberingAfterBreak="0">
+  <w:abstractNum w:abstractNumId="5" w15:restartNumberingAfterBreak="0">
     <w:nsid w:val="19725F8A"/>
     <w:multiLevelType w:val="hybridMultilevel"/>
-    <w:tmpl w:val="01C07260"/>
+    <w:tmpl w:val="9A342E4C"/>
     <w:lvl w:ilvl="0" w:tplc="04090013">
       <w:start w:val="1"/>
       <w:numFmt w:val="upperRoman"/>
@@ -6003,7 +6686,7 @@
       </w:pPr>
     </w:lvl>
   </w:abstractNum>
-  <w:abstractNum w:abstractNumId="4" w15:restartNumberingAfterBreak="0">
+  <w:abstractNum w:abstractNumId="6" w15:restartNumberingAfterBreak="0">
     <w:nsid w:val="1B955587"/>
     <w:multiLevelType w:val="hybridMultilevel"/>
     <w:tmpl w:val="B01CBC00"/>
@@ -6092,7 +6775,7 @@
       </w:pPr>
     </w:lvl>
   </w:abstractNum>
-  <w:abstractNum w:abstractNumId="5" w15:restartNumberingAfterBreak="0">
+  <w:abstractNum w:abstractNumId="7" w15:restartNumberingAfterBreak="0">
     <w:nsid w:val="1E6D6DE6"/>
     <w:multiLevelType w:val="hybridMultilevel"/>
     <w:tmpl w:val="B090FE92"/>
@@ -6181,7 +6864,7 @@
       </w:pPr>
     </w:lvl>
   </w:abstractNum>
-  <w:abstractNum w:abstractNumId="6" w15:restartNumberingAfterBreak="0">
+  <w:abstractNum w:abstractNumId="8" w15:restartNumberingAfterBreak="0">
     <w:nsid w:val="25EF7998"/>
     <w:multiLevelType w:val="multilevel"/>
     <w:tmpl w:val="3340991E"/>
@@ -6294,7 +6977,7 @@
       </w:rPr>
     </w:lvl>
   </w:abstractNum>
-  <w:abstractNum w:abstractNumId="7" w15:restartNumberingAfterBreak="0">
+  <w:abstractNum w:abstractNumId="9" w15:restartNumberingAfterBreak="0">
     <w:nsid w:val="270369F4"/>
     <w:multiLevelType w:val="multilevel"/>
     <w:tmpl w:val="76A63A12"/>
@@ -6407,7 +7090,7 @@
       </w:rPr>
     </w:lvl>
   </w:abstractNum>
-  <w:abstractNum w:abstractNumId="8" w15:restartNumberingAfterBreak="0">
+  <w:abstractNum w:abstractNumId="10" w15:restartNumberingAfterBreak="0">
     <w:nsid w:val="27EC4B19"/>
     <w:multiLevelType w:val="multilevel"/>
     <w:tmpl w:val="5E127758"/>
@@ -6520,7 +7203,121 @@
       </w:rPr>
     </w:lvl>
   </w:abstractNum>
-  <w:abstractNum w:abstractNumId="9" w15:restartNumberingAfterBreak="0">
+  <w:abstractNum w:abstractNumId="11" w15:restartNumberingAfterBreak="0">
+    <w:nsid w:val="37475CD4"/>
+    <w:multiLevelType w:val="multilevel"/>
+    <w:tmpl w:val="FCBC6F76"/>
+    <w:lvl w:ilvl="0">
+      <w:start w:val="1"/>
+      <w:numFmt w:val="none"/>
+      <w:lvlText w:val="4.2"/>
+      <w:lvlJc w:val="left"/>
+      <w:pPr>
+        <w:ind w:left="360" w:hanging="360"/>
+      </w:pPr>
+      <w:rPr>
+        <w:rFonts w:ascii="Arial" w:hAnsi="Arial" w:cs="Arial" w:hint="default"/>
+        <w:color w:val="auto"/>
+      </w:rPr>
+    </w:lvl>
+    <w:lvl w:ilvl="1">
+      <w:start w:val="1"/>
+      <w:numFmt w:val="decimal"/>
+      <w:lvlText w:val="%1.%2."/>
+      <w:lvlJc w:val="left"/>
+      <w:pPr>
+        <w:ind w:left="792" w:hanging="432"/>
+      </w:pPr>
+      <w:rPr>
+        <w:rFonts w:hint="default"/>
+      </w:rPr>
+    </w:lvl>
+    <w:lvl w:ilvl="2">
+      <w:start w:val="1"/>
+      <w:numFmt w:val="none"/>
+      <w:lvlText w:val="4.2"/>
+      <w:lvlJc w:val="left"/>
+      <w:pPr>
+        <w:ind w:left="1224" w:hanging="504"/>
+      </w:pPr>
+      <w:rPr>
+        <w:rFonts w:hint="default"/>
+      </w:rPr>
+    </w:lvl>
+    <w:lvl w:ilvl="3">
+      <w:start w:val="1"/>
+      <w:numFmt w:val="decimal"/>
+      <w:lvlText w:val="%1.%2.%3.%4."/>
+      <w:lvlJc w:val="left"/>
+      <w:pPr>
+        <w:ind w:left="1728" w:hanging="648"/>
+      </w:pPr>
+      <w:rPr>
+        <w:rFonts w:hint="default"/>
+      </w:rPr>
+    </w:lvl>
+    <w:lvl w:ilvl="4">
+      <w:start w:val="1"/>
+      <w:numFmt w:val="decimal"/>
+      <w:lvlText w:val="%1.%2.%3.%4.%5."/>
+      <w:lvlJc w:val="left"/>
+      <w:pPr>
+        <w:ind w:left="2232" w:hanging="792"/>
+      </w:pPr>
+      <w:rPr>
+        <w:rFonts w:hint="default"/>
+      </w:rPr>
+    </w:lvl>
+    <w:lvl w:ilvl="5">
+      <w:start w:val="1"/>
+      <w:numFmt w:val="decimal"/>
+      <w:lvlText w:val="%1.%2.%3.%4.%5.%6."/>
+      <w:lvlJc w:val="left"/>
+      <w:pPr>
+        <w:ind w:left="2736" w:hanging="936"/>
+      </w:pPr>
+      <w:rPr>
+        <w:rFonts w:hint="default"/>
+      </w:rPr>
+    </w:lvl>
+    <w:lvl w:ilvl="6">
+      <w:start w:val="1"/>
+      <w:numFmt w:val="decimal"/>
+      <w:lvlText w:val="%1.%2.%3.%4.%5.%6.%7."/>
+      <w:lvlJc w:val="left"/>
+      <w:pPr>
+        <w:ind w:left="3240" w:hanging="1080"/>
+      </w:pPr>
+      <w:rPr>
+        <w:rFonts w:hint="default"/>
+      </w:rPr>
+    </w:lvl>
+    <w:lvl w:ilvl="7">
+      <w:start w:val="1"/>
+      <w:numFmt w:val="decimal"/>
+      <w:lvlText w:val="%1.%2.%3.%4.%5.%6.%7.%8."/>
+      <w:lvlJc w:val="left"/>
+      <w:pPr>
+        <w:ind w:left="3744" w:hanging="1224"/>
+      </w:pPr>
+      <w:rPr>
+        <w:rFonts w:hint="default"/>
+      </w:rPr>
+    </w:lvl>
+    <w:lvl w:ilvl="8">
+      <w:start w:val="1"/>
+      <w:numFmt w:val="decimal"/>
+      <w:lvlText w:val="%1.%2.%3.%4.%5.%6.%7.%8.%9."/>
+      <w:lvlJc w:val="left"/>
+      <w:pPr>
+        <w:ind w:left="4320" w:hanging="1440"/>
+      </w:pPr>
+      <w:rPr>
+        <w:rFonts w:hint="default"/>
+      </w:rPr>
+    </w:lvl>
+  </w:abstractNum>
+  <w:abstractNum w:abstractNumId="12" w15:restartNumberingAfterBreak="0">
     <w:nsid w:val="3926225C"/>
     <w:multiLevelType w:val="hybridMultilevel"/>
     <w:tmpl w:val="AEAA255E"/>
@@ -6609,7 +7406,7 @@
       </w:pPr>
     </w:lvl>
   </w:abstractNum>
-  <w:abstractNum w:abstractNumId="10" w15:restartNumberingAfterBreak="0">
+  <w:abstractNum w:abstractNumId="13" w15:restartNumberingAfterBreak="0">
     <w:nsid w:val="3CB70887"/>
     <w:multiLevelType w:val="hybridMultilevel"/>
     <w:tmpl w:val="01C07260"/>
@@ -6695,7 +7492,7 @@
       </w:pPr>
     </w:lvl>
   </w:abstractNum>
-  <w:abstractNum w:abstractNumId="11" w15:restartNumberingAfterBreak="0">
+  <w:abstractNum w:abstractNumId="14" w15:restartNumberingAfterBreak="0">
     <w:nsid w:val="434E3CA0"/>
     <w:multiLevelType w:val="hybridMultilevel"/>
     <w:tmpl w:val="B090FE92"/>
@@ -6784,7 +7581,7 @@
       </w:pPr>
     </w:lvl>
   </w:abstractNum>
-  <w:abstractNum w:abstractNumId="12" w15:restartNumberingAfterBreak="0">
+  <w:abstractNum w:abstractNumId="15" w15:restartNumberingAfterBreak="0">
     <w:nsid w:val="47EB4567"/>
     <w:multiLevelType w:val="multilevel"/>
     <w:tmpl w:val="D3E23786"/>
@@ -6899,7 +7696,7 @@
       </w:rPr>
     </w:lvl>
   </w:abstractNum>
-  <w:abstractNum w:abstractNumId="13" w15:restartNumberingAfterBreak="0">
+  <w:abstractNum w:abstractNumId="16" w15:restartNumberingAfterBreak="0">
     <w:nsid w:val="4F5E09BB"/>
     <w:multiLevelType w:val="multilevel"/>
     <w:tmpl w:val="0409001F"/>
@@ -6985,7 +7782,7 @@
       </w:pPr>
     </w:lvl>
   </w:abstractNum>
-  <w:abstractNum w:abstractNumId="14" w15:restartNumberingAfterBreak="0">
+  <w:abstractNum w:abstractNumId="17" w15:restartNumberingAfterBreak="0">
     <w:nsid w:val="52815615"/>
     <w:multiLevelType w:val="multilevel"/>
     <w:tmpl w:val="2F02DAB0"/>
@@ -7098,7 +7895,7 @@
       </w:rPr>
     </w:lvl>
   </w:abstractNum>
-  <w:abstractNum w:abstractNumId="15" w15:restartNumberingAfterBreak="0">
+  <w:abstractNum w:abstractNumId="18" w15:restartNumberingAfterBreak="0">
     <w:nsid w:val="56732FD1"/>
     <w:multiLevelType w:val="multilevel"/>
     <w:tmpl w:val="0BBA54D6"/>
@@ -7211,7 +8008,7 @@
       </w:rPr>
     </w:lvl>
   </w:abstractNum>
-  <w:abstractNum w:abstractNumId="16" w15:restartNumberingAfterBreak="0">
+  <w:abstractNum w:abstractNumId="19" w15:restartNumberingAfterBreak="0">
     <w:nsid w:val="56E602E4"/>
     <w:multiLevelType w:val="multilevel"/>
     <w:tmpl w:val="39421F86"/>
@@ -7326,15 +8123,15 @@
       </w:rPr>
     </w:lvl>
   </w:abstractNum>
-  <w:abstractNum w:abstractNumId="17" w15:restartNumberingAfterBreak="0">
+  <w:abstractNum w:abstractNumId="20" w15:restartNumberingAfterBreak="0">
     <w:nsid w:val="573C5BD3"/>
     <w:multiLevelType w:val="multilevel"/>
-    <w:tmpl w:val="5344C128"/>
+    <w:tmpl w:val="D96C9CE0"/>
     <w:lvl w:ilvl="0">
       <w:start w:val="1"/>
       <w:numFmt w:val="none"/>
       <w:pStyle w:val="Heading1"/>
-      <w:lvlText w:val="3.1"/>
+      <w:lvlText w:val="4.1"/>
       <w:lvlJc w:val="left"/>
       <w:pPr>
         <w:ind w:left="432" w:hanging="432"/>
@@ -7450,7 +8247,7 @@
       </w:rPr>
     </w:lvl>
   </w:abstractNum>
-  <w:abstractNum w:abstractNumId="18" w15:restartNumberingAfterBreak="0">
+  <w:abstractNum w:abstractNumId="21" w15:restartNumberingAfterBreak="0">
     <w:nsid w:val="576926E3"/>
     <w:multiLevelType w:val="hybridMultilevel"/>
     <w:tmpl w:val="B01CBC00"/>
@@ -7539,7 +8336,7 @@
       </w:pPr>
     </w:lvl>
   </w:abstractNum>
-  <w:abstractNum w:abstractNumId="19" w15:restartNumberingAfterBreak="0">
+  <w:abstractNum w:abstractNumId="22" w15:restartNumberingAfterBreak="0">
     <w:nsid w:val="59420E1F"/>
     <w:multiLevelType w:val="multilevel"/>
     <w:tmpl w:val="DB142C84"/>
@@ -7652,7 +8449,7 @@
       </w:rPr>
     </w:lvl>
   </w:abstractNum>
-  <w:abstractNum w:abstractNumId="20" w15:restartNumberingAfterBreak="0">
+  <w:abstractNum w:abstractNumId="23" w15:restartNumberingAfterBreak="0">
     <w:nsid w:val="658E3C4B"/>
     <w:multiLevelType w:val="hybridMultilevel"/>
     <w:tmpl w:val="0EFC35C4"/>
@@ -7738,7 +8535,7 @@
       </w:pPr>
     </w:lvl>
   </w:abstractNum>
-  <w:abstractNum w:abstractNumId="21" w15:restartNumberingAfterBreak="0">
+  <w:abstractNum w:abstractNumId="24" w15:restartNumberingAfterBreak="0">
     <w:nsid w:val="701F13D8"/>
     <w:multiLevelType w:val="multilevel"/>
     <w:tmpl w:val="00BEB4B8"/>
@@ -7851,7 +8648,7 @@
       </w:rPr>
     </w:lvl>
   </w:abstractNum>
-  <w:abstractNum w:abstractNumId="22" w15:restartNumberingAfterBreak="0">
+  <w:abstractNum w:abstractNumId="25" w15:restartNumberingAfterBreak="0">
     <w:nsid w:val="71C30F3E"/>
     <w:multiLevelType w:val="hybridMultilevel"/>
     <w:tmpl w:val="DBDAE274"/>
@@ -7940,7 +8737,7 @@
       </w:pPr>
     </w:lvl>
   </w:abstractNum>
-  <w:abstractNum w:abstractNumId="23" w15:restartNumberingAfterBreak="0">
+  <w:abstractNum w:abstractNumId="26" w15:restartNumberingAfterBreak="0">
     <w:nsid w:val="735A22CA"/>
     <w:multiLevelType w:val="multilevel"/>
     <w:tmpl w:val="C540E4A6"/>
@@ -8053,7 +8850,7 @@
       </w:rPr>
     </w:lvl>
   </w:abstractNum>
-  <w:abstractNum w:abstractNumId="24" w15:restartNumberingAfterBreak="0">
+  <w:abstractNum w:abstractNumId="27" w15:restartNumberingAfterBreak="0">
     <w:nsid w:val="793B2065"/>
     <w:multiLevelType w:val="multilevel"/>
     <w:tmpl w:val="78B2D79A"/>
@@ -8166,7 +8963,7 @@
       </w:rPr>
     </w:lvl>
   </w:abstractNum>
-  <w:abstractNum w:abstractNumId="25" w15:restartNumberingAfterBreak="0">
+  <w:abstractNum w:abstractNumId="28" w15:restartNumberingAfterBreak="0">
     <w:nsid w:val="7B332041"/>
     <w:multiLevelType w:val="hybridMultilevel"/>
     <w:tmpl w:val="DBDAE274"/>
@@ -8256,82 +9053,91 @@
     </w:lvl>
   </w:abstractNum>
   <w:num w:numId="1" w16cid:durableId="97025434">
+    <w:abstractNumId w:val="16"/>
+  </w:num>
+  <w:num w:numId="2" w16cid:durableId="491028291">
+    <w:abstractNumId w:val="26"/>
+  </w:num>
+  <w:num w:numId="3" w16cid:durableId="916284354">
+    <w:abstractNumId w:val="20"/>
+  </w:num>
+  <w:num w:numId="4" w16cid:durableId="459226019">
+    <w:abstractNumId w:val="7"/>
+  </w:num>
+  <w:num w:numId="5" w16cid:durableId="1551072031">
+    <w:abstractNumId w:val="12"/>
+  </w:num>
+  <w:num w:numId="6" w16cid:durableId="112869033">
+    <w:abstractNumId w:val="4"/>
+  </w:num>
+  <w:num w:numId="7" w16cid:durableId="512688732">
+    <w:abstractNumId w:val="3"/>
+  </w:num>
+  <w:num w:numId="8" w16cid:durableId="467817391">
+    <w:abstractNumId w:val="9"/>
+  </w:num>
+  <w:num w:numId="9" w16cid:durableId="285813201">
+    <w:abstractNumId w:val="28"/>
+  </w:num>
+  <w:num w:numId="10" w16cid:durableId="2006978129">
+    <w:abstractNumId w:val="22"/>
+  </w:num>
+  <w:num w:numId="11" w16cid:durableId="56782151">
+    <w:abstractNumId w:val="21"/>
+  </w:num>
+  <w:num w:numId="12" w16cid:durableId="1573151696">
+    <w:abstractNumId w:val="6"/>
+  </w:num>
+  <w:num w:numId="13" w16cid:durableId="1900171951">
+    <w:abstractNumId w:val="25"/>
+  </w:num>
+  <w:num w:numId="14" w16cid:durableId="646015506">
+    <w:abstractNumId w:val="1"/>
+  </w:num>
+  <w:num w:numId="15" w16cid:durableId="354886874">
+    <w:abstractNumId w:val="14"/>
+  </w:num>
+  <w:num w:numId="16" w16cid:durableId="1956062949">
+    <w:abstractNumId w:val="19"/>
+  </w:num>
+  <w:num w:numId="17" w16cid:durableId="1124739891">
+    <w:abstractNumId w:val="27"/>
+  </w:num>
+  <w:num w:numId="18" w16cid:durableId="1209492702">
+    <w:abstractNumId w:val="24"/>
+  </w:num>
+  <w:num w:numId="19" w16cid:durableId="1130199702">
+    <w:abstractNumId w:val="10"/>
+  </w:num>
+  <w:num w:numId="20" w16cid:durableId="1391996048">
+    <w:abstractNumId w:val="18"/>
+  </w:num>
+  <w:num w:numId="21" w16cid:durableId="2062363420">
+    <w:abstractNumId w:val="5"/>
+  </w:num>
+  <w:num w:numId="22" w16cid:durableId="1205017578">
+    <w:abstractNumId w:val="23"/>
+  </w:num>
+  <w:num w:numId="23" w16cid:durableId="1327905754">
+    <w:abstractNumId w:val="17"/>
+  </w:num>
+  <w:num w:numId="24" w16cid:durableId="1821997618">
+    <w:abstractNumId w:val="8"/>
+  </w:num>
+  <w:num w:numId="25" w16cid:durableId="1368411863">
+    <w:abstractNumId w:val="15"/>
+  </w:num>
+  <w:num w:numId="26" w16cid:durableId="1242325312">
     <w:abstractNumId w:val="13"/>
   </w:num>
-  <w:num w:numId="2" w16cid:durableId="491028291">
-    <w:abstractNumId w:val="23"/>
-  </w:num>
-  <w:num w:numId="3" w16cid:durableId="916284354">
-    <w:abstractNumId w:val="17"/>
-  </w:num>
-  <w:num w:numId="4" w16cid:durableId="459226019">
-    <w:abstractNumId w:val="5"/>
-  </w:num>
-  <w:num w:numId="5" w16cid:durableId="1551072031">
-    <w:abstractNumId w:val="9"/>
-  </w:num>
-  <w:num w:numId="6" w16cid:durableId="112869033">
+  <w:num w:numId="27" w16cid:durableId="1618441086">
     <w:abstractNumId w:val="2"/>
   </w:num>
-  <w:num w:numId="7" w16cid:durableId="512688732">
-    <w:abstractNumId w:val="1"/>
-  </w:num>
-  <w:num w:numId="8" w16cid:durableId="467817391">
-    <w:abstractNumId w:val="7"/>
-  </w:num>
-  <w:num w:numId="9" w16cid:durableId="285813201">
-    <w:abstractNumId w:val="25"/>
-  </w:num>
-  <w:num w:numId="10" w16cid:durableId="2006978129">
-    <w:abstractNumId w:val="19"/>
-  </w:num>
-  <w:num w:numId="11" w16cid:durableId="56782151">
-    <w:abstractNumId w:val="18"/>
-  </w:num>
-  <w:num w:numId="12" w16cid:durableId="1573151696">
-    <w:abstractNumId w:val="4"/>
-  </w:num>
-  <w:num w:numId="13" w16cid:durableId="1900171951">
-    <w:abstractNumId w:val="22"/>
-  </w:num>
-  <w:num w:numId="14" w16cid:durableId="646015506">
-    <w:abstractNumId w:val="0"/>
-  </w:num>
-  <w:num w:numId="15" w16cid:durableId="354886874">
+  <w:num w:numId="28" w16cid:durableId="446387640">
     <w:abstractNumId w:val="11"/>
   </w:num>
-  <w:num w:numId="16" w16cid:durableId="1956062949">
-    <w:abstractNumId w:val="16"/>
-  </w:num>
-  <w:num w:numId="17" w16cid:durableId="1124739891">
-    <w:abstractNumId w:val="24"/>
-  </w:num>
-  <w:num w:numId="18" w16cid:durableId="1209492702">
-    <w:abstractNumId w:val="21"/>
-  </w:num>
-  <w:num w:numId="19" w16cid:durableId="1130199702">
-    <w:abstractNumId w:val="8"/>
-  </w:num>
-  <w:num w:numId="20" w16cid:durableId="1391996048">
-    <w:abstractNumId w:val="15"/>
-  </w:num>
-  <w:num w:numId="21" w16cid:durableId="2062363420">
-    <w:abstractNumId w:val="3"/>
-  </w:num>
-  <w:num w:numId="22" w16cid:durableId="1205017578">
-    <w:abstractNumId w:val="20"/>
-  </w:num>
-  <w:num w:numId="23" w16cid:durableId="1327905754">
-    <w:abstractNumId w:val="14"/>
-  </w:num>
-  <w:num w:numId="24" w16cid:durableId="1821997618">
-    <w:abstractNumId w:val="6"/>
-  </w:num>
-  <w:num w:numId="25" w16cid:durableId="1368411863">
-    <w:abstractNumId w:val="12"/>
-  </w:num>
-  <w:num w:numId="26" w16cid:durableId="1242325312">
-    <w:abstractNumId w:val="10"/>
+  <w:num w:numId="29" w16cid:durableId="2039767916">
+    <w:abstractNumId w:val="0"/>
   </w:num>
 </w:numbering>
 </file>
@@ -8973,6 +9779,7 @@
   <w:style w:type="character" w:default="1" w:styleId="DefaultParagraphFont">
     <w:name w:val="Default Paragraph Font"/>
     <w:uiPriority w:val="1"/>
+    <w:semiHidden/>
     <w:unhideWhenUsed/>
   </w:style>
   <w:style w:type="table" w:default="1" w:styleId="TableNormal">
@@ -9727,7 +10534,7 @@
     <b:MonthAccessed>July</b:MonthAccessed>
     <b:DayAccessed>24</b:DayAccessed>
     <b:URL>https://www.geeksforgeeks.org/operating-systems/operating-systems/</b:URL>
-    <b:RefOrder>16</b:RefOrder>
+    <b:RefOrder>18</b:RefOrder>
   </b:Source>
   <b:Source>
     <b:Tag>Mic26</b:Tag>
@@ -9865,11 +10672,50 @@
     <b:URL>https://www.geeksforgeeks.org/computer-networks/types-of-network-topology/</b:URL>
     <b:RefOrder>15</b:RefOrder>
   </b:Source>
+  <b:Source>
+    <b:Tag>Phi26</b:Tag>
+    <b:SourceType>InternetSite</b:SourceType>
+    <b:Guid>{1436EC10-8E19-4C5A-ABE3-DE94457894FF}</b:Guid>
+    <b:Author>
+      <b:Author>
+        <b:NameList>
+          <b:Person>
+            <b:Last>Phill Powell</b:Last>
+            <b:First>Ian</b:First>
+            <b:Middle>Smalley</b:Middle>
+          </b:Person>
+        </b:NameList>
+      </b:Author>
+    </b:Author>
+    <b:Title>IBM</b:Title>
+    <b:YearAccessed>2026</b:YearAccessed>
+    <b:MonthAccessed>July</b:MonthAccessed>
+    <b:DayAccessed>23</b:DayAccessed>
+    <b:URL>https://www.ibm.com/think/topics/distributed-computing</b:URL>
+    <b:RefOrder>17</b:RefOrder>
+  </b:Source>
+  <b:Source>
+    <b:Tag>Gee256</b:Tag>
+    <b:SourceType>InternetSite</b:SourceType>
+    <b:Guid>{2C90079D-8444-4864-9AF9-50D2AA6DF84B}</b:Guid>
+    <b:Author>
+      <b:Author>
+        <b:Corporate>GeeksforGeeks</b:Corporate>
+      </b:Author>
+    </b:Author>
+    <b:Title>GeeksforGeeks</b:Title>
+    <b:Year>2025</b:Year>
+    <b:YearAccessed>2026</b:YearAccessed>
+    <b:MonthAccessed>July</b:MonthAccessed>
+    <b:DayAccessed>23</b:DayAccessed>
+    <b:URL>https://www.geeksforgeeks.org/devops/what-is-distributed-computing/</b:URL>
+    <b:RefOrder>16</b:RefOrder>
+  </b:Source>
 </b:Sources>
 </file>
 
 <file path=customXml/itemProps1.xml><?xml version="1.0" encoding="utf-8"?>
-<ds:datastoreItem xmlns:ds="http://schemas.openxmlformats.org/officeDocument/2006/customXml" ds:itemID="{449724B7-3E5F-4E09-8C17-4D2F37DCB6D3}">
+<ds:datastoreItem xmlns:ds="http://schemas.openxmlformats.org/officeDocument/2006/customXml" ds:itemID="{9D51B343-0568-461D-A472-8E16872F9D6D}">
   <ds:schemaRefs>
     <ds:schemaRef ds:uri="http://schemas.openxmlformats.org/officeDocument/2006/bibliography"/>
   </ds:schemaRefs>

--- a/Level_4/Level_4(1st Semester)/Computer Systems/L4DC-L4DCBM- Computer Systems- Blessings Tamanga(P00221220).docx
+++ b/Level_4/Level_4(1st Semester)/Computer Systems/L4DC-L4DCBM- Computer Systems- Blessings Tamanga(P00221220).docx
@@ -562,7 +562,21 @@
         <w:rPr>
           <w:rFonts w:ascii="Arial" w:hAnsi="Arial" w:cs="Arial"/>
         </w:rPr>
-        <w:t xml:space="preserve"> technologies are applied withing QuantumTech, a </w:t>
+        <w:t xml:space="preserve"> technologies are applied withing </w:t>
+      </w:r>
+      <w:proofErr w:type="spellStart"/>
+      <w:r>
+        <w:rPr>
+          <w:rFonts w:ascii="Arial" w:hAnsi="Arial" w:cs="Arial"/>
+        </w:rPr>
+        <w:t>QuantumTech</w:t>
+      </w:r>
+      <w:proofErr w:type="spellEnd"/>
+      <w:r>
+        <w:rPr>
+          <w:rFonts w:ascii="Arial" w:hAnsi="Arial" w:cs="Arial"/>
+        </w:rPr>
+        <w:t xml:space="preserve">, a </w:t>
       </w:r>
       <w:r>
         <w:rPr>
@@ -582,12 +596,14 @@
         </w:rPr>
         <w:t xml:space="preserve"> the </w:t>
       </w:r>
+      <w:proofErr w:type="spellStart"/>
       <w:r>
         <w:rPr>
           <w:rFonts w:ascii="Arial" w:hAnsi="Arial" w:cs="Arial"/>
         </w:rPr>
         <w:t>QuantumX</w:t>
       </w:r>
+      <w:proofErr w:type="spellEnd"/>
       <w:r>
         <w:rPr>
           <w:rFonts w:ascii="Arial" w:hAnsi="Arial" w:cs="Arial"/>
@@ -778,26 +794,78 @@
           <w:color w:val="auto"/>
         </w:rPr>
         <w:lastRenderedPageBreak/>
-        <w:t>The QuantumX</w:t>
-      </w:r>
-    </w:p>
-    <w:p>
-      <w:pPr>
-        <w:rPr>
-          <w:rFonts w:ascii="Arial" w:hAnsi="Arial" w:cs="Arial"/>
-        </w:rPr>
-      </w:pPr>
-      <w:r>
-        <w:rPr>
-          <w:rFonts w:ascii="Arial" w:hAnsi="Arial" w:cs="Arial"/>
-        </w:rPr>
-        <w:t>This section explains how QuantumTech uses digital technology in manufacturing</w:t>
-      </w:r>
-      <w:r>
-        <w:rPr>
-          <w:rFonts w:ascii="Arial" w:hAnsi="Arial" w:cs="Arial"/>
-        </w:rPr>
-        <w:t xml:space="preserve"> the QuantumX desktop computer and outlines the hardware architecture, operating system functionalities and procedures to enhance the business productivity for technology startups in Techville.</w:t>
+        <w:t xml:space="preserve">The </w:t>
+      </w:r>
+      <w:proofErr w:type="spellStart"/>
+      <w:r>
+        <w:rPr>
+          <w:rFonts w:ascii="Arial" w:hAnsi="Arial" w:cs="Arial"/>
+          <w:b/>
+          <w:color w:val="auto"/>
+        </w:rPr>
+        <w:t>QuantumX</w:t>
+      </w:r>
+      <w:proofErr w:type="spellEnd"/>
+    </w:p>
+    <w:p>
+      <w:pPr>
+        <w:rPr>
+          <w:rFonts w:ascii="Arial" w:hAnsi="Arial" w:cs="Arial"/>
+        </w:rPr>
+      </w:pPr>
+      <w:r>
+        <w:rPr>
+          <w:rFonts w:ascii="Arial" w:hAnsi="Arial" w:cs="Arial"/>
+        </w:rPr>
+        <w:t xml:space="preserve">This section explains how </w:t>
+      </w:r>
+      <w:proofErr w:type="spellStart"/>
+      <w:r>
+        <w:rPr>
+          <w:rFonts w:ascii="Arial" w:hAnsi="Arial" w:cs="Arial"/>
+        </w:rPr>
+        <w:t>QuantumTech</w:t>
+      </w:r>
+      <w:proofErr w:type="spellEnd"/>
+      <w:r>
+        <w:rPr>
+          <w:rFonts w:ascii="Arial" w:hAnsi="Arial" w:cs="Arial"/>
+        </w:rPr>
+        <w:t xml:space="preserve"> uses digital technology in manufacturing</w:t>
+      </w:r>
+      <w:r>
+        <w:rPr>
+          <w:rFonts w:ascii="Arial" w:hAnsi="Arial" w:cs="Arial"/>
+        </w:rPr>
+        <w:t xml:space="preserve"> the </w:t>
+      </w:r>
+      <w:proofErr w:type="spellStart"/>
+      <w:r>
+        <w:rPr>
+          <w:rFonts w:ascii="Arial" w:hAnsi="Arial" w:cs="Arial"/>
+        </w:rPr>
+        <w:t>QuantumX</w:t>
+      </w:r>
+      <w:proofErr w:type="spellEnd"/>
+      <w:r>
+        <w:rPr>
+          <w:rFonts w:ascii="Arial" w:hAnsi="Arial" w:cs="Arial"/>
+        </w:rPr>
+        <w:t xml:space="preserve"> desktop computer and outlines the hardware architecture, operating system functionalities and procedures to enhance the business productivity for technology startups in </w:t>
+      </w:r>
+      <w:proofErr w:type="spellStart"/>
+      <w:r>
+        <w:rPr>
+          <w:rFonts w:ascii="Arial" w:hAnsi="Arial" w:cs="Arial"/>
+        </w:rPr>
+        <w:t>Techville</w:t>
+      </w:r>
+      <w:proofErr w:type="spellEnd"/>
+      <w:r>
+        <w:rPr>
+          <w:rFonts w:ascii="Arial" w:hAnsi="Arial" w:cs="Arial"/>
+        </w:rPr>
+        <w:t>.</w:t>
       </w:r>
     </w:p>
     <w:p>
@@ -1128,7 +1196,21 @@
         <w:rPr>
           <w:rFonts w:ascii="Arial" w:hAnsi="Arial" w:cs="Arial"/>
         </w:rPr>
-        <w:t>The QuantumX utilizes a multi-core CPU with high clock speeds and large cache memory.</w:t>
+        <w:t xml:space="preserve">The </w:t>
+      </w:r>
+      <w:proofErr w:type="spellStart"/>
+      <w:r>
+        <w:rPr>
+          <w:rFonts w:ascii="Arial" w:hAnsi="Arial" w:cs="Arial"/>
+        </w:rPr>
+        <w:t>QuantumX</w:t>
+      </w:r>
+      <w:proofErr w:type="spellEnd"/>
+      <w:r>
+        <w:rPr>
+          <w:rFonts w:ascii="Arial" w:hAnsi="Arial" w:cs="Arial"/>
+        </w:rPr>
+        <w:t xml:space="preserve"> utilizes a multi-core CPU with high clock speeds and large cache memory.</w:t>
       </w:r>
     </w:p>
     <w:p>
@@ -1226,7 +1308,21 @@
         <w:rPr>
           <w:rFonts w:ascii="Arial" w:hAnsi="Arial" w:cs="Arial"/>
         </w:rPr>
-        <w:t>The storage component specifically Solid State D</w:t>
+        <w:t xml:space="preserve">The storage component specifically </w:t>
+      </w:r>
+      <w:proofErr w:type="gramStart"/>
+      <w:r>
+        <w:rPr>
+          <w:rFonts w:ascii="Arial" w:hAnsi="Arial" w:cs="Arial"/>
+        </w:rPr>
+        <w:t>Solid State</w:t>
+      </w:r>
+      <w:proofErr w:type="gramEnd"/>
+      <w:r>
+        <w:rPr>
+          <w:rFonts w:ascii="Arial" w:hAnsi="Arial" w:cs="Arial"/>
+        </w:rPr>
+        <w:t xml:space="preserve"> D</w:t>
       </w:r>
       <w:r>
         <w:rPr>
@@ -1250,13 +1346,55 @@
         <w:rPr>
           <w:rFonts w:ascii="Arial" w:hAnsi="Arial" w:cs="Arial"/>
         </w:rPr>
-        <w:t xml:space="preserve">, Unlike traditional Hard Disk Drives(HDD) which has moving parts which needs to start first before allowing the retrieval or writing of data. </w:t>
-      </w:r>
-      <w:r>
-        <w:rPr>
-          <w:rFonts w:ascii="Arial" w:hAnsi="Arial" w:cs="Arial"/>
-        </w:rPr>
-        <w:t>By utilizing these technologies, QuantumX minimizes CPU wait times (Bottlenecks), thereby improving system efficiency and supporting heavy multitasking.</w:t>
+        <w:t xml:space="preserve">, </w:t>
+      </w:r>
+      <w:proofErr w:type="gramStart"/>
+      <w:r>
+        <w:rPr>
+          <w:rFonts w:ascii="Arial" w:hAnsi="Arial" w:cs="Arial"/>
+        </w:rPr>
+        <w:t>Unlike</w:t>
+      </w:r>
+      <w:proofErr w:type="gramEnd"/>
+      <w:r>
+        <w:rPr>
+          <w:rFonts w:ascii="Arial" w:hAnsi="Arial" w:cs="Arial"/>
+        </w:rPr>
+        <w:t xml:space="preserve"> traditional Hard Disk </w:t>
+      </w:r>
+      <w:proofErr w:type="gramStart"/>
+      <w:r>
+        <w:rPr>
+          <w:rFonts w:ascii="Arial" w:hAnsi="Arial" w:cs="Arial"/>
+        </w:rPr>
+        <w:t>Drives(</w:t>
+      </w:r>
+      <w:proofErr w:type="gramEnd"/>
+      <w:r>
+        <w:rPr>
+          <w:rFonts w:ascii="Arial" w:hAnsi="Arial" w:cs="Arial"/>
+        </w:rPr>
+        <w:t xml:space="preserve">HDD) which has moving parts which needs to start first before allowing the retrieval or writing of data. </w:t>
+      </w:r>
+      <w:r>
+        <w:rPr>
+          <w:rFonts w:ascii="Arial" w:hAnsi="Arial" w:cs="Arial"/>
+        </w:rPr>
+        <w:t xml:space="preserve">By utilizing these technologies, </w:t>
+      </w:r>
+      <w:proofErr w:type="spellStart"/>
+      <w:r>
+        <w:rPr>
+          <w:rFonts w:ascii="Arial" w:hAnsi="Arial" w:cs="Arial"/>
+        </w:rPr>
+        <w:t>QuantumX</w:t>
+      </w:r>
+      <w:proofErr w:type="spellEnd"/>
+      <w:r>
+        <w:rPr>
+          <w:rFonts w:ascii="Arial" w:hAnsi="Arial" w:cs="Arial"/>
+        </w:rPr>
+        <w:t xml:space="preserve"> minimizes CPU wait times (Bottlenecks), thereby improving system efficiency and supporting heavy multitasking.</w:t>
       </w:r>
     </w:p>
     <w:p>
@@ -1301,7 +1439,35 @@
         <w:rPr>
           <w:rFonts w:ascii="Arial" w:hAnsi="Arial" w:cs="Arial"/>
         </w:rPr>
-        <w:t xml:space="preserve">Regardless that QuantumX is a microcomputer, QuantumTech must understand other classes of computers. According to </w:t>
+        <w:t xml:space="preserve">Regardless that </w:t>
+      </w:r>
+      <w:proofErr w:type="spellStart"/>
+      <w:r>
+        <w:rPr>
+          <w:rFonts w:ascii="Arial" w:hAnsi="Arial" w:cs="Arial"/>
+        </w:rPr>
+        <w:t>QuantumX</w:t>
+      </w:r>
+      <w:proofErr w:type="spellEnd"/>
+      <w:r>
+        <w:rPr>
+          <w:rFonts w:ascii="Arial" w:hAnsi="Arial" w:cs="Arial"/>
+        </w:rPr>
+        <w:t xml:space="preserve"> is a microcomputer, </w:t>
+      </w:r>
+      <w:proofErr w:type="spellStart"/>
+      <w:r>
+        <w:rPr>
+          <w:rFonts w:ascii="Arial" w:hAnsi="Arial" w:cs="Arial"/>
+        </w:rPr>
+        <w:t>QuantumTech</w:t>
+      </w:r>
+      <w:proofErr w:type="spellEnd"/>
+      <w:r>
+        <w:rPr>
+          <w:rFonts w:ascii="Arial" w:hAnsi="Arial" w:cs="Arial"/>
+        </w:rPr>
+        <w:t xml:space="preserve"> must understand other classes of computers. According to </w:t>
       </w:r>
       <w:sdt>
         <w:sdtPr>
@@ -1351,7 +1517,21 @@
         <w:rPr>
           <w:rFonts w:ascii="Arial" w:hAnsi="Arial" w:cs="Arial"/>
         </w:rPr>
-        <w:t xml:space="preserve"> computers are of classified differently in accordance to size, purpose, functionality and performance. QuantumX is being classified based on its size which is Microcomputers or personal computers. </w:t>
+        <w:t xml:space="preserve"> computers are of classified differently in accordance to size, purpose, functionality and performance. </w:t>
+      </w:r>
+      <w:proofErr w:type="spellStart"/>
+      <w:r>
+        <w:rPr>
+          <w:rFonts w:ascii="Arial" w:hAnsi="Arial" w:cs="Arial"/>
+        </w:rPr>
+        <w:t>QuantumX</w:t>
+      </w:r>
+      <w:proofErr w:type="spellEnd"/>
+      <w:r>
+        <w:rPr>
+          <w:rFonts w:ascii="Arial" w:hAnsi="Arial" w:cs="Arial"/>
+        </w:rPr>
+        <w:t xml:space="preserve"> is being classified based on its size which is Microcomputers or personal computers. </w:t>
       </w:r>
       <w:r>
         <w:rPr>
@@ -1417,7 +1597,21 @@
         <w:rPr>
           <w:rFonts w:ascii="Arial" w:hAnsi="Arial" w:cs="Arial"/>
         </w:rPr>
-        <w:t>s. Microcumputers include Desktop PCs, Laptops, tablets an</w:t>
+        <w:t xml:space="preserve">s. </w:t>
+      </w:r>
+      <w:proofErr w:type="spellStart"/>
+      <w:r>
+        <w:rPr>
+          <w:rFonts w:ascii="Arial" w:hAnsi="Arial" w:cs="Arial"/>
+        </w:rPr>
+        <w:t>Microcumputers</w:t>
+      </w:r>
+      <w:proofErr w:type="spellEnd"/>
+      <w:r>
+        <w:rPr>
+          <w:rFonts w:ascii="Arial" w:hAnsi="Arial" w:cs="Arial"/>
+        </w:rPr>
+        <w:t xml:space="preserve"> include Desktop PCs, Laptops, tablets an</w:t>
       </w:r>
       <w:r>
         <w:rPr>
@@ -1441,7 +1635,21 @@
         <w:rPr>
           <w:rFonts w:ascii="Arial" w:hAnsi="Arial" w:cs="Arial"/>
         </w:rPr>
-        <w:t>However, QuantumTech needs to have knowledge in the following</w:t>
+        <w:t xml:space="preserve">However, </w:t>
+      </w:r>
+      <w:proofErr w:type="spellStart"/>
+      <w:r>
+        <w:rPr>
+          <w:rFonts w:ascii="Arial" w:hAnsi="Arial" w:cs="Arial"/>
+        </w:rPr>
+        <w:t>QuantumTech</w:t>
+      </w:r>
+      <w:proofErr w:type="spellEnd"/>
+      <w:r>
+        <w:rPr>
+          <w:rFonts w:ascii="Arial" w:hAnsi="Arial" w:cs="Arial"/>
+        </w:rPr>
+        <w:t xml:space="preserve"> needs to have knowledge in the following</w:t>
       </w:r>
       <w:r>
         <w:rPr>
@@ -1652,7 +1860,39 @@
           <w:rFonts w:ascii="Arial" w:hAnsi="Arial" w:cs="Arial"/>
           <w:bCs/>
         </w:rPr>
-        <w:t>To boost sales and advance their services QuantumTech needs to keep updating its services and its operations in accordance to how the world is evolving. The following are some of the areas QuantumTech can adapt.</w:t>
+        <w:t xml:space="preserve">To boost sales and advance their services </w:t>
+      </w:r>
+      <w:proofErr w:type="spellStart"/>
+      <w:r>
+        <w:rPr>
+          <w:rFonts w:ascii="Arial" w:hAnsi="Arial" w:cs="Arial"/>
+          <w:bCs/>
+        </w:rPr>
+        <w:t>QuantumTech</w:t>
+      </w:r>
+      <w:proofErr w:type="spellEnd"/>
+      <w:r>
+        <w:rPr>
+          <w:rFonts w:ascii="Arial" w:hAnsi="Arial" w:cs="Arial"/>
+          <w:bCs/>
+        </w:rPr>
+        <w:t xml:space="preserve"> needs to keep updating its services and its operations in accordance to how the world is evolving. The following are some of the areas </w:t>
+      </w:r>
+      <w:proofErr w:type="spellStart"/>
+      <w:r>
+        <w:rPr>
+          <w:rFonts w:ascii="Arial" w:hAnsi="Arial" w:cs="Arial"/>
+          <w:bCs/>
+        </w:rPr>
+        <w:t>QuantumTech</w:t>
+      </w:r>
+      <w:proofErr w:type="spellEnd"/>
+      <w:r>
+        <w:rPr>
+          <w:rFonts w:ascii="Arial" w:hAnsi="Arial" w:cs="Arial"/>
+          <w:bCs/>
+        </w:rPr>
+        <w:t xml:space="preserve"> can adapt.</w:t>
       </w:r>
     </w:p>
     <w:p>
@@ -1771,7 +2011,23 @@
           <w:rFonts w:ascii="Arial" w:hAnsi="Arial" w:cs="Arial"/>
           <w:bCs/>
         </w:rPr>
-        <w:t xml:space="preserve">, connectivity, network installation and network repairing. By offering these services, QuantumTech can generate more </w:t>
+        <w:t xml:space="preserve">, connectivity, network installation and network repairing. By offering these services, </w:t>
+      </w:r>
+      <w:proofErr w:type="spellStart"/>
+      <w:r>
+        <w:rPr>
+          <w:rFonts w:ascii="Arial" w:hAnsi="Arial" w:cs="Arial"/>
+          <w:bCs/>
+        </w:rPr>
+        <w:t>QuantumTech</w:t>
+      </w:r>
+      <w:proofErr w:type="spellEnd"/>
+      <w:r>
+        <w:rPr>
+          <w:rFonts w:ascii="Arial" w:hAnsi="Arial" w:cs="Arial"/>
+          <w:bCs/>
+        </w:rPr>
+        <w:t xml:space="preserve"> can generate more </w:t>
       </w:r>
       <w:r>
         <w:rPr>
@@ -1905,7 +2161,21 @@
         <w:rPr>
           <w:rFonts w:ascii="Arial" w:hAnsi="Arial" w:cs="Arial"/>
         </w:rPr>
-        <w:t xml:space="preserve">capabilities of desktop microcomputers. QuantumTech can </w:t>
+        <w:t xml:space="preserve">capabilities of desktop microcomputers. </w:t>
+      </w:r>
+      <w:proofErr w:type="spellStart"/>
+      <w:r>
+        <w:rPr>
+          <w:rFonts w:ascii="Arial" w:hAnsi="Arial" w:cs="Arial"/>
+        </w:rPr>
+        <w:t>QuantumTech</w:t>
+      </w:r>
+      <w:proofErr w:type="spellEnd"/>
+      <w:r>
+        <w:rPr>
+          <w:rFonts w:ascii="Arial" w:hAnsi="Arial" w:cs="Arial"/>
+        </w:rPr>
+        <w:t xml:space="preserve"> can </w:t>
       </w:r>
       <w:r>
         <w:rPr>
@@ -1935,7 +2205,21 @@
         <w:rPr>
           <w:rFonts w:ascii="Arial" w:hAnsi="Arial" w:cs="Arial"/>
         </w:rPr>
-        <w:t xml:space="preserve"> could generate QuantumTech more profits as a lot of people always are in need of th</w:t>
+        <w:t xml:space="preserve"> could generate </w:t>
+      </w:r>
+      <w:proofErr w:type="spellStart"/>
+      <w:r>
+        <w:rPr>
+          <w:rFonts w:ascii="Arial" w:hAnsi="Arial" w:cs="Arial"/>
+        </w:rPr>
+        <w:t>QuantumTech</w:t>
+      </w:r>
+      <w:proofErr w:type="spellEnd"/>
+      <w:r>
+        <w:rPr>
+          <w:rFonts w:ascii="Arial" w:hAnsi="Arial" w:cs="Arial"/>
+        </w:rPr>
+        <w:t xml:space="preserve"> more profits as a lot of people always are in need of th</w:t>
       </w:r>
       <w:r>
         <w:rPr>
@@ -2003,7 +2287,21 @@
         <w:rPr>
           <w:rFonts w:ascii="Arial" w:hAnsi="Arial" w:cs="Arial"/>
         </w:rPr>
-        <w:t>Modern computer systems need operating system(OS).</w:t>
+        <w:t xml:space="preserve">Modern computer systems need operating </w:t>
+      </w:r>
+      <w:proofErr w:type="gramStart"/>
+      <w:r>
+        <w:rPr>
+          <w:rFonts w:ascii="Arial" w:hAnsi="Arial" w:cs="Arial"/>
+        </w:rPr>
+        <w:t>system(</w:t>
+      </w:r>
+      <w:proofErr w:type="gramEnd"/>
+      <w:r>
+        <w:rPr>
+          <w:rFonts w:ascii="Arial" w:hAnsi="Arial" w:cs="Arial"/>
+        </w:rPr>
+        <w:t>OS).</w:t>
       </w:r>
       <w:sdt>
         <w:sdtPr>
@@ -2145,7 +2443,21 @@
         <w:rPr>
           <w:rFonts w:ascii="Arial" w:hAnsi="Arial" w:cs="Arial"/>
         </w:rPr>
-        <w:t>For QuantumX to operate well, the operating is needed for the following functionalities.</w:t>
+        <w:t xml:space="preserve">For </w:t>
+      </w:r>
+      <w:proofErr w:type="spellStart"/>
+      <w:r>
+        <w:rPr>
+          <w:rFonts w:ascii="Arial" w:hAnsi="Arial" w:cs="Arial"/>
+        </w:rPr>
+        <w:t>QuantumX</w:t>
+      </w:r>
+      <w:proofErr w:type="spellEnd"/>
+      <w:r>
+        <w:rPr>
+          <w:rFonts w:ascii="Arial" w:hAnsi="Arial" w:cs="Arial"/>
+        </w:rPr>
+        <w:t xml:space="preserve"> to operate well, the operating is needed for the following functionalities.</w:t>
       </w:r>
     </w:p>
     <w:p>
@@ -2180,7 +2492,21 @@
         <w:rPr>
           <w:rFonts w:ascii="Arial" w:hAnsi="Arial" w:cs="Arial"/>
         </w:rPr>
-        <w:t xml:space="preserve">A process refers to a running program. Process management in operating system is about management of programs. Processes management has its on circle that varies from Starting the process, Ready state, wait state, running and Terminated states. The OS </w:t>
+        <w:t xml:space="preserve">A process refers to a running program. Process management in operating system is about management of programs. Processes management has its </w:t>
+      </w:r>
+      <w:proofErr w:type="spellStart"/>
+      <w:r>
+        <w:rPr>
+          <w:rFonts w:ascii="Arial" w:hAnsi="Arial" w:cs="Arial"/>
+        </w:rPr>
+        <w:t>on</w:t>
+      </w:r>
+      <w:proofErr w:type="spellEnd"/>
+      <w:r>
+        <w:rPr>
+          <w:rFonts w:ascii="Arial" w:hAnsi="Arial" w:cs="Arial"/>
+        </w:rPr>
+        <w:t xml:space="preserve"> circle that varies from Starting the process, Ready state, wait state, running and Terminated states. The OS </w:t>
       </w:r>
       <w:r>
         <w:rPr>
@@ -2228,7 +2554,21 @@
         <w:rPr>
           <w:rFonts w:ascii="Arial" w:hAnsi="Arial" w:cs="Arial"/>
         </w:rPr>
-        <w:t>(SJF) or Round-Robin(RR).</w:t>
+        <w:t>(SJF) or Round-</w:t>
+      </w:r>
+      <w:proofErr w:type="gramStart"/>
+      <w:r>
+        <w:rPr>
+          <w:rFonts w:ascii="Arial" w:hAnsi="Arial" w:cs="Arial"/>
+        </w:rPr>
+        <w:t>Robin(</w:t>
+      </w:r>
+      <w:proofErr w:type="gramEnd"/>
+      <w:r>
+        <w:rPr>
+          <w:rFonts w:ascii="Arial" w:hAnsi="Arial" w:cs="Arial"/>
+        </w:rPr>
+        <w:t>RR).</w:t>
       </w:r>
     </w:p>
     <w:p>
@@ -2270,7 +2610,21 @@
           <w:rFonts w:ascii="Arial" w:hAnsi="Arial" w:cs="Arial"/>
         </w:rPr>
         <w:lastRenderedPageBreak/>
-        <w:t xml:space="preserve">memory includes Allocation and deallocation, virtual meory, disc management and fragmentation handling. </w:t>
+        <w:t xml:space="preserve">memory includes Allocation and deallocation, virtual </w:t>
+      </w:r>
+      <w:proofErr w:type="spellStart"/>
+      <w:r>
+        <w:rPr>
+          <w:rFonts w:ascii="Arial" w:hAnsi="Arial" w:cs="Arial"/>
+        </w:rPr>
+        <w:t>meory</w:t>
+      </w:r>
+      <w:proofErr w:type="spellEnd"/>
+      <w:r>
+        <w:rPr>
+          <w:rFonts w:ascii="Arial" w:hAnsi="Arial" w:cs="Arial"/>
+        </w:rPr>
+        <w:t xml:space="preserve">, disc management and fragmentation handling. </w:t>
       </w:r>
     </w:p>
     <w:p>
@@ -2583,11 +2937,33 @@
           <w:rFonts w:ascii="Arial" w:hAnsi="Arial" w:cs="Arial"/>
         </w:rPr>
       </w:pPr>
-      <w:r>
-        <w:rPr>
-          <w:rFonts w:ascii="Arial" w:hAnsi="Arial" w:cs="Arial"/>
-        </w:rPr>
-        <w:t>QuantumTech plans to include software with its desktop computers as a way of offering better-quality service to its customers. This section explains the software landscape, categories of software and application types, execution process and development tools that QuantumTech should consider to offer better quality service</w:t>
+      <w:proofErr w:type="spellStart"/>
+      <w:r>
+        <w:rPr>
+          <w:rFonts w:ascii="Arial" w:hAnsi="Arial" w:cs="Arial"/>
+        </w:rPr>
+        <w:t>QuantumTech</w:t>
+      </w:r>
+      <w:proofErr w:type="spellEnd"/>
+      <w:r>
+        <w:rPr>
+          <w:rFonts w:ascii="Arial" w:hAnsi="Arial" w:cs="Arial"/>
+        </w:rPr>
+        <w:t xml:space="preserve"> plans to include software with its desktop computers as a way of offering better-quality service to its customers. This section explains the software landscape, categories of software and application types, execution process and development tools that </w:t>
+      </w:r>
+      <w:proofErr w:type="spellStart"/>
+      <w:r>
+        <w:rPr>
+          <w:rFonts w:ascii="Arial" w:hAnsi="Arial" w:cs="Arial"/>
+        </w:rPr>
+        <w:t>QuantumTech</w:t>
+      </w:r>
+      <w:proofErr w:type="spellEnd"/>
+      <w:r>
+        <w:rPr>
+          <w:rFonts w:ascii="Arial" w:hAnsi="Arial" w:cs="Arial"/>
+        </w:rPr>
+        <w:t xml:space="preserve"> should consider to offer better quality service</w:t>
       </w:r>
       <w:r>
         <w:rPr>
@@ -2666,7 +3042,21 @@
         <w:rPr>
           <w:rFonts w:ascii="Arial" w:hAnsi="Arial" w:cs="Arial"/>
         </w:rPr>
-        <w:t xml:space="preserve"> classified differently depending on what factor they are classified of. To help investors understand the software landscape better, QuantumTech should consider three categories of software:</w:t>
+        <w:t xml:space="preserve"> classified differently depending on what factor they are classified of. To help investors understand the software landscape better, </w:t>
+      </w:r>
+      <w:proofErr w:type="spellStart"/>
+      <w:r>
+        <w:rPr>
+          <w:rFonts w:ascii="Arial" w:hAnsi="Arial" w:cs="Arial"/>
+        </w:rPr>
+        <w:t>QuantumTech</w:t>
+      </w:r>
+      <w:proofErr w:type="spellEnd"/>
+      <w:r>
+        <w:rPr>
+          <w:rFonts w:ascii="Arial" w:hAnsi="Arial" w:cs="Arial"/>
+        </w:rPr>
+        <w:t xml:space="preserve"> should consider three categories of software:</w:t>
       </w:r>
     </w:p>
     <w:p>
@@ -3249,7 +3639,21 @@
         <w:rPr>
           <w:rFonts w:ascii="Arial" w:hAnsi="Arial" w:cs="Arial"/>
         </w:rPr>
-        <w:t>application software, but at QuantumTech no one understands how software</w:t>
+        <w:t xml:space="preserve">application software, but at </w:t>
+      </w:r>
+      <w:proofErr w:type="spellStart"/>
+      <w:r>
+        <w:rPr>
+          <w:rFonts w:ascii="Arial" w:hAnsi="Arial" w:cs="Arial"/>
+        </w:rPr>
+        <w:t>QuantumTech</w:t>
+      </w:r>
+      <w:proofErr w:type="spellEnd"/>
+      <w:r>
+        <w:rPr>
+          <w:rFonts w:ascii="Arial" w:hAnsi="Arial" w:cs="Arial"/>
+        </w:rPr>
+        <w:t xml:space="preserve"> no one understands how software</w:t>
       </w:r>
       <w:r>
         <w:rPr>
@@ -3303,8 +3707,16 @@
         <w:rPr>
           <w:rFonts w:ascii="Arial" w:hAnsi="Arial" w:cs="Arial"/>
         </w:rPr>
-        <w:t xml:space="preserve"> at QuntumTech</w:t>
-      </w:r>
+        <w:t xml:space="preserve"> at </w:t>
+      </w:r>
+      <w:proofErr w:type="spellStart"/>
+      <w:r>
+        <w:rPr>
+          <w:rFonts w:ascii="Arial" w:hAnsi="Arial" w:cs="Arial"/>
+        </w:rPr>
+        <w:t>QuntumTech</w:t>
+      </w:r>
+      <w:proofErr w:type="spellEnd"/>
       <w:r>
         <w:rPr>
           <w:rFonts w:ascii="Arial" w:hAnsi="Arial" w:cs="Arial"/>
@@ -3315,8 +3727,16 @@
         <w:rPr>
           <w:rFonts w:ascii="Arial" w:hAnsi="Arial" w:cs="Arial"/>
         </w:rPr>
-        <w:t xml:space="preserve"> like QuantumX</w:t>
-      </w:r>
+        <w:t xml:space="preserve"> like </w:t>
+      </w:r>
+      <w:proofErr w:type="spellStart"/>
+      <w:r>
+        <w:rPr>
+          <w:rFonts w:ascii="Arial" w:hAnsi="Arial" w:cs="Arial"/>
+        </w:rPr>
+        <w:t>QuantumX</w:t>
+      </w:r>
+      <w:proofErr w:type="spellEnd"/>
       <w:r>
         <w:rPr>
           <w:rFonts w:ascii="Arial" w:hAnsi="Arial" w:cs="Arial"/>
@@ -3447,11 +3867,19 @@
           <w:rFonts w:ascii="Arial" w:hAnsi="Arial" w:cs="Arial"/>
         </w:rPr>
       </w:pPr>
-      <w:r>
-        <w:rPr>
-          <w:rFonts w:ascii="Arial" w:hAnsi="Arial" w:cs="Arial"/>
-        </w:rPr>
-        <w:t xml:space="preserve">QuantumTech would like to explore the possibility of including its own custom application software with its computer systems. Software developers will be </w:t>
+      <w:proofErr w:type="spellStart"/>
+      <w:r>
+        <w:rPr>
+          <w:rFonts w:ascii="Arial" w:hAnsi="Arial" w:cs="Arial"/>
+        </w:rPr>
+        <w:t>QuantumTech</w:t>
+      </w:r>
+      <w:proofErr w:type="spellEnd"/>
+      <w:r>
+        <w:rPr>
+          <w:rFonts w:ascii="Arial" w:hAnsi="Arial" w:cs="Arial"/>
+        </w:rPr>
+        <w:t xml:space="preserve"> would like to explore the possibility of including its own custom application software with its computer systems. Software developers will be </w:t>
       </w:r>
       <w:r>
         <w:rPr>
@@ -3941,7 +4369,49 @@
         <w:rPr>
           <w:rFonts w:ascii="Arial" w:hAnsi="Arial" w:cs="Arial"/>
         </w:rPr>
-        <w:t xml:space="preserve"> IDE’s are categorized into General-Purpose IDE’s that supports wide range of programming languages, and Specialized IDE’s which are tailored for specific languages. Some examples of IDE’s include Visual Studio Code, Github Codespaces and IntelliJ IDEA.</w:t>
+        <w:t xml:space="preserve"> </w:t>
+      </w:r>
+      <w:proofErr w:type="gramStart"/>
+      <w:r>
+        <w:rPr>
+          <w:rFonts w:ascii="Arial" w:hAnsi="Arial" w:cs="Arial"/>
+        </w:rPr>
+        <w:t>IDE’s</w:t>
+      </w:r>
+      <w:proofErr w:type="gramEnd"/>
+      <w:r>
+        <w:rPr>
+          <w:rFonts w:ascii="Arial" w:hAnsi="Arial" w:cs="Arial"/>
+        </w:rPr>
+        <w:t xml:space="preserve"> are categorized into General-Purpose IDE’s that supports wide range of programming languages, and Specialized IDE’s which are tailored for specific languages. Some examples of IDE’s include Visual Studio Code, </w:t>
+      </w:r>
+      <w:proofErr w:type="spellStart"/>
+      <w:r>
+        <w:rPr>
+          <w:rFonts w:ascii="Arial" w:hAnsi="Arial" w:cs="Arial"/>
+        </w:rPr>
+        <w:t>Github</w:t>
+      </w:r>
+      <w:proofErr w:type="spellEnd"/>
+      <w:r>
+        <w:rPr>
+          <w:rFonts w:ascii="Arial" w:hAnsi="Arial" w:cs="Arial"/>
+        </w:rPr>
+        <w:t xml:space="preserve"> </w:t>
+      </w:r>
+      <w:proofErr w:type="spellStart"/>
+      <w:r>
+        <w:rPr>
+          <w:rFonts w:ascii="Arial" w:hAnsi="Arial" w:cs="Arial"/>
+        </w:rPr>
+        <w:t>Codespaces</w:t>
+      </w:r>
+      <w:proofErr w:type="spellEnd"/>
+      <w:r>
+        <w:rPr>
+          <w:rFonts w:ascii="Arial" w:hAnsi="Arial" w:cs="Arial"/>
+        </w:rPr>
+        <w:t xml:space="preserve"> and IntelliJ IDEA.</w:t>
       </w:r>
     </w:p>
     <w:p>
@@ -4200,7 +4670,21 @@
         <w:rPr>
           <w:rFonts w:ascii="Arial" w:hAnsi="Arial" w:cs="Arial"/>
         </w:rPr>
-        <w:t xml:space="preserve"> for engineers at QuantumTech understanding networking </w:t>
+        <w:t xml:space="preserve"> for engineers at </w:t>
+      </w:r>
+      <w:proofErr w:type="spellStart"/>
+      <w:r>
+        <w:rPr>
+          <w:rFonts w:ascii="Arial" w:hAnsi="Arial" w:cs="Arial"/>
+        </w:rPr>
+        <w:t>QuantumTech</w:t>
+      </w:r>
+      <w:proofErr w:type="spellEnd"/>
+      <w:r>
+        <w:rPr>
+          <w:rFonts w:ascii="Arial" w:hAnsi="Arial" w:cs="Arial"/>
+        </w:rPr>
+        <w:t xml:space="preserve"> understanding networking </w:t>
       </w:r>
       <w:r>
         <w:rPr>
@@ -4236,12 +4720,30 @@
         <w:rPr>
           <w:rFonts w:ascii="Arial" w:hAnsi="Arial" w:cs="Arial"/>
         </w:rPr>
-        <w:t>order to standout in areas of Techville. This section explains the networking configurations, protocols, standards and equipment required as the part of the move to offer networking installation services.</w:t>
+        <w:t xml:space="preserve">order to standout in areas of </w:t>
+      </w:r>
+      <w:proofErr w:type="spellStart"/>
+      <w:r>
+        <w:rPr>
+          <w:rFonts w:ascii="Arial" w:hAnsi="Arial" w:cs="Arial"/>
+        </w:rPr>
+        <w:t>Techville</w:t>
+      </w:r>
+      <w:proofErr w:type="spellEnd"/>
+      <w:r>
+        <w:rPr>
+          <w:rFonts w:ascii="Arial" w:hAnsi="Arial" w:cs="Arial"/>
+        </w:rPr>
+        <w:t>. This section explains the networking configurations, protocols, standards and equipment required as the part of the move to offer networking installation services.</w:t>
       </w:r>
     </w:p>
     <w:p>
       <w:pPr>
         <w:pStyle w:val="Heading1"/>
+        <w:numPr>
+          <w:ilvl w:val="1"/>
+          <w:numId w:val="30"/>
+        </w:numPr>
         <w:rPr>
           <w:rFonts w:ascii="Arial" w:hAnsi="Arial" w:cs="Arial"/>
           <w:b/>
@@ -4271,7 +4773,21 @@
         <w:rPr>
           <w:rFonts w:ascii="Arial" w:hAnsi="Arial" w:cs="Arial"/>
         </w:rPr>
-        <w:t>For the engineers at QuantumTech to develop deeper understanding for the configurations, it is necessary to compare three common network configurations which includes</w:t>
+        <w:t xml:space="preserve">For the engineers at </w:t>
+      </w:r>
+      <w:proofErr w:type="spellStart"/>
+      <w:r>
+        <w:rPr>
+          <w:rFonts w:ascii="Arial" w:hAnsi="Arial" w:cs="Arial"/>
+        </w:rPr>
+        <w:t>QuantumTech</w:t>
+      </w:r>
+      <w:proofErr w:type="spellEnd"/>
+      <w:r>
+        <w:rPr>
+          <w:rFonts w:ascii="Arial" w:hAnsi="Arial" w:cs="Arial"/>
+        </w:rPr>
+        <w:t xml:space="preserve"> to develop deeper understanding for the configurations, it is necessary to compare three common network configurations which includes</w:t>
       </w:r>
       <w:r>
         <w:rPr>
@@ -4792,7 +5308,21 @@
         <w:rPr>
           <w:rFonts w:ascii="Arial" w:hAnsi="Arial" w:cs="Arial"/>
         </w:rPr>
-        <w:t xml:space="preserve"> Some of the advantages of Mesh topologies include fast communication speed between nodes, easy fault diagnosis and provision of security and privacy. Therefore, Mesh topology are difficult to configure and they are expensive to build as well as maintain.</w:t>
+        <w:t xml:space="preserve"> Some of the advantages of Mesh topologies include fast communication speed between nodes, easy fault diagnosis and provision of security and privacy. Therefore, Mesh topology </w:t>
+      </w:r>
+      <w:proofErr w:type="gramStart"/>
+      <w:r>
+        <w:rPr>
+          <w:rFonts w:ascii="Arial" w:hAnsi="Arial" w:cs="Arial"/>
+        </w:rPr>
+        <w:t>are</w:t>
+      </w:r>
+      <w:proofErr w:type="gramEnd"/>
+      <w:r>
+        <w:rPr>
+          <w:rFonts w:ascii="Arial" w:hAnsi="Arial" w:cs="Arial"/>
+        </w:rPr>
+        <w:t xml:space="preserve"> difficult to configure and they are expensive to build as well as maintain.</w:t>
       </w:r>
     </w:p>
     <w:p>
@@ -5001,8 +5531,16 @@
         <w:rPr>
           <w:rFonts w:ascii="Arial" w:hAnsi="Arial" w:cs="Arial"/>
         </w:rPr>
-        <w:t xml:space="preserve"> Hybrid technologies are free to take any form. Hybrid technologies are very flexible and can easily been expanded by adding new devices. Therefore, It</w:t>
-      </w:r>
+        <w:t xml:space="preserve"> Hybrid technologies are free to take any form. Hybrid technologies are very flexible and can easily been expanded by adding new devices. Therefore, </w:t>
+      </w:r>
+      <w:proofErr w:type="gramStart"/>
+      <w:r>
+        <w:rPr>
+          <w:rFonts w:ascii="Arial" w:hAnsi="Arial" w:cs="Arial"/>
+        </w:rPr>
+        <w:t>It</w:t>
+      </w:r>
+      <w:proofErr w:type="gramEnd"/>
       <w:r>
         <w:rPr>
           <w:rFonts w:ascii="Arial" w:hAnsi="Arial" w:cs="Arial"/>
@@ -5065,13 +5603,41 @@
         <w:rPr>
           <w:rFonts w:ascii="Arial" w:hAnsi="Arial" w:cs="Arial"/>
         </w:rPr>
-        <w:t>For QuantumTech to successfully expand into networking services, it is important that the network solutions it provides can communicate with the devices manufactured by different vendors.</w:t>
-      </w:r>
-      <w:r>
-        <w:rPr>
-          <w:rFonts w:ascii="Arial" w:hAnsi="Arial" w:cs="Arial"/>
-        </w:rPr>
-        <w:t xml:space="preserve"> This is achieved through the Open Systems Interconnection (OSI) model. OSI model is 7-layered framework defined by ISO to model how data is transmitted across networks. Each layer performs a specific function while intacting with the layer above and below it making communication more organized, reliable and easier to troubleshoot.</w:t>
+        <w:t xml:space="preserve">For </w:t>
+      </w:r>
+      <w:proofErr w:type="spellStart"/>
+      <w:r>
+        <w:rPr>
+          <w:rFonts w:ascii="Arial" w:hAnsi="Arial" w:cs="Arial"/>
+        </w:rPr>
+        <w:t>QuantumTech</w:t>
+      </w:r>
+      <w:proofErr w:type="spellEnd"/>
+      <w:r>
+        <w:rPr>
+          <w:rFonts w:ascii="Arial" w:hAnsi="Arial" w:cs="Arial"/>
+        </w:rPr>
+        <w:t xml:space="preserve"> to successfully expand into networking services, it is important that the network solutions it provides can communicate with the devices manufactured by different vendors.</w:t>
+      </w:r>
+      <w:r>
+        <w:rPr>
+          <w:rFonts w:ascii="Arial" w:hAnsi="Arial" w:cs="Arial"/>
+        </w:rPr>
+        <w:t xml:space="preserve"> This is achieved through the Open Systems Interconnection (OSI) model. OSI model is 7-layered framework defined by ISO to model how data is transmitted across networks. Each layer performs a specific function while </w:t>
+      </w:r>
+      <w:proofErr w:type="spellStart"/>
+      <w:r>
+        <w:rPr>
+          <w:rFonts w:ascii="Arial" w:hAnsi="Arial" w:cs="Arial"/>
+        </w:rPr>
+        <w:t>intacting</w:t>
+      </w:r>
+      <w:proofErr w:type="spellEnd"/>
+      <w:r>
+        <w:rPr>
+          <w:rFonts w:ascii="Arial" w:hAnsi="Arial" w:cs="Arial"/>
+        </w:rPr>
+        <w:t xml:space="preserve"> with the layer above and below it making communication more organized, reliable and easier to troubleshoot.</w:t>
       </w:r>
       <w:r>
         <w:rPr>
@@ -5293,7 +5859,21 @@
           <w:rFonts w:ascii="Arial" w:hAnsi="Arial" w:cs="Arial"/>
         </w:rPr>
         <w:lastRenderedPageBreak/>
-        <w:t>Session layer, the sixth fifth layer in the OSI model is responsible for establishing, managing and terminating communication sessions between applications. The layer ensures that communication remains active while data is being exchanged among aand ensures that the connection is closed once the communication process has been completed.</w:t>
+        <w:t xml:space="preserve">Session layer, the sixth fifth layer in the OSI model is responsible for establishing, managing and terminating communication sessions between applications. The layer ensures that communication remains active while data is being exchanged among </w:t>
+      </w:r>
+      <w:proofErr w:type="spellStart"/>
+      <w:r>
+        <w:rPr>
+          <w:rFonts w:ascii="Arial" w:hAnsi="Arial" w:cs="Arial"/>
+        </w:rPr>
+        <w:t>aand</w:t>
+      </w:r>
+      <w:proofErr w:type="spellEnd"/>
+      <w:r>
+        <w:rPr>
+          <w:rFonts w:ascii="Arial" w:hAnsi="Arial" w:cs="Arial"/>
+        </w:rPr>
+        <w:t xml:space="preserve"> ensures that the connection is closed once the communication process has been completed.</w:t>
       </w:r>
     </w:p>
     <w:p>
@@ -5562,11 +6142,6 @@
     </w:p>
     <w:p>
       <w:pPr>
-        <w:pStyle w:val="ListParagraph"/>
-        <w:numPr>
-          <w:ilvl w:val="2"/>
-          <w:numId w:val="28"/>
-        </w:numPr>
         <w:rPr>
           <w:rFonts w:ascii="Arial" w:hAnsi="Arial" w:cs="Arial"/>
         </w:rPr>
@@ -5619,7 +6194,6 @@
           <w:sz w:val="32"/>
           <w:szCs w:val="32"/>
         </w:rPr>
-        <w:lastRenderedPageBreak/>
         <w:t>Future Computing Services</w:t>
       </w:r>
     </w:p>
@@ -5652,7 +6226,21 @@
         <w:rPr>
           <w:rFonts w:ascii="Arial" w:hAnsi="Arial" w:cs="Arial"/>
         </w:rPr>
-        <w:t xml:space="preserve"> advancement that QuantumTech could consider</w:t>
+        <w:t xml:space="preserve"> advancement that </w:t>
+      </w:r>
+      <w:proofErr w:type="spellStart"/>
+      <w:r>
+        <w:rPr>
+          <w:rFonts w:ascii="Arial" w:hAnsi="Arial" w:cs="Arial"/>
+        </w:rPr>
+        <w:t>QuantumTech</w:t>
+      </w:r>
+      <w:proofErr w:type="spellEnd"/>
+      <w:r>
+        <w:rPr>
+          <w:rFonts w:ascii="Arial" w:hAnsi="Arial" w:cs="Arial"/>
+        </w:rPr>
+        <w:t xml:space="preserve"> could consider</w:t>
       </w:r>
       <w:r>
         <w:rPr>
@@ -5833,7 +6421,21 @@
         <w:rPr>
           <w:rFonts w:ascii="Arial" w:hAnsi="Arial" w:cs="Arial"/>
         </w:rPr>
-        <w:t xml:space="preserve">, Distributed computing refers to a </w:t>
+        <w:t xml:space="preserve">, Distributed computing refers to </w:t>
+      </w:r>
+      <w:proofErr w:type="gramStart"/>
+      <w:r>
+        <w:rPr>
+          <w:rFonts w:ascii="Arial" w:hAnsi="Arial" w:cs="Arial"/>
+        </w:rPr>
+        <w:t>a</w:t>
+      </w:r>
+      <w:proofErr w:type="gramEnd"/>
+      <w:r>
+        <w:rPr>
+          <w:rFonts w:ascii="Arial" w:hAnsi="Arial" w:cs="Arial"/>
+        </w:rPr>
+        <w:t xml:space="preserve"> </w:t>
       </w:r>
       <w:r>
         <w:rPr>
@@ -5869,7 +6471,49 @@
         <w:rPr>
           <w:rFonts w:ascii="Arial" w:hAnsi="Arial" w:cs="Arial"/>
         </w:rPr>
-        <w:t>Distributed computing are made up of the key components which includes Device, Network and resource management. Distributed computing is made up of different types including client-server system and peer system. Distributed computing is used in banks, computing, energy and science. Distributed computing advantages include scalability, reliability and flexibility. Some of disadvantages of  distributed computing include complexity, security and perfomance.</w:t>
+        <w:t xml:space="preserve">Distributed computing </w:t>
+      </w:r>
+      <w:proofErr w:type="gramStart"/>
+      <w:r>
+        <w:rPr>
+          <w:rFonts w:ascii="Arial" w:hAnsi="Arial" w:cs="Arial"/>
+        </w:rPr>
+        <w:t>are</w:t>
+      </w:r>
+      <w:proofErr w:type="gramEnd"/>
+      <w:r>
+        <w:rPr>
+          <w:rFonts w:ascii="Arial" w:hAnsi="Arial" w:cs="Arial"/>
+        </w:rPr>
+        <w:t xml:space="preserve"> made up of the key components which includes Device, Network and resource management. Distributed computing is made up of different types including client-server system and peer system. Distributed computing is used in banks, computing, energy and science. Distributed computing advantages include scalability, reliability and flexibility. Some of disadvantages </w:t>
+      </w:r>
+      <w:proofErr w:type="gramStart"/>
+      <w:r>
+        <w:rPr>
+          <w:rFonts w:ascii="Arial" w:hAnsi="Arial" w:cs="Arial"/>
+        </w:rPr>
+        <w:t>of  distributed</w:t>
+      </w:r>
+      <w:proofErr w:type="gramEnd"/>
+      <w:r>
+        <w:rPr>
+          <w:rFonts w:ascii="Arial" w:hAnsi="Arial" w:cs="Arial"/>
+        </w:rPr>
+        <w:t xml:space="preserve"> computing include complexity, security and </w:t>
+      </w:r>
+      <w:proofErr w:type="spellStart"/>
+      <w:r>
+        <w:rPr>
+          <w:rFonts w:ascii="Arial" w:hAnsi="Arial" w:cs="Arial"/>
+        </w:rPr>
+        <w:t>perfomance</w:t>
+      </w:r>
+      <w:proofErr w:type="spellEnd"/>
+      <w:r>
+        <w:rPr>
+          <w:rFonts w:ascii="Arial" w:hAnsi="Arial" w:cs="Arial"/>
+        </w:rPr>
+        <w:t>.</w:t>
       </w:r>
     </w:p>
     <w:p>
@@ -5970,7 +6614,35 @@
         <w:rPr>
           <w:rFonts w:ascii="Arial" w:hAnsi="Arial" w:cs="Arial"/>
         </w:rPr>
-        <w:t xml:space="preserve"> A qubit can exist in multiple states at the exact time. Furthermore, through entanglement, these qubits linked so that changing the state of one instantly affects the others, regardless of the physical distance between them. This allows quantum computers  to process complex calculations instantaneously , eliminating the processing delays found in traditional systems.</w:t>
+        <w:t xml:space="preserve"> A qubit can exist in multiple states at the exact time. Furthermore, through entanglement, these qubits linked so that changing the state of one instantly affects the others, regardless of the physical distance between them. This allows quantum </w:t>
+      </w:r>
+      <w:proofErr w:type="gramStart"/>
+      <w:r>
+        <w:rPr>
+          <w:rFonts w:ascii="Arial" w:hAnsi="Arial" w:cs="Arial"/>
+        </w:rPr>
+        <w:t>computers  to</w:t>
+      </w:r>
+      <w:proofErr w:type="gramEnd"/>
+      <w:r>
+        <w:rPr>
+          <w:rFonts w:ascii="Arial" w:hAnsi="Arial" w:cs="Arial"/>
+        </w:rPr>
+        <w:t xml:space="preserve"> process complex calculations </w:t>
+      </w:r>
+      <w:proofErr w:type="gramStart"/>
+      <w:r>
+        <w:rPr>
+          <w:rFonts w:ascii="Arial" w:hAnsi="Arial" w:cs="Arial"/>
+        </w:rPr>
+        <w:t>instantaneously ,</w:t>
+      </w:r>
+      <w:proofErr w:type="gramEnd"/>
+      <w:r>
+        <w:rPr>
+          <w:rFonts w:ascii="Arial" w:hAnsi="Arial" w:cs="Arial"/>
+        </w:rPr>
+        <w:t xml:space="preserve"> eliminating the processing delays found in traditional systems.</w:t>
       </w:r>
     </w:p>
     <w:p>
@@ -5984,7 +6656,21 @@
           <w:rFonts w:ascii="Arial" w:hAnsi="Arial" w:cs="Arial"/>
         </w:rPr>
         <w:br/>
-        <w:t>The following are some of the advantages quantum  computing has over classical computers.</w:t>
+        <w:t xml:space="preserve">The following are some of the advantages </w:t>
+      </w:r>
+      <w:proofErr w:type="gramStart"/>
+      <w:r>
+        <w:rPr>
+          <w:rFonts w:ascii="Arial" w:hAnsi="Arial" w:cs="Arial"/>
+        </w:rPr>
+        <w:t>quantum  computing</w:t>
+      </w:r>
+      <w:proofErr w:type="gramEnd"/>
+      <w:r>
+        <w:rPr>
+          <w:rFonts w:ascii="Arial" w:hAnsi="Arial" w:cs="Arial"/>
+        </w:rPr>
+        <w:t xml:space="preserve"> has over classical computers.</w:t>
       </w:r>
     </w:p>
     <w:p>
@@ -6002,6 +6688,7 @@
         <w:rPr>
           <w:rFonts w:ascii="Arial" w:hAnsi="Arial" w:cs="Arial"/>
         </w:rPr>
+        <w:lastRenderedPageBreak/>
         <w:t>Speed</w:t>
       </w:r>
     </w:p>
@@ -6016,8 +6703,49 @@
         <w:rPr>
           <w:rFonts w:ascii="Arial" w:hAnsi="Arial" w:cs="Arial"/>
         </w:rPr>
-        <w:lastRenderedPageBreak/>
-        <w:t>Quantum computing can solve highly complex problems faster than classical computers by evaluating multiple possibilities at once. This results in massive time saving  for QuantumTech startup dealing with coplex data models.</w:t>
+        <w:t xml:space="preserve">Quantum computing can solve highly complex problems faster than classical computers by evaluating multiple possibilities at once. This results in massive time </w:t>
+      </w:r>
+      <w:proofErr w:type="gramStart"/>
+      <w:r>
+        <w:rPr>
+          <w:rFonts w:ascii="Arial" w:hAnsi="Arial" w:cs="Arial"/>
+        </w:rPr>
+        <w:t>saving  for</w:t>
+      </w:r>
+      <w:proofErr w:type="gramEnd"/>
+      <w:r>
+        <w:rPr>
+          <w:rFonts w:ascii="Arial" w:hAnsi="Arial" w:cs="Arial"/>
+        </w:rPr>
+        <w:t xml:space="preserve"> </w:t>
+      </w:r>
+      <w:proofErr w:type="spellStart"/>
+      <w:r>
+        <w:rPr>
+          <w:rFonts w:ascii="Arial" w:hAnsi="Arial" w:cs="Arial"/>
+        </w:rPr>
+        <w:t>QuantumTech</w:t>
+      </w:r>
+      <w:proofErr w:type="spellEnd"/>
+      <w:r>
+        <w:rPr>
+          <w:rFonts w:ascii="Arial" w:hAnsi="Arial" w:cs="Arial"/>
+        </w:rPr>
+        <w:t xml:space="preserve"> startup dealing with </w:t>
+      </w:r>
+      <w:proofErr w:type="spellStart"/>
+      <w:r>
+        <w:rPr>
+          <w:rFonts w:ascii="Arial" w:hAnsi="Arial" w:cs="Arial"/>
+        </w:rPr>
+        <w:t>coplex</w:t>
+      </w:r>
+      <w:proofErr w:type="spellEnd"/>
+      <w:r>
+        <w:rPr>
+          <w:rFonts w:ascii="Arial" w:hAnsi="Arial" w:cs="Arial"/>
+        </w:rPr>
+        <w:t xml:space="preserve"> data models.</w:t>
       </w:r>
     </w:p>
     <w:p>
@@ -6057,7 +6785,21 @@
         <w:rPr>
           <w:rFonts w:ascii="Arial" w:hAnsi="Arial" w:cs="Arial"/>
         </w:rPr>
-        <w:t>Quantum computers can process vast amount of data by utilizing the components individually. This creates potential for AI startups to train  complex machine learning models faster than traditional hardware allows.</w:t>
+        <w:t xml:space="preserve">Quantum computers can process vast amount of data by utilizing the components individually. This creates potential for AI startups to </w:t>
+      </w:r>
+      <w:proofErr w:type="gramStart"/>
+      <w:r>
+        <w:rPr>
+          <w:rFonts w:ascii="Arial" w:hAnsi="Arial" w:cs="Arial"/>
+        </w:rPr>
+        <w:t>train  complex</w:t>
+      </w:r>
+      <w:proofErr w:type="gramEnd"/>
+      <w:r>
+        <w:rPr>
+          <w:rFonts w:ascii="Arial" w:hAnsi="Arial" w:cs="Arial"/>
+        </w:rPr>
+        <w:t xml:space="preserve"> machine learning models faster than traditional hardware allows.</w:t>
       </w:r>
     </w:p>
     <w:p>
@@ -6079,12 +6821,14 @@
           <w:rFonts w:ascii="Arial" w:hAnsi="Arial" w:cs="Arial"/>
         </w:rPr>
       </w:pPr>
+      <w:proofErr w:type="spellStart"/>
       <w:r>
         <w:rPr>
           <w:rFonts w:ascii="Arial" w:hAnsi="Arial" w:cs="Arial"/>
         </w:rPr>
         <w:t>Optimisation</w:t>
       </w:r>
+      <w:proofErr w:type="spellEnd"/>
     </w:p>
     <w:p>
       <w:pPr>
@@ -6097,7 +6841,21 @@
         <w:rPr>
           <w:rFonts w:ascii="Arial" w:hAnsi="Arial" w:cs="Arial"/>
         </w:rPr>
-        <w:t>Quantum computers can find the absolute best solution among millions of variables. This is highly calued for Big Data and logistics startups that need to optimize complex operational routes.</w:t>
+        <w:t xml:space="preserve">Quantum computers can find the absolute best solution among millions of variables. This is highly </w:t>
+      </w:r>
+      <w:proofErr w:type="spellStart"/>
+      <w:r>
+        <w:rPr>
+          <w:rFonts w:ascii="Arial" w:hAnsi="Arial" w:cs="Arial"/>
+        </w:rPr>
+        <w:t>calued</w:t>
+      </w:r>
+      <w:proofErr w:type="spellEnd"/>
+      <w:r>
+        <w:rPr>
+          <w:rFonts w:ascii="Arial" w:hAnsi="Arial" w:cs="Arial"/>
+        </w:rPr>
+        <w:t xml:space="preserve"> for Big Data and logistics startups that need to optimize complex operational routes.</w:t>
       </w:r>
     </w:p>
     <w:p>
@@ -8450,6 +9208,119 @@
     </w:lvl>
   </w:abstractNum>
   <w:abstractNum w:abstractNumId="23" w15:restartNumberingAfterBreak="0">
+    <w:nsid w:val="60670AA1"/>
+    <w:multiLevelType w:val="multilevel"/>
+    <w:tmpl w:val="A5344538"/>
+    <w:lvl w:ilvl="0">
+      <w:start w:val="1"/>
+      <w:numFmt w:val="decimal"/>
+      <w:lvlText w:val="%1."/>
+      <w:lvlJc w:val="left"/>
+      <w:pPr>
+        <w:ind w:left="360" w:hanging="360"/>
+      </w:pPr>
+      <w:rPr>
+        <w:rFonts w:hint="default"/>
+      </w:rPr>
+    </w:lvl>
+    <w:lvl w:ilvl="1">
+      <w:start w:val="1"/>
+      <w:numFmt w:val="none"/>
+      <w:lvlText w:val="3.1"/>
+      <w:lvlJc w:val="left"/>
+      <w:pPr>
+        <w:ind w:left="432" w:hanging="432"/>
+      </w:pPr>
+      <w:rPr>
+        <w:rFonts w:hint="default"/>
+      </w:rPr>
+    </w:lvl>
+    <w:lvl w:ilvl="2">
+      <w:start w:val="1"/>
+      <w:numFmt w:val="none"/>
+      <w:lvlText w:val="3.1"/>
+      <w:lvlJc w:val="left"/>
+      <w:pPr>
+        <w:ind w:left="787" w:hanging="504"/>
+      </w:pPr>
+      <w:rPr>
+        <w:rFonts w:hint="default"/>
+      </w:rPr>
+    </w:lvl>
+    <w:lvl w:ilvl="3">
+      <w:start w:val="1"/>
+      <w:numFmt w:val="decimal"/>
+      <w:lvlText w:val="%1.%2.%3.%4."/>
+      <w:lvlJc w:val="left"/>
+      <w:pPr>
+        <w:ind w:left="1728" w:hanging="648"/>
+      </w:pPr>
+      <w:rPr>
+        <w:rFonts w:hint="default"/>
+      </w:rPr>
+    </w:lvl>
+    <w:lvl w:ilvl="4">
+      <w:start w:val="1"/>
+      <w:numFmt w:val="decimal"/>
+      <w:lvlText w:val="%1.%2.%3.%4.%5."/>
+      <w:lvlJc w:val="left"/>
+      <w:pPr>
+        <w:ind w:left="2232" w:hanging="792"/>
+      </w:pPr>
+      <w:rPr>
+        <w:rFonts w:hint="default"/>
+      </w:rPr>
+    </w:lvl>
+    <w:lvl w:ilvl="5">
+      <w:start w:val="1"/>
+      <w:numFmt w:val="decimal"/>
+      <w:lvlText w:val="%1.%2.%3.%4.%5.%6."/>
+      <w:lvlJc w:val="left"/>
+      <w:pPr>
+        <w:ind w:left="2736" w:hanging="936"/>
+      </w:pPr>
+      <w:rPr>
+        <w:rFonts w:hint="default"/>
+      </w:rPr>
+    </w:lvl>
+    <w:lvl w:ilvl="6">
+      <w:start w:val="1"/>
+      <w:numFmt w:val="decimal"/>
+      <w:lvlText w:val="%1.%2.%3.%4.%5.%6.%7."/>
+      <w:lvlJc w:val="left"/>
+      <w:pPr>
+        <w:ind w:left="3240" w:hanging="1080"/>
+      </w:pPr>
+      <w:rPr>
+        <w:rFonts w:hint="default"/>
+      </w:rPr>
+    </w:lvl>
+    <w:lvl w:ilvl="7">
+      <w:start w:val="1"/>
+      <w:numFmt w:val="decimal"/>
+      <w:lvlText w:val="%1.%2.%3.%4.%5.%6.%7.%8."/>
+      <w:lvlJc w:val="left"/>
+      <w:pPr>
+        <w:ind w:left="3744" w:hanging="1224"/>
+      </w:pPr>
+      <w:rPr>
+        <w:rFonts w:hint="default"/>
+      </w:rPr>
+    </w:lvl>
+    <w:lvl w:ilvl="8">
+      <w:start w:val="1"/>
+      <w:numFmt w:val="decimal"/>
+      <w:lvlText w:val="%1.%2.%3.%4.%5.%6.%7.%8.%9."/>
+      <w:lvlJc w:val="left"/>
+      <w:pPr>
+        <w:ind w:left="4320" w:hanging="1440"/>
+      </w:pPr>
+      <w:rPr>
+        <w:rFonts w:hint="default"/>
+      </w:rPr>
+    </w:lvl>
+  </w:abstractNum>
+  <w:abstractNum w:abstractNumId="24" w15:restartNumberingAfterBreak="0">
     <w:nsid w:val="658E3C4B"/>
     <w:multiLevelType w:val="hybridMultilevel"/>
     <w:tmpl w:val="0EFC35C4"/>
@@ -8535,7 +9406,7 @@
       </w:pPr>
     </w:lvl>
   </w:abstractNum>
-  <w:abstractNum w:abstractNumId="24" w15:restartNumberingAfterBreak="0">
+  <w:abstractNum w:abstractNumId="25" w15:restartNumberingAfterBreak="0">
     <w:nsid w:val="701F13D8"/>
     <w:multiLevelType w:val="multilevel"/>
     <w:tmpl w:val="00BEB4B8"/>
@@ -8648,7 +9519,7 @@
       </w:rPr>
     </w:lvl>
   </w:abstractNum>
-  <w:abstractNum w:abstractNumId="25" w15:restartNumberingAfterBreak="0">
+  <w:abstractNum w:abstractNumId="26" w15:restartNumberingAfterBreak="0">
     <w:nsid w:val="71C30F3E"/>
     <w:multiLevelType w:val="hybridMultilevel"/>
     <w:tmpl w:val="DBDAE274"/>
@@ -8737,7 +9608,7 @@
       </w:pPr>
     </w:lvl>
   </w:abstractNum>
-  <w:abstractNum w:abstractNumId="26" w15:restartNumberingAfterBreak="0">
+  <w:abstractNum w:abstractNumId="27" w15:restartNumberingAfterBreak="0">
     <w:nsid w:val="735A22CA"/>
     <w:multiLevelType w:val="multilevel"/>
     <w:tmpl w:val="C540E4A6"/>
@@ -8850,7 +9721,7 @@
       </w:rPr>
     </w:lvl>
   </w:abstractNum>
-  <w:abstractNum w:abstractNumId="27" w15:restartNumberingAfterBreak="0">
+  <w:abstractNum w:abstractNumId="28" w15:restartNumberingAfterBreak="0">
     <w:nsid w:val="793B2065"/>
     <w:multiLevelType w:val="multilevel"/>
     <w:tmpl w:val="78B2D79A"/>
@@ -8963,7 +9834,7 @@
       </w:rPr>
     </w:lvl>
   </w:abstractNum>
-  <w:abstractNum w:abstractNumId="28" w15:restartNumberingAfterBreak="0">
+  <w:abstractNum w:abstractNumId="29" w15:restartNumberingAfterBreak="0">
     <w:nsid w:val="7B332041"/>
     <w:multiLevelType w:val="hybridMultilevel"/>
     <w:tmpl w:val="DBDAE274"/>
@@ -9056,7 +9927,7 @@
     <w:abstractNumId w:val="16"/>
   </w:num>
   <w:num w:numId="2" w16cid:durableId="491028291">
-    <w:abstractNumId w:val="26"/>
+    <w:abstractNumId w:val="27"/>
   </w:num>
   <w:num w:numId="3" w16cid:durableId="916284354">
     <w:abstractNumId w:val="20"/>
@@ -9077,7 +9948,7 @@
     <w:abstractNumId w:val="9"/>
   </w:num>
   <w:num w:numId="9" w16cid:durableId="285813201">
-    <w:abstractNumId w:val="28"/>
+    <w:abstractNumId w:val="29"/>
   </w:num>
   <w:num w:numId="10" w16cid:durableId="2006978129">
     <w:abstractNumId w:val="22"/>
@@ -9089,7 +9960,7 @@
     <w:abstractNumId w:val="6"/>
   </w:num>
   <w:num w:numId="13" w16cid:durableId="1900171951">
-    <w:abstractNumId w:val="25"/>
+    <w:abstractNumId w:val="26"/>
   </w:num>
   <w:num w:numId="14" w16cid:durableId="646015506">
     <w:abstractNumId w:val="1"/>
@@ -9101,10 +9972,10 @@
     <w:abstractNumId w:val="19"/>
   </w:num>
   <w:num w:numId="17" w16cid:durableId="1124739891">
-    <w:abstractNumId w:val="27"/>
+    <w:abstractNumId w:val="28"/>
   </w:num>
   <w:num w:numId="18" w16cid:durableId="1209492702">
-    <w:abstractNumId w:val="24"/>
+    <w:abstractNumId w:val="25"/>
   </w:num>
   <w:num w:numId="19" w16cid:durableId="1130199702">
     <w:abstractNumId w:val="10"/>
@@ -9116,7 +9987,7 @@
     <w:abstractNumId w:val="5"/>
   </w:num>
   <w:num w:numId="22" w16cid:durableId="1205017578">
-    <w:abstractNumId w:val="23"/>
+    <w:abstractNumId w:val="24"/>
   </w:num>
   <w:num w:numId="23" w16cid:durableId="1327905754">
     <w:abstractNumId w:val="17"/>
@@ -9138,6 +10009,9 @@
   </w:num>
   <w:num w:numId="29" w16cid:durableId="2039767916">
     <w:abstractNumId w:val="0"/>
+  </w:num>
+  <w:num w:numId="30" w16cid:durableId="1322613647">
+    <w:abstractNumId w:val="23"/>
   </w:num>
 </w:numbering>
 </file>

--- a/Level_4/Level_4(1st Semester)/Computer Systems/L4DC-L4DCBM- Computer Systems- Blessings Tamanga(P00221220).docx
+++ b/Level_4/Level_4(1st Semester)/Computer Systems/L4DC-L4DCBM- Computer Systems- Blessings Tamanga(P00221220).docx
@@ -1315,14 +1315,38 @@
         <w:rPr>
           <w:rFonts w:ascii="Arial" w:hAnsi="Arial" w:cs="Arial"/>
         </w:rPr>
-        <w:t>Solid State</w:t>
+        <w:t xml:space="preserve">Solid </w:t>
+      </w:r>
+      <w:r>
+        <w:rPr>
+          <w:rFonts w:ascii="Arial" w:hAnsi="Arial" w:cs="Arial"/>
+        </w:rPr>
+        <w:t>S</w:t>
+      </w:r>
+      <w:r>
+        <w:rPr>
+          <w:rFonts w:ascii="Arial" w:hAnsi="Arial" w:cs="Arial"/>
+        </w:rPr>
+        <w:t>t</w:t>
+      </w:r>
+      <w:r>
+        <w:rPr>
+          <w:rFonts w:ascii="Arial" w:hAnsi="Arial" w:cs="Arial"/>
+        </w:rPr>
+        <w:t>ate</w:t>
       </w:r>
       <w:proofErr w:type="gramEnd"/>
       <w:r>
         <w:rPr>
           <w:rFonts w:ascii="Arial" w:hAnsi="Arial" w:cs="Arial"/>
         </w:rPr>
-        <w:t xml:space="preserve"> D</w:t>
+        <w:t xml:space="preserve"> </w:t>
+      </w:r>
+      <w:r>
+        <w:rPr>
+          <w:rFonts w:ascii="Arial" w:hAnsi="Arial" w:cs="Arial"/>
+        </w:rPr>
+        <w:t>D</w:t>
       </w:r>
       <w:r>
         <w:rPr>
@@ -1348,33 +1372,29 @@
         </w:rPr>
         <w:t xml:space="preserve">, </w:t>
       </w:r>
-      <w:proofErr w:type="gramStart"/>
-      <w:r>
-        <w:rPr>
-          <w:rFonts w:ascii="Arial" w:hAnsi="Arial" w:cs="Arial"/>
-        </w:rPr>
-        <w:t>Unlike</w:t>
-      </w:r>
-      <w:proofErr w:type="gramEnd"/>
-      <w:r>
-        <w:rPr>
-          <w:rFonts w:ascii="Arial" w:hAnsi="Arial" w:cs="Arial"/>
-        </w:rPr>
-        <w:t xml:space="preserve"> traditional Hard Disk </w:t>
-      </w:r>
-      <w:proofErr w:type="gramStart"/>
-      <w:r>
-        <w:rPr>
-          <w:rFonts w:ascii="Arial" w:hAnsi="Arial" w:cs="Arial"/>
-        </w:rPr>
-        <w:t>Drives(</w:t>
-      </w:r>
-      <w:proofErr w:type="gramEnd"/>
-      <w:r>
-        <w:rPr>
-          <w:rFonts w:ascii="Arial" w:hAnsi="Arial" w:cs="Arial"/>
-        </w:rPr>
-        <w:t xml:space="preserve">HDD) which has moving parts which needs to start first before allowing the retrieval or writing of data. </w:t>
+      <w:r>
+        <w:rPr>
+          <w:rFonts w:ascii="Arial" w:hAnsi="Arial" w:cs="Arial"/>
+        </w:rPr>
+        <w:t>u</w:t>
+      </w:r>
+      <w:r>
+        <w:rPr>
+          <w:rFonts w:ascii="Arial" w:hAnsi="Arial" w:cs="Arial"/>
+        </w:rPr>
+        <w:t>nlike traditional Hard Disk Drives</w:t>
+      </w:r>
+      <w:r>
+        <w:rPr>
+          <w:rFonts w:ascii="Arial" w:hAnsi="Arial" w:cs="Arial"/>
+        </w:rPr>
+        <w:t xml:space="preserve"> </w:t>
+      </w:r>
+      <w:r>
+        <w:rPr>
+          <w:rFonts w:ascii="Arial" w:hAnsi="Arial" w:cs="Arial"/>
+        </w:rPr>
+        <w:t xml:space="preserve">(HDD) which has moving parts which needs to start first before allowing the retrieval or writing of data. </w:t>
       </w:r>
       <w:r>
         <w:rPr>
@@ -1902,7 +1922,7 @@
           <w:ilvl w:val="0"/>
           <w:numId w:val="7"/>
         </w:numPr>
-        <w:ind w:left="1800"/>
+        <w:ind w:left="1080"/>
         <w:rPr>
           <w:rFonts w:ascii="Arial" w:hAnsi="Arial" w:cs="Arial"/>
           <w:bCs/>
@@ -1923,7 +1943,7 @@
     </w:p>
     <w:p>
       <w:pPr>
-        <w:ind w:left="589"/>
+        <w:ind w:left="-131"/>
         <w:rPr>
           <w:rFonts w:ascii="Arial" w:hAnsi="Arial" w:cs="Arial"/>
           <w:bCs/>
@@ -2058,7 +2078,7 @@
           <w:ilvl w:val="0"/>
           <w:numId w:val="7"/>
         </w:numPr>
-        <w:ind w:left="1800"/>
+        <w:ind w:left="1080"/>
         <w:rPr>
           <w:rFonts w:ascii="Arial" w:hAnsi="Arial" w:cs="Arial"/>
           <w:bCs/>
@@ -2078,7 +2098,7 @@
     </w:p>
     <w:p>
       <w:pPr>
-        <w:ind w:left="589"/>
+        <w:ind w:left="-131"/>
         <w:rPr>
           <w:rFonts w:ascii="Arial" w:hAnsi="Arial" w:cs="Arial"/>
         </w:rPr>
@@ -2281,27 +2301,27 @@
       <w:pPr>
         <w:rPr>
           <w:rFonts w:ascii="Arial" w:hAnsi="Arial" w:cs="Arial"/>
-        </w:rPr>
-      </w:pPr>
-      <w:r>
-        <w:rPr>
-          <w:rFonts w:ascii="Arial" w:hAnsi="Arial" w:cs="Arial"/>
-        </w:rPr>
-        <w:t xml:space="preserve">Modern computer systems need operating </w:t>
-      </w:r>
-      <w:proofErr w:type="gramStart"/>
-      <w:r>
-        <w:rPr>
-          <w:rFonts w:ascii="Arial" w:hAnsi="Arial" w:cs="Arial"/>
-        </w:rPr>
-        <w:t>system(</w:t>
-      </w:r>
-      <w:proofErr w:type="gramEnd"/>
-      <w:r>
-        <w:rPr>
-          <w:rFonts w:ascii="Arial" w:hAnsi="Arial" w:cs="Arial"/>
-        </w:rPr>
-        <w:t>OS).</w:t>
+          <w:sz w:val="28"/>
+          <w:szCs w:val="28"/>
+        </w:rPr>
+      </w:pPr>
+      <w:r>
+        <w:rPr>
+          <w:rFonts w:ascii="Arial" w:hAnsi="Arial" w:cs="Arial"/>
+        </w:rPr>
+        <w:t>Modern computer systems need operating system</w:t>
+      </w:r>
+      <w:r>
+        <w:rPr>
+          <w:rFonts w:ascii="Arial" w:hAnsi="Arial" w:cs="Arial"/>
+        </w:rPr>
+        <w:t xml:space="preserve"> </w:t>
+      </w:r>
+      <w:r>
+        <w:rPr>
+          <w:rFonts w:ascii="Arial" w:hAnsi="Arial" w:cs="Arial"/>
+        </w:rPr>
+        <w:t>(OS).</w:t>
       </w:r>
       <w:sdt>
         <w:sdtPr>
@@ -2351,7 +2371,19 @@
         <w:rPr>
           <w:rFonts w:ascii="Arial" w:hAnsi="Arial" w:cs="Arial"/>
         </w:rPr>
-        <w:t xml:space="preserve"> defined </w:t>
+        <w:t xml:space="preserve"> define</w:t>
+      </w:r>
+      <w:r>
+        <w:rPr>
+          <w:rFonts w:ascii="Arial" w:hAnsi="Arial" w:cs="Arial"/>
+        </w:rPr>
+        <w:t xml:space="preserve">s </w:t>
+      </w:r>
+      <w:r>
+        <w:rPr>
+          <w:rFonts w:ascii="Arial" w:hAnsi="Arial" w:cs="Arial"/>
+        </w:rPr>
+        <w:t xml:space="preserve">an </w:t>
       </w:r>
       <w:r>
         <w:rPr>
@@ -2381,7 +2413,31 @@
         <w:rPr>
           <w:rFonts w:ascii="Arial" w:hAnsi="Arial" w:cs="Arial"/>
         </w:rPr>
-        <w:t xml:space="preserve"> and hardware allowing the user to seemingly interacts with the computer system. </w:t>
+        <w:t xml:space="preserve"> and hardware allowing the user to se</w:t>
+      </w:r>
+      <w:r>
+        <w:rPr>
+          <w:rFonts w:ascii="Arial" w:hAnsi="Arial" w:cs="Arial"/>
+        </w:rPr>
+        <w:t>a</w:t>
+      </w:r>
+      <w:r>
+        <w:rPr>
+          <w:rFonts w:ascii="Arial" w:hAnsi="Arial" w:cs="Arial"/>
+        </w:rPr>
+        <w:t>m</w:t>
+      </w:r>
+      <w:r>
+        <w:rPr>
+          <w:rFonts w:ascii="Arial" w:hAnsi="Arial" w:cs="Arial"/>
+        </w:rPr>
+        <w:t>less</w:t>
+      </w:r>
+      <w:r>
+        <w:rPr>
+          <w:rFonts w:ascii="Arial" w:hAnsi="Arial" w:cs="Arial"/>
+        </w:rPr>
+        <w:t xml:space="preserve">ly interact with the computer system. </w:t>
       </w:r>
       <w:r>
         <w:rPr>
@@ -2457,202 +2513,638 @@
         <w:rPr>
           <w:rFonts w:ascii="Arial" w:hAnsi="Arial" w:cs="Arial"/>
         </w:rPr>
-        <w:t xml:space="preserve"> to operate well, the operating is needed for the following functionalities.</w:t>
-      </w:r>
+        <w:t xml:space="preserve"> to operate well</w:t>
+      </w:r>
+      <w:r>
+        <w:rPr>
+          <w:rFonts w:ascii="Arial" w:hAnsi="Arial" w:cs="Arial"/>
+        </w:rPr>
+        <w:t xml:space="preserve"> in the start-up environment</w:t>
+      </w:r>
+      <w:r>
+        <w:rPr>
+          <w:rFonts w:ascii="Arial" w:hAnsi="Arial" w:cs="Arial"/>
+        </w:rPr>
+        <w:t xml:space="preserve">, the </w:t>
+      </w:r>
+      <w:r>
+        <w:rPr>
+          <w:rFonts w:ascii="Arial" w:hAnsi="Arial" w:cs="Arial"/>
+        </w:rPr>
+        <w:t xml:space="preserve">OS provides </w:t>
+      </w:r>
+      <w:r>
+        <w:rPr>
+          <w:rFonts w:ascii="Arial" w:hAnsi="Arial" w:cs="Arial"/>
+        </w:rPr>
+        <w:t>the following</w:t>
+      </w:r>
+      <w:r>
+        <w:rPr>
+          <w:rFonts w:ascii="Arial" w:hAnsi="Arial" w:cs="Arial"/>
+        </w:rPr>
+        <w:t xml:space="preserve"> main</w:t>
+      </w:r>
+      <w:r>
+        <w:rPr>
+          <w:rFonts w:ascii="Arial" w:hAnsi="Arial" w:cs="Arial"/>
+        </w:rPr>
+        <w:t xml:space="preserve"> functionalities.</w:t>
+      </w:r>
+    </w:p>
+    <w:p>
+      <w:pPr>
+        <w:rPr>
+          <w:rFonts w:ascii="Arial" w:hAnsi="Arial" w:cs="Arial"/>
+          <w:sz w:val="28"/>
+          <w:szCs w:val="28"/>
+        </w:rPr>
+      </w:pPr>
     </w:p>
     <w:p>
       <w:pPr>
         <w:pStyle w:val="ListParagraph"/>
         <w:numPr>
           <w:ilvl w:val="0"/>
-          <w:numId w:val="9"/>
+          <w:numId w:val="33"/>
         </w:numPr>
+        <w:ind w:left="1440"/>
+        <w:rPr>
+          <w:rFonts w:ascii="Arial" w:hAnsi="Arial" w:cs="Arial"/>
+        </w:rPr>
+      </w:pPr>
+      <w:r>
         <w:rPr>
           <w:rFonts w:ascii="Arial" w:hAnsi="Arial" w:cs="Arial"/>
           <w:sz w:val="28"/>
           <w:szCs w:val="28"/>
         </w:rPr>
-      </w:pPr>
+        <w:t>Device</w:t>
+      </w:r>
       <w:r>
         <w:rPr>
           <w:rFonts w:ascii="Arial" w:hAnsi="Arial" w:cs="Arial"/>
           <w:sz w:val="28"/>
           <w:szCs w:val="28"/>
         </w:rPr>
-        <w:t>Process Management</w:t>
-      </w:r>
-    </w:p>
-    <w:p>
-      <w:pPr>
-        <w:rPr>
-          <w:rFonts w:ascii="Arial" w:hAnsi="Arial" w:cs="Arial"/>
-        </w:rPr>
-      </w:pPr>
-      <w:r>
-        <w:rPr>
-          <w:rFonts w:ascii="Arial" w:hAnsi="Arial" w:cs="Arial"/>
-        </w:rPr>
-        <w:t xml:space="preserve">A process refers to a running program. Process management in operating system is about management of programs. Processes management has its </w:t>
-      </w:r>
-      <w:proofErr w:type="spellStart"/>
-      <w:r>
-        <w:rPr>
-          <w:rFonts w:ascii="Arial" w:hAnsi="Arial" w:cs="Arial"/>
-        </w:rPr>
-        <w:t>on</w:t>
-      </w:r>
-      <w:proofErr w:type="spellEnd"/>
-      <w:r>
-        <w:rPr>
-          <w:rFonts w:ascii="Arial" w:hAnsi="Arial" w:cs="Arial"/>
-        </w:rPr>
-        <w:t xml:space="preserve"> circle that varies from Starting the process, Ready state, wait state, running and Terminated states. The OS </w:t>
-      </w:r>
-      <w:r>
-        <w:rPr>
-          <w:rFonts w:ascii="Arial" w:hAnsi="Arial" w:cs="Arial"/>
-        </w:rPr>
-        <w:t>archives</w:t>
-      </w:r>
-      <w:r>
-        <w:rPr>
-          <w:rFonts w:ascii="Arial" w:hAnsi="Arial" w:cs="Arial"/>
-        </w:rPr>
-        <w:t xml:space="preserve"> processes management by process scheduling, synchronization, deadlock handling and </w:t>
-      </w:r>
-      <w:r>
-        <w:rPr>
-          <w:rFonts w:ascii="Arial" w:hAnsi="Arial" w:cs="Arial"/>
-        </w:rPr>
-        <w:t>interposes</w:t>
-      </w:r>
-      <w:r>
-        <w:rPr>
-          <w:rFonts w:ascii="Arial" w:hAnsi="Arial" w:cs="Arial"/>
-        </w:rPr>
-        <w:t xml:space="preserve"> communication. Scheduling is a process in which the operating system figures out who gets the resources first. Scheduling processes uses algorithms like First Come First Save</w:t>
-      </w:r>
-      <w:r>
-        <w:rPr>
-          <w:rFonts w:ascii="Arial" w:hAnsi="Arial" w:cs="Arial"/>
+        <w:t xml:space="preserve"> Management(I/O Sys</w:t>
+      </w:r>
+      <w:r>
+        <w:rPr>
+          <w:rFonts w:ascii="Arial" w:hAnsi="Arial" w:cs="Arial"/>
+          <w:sz w:val="28"/>
+          <w:szCs w:val="28"/>
+        </w:rPr>
+        <w:t>t</w:t>
+      </w:r>
+      <w:r>
+        <w:rPr>
+          <w:rFonts w:ascii="Arial" w:hAnsi="Arial" w:cs="Arial"/>
+          <w:sz w:val="28"/>
+          <w:szCs w:val="28"/>
+        </w:rPr>
+        <w:t>em)</w:t>
+      </w:r>
+      <w:r>
+        <w:rPr>
+          <w:rFonts w:ascii="Arial" w:hAnsi="Arial" w:cs="Arial"/>
+          <w:sz w:val="28"/>
+          <w:szCs w:val="28"/>
         </w:rPr>
         <w:t xml:space="preserve"> </w:t>
       </w:r>
       <w:r>
         <w:rPr>
           <w:rFonts w:ascii="Arial" w:hAnsi="Arial" w:cs="Arial"/>
-        </w:rPr>
-        <w:t>(FCFS), Short Job Firs</w:t>
-      </w:r>
-      <w:r>
-        <w:rPr>
-          <w:rFonts w:ascii="Arial" w:hAnsi="Arial" w:cs="Arial"/>
-        </w:rPr>
-        <w:t xml:space="preserve">t </w:t>
-      </w:r>
-      <w:r>
-        <w:rPr>
-          <w:rFonts w:ascii="Arial" w:hAnsi="Arial" w:cs="Arial"/>
-        </w:rPr>
-        <w:t>(SJF) or Round-</w:t>
-      </w:r>
-      <w:proofErr w:type="gramStart"/>
-      <w:r>
-        <w:rPr>
-          <w:rFonts w:ascii="Arial" w:hAnsi="Arial" w:cs="Arial"/>
-        </w:rPr>
-        <w:t>Robin(</w:t>
-      </w:r>
-      <w:proofErr w:type="gramEnd"/>
-      <w:r>
-        <w:rPr>
-          <w:rFonts w:ascii="Arial" w:hAnsi="Arial" w:cs="Arial"/>
-        </w:rPr>
-        <w:t>RR).</w:t>
-      </w:r>
+          <w:sz w:val="28"/>
+          <w:szCs w:val="28"/>
+        </w:rPr>
+        <w:t xml:space="preserve">                                                                                                                                                                                                                                                                                                                                                                                                                                                                                                                                                                             </w:t>
+      </w:r>
+      <w:r>
+        <w:rPr>
+          <w:rFonts w:ascii="Arial" w:hAnsi="Arial" w:cs="Arial"/>
+        </w:rPr>
+        <w:t>Computers have peripherals such as k</w:t>
+      </w:r>
+      <w:r>
+        <w:rPr>
+          <w:rFonts w:ascii="Arial" w:hAnsi="Arial" w:cs="Arial"/>
+        </w:rPr>
+        <w:t>e</w:t>
+      </w:r>
+      <w:r>
+        <w:rPr>
+          <w:rFonts w:ascii="Arial" w:hAnsi="Arial" w:cs="Arial"/>
+        </w:rPr>
+        <w:t>yboard, m</w:t>
+      </w:r>
+      <w:r>
+        <w:rPr>
+          <w:rFonts w:ascii="Arial" w:hAnsi="Arial" w:cs="Arial"/>
+        </w:rPr>
+        <w:t>ice</w:t>
+      </w:r>
+      <w:r>
+        <w:rPr>
+          <w:rFonts w:ascii="Arial" w:hAnsi="Arial" w:cs="Arial"/>
+        </w:rPr>
+        <w:t>, printers</w:t>
+      </w:r>
+      <w:r>
+        <w:rPr>
+          <w:rFonts w:ascii="Arial" w:hAnsi="Arial" w:cs="Arial"/>
+        </w:rPr>
+        <w:t xml:space="preserve"> and </w:t>
+      </w:r>
+      <w:r>
+        <w:rPr>
+          <w:rFonts w:ascii="Arial" w:hAnsi="Arial" w:cs="Arial"/>
+        </w:rPr>
+        <w:t>scanners</w:t>
+      </w:r>
+      <w:r>
+        <w:rPr>
+          <w:rFonts w:ascii="Arial" w:hAnsi="Arial" w:cs="Arial"/>
+        </w:rPr>
+        <w:t xml:space="preserve"> which allows users to insert input or get output from the computer systems. Operating system is responsible for managing these devices. It archives this using Device drivers</w:t>
+      </w:r>
+      <w:r>
+        <w:rPr>
+          <w:rFonts w:ascii="Arial" w:hAnsi="Arial" w:cs="Arial"/>
+        </w:rPr>
+        <w:t xml:space="preserve"> </w:t>
+      </w:r>
+      <w:r>
+        <w:rPr>
+          <w:rFonts w:ascii="Arial" w:hAnsi="Arial" w:cs="Arial"/>
+        </w:rPr>
+        <w:t>(an interpreter between the hardware and the system), buffering an</w:t>
+      </w:r>
+      <w:r>
+        <w:rPr>
+          <w:rFonts w:ascii="Arial" w:hAnsi="Arial" w:cs="Arial"/>
+        </w:rPr>
+        <w:t>d</w:t>
+      </w:r>
+      <w:r>
+        <w:rPr>
+          <w:rFonts w:ascii="Arial" w:hAnsi="Arial" w:cs="Arial"/>
+        </w:rPr>
+        <w:t xml:space="preserve"> caching.</w:t>
+      </w:r>
+      <w:r>
+        <w:rPr>
+          <w:rFonts w:ascii="Arial" w:hAnsi="Arial" w:cs="Arial"/>
+        </w:rPr>
+        <w:t xml:space="preserve"> In start-up environment where multiple employees might need to share a single network printer or external storage, device management ensures that these peripherals are allocated efficiently without conflicts, thereby enhancing workplace productivity.</w:t>
+      </w:r>
+    </w:p>
+    <w:p>
+      <w:pPr>
+        <w:pStyle w:val="ListParagraph"/>
+        <w:ind w:left="1440"/>
+        <w:rPr>
+          <w:rFonts w:ascii="Arial" w:hAnsi="Arial" w:cs="Arial"/>
+        </w:rPr>
+      </w:pPr>
     </w:p>
     <w:p>
       <w:pPr>
         <w:pStyle w:val="ListParagraph"/>
         <w:numPr>
           <w:ilvl w:val="0"/>
-          <w:numId w:val="9"/>
+          <w:numId w:val="33"/>
         </w:numPr>
-        <w:rPr>
-          <w:rFonts w:ascii="Arial" w:hAnsi="Arial" w:cs="Arial"/>
-          <w:sz w:val="28"/>
-          <w:szCs w:val="28"/>
-        </w:rPr>
-      </w:pPr>
-      <w:r>
-        <w:rPr>
-          <w:rFonts w:ascii="Arial" w:hAnsi="Arial" w:cs="Arial"/>
-          <w:sz w:val="28"/>
-          <w:szCs w:val="28"/>
-        </w:rPr>
-        <w:t>Memory Management</w:t>
-      </w:r>
-    </w:p>
-    <w:p>
-      <w:pPr>
-        <w:rPr>
-          <w:rFonts w:ascii="Arial" w:hAnsi="Arial" w:cs="Arial"/>
-        </w:rPr>
-      </w:pPr>
-      <w:r>
-        <w:rPr>
-          <w:rFonts w:ascii="Arial" w:hAnsi="Arial" w:cs="Arial"/>
-        </w:rPr>
-        <w:t xml:space="preserve">Memory of programs either running programs or programs which are not running are stored in either primary memory or secondary memory. Operating system controls how data is stored between the two. Some of the key activities OS uses to manage the </w:t>
-      </w:r>
+        <w:ind w:left="1440"/>
+        <w:rPr>
+          <w:rFonts w:ascii="Arial" w:hAnsi="Arial" w:cs="Arial"/>
+        </w:rPr>
+      </w:pPr>
+      <w:r>
+        <w:rPr>
+          <w:rFonts w:ascii="Arial" w:hAnsi="Arial" w:cs="Arial"/>
+        </w:rPr>
+        <w:t>User Interface</w:t>
+      </w:r>
+    </w:p>
+    <w:p>
+      <w:pPr>
+        <w:pStyle w:val="ListParagraph"/>
+        <w:ind w:left="1440"/>
+        <w:rPr>
+          <w:rFonts w:ascii="Arial" w:hAnsi="Arial" w:cs="Arial"/>
+        </w:rPr>
+      </w:pPr>
       <w:r>
         <w:rPr>
           <w:rFonts w:ascii="Arial" w:hAnsi="Arial" w:cs="Arial"/>
         </w:rPr>
         <w:lastRenderedPageBreak/>
-        <w:t xml:space="preserve">memory includes Allocation and deallocation, virtual </w:t>
+        <w:t xml:space="preserve">The OS provides Graphical User Interface (GUI) which allows users to interact with the computer system using visual elements like windows, icons and menus. For technology start-ups in </w:t>
       </w:r>
       <w:proofErr w:type="spellStart"/>
       <w:r>
         <w:rPr>
           <w:rFonts w:ascii="Arial" w:hAnsi="Arial" w:cs="Arial"/>
         </w:rPr>
-        <w:t>meory</w:t>
+        <w:t>Techville</w:t>
       </w:r>
       <w:proofErr w:type="spellEnd"/>
       <w:r>
         <w:rPr>
           <w:rFonts w:ascii="Arial" w:hAnsi="Arial" w:cs="Arial"/>
         </w:rPr>
-        <w:t xml:space="preserve">, disc management and fragmentation handling. </w:t>
-      </w:r>
+        <w:t xml:space="preserve">, employees may come from various backgrounds and might not be technically trained. A user-friendly GUI allows them to operate the </w:t>
+      </w:r>
+      <w:proofErr w:type="spellStart"/>
+      <w:r>
+        <w:rPr>
+          <w:rFonts w:ascii="Arial" w:hAnsi="Arial" w:cs="Arial"/>
+        </w:rPr>
+        <w:t>QuntumX</w:t>
+      </w:r>
+      <w:proofErr w:type="spellEnd"/>
+      <w:r>
+        <w:rPr>
+          <w:rFonts w:ascii="Arial" w:hAnsi="Arial" w:cs="Arial"/>
+        </w:rPr>
+        <w:t xml:space="preserve"> easily without any advance training, reducing time taken for people to adopt the usage of the computer and allow start-ups to focus on their core business operations.</w:t>
+      </w:r>
+    </w:p>
+    <w:p>
+      <w:pPr>
+        <w:pStyle w:val="ListParagraph"/>
+        <w:ind w:left="1440"/>
+        <w:rPr>
+          <w:rFonts w:ascii="Arial" w:hAnsi="Arial" w:cs="Arial"/>
+        </w:rPr>
+      </w:pPr>
     </w:p>
     <w:p>
       <w:pPr>
         <w:pStyle w:val="ListParagraph"/>
         <w:numPr>
           <w:ilvl w:val="0"/>
-          <w:numId w:val="13"/>
+          <w:numId w:val="33"/>
         </w:numPr>
-        <w:rPr>
-          <w:rFonts w:ascii="Arial" w:hAnsi="Arial" w:cs="Arial"/>
-        </w:rPr>
-      </w:pPr>
-      <w:r>
+        <w:ind w:left="1440"/>
+        <w:rPr>
+          <w:rFonts w:ascii="Arial" w:hAnsi="Arial" w:cs="Arial"/>
+        </w:rPr>
+      </w:pPr>
+      <w:r>
+        <w:rPr>
+          <w:rFonts w:ascii="Arial" w:hAnsi="Arial" w:cs="Arial"/>
+        </w:rPr>
+        <w:t>Networking</w:t>
+      </w:r>
+    </w:p>
+    <w:p>
+      <w:pPr>
+        <w:pStyle w:val="ListParagraph"/>
+        <w:ind w:left="1440"/>
+        <w:rPr>
+          <w:rFonts w:ascii="Arial" w:hAnsi="Arial" w:cs="Arial"/>
+        </w:rPr>
+      </w:pPr>
+      <w:r>
+        <w:rPr>
+          <w:rFonts w:ascii="Arial" w:hAnsi="Arial" w:cs="Arial"/>
+        </w:rPr>
+        <w:t xml:space="preserve">The OS includes built-in protocols and services that allow </w:t>
+      </w:r>
+      <w:proofErr w:type="spellStart"/>
+      <w:r>
+        <w:rPr>
+          <w:rFonts w:ascii="Arial" w:hAnsi="Arial" w:cs="Arial"/>
+        </w:rPr>
+        <w:t>QuantumX</w:t>
+      </w:r>
+      <w:proofErr w:type="spellEnd"/>
+      <w:r>
+        <w:rPr>
+          <w:rFonts w:ascii="Arial" w:hAnsi="Arial" w:cs="Arial"/>
+        </w:rPr>
+        <w:t xml:space="preserve"> to connect to local and wide area networks seamlessly. In areas like </w:t>
+      </w:r>
+      <w:proofErr w:type="spellStart"/>
+      <w:r>
+        <w:rPr>
+          <w:rFonts w:ascii="Arial" w:hAnsi="Arial" w:cs="Arial"/>
+        </w:rPr>
+        <w:t>Techville</w:t>
+      </w:r>
+      <w:proofErr w:type="spellEnd"/>
+      <w:r>
+        <w:rPr>
+          <w:rFonts w:ascii="Arial" w:hAnsi="Arial" w:cs="Arial"/>
+        </w:rPr>
+        <w:t xml:space="preserve">, start-ups rely </w:t>
+      </w:r>
+      <w:proofErr w:type="spellStart"/>
+      <w:r>
+        <w:rPr>
+          <w:rFonts w:ascii="Arial" w:hAnsi="Arial" w:cs="Arial"/>
+        </w:rPr>
+        <w:t>heavilt</w:t>
+      </w:r>
+      <w:proofErr w:type="spellEnd"/>
+      <w:r>
+        <w:rPr>
+          <w:rFonts w:ascii="Arial" w:hAnsi="Arial" w:cs="Arial"/>
+        </w:rPr>
+        <w:t xml:space="preserve"> on internet access and sharing files across local servers. Th</w:t>
+      </w:r>
+      <w:r>
+        <w:rPr>
+          <w:rFonts w:ascii="Arial" w:hAnsi="Arial" w:cs="Arial"/>
+        </w:rPr>
+        <w:t xml:space="preserve">e networking functionality of the OS ensures that </w:t>
+      </w:r>
+      <w:proofErr w:type="spellStart"/>
+      <w:r>
+        <w:rPr>
+          <w:rFonts w:ascii="Arial" w:hAnsi="Arial" w:cs="Arial"/>
+        </w:rPr>
+        <w:t>QuantumX</w:t>
+      </w:r>
+      <w:proofErr w:type="spellEnd"/>
+      <w:r>
+        <w:rPr>
+          <w:rFonts w:ascii="Arial" w:hAnsi="Arial" w:cs="Arial"/>
+        </w:rPr>
+        <w:t xml:space="preserve"> can communicate with other devices effectively, enabling remote collaboration and seamless data sharing among start-up teams.</w:t>
+      </w:r>
+    </w:p>
+    <w:p>
+      <w:pPr>
+        <w:rPr>
+          <w:rFonts w:ascii="Arial" w:hAnsi="Arial" w:cs="Arial"/>
+        </w:rPr>
+      </w:pPr>
+    </w:p>
+    <w:p>
+      <w:pPr>
+        <w:rPr>
+          <w:rFonts w:ascii="Arial" w:hAnsi="Arial" w:cs="Arial"/>
+        </w:rPr>
+      </w:pPr>
+      <w:r>
+        <w:rPr>
+          <w:rFonts w:ascii="Arial" w:hAnsi="Arial" w:cs="Arial"/>
+        </w:rPr>
+        <w:t xml:space="preserve">Furthermore, the operating system works together with the computer hardware in four specific ways to ensure the </w:t>
+      </w:r>
+      <w:proofErr w:type="spellStart"/>
+      <w:r>
+        <w:rPr>
+          <w:rFonts w:ascii="Arial" w:hAnsi="Arial" w:cs="Arial"/>
+        </w:rPr>
+        <w:t>QuantumX</w:t>
+      </w:r>
+      <w:proofErr w:type="spellEnd"/>
+      <w:r>
+        <w:rPr>
+          <w:rFonts w:ascii="Arial" w:hAnsi="Arial" w:cs="Arial"/>
+        </w:rPr>
+        <w:t xml:space="preserve"> operates as a high-</w:t>
+      </w:r>
+      <w:proofErr w:type="spellStart"/>
+      <w:r>
+        <w:rPr>
+          <w:rFonts w:ascii="Arial" w:hAnsi="Arial" w:cs="Arial"/>
+        </w:rPr>
+        <w:t>perfomance</w:t>
+      </w:r>
+      <w:proofErr w:type="spellEnd"/>
+      <w:r>
+        <w:rPr>
+          <w:rFonts w:ascii="Arial" w:hAnsi="Arial" w:cs="Arial"/>
+        </w:rPr>
+        <w:t xml:space="preserve"> machine:</w:t>
+      </w:r>
+    </w:p>
+    <w:p>
+      <w:pPr>
+        <w:pStyle w:val="ListParagraph"/>
+        <w:numPr>
+          <w:ilvl w:val="0"/>
+          <w:numId w:val="34"/>
+        </w:numPr>
+        <w:rPr>
+          <w:rFonts w:ascii="Arial" w:hAnsi="Arial" w:cs="Arial"/>
+        </w:rPr>
+      </w:pPr>
+      <w:r>
+        <w:rPr>
+          <w:rFonts w:ascii="Arial" w:hAnsi="Arial" w:cs="Arial"/>
+        </w:rPr>
+        <w:t>Resource Allocation</w:t>
+      </w:r>
+    </w:p>
+    <w:p>
+      <w:pPr>
+        <w:rPr>
+          <w:rFonts w:ascii="Arial" w:hAnsi="Arial" w:cs="Arial"/>
+        </w:rPr>
+      </w:pPr>
+      <w:r>
+        <w:rPr>
+          <w:rFonts w:ascii="Arial" w:hAnsi="Arial" w:cs="Arial"/>
+        </w:rPr>
+        <w:t>The OS acts as a manager. It distributes CPU time and RAM among application running at the same time. By using scheduling algorithms such as First-Come-First-Save (FCFS), Short-Job-First and Roun-Robin it ensures that high priority startup applications such as machine learning or large databases get necessary processing power without starving other background processes, thereby preventing system crashes.</w:t>
+      </w:r>
+    </w:p>
+    <w:p>
+      <w:pPr>
+        <w:rPr>
+          <w:rFonts w:ascii="Arial" w:hAnsi="Arial" w:cs="Arial"/>
+        </w:rPr>
+      </w:pPr>
+    </w:p>
+    <w:p>
+      <w:pPr>
+        <w:pStyle w:val="ListParagraph"/>
+        <w:numPr>
+          <w:ilvl w:val="0"/>
+          <w:numId w:val="34"/>
+        </w:numPr>
+        <w:rPr>
+          <w:rFonts w:ascii="Arial" w:hAnsi="Arial" w:cs="Arial"/>
+        </w:rPr>
+      </w:pPr>
+      <w:r>
+        <w:rPr>
+          <w:rFonts w:ascii="Arial" w:hAnsi="Arial" w:cs="Arial"/>
+        </w:rPr>
+        <w:t>Error Handling</w:t>
+      </w:r>
+    </w:p>
+    <w:p>
+      <w:pPr>
+        <w:pStyle w:val="ListParagraph"/>
+        <w:rPr>
+          <w:rFonts w:ascii="Arial" w:hAnsi="Arial" w:cs="Arial"/>
+        </w:rPr>
+      </w:pPr>
+      <w:r>
+        <w:rPr>
+          <w:rFonts w:ascii="Arial" w:hAnsi="Arial" w:cs="Arial"/>
+        </w:rPr>
+        <w:t xml:space="preserve">The OS constantly monitors the hardware for faults or anomalies. If the hardware or software suddenly crash, the OS generates an error message and isolates the failing process. This protects the start-ups information and prevents a single application failure from bringing down the entire </w:t>
+      </w:r>
+      <w:proofErr w:type="spellStart"/>
+      <w:r>
+        <w:rPr>
+          <w:rFonts w:ascii="Arial" w:hAnsi="Arial" w:cs="Arial"/>
+        </w:rPr>
+        <w:t>QuantumX</w:t>
+      </w:r>
+      <w:proofErr w:type="spellEnd"/>
+      <w:r>
+        <w:rPr>
+          <w:rFonts w:ascii="Arial" w:hAnsi="Arial" w:cs="Arial"/>
+        </w:rPr>
+        <w:t xml:space="preserve"> system.</w:t>
+      </w:r>
+    </w:p>
+    <w:p>
+      <w:pPr>
+        <w:pStyle w:val="ListParagraph"/>
+        <w:rPr>
+          <w:rFonts w:ascii="Arial" w:hAnsi="Arial" w:cs="Arial"/>
+        </w:rPr>
+      </w:pPr>
+      <w:r>
+        <w:rPr>
+          <w:rFonts w:ascii="Arial" w:hAnsi="Arial" w:cs="Arial"/>
+        </w:rPr>
+        <w:t xml:space="preserve"> </w:t>
+      </w:r>
+    </w:p>
+    <w:p>
+      <w:pPr>
+        <w:pStyle w:val="ListParagraph"/>
+        <w:numPr>
+          <w:ilvl w:val="0"/>
+          <w:numId w:val="34"/>
+        </w:numPr>
+        <w:rPr>
+          <w:rFonts w:ascii="Arial" w:hAnsi="Arial" w:cs="Arial"/>
+        </w:rPr>
+      </w:pPr>
+      <w:r>
+        <w:rPr>
+          <w:rFonts w:ascii="Arial" w:hAnsi="Arial" w:cs="Arial"/>
+        </w:rPr>
+        <w:t>Input/Output Devices Management</w:t>
+      </w:r>
+    </w:p>
+    <w:p>
+      <w:pPr>
+        <w:pStyle w:val="ListParagraph"/>
+        <w:rPr>
+          <w:rFonts w:ascii="Arial" w:hAnsi="Arial" w:cs="Arial"/>
+        </w:rPr>
+      </w:pPr>
+      <w:r>
+        <w:rPr>
+          <w:rFonts w:ascii="Arial" w:hAnsi="Arial" w:cs="Arial"/>
+        </w:rPr>
+        <w:t xml:space="preserve">The OS manages the flow of data between the input devices and output devices. Since the CPU is much faster than peripherals like hard drives or </w:t>
+      </w:r>
+      <w:proofErr w:type="spellStart"/>
+      <w:proofErr w:type="gramStart"/>
+      <w:r>
+        <w:rPr>
+          <w:rFonts w:ascii="Arial" w:hAnsi="Arial" w:cs="Arial"/>
+        </w:rPr>
+        <w:t>pronter</w:t>
+      </w:r>
+      <w:proofErr w:type="spellEnd"/>
+      <w:r>
+        <w:rPr>
+          <w:rFonts w:ascii="Arial" w:hAnsi="Arial" w:cs="Arial"/>
+        </w:rPr>
+        <w:t>,  the</w:t>
+      </w:r>
+      <w:proofErr w:type="gramEnd"/>
+      <w:r>
+        <w:rPr>
+          <w:rFonts w:ascii="Arial" w:hAnsi="Arial" w:cs="Arial"/>
+        </w:rPr>
+        <w:t xml:space="preserve"> OS uses </w:t>
+      </w:r>
+      <w:proofErr w:type="gramStart"/>
+      <w:r>
+        <w:rPr>
+          <w:rFonts w:ascii="Arial" w:hAnsi="Arial" w:cs="Arial"/>
+        </w:rPr>
+        <w:t>buffering(</w:t>
+      </w:r>
+      <w:proofErr w:type="gramEnd"/>
+      <w:r>
+        <w:rPr>
+          <w:rFonts w:ascii="Arial" w:hAnsi="Arial" w:cs="Arial"/>
+        </w:rPr>
+        <w:t xml:space="preserve">) and spooling. This ensures that the fast CPU of the </w:t>
+      </w:r>
+      <w:proofErr w:type="spellStart"/>
+      <w:r>
+        <w:rPr>
+          <w:rFonts w:ascii="Arial" w:hAnsi="Arial" w:cs="Arial"/>
+        </w:rPr>
+        <w:t>QuantumX</w:t>
+      </w:r>
+      <w:proofErr w:type="spellEnd"/>
+      <w:r>
+        <w:rPr>
+          <w:rFonts w:ascii="Arial" w:hAnsi="Arial" w:cs="Arial"/>
+        </w:rPr>
+        <w:t xml:space="preserve"> is not held up waiting for slower peripherals, maximizing overall system performance and efficiency.</w:t>
+      </w:r>
+    </w:p>
+    <w:p>
+      <w:pPr>
+        <w:rPr>
+          <w:rFonts w:ascii="Arial" w:hAnsi="Arial" w:cs="Arial"/>
+        </w:rPr>
+      </w:pPr>
+    </w:p>
+    <w:p>
+      <w:pPr>
+        <w:pStyle w:val="ListParagraph"/>
+        <w:numPr>
+          <w:ilvl w:val="0"/>
+          <w:numId w:val="34"/>
+        </w:numPr>
+        <w:rPr>
+          <w:rFonts w:ascii="Arial" w:hAnsi="Arial" w:cs="Arial"/>
+        </w:rPr>
+      </w:pPr>
+      <w:r>
+        <w:rPr>
+          <w:rFonts w:ascii="Arial" w:hAnsi="Arial" w:cs="Arial"/>
+        </w:rPr>
+        <w:t>Device Drivers</w:t>
+      </w:r>
+    </w:p>
+    <w:p>
+      <w:pPr>
         <w:rPr>
           <w:rFonts w:ascii="Arial" w:hAnsi="Arial" w:cs="Arial"/>
           <w:sz w:val="28"/>
           <w:szCs w:val="28"/>
         </w:rPr>
-        <w:t>Device</w:t>
-      </w:r>
+      </w:pPr>
       <w:r>
         <w:rPr>
           <w:rFonts w:ascii="Arial" w:hAnsi="Arial" w:cs="Arial"/>
           <w:sz w:val="28"/>
           <w:szCs w:val="28"/>
         </w:rPr>
-        <w:t xml:space="preserve"> Management(I/O Sys</w:t>
+        <w:t>The OS utilizes device drivers</w:t>
       </w:r>
       <w:r>
         <w:rPr>
@@ -2660,7 +3152,7 @@
           <w:sz w:val="28"/>
           <w:szCs w:val="28"/>
         </w:rPr>
-        <w:t>t</w:t>
+        <w:t xml:space="preserve">, </w:t>
       </w:r>
       <w:r>
         <w:rPr>
@@ -2668,7 +3160,7 @@
           <w:sz w:val="28"/>
           <w:szCs w:val="28"/>
         </w:rPr>
-        <w:t>em)</w:t>
+        <w:t xml:space="preserve">special programs </w:t>
       </w:r>
       <w:r>
         <w:rPr>
@@ -2676,148 +3168,244 @@
           <w:sz w:val="28"/>
           <w:szCs w:val="28"/>
         </w:rPr>
-        <w:t xml:space="preserve"> </w:t>
-      </w:r>
+        <w:t xml:space="preserve">that’s acts as an interpreter between the hardware and the system. When the </w:t>
+      </w:r>
+      <w:proofErr w:type="spellStart"/>
       <w:r>
         <w:rPr>
           <w:rFonts w:ascii="Arial" w:hAnsi="Arial" w:cs="Arial"/>
           <w:sz w:val="28"/>
           <w:szCs w:val="28"/>
         </w:rPr>
-        <w:t xml:space="preserve">                                                                                                                                                                                                                                                                                                                                                                                                                                                                                                                                                                             </w:t>
-      </w:r>
-      <w:r>
-        <w:rPr>
-          <w:rFonts w:ascii="Arial" w:hAnsi="Arial" w:cs="Arial"/>
-        </w:rPr>
-        <w:t>Computers have peripherals such as k</w:t>
-      </w:r>
-      <w:r>
-        <w:rPr>
-          <w:rFonts w:ascii="Arial" w:hAnsi="Arial" w:cs="Arial"/>
-        </w:rPr>
-        <w:t>e</w:t>
-      </w:r>
-      <w:r>
-        <w:rPr>
-          <w:rFonts w:ascii="Arial" w:hAnsi="Arial" w:cs="Arial"/>
-        </w:rPr>
-        <w:t>yboard, mouses and disks which allows users to insert input or get output from the computer systems. Operating system is responsible for managing these devices. It archives this using Device drivers</w:t>
-      </w:r>
-      <w:r>
-        <w:rPr>
-          <w:rFonts w:ascii="Arial" w:hAnsi="Arial" w:cs="Arial"/>
-        </w:rPr>
-        <w:t xml:space="preserve"> </w:t>
-      </w:r>
-      <w:r>
-        <w:rPr>
-          <w:rFonts w:ascii="Arial" w:hAnsi="Arial" w:cs="Arial"/>
-        </w:rPr>
-        <w:t>(an interpreter between the hardware and the system), buffering an</w:t>
-      </w:r>
-      <w:r>
-        <w:rPr>
-          <w:rFonts w:ascii="Arial" w:hAnsi="Arial" w:cs="Arial"/>
-        </w:rPr>
-        <w:t>d</w:t>
-      </w:r>
-      <w:r>
-        <w:rPr>
-          <w:rFonts w:ascii="Arial" w:hAnsi="Arial" w:cs="Arial"/>
-        </w:rPr>
-        <w:t xml:space="preserve"> caching.</w:t>
-      </w:r>
-    </w:p>
-    <w:p>
-      <w:pPr>
+        <w:t>QuantumX</w:t>
+      </w:r>
+      <w:proofErr w:type="spellEnd"/>
+      <w:r>
         <w:rPr>
           <w:rFonts w:ascii="Arial" w:hAnsi="Arial" w:cs="Arial"/>
           <w:sz w:val="28"/>
           <w:szCs w:val="28"/>
         </w:rPr>
-      </w:pPr>
-    </w:p>
-    <w:p>
-      <w:pPr>
+        <w:t xml:space="preserve"> uses high-</w:t>
+      </w:r>
+      <w:r>
         <w:rPr>
           <w:rFonts w:ascii="Arial" w:hAnsi="Arial" w:cs="Arial"/>
           <w:sz w:val="28"/>
           <w:szCs w:val="28"/>
         </w:rPr>
-      </w:pPr>
-    </w:p>
-    <w:p>
-      <w:pPr>
+        <w:t>performance</w:t>
+      </w:r>
+      <w:r>
         <w:rPr>
           <w:rFonts w:ascii="Arial" w:hAnsi="Arial" w:cs="Arial"/>
           <w:sz w:val="28"/>
           <w:szCs w:val="28"/>
         </w:rPr>
-      </w:pPr>
-    </w:p>
-    <w:p>
-      <w:pPr>
+        <w:t xml:space="preserve"> </w:t>
+      </w:r>
+      <w:r>
         <w:rPr>
           <w:rFonts w:ascii="Arial" w:hAnsi="Arial" w:cs="Arial"/>
           <w:sz w:val="28"/>
           <w:szCs w:val="28"/>
         </w:rPr>
-      </w:pPr>
-    </w:p>
-    <w:p>
-      <w:pPr>
+        <w:t>components</w:t>
+      </w:r>
+      <w:r>
         <w:rPr>
           <w:rFonts w:ascii="Arial" w:hAnsi="Arial" w:cs="Arial"/>
           <w:sz w:val="28"/>
           <w:szCs w:val="28"/>
         </w:rPr>
-      </w:pPr>
-    </w:p>
-    <w:p>
-      <w:pPr>
+        <w:t xml:space="preserve"> the device drivers translate high-level OS commands into specific low-level instructions that the physical hardware can understand. This ensures </w:t>
+      </w:r>
+      <w:r>
         <w:rPr>
           <w:rFonts w:ascii="Arial" w:hAnsi="Arial" w:cs="Arial"/>
           <w:sz w:val="28"/>
           <w:szCs w:val="28"/>
         </w:rPr>
-      </w:pPr>
-    </w:p>
-    <w:p>
-      <w:pPr>
+        <w:t>seamless</w:t>
+      </w:r>
+      <w:r>
         <w:rPr>
           <w:rFonts w:ascii="Arial" w:hAnsi="Arial" w:cs="Arial"/>
           <w:sz w:val="28"/>
           <w:szCs w:val="28"/>
         </w:rPr>
-      </w:pPr>
-    </w:p>
-    <w:p>
-      <w:pPr>
+        <w:t xml:space="preserve"> </w:t>
+      </w:r>
+      <w:r>
         <w:rPr>
           <w:rFonts w:ascii="Arial" w:hAnsi="Arial" w:cs="Arial"/>
           <w:sz w:val="28"/>
           <w:szCs w:val="28"/>
         </w:rPr>
-      </w:pPr>
-    </w:p>
-    <w:p>
-      <w:pPr>
-        <w:rPr>
-          <w:rFonts w:ascii="Arial" w:hAnsi="Arial" w:cs="Arial"/>
-          <w:b/>
-          <w:sz w:val="32"/>
-          <w:szCs w:val="32"/>
-        </w:rPr>
-      </w:pPr>
-    </w:p>
-    <w:p>
-      <w:pPr>
-        <w:rPr>
-          <w:rFonts w:ascii="Arial" w:hAnsi="Arial" w:cs="Arial"/>
-          <w:b/>
-          <w:sz w:val="32"/>
-          <w:szCs w:val="32"/>
+        <w:t>communication</w:t>
+      </w:r>
+      <w:r>
+        <w:rPr>
+          <w:rFonts w:ascii="Arial" w:hAnsi="Arial" w:cs="Arial"/>
+          <w:sz w:val="28"/>
+          <w:szCs w:val="28"/>
+        </w:rPr>
+        <w:t xml:space="preserve"> between the software and physical components.</w:t>
+      </w:r>
+    </w:p>
+    <w:p>
+      <w:pPr>
+        <w:rPr>
+          <w:rFonts w:ascii="Arial" w:hAnsi="Arial" w:cs="Arial"/>
+          <w:sz w:val="28"/>
+          <w:szCs w:val="28"/>
+        </w:rPr>
+      </w:pPr>
+    </w:p>
+    <w:p>
+      <w:pPr>
+        <w:rPr>
+          <w:rFonts w:ascii="Arial" w:hAnsi="Arial" w:cs="Arial"/>
+          <w:sz w:val="28"/>
+          <w:szCs w:val="28"/>
+        </w:rPr>
+      </w:pPr>
+    </w:p>
+    <w:p>
+      <w:pPr>
+        <w:rPr>
+          <w:rFonts w:ascii="Arial" w:hAnsi="Arial" w:cs="Arial"/>
+          <w:sz w:val="28"/>
+          <w:szCs w:val="28"/>
+        </w:rPr>
+      </w:pPr>
+      <w:r>
+        <w:rPr>
+          <w:rFonts w:ascii="Arial" w:hAnsi="Arial" w:cs="Arial"/>
+          <w:sz w:val="28"/>
+          <w:szCs w:val="28"/>
+        </w:rPr>
+        <w:t xml:space="preserve">By </w:t>
+      </w:r>
+      <w:r>
+        <w:rPr>
+          <w:rFonts w:ascii="Arial" w:hAnsi="Arial" w:cs="Arial"/>
+          <w:sz w:val="28"/>
+          <w:szCs w:val="28"/>
+        </w:rPr>
+        <w:t>integrating</w:t>
+      </w:r>
+      <w:r>
+        <w:rPr>
+          <w:rFonts w:ascii="Arial" w:hAnsi="Arial" w:cs="Arial"/>
+          <w:sz w:val="28"/>
+          <w:szCs w:val="28"/>
+        </w:rPr>
+        <w:t xml:space="preserve"> these functionalities and hardware management technique, the OS ensures that the </w:t>
+      </w:r>
+      <w:proofErr w:type="spellStart"/>
+      <w:r>
+        <w:rPr>
+          <w:rFonts w:ascii="Arial" w:hAnsi="Arial" w:cs="Arial"/>
+          <w:sz w:val="28"/>
+          <w:szCs w:val="28"/>
+        </w:rPr>
+        <w:t>QuantumX</w:t>
+      </w:r>
+      <w:proofErr w:type="spellEnd"/>
+      <w:r>
+        <w:rPr>
+          <w:rFonts w:ascii="Arial" w:hAnsi="Arial" w:cs="Arial"/>
+          <w:sz w:val="28"/>
+          <w:szCs w:val="28"/>
+        </w:rPr>
+        <w:t xml:space="preserve"> operates reliably and </w:t>
+      </w:r>
+      <w:proofErr w:type="gramStart"/>
+      <w:r>
+        <w:rPr>
+          <w:rFonts w:ascii="Arial" w:hAnsi="Arial" w:cs="Arial"/>
+          <w:sz w:val="28"/>
+          <w:szCs w:val="28"/>
+        </w:rPr>
+        <w:t>efficientl</w:t>
+      </w:r>
+      <w:r>
+        <w:rPr>
+          <w:rFonts w:ascii="Arial" w:hAnsi="Arial" w:cs="Arial"/>
+          <w:sz w:val="28"/>
+          <w:szCs w:val="28"/>
+        </w:rPr>
+        <w:t>y</w:t>
+      </w:r>
+      <w:r>
+        <w:rPr>
+          <w:rFonts w:ascii="Arial" w:hAnsi="Arial" w:cs="Arial"/>
+          <w:sz w:val="28"/>
+          <w:szCs w:val="28"/>
+        </w:rPr>
+        <w:t xml:space="preserve"> </w:t>
+      </w:r>
+      <w:r>
+        <w:rPr>
+          <w:rFonts w:ascii="Arial" w:hAnsi="Arial" w:cs="Arial"/>
+          <w:sz w:val="28"/>
+          <w:szCs w:val="28"/>
+        </w:rPr>
+        <w:t>,</w:t>
+      </w:r>
+      <w:proofErr w:type="gramEnd"/>
+      <w:r>
+        <w:rPr>
+          <w:rFonts w:ascii="Arial" w:hAnsi="Arial" w:cs="Arial"/>
+          <w:sz w:val="28"/>
+          <w:szCs w:val="28"/>
+        </w:rPr>
+        <w:t xml:space="preserve"> reinforcing customer trust and justifying the investment to financial stakeholders.</w:t>
+      </w:r>
+    </w:p>
+    <w:p>
+      <w:pPr>
+        <w:rPr>
+          <w:rFonts w:ascii="Arial" w:hAnsi="Arial" w:cs="Arial"/>
+          <w:sz w:val="28"/>
+          <w:szCs w:val="28"/>
+        </w:rPr>
+      </w:pPr>
+    </w:p>
+    <w:p>
+      <w:pPr>
+        <w:rPr>
+          <w:rFonts w:ascii="Arial" w:hAnsi="Arial" w:cs="Arial"/>
+          <w:sz w:val="28"/>
+          <w:szCs w:val="28"/>
+        </w:rPr>
+      </w:pPr>
+    </w:p>
+    <w:p>
+      <w:pPr>
+        <w:rPr>
+          <w:rFonts w:ascii="Arial" w:hAnsi="Arial" w:cs="Arial"/>
+          <w:sz w:val="28"/>
+          <w:szCs w:val="28"/>
+        </w:rPr>
+      </w:pPr>
+    </w:p>
+    <w:p>
+      <w:pPr>
+        <w:rPr>
+          <w:rFonts w:ascii="Arial" w:hAnsi="Arial" w:cs="Arial"/>
+          <w:sz w:val="28"/>
+          <w:szCs w:val="28"/>
+        </w:rPr>
+      </w:pPr>
+    </w:p>
+    <w:p>
+      <w:pPr>
+        <w:rPr>
+          <w:rFonts w:ascii="Arial" w:hAnsi="Arial" w:cs="Arial"/>
+          <w:sz w:val="28"/>
+          <w:szCs w:val="28"/>
         </w:rPr>
       </w:pPr>
     </w:p>
@@ -4924,6 +5512,20 @@
         </w:rPr>
         <w:t xml:space="preserve">(devices) are connected within a limited geographical setting for example office building, homes or campus buildings. </w:t>
       </w:r>
+      <w:r>
+        <w:rPr>
+          <w:rFonts w:ascii="Arial" w:hAnsi="Arial" w:cs="Arial"/>
+          <w:bCs/>
+        </w:rPr>
+        <w:t>Its main purpose is to share local resources like printers and files at high speeds. It works by using high-speed connections such as Ethernet cables or Wi-Fi to allow devices to communicate and share resources efficiently. A LAN is usually owned and man</w:t>
+      </w:r>
+      <w:r>
+        <w:rPr>
+          <w:rFonts w:ascii="Arial" w:hAnsi="Arial" w:cs="Arial"/>
+          <w:bCs/>
+        </w:rPr>
+        <w:t>aged by a single organization or individual.</w:t>
+      </w:r>
     </w:p>
     <w:p>
       <w:pPr>
@@ -5137,7 +5739,77 @@
           <w:rFonts w:ascii="Arial" w:hAnsi="Arial" w:cs="Arial"/>
           <w:bCs/>
         </w:rPr>
-        <w:t>The main difference between them is the distance they cover and ownership. Local Area Networks are small and private owned, Metropolitan Area Network cover cities and may be jointly owned while Wide Area Networks cover vast distances and relies on third-party telecommunication providers.</w:t>
+        <w:lastRenderedPageBreak/>
+        <w:t>The main difference between the</w:t>
+      </w:r>
+      <w:r>
+        <w:rPr>
+          <w:rFonts w:ascii="Arial" w:hAnsi="Arial" w:cs="Arial"/>
+          <w:bCs/>
+        </w:rPr>
+        <w:t>se configurations</w:t>
+      </w:r>
+      <w:r>
+        <w:rPr>
+          <w:rFonts w:ascii="Arial" w:hAnsi="Arial" w:cs="Arial"/>
+          <w:bCs/>
+        </w:rPr>
+        <w:t xml:space="preserve"> is the distance they cover and ownership. Local Area Networks are small and private owned, Metropolitan Area Network cover cities and may be jointly owned while Wide Area Networks cover vast distances and relies on third-party telecommunication providers.</w:t>
+      </w:r>
+    </w:p>
+    <w:p>
+      <w:pPr>
+        <w:rPr>
+          <w:rFonts w:ascii="Arial" w:hAnsi="Arial" w:cs="Arial"/>
+          <w:bCs/>
+        </w:rPr>
+      </w:pPr>
+    </w:p>
+    <w:p>
+      <w:pPr>
+        <w:rPr>
+          <w:rFonts w:ascii="Arial" w:hAnsi="Arial" w:cs="Arial"/>
+          <w:bCs/>
+        </w:rPr>
+      </w:pPr>
+      <w:r>
+        <w:rPr>
+          <w:rFonts w:ascii="Arial" w:hAnsi="Arial" w:cs="Arial"/>
+          <w:bCs/>
+        </w:rPr>
+        <w:t xml:space="preserve">For </w:t>
+      </w:r>
+      <w:proofErr w:type="spellStart"/>
+      <w:r>
+        <w:rPr>
+          <w:rFonts w:ascii="Arial" w:hAnsi="Arial" w:cs="Arial"/>
+          <w:bCs/>
+        </w:rPr>
+        <w:t>Techville’s</w:t>
+      </w:r>
+      <w:proofErr w:type="spellEnd"/>
+      <w:r>
+        <w:rPr>
+          <w:rFonts w:ascii="Arial" w:hAnsi="Arial" w:cs="Arial"/>
+          <w:bCs/>
+        </w:rPr>
+        <w:t xml:space="preserve"> start-up businesses, I recommend offering a Star Topology for their LAN configuration. This is because start-up businesses need a network that I easy to install, reliable and simple to maintain and scale. In star topology if one cable or node fails, the rest of the network continues to operate normally. </w:t>
+      </w:r>
+      <w:proofErr w:type="gramStart"/>
+      <w:r>
+        <w:rPr>
+          <w:rFonts w:ascii="Arial" w:hAnsi="Arial" w:cs="Arial"/>
+          <w:bCs/>
+        </w:rPr>
+        <w:t>This  means</w:t>
+      </w:r>
+      <w:proofErr w:type="gramEnd"/>
+      <w:r>
+        <w:rPr>
+          <w:rFonts w:ascii="Arial" w:hAnsi="Arial" w:cs="Arial"/>
+          <w:bCs/>
+        </w:rPr>
+        <w:t xml:space="preserve"> businesses can continue operating without disruptions.</w:t>
       </w:r>
     </w:p>
     <w:p>
@@ -5163,7 +5835,6 @@
           <w:sz w:val="32"/>
           <w:szCs w:val="32"/>
         </w:rPr>
-        <w:lastRenderedPageBreak/>
         <w:t xml:space="preserve"> </w:t>
       </w:r>
       <w:r>
@@ -5275,6 +5946,7 @@
           <w:ilvl w:val="0"/>
           <w:numId w:val="22"/>
         </w:numPr>
+        <w:ind w:left="1080"/>
         <w:rPr>
           <w:rFonts w:ascii="Arial" w:hAnsi="Arial" w:cs="Arial"/>
         </w:rPr>
@@ -5294,15 +5966,28 @@
     </w:p>
     <w:p>
       <w:pPr>
-        <w:rPr>
-          <w:rFonts w:ascii="Arial" w:hAnsi="Arial" w:cs="Arial"/>
-        </w:rPr>
-      </w:pPr>
-      <w:r>
-        <w:rPr>
-          <w:rFonts w:ascii="Arial" w:hAnsi="Arial" w:cs="Arial"/>
-        </w:rPr>
-        <w:t>Mesh topology is a network topology in which every node(device) is connected to another device via particular channel known as links. Therefore, Mesh topology does not depend on specific protocols, it focuses on direct device-to-device connections.</w:t>
+        <w:ind w:left="720"/>
+        <w:rPr>
+          <w:rFonts w:ascii="Arial" w:hAnsi="Arial" w:cs="Arial"/>
+        </w:rPr>
+      </w:pPr>
+      <w:r>
+        <w:rPr>
+          <w:rFonts w:ascii="Arial" w:hAnsi="Arial" w:cs="Arial"/>
+        </w:rPr>
+        <w:t xml:space="preserve">Mesh topology is a network topology in which every node(device) is connected to </w:t>
+      </w:r>
+      <w:r>
+        <w:rPr>
+          <w:rFonts w:ascii="Arial" w:hAnsi="Arial" w:cs="Arial"/>
+        </w:rPr>
+        <w:t xml:space="preserve">every </w:t>
+      </w:r>
+      <w:r>
+        <w:rPr>
+          <w:rFonts w:ascii="Arial" w:hAnsi="Arial" w:cs="Arial"/>
+        </w:rPr>
+        <w:t>other device via particular channel known as links. Therefore, Mesh topology does not depend on specific protocols, it focuses on direct device-to-device connections.</w:t>
       </w:r>
       <w:r>
         <w:rPr>
@@ -5310,14 +5995,12 @@
         </w:rPr>
         <w:t xml:space="preserve"> Some of the advantages of Mesh topologies include fast communication speed between nodes, easy fault diagnosis and provision of security and privacy. Therefore, Mesh topology </w:t>
       </w:r>
-      <w:proofErr w:type="gramStart"/>
-      <w:r>
-        <w:rPr>
-          <w:rFonts w:ascii="Arial" w:hAnsi="Arial" w:cs="Arial"/>
-        </w:rPr>
-        <w:t>are</w:t>
-      </w:r>
-      <w:proofErr w:type="gramEnd"/>
+      <w:r>
+        <w:rPr>
+          <w:rFonts w:ascii="Arial" w:hAnsi="Arial" w:cs="Arial"/>
+        </w:rPr>
+        <w:t>is</w:t>
+      </w:r>
       <w:r>
         <w:rPr>
           <w:rFonts w:ascii="Arial" w:hAnsi="Arial" w:cs="Arial"/>
@@ -5327,6 +6010,7 @@
     </w:p>
     <w:p>
       <w:pPr>
+        <w:ind w:left="720"/>
         <w:rPr>
           <w:rFonts w:ascii="Arial" w:hAnsi="Arial" w:cs="Arial"/>
         </w:rPr>
@@ -5345,6 +6029,7 @@
           <w:ilvl w:val="0"/>
           <w:numId w:val="22"/>
         </w:numPr>
+        <w:ind w:left="1080"/>
         <w:rPr>
           <w:rFonts w:ascii="Arial" w:hAnsi="Arial" w:cs="Arial"/>
         </w:rPr>
@@ -5364,6 +6049,7 @@
     </w:p>
     <w:p>
       <w:pPr>
+        <w:ind w:left="720"/>
         <w:rPr>
           <w:rFonts w:ascii="Arial" w:hAnsi="Arial" w:cs="Arial"/>
         </w:rPr>
@@ -5383,6 +6069,7 @@
     </w:p>
     <w:p>
       <w:pPr>
+        <w:ind w:left="720"/>
         <w:rPr>
           <w:rFonts w:ascii="Arial" w:hAnsi="Arial" w:cs="Arial"/>
         </w:rPr>
@@ -5401,6 +6088,7 @@
           <w:ilvl w:val="0"/>
           <w:numId w:val="22"/>
         </w:numPr>
+        <w:ind w:left="1080"/>
         <w:rPr>
           <w:rFonts w:ascii="Arial" w:hAnsi="Arial" w:cs="Arial"/>
         </w:rPr>
@@ -5420,14 +6108,16 @@
     </w:p>
     <w:p>
       <w:pPr>
-        <w:rPr>
-          <w:rFonts w:ascii="Arial" w:hAnsi="Arial" w:cs="Arial"/>
-        </w:rPr>
-      </w:pPr>
-      <w:r>
-        <w:rPr>
-          <w:rFonts w:ascii="Arial" w:hAnsi="Arial" w:cs="Arial"/>
-        </w:rPr>
+        <w:ind w:left="720"/>
+        <w:rPr>
+          <w:rFonts w:ascii="Arial" w:hAnsi="Arial" w:cs="Arial"/>
+        </w:rPr>
+      </w:pPr>
+      <w:r>
+        <w:rPr>
+          <w:rFonts w:ascii="Arial" w:hAnsi="Arial" w:cs="Arial"/>
+        </w:rPr>
+        <w:lastRenderedPageBreak/>
         <w:t xml:space="preserve">In </w:t>
       </w:r>
       <w:r>
@@ -5504,6 +6194,7 @@
           <w:ilvl w:val="0"/>
           <w:numId w:val="22"/>
         </w:numPr>
+        <w:ind w:left="1080"/>
         <w:rPr>
           <w:rFonts w:ascii="Arial" w:hAnsi="Arial" w:cs="Arial"/>
         </w:rPr>
@@ -5517,6 +6208,7 @@
     </w:p>
     <w:p>
       <w:pPr>
+        <w:ind w:left="720"/>
         <w:rPr>
           <w:rFonts w:ascii="Arial" w:hAnsi="Arial" w:cs="Arial"/>
         </w:rPr>
@@ -5564,6 +6256,250 @@
           <w:rFonts w:ascii="Arial" w:hAnsi="Arial" w:cs="Arial"/>
         </w:rPr>
         <w:t>.</w:t>
+      </w:r>
+    </w:p>
+    <w:p>
+      <w:pPr>
+        <w:ind w:left="720"/>
+        <w:rPr>
+          <w:rFonts w:ascii="Arial" w:hAnsi="Arial" w:cs="Arial"/>
+        </w:rPr>
+      </w:pPr>
+    </w:p>
+    <w:p>
+      <w:pPr>
+        <w:rPr>
+          <w:rFonts w:ascii="Arial" w:hAnsi="Arial" w:cs="Arial"/>
+          <w:b/>
+          <w:sz w:val="28"/>
+          <w:szCs w:val="28"/>
+        </w:rPr>
+      </w:pPr>
+      <w:r>
+        <w:rPr>
+          <w:rFonts w:ascii="Arial" w:hAnsi="Arial" w:cs="Arial"/>
+          <w:b/>
+          <w:sz w:val="28"/>
+          <w:szCs w:val="28"/>
+        </w:rPr>
+        <w:t>P</w:t>
+      </w:r>
+      <w:r>
+        <w:rPr>
+          <w:rFonts w:ascii="Arial" w:hAnsi="Arial" w:cs="Arial"/>
+          <w:b/>
+          <w:sz w:val="28"/>
+          <w:szCs w:val="28"/>
+        </w:rPr>
+        <w:t>h</w:t>
+      </w:r>
+      <w:r>
+        <w:rPr>
+          <w:rFonts w:ascii="Arial" w:hAnsi="Arial" w:cs="Arial"/>
+          <w:b/>
+          <w:sz w:val="28"/>
+          <w:szCs w:val="28"/>
+        </w:rPr>
+        <w:t>ysical Networking Equipment Required</w:t>
+      </w:r>
+    </w:p>
+    <w:p>
+      <w:pPr>
+        <w:rPr>
+          <w:rFonts w:ascii="Arial" w:hAnsi="Arial" w:cs="Arial"/>
+          <w:sz w:val="28"/>
+          <w:szCs w:val="28"/>
+        </w:rPr>
+      </w:pPr>
+      <w:r>
+        <w:rPr>
+          <w:rFonts w:ascii="Arial" w:hAnsi="Arial" w:cs="Arial"/>
+          <w:sz w:val="28"/>
+          <w:szCs w:val="28"/>
+        </w:rPr>
+        <w:t xml:space="preserve">According to </w:t>
+      </w:r>
+      <w:sdt>
+        <w:sdtPr>
+          <w:rPr>
+            <w:rFonts w:ascii="Arial" w:hAnsi="Arial" w:cs="Arial"/>
+            <w:sz w:val="28"/>
+            <w:szCs w:val="28"/>
+          </w:rPr>
+          <w:id w:val="793187480"/>
+          <w:citation/>
+        </w:sdtPr>
+        <w:sdtContent>
+          <w:r>
+            <w:rPr>
+              <w:rFonts w:ascii="Arial" w:hAnsi="Arial" w:cs="Arial"/>
+              <w:sz w:val="28"/>
+              <w:szCs w:val="28"/>
+            </w:rPr>
+            <w:fldChar w:fldCharType="begin"/>
+          </w:r>
+          <w:r>
+            <w:rPr>
+              <w:rFonts w:ascii="Arial" w:hAnsi="Arial" w:cs="Arial"/>
+              <w:sz w:val="28"/>
+              <w:szCs w:val="28"/>
+              <w:lang w:val="en-GB"/>
+            </w:rPr>
+            <w:instrText xml:space="preserve"> CITATION Com26 \l 2057 </w:instrText>
+          </w:r>
+          <w:r>
+            <w:rPr>
+              <w:rFonts w:ascii="Arial" w:hAnsi="Arial" w:cs="Arial"/>
+              <w:sz w:val="28"/>
+              <w:szCs w:val="28"/>
+            </w:rPr>
+            <w:fldChar w:fldCharType="separate"/>
+          </w:r>
+          <w:r>
+            <w:rPr>
+              <w:rFonts w:ascii="Arial" w:hAnsi="Arial" w:cs="Arial"/>
+              <w:noProof/>
+              <w:sz w:val="28"/>
+              <w:szCs w:val="28"/>
+              <w:lang w:val="en-GB"/>
+            </w:rPr>
+            <w:t>(Commerce Engine, 2026)</w:t>
+          </w:r>
+          <w:r>
+            <w:rPr>
+              <w:rFonts w:ascii="Arial" w:hAnsi="Arial" w:cs="Arial"/>
+              <w:sz w:val="28"/>
+              <w:szCs w:val="28"/>
+            </w:rPr>
+            <w:fldChar w:fldCharType="end"/>
+          </w:r>
+        </w:sdtContent>
+      </w:sdt>
+      <w:r>
+        <w:rPr>
+          <w:rFonts w:ascii="Arial" w:hAnsi="Arial" w:cs="Arial"/>
+          <w:sz w:val="28"/>
+          <w:szCs w:val="28"/>
+        </w:rPr>
+        <w:t xml:space="preserve">, </w:t>
+      </w:r>
+      <w:r>
+        <w:rPr>
+          <w:rFonts w:ascii="Arial" w:hAnsi="Arial" w:cs="Arial"/>
+          <w:sz w:val="28"/>
+          <w:szCs w:val="28"/>
+        </w:rPr>
+        <w:t xml:space="preserve">Network </w:t>
+      </w:r>
+      <w:r>
+        <w:rPr>
+          <w:rFonts w:ascii="Arial" w:hAnsi="Arial" w:cs="Arial"/>
+          <w:sz w:val="28"/>
+          <w:szCs w:val="28"/>
+        </w:rPr>
+        <w:t>topolog</w:t>
+      </w:r>
+      <w:r>
+        <w:rPr>
+          <w:rFonts w:ascii="Arial" w:hAnsi="Arial" w:cs="Arial"/>
+          <w:sz w:val="28"/>
+          <w:szCs w:val="28"/>
+        </w:rPr>
+        <w:t>ies require specific physical equipment. Therefore,</w:t>
+      </w:r>
+      <w:r>
+        <w:rPr>
+          <w:rFonts w:ascii="Arial" w:hAnsi="Arial" w:cs="Arial"/>
+          <w:sz w:val="28"/>
+          <w:szCs w:val="28"/>
+        </w:rPr>
+        <w:t xml:space="preserve"> </w:t>
+      </w:r>
+      <w:proofErr w:type="spellStart"/>
+      <w:proofErr w:type="gramStart"/>
+      <w:r>
+        <w:rPr>
+          <w:rFonts w:ascii="Arial" w:hAnsi="Arial" w:cs="Arial"/>
+          <w:sz w:val="28"/>
+          <w:szCs w:val="28"/>
+        </w:rPr>
+        <w:t>QuntumTech</w:t>
+      </w:r>
+      <w:proofErr w:type="spellEnd"/>
+      <w:r>
+        <w:rPr>
+          <w:rFonts w:ascii="Arial" w:hAnsi="Arial" w:cs="Arial"/>
+          <w:sz w:val="28"/>
+          <w:szCs w:val="28"/>
+        </w:rPr>
+        <w:t xml:space="preserve"> </w:t>
+      </w:r>
+      <w:r>
+        <w:rPr>
+          <w:rFonts w:ascii="Arial" w:hAnsi="Arial" w:cs="Arial"/>
+          <w:sz w:val="28"/>
+          <w:szCs w:val="28"/>
+        </w:rPr>
+        <w:t xml:space="preserve"> understand</w:t>
+      </w:r>
+      <w:proofErr w:type="gramEnd"/>
+      <w:r>
+        <w:rPr>
+          <w:rFonts w:ascii="Arial" w:hAnsi="Arial" w:cs="Arial"/>
+          <w:sz w:val="28"/>
+          <w:szCs w:val="28"/>
+        </w:rPr>
+        <w:t xml:space="preserve"> the required equipment for the desired topology they would like to install</w:t>
+      </w:r>
+      <w:r>
+        <w:rPr>
+          <w:rFonts w:ascii="Arial" w:hAnsi="Arial" w:cs="Arial"/>
+          <w:sz w:val="28"/>
+          <w:szCs w:val="28"/>
+        </w:rPr>
+        <w:t>. A star topology requires a Network Switch to act as the central connection point</w:t>
+      </w:r>
+      <w:r>
+        <w:rPr>
+          <w:rFonts w:ascii="Arial" w:hAnsi="Arial" w:cs="Arial"/>
+          <w:sz w:val="28"/>
+          <w:szCs w:val="28"/>
+        </w:rPr>
+        <w:t xml:space="preserve">. The switch routes data only to intended device. Network Interface Cards (NICs) are required inside every </w:t>
+      </w:r>
+      <w:proofErr w:type="spellStart"/>
+      <w:r>
+        <w:rPr>
+          <w:rFonts w:ascii="Arial" w:hAnsi="Arial" w:cs="Arial"/>
+          <w:sz w:val="28"/>
+          <w:szCs w:val="28"/>
+        </w:rPr>
+        <w:t>QuantumX</w:t>
+      </w:r>
+      <w:proofErr w:type="spellEnd"/>
+      <w:r>
+        <w:rPr>
+          <w:rFonts w:ascii="Arial" w:hAnsi="Arial" w:cs="Arial"/>
+          <w:sz w:val="28"/>
+          <w:szCs w:val="28"/>
+        </w:rPr>
+        <w:t xml:space="preserve"> computer to connect to the network. </w:t>
+      </w:r>
+      <w:r>
+        <w:rPr>
+          <w:rFonts w:ascii="Arial" w:hAnsi="Arial" w:cs="Arial"/>
+          <w:sz w:val="28"/>
+          <w:szCs w:val="28"/>
+        </w:rPr>
+        <w:t xml:space="preserve">Unshielded Twisted Pair (UTP) Cabling such as Cat6 with RJ-45 connectors is needed to link the devices to the switch. Finally, a Router is required </w:t>
+      </w:r>
+      <w:r>
+        <w:rPr>
+          <w:rFonts w:ascii="Arial" w:hAnsi="Arial" w:cs="Arial"/>
+          <w:sz w:val="28"/>
+          <w:szCs w:val="28"/>
+        </w:rPr>
+        <w:t>at the edge of the network to connect the local LAN to the wider internet and Wireless Access Points are needed to provide Wi-Fi connectivity to devices like mobile phones.</w:t>
       </w:r>
     </w:p>
     <w:p>
@@ -5589,7 +6525,6 @@
           <w:sz w:val="32"/>
           <w:szCs w:val="32"/>
         </w:rPr>
-        <w:lastRenderedPageBreak/>
         <w:t>The OSI Model as a Global Standard</w:t>
       </w:r>
     </w:p>
@@ -5625,14 +6560,12 @@
         </w:rPr>
         <w:t xml:space="preserve"> This is achieved through the Open Systems Interconnection (OSI) model. OSI model is 7-layered framework defined by ISO to model how data is transmitted across networks. Each layer performs a specific function while </w:t>
       </w:r>
-      <w:proofErr w:type="spellStart"/>
-      <w:r>
-        <w:rPr>
-          <w:rFonts w:ascii="Arial" w:hAnsi="Arial" w:cs="Arial"/>
-        </w:rPr>
-        <w:t>intacting</w:t>
-      </w:r>
-      <w:proofErr w:type="spellEnd"/>
+      <w:r>
+        <w:rPr>
+          <w:rFonts w:ascii="Arial" w:hAnsi="Arial" w:cs="Arial"/>
+        </w:rPr>
+        <w:t>interacting</w:t>
+      </w:r>
       <w:r>
         <w:rPr>
           <w:rFonts w:ascii="Arial" w:hAnsi="Arial" w:cs="Arial"/>
@@ -5653,19 +6586,22 @@
           <w:ilvl w:val="0"/>
           <w:numId w:val="26"/>
         </w:numPr>
-        <w:rPr>
-          <w:rFonts w:ascii="Arial" w:hAnsi="Arial" w:cs="Arial"/>
-        </w:rPr>
-      </w:pPr>
-      <w:r>
-        <w:rPr>
-          <w:rFonts w:ascii="Arial" w:hAnsi="Arial" w:cs="Arial"/>
-        </w:rPr>
+        <w:ind w:left="1080"/>
+        <w:rPr>
+          <w:rFonts w:ascii="Arial" w:hAnsi="Arial" w:cs="Arial"/>
+        </w:rPr>
+      </w:pPr>
+      <w:r>
+        <w:rPr>
+          <w:rFonts w:ascii="Arial" w:hAnsi="Arial" w:cs="Arial"/>
+        </w:rPr>
+        <w:lastRenderedPageBreak/>
         <w:t>Physical Layer</w:t>
       </w:r>
     </w:p>
     <w:p>
       <w:pPr>
+        <w:ind w:left="360"/>
         <w:rPr>
           <w:rFonts w:ascii="Arial" w:hAnsi="Arial" w:cs="Arial"/>
         </w:rPr>
@@ -5684,6 +6620,7 @@
           <w:ilvl w:val="0"/>
           <w:numId w:val="26"/>
         </w:numPr>
+        <w:ind w:left="1080"/>
         <w:rPr>
           <w:rFonts w:ascii="Arial" w:hAnsi="Arial" w:cs="Arial"/>
         </w:rPr>
@@ -5697,6 +6634,7 @@
     </w:p>
     <w:p>
       <w:pPr>
+        <w:ind w:left="360"/>
         <w:rPr>
           <w:rFonts w:ascii="Arial" w:hAnsi="Arial" w:cs="Arial"/>
         </w:rPr>
@@ -5721,6 +6659,7 @@
           <w:ilvl w:val="0"/>
           <w:numId w:val="26"/>
         </w:numPr>
+        <w:ind w:left="1080"/>
         <w:rPr>
           <w:rFonts w:ascii="Arial" w:hAnsi="Arial" w:cs="Arial"/>
         </w:rPr>
@@ -5734,6 +6673,7 @@
     </w:p>
     <w:p>
       <w:pPr>
+        <w:ind w:left="360"/>
         <w:rPr>
           <w:rFonts w:ascii="Arial" w:hAnsi="Arial" w:cs="Arial"/>
         </w:rPr>
@@ -5782,6 +6722,7 @@
           <w:ilvl w:val="0"/>
           <w:numId w:val="26"/>
         </w:numPr>
+        <w:ind w:left="1080"/>
         <w:rPr>
           <w:rFonts w:ascii="Arial" w:hAnsi="Arial" w:cs="Arial"/>
         </w:rPr>
@@ -5795,6 +6736,7 @@
     </w:p>
     <w:p>
       <w:pPr>
+        <w:ind w:left="360"/>
         <w:rPr>
           <w:rFonts w:ascii="Arial" w:hAnsi="Arial" w:cs="Arial"/>
         </w:rPr>
@@ -5837,6 +6779,7 @@
           <w:ilvl w:val="0"/>
           <w:numId w:val="26"/>
         </w:numPr>
+        <w:ind w:left="1080"/>
         <w:rPr>
           <w:rFonts w:ascii="Arial" w:hAnsi="Arial" w:cs="Arial"/>
         </w:rPr>
@@ -5850,15 +6793,15 @@
     </w:p>
     <w:p>
       <w:pPr>
-        <w:rPr>
-          <w:rFonts w:ascii="Arial" w:hAnsi="Arial" w:cs="Arial"/>
-        </w:rPr>
-      </w:pPr>
-      <w:r>
-        <w:rPr>
-          <w:rFonts w:ascii="Arial" w:hAnsi="Arial" w:cs="Arial"/>
-        </w:rPr>
-        <w:lastRenderedPageBreak/>
+        <w:ind w:left="360"/>
+        <w:rPr>
+          <w:rFonts w:ascii="Arial" w:hAnsi="Arial" w:cs="Arial"/>
+        </w:rPr>
+      </w:pPr>
+      <w:r>
+        <w:rPr>
+          <w:rFonts w:ascii="Arial" w:hAnsi="Arial" w:cs="Arial"/>
+        </w:rPr>
         <w:t xml:space="preserve">Session layer, the sixth fifth layer in the OSI model is responsible for establishing, managing and terminating communication sessions between applications. The layer ensures that communication remains active while data is being exchanged among </w:t>
       </w:r>
       <w:proofErr w:type="spellStart"/>
@@ -5879,6 +6822,7 @@
     <w:p>
       <w:pPr>
         <w:pStyle w:val="ListParagraph"/>
+        <w:ind w:left="1080"/>
         <w:rPr>
           <w:rFonts w:ascii="Arial" w:hAnsi="Arial" w:cs="Arial"/>
         </w:rPr>
@@ -5891,6 +6835,7 @@
           <w:ilvl w:val="0"/>
           <w:numId w:val="26"/>
         </w:numPr>
+        <w:ind w:left="1080"/>
         <w:rPr>
           <w:rFonts w:ascii="Arial" w:hAnsi="Arial" w:cs="Arial"/>
         </w:rPr>
@@ -5904,15 +6849,23 @@
     </w:p>
     <w:p>
       <w:pPr>
-        <w:rPr>
-          <w:rFonts w:ascii="Arial" w:hAnsi="Arial" w:cs="Arial"/>
-        </w:rPr>
-      </w:pPr>
-      <w:r>
-        <w:rPr>
-          <w:rFonts w:ascii="Arial" w:hAnsi="Arial" w:cs="Arial"/>
-        </w:rPr>
-        <w:t>The sixth layer of the OSI model is the presentation layer. This layer is responsible for translating data into a format that both communicating devices can understand. It also performs functions such as data encryption, compression and decryption. This ensures that information remains secure du</w:t>
+        <w:ind w:left="360"/>
+        <w:rPr>
+          <w:rFonts w:ascii="Arial" w:hAnsi="Arial" w:cs="Arial"/>
+        </w:rPr>
+      </w:pPr>
+      <w:r>
+        <w:rPr>
+          <w:rFonts w:ascii="Arial" w:hAnsi="Arial" w:cs="Arial"/>
+        </w:rPr>
+        <w:t xml:space="preserve">The sixth layer of the OSI model is the presentation layer. This layer is responsible for translating data into a format that both communicating devices can understand. It </w:t>
+      </w:r>
+      <w:r>
+        <w:rPr>
+          <w:rFonts w:ascii="Arial" w:hAnsi="Arial" w:cs="Arial"/>
+        </w:rPr>
+        <w:lastRenderedPageBreak/>
+        <w:t>also performs functions such as data encryption, compression and decryption. This ensures that information remains secure du</w:t>
       </w:r>
       <w:r>
         <w:rPr>
@@ -5964,6 +6917,7 @@
           <w:ilvl w:val="0"/>
           <w:numId w:val="26"/>
         </w:numPr>
+        <w:ind w:left="1080"/>
         <w:rPr>
           <w:rFonts w:ascii="Arial" w:hAnsi="Arial" w:cs="Arial"/>
         </w:rPr>
@@ -5977,6 +6931,7 @@
     </w:p>
     <w:p>
       <w:pPr>
+        <w:ind w:left="360"/>
         <w:rPr>
           <w:rFonts w:ascii="Arial" w:hAnsi="Arial" w:cs="Arial"/>
         </w:rPr>
@@ -6015,6 +6970,7 @@
     <w:p>
       <w:pPr>
         <w:pStyle w:val="ListParagraph"/>
+        <w:ind w:left="1080"/>
         <w:rPr>
           <w:rFonts w:ascii="Arial" w:hAnsi="Arial" w:cs="Arial"/>
         </w:rPr>
@@ -6023,6 +6979,7 @@
     <w:p>
       <w:pPr>
         <w:pStyle w:val="ListParagraph"/>
+        <w:ind w:left="1080"/>
         <w:rPr>
           <w:rFonts w:ascii="Arial" w:hAnsi="Arial" w:cs="Arial"/>
         </w:rPr>
@@ -6031,6 +6988,7 @@
     <w:p>
       <w:pPr>
         <w:pStyle w:val="ListParagraph"/>
+        <w:ind w:left="1080"/>
         <w:rPr>
           <w:rFonts w:ascii="Arial" w:hAnsi="Arial" w:cs="Arial"/>
         </w:rPr>
@@ -6039,6 +6997,7 @@
     <w:p>
       <w:pPr>
         <w:pStyle w:val="ListParagraph"/>
+        <w:ind w:left="1080"/>
         <w:rPr>
           <w:rFonts w:ascii="Arial" w:hAnsi="Arial" w:cs="Arial"/>
         </w:rPr>
@@ -6047,6 +7006,7 @@
     <w:p>
       <w:pPr>
         <w:pStyle w:val="ListParagraph"/>
+        <w:ind w:left="1080"/>
         <w:rPr>
           <w:rFonts w:ascii="Arial" w:hAnsi="Arial" w:cs="Arial"/>
         </w:rPr>
@@ -6055,6 +7015,7 @@
     <w:p>
       <w:pPr>
         <w:pStyle w:val="ListParagraph"/>
+        <w:ind w:left="1080"/>
         <w:rPr>
           <w:rFonts w:ascii="Arial" w:hAnsi="Arial" w:cs="Arial"/>
         </w:rPr>
@@ -6063,6 +7024,7 @@
     <w:p>
       <w:pPr>
         <w:pStyle w:val="ListParagraph"/>
+        <w:ind w:left="1080"/>
         <w:rPr>
           <w:rFonts w:ascii="Arial" w:hAnsi="Arial" w:cs="Arial"/>
         </w:rPr>
@@ -6071,6 +7033,7 @@
     <w:p>
       <w:pPr>
         <w:pStyle w:val="ListParagraph"/>
+        <w:ind w:left="1080"/>
         <w:rPr>
           <w:rFonts w:ascii="Arial" w:hAnsi="Arial" w:cs="Arial"/>
         </w:rPr>
@@ -6079,6 +7042,7 @@
     <w:p>
       <w:pPr>
         <w:pStyle w:val="ListParagraph"/>
+        <w:ind w:left="1080"/>
         <w:rPr>
           <w:rFonts w:ascii="Arial" w:hAnsi="Arial" w:cs="Arial"/>
         </w:rPr>
@@ -6087,6 +7051,7 @@
     <w:p>
       <w:pPr>
         <w:pStyle w:val="ListParagraph"/>
+        <w:ind w:left="1080"/>
         <w:rPr>
           <w:rFonts w:ascii="Arial" w:hAnsi="Arial" w:cs="Arial"/>
         </w:rPr>
@@ -6095,6 +7060,7 @@
     <w:p>
       <w:pPr>
         <w:pStyle w:val="ListParagraph"/>
+        <w:ind w:left="1080"/>
         <w:rPr>
           <w:rFonts w:ascii="Arial" w:hAnsi="Arial" w:cs="Arial"/>
         </w:rPr>
@@ -6103,6 +7069,7 @@
     <w:p>
       <w:pPr>
         <w:pStyle w:val="ListParagraph"/>
+        <w:ind w:left="1080"/>
         <w:rPr>
           <w:rFonts w:ascii="Arial" w:hAnsi="Arial" w:cs="Arial"/>
         </w:rPr>
@@ -6111,6 +7078,7 @@
     <w:p>
       <w:pPr>
         <w:pStyle w:val="ListParagraph"/>
+        <w:ind w:left="1080"/>
         <w:rPr>
           <w:rFonts w:ascii="Arial" w:hAnsi="Arial" w:cs="Arial"/>
         </w:rPr>
@@ -6119,6 +7087,7 @@
     <w:p>
       <w:pPr>
         <w:pStyle w:val="ListParagraph"/>
+        <w:ind w:left="1080"/>
         <w:rPr>
           <w:rFonts w:ascii="Arial" w:hAnsi="Arial" w:cs="Arial"/>
         </w:rPr>
@@ -6127,6 +7096,7 @@
     <w:p>
       <w:pPr>
         <w:pStyle w:val="ListParagraph"/>
+        <w:ind w:left="1080"/>
         <w:rPr>
           <w:rFonts w:ascii="Arial" w:hAnsi="Arial" w:cs="Arial"/>
         </w:rPr>
@@ -6135,13 +7105,7 @@
     <w:p>
       <w:pPr>
         <w:pStyle w:val="ListParagraph"/>
-        <w:rPr>
-          <w:rFonts w:ascii="Arial" w:hAnsi="Arial" w:cs="Arial"/>
-        </w:rPr>
-      </w:pPr>
-    </w:p>
-    <w:p>
-      <w:pPr>
+        <w:ind w:left="1080"/>
         <w:rPr>
           <w:rFonts w:ascii="Arial" w:hAnsi="Arial" w:cs="Arial"/>
         </w:rPr>
@@ -6150,6 +7114,7 @@
     <w:p>
       <w:pPr>
         <w:pStyle w:val="ListParagraph"/>
+        <w:ind w:left="1080"/>
         <w:rPr>
           <w:rFonts w:ascii="Arial" w:hAnsi="Arial" w:cs="Arial"/>
         </w:rPr>
@@ -6158,6 +7123,7 @@
     <w:p>
       <w:pPr>
         <w:pStyle w:val="ListParagraph"/>
+        <w:ind w:left="1080"/>
         <w:rPr>
           <w:rFonts w:ascii="Arial" w:hAnsi="Arial" w:cs="Arial"/>
         </w:rPr>
@@ -6166,6 +7132,68 @@
     <w:p>
       <w:pPr>
         <w:pStyle w:val="ListParagraph"/>
+        <w:ind w:left="1080"/>
+        <w:rPr>
+          <w:rFonts w:ascii="Arial" w:hAnsi="Arial" w:cs="Arial"/>
+        </w:rPr>
+      </w:pPr>
+    </w:p>
+    <w:p>
+      <w:pPr>
+        <w:pStyle w:val="ListParagraph"/>
+        <w:ind w:left="1080"/>
+        <w:rPr>
+          <w:rFonts w:ascii="Arial" w:hAnsi="Arial" w:cs="Arial"/>
+        </w:rPr>
+      </w:pPr>
+    </w:p>
+    <w:p>
+      <w:pPr>
+        <w:pStyle w:val="ListParagraph"/>
+        <w:ind w:left="1080"/>
+        <w:rPr>
+          <w:rFonts w:ascii="Arial" w:hAnsi="Arial" w:cs="Arial"/>
+        </w:rPr>
+      </w:pPr>
+    </w:p>
+    <w:p>
+      <w:pPr>
+        <w:pStyle w:val="ListParagraph"/>
+        <w:ind w:left="1080"/>
+        <w:rPr>
+          <w:rFonts w:ascii="Arial" w:hAnsi="Arial" w:cs="Arial"/>
+        </w:rPr>
+      </w:pPr>
+    </w:p>
+    <w:p>
+      <w:pPr>
+        <w:pStyle w:val="ListParagraph"/>
+        <w:ind w:left="1080"/>
+        <w:rPr>
+          <w:rFonts w:ascii="Arial" w:hAnsi="Arial" w:cs="Arial"/>
+        </w:rPr>
+      </w:pPr>
+    </w:p>
+    <w:p>
+      <w:pPr>
+        <w:pStyle w:val="ListParagraph"/>
+        <w:ind w:left="1080"/>
+        <w:rPr>
+          <w:rFonts w:ascii="Arial" w:hAnsi="Arial" w:cs="Arial"/>
+        </w:rPr>
+      </w:pPr>
+    </w:p>
+    <w:p>
+      <w:pPr>
+        <w:pStyle w:val="ListParagraph"/>
+        <w:ind w:left="1080"/>
+        <w:rPr>
+          <w:rFonts w:ascii="Arial" w:hAnsi="Arial" w:cs="Arial"/>
+        </w:rPr>
+      </w:pPr>
+    </w:p>
+    <w:p>
+      <w:pPr>
         <w:rPr>
           <w:rFonts w:ascii="Arial" w:hAnsi="Arial" w:cs="Arial"/>
         </w:rPr>
@@ -6194,15 +7222,9 @@
           <w:sz w:val="32"/>
           <w:szCs w:val="32"/>
         </w:rPr>
+        <w:lastRenderedPageBreak/>
         <w:t>Future Computing Services</w:t>
       </w:r>
-    </w:p>
-    <w:p>
-      <w:pPr>
-        <w:rPr>
-          <w:rFonts w:ascii="Arial" w:hAnsi="Arial" w:cs="Arial"/>
-        </w:rPr>
-      </w:pPr>
     </w:p>
     <w:p>
       <w:pPr>
@@ -6421,16 +7443,14 @@
         <w:rPr>
           <w:rFonts w:ascii="Arial" w:hAnsi="Arial" w:cs="Arial"/>
         </w:rPr>
-        <w:t xml:space="preserve">, Distributed computing refers to </w:t>
-      </w:r>
-      <w:proofErr w:type="gramStart"/>
-      <w:r>
-        <w:rPr>
-          <w:rFonts w:ascii="Arial" w:hAnsi="Arial" w:cs="Arial"/>
-        </w:rPr>
-        <w:t>a</w:t>
-      </w:r>
-      <w:proofErr w:type="gramEnd"/>
+        <w:t>, Distributed computing refers to a</w:t>
+      </w:r>
+      <w:r>
+        <w:rPr>
+          <w:rFonts w:ascii="Arial" w:hAnsi="Arial" w:cs="Arial"/>
+        </w:rPr>
+        <w:t>n</w:t>
+      </w:r>
       <w:r>
         <w:rPr>
           <w:rFonts w:ascii="Arial" w:hAnsi="Arial" w:cs="Arial"/>
@@ -6447,7 +7467,19 @@
         <w:rPr>
           <w:rFonts w:ascii="Arial" w:hAnsi="Arial" w:cs="Arial"/>
         </w:rPr>
-        <w:t xml:space="preserve"> where data processing and storage is di</w:t>
+        <w:t xml:space="preserve"> where data processing and storage </w:t>
+      </w:r>
+      <w:r>
+        <w:rPr>
+          <w:rFonts w:ascii="Arial" w:hAnsi="Arial" w:cs="Arial"/>
+        </w:rPr>
+        <w:t>are</w:t>
+      </w:r>
+      <w:r>
+        <w:rPr>
+          <w:rFonts w:ascii="Arial" w:hAnsi="Arial" w:cs="Arial"/>
+        </w:rPr>
+        <w:t xml:space="preserve"> di</w:t>
       </w:r>
       <w:r>
         <w:rPr>
@@ -6459,69 +7491,357 @@
         <w:rPr>
           <w:rFonts w:ascii="Arial" w:hAnsi="Arial" w:cs="Arial"/>
         </w:rPr>
-        <w:t>tributed across multiple systems rather than being handled by a single central device.</w:t>
-      </w:r>
-      <w:r>
-        <w:rPr>
-          <w:rFonts w:ascii="Arial" w:hAnsi="Arial" w:cs="Arial"/>
-        </w:rPr>
-        <w:t xml:space="preserve"> </w:t>
-      </w:r>
-      <w:r>
-        <w:rPr>
-          <w:rFonts w:ascii="Arial" w:hAnsi="Arial" w:cs="Arial"/>
-        </w:rPr>
-        <w:t xml:space="preserve">Distributed computing </w:t>
-      </w:r>
-      <w:proofErr w:type="gramStart"/>
-      <w:r>
-        <w:rPr>
-          <w:rFonts w:ascii="Arial" w:hAnsi="Arial" w:cs="Arial"/>
-        </w:rPr>
-        <w:t>are</w:t>
-      </w:r>
-      <w:proofErr w:type="gramEnd"/>
-      <w:r>
-        <w:rPr>
-          <w:rFonts w:ascii="Arial" w:hAnsi="Arial" w:cs="Arial"/>
-        </w:rPr>
-        <w:t xml:space="preserve"> made up of the key components which includes Device, Network and resource management. Distributed computing is made up of different types including client-server system and peer system. Distributed computing is used in banks, computing, energy and science. Distributed computing advantages include scalability, reliability and flexibility. Some of disadvantages </w:t>
-      </w:r>
-      <w:proofErr w:type="gramStart"/>
-      <w:r>
-        <w:rPr>
-          <w:rFonts w:ascii="Arial" w:hAnsi="Arial" w:cs="Arial"/>
-        </w:rPr>
-        <w:t>of  distributed</w:t>
-      </w:r>
-      <w:proofErr w:type="gramEnd"/>
-      <w:r>
-        <w:rPr>
-          <w:rFonts w:ascii="Arial" w:hAnsi="Arial" w:cs="Arial"/>
-        </w:rPr>
-        <w:t xml:space="preserve"> computing include complexity, security and </w:t>
+        <w:t>tributed across multiple</w:t>
+      </w:r>
+      <w:r>
+        <w:rPr>
+          <w:rFonts w:ascii="Arial" w:hAnsi="Arial" w:cs="Arial"/>
+        </w:rPr>
+        <w:t xml:space="preserve"> independent</w:t>
+      </w:r>
+      <w:r>
+        <w:rPr>
+          <w:rFonts w:ascii="Arial" w:hAnsi="Arial" w:cs="Arial"/>
+        </w:rPr>
+        <w:t xml:space="preserve"> systems </w:t>
+      </w:r>
+      <w:r>
+        <w:rPr>
+          <w:rFonts w:ascii="Arial" w:hAnsi="Arial" w:cs="Arial"/>
+        </w:rPr>
+        <w:t xml:space="preserve">connected via a network </w:t>
+      </w:r>
+      <w:r>
+        <w:rPr>
+          <w:rFonts w:ascii="Arial" w:hAnsi="Arial" w:cs="Arial"/>
+        </w:rPr>
+        <w:t>rather than being handled by a single central device</w:t>
+      </w:r>
+      <w:r>
+        <w:rPr>
+          <w:rFonts w:ascii="Arial" w:hAnsi="Arial" w:cs="Arial"/>
+        </w:rPr>
+        <w:t xml:space="preserve">. As technology continues to grow, many startup companies require more computing power than a single server can provide. It is for this reason that </w:t>
       </w:r>
       <w:proofErr w:type="spellStart"/>
       <w:r>
         <w:rPr>
           <w:rFonts w:ascii="Arial" w:hAnsi="Arial" w:cs="Arial"/>
         </w:rPr>
-        <w:t>perfomance</w:t>
+        <w:t>QuantumTech</w:t>
       </w:r>
       <w:proofErr w:type="spellEnd"/>
       <w:r>
         <w:rPr>
           <w:rFonts w:ascii="Arial" w:hAnsi="Arial" w:cs="Arial"/>
         </w:rPr>
+        <w:t xml:space="preserve"> should consider offering distributed computing services so that it can support these companies and expand its business. Therefore, it is important to distinguish between the two models of distributed computing which include:</w:t>
+      </w:r>
+    </w:p>
+    <w:p>
+      <w:pPr>
+        <w:pStyle w:val="ListParagraph"/>
+        <w:numPr>
+          <w:ilvl w:val="0"/>
+          <w:numId w:val="31"/>
+        </w:numPr>
+        <w:rPr>
+          <w:rFonts w:ascii="Arial" w:hAnsi="Arial" w:cs="Arial"/>
+        </w:rPr>
+      </w:pPr>
+      <w:r>
+        <w:rPr>
+          <w:rFonts w:ascii="Arial" w:hAnsi="Arial" w:cs="Arial"/>
+        </w:rPr>
+        <w:t>Client-Server Model</w:t>
+      </w:r>
+    </w:p>
+    <w:p>
+      <w:pPr>
+        <w:rPr>
+          <w:rFonts w:ascii="Arial" w:hAnsi="Arial" w:cs="Arial"/>
+        </w:rPr>
+      </w:pPr>
+      <w:r>
+        <w:rPr>
+          <w:rFonts w:ascii="Arial" w:hAnsi="Arial" w:cs="Arial"/>
+        </w:rPr>
+        <w:t xml:space="preserve">In this model, dedicated computers acting as servers provide services while other computers acting as clients request and consume those services. This model is highly centralized, making it easier to manage, secure and allocate resources </w:t>
+      </w:r>
+      <w:proofErr w:type="spellStart"/>
+      <w:r>
+        <w:rPr>
+          <w:rFonts w:ascii="Arial" w:hAnsi="Arial" w:cs="Arial"/>
+        </w:rPr>
+        <w:t>effienciently</w:t>
+      </w:r>
+      <w:proofErr w:type="spellEnd"/>
+      <w:r>
+        <w:rPr>
+          <w:rFonts w:ascii="Arial" w:hAnsi="Arial" w:cs="Arial"/>
+        </w:rPr>
         <w:t>.</w:t>
       </w:r>
     </w:p>
     <w:p>
       <w:pPr>
-        <w:rPr>
-          <w:rFonts w:ascii="Arial" w:hAnsi="Arial" w:cs="Arial"/>
-        </w:rPr>
-      </w:pPr>
+        <w:pStyle w:val="ListParagraph"/>
+        <w:numPr>
+          <w:ilvl w:val="0"/>
+          <w:numId w:val="31"/>
+        </w:numPr>
+        <w:rPr>
+          <w:rFonts w:ascii="Arial" w:hAnsi="Arial" w:cs="Arial"/>
+        </w:rPr>
+      </w:pPr>
+      <w:r>
+        <w:rPr>
+          <w:rFonts w:ascii="Arial" w:hAnsi="Arial" w:cs="Arial"/>
+        </w:rPr>
+        <w:t>Peer-to-Peer (P2P) Model</w:t>
+      </w:r>
+    </w:p>
+    <w:p>
+      <w:pPr>
+        <w:rPr>
+          <w:rFonts w:ascii="Arial" w:hAnsi="Arial" w:cs="Arial"/>
+        </w:rPr>
+      </w:pPr>
+      <w:r>
+        <w:rPr>
+          <w:rFonts w:ascii="Arial" w:hAnsi="Arial" w:cs="Arial"/>
+        </w:rPr>
+        <w:t>In this architecture, all computers have equal status which means computers can act as both clients and servers sharing resources directly with each other without a central device. Although this model is highly flexible, it is decentralized and significantly harder to secure and manage.</w:t>
+      </w:r>
+    </w:p>
+    <w:p>
+      <w:pPr>
+        <w:rPr>
+          <w:rFonts w:ascii="Arial" w:hAnsi="Arial" w:cs="Arial"/>
+        </w:rPr>
+      </w:pPr>
+    </w:p>
+    <w:p>
+      <w:pPr>
+        <w:rPr>
+          <w:rFonts w:ascii="Arial" w:hAnsi="Arial" w:cs="Arial"/>
+        </w:rPr>
+      </w:pPr>
+      <w:r>
+        <w:rPr>
+          <w:rFonts w:ascii="Arial" w:hAnsi="Arial" w:cs="Arial"/>
+        </w:rPr>
+        <w:t>The following are fo</w:t>
+      </w:r>
+      <w:r>
+        <w:rPr>
+          <w:rFonts w:ascii="Arial" w:hAnsi="Arial" w:cs="Arial"/>
+        </w:rPr>
+        <w:t xml:space="preserve">ur characteristics of distributed computing among others and how they are useful to </w:t>
+      </w:r>
+      <w:proofErr w:type="spellStart"/>
+      <w:r>
+        <w:rPr>
+          <w:rFonts w:ascii="Arial" w:hAnsi="Arial" w:cs="Arial"/>
+        </w:rPr>
+        <w:t>Techville</w:t>
+      </w:r>
+      <w:proofErr w:type="spellEnd"/>
+      <w:r>
+        <w:rPr>
+          <w:rFonts w:ascii="Arial" w:hAnsi="Arial" w:cs="Arial"/>
+        </w:rPr>
+        <w:t xml:space="preserve"> start-ups:</w:t>
+      </w:r>
+    </w:p>
+    <w:p>
+      <w:pPr>
+        <w:pStyle w:val="ListParagraph"/>
+        <w:numPr>
+          <w:ilvl w:val="0"/>
+          <w:numId w:val="32"/>
+        </w:numPr>
+        <w:rPr>
+          <w:rFonts w:ascii="Arial" w:hAnsi="Arial" w:cs="Arial"/>
+        </w:rPr>
+      </w:pPr>
+      <w:r>
+        <w:rPr>
+          <w:rFonts w:ascii="Arial" w:hAnsi="Arial" w:cs="Arial"/>
+        </w:rPr>
+        <w:t>Concurrency</w:t>
+      </w:r>
+    </w:p>
+    <w:p>
+      <w:pPr>
+        <w:pStyle w:val="ListParagraph"/>
+        <w:rPr>
+          <w:rFonts w:ascii="Arial" w:hAnsi="Arial" w:cs="Arial"/>
+        </w:rPr>
+      </w:pPr>
+      <w:proofErr w:type="spellStart"/>
+      <w:r>
+        <w:rPr>
+          <w:rFonts w:ascii="Arial" w:hAnsi="Arial" w:cs="Arial"/>
+        </w:rPr>
+        <w:t>Concurency</w:t>
+      </w:r>
+      <w:proofErr w:type="spellEnd"/>
+      <w:r>
+        <w:rPr>
+          <w:rFonts w:ascii="Arial" w:hAnsi="Arial" w:cs="Arial"/>
+        </w:rPr>
+        <w:t xml:space="preserve"> is ability of a system to run multiple processes </w:t>
+      </w:r>
+      <w:proofErr w:type="spellStart"/>
+      <w:r>
+        <w:rPr>
+          <w:rFonts w:ascii="Arial" w:hAnsi="Arial" w:cs="Arial"/>
+        </w:rPr>
+        <w:t>silmutaneously</w:t>
+      </w:r>
+      <w:proofErr w:type="spellEnd"/>
+      <w:r>
+        <w:rPr>
+          <w:rFonts w:ascii="Arial" w:hAnsi="Arial" w:cs="Arial"/>
+        </w:rPr>
+        <w:t xml:space="preserve"> across different devices. This is highly useful for Artificial Intelligence (AI) startups because it allows them t train complex machine learning models much faster by diving the workload across multiple machines at the same time.</w:t>
+      </w:r>
+    </w:p>
+    <w:p>
+      <w:pPr>
+        <w:pStyle w:val="ListParagraph"/>
+        <w:rPr>
+          <w:rFonts w:ascii="Arial" w:hAnsi="Arial" w:cs="Arial"/>
+        </w:rPr>
+      </w:pPr>
+    </w:p>
+    <w:p>
+      <w:pPr>
+        <w:pStyle w:val="ListParagraph"/>
+        <w:numPr>
+          <w:ilvl w:val="0"/>
+          <w:numId w:val="32"/>
+        </w:numPr>
+        <w:rPr>
+          <w:rFonts w:ascii="Arial" w:hAnsi="Arial" w:cs="Arial"/>
+        </w:rPr>
+      </w:pPr>
+      <w:r>
+        <w:rPr>
+          <w:rFonts w:ascii="Arial" w:hAnsi="Arial" w:cs="Arial"/>
+        </w:rPr>
+        <w:t>Scalability</w:t>
+      </w:r>
+    </w:p>
+    <w:p>
+      <w:pPr>
+        <w:pStyle w:val="ListParagraph"/>
+        <w:rPr>
+          <w:rFonts w:ascii="Arial" w:hAnsi="Arial" w:cs="Arial"/>
+        </w:rPr>
+      </w:pPr>
+      <w:r>
+        <w:rPr>
+          <w:rFonts w:ascii="Arial" w:hAnsi="Arial" w:cs="Arial"/>
+        </w:rPr>
+        <w:lastRenderedPageBreak/>
+        <w:t>Scalability means the ability for a system to add more nodes to a network without replacing the existing infrastructure. This benefits Big Data startups as they can seamlessly increase their storage and processing capacity as their data volumes expands.</w:t>
+      </w:r>
+    </w:p>
+    <w:p>
+      <w:pPr>
+        <w:pStyle w:val="ListParagraph"/>
+        <w:rPr>
+          <w:rFonts w:ascii="Arial" w:hAnsi="Arial" w:cs="Arial"/>
+        </w:rPr>
+      </w:pPr>
+    </w:p>
+    <w:p>
+      <w:pPr>
+        <w:pStyle w:val="ListParagraph"/>
+        <w:numPr>
+          <w:ilvl w:val="0"/>
+          <w:numId w:val="32"/>
+        </w:numPr>
+        <w:rPr>
+          <w:rFonts w:ascii="Arial" w:hAnsi="Arial" w:cs="Arial"/>
+        </w:rPr>
+      </w:pPr>
+      <w:r>
+        <w:rPr>
+          <w:rFonts w:ascii="Arial" w:hAnsi="Arial" w:cs="Arial"/>
+        </w:rPr>
+        <w:t>Fault Tolerance</w:t>
+      </w:r>
+    </w:p>
+    <w:p>
+      <w:pPr>
+        <w:pStyle w:val="ListParagraph"/>
+        <w:rPr>
+          <w:rFonts w:ascii="Arial" w:hAnsi="Arial" w:cs="Arial"/>
+        </w:rPr>
+      </w:pPr>
+      <w:r>
+        <w:rPr>
+          <w:rFonts w:ascii="Arial" w:hAnsi="Arial" w:cs="Arial"/>
+        </w:rPr>
+        <w:t xml:space="preserve">Fault tolerance means the ability of the system to keep running even if there is a fault occurring in the system, preventing total </w:t>
+      </w:r>
+      <w:proofErr w:type="spellStart"/>
+      <w:r>
+        <w:rPr>
+          <w:rFonts w:ascii="Arial" w:hAnsi="Arial" w:cs="Arial"/>
+        </w:rPr>
+        <w:t>failture</w:t>
+      </w:r>
+      <w:proofErr w:type="spellEnd"/>
+      <w:r>
+        <w:rPr>
+          <w:rFonts w:ascii="Arial" w:hAnsi="Arial" w:cs="Arial"/>
+        </w:rPr>
+        <w:t xml:space="preserve"> of the system. This ensures highly reliable of the systems making startups not to cost a lot during system maintenance.</w:t>
+      </w:r>
+    </w:p>
+    <w:p>
+      <w:pPr>
+        <w:pStyle w:val="ListParagraph"/>
+        <w:rPr>
+          <w:rFonts w:ascii="Arial" w:hAnsi="Arial" w:cs="Arial"/>
+        </w:rPr>
+      </w:pPr>
+    </w:p>
+    <w:p>
+      <w:pPr>
+        <w:pStyle w:val="ListParagraph"/>
+        <w:numPr>
+          <w:ilvl w:val="0"/>
+          <w:numId w:val="32"/>
+        </w:numPr>
+        <w:rPr>
+          <w:rFonts w:ascii="Arial" w:hAnsi="Arial" w:cs="Arial"/>
+        </w:rPr>
+      </w:pPr>
+      <w:r>
+        <w:rPr>
+          <w:rFonts w:ascii="Arial" w:hAnsi="Arial" w:cs="Arial"/>
+        </w:rPr>
+        <w:t>Transparency</w:t>
+      </w:r>
+    </w:p>
+    <w:p>
+      <w:pPr>
+        <w:pStyle w:val="ListParagraph"/>
+        <w:rPr>
+          <w:rFonts w:ascii="Arial" w:hAnsi="Arial" w:cs="Arial"/>
+        </w:rPr>
+      </w:pPr>
+      <w:r>
+        <w:rPr>
+          <w:rFonts w:ascii="Arial" w:hAnsi="Arial" w:cs="Arial"/>
+        </w:rPr>
+        <w:t>Transparency means ensuring that the complexity of the distributed system is hidden from the user. Start-up employees can access files and applications seamlessly as if they are working on a single local machine. This greatly simplifies their daily workflows.</w:t>
+      </w:r>
     </w:p>
     <w:p>
       <w:pPr>
@@ -6578,7 +7898,13 @@
         <w:rPr>
           <w:rFonts w:ascii="Arial" w:hAnsi="Arial" w:cs="Arial"/>
         </w:rPr>
-        <w:t>Normal computers</w:t>
+        <w:t xml:space="preserve">normal classical </w:t>
+      </w:r>
+      <w:r>
+        <w:rPr>
+          <w:rFonts w:ascii="Arial" w:hAnsi="Arial" w:cs="Arial"/>
+        </w:rPr>
+        <w:t>computers</w:t>
       </w:r>
       <w:r>
         <w:rPr>
@@ -6590,7 +7916,37 @@
         <w:rPr>
           <w:rFonts w:ascii="Arial" w:hAnsi="Arial" w:cs="Arial"/>
         </w:rPr>
-        <w:t xml:space="preserve"> uses “bits” represent data while </w:t>
+        <w:t xml:space="preserve"> represents data</w:t>
+      </w:r>
+      <w:r>
+        <w:rPr>
+          <w:rFonts w:ascii="Arial" w:hAnsi="Arial" w:cs="Arial"/>
+        </w:rPr>
+        <w:t xml:space="preserve"> us</w:t>
+      </w:r>
+      <w:r>
+        <w:rPr>
+          <w:rFonts w:ascii="Arial" w:hAnsi="Arial" w:cs="Arial"/>
+        </w:rPr>
+        <w:t>ing</w:t>
+      </w:r>
+      <w:r>
+        <w:rPr>
+          <w:rFonts w:ascii="Arial" w:hAnsi="Arial" w:cs="Arial"/>
+        </w:rPr>
+        <w:t xml:space="preserve"> “bits”</w:t>
+      </w:r>
+      <w:r>
+        <w:rPr>
+          <w:rFonts w:ascii="Arial" w:hAnsi="Arial" w:cs="Arial"/>
+        </w:rPr>
+        <w:t xml:space="preserve"> representing either a 0 or a 1 </w:t>
+      </w:r>
+      <w:r>
+        <w:rPr>
+          <w:rFonts w:ascii="Arial" w:hAnsi="Arial" w:cs="Arial"/>
+        </w:rPr>
+        <w:t xml:space="preserve">while </w:t>
       </w:r>
       <w:r>
         <w:rPr>
@@ -6614,35 +7970,19 @@
         <w:rPr>
           <w:rFonts w:ascii="Arial" w:hAnsi="Arial" w:cs="Arial"/>
         </w:rPr>
-        <w:t xml:space="preserve"> A qubit can exist in multiple states at the exact time. Furthermore, through entanglement, these qubits linked so that changing the state of one instantly affects the others, regardless of the physical distance between them. This allows quantum </w:t>
-      </w:r>
-      <w:proofErr w:type="gramStart"/>
-      <w:r>
-        <w:rPr>
-          <w:rFonts w:ascii="Arial" w:hAnsi="Arial" w:cs="Arial"/>
-        </w:rPr>
-        <w:t>computers  to</w:t>
-      </w:r>
-      <w:proofErr w:type="gramEnd"/>
-      <w:r>
-        <w:rPr>
-          <w:rFonts w:ascii="Arial" w:hAnsi="Arial" w:cs="Arial"/>
-        </w:rPr>
-        <w:t xml:space="preserve"> process complex calculations </w:t>
-      </w:r>
-      <w:proofErr w:type="gramStart"/>
-      <w:r>
-        <w:rPr>
-          <w:rFonts w:ascii="Arial" w:hAnsi="Arial" w:cs="Arial"/>
-        </w:rPr>
-        <w:t>instantaneously ,</w:t>
-      </w:r>
-      <w:proofErr w:type="gramEnd"/>
-      <w:r>
-        <w:rPr>
-          <w:rFonts w:ascii="Arial" w:hAnsi="Arial" w:cs="Arial"/>
-        </w:rPr>
-        <w:t xml:space="preserve"> eliminating the processing delays found in traditional systems.</w:t>
+        <w:t xml:space="preserve"> A qubit can exist in multiple states at the exact time. Furthermore, through entanglement, these qubits</w:t>
+      </w:r>
+      <w:r>
+        <w:rPr>
+          <w:rFonts w:ascii="Arial" w:hAnsi="Arial" w:cs="Arial"/>
+        </w:rPr>
+        <w:t xml:space="preserve"> are</w:t>
+      </w:r>
+      <w:r>
+        <w:rPr>
+          <w:rFonts w:ascii="Arial" w:hAnsi="Arial" w:cs="Arial"/>
+        </w:rPr>
+        <w:t xml:space="preserve"> linked so that changing the state of one instantly affects the others, regardless of the physical distance between them. This allows quantum computers to process complex calculations instantaneously, eliminating the processing delays found in traditional systems.</w:t>
       </w:r>
     </w:p>
     <w:p>
@@ -6656,21 +7996,7 @@
           <w:rFonts w:ascii="Arial" w:hAnsi="Arial" w:cs="Arial"/>
         </w:rPr>
         <w:br/>
-        <w:t xml:space="preserve">The following are some of the advantages </w:t>
-      </w:r>
-      <w:proofErr w:type="gramStart"/>
-      <w:r>
-        <w:rPr>
-          <w:rFonts w:ascii="Arial" w:hAnsi="Arial" w:cs="Arial"/>
-        </w:rPr>
-        <w:t>quantum  computing</w:t>
-      </w:r>
-      <w:proofErr w:type="gramEnd"/>
-      <w:r>
-        <w:rPr>
-          <w:rFonts w:ascii="Arial" w:hAnsi="Arial" w:cs="Arial"/>
-        </w:rPr>
-        <w:t xml:space="preserve"> has over classical computers.</w:t>
+        <w:t>The following are some of the advantages quantum computing has over classical computers.</w:t>
       </w:r>
     </w:p>
     <w:p>
@@ -6688,7 +8014,6 @@
         <w:rPr>
           <w:rFonts w:ascii="Arial" w:hAnsi="Arial" w:cs="Arial"/>
         </w:rPr>
-        <w:lastRenderedPageBreak/>
         <w:t>Speed</w:t>
       </w:r>
     </w:p>
@@ -6703,49 +8028,69 @@
         <w:rPr>
           <w:rFonts w:ascii="Arial" w:hAnsi="Arial" w:cs="Arial"/>
         </w:rPr>
-        <w:t xml:space="preserve">Quantum computing can solve highly complex problems faster than classical computers by evaluating multiple possibilities at once. This results in massive time </w:t>
-      </w:r>
-      <w:proofErr w:type="gramStart"/>
-      <w:r>
-        <w:rPr>
-          <w:rFonts w:ascii="Arial" w:hAnsi="Arial" w:cs="Arial"/>
-        </w:rPr>
-        <w:t>saving  for</w:t>
-      </w:r>
-      <w:proofErr w:type="gramEnd"/>
-      <w:r>
-        <w:rPr>
-          <w:rFonts w:ascii="Arial" w:hAnsi="Arial" w:cs="Arial"/>
-        </w:rPr>
-        <w:t xml:space="preserve"> </w:t>
+        <w:t>Quantum computing can solve highly complex problems faster than classical computers by evaluating multiple possibilities at once. This results in massive time saving</w:t>
+      </w:r>
+      <w:r>
+        <w:rPr>
+          <w:rFonts w:ascii="Arial" w:hAnsi="Arial" w:cs="Arial"/>
+        </w:rPr>
+        <w:t>s</w:t>
+      </w:r>
+      <w:r>
+        <w:rPr>
+          <w:rFonts w:ascii="Arial" w:hAnsi="Arial" w:cs="Arial"/>
+        </w:rPr>
+        <w:t xml:space="preserve"> for </w:t>
       </w:r>
       <w:proofErr w:type="spellStart"/>
       <w:r>
         <w:rPr>
           <w:rFonts w:ascii="Arial" w:hAnsi="Arial" w:cs="Arial"/>
         </w:rPr>
-        <w:t>QuantumTech</w:t>
+        <w:t>Techville</w:t>
       </w:r>
       <w:proofErr w:type="spellEnd"/>
       <w:r>
         <w:rPr>
           <w:rFonts w:ascii="Arial" w:hAnsi="Arial" w:cs="Arial"/>
         </w:rPr>
-        <w:t xml:space="preserve"> startup dealing with </w:t>
-      </w:r>
-      <w:proofErr w:type="spellStart"/>
-      <w:r>
-        <w:rPr>
-          <w:rFonts w:ascii="Arial" w:hAnsi="Arial" w:cs="Arial"/>
-        </w:rPr>
-        <w:t>coplex</w:t>
-      </w:r>
-      <w:proofErr w:type="spellEnd"/>
-      <w:r>
-        <w:rPr>
-          <w:rFonts w:ascii="Arial" w:hAnsi="Arial" w:cs="Arial"/>
-        </w:rPr>
-        <w:t xml:space="preserve"> data models.</w:t>
+        <w:t xml:space="preserve"> start</w:t>
+      </w:r>
+      <w:r>
+        <w:rPr>
+          <w:rFonts w:ascii="Arial" w:hAnsi="Arial" w:cs="Arial"/>
+        </w:rPr>
+        <w:t>-</w:t>
+      </w:r>
+      <w:r>
+        <w:rPr>
+          <w:rFonts w:ascii="Arial" w:hAnsi="Arial" w:cs="Arial"/>
+        </w:rPr>
+        <w:t>up</w:t>
+      </w:r>
+      <w:r>
+        <w:rPr>
+          <w:rFonts w:ascii="Arial" w:hAnsi="Arial" w:cs="Arial"/>
+        </w:rPr>
+        <w:t>s</w:t>
+      </w:r>
+      <w:r>
+        <w:rPr>
+          <w:rFonts w:ascii="Arial" w:hAnsi="Arial" w:cs="Arial"/>
+        </w:rPr>
+        <w:t xml:space="preserve"> dealing with co</w:t>
+      </w:r>
+      <w:r>
+        <w:rPr>
+          <w:rFonts w:ascii="Arial" w:hAnsi="Arial" w:cs="Arial"/>
+        </w:rPr>
+        <w:t>m</w:t>
+      </w:r>
+      <w:r>
+        <w:rPr>
+          <w:rFonts w:ascii="Arial" w:hAnsi="Arial" w:cs="Arial"/>
+        </w:rPr>
+        <w:t>plex data models.</w:t>
       </w:r>
     </w:p>
     <w:p>
@@ -6785,7 +8130,26 @@
         <w:rPr>
           <w:rFonts w:ascii="Arial" w:hAnsi="Arial" w:cs="Arial"/>
         </w:rPr>
-        <w:t xml:space="preserve">Quantum computers can process vast amount of data by utilizing the components individually. This creates potential for AI startups to </w:t>
+        <w:lastRenderedPageBreak/>
+        <w:t xml:space="preserve">Due to superposition. </w:t>
+      </w:r>
+      <w:r>
+        <w:rPr>
+          <w:rFonts w:ascii="Arial" w:hAnsi="Arial" w:cs="Arial"/>
+        </w:rPr>
+        <w:t>Quantum computers can process vast amount of data by utilizing the components individually. This creates potential for AI start</w:t>
+      </w:r>
+      <w:r>
+        <w:rPr>
+          <w:rFonts w:ascii="Arial" w:hAnsi="Arial" w:cs="Arial"/>
+        </w:rPr>
+        <w:t>-</w:t>
+      </w:r>
+      <w:r>
+        <w:rPr>
+          <w:rFonts w:ascii="Arial" w:hAnsi="Arial" w:cs="Arial"/>
+        </w:rPr>
+        <w:t xml:space="preserve">ups to </w:t>
       </w:r>
       <w:proofErr w:type="gramStart"/>
       <w:r>
@@ -6821,14 +8185,12 @@
           <w:rFonts w:ascii="Arial" w:hAnsi="Arial" w:cs="Arial"/>
         </w:rPr>
       </w:pPr>
-      <w:proofErr w:type="spellStart"/>
-      <w:r>
-        <w:rPr>
-          <w:rFonts w:ascii="Arial" w:hAnsi="Arial" w:cs="Arial"/>
-        </w:rPr>
-        <w:t>Optimisation</w:t>
-      </w:r>
-      <w:proofErr w:type="spellEnd"/>
+      <w:r>
+        <w:rPr>
+          <w:rFonts w:ascii="Arial" w:hAnsi="Arial" w:cs="Arial"/>
+        </w:rPr>
+        <w:t>Optimization</w:t>
+      </w:r>
     </w:p>
     <w:p>
       <w:pPr>
@@ -6843,31 +8205,48 @@
         </w:rPr>
         <w:t xml:space="preserve">Quantum computers can find the absolute best solution among millions of variables. This is highly </w:t>
       </w:r>
-      <w:proofErr w:type="spellStart"/>
-      <w:r>
-        <w:rPr>
-          <w:rFonts w:ascii="Arial" w:hAnsi="Arial" w:cs="Arial"/>
-        </w:rPr>
-        <w:t>calued</w:t>
-      </w:r>
-      <w:proofErr w:type="spellEnd"/>
-      <w:r>
-        <w:rPr>
-          <w:rFonts w:ascii="Arial" w:hAnsi="Arial" w:cs="Arial"/>
-        </w:rPr>
-        <w:t xml:space="preserve"> for Big Data and logistics startups that need to optimize complex operational routes.</w:t>
-      </w:r>
-    </w:p>
-    <w:p>
-      <w:pPr>
-        <w:pStyle w:val="ListParagraph"/>
-        <w:rPr>
-          <w:rFonts w:ascii="Arial" w:hAnsi="Arial" w:cs="Arial"/>
-        </w:rPr>
-      </w:pPr>
-    </w:p>
-    <w:p>
-      <w:pPr>
+      <w:r>
+        <w:rPr>
+          <w:rFonts w:ascii="Arial" w:hAnsi="Arial" w:cs="Arial"/>
+        </w:rPr>
+        <w:t>v</w:t>
+      </w:r>
+      <w:r>
+        <w:rPr>
+          <w:rFonts w:ascii="Arial" w:hAnsi="Arial" w:cs="Arial"/>
+        </w:rPr>
+        <w:t>alue</w:t>
+      </w:r>
+      <w:r>
+        <w:rPr>
+          <w:rFonts w:ascii="Arial" w:hAnsi="Arial" w:cs="Arial"/>
+        </w:rPr>
+        <w:t>d</w:t>
+      </w:r>
+      <w:r>
+        <w:rPr>
+          <w:rFonts w:ascii="Arial" w:hAnsi="Arial" w:cs="Arial"/>
+        </w:rPr>
+        <w:t xml:space="preserve"> for</w:t>
+      </w:r>
+      <w:r>
+        <w:rPr>
+          <w:rFonts w:ascii="Arial" w:hAnsi="Arial" w:cs="Arial"/>
+        </w:rPr>
+        <w:t xml:space="preserve"> l</w:t>
+      </w:r>
+      <w:r>
+        <w:rPr>
+          <w:rFonts w:ascii="Arial" w:hAnsi="Arial" w:cs="Arial"/>
+        </w:rPr>
+        <w:t xml:space="preserve"> Big Data and logistics startups that need to optimize complex operational routes.</w:t>
+      </w:r>
+    </w:p>
+    <w:p>
+      <w:pPr>
+        <w:tabs>
+          <w:tab w:val="left" w:pos="5613"/>
+        </w:tabs>
         <w:rPr>
           <w:rFonts w:ascii="Arial" w:hAnsi="Arial" w:cs="Arial"/>
           <w:b/>
@@ -6885,6 +8264,150 @@
           <w:rFonts w:ascii="Arial" w:hAnsi="Arial" w:cs="Arial"/>
         </w:rPr>
       </w:pPr>
+      <w:r>
+        <w:rPr>
+          <w:rFonts w:ascii="Arial" w:hAnsi="Arial" w:cs="Arial"/>
+        </w:rPr>
+        <w:t xml:space="preserve">In addition to that, quantum computing is useful in cryptography because it can solve </w:t>
+      </w:r>
+      <w:r>
+        <w:rPr>
+          <w:rFonts w:ascii="Arial" w:hAnsi="Arial" w:cs="Arial"/>
+        </w:rPr>
+        <w:t xml:space="preserve">some mathematical </w:t>
+      </w:r>
+      <w:r>
+        <w:rPr>
+          <w:rFonts w:ascii="Arial" w:hAnsi="Arial" w:cs="Arial"/>
+        </w:rPr>
+        <w:t>problems much faster than normal computers</w:t>
+      </w:r>
+      <w:r>
+        <w:rPr>
+          <w:rFonts w:ascii="Arial" w:hAnsi="Arial" w:cs="Arial"/>
+        </w:rPr>
+        <w:t xml:space="preserve">. Current encryption methods like RSA are secure because traditional computers take a very long time to break them. </w:t>
+      </w:r>
+      <w:proofErr w:type="spellStart"/>
+      <w:proofErr w:type="gramStart"/>
+      <w:r>
+        <w:rPr>
+          <w:rFonts w:ascii="Arial" w:hAnsi="Arial" w:cs="Arial"/>
+        </w:rPr>
+        <w:t>However,in</w:t>
+      </w:r>
+      <w:proofErr w:type="spellEnd"/>
+      <w:proofErr w:type="gramEnd"/>
+      <w:r>
+        <w:rPr>
+          <w:rFonts w:ascii="Arial" w:hAnsi="Arial" w:cs="Arial"/>
+        </w:rPr>
+        <w:t xml:space="preserve"> the future quantum computers may break this type of encryption much faster in the </w:t>
+      </w:r>
+      <w:proofErr w:type="spellStart"/>
+      <w:proofErr w:type="gramStart"/>
+      <w:r>
+        <w:rPr>
+          <w:rFonts w:ascii="Arial" w:hAnsi="Arial" w:cs="Arial"/>
+        </w:rPr>
+        <w:t>future.</w:t>
+      </w:r>
+      <w:r>
+        <w:rPr>
+          <w:rFonts w:ascii="Arial" w:hAnsi="Arial" w:cs="Arial"/>
+        </w:rPr>
+        <w:t>Therefore</w:t>
+      </w:r>
+      <w:proofErr w:type="spellEnd"/>
+      <w:proofErr w:type="gramEnd"/>
+      <w:r>
+        <w:rPr>
+          <w:rFonts w:ascii="Arial" w:hAnsi="Arial" w:cs="Arial"/>
+        </w:rPr>
+        <w:t xml:space="preserve">, </w:t>
+      </w:r>
+      <w:proofErr w:type="spellStart"/>
+      <w:r>
+        <w:rPr>
+          <w:rFonts w:ascii="Arial" w:hAnsi="Arial" w:cs="Arial"/>
+        </w:rPr>
+        <w:t>QuantumTech</w:t>
+      </w:r>
+      <w:proofErr w:type="spellEnd"/>
+      <w:r>
+        <w:rPr>
+          <w:rFonts w:ascii="Arial" w:hAnsi="Arial" w:cs="Arial"/>
+        </w:rPr>
+        <w:t xml:space="preserve"> </w:t>
+      </w:r>
+      <w:r>
+        <w:rPr>
+          <w:rFonts w:ascii="Arial" w:hAnsi="Arial" w:cs="Arial"/>
+        </w:rPr>
+        <w:t>should consider</w:t>
+      </w:r>
+      <w:r>
+        <w:rPr>
+          <w:rFonts w:ascii="Arial" w:hAnsi="Arial" w:cs="Arial"/>
+        </w:rPr>
+        <w:t xml:space="preserve"> offer</w:t>
+      </w:r>
+      <w:r>
+        <w:rPr>
+          <w:rFonts w:ascii="Arial" w:hAnsi="Arial" w:cs="Arial"/>
+        </w:rPr>
+        <w:t>ing</w:t>
+      </w:r>
+      <w:r>
+        <w:rPr>
+          <w:rFonts w:ascii="Arial" w:hAnsi="Arial" w:cs="Arial"/>
+        </w:rPr>
+        <w:t xml:space="preserve"> better security services to help</w:t>
+      </w:r>
+      <w:r>
+        <w:rPr>
+          <w:rFonts w:ascii="Arial" w:hAnsi="Arial" w:cs="Arial"/>
+        </w:rPr>
+        <w:t xml:space="preserve"> in</w:t>
+      </w:r>
+      <w:r>
+        <w:rPr>
+          <w:rFonts w:ascii="Arial" w:hAnsi="Arial" w:cs="Arial"/>
+        </w:rPr>
+        <w:t xml:space="preserve"> protec</w:t>
+      </w:r>
+      <w:r>
+        <w:rPr>
+          <w:rFonts w:ascii="Arial" w:hAnsi="Arial" w:cs="Arial"/>
+        </w:rPr>
+        <w:t>t</w:t>
+      </w:r>
+      <w:r>
+        <w:rPr>
+          <w:rFonts w:ascii="Arial" w:hAnsi="Arial" w:cs="Arial"/>
+        </w:rPr>
+        <w:t>ing sensitive</w:t>
+      </w:r>
+      <w:r>
+        <w:rPr>
+          <w:rFonts w:ascii="Arial" w:hAnsi="Arial" w:cs="Arial"/>
+        </w:rPr>
+        <w:t xml:space="preserve"> data of start-up business in </w:t>
+      </w:r>
+      <w:proofErr w:type="spellStart"/>
+      <w:r>
+        <w:rPr>
+          <w:rFonts w:ascii="Arial" w:hAnsi="Arial" w:cs="Arial"/>
+        </w:rPr>
+        <w:t>Techville</w:t>
+      </w:r>
+      <w:proofErr w:type="spellEnd"/>
+      <w:r>
+        <w:rPr>
+          <w:rFonts w:ascii="Arial" w:hAnsi="Arial" w:cs="Arial"/>
+        </w:rPr>
+        <w:t>.</w:t>
+      </w:r>
     </w:p>
     <w:sectPr>
       <w:pgSz w:w="12240" w:h="15840"/>
@@ -6899,6 +8422,92 @@
 <file path=word/numbering.xml><?xml version="1.0" encoding="utf-8"?>
 <w:numbering xmlns:wpc="http://schemas.microsoft.com/office/word/2010/wordprocessingCanvas" xmlns:cx="http://schemas.microsoft.com/office/drawing/2014/chartex" xmlns:cx1="http://schemas.microsoft.com/office/drawing/2015/9/8/chartex" xmlns:cx2="http://schemas.microsoft.com/office/drawing/2015/10/21/chartex" xmlns:cx3="http://schemas.microsoft.com/office/drawing/2016/5/9/chartex" xmlns:cx4="http://schemas.microsoft.com/office/drawing/2016/5/10/chartex" xmlns:cx5="http://schemas.microsoft.com/office/drawing/2016/5/11/chartex" xmlns:cx6="http://schemas.microsoft.com/office/drawing/2016/5/12/chartex" xmlns:cx7="http://schemas.microsoft.com/office/drawing/2016/5/13/chartex" xmlns:cx8="http://schemas.microsoft.com/office/drawing/2016/5/14/chartex" xmlns:mc="http://schemas.openxmlformats.org/markup-compatibility/2006" xmlns:aink="http://schemas.microsoft.com/office/drawing/2016/ink" xmlns:am3d="http://schemas.microsoft.com/office/drawing/2017/model3d" xmlns:o="urn:schemas-microsoft-com:office:office" xmlns:oel="http://schemas.microsoft.com/office/2019/extlst" xmlns:r="http://schemas.openxmlformats.org/officeDocument/2006/relationships" xmlns:m="http://schemas.openxmlformats.org/officeDocument/2006/math" xmlns:v="urn:schemas-microsoft-com:vml" xmlns:wp14="http://schemas.microsoft.com/office/word/2010/wordprocessingDrawing" xmlns:wp="http://schemas.openxmlformats.org/drawingml/2006/wordprocessingDrawing" xmlns:w10="urn:schemas-microsoft-com:office:word" xmlns:w="http://schemas.openxmlformats.org/wordprocessingml/2006/main" xmlns:w14="http://schemas.microsoft.com/office/word/2010/wordml" xmlns:w15="http://schemas.microsoft.com/office/word/2012/wordml" xmlns:w16cex="http://schemas.microsoft.com/office/word/2018/wordml/cex" xmlns:w16cid="http://schemas.microsoft.com/office/word/2016/wordml/cid" xmlns:w16="http://schemas.microsoft.com/office/word/2018/wordml" xmlns:w16du="http://schemas.microsoft.com/office/word/2023/wordml/word16du" xmlns:w16sdtdh="http://schemas.microsoft.com/office/word/2020/wordml/sdtdatahash" xmlns:w16sdtfl="http://schemas.microsoft.com/office/word/2024/wordml/sdtformatlock" xmlns:w16se="http://schemas.microsoft.com/office/word/2015/wordml/symex" xmlns:wpg="http://schemas.microsoft.com/office/word/2010/wordprocessingGroup" xmlns:wpi="http://schemas.microsoft.com/office/word/2010/wordprocessingInk" xmlns:wne="http://schemas.microsoft.com/office/word/2006/wordml" xmlns:wps="http://schemas.microsoft.com/office/word/2010/wordprocessingShape" mc:Ignorable="w14 w15 w16se w16cid w16 w16cex w16sdtdh w16sdtfl w16du wp14">
   <w:abstractNum w:abstractNumId="0" w15:restartNumberingAfterBreak="0">
+    <w:nsid w:val="03DA7D28"/>
+    <w:multiLevelType w:val="hybridMultilevel"/>
+    <w:tmpl w:val="33F82C1C"/>
+    <w:lvl w:ilvl="0" w:tplc="FFFFFFFF">
+      <w:start w:val="1"/>
+      <w:numFmt w:val="upperRoman"/>
+      <w:lvlText w:val="%1."/>
+      <w:lvlJc w:val="right"/>
+      <w:pPr>
+        <w:ind w:left="720" w:hanging="360"/>
+      </w:pPr>
+    </w:lvl>
+    <w:lvl w:ilvl="1" w:tplc="FFFFFFFF" w:tentative="1">
+      <w:start w:val="1"/>
+      <w:numFmt w:val="lowerLetter"/>
+      <w:lvlText w:val="%2."/>
+      <w:lvlJc w:val="left"/>
+      <w:pPr>
+        <w:ind w:left="1440" w:hanging="360"/>
+      </w:pPr>
+    </w:lvl>
+    <w:lvl w:ilvl="2" w:tplc="FFFFFFFF" w:tentative="1">
+      <w:start w:val="1"/>
+      <w:numFmt w:val="lowerRoman"/>
+      <w:lvlText w:val="%3."/>
+      <w:lvlJc w:val="right"/>
+      <w:pPr>
+        <w:ind w:left="2160" w:hanging="180"/>
+      </w:pPr>
+    </w:lvl>
+    <w:lvl w:ilvl="3" w:tplc="FFFFFFFF" w:tentative="1">
+      <w:start w:val="1"/>
+      <w:numFmt w:val="decimal"/>
+      <w:lvlText w:val="%4."/>
+      <w:lvlJc w:val="left"/>
+      <w:pPr>
+        <w:ind w:left="2880" w:hanging="360"/>
+      </w:pPr>
+    </w:lvl>
+    <w:lvl w:ilvl="4" w:tplc="FFFFFFFF" w:tentative="1">
+      <w:start w:val="1"/>
+      <w:numFmt w:val="lowerLetter"/>
+      <w:lvlText w:val="%5."/>
+      <w:lvlJc w:val="left"/>
+      <w:pPr>
+        <w:ind w:left="3600" w:hanging="360"/>
+      </w:pPr>
+    </w:lvl>
+    <w:lvl w:ilvl="5" w:tplc="FFFFFFFF" w:tentative="1">
+      <w:start w:val="1"/>
+      <w:numFmt w:val="lowerRoman"/>
+      <w:lvlText w:val="%6."/>
+      <w:lvlJc w:val="right"/>
+      <w:pPr>
+        <w:ind w:left="4320" w:hanging="180"/>
+      </w:pPr>
+    </w:lvl>
+    <w:lvl w:ilvl="6" w:tplc="FFFFFFFF" w:tentative="1">
+      <w:start w:val="1"/>
+      <w:numFmt w:val="decimal"/>
+      <w:lvlText w:val="%7."/>
+      <w:lvlJc w:val="left"/>
+      <w:pPr>
+        <w:ind w:left="5040" w:hanging="360"/>
+      </w:pPr>
+    </w:lvl>
+    <w:lvl w:ilvl="7" w:tplc="FFFFFFFF" w:tentative="1">
+      <w:start w:val="1"/>
+      <w:numFmt w:val="lowerLetter"/>
+      <w:lvlText w:val="%8."/>
+      <w:lvlJc w:val="left"/>
+      <w:pPr>
+        <w:ind w:left="5760" w:hanging="360"/>
+      </w:pPr>
+    </w:lvl>
+    <w:lvl w:ilvl="8" w:tplc="FFFFFFFF" w:tentative="1">
+      <w:start w:val="1"/>
+      <w:numFmt w:val="lowerRoman"/>
+      <w:lvlText w:val="%9."/>
+      <w:lvlJc w:val="right"/>
+      <w:pPr>
+        <w:ind w:left="6480" w:hanging="180"/>
+      </w:pPr>
+    </w:lvl>
+  </w:abstractNum>
+  <w:abstractNum w:abstractNumId="1" w15:restartNumberingAfterBreak="0">
     <w:nsid w:val="056F2649"/>
     <w:multiLevelType w:val="hybridMultilevel"/>
     <w:tmpl w:val="9A342E4C"/>
@@ -6984,7 +8593,7 @@
       </w:pPr>
     </w:lvl>
   </w:abstractNum>
-  <w:abstractNum w:abstractNumId="1" w15:restartNumberingAfterBreak="0">
+  <w:abstractNum w:abstractNumId="2" w15:restartNumberingAfterBreak="0">
     <w:nsid w:val="0A546499"/>
     <w:multiLevelType w:val="multilevel"/>
     <w:tmpl w:val="0409001F"/>
@@ -7070,7 +8679,7 @@
       </w:pPr>
     </w:lvl>
   </w:abstractNum>
-  <w:abstractNum w:abstractNumId="2" w15:restartNumberingAfterBreak="0">
+  <w:abstractNum w:abstractNumId="3" w15:restartNumberingAfterBreak="0">
     <w:nsid w:val="0C233A16"/>
     <w:multiLevelType w:val="multilevel"/>
     <w:tmpl w:val="707E0EE2"/>
@@ -7183,7 +8792,93 @@
       </w:rPr>
     </w:lvl>
   </w:abstractNum>
-  <w:abstractNum w:abstractNumId="3" w15:restartNumberingAfterBreak="0">
+  <w:abstractNum w:abstractNumId="4" w15:restartNumberingAfterBreak="0">
+    <w:nsid w:val="12086B3D"/>
+    <w:multiLevelType w:val="hybridMultilevel"/>
+    <w:tmpl w:val="33F82C1C"/>
+    <w:lvl w:ilvl="0" w:tplc="FFFFFFFF">
+      <w:start w:val="1"/>
+      <w:numFmt w:val="upperRoman"/>
+      <w:lvlText w:val="%1."/>
+      <w:lvlJc w:val="right"/>
+      <w:pPr>
+        <w:ind w:left="720" w:hanging="360"/>
+      </w:pPr>
+    </w:lvl>
+    <w:lvl w:ilvl="1" w:tplc="FFFFFFFF" w:tentative="1">
+      <w:start w:val="1"/>
+      <w:numFmt w:val="lowerLetter"/>
+      <w:lvlText w:val="%2."/>
+      <w:lvlJc w:val="left"/>
+      <w:pPr>
+        <w:ind w:left="1440" w:hanging="360"/>
+      </w:pPr>
+    </w:lvl>
+    <w:lvl w:ilvl="2" w:tplc="FFFFFFFF" w:tentative="1">
+      <w:start w:val="1"/>
+      <w:numFmt w:val="lowerRoman"/>
+      <w:lvlText w:val="%3."/>
+      <w:lvlJc w:val="right"/>
+      <w:pPr>
+        <w:ind w:left="2160" w:hanging="180"/>
+      </w:pPr>
+    </w:lvl>
+    <w:lvl w:ilvl="3" w:tplc="FFFFFFFF" w:tentative="1">
+      <w:start w:val="1"/>
+      <w:numFmt w:val="decimal"/>
+      <w:lvlText w:val="%4."/>
+      <w:lvlJc w:val="left"/>
+      <w:pPr>
+        <w:ind w:left="2880" w:hanging="360"/>
+      </w:pPr>
+    </w:lvl>
+    <w:lvl w:ilvl="4" w:tplc="FFFFFFFF" w:tentative="1">
+      <w:start w:val="1"/>
+      <w:numFmt w:val="lowerLetter"/>
+      <w:lvlText w:val="%5."/>
+      <w:lvlJc w:val="left"/>
+      <w:pPr>
+        <w:ind w:left="3600" w:hanging="360"/>
+      </w:pPr>
+    </w:lvl>
+    <w:lvl w:ilvl="5" w:tplc="FFFFFFFF" w:tentative="1">
+      <w:start w:val="1"/>
+      <w:numFmt w:val="lowerRoman"/>
+      <w:lvlText w:val="%6."/>
+      <w:lvlJc w:val="right"/>
+      <w:pPr>
+        <w:ind w:left="4320" w:hanging="180"/>
+      </w:pPr>
+    </w:lvl>
+    <w:lvl w:ilvl="6" w:tplc="FFFFFFFF" w:tentative="1">
+      <w:start w:val="1"/>
+      <w:numFmt w:val="decimal"/>
+      <w:lvlText w:val="%7."/>
+      <w:lvlJc w:val="left"/>
+      <w:pPr>
+        <w:ind w:left="5040" w:hanging="360"/>
+      </w:pPr>
+    </w:lvl>
+    <w:lvl w:ilvl="7" w:tplc="FFFFFFFF" w:tentative="1">
+      <w:start w:val="1"/>
+      <w:numFmt w:val="lowerLetter"/>
+      <w:lvlText w:val="%8."/>
+      <w:lvlJc w:val="left"/>
+      <w:pPr>
+        <w:ind w:left="5760" w:hanging="360"/>
+      </w:pPr>
+    </w:lvl>
+    <w:lvl w:ilvl="8" w:tplc="FFFFFFFF" w:tentative="1">
+      <w:start w:val="1"/>
+      <w:numFmt w:val="lowerRoman"/>
+      <w:lvlText w:val="%9."/>
+      <w:lvlJc w:val="right"/>
+      <w:pPr>
+        <w:ind w:left="6480" w:hanging="180"/>
+      </w:pPr>
+    </w:lvl>
+  </w:abstractNum>
+  <w:abstractNum w:abstractNumId="5" w15:restartNumberingAfterBreak="0">
     <w:nsid w:val="16503A6D"/>
     <w:multiLevelType w:val="hybridMultilevel"/>
     <w:tmpl w:val="A5727500"/>
@@ -7193,7 +8888,7 @@
       <w:lvlText w:val="%1."/>
       <w:lvlJc w:val="left"/>
       <w:pPr>
-        <w:ind w:left="1211" w:hanging="360"/>
+        <w:ind w:left="360" w:hanging="360"/>
       </w:pPr>
       <w:rPr>
         <w:rFonts w:hint="default"/>
@@ -7272,7 +8967,7 @@
       </w:pPr>
     </w:lvl>
   </w:abstractNum>
-  <w:abstractNum w:abstractNumId="4" w15:restartNumberingAfterBreak="0">
+  <w:abstractNum w:abstractNumId="6" w15:restartNumberingAfterBreak="0">
     <w:nsid w:val="17C63856"/>
     <w:multiLevelType w:val="hybridMultilevel"/>
     <w:tmpl w:val="2BFA9D02"/>
@@ -7358,10 +9053,10 @@
       </w:pPr>
     </w:lvl>
   </w:abstractNum>
-  <w:abstractNum w:abstractNumId="5" w15:restartNumberingAfterBreak="0">
+  <w:abstractNum w:abstractNumId="7" w15:restartNumberingAfterBreak="0">
     <w:nsid w:val="19725F8A"/>
     <w:multiLevelType w:val="hybridMultilevel"/>
-    <w:tmpl w:val="9A342E4C"/>
+    <w:tmpl w:val="49C69CB6"/>
     <w:lvl w:ilvl="0" w:tplc="04090013">
       <w:start w:val="1"/>
       <w:numFmt w:val="upperRoman"/>
@@ -7444,7 +9139,7 @@
       </w:pPr>
     </w:lvl>
   </w:abstractNum>
-  <w:abstractNum w:abstractNumId="6" w15:restartNumberingAfterBreak="0">
+  <w:abstractNum w:abstractNumId="8" w15:restartNumberingAfterBreak="0">
     <w:nsid w:val="1B955587"/>
     <w:multiLevelType w:val="hybridMultilevel"/>
     <w:tmpl w:val="B01CBC00"/>
@@ -7533,7 +9228,7 @@
       </w:pPr>
     </w:lvl>
   </w:abstractNum>
-  <w:abstractNum w:abstractNumId="7" w15:restartNumberingAfterBreak="0">
+  <w:abstractNum w:abstractNumId="9" w15:restartNumberingAfterBreak="0">
     <w:nsid w:val="1E6D6DE6"/>
     <w:multiLevelType w:val="hybridMultilevel"/>
     <w:tmpl w:val="B090FE92"/>
@@ -7622,7 +9317,93 @@
       </w:pPr>
     </w:lvl>
   </w:abstractNum>
-  <w:abstractNum w:abstractNumId="8" w15:restartNumberingAfterBreak="0">
+  <w:abstractNum w:abstractNumId="10" w15:restartNumberingAfterBreak="0">
+    <w:nsid w:val="21DB00DC"/>
+    <w:multiLevelType w:val="hybridMultilevel"/>
+    <w:tmpl w:val="09F07774"/>
+    <w:lvl w:ilvl="0" w:tplc="04090013">
+      <w:start w:val="1"/>
+      <w:numFmt w:val="upperRoman"/>
+      <w:lvlText w:val="%1."/>
+      <w:lvlJc w:val="right"/>
+      <w:pPr>
+        <w:ind w:left="720" w:hanging="360"/>
+      </w:pPr>
+    </w:lvl>
+    <w:lvl w:ilvl="1" w:tplc="04090019" w:tentative="1">
+      <w:start w:val="1"/>
+      <w:numFmt w:val="lowerLetter"/>
+      <w:lvlText w:val="%2."/>
+      <w:lvlJc w:val="left"/>
+      <w:pPr>
+        <w:ind w:left="1440" w:hanging="360"/>
+      </w:pPr>
+    </w:lvl>
+    <w:lvl w:ilvl="2" w:tplc="0409001B" w:tentative="1">
+      <w:start w:val="1"/>
+      <w:numFmt w:val="lowerRoman"/>
+      <w:lvlText w:val="%3."/>
+      <w:lvlJc w:val="right"/>
+      <w:pPr>
+        <w:ind w:left="2160" w:hanging="180"/>
+      </w:pPr>
+    </w:lvl>
+    <w:lvl w:ilvl="3" w:tplc="0409000F" w:tentative="1">
+      <w:start w:val="1"/>
+      <w:numFmt w:val="decimal"/>
+      <w:lvlText w:val="%4."/>
+      <w:lvlJc w:val="left"/>
+      <w:pPr>
+        <w:ind w:left="2880" w:hanging="360"/>
+      </w:pPr>
+    </w:lvl>
+    <w:lvl w:ilvl="4" w:tplc="04090019" w:tentative="1">
+      <w:start w:val="1"/>
+      <w:numFmt w:val="lowerLetter"/>
+      <w:lvlText w:val="%5."/>
+      <w:lvlJc w:val="left"/>
+      <w:pPr>
+        <w:ind w:left="3600" w:hanging="360"/>
+      </w:pPr>
+    </w:lvl>
+    <w:lvl w:ilvl="5" w:tplc="0409001B" w:tentative="1">
+      <w:start w:val="1"/>
+      <w:numFmt w:val="lowerRoman"/>
+      <w:lvlText w:val="%6."/>
+      <w:lvlJc w:val="right"/>
+      <w:pPr>
+        <w:ind w:left="4320" w:hanging="180"/>
+      </w:pPr>
+    </w:lvl>
+    <w:lvl w:ilvl="6" w:tplc="0409000F" w:tentative="1">
+      <w:start w:val="1"/>
+      <w:numFmt w:val="decimal"/>
+      <w:lvlText w:val="%7."/>
+      <w:lvlJc w:val="left"/>
+      <w:pPr>
+        <w:ind w:left="5040" w:hanging="360"/>
+      </w:pPr>
+    </w:lvl>
+    <w:lvl w:ilvl="7" w:tplc="04090019" w:tentative="1">
+      <w:start w:val="1"/>
+      <w:numFmt w:val="lowerLetter"/>
+      <w:lvlText w:val="%8."/>
+      <w:lvlJc w:val="left"/>
+      <w:pPr>
+        <w:ind w:left="5760" w:hanging="360"/>
+      </w:pPr>
+    </w:lvl>
+    <w:lvl w:ilvl="8" w:tplc="0409001B" w:tentative="1">
+      <w:start w:val="1"/>
+      <w:numFmt w:val="lowerRoman"/>
+      <w:lvlText w:val="%9."/>
+      <w:lvlJc w:val="right"/>
+      <w:pPr>
+        <w:ind w:left="6480" w:hanging="180"/>
+      </w:pPr>
+    </w:lvl>
+  </w:abstractNum>
+  <w:abstractNum w:abstractNumId="11" w15:restartNumberingAfterBreak="0">
     <w:nsid w:val="25EF7998"/>
     <w:multiLevelType w:val="multilevel"/>
     <w:tmpl w:val="3340991E"/>
@@ -7735,7 +9516,7 @@
       </w:rPr>
     </w:lvl>
   </w:abstractNum>
-  <w:abstractNum w:abstractNumId="9" w15:restartNumberingAfterBreak="0">
+  <w:abstractNum w:abstractNumId="12" w15:restartNumberingAfterBreak="0">
     <w:nsid w:val="270369F4"/>
     <w:multiLevelType w:val="multilevel"/>
     <w:tmpl w:val="76A63A12"/>
@@ -7848,7 +9629,7 @@
       </w:rPr>
     </w:lvl>
   </w:abstractNum>
-  <w:abstractNum w:abstractNumId="10" w15:restartNumberingAfterBreak="0">
+  <w:abstractNum w:abstractNumId="13" w15:restartNumberingAfterBreak="0">
     <w:nsid w:val="27EC4B19"/>
     <w:multiLevelType w:val="multilevel"/>
     <w:tmpl w:val="5E127758"/>
@@ -7961,7 +9742,7 @@
       </w:rPr>
     </w:lvl>
   </w:abstractNum>
-  <w:abstractNum w:abstractNumId="11" w15:restartNumberingAfterBreak="0">
+  <w:abstractNum w:abstractNumId="14" w15:restartNumberingAfterBreak="0">
     <w:nsid w:val="37475CD4"/>
     <w:multiLevelType w:val="multilevel"/>
     <w:tmpl w:val="FCBC6F76"/>
@@ -8075,7 +9856,7 @@
       </w:rPr>
     </w:lvl>
   </w:abstractNum>
-  <w:abstractNum w:abstractNumId="12" w15:restartNumberingAfterBreak="0">
+  <w:abstractNum w:abstractNumId="15" w15:restartNumberingAfterBreak="0">
     <w:nsid w:val="3926225C"/>
     <w:multiLevelType w:val="hybridMultilevel"/>
     <w:tmpl w:val="AEAA255E"/>
@@ -8164,7 +9945,7 @@
       </w:pPr>
     </w:lvl>
   </w:abstractNum>
-  <w:abstractNum w:abstractNumId="13" w15:restartNumberingAfterBreak="0">
+  <w:abstractNum w:abstractNumId="16" w15:restartNumberingAfterBreak="0">
     <w:nsid w:val="3CB70887"/>
     <w:multiLevelType w:val="hybridMultilevel"/>
     <w:tmpl w:val="01C07260"/>
@@ -8250,7 +10031,7 @@
       </w:pPr>
     </w:lvl>
   </w:abstractNum>
-  <w:abstractNum w:abstractNumId="14" w15:restartNumberingAfterBreak="0">
+  <w:abstractNum w:abstractNumId="17" w15:restartNumberingAfterBreak="0">
     <w:nsid w:val="434E3CA0"/>
     <w:multiLevelType w:val="hybridMultilevel"/>
     <w:tmpl w:val="B090FE92"/>
@@ -8339,7 +10120,7 @@
       </w:pPr>
     </w:lvl>
   </w:abstractNum>
-  <w:abstractNum w:abstractNumId="15" w15:restartNumberingAfterBreak="0">
+  <w:abstractNum w:abstractNumId="18" w15:restartNumberingAfterBreak="0">
     <w:nsid w:val="47EB4567"/>
     <w:multiLevelType w:val="multilevel"/>
     <w:tmpl w:val="D3E23786"/>
@@ -8454,7 +10235,93 @@
       </w:rPr>
     </w:lvl>
   </w:abstractNum>
-  <w:abstractNum w:abstractNumId="16" w15:restartNumberingAfterBreak="0">
+  <w:abstractNum w:abstractNumId="19" w15:restartNumberingAfterBreak="0">
+    <w:nsid w:val="4B3D3995"/>
+    <w:multiLevelType w:val="hybridMultilevel"/>
+    <w:tmpl w:val="09F07774"/>
+    <w:lvl w:ilvl="0" w:tplc="FFFFFFFF">
+      <w:start w:val="1"/>
+      <w:numFmt w:val="upperRoman"/>
+      <w:lvlText w:val="%1."/>
+      <w:lvlJc w:val="right"/>
+      <w:pPr>
+        <w:ind w:left="720" w:hanging="360"/>
+      </w:pPr>
+    </w:lvl>
+    <w:lvl w:ilvl="1" w:tplc="FFFFFFFF" w:tentative="1">
+      <w:start w:val="1"/>
+      <w:numFmt w:val="lowerLetter"/>
+      <w:lvlText w:val="%2."/>
+      <w:lvlJc w:val="left"/>
+      <w:pPr>
+        <w:ind w:left="1440" w:hanging="360"/>
+      </w:pPr>
+    </w:lvl>
+    <w:lvl w:ilvl="2" w:tplc="FFFFFFFF" w:tentative="1">
+      <w:start w:val="1"/>
+      <w:numFmt w:val="lowerRoman"/>
+      <w:lvlText w:val="%3."/>
+      <w:lvlJc w:val="right"/>
+      <w:pPr>
+        <w:ind w:left="2160" w:hanging="180"/>
+      </w:pPr>
+    </w:lvl>
+    <w:lvl w:ilvl="3" w:tplc="FFFFFFFF" w:tentative="1">
+      <w:start w:val="1"/>
+      <w:numFmt w:val="decimal"/>
+      <w:lvlText w:val="%4."/>
+      <w:lvlJc w:val="left"/>
+      <w:pPr>
+        <w:ind w:left="2880" w:hanging="360"/>
+      </w:pPr>
+    </w:lvl>
+    <w:lvl w:ilvl="4" w:tplc="FFFFFFFF" w:tentative="1">
+      <w:start w:val="1"/>
+      <w:numFmt w:val="lowerLetter"/>
+      <w:lvlText w:val="%5."/>
+      <w:lvlJc w:val="left"/>
+      <w:pPr>
+        <w:ind w:left="3600" w:hanging="360"/>
+      </w:pPr>
+    </w:lvl>
+    <w:lvl w:ilvl="5" w:tplc="FFFFFFFF" w:tentative="1">
+      <w:start w:val="1"/>
+      <w:numFmt w:val="lowerRoman"/>
+      <w:lvlText w:val="%6."/>
+      <w:lvlJc w:val="right"/>
+      <w:pPr>
+        <w:ind w:left="4320" w:hanging="180"/>
+      </w:pPr>
+    </w:lvl>
+    <w:lvl w:ilvl="6" w:tplc="FFFFFFFF" w:tentative="1">
+      <w:start w:val="1"/>
+      <w:numFmt w:val="decimal"/>
+      <w:lvlText w:val="%7."/>
+      <w:lvlJc w:val="left"/>
+      <w:pPr>
+        <w:ind w:left="5040" w:hanging="360"/>
+      </w:pPr>
+    </w:lvl>
+    <w:lvl w:ilvl="7" w:tplc="FFFFFFFF" w:tentative="1">
+      <w:start w:val="1"/>
+      <w:numFmt w:val="lowerLetter"/>
+      <w:lvlText w:val="%8."/>
+      <w:lvlJc w:val="left"/>
+      <w:pPr>
+        <w:ind w:left="5760" w:hanging="360"/>
+      </w:pPr>
+    </w:lvl>
+    <w:lvl w:ilvl="8" w:tplc="FFFFFFFF" w:tentative="1">
+      <w:start w:val="1"/>
+      <w:numFmt w:val="lowerRoman"/>
+      <w:lvlText w:val="%9."/>
+      <w:lvlJc w:val="right"/>
+      <w:pPr>
+        <w:ind w:left="6480" w:hanging="180"/>
+      </w:pPr>
+    </w:lvl>
+  </w:abstractNum>
+  <w:abstractNum w:abstractNumId="20" w15:restartNumberingAfterBreak="0">
     <w:nsid w:val="4F5E09BB"/>
     <w:multiLevelType w:val="multilevel"/>
     <w:tmpl w:val="0409001F"/>
@@ -8540,7 +10407,7 @@
       </w:pPr>
     </w:lvl>
   </w:abstractNum>
-  <w:abstractNum w:abstractNumId="17" w15:restartNumberingAfterBreak="0">
+  <w:abstractNum w:abstractNumId="21" w15:restartNumberingAfterBreak="0">
     <w:nsid w:val="52815615"/>
     <w:multiLevelType w:val="multilevel"/>
     <w:tmpl w:val="2F02DAB0"/>
@@ -8574,7 +10441,7 @@
       <w:lvlText w:val="1.2"/>
       <w:lvlJc w:val="left"/>
       <w:pPr>
-        <w:ind w:left="1224" w:hanging="504"/>
+        <w:ind w:left="504" w:hanging="504"/>
       </w:pPr>
       <w:rPr>
         <w:rFonts w:hint="default"/>
@@ -8653,7 +10520,7 @@
       </w:rPr>
     </w:lvl>
   </w:abstractNum>
-  <w:abstractNum w:abstractNumId="18" w15:restartNumberingAfterBreak="0">
+  <w:abstractNum w:abstractNumId="22" w15:restartNumberingAfterBreak="0">
     <w:nsid w:val="56732FD1"/>
     <w:multiLevelType w:val="multilevel"/>
     <w:tmpl w:val="0BBA54D6"/>
@@ -8766,7 +10633,7 @@
       </w:rPr>
     </w:lvl>
   </w:abstractNum>
-  <w:abstractNum w:abstractNumId="19" w15:restartNumberingAfterBreak="0">
+  <w:abstractNum w:abstractNumId="23" w15:restartNumberingAfterBreak="0">
     <w:nsid w:val="56E602E4"/>
     <w:multiLevelType w:val="multilevel"/>
     <w:tmpl w:val="39421F86"/>
@@ -8881,7 +10748,7 @@
       </w:rPr>
     </w:lvl>
   </w:abstractNum>
-  <w:abstractNum w:abstractNumId="20" w15:restartNumberingAfterBreak="0">
+  <w:abstractNum w:abstractNumId="24" w15:restartNumberingAfterBreak="0">
     <w:nsid w:val="573C5BD3"/>
     <w:multiLevelType w:val="multilevel"/>
     <w:tmpl w:val="D96C9CE0"/>
@@ -9005,7 +10872,7 @@
       </w:rPr>
     </w:lvl>
   </w:abstractNum>
-  <w:abstractNum w:abstractNumId="21" w15:restartNumberingAfterBreak="0">
+  <w:abstractNum w:abstractNumId="25" w15:restartNumberingAfterBreak="0">
     <w:nsid w:val="576926E3"/>
     <w:multiLevelType w:val="hybridMultilevel"/>
     <w:tmpl w:val="B01CBC00"/>
@@ -9094,7 +10961,7 @@
       </w:pPr>
     </w:lvl>
   </w:abstractNum>
-  <w:abstractNum w:abstractNumId="22" w15:restartNumberingAfterBreak="0">
+  <w:abstractNum w:abstractNumId="26" w15:restartNumberingAfterBreak="0">
     <w:nsid w:val="59420E1F"/>
     <w:multiLevelType w:val="multilevel"/>
     <w:tmpl w:val="DB142C84"/>
@@ -9207,7 +11074,7 @@
       </w:rPr>
     </w:lvl>
   </w:abstractNum>
-  <w:abstractNum w:abstractNumId="23" w15:restartNumberingAfterBreak="0">
+  <w:abstractNum w:abstractNumId="27" w15:restartNumberingAfterBreak="0">
     <w:nsid w:val="60670AA1"/>
     <w:multiLevelType w:val="multilevel"/>
     <w:tmpl w:val="A5344538"/>
@@ -9320,7 +11187,7 @@
       </w:rPr>
     </w:lvl>
   </w:abstractNum>
-  <w:abstractNum w:abstractNumId="24" w15:restartNumberingAfterBreak="0">
+  <w:abstractNum w:abstractNumId="28" w15:restartNumberingAfterBreak="0">
     <w:nsid w:val="658E3C4B"/>
     <w:multiLevelType w:val="hybridMultilevel"/>
     <w:tmpl w:val="0EFC35C4"/>
@@ -9406,7 +11273,7 @@
       </w:pPr>
     </w:lvl>
   </w:abstractNum>
-  <w:abstractNum w:abstractNumId="25" w15:restartNumberingAfterBreak="0">
+  <w:abstractNum w:abstractNumId="29" w15:restartNumberingAfterBreak="0">
     <w:nsid w:val="701F13D8"/>
     <w:multiLevelType w:val="multilevel"/>
     <w:tmpl w:val="00BEB4B8"/>
@@ -9519,7 +11386,7 @@
       </w:rPr>
     </w:lvl>
   </w:abstractNum>
-  <w:abstractNum w:abstractNumId="26" w15:restartNumberingAfterBreak="0">
+  <w:abstractNum w:abstractNumId="30" w15:restartNumberingAfterBreak="0">
     <w:nsid w:val="71C30F3E"/>
     <w:multiLevelType w:val="hybridMultilevel"/>
     <w:tmpl w:val="DBDAE274"/>
@@ -9608,7 +11475,7 @@
       </w:pPr>
     </w:lvl>
   </w:abstractNum>
-  <w:abstractNum w:abstractNumId="27" w15:restartNumberingAfterBreak="0">
+  <w:abstractNum w:abstractNumId="31" w15:restartNumberingAfterBreak="0">
     <w:nsid w:val="735A22CA"/>
     <w:multiLevelType w:val="multilevel"/>
     <w:tmpl w:val="C540E4A6"/>
@@ -9721,7 +11588,7 @@
       </w:rPr>
     </w:lvl>
   </w:abstractNum>
-  <w:abstractNum w:abstractNumId="28" w15:restartNumberingAfterBreak="0">
+  <w:abstractNum w:abstractNumId="32" w15:restartNumberingAfterBreak="0">
     <w:nsid w:val="793B2065"/>
     <w:multiLevelType w:val="multilevel"/>
     <w:tmpl w:val="78B2D79A"/>
@@ -9834,7 +11701,7 @@
       </w:rPr>
     </w:lvl>
   </w:abstractNum>
-  <w:abstractNum w:abstractNumId="29" w15:restartNumberingAfterBreak="0">
+  <w:abstractNum w:abstractNumId="33" w15:restartNumberingAfterBreak="0">
     <w:nsid w:val="7B332041"/>
     <w:multiLevelType w:val="hybridMultilevel"/>
     <w:tmpl w:val="DBDAE274"/>
@@ -9924,94 +11791,106 @@
     </w:lvl>
   </w:abstractNum>
   <w:num w:numId="1" w16cid:durableId="97025434">
+    <w:abstractNumId w:val="20"/>
+  </w:num>
+  <w:num w:numId="2" w16cid:durableId="491028291">
+    <w:abstractNumId w:val="31"/>
+  </w:num>
+  <w:num w:numId="3" w16cid:durableId="916284354">
+    <w:abstractNumId w:val="24"/>
+  </w:num>
+  <w:num w:numId="4" w16cid:durableId="459226019">
+    <w:abstractNumId w:val="9"/>
+  </w:num>
+  <w:num w:numId="5" w16cid:durableId="1551072031">
+    <w:abstractNumId w:val="15"/>
+  </w:num>
+  <w:num w:numId="6" w16cid:durableId="112869033">
+    <w:abstractNumId w:val="6"/>
+  </w:num>
+  <w:num w:numId="7" w16cid:durableId="512688732">
+    <w:abstractNumId w:val="5"/>
+  </w:num>
+  <w:num w:numId="8" w16cid:durableId="467817391">
+    <w:abstractNumId w:val="12"/>
+  </w:num>
+  <w:num w:numId="9" w16cid:durableId="285813201">
+    <w:abstractNumId w:val="33"/>
+  </w:num>
+  <w:num w:numId="10" w16cid:durableId="2006978129">
+    <w:abstractNumId w:val="26"/>
+  </w:num>
+  <w:num w:numId="11" w16cid:durableId="56782151">
+    <w:abstractNumId w:val="25"/>
+  </w:num>
+  <w:num w:numId="12" w16cid:durableId="1573151696">
+    <w:abstractNumId w:val="8"/>
+  </w:num>
+  <w:num w:numId="13" w16cid:durableId="1900171951">
+    <w:abstractNumId w:val="30"/>
+  </w:num>
+  <w:num w:numId="14" w16cid:durableId="646015506">
+    <w:abstractNumId w:val="2"/>
+  </w:num>
+  <w:num w:numId="15" w16cid:durableId="354886874">
+    <w:abstractNumId w:val="17"/>
+  </w:num>
+  <w:num w:numId="16" w16cid:durableId="1956062949">
+    <w:abstractNumId w:val="23"/>
+  </w:num>
+  <w:num w:numId="17" w16cid:durableId="1124739891">
+    <w:abstractNumId w:val="32"/>
+  </w:num>
+  <w:num w:numId="18" w16cid:durableId="1209492702">
+    <w:abstractNumId w:val="29"/>
+  </w:num>
+  <w:num w:numId="19" w16cid:durableId="1130199702">
+    <w:abstractNumId w:val="13"/>
+  </w:num>
+  <w:num w:numId="20" w16cid:durableId="1391996048">
+    <w:abstractNumId w:val="22"/>
+  </w:num>
+  <w:num w:numId="21" w16cid:durableId="2062363420">
+    <w:abstractNumId w:val="7"/>
+  </w:num>
+  <w:num w:numId="22" w16cid:durableId="1205017578">
+    <w:abstractNumId w:val="28"/>
+  </w:num>
+  <w:num w:numId="23" w16cid:durableId="1327905754">
+    <w:abstractNumId w:val="21"/>
+  </w:num>
+  <w:num w:numId="24" w16cid:durableId="1821997618">
+    <w:abstractNumId w:val="11"/>
+  </w:num>
+  <w:num w:numId="25" w16cid:durableId="1368411863">
+    <w:abstractNumId w:val="18"/>
+  </w:num>
+  <w:num w:numId="26" w16cid:durableId="1242325312">
     <w:abstractNumId w:val="16"/>
   </w:num>
-  <w:num w:numId="2" w16cid:durableId="491028291">
+  <w:num w:numId="27" w16cid:durableId="1618441086">
+    <w:abstractNumId w:val="3"/>
+  </w:num>
+  <w:num w:numId="28" w16cid:durableId="446387640">
+    <w:abstractNumId w:val="14"/>
+  </w:num>
+  <w:num w:numId="29" w16cid:durableId="2039767916">
+    <w:abstractNumId w:val="1"/>
+  </w:num>
+  <w:num w:numId="30" w16cid:durableId="1322613647">
     <w:abstractNumId w:val="27"/>
   </w:num>
-  <w:num w:numId="3" w16cid:durableId="916284354">
-    <w:abstractNumId w:val="20"/>
-  </w:num>
-  <w:num w:numId="4" w16cid:durableId="459226019">
-    <w:abstractNumId w:val="7"/>
-  </w:num>
-  <w:num w:numId="5" w16cid:durableId="1551072031">
-    <w:abstractNumId w:val="12"/>
-  </w:num>
-  <w:num w:numId="6" w16cid:durableId="112869033">
+  <w:num w:numId="31" w16cid:durableId="1612857945">
     <w:abstractNumId w:val="4"/>
   </w:num>
-  <w:num w:numId="7" w16cid:durableId="512688732">
-    <w:abstractNumId w:val="3"/>
+  <w:num w:numId="32" w16cid:durableId="1276325300">
+    <w:abstractNumId w:val="0"/>
   </w:num>
-  <w:num w:numId="8" w16cid:durableId="467817391">
-    <w:abstractNumId w:val="9"/>
-  </w:num>
-  <w:num w:numId="9" w16cid:durableId="285813201">
-    <w:abstractNumId w:val="29"/>
-  </w:num>
-  <w:num w:numId="10" w16cid:durableId="2006978129">
-    <w:abstractNumId w:val="22"/>
-  </w:num>
-  <w:num w:numId="11" w16cid:durableId="56782151">
-    <w:abstractNumId w:val="21"/>
-  </w:num>
-  <w:num w:numId="12" w16cid:durableId="1573151696">
-    <w:abstractNumId w:val="6"/>
-  </w:num>
-  <w:num w:numId="13" w16cid:durableId="1900171951">
-    <w:abstractNumId w:val="26"/>
-  </w:num>
-  <w:num w:numId="14" w16cid:durableId="646015506">
-    <w:abstractNumId w:val="1"/>
-  </w:num>
-  <w:num w:numId="15" w16cid:durableId="354886874">
-    <w:abstractNumId w:val="14"/>
-  </w:num>
-  <w:num w:numId="16" w16cid:durableId="1956062949">
-    <w:abstractNumId w:val="19"/>
-  </w:num>
-  <w:num w:numId="17" w16cid:durableId="1124739891">
-    <w:abstractNumId w:val="28"/>
-  </w:num>
-  <w:num w:numId="18" w16cid:durableId="1209492702">
-    <w:abstractNumId w:val="25"/>
-  </w:num>
-  <w:num w:numId="19" w16cid:durableId="1130199702">
+  <w:num w:numId="33" w16cid:durableId="2040620489">
     <w:abstractNumId w:val="10"/>
   </w:num>
-  <w:num w:numId="20" w16cid:durableId="1391996048">
-    <w:abstractNumId w:val="18"/>
-  </w:num>
-  <w:num w:numId="21" w16cid:durableId="2062363420">
-    <w:abstractNumId w:val="5"/>
-  </w:num>
-  <w:num w:numId="22" w16cid:durableId="1205017578">
-    <w:abstractNumId w:val="24"/>
-  </w:num>
-  <w:num w:numId="23" w16cid:durableId="1327905754">
-    <w:abstractNumId w:val="17"/>
-  </w:num>
-  <w:num w:numId="24" w16cid:durableId="1821997618">
-    <w:abstractNumId w:val="8"/>
-  </w:num>
-  <w:num w:numId="25" w16cid:durableId="1368411863">
-    <w:abstractNumId w:val="15"/>
-  </w:num>
-  <w:num w:numId="26" w16cid:durableId="1242325312">
-    <w:abstractNumId w:val="13"/>
-  </w:num>
-  <w:num w:numId="27" w16cid:durableId="1618441086">
-    <w:abstractNumId w:val="2"/>
-  </w:num>
-  <w:num w:numId="28" w16cid:durableId="446387640">
-    <w:abstractNumId w:val="11"/>
-  </w:num>
-  <w:num w:numId="29" w16cid:durableId="2039767916">
-    <w:abstractNumId w:val="0"/>
-  </w:num>
-  <w:num w:numId="30" w16cid:durableId="1322613647">
-    <w:abstractNumId w:val="23"/>
+  <w:num w:numId="34" w16cid:durableId="987126089">
+    <w:abstractNumId w:val="19"/>
   </w:num>
 </w:numbering>
 </file>
@@ -11408,7 +13287,7 @@
     <b:MonthAccessed>July</b:MonthAccessed>
     <b:DayAccessed>24</b:DayAccessed>
     <b:URL>https://www.geeksforgeeks.org/operating-systems/operating-systems/</b:URL>
-    <b:RefOrder>18</b:RefOrder>
+    <b:RefOrder>19</b:RefOrder>
   </b:Source>
   <b:Source>
     <b:Tag>Mic26</b:Tag>
@@ -11566,7 +13445,7 @@
     <b:MonthAccessed>July</b:MonthAccessed>
     <b:DayAccessed>23</b:DayAccessed>
     <b:URL>https://www.ibm.com/think/topics/distributed-computing</b:URL>
-    <b:RefOrder>17</b:RefOrder>
+    <b:RefOrder>18</b:RefOrder>
   </b:Source>
   <b:Source>
     <b:Tag>Gee256</b:Tag>
@@ -11583,13 +13462,30 @@
     <b:MonthAccessed>July</b:MonthAccessed>
     <b:DayAccessed>23</b:DayAccessed>
     <b:URL>https://www.geeksforgeeks.org/devops/what-is-distributed-computing/</b:URL>
+    <b:RefOrder>17</b:RefOrder>
+  </b:Source>
+  <b:Source>
+    <b:Tag>Com26</b:Tag>
+    <b:SourceType>InternetSite</b:SourceType>
+    <b:Guid>{03FCFBB8-1FA6-414A-B8E9-37991D305C2E}</b:Guid>
+    <b:Author>
+      <b:Author>
+        <b:Corporate>Commerce Engine</b:Corporate>
+      </b:Author>
+    </b:Author>
+    <b:Title>Commerce Engine</b:Title>
+    <b:Year>2026</b:Year>
+    <b:YearAccessed>2026</b:YearAccessed>
+    <b:MonthAccessed>July</b:MonthAccessed>
+    <b:DayAccessed>29</b:DayAccessed>
+    <b:URL>https://www.commercengine.io/blog/star-topology</b:URL>
     <b:RefOrder>16</b:RefOrder>
   </b:Source>
 </b:Sources>
 </file>
 
 <file path=customXml/itemProps1.xml><?xml version="1.0" encoding="utf-8"?>
-<ds:datastoreItem xmlns:ds="http://schemas.openxmlformats.org/officeDocument/2006/customXml" ds:itemID="{9D51B343-0568-461D-A472-8E16872F9D6D}">
+<ds:datastoreItem xmlns:ds="http://schemas.openxmlformats.org/officeDocument/2006/customXml" ds:itemID="{DA5E0321-064A-4622-9999-145101DE00A2}">
   <ds:schemaRefs>
     <ds:schemaRef ds:uri="http://schemas.openxmlformats.org/officeDocument/2006/bibliography"/>
   </ds:schemaRefs>

--- a/Level_4/Level_4(1st Semester)/Computer Systems/L4DC-L4DCBM- Computer Systems- Blessings Tamanga(P00221220).docx
+++ b/Level_4/Level_4(1st Semester)/Computer Systems/L4DC-L4DCBM- Computer Systems- Blessings Tamanga(P00221220).docx
@@ -518,7 +518,19 @@
         <w:rPr>
           <w:rFonts w:ascii="Arial" w:hAnsi="Arial" w:cs="Arial"/>
         </w:rPr>
-        <w:t>(RAM) and storage devices which must work together efficiently with the operating system and other software to deliver reliable performance. Understanding how these components operate and interact is essential for developing computer systems that outstands the growing demands of modern market.</w:t>
+        <w:t xml:space="preserve">(RAM) and storage devices which must work together efficiently with the operating system and other software to deliver reliable performance. Understanding how these components operate and interact is essential for developing computer systems that </w:t>
+      </w:r>
+      <w:r>
+        <w:rPr>
+          <w:rFonts w:ascii="Arial" w:hAnsi="Arial" w:cs="Arial"/>
+        </w:rPr>
+        <w:t>meet the growing</w:t>
+      </w:r>
+      <w:r>
+        <w:rPr>
+          <w:rFonts w:ascii="Arial" w:hAnsi="Arial" w:cs="Arial"/>
+        </w:rPr>
+        <w:t xml:space="preserve"> demands of modern market.</w:t>
       </w:r>
     </w:p>
     <w:p>
@@ -562,7 +574,13 @@
         <w:rPr>
           <w:rFonts w:ascii="Arial" w:hAnsi="Arial" w:cs="Arial"/>
         </w:rPr>
-        <w:t xml:space="preserve"> technologies are applied withing </w:t>
+        <w:t xml:space="preserve"> technologies are applied </w:t>
+      </w:r>
+      <w:r>
+        <w:rPr>
+          <w:rFonts w:ascii="Arial" w:hAnsi="Arial" w:cs="Arial"/>
+        </w:rPr>
+        <w:t xml:space="preserve">within </w:t>
       </w:r>
       <w:proofErr w:type="spellStart"/>
       <w:r>
@@ -644,7 +662,13 @@
         <w:rPr>
           <w:rFonts w:ascii="Arial" w:hAnsi="Arial" w:cs="Arial"/>
         </w:rPr>
-        <w:t>startup-up technology</w:t>
+        <w:t>start-up</w:t>
+      </w:r>
+      <w:r>
+        <w:rPr>
+          <w:rFonts w:ascii="Arial" w:hAnsi="Arial" w:cs="Arial"/>
+        </w:rPr>
+        <w:t xml:space="preserve"> technology</w:t>
       </w:r>
       <w:r>
         <w:rPr>
@@ -1026,7 +1050,19 @@
         <w:rPr>
           <w:rFonts w:ascii="Arial" w:hAnsi="Arial" w:cs="Arial"/>
         </w:rPr>
-        <w:t xml:space="preserve"> it performs calculations, processes instructions and controls operations of almost every other hardware component therefore is it referred as</w:t>
+        <w:t xml:space="preserve"> it performs calculations, processes instructions and controls operations of other hardware component</w:t>
+      </w:r>
+      <w:r>
+        <w:rPr>
+          <w:rFonts w:ascii="Arial" w:hAnsi="Arial" w:cs="Arial"/>
+        </w:rPr>
+        <w:t>s</w:t>
+      </w:r>
+      <w:r>
+        <w:rPr>
+          <w:rFonts w:ascii="Arial" w:hAnsi="Arial" w:cs="Arial"/>
+        </w:rPr>
+        <w:t xml:space="preserve"> therefore is it referred as</w:t>
       </w:r>
       <w:r>
         <w:rPr>
@@ -1050,13 +1086,107 @@
         <w:rPr>
           <w:rFonts w:ascii="Arial" w:hAnsi="Arial" w:cs="Arial"/>
         </w:rPr>
-        <w:t xml:space="preserve"> The Central Processing Unit is responsible for fetching, interpreting and executing of those instructions.</w:t>
-      </w:r>
-      <w:r>
-        <w:rPr>
-          <w:rFonts w:ascii="Arial" w:hAnsi="Arial" w:cs="Arial"/>
-        </w:rPr>
-        <w:t xml:space="preserve"> According to</w:t>
+        <w:t xml:space="preserve"> Th</w:t>
+      </w:r>
+      <w:r>
+        <w:rPr>
+          <w:rFonts w:ascii="Arial" w:hAnsi="Arial" w:cs="Arial"/>
+        </w:rPr>
+        <w:t>e CPU</w:t>
+      </w:r>
+      <w:r>
+        <w:rPr>
+          <w:rFonts w:ascii="Arial" w:hAnsi="Arial" w:cs="Arial"/>
+        </w:rPr>
+        <w:t xml:space="preserve"> fetch</w:t>
+      </w:r>
+      <w:r>
+        <w:rPr>
+          <w:rFonts w:ascii="Arial" w:hAnsi="Arial" w:cs="Arial"/>
+        </w:rPr>
+        <w:t>es</w:t>
+      </w:r>
+      <w:r>
+        <w:rPr>
+          <w:rFonts w:ascii="Arial" w:hAnsi="Arial" w:cs="Arial"/>
+        </w:rPr>
+        <w:t>, interpret</w:t>
+      </w:r>
+      <w:r>
+        <w:rPr>
+          <w:rFonts w:ascii="Arial" w:hAnsi="Arial" w:cs="Arial"/>
+        </w:rPr>
+        <w:t>s</w:t>
+      </w:r>
+      <w:r>
+        <w:rPr>
+          <w:rFonts w:ascii="Arial" w:hAnsi="Arial" w:cs="Arial"/>
+        </w:rPr>
+        <w:t xml:space="preserve"> and execut</w:t>
+      </w:r>
+      <w:r>
+        <w:rPr>
+          <w:rFonts w:ascii="Arial" w:hAnsi="Arial" w:cs="Arial"/>
+        </w:rPr>
+        <w:t xml:space="preserve">es </w:t>
+      </w:r>
+      <w:r>
+        <w:rPr>
+          <w:rFonts w:ascii="Arial" w:hAnsi="Arial" w:cs="Arial"/>
+        </w:rPr>
+        <w:t>instructions</w:t>
+      </w:r>
+      <w:r>
+        <w:rPr>
+          <w:rFonts w:ascii="Arial" w:hAnsi="Arial" w:cs="Arial"/>
+        </w:rPr>
+        <w:t xml:space="preserve"> that allow computers perform </w:t>
+      </w:r>
+      <w:proofErr w:type="spellStart"/>
+      <w:r>
+        <w:rPr>
+          <w:rFonts w:ascii="Arial" w:hAnsi="Arial" w:cs="Arial"/>
+        </w:rPr>
+        <w:t>fifferent</w:t>
+      </w:r>
+      <w:proofErr w:type="spellEnd"/>
+      <w:r>
+        <w:rPr>
+          <w:rFonts w:ascii="Arial" w:hAnsi="Arial" w:cs="Arial"/>
+        </w:rPr>
+        <w:t xml:space="preserve"> task</w:t>
+      </w:r>
+      <w:r>
+        <w:rPr>
+          <w:rFonts w:ascii="Arial" w:hAnsi="Arial" w:cs="Arial"/>
+        </w:rPr>
+        <w:t>.</w:t>
+      </w:r>
+      <w:r>
+        <w:rPr>
+          <w:rFonts w:ascii="Arial" w:hAnsi="Arial" w:cs="Arial"/>
+        </w:rPr>
+        <w:t xml:space="preserve"> </w:t>
+      </w:r>
+    </w:p>
+    <w:p>
+      <w:pPr>
+        <w:rPr>
+          <w:rFonts w:ascii="Arial" w:hAnsi="Arial" w:cs="Arial"/>
+        </w:rPr>
+      </w:pPr>
+    </w:p>
+    <w:p>
+      <w:pPr>
+        <w:rPr>
+          <w:rFonts w:ascii="Arial" w:hAnsi="Arial" w:cs="Arial"/>
+        </w:rPr>
+      </w:pPr>
+      <w:r>
+        <w:rPr>
+          <w:rFonts w:ascii="Arial" w:hAnsi="Arial" w:cs="Arial"/>
+        </w:rPr>
+        <w:t>According to</w:t>
       </w:r>
       <w:r>
         <w:rPr>
@@ -1112,19 +1242,67 @@
         <w:rPr>
           <w:rFonts w:ascii="Arial" w:hAnsi="Arial" w:cs="Arial"/>
         </w:rPr>
-        <w:t>, A CPU is made up of cores which are individual compone</w:t>
-      </w:r>
-      <w:r>
-        <w:rPr>
-          <w:rFonts w:ascii="Arial" w:hAnsi="Arial" w:cs="Arial"/>
-        </w:rPr>
-        <w:t>n</w:t>
-      </w:r>
-      <w:r>
-        <w:rPr>
-          <w:rFonts w:ascii="Arial" w:hAnsi="Arial" w:cs="Arial"/>
-        </w:rPr>
-        <w:t xml:space="preserve">t processing unit within the CPU. The cores are capable of executing tasks independently. A CPU having multiple cores can handle a number of operations faster compared to a CPU having only one core thereby affecting overall performance of the </w:t>
+        <w:t xml:space="preserve">, A CPU </w:t>
+      </w:r>
+      <w:r>
+        <w:rPr>
+          <w:rFonts w:ascii="Arial" w:hAnsi="Arial" w:cs="Arial"/>
+        </w:rPr>
+        <w:t>consists</w:t>
+      </w:r>
+      <w:r>
+        <w:rPr>
+          <w:rFonts w:ascii="Arial" w:hAnsi="Arial" w:cs="Arial"/>
+        </w:rPr>
+        <w:t xml:space="preserve"> of</w:t>
+      </w:r>
+      <w:r>
+        <w:rPr>
+          <w:rFonts w:ascii="Arial" w:hAnsi="Arial" w:cs="Arial"/>
+        </w:rPr>
+        <w:t xml:space="preserve"> one or more</w:t>
+      </w:r>
+      <w:r>
+        <w:rPr>
+          <w:rFonts w:ascii="Arial" w:hAnsi="Arial" w:cs="Arial"/>
+        </w:rPr>
+        <w:t xml:space="preserve"> cores</w:t>
+      </w:r>
+      <w:r>
+        <w:rPr>
+          <w:rFonts w:ascii="Arial" w:hAnsi="Arial" w:cs="Arial"/>
+        </w:rPr>
+        <w:t xml:space="preserve">. </w:t>
+      </w:r>
+      <w:r>
+        <w:rPr>
+          <w:rFonts w:ascii="Arial" w:hAnsi="Arial" w:cs="Arial"/>
+        </w:rPr>
+        <w:t>The cores are capable of executing tasks independently. A CPU having multiple cores</w:t>
+      </w:r>
+      <w:r>
+        <w:rPr>
+          <w:rFonts w:ascii="Arial" w:hAnsi="Arial" w:cs="Arial"/>
+        </w:rPr>
+        <w:t xml:space="preserve"> known as </w:t>
+      </w:r>
+      <w:r>
+        <w:rPr>
+          <w:rFonts w:ascii="Arial" w:hAnsi="Arial" w:cs="Arial"/>
+        </w:rPr>
+        <w:t>Multi-core CPU</w:t>
+      </w:r>
+      <w:r>
+        <w:rPr>
+          <w:rFonts w:ascii="Arial" w:hAnsi="Arial" w:cs="Arial"/>
+        </w:rPr>
+        <w:t>,</w:t>
+      </w:r>
+      <w:r>
+        <w:rPr>
+          <w:rFonts w:ascii="Arial" w:hAnsi="Arial" w:cs="Arial"/>
+        </w:rPr>
+        <w:t xml:space="preserve"> can handle a number of operations faster compared to a CPU having only one core thereby affecting overall performance of the </w:t>
       </w:r>
       <w:r>
         <w:rPr>
@@ -1142,13 +1320,25 @@
         <w:rPr>
           <w:rFonts w:ascii="Arial" w:hAnsi="Arial" w:cs="Arial"/>
         </w:rPr>
-        <w:t xml:space="preserve">A CPU having a number of cores is called Multi-core CPU. </w:t>
-      </w:r>
-      <w:r>
-        <w:rPr>
-          <w:rFonts w:ascii="Arial" w:hAnsi="Arial" w:cs="Arial"/>
-        </w:rPr>
-        <w:t>Apart from number of cores the computer performance is also affected by clock speed and cache memory size. Clock speed refers to</w:t>
+        <w:t xml:space="preserve">Computer </w:t>
+      </w:r>
+      <w:r>
+        <w:rPr>
+          <w:rFonts w:ascii="Arial" w:hAnsi="Arial" w:cs="Arial"/>
+        </w:rPr>
+        <w:t xml:space="preserve">performance is also affected by </w:t>
+      </w:r>
+      <w:r>
+        <w:rPr>
+          <w:rFonts w:ascii="Arial" w:hAnsi="Arial" w:cs="Arial"/>
+        </w:rPr>
+        <w:t xml:space="preserve">CPU’s </w:t>
+      </w:r>
+      <w:r>
+        <w:rPr>
+          <w:rFonts w:ascii="Arial" w:hAnsi="Arial" w:cs="Arial"/>
+        </w:rPr>
+        <w:t>clock speed and cache memory size. Clock speed refers to</w:t>
       </w:r>
       <w:r>
         <w:rPr>
@@ -1160,25 +1350,61 @@
         <w:rPr>
           <w:rFonts w:ascii="Arial" w:hAnsi="Arial" w:cs="Arial"/>
         </w:rPr>
-        <w:t xml:space="preserve"> Cache is small storage found in the CPU which holds frequently accessed instructions reducing time the CPU takes to go into the memory to find</w:t>
-      </w:r>
-      <w:r>
-        <w:rPr>
-          <w:rFonts w:ascii="Arial" w:hAnsi="Arial" w:cs="Arial"/>
-        </w:rPr>
-        <w:t xml:space="preserve"> the frequently used</w:t>
-      </w:r>
-      <w:r>
-        <w:rPr>
-          <w:rFonts w:ascii="Arial" w:hAnsi="Arial" w:cs="Arial"/>
-        </w:rPr>
-        <w:t xml:space="preserve"> instruction</w:t>
-      </w:r>
-      <w:r>
-        <w:rPr>
-          <w:rFonts w:ascii="Arial" w:hAnsi="Arial" w:cs="Arial"/>
-        </w:rPr>
-        <w:t>s</w:t>
+        <w:t xml:space="preserve"> Cache is small</w:t>
+      </w:r>
+      <w:r>
+        <w:rPr>
+          <w:rFonts w:ascii="Arial" w:hAnsi="Arial" w:cs="Arial"/>
+        </w:rPr>
+        <w:t>, high speed</w:t>
+      </w:r>
+      <w:r>
+        <w:rPr>
+          <w:rFonts w:ascii="Arial" w:hAnsi="Arial" w:cs="Arial"/>
+        </w:rPr>
+        <w:t xml:space="preserve"> </w:t>
+      </w:r>
+      <w:r>
+        <w:rPr>
+          <w:rFonts w:ascii="Arial" w:hAnsi="Arial" w:cs="Arial"/>
+        </w:rPr>
+        <w:t>memory</w:t>
+      </w:r>
+      <w:r>
+        <w:rPr>
+          <w:rFonts w:ascii="Arial" w:hAnsi="Arial" w:cs="Arial"/>
+        </w:rPr>
+        <w:t xml:space="preserve"> </w:t>
+      </w:r>
+      <w:r>
+        <w:rPr>
+          <w:rFonts w:ascii="Arial" w:hAnsi="Arial" w:cs="Arial"/>
+        </w:rPr>
+        <w:t>within</w:t>
+      </w:r>
+      <w:r>
+        <w:rPr>
+          <w:rFonts w:ascii="Arial" w:hAnsi="Arial" w:cs="Arial"/>
+        </w:rPr>
+        <w:t xml:space="preserve"> the CPU which holds frequently </w:t>
+      </w:r>
+      <w:r>
+        <w:rPr>
+          <w:rFonts w:ascii="Arial" w:hAnsi="Arial" w:cs="Arial"/>
+        </w:rPr>
+        <w:t xml:space="preserve">used </w:t>
+      </w:r>
+      <w:r>
+        <w:rPr>
+          <w:rFonts w:ascii="Arial" w:hAnsi="Arial" w:cs="Arial"/>
+        </w:rPr>
+        <w:t>instructions reducing time the CPU takes to</w:t>
+      </w:r>
+      <w:r>
+        <w:rPr>
+          <w:rFonts w:ascii="Arial" w:hAnsi="Arial" w:cs="Arial"/>
+        </w:rPr>
+        <w:t xml:space="preserve"> access data from the memory</w:t>
       </w:r>
       <w:r>
         <w:rPr>
@@ -1210,7 +1436,19 @@
         <w:rPr>
           <w:rFonts w:ascii="Arial" w:hAnsi="Arial" w:cs="Arial"/>
         </w:rPr>
-        <w:t xml:space="preserve"> utilizes a multi-core CPU with high clock speeds and large cache memory.</w:t>
+        <w:t xml:space="preserve"> utilizes a multi-core CPU with high clock speeds and large cache memory</w:t>
+      </w:r>
+      <w:r>
+        <w:rPr>
+          <w:rFonts w:ascii="Arial" w:hAnsi="Arial" w:cs="Arial"/>
+        </w:rPr>
+        <w:t xml:space="preserve"> to support demanding application and multitasking</w:t>
+      </w:r>
+      <w:r>
+        <w:rPr>
+          <w:rFonts w:ascii="Arial" w:hAnsi="Arial" w:cs="Arial"/>
+        </w:rPr>
+        <w:t>.</w:t>
       </w:r>
     </w:p>
     <w:p>
@@ -1253,31 +1491,87 @@
         <w:rPr>
           <w:rFonts w:ascii="Arial" w:hAnsi="Arial" w:cs="Arial"/>
         </w:rPr>
-        <w:t xml:space="preserve">(RAM) serving as the computer’s primary memory storing memory of running processes. The higher the capacity of the RAM the faster the PC becomes and the lower the </w:t>
-      </w:r>
-      <w:r>
-        <w:rPr>
-          <w:rFonts w:ascii="Arial" w:hAnsi="Arial" w:cs="Arial"/>
-        </w:rPr>
-        <w:t>capacity</w:t>
-      </w:r>
-      <w:r>
-        <w:rPr>
-          <w:rFonts w:ascii="Arial" w:hAnsi="Arial" w:cs="Arial"/>
-        </w:rPr>
-        <w:t xml:space="preserve"> of the RAM the </w:t>
-      </w:r>
-      <w:r>
-        <w:rPr>
-          <w:rFonts w:ascii="Arial" w:hAnsi="Arial" w:cs="Arial"/>
-        </w:rPr>
-        <w:t>s</w:t>
-      </w:r>
-      <w:r>
-        <w:rPr>
-          <w:rFonts w:ascii="Arial" w:hAnsi="Arial" w:cs="Arial"/>
-        </w:rPr>
-        <w:t>lower the operation.</w:t>
+        <w:t xml:space="preserve">(RAM) </w:t>
+      </w:r>
+      <w:r>
+        <w:rPr>
+          <w:rFonts w:ascii="Arial" w:hAnsi="Arial" w:cs="Arial"/>
+        </w:rPr>
+        <w:t>i</w:t>
+      </w:r>
+      <w:r>
+        <w:rPr>
+          <w:rFonts w:ascii="Arial" w:hAnsi="Arial" w:cs="Arial"/>
+        </w:rPr>
+        <w:t xml:space="preserve">s the computer’s primary memory storing memory </w:t>
+      </w:r>
+      <w:r>
+        <w:rPr>
+          <w:rFonts w:ascii="Arial" w:hAnsi="Arial" w:cs="Arial"/>
+        </w:rPr>
+        <w:t xml:space="preserve">that temporarily stores data and instructions for programs that are currently </w:t>
+      </w:r>
+      <w:r>
+        <w:rPr>
+          <w:rFonts w:ascii="Arial" w:hAnsi="Arial" w:cs="Arial"/>
+        </w:rPr>
+        <w:t>running.</w:t>
+      </w:r>
+      <w:r>
+        <w:rPr>
+          <w:rFonts w:ascii="Arial" w:hAnsi="Arial" w:cs="Arial"/>
+        </w:rPr>
+        <w:t xml:space="preserve"> It allows the CPU to access information quickly, improving the overall performance of the computer system. A computer with</w:t>
+      </w:r>
+      <w:r>
+        <w:rPr>
+          <w:rFonts w:ascii="Arial" w:hAnsi="Arial" w:cs="Arial"/>
+        </w:rPr>
+        <w:t xml:space="preserve"> higher the capacity of the RAM </w:t>
+      </w:r>
+      <w:r>
+        <w:rPr>
+          <w:rFonts w:ascii="Arial" w:hAnsi="Arial" w:cs="Arial"/>
+        </w:rPr>
+        <w:t>can run multiple application smoothly while insufficient RAM may cause the system to slow down. T</w:t>
+      </w:r>
+      <w:r>
+        <w:rPr>
+          <w:rFonts w:ascii="Arial" w:hAnsi="Arial" w:cs="Arial"/>
+        </w:rPr>
+        <w:t xml:space="preserve">he </w:t>
+      </w:r>
+      <w:proofErr w:type="spellStart"/>
+      <w:r>
+        <w:rPr>
+          <w:rFonts w:ascii="Arial" w:hAnsi="Arial" w:cs="Arial"/>
+        </w:rPr>
+        <w:t>QuantumX</w:t>
+      </w:r>
+      <w:proofErr w:type="spellEnd"/>
+      <w:r>
+        <w:rPr>
+          <w:rFonts w:ascii="Arial" w:hAnsi="Arial" w:cs="Arial"/>
+        </w:rPr>
+        <w:t xml:space="preserve"> is equipped with high-capacity RAM to support multitasking and demanding applicatio</w:t>
+      </w:r>
+      <w:r>
+        <w:rPr>
+          <w:rFonts w:ascii="Arial" w:hAnsi="Arial" w:cs="Arial"/>
+        </w:rPr>
+        <w:t>n</w:t>
+      </w:r>
+      <w:r>
+        <w:rPr>
+          <w:rFonts w:ascii="Arial" w:hAnsi="Arial" w:cs="Arial"/>
+        </w:rPr>
+        <w:t>s used by startups</w:t>
+      </w:r>
+      <w:r>
+        <w:rPr>
+          <w:rFonts w:ascii="Arial" w:hAnsi="Arial" w:cs="Arial"/>
+        </w:rPr>
+        <w:t>.</w:t>
       </w:r>
     </w:p>
     <w:p>
@@ -1308,14 +1602,7 @@
         <w:rPr>
           <w:rFonts w:ascii="Arial" w:hAnsi="Arial" w:cs="Arial"/>
         </w:rPr>
-        <w:t xml:space="preserve">The storage component specifically </w:t>
-      </w:r>
-      <w:proofErr w:type="gramStart"/>
-      <w:r>
-        <w:rPr>
-          <w:rFonts w:ascii="Arial" w:hAnsi="Arial" w:cs="Arial"/>
-        </w:rPr>
-        <w:t xml:space="preserve">Solid </w:t>
+        <w:t xml:space="preserve">The storage component specifically Solid </w:t>
       </w:r>
       <w:r>
         <w:rPr>
@@ -1333,9 +1620,32 @@
         <w:rPr>
           <w:rFonts w:ascii="Arial" w:hAnsi="Arial" w:cs="Arial"/>
         </w:rPr>
-        <w:t>ate</w:t>
-      </w:r>
-      <w:proofErr w:type="gramEnd"/>
+        <w:t xml:space="preserve">ate </w:t>
+      </w:r>
+      <w:r>
+        <w:rPr>
+          <w:rFonts w:ascii="Arial" w:hAnsi="Arial" w:cs="Arial"/>
+        </w:rPr>
+        <w:t>D</w:t>
+      </w:r>
+      <w:r>
+        <w:rPr>
+          <w:rFonts w:ascii="Arial" w:hAnsi="Arial" w:cs="Arial"/>
+        </w:rPr>
+        <w:t>rives</w:t>
+      </w:r>
+      <w:r>
+        <w:rPr>
+          <w:rFonts w:ascii="Arial" w:hAnsi="Arial" w:cs="Arial"/>
+        </w:rPr>
+        <w:t xml:space="preserve"> which</w:t>
+      </w:r>
+      <w:r>
+        <w:rPr>
+          <w:rFonts w:ascii="Arial" w:hAnsi="Arial" w:cs="Arial"/>
+        </w:rPr>
+        <w:t xml:space="preserve"> has no moving parts and</w:t>
+      </w:r>
       <w:r>
         <w:rPr>
           <w:rFonts w:ascii="Arial" w:hAnsi="Arial" w:cs="Arial"/>
@@ -1346,19 +1656,7 @@
         <w:rPr>
           <w:rFonts w:ascii="Arial" w:hAnsi="Arial" w:cs="Arial"/>
         </w:rPr>
-        <w:t>D</w:t>
-      </w:r>
-      <w:r>
-        <w:rPr>
-          <w:rFonts w:ascii="Arial" w:hAnsi="Arial" w:cs="Arial"/>
-        </w:rPr>
-        <w:t>rives</w:t>
-      </w:r>
-      <w:r>
-        <w:rPr>
-          <w:rFonts w:ascii="Arial" w:hAnsi="Arial" w:cs="Arial"/>
-        </w:rPr>
-        <w:t xml:space="preserve"> which provides rapid writing and retrieval</w:t>
+        <w:t xml:space="preserve"> provides rapid writing and retrieval</w:t>
       </w:r>
       <w:r>
         <w:rPr>
@@ -1394,13 +1692,32 @@
         <w:rPr>
           <w:rFonts w:ascii="Arial" w:hAnsi="Arial" w:cs="Arial"/>
         </w:rPr>
-        <w:t xml:space="preserve">(HDD) which has moving parts which needs to start first before allowing the retrieval or writing of data. </w:t>
-      </w:r>
-      <w:r>
-        <w:rPr>
-          <w:rFonts w:ascii="Arial" w:hAnsi="Arial" w:cs="Arial"/>
-        </w:rPr>
-        <w:t xml:space="preserve">By utilizing these technologies, </w:t>
+        <w:t xml:space="preserve">(HDD) </w:t>
+      </w:r>
+      <w:r>
+        <w:rPr>
+          <w:rFonts w:ascii="Arial" w:hAnsi="Arial" w:cs="Arial"/>
+        </w:rPr>
+        <w:lastRenderedPageBreak/>
+        <w:t xml:space="preserve">which has moving parts which needs to start first before allowing the retrieval or writing of data. </w:t>
+      </w:r>
+      <w:r>
+        <w:rPr>
+          <w:rFonts w:ascii="Arial" w:hAnsi="Arial" w:cs="Arial"/>
+        </w:rPr>
+        <w:t xml:space="preserve">By utilizing these </w:t>
+      </w:r>
+      <w:r>
+        <w:rPr>
+          <w:rFonts w:ascii="Arial" w:hAnsi="Arial" w:cs="Arial"/>
+        </w:rPr>
+        <w:t>Solid State Drives</w:t>
+      </w:r>
+      <w:r>
+        <w:rPr>
+          <w:rFonts w:ascii="Arial" w:hAnsi="Arial" w:cs="Arial"/>
+        </w:rPr>
+        <w:t xml:space="preserve">, </w:t>
       </w:r>
       <w:proofErr w:type="spellStart"/>
       <w:r>
@@ -1414,7 +1731,25 @@
         <w:rPr>
           <w:rFonts w:ascii="Arial" w:hAnsi="Arial" w:cs="Arial"/>
         </w:rPr>
-        <w:t xml:space="preserve"> minimizes CPU wait times (Bottlenecks), thereby improving system efficiency and supporting heavy multitasking.</w:t>
+        <w:t xml:space="preserve"> minimizes CPU wait times (Bottlenecks), thereby improving system </w:t>
+      </w:r>
+      <w:r>
+        <w:rPr>
+          <w:rFonts w:ascii="Arial" w:hAnsi="Arial" w:cs="Arial"/>
+        </w:rPr>
+        <w:t xml:space="preserve">overall </w:t>
+      </w:r>
+      <w:r>
+        <w:rPr>
+          <w:rFonts w:ascii="Arial" w:hAnsi="Arial" w:cs="Arial"/>
+        </w:rPr>
+        <w:t>performance</w:t>
+      </w:r>
+      <w:r>
+        <w:rPr>
+          <w:rFonts w:ascii="Arial" w:hAnsi="Arial" w:cs="Arial"/>
+        </w:rPr>
+        <w:t xml:space="preserve"> and supporting heavy multitasking.</w:t>
       </w:r>
     </w:p>
     <w:p>
@@ -1445,7 +1780,6 @@
           <w:sz w:val="28"/>
           <w:szCs w:val="28"/>
         </w:rPr>
-        <w:lastRenderedPageBreak/>
         <w:t>Classifications of computer systems</w:t>
       </w:r>
     </w:p>
@@ -1619,14 +1953,12 @@
         </w:rPr>
         <w:t xml:space="preserve">s. </w:t>
       </w:r>
-      <w:proofErr w:type="spellStart"/>
-      <w:r>
-        <w:rPr>
-          <w:rFonts w:ascii="Arial" w:hAnsi="Arial" w:cs="Arial"/>
-        </w:rPr>
-        <w:t>Microcumputers</w:t>
-      </w:r>
-      <w:proofErr w:type="spellEnd"/>
+      <w:r>
+        <w:rPr>
+          <w:rFonts w:ascii="Arial" w:hAnsi="Arial" w:cs="Arial"/>
+        </w:rPr>
+        <w:t>Microcomputers</w:t>
+      </w:r>
       <w:r>
         <w:rPr>
           <w:rFonts w:ascii="Arial" w:hAnsi="Arial" w:cs="Arial"/>
@@ -1828,13 +2160,37 @@
         <w:rPr>
           <w:rFonts w:ascii="Arial" w:hAnsi="Arial" w:cs="Arial"/>
         </w:rPr>
-        <w:t xml:space="preserve">Mainframe computers are large and powerful computers designed to handle and process huge amounts of data quickly. Mainframes are commonly used in large organizations for instance banks and government institutions for tasks such as transaction processions and database management. Some of the characteristics of mainframes include </w:t>
-      </w:r>
-      <w:r>
-        <w:rPr>
-          <w:rFonts w:ascii="Arial" w:hAnsi="Arial" w:cs="Arial"/>
-        </w:rPr>
-        <w:t>supporting large population of users smoothly, scalable and processing large volume of data. Examples of Mainframes include IBM Z Seres and Unisys ClearPath.</w:t>
+        <w:t xml:space="preserve">Mainframe computers are large and powerful computers designed to handle and process huge amounts of data quickly. Mainframes are commonly used in large organizations for instance banks and government institutions for tasks such as </w:t>
+      </w:r>
+      <w:r>
+        <w:rPr>
+          <w:rFonts w:ascii="Arial" w:hAnsi="Arial" w:cs="Arial"/>
+        </w:rPr>
+        <w:t>transaction processing</w:t>
+      </w:r>
+      <w:r>
+        <w:rPr>
+          <w:rFonts w:ascii="Arial" w:hAnsi="Arial" w:cs="Arial"/>
+        </w:rPr>
+        <w:t xml:space="preserve"> and database management. Some of the characteristics of mainframes include </w:t>
+      </w:r>
+      <w:r>
+        <w:rPr>
+          <w:rFonts w:ascii="Arial" w:hAnsi="Arial" w:cs="Arial"/>
+        </w:rPr>
+        <w:t xml:space="preserve">supporting large population of users smoothly, scalable and processing large volume of data. Examples of Mainframes include </w:t>
+      </w:r>
+      <w:r>
+        <w:rPr>
+          <w:rFonts w:ascii="Arial" w:hAnsi="Arial" w:cs="Arial"/>
+        </w:rPr>
+        <w:t>IBM Z Series</w:t>
+      </w:r>
+      <w:r>
+        <w:rPr>
+          <w:rFonts w:ascii="Arial" w:hAnsi="Arial" w:cs="Arial"/>
+        </w:rPr>
+        <w:t xml:space="preserve"> and Unisys ClearPath.</w:t>
       </w:r>
     </w:p>
     <w:p>
@@ -1865,6 +2221,7 @@
           <w:sz w:val="28"/>
           <w:szCs w:val="28"/>
         </w:rPr>
+        <w:lastRenderedPageBreak/>
         <w:t>Possible Expansion areas</w:t>
       </w:r>
     </w:p>
@@ -1937,7 +2294,6 @@
           <w:sz w:val="28"/>
           <w:szCs w:val="28"/>
         </w:rPr>
-        <w:lastRenderedPageBreak/>
         <w:t>Networking infrastructure services</w:t>
       </w:r>
     </w:p>
@@ -2667,7 +3023,19 @@
         <w:rPr>
           <w:rFonts w:ascii="Arial" w:hAnsi="Arial" w:cs="Arial"/>
         </w:rPr>
-        <w:t xml:space="preserve"> which allows users to insert input or get output from the computer systems. Operating system is responsible for managing these devices. It archives this using Device drivers</w:t>
+        <w:t xml:space="preserve"> which allows users to insert input or get output from the computer systems. Operating system is responsible for managing these devices. It </w:t>
+      </w:r>
+      <w:r>
+        <w:rPr>
+          <w:rFonts w:ascii="Arial" w:hAnsi="Arial" w:cs="Arial"/>
+        </w:rPr>
+        <w:t>achieves</w:t>
+      </w:r>
+      <w:r>
+        <w:rPr>
+          <w:rFonts w:ascii="Arial" w:hAnsi="Arial" w:cs="Arial"/>
+        </w:rPr>
+        <w:t xml:space="preserve"> this using Device drivers</w:t>
       </w:r>
       <w:r>
         <w:rPr>
@@ -2697,7 +3065,14 @@
         <w:rPr>
           <w:rFonts w:ascii="Arial" w:hAnsi="Arial" w:cs="Arial"/>
         </w:rPr>
-        <w:t xml:space="preserve"> In start-up environment where multiple employees might need to share a single network printer or external storage, device management ensures that these peripherals are allocated efficiently without conflicts, thereby enhancing workplace productivity.</w:t>
+        <w:t xml:space="preserve"> In start-up environment where multiple employees might need to share a single network printer or external storage, device management ensures that these peripherals are </w:t>
+      </w:r>
+      <w:r>
+        <w:rPr>
+          <w:rFonts w:ascii="Arial" w:hAnsi="Arial" w:cs="Arial"/>
+        </w:rPr>
+        <w:lastRenderedPageBreak/>
+        <w:t>allocated efficiently without conflicts, thereby enhancing workplace productivity.</w:t>
       </w:r>
     </w:p>
     <w:p>
@@ -2740,7 +3115,6 @@
         <w:rPr>
           <w:rFonts w:ascii="Arial" w:hAnsi="Arial" w:cs="Arial"/>
         </w:rPr>
-        <w:lastRenderedPageBreak/>
         <w:t xml:space="preserve">The OS provides Graphical User Interface (GUI) which allows users to interact with the computer system using visual elements like windows, icons and menus. For technology start-ups in </w:t>
       </w:r>
       <w:proofErr w:type="spellStart"/>
@@ -2762,7 +3136,7 @@
         <w:rPr>
           <w:rFonts w:ascii="Arial" w:hAnsi="Arial" w:cs="Arial"/>
         </w:rPr>
-        <w:t>QuntumX</w:t>
+        <w:t>QuantumTech</w:t>
       </w:r>
       <w:proofErr w:type="spellEnd"/>
       <w:r>
@@ -2842,25 +3216,57 @@
         </w:rPr>
         <w:t xml:space="preserve">, start-ups rely </w:t>
       </w:r>
+      <w:r>
+        <w:rPr>
+          <w:rFonts w:ascii="Arial" w:hAnsi="Arial" w:cs="Arial"/>
+        </w:rPr>
+        <w:t>heavily</w:t>
+      </w:r>
+      <w:r>
+        <w:rPr>
+          <w:rFonts w:ascii="Arial" w:hAnsi="Arial" w:cs="Arial"/>
+        </w:rPr>
+        <w:t xml:space="preserve"> on internet access and sharing files across local servers. Th</w:t>
+      </w:r>
+      <w:r>
+        <w:rPr>
+          <w:rFonts w:ascii="Arial" w:hAnsi="Arial" w:cs="Arial"/>
+        </w:rPr>
+        <w:t xml:space="preserve">e networking functionality of the OS ensures that </w:t>
+      </w:r>
       <w:proofErr w:type="spellStart"/>
       <w:r>
         <w:rPr>
           <w:rFonts w:ascii="Arial" w:hAnsi="Arial" w:cs="Arial"/>
         </w:rPr>
-        <w:t>heavilt</w:t>
+        <w:t>QuantumX</w:t>
       </w:r>
       <w:proofErr w:type="spellEnd"/>
       <w:r>
         <w:rPr>
           <w:rFonts w:ascii="Arial" w:hAnsi="Arial" w:cs="Arial"/>
         </w:rPr>
-        <w:t xml:space="preserve"> on internet access and sharing files across local servers. Th</w:t>
-      </w:r>
-      <w:r>
-        <w:rPr>
-          <w:rFonts w:ascii="Arial" w:hAnsi="Arial" w:cs="Arial"/>
-        </w:rPr>
-        <w:t xml:space="preserve">e networking functionality of the OS ensures that </w:t>
+        <w:t xml:space="preserve"> can communicate with other devices effectively, enabling remote collaboration and seamless data sharing among start-up teams.</w:t>
+      </w:r>
+    </w:p>
+    <w:p>
+      <w:pPr>
+        <w:rPr>
+          <w:rFonts w:ascii="Arial" w:hAnsi="Arial" w:cs="Arial"/>
+        </w:rPr>
+      </w:pPr>
+    </w:p>
+    <w:p>
+      <w:pPr>
+        <w:rPr>
+          <w:rFonts w:ascii="Arial" w:hAnsi="Arial" w:cs="Arial"/>
+        </w:rPr>
+      </w:pPr>
+      <w:r>
+        <w:rPr>
+          <w:rFonts w:ascii="Arial" w:hAnsi="Arial" w:cs="Arial"/>
+        </w:rPr>
+        <w:t xml:space="preserve">Furthermore, the operating system works together with the computer hardware in four specific ways to ensure the </w:t>
       </w:r>
       <w:proofErr w:type="spellStart"/>
       <w:r>
@@ -2874,50 +3280,14 @@
         <w:rPr>
           <w:rFonts w:ascii="Arial" w:hAnsi="Arial" w:cs="Arial"/>
         </w:rPr>
-        <w:t xml:space="preserve"> can communicate with other devices effectively, enabling remote collaboration and seamless data sharing among start-up teams.</w:t>
-      </w:r>
-    </w:p>
-    <w:p>
-      <w:pPr>
-        <w:rPr>
-          <w:rFonts w:ascii="Arial" w:hAnsi="Arial" w:cs="Arial"/>
-        </w:rPr>
-      </w:pPr>
-    </w:p>
-    <w:p>
-      <w:pPr>
-        <w:rPr>
-          <w:rFonts w:ascii="Arial" w:hAnsi="Arial" w:cs="Arial"/>
-        </w:rPr>
-      </w:pPr>
-      <w:r>
-        <w:rPr>
-          <w:rFonts w:ascii="Arial" w:hAnsi="Arial" w:cs="Arial"/>
-        </w:rPr>
-        <w:t xml:space="preserve">Furthermore, the operating system works together with the computer hardware in four specific ways to ensure the </w:t>
-      </w:r>
-      <w:proofErr w:type="spellStart"/>
-      <w:r>
-        <w:rPr>
-          <w:rFonts w:ascii="Arial" w:hAnsi="Arial" w:cs="Arial"/>
-        </w:rPr>
-        <w:t>QuantumX</w:t>
-      </w:r>
-      <w:proofErr w:type="spellEnd"/>
-      <w:r>
-        <w:rPr>
-          <w:rFonts w:ascii="Arial" w:hAnsi="Arial" w:cs="Arial"/>
-        </w:rPr>
         <w:t xml:space="preserve"> operates as a high-</w:t>
       </w:r>
-      <w:proofErr w:type="spellStart"/>
-      <w:r>
-        <w:rPr>
-          <w:rFonts w:ascii="Arial" w:hAnsi="Arial" w:cs="Arial"/>
-        </w:rPr>
-        <w:t>perfomance</w:t>
-      </w:r>
-      <w:proofErr w:type="spellEnd"/>
+      <w:r>
+        <w:rPr>
+          <w:rFonts w:ascii="Arial" w:hAnsi="Arial" w:cs="Arial"/>
+        </w:rPr>
+        <w:t>performance</w:t>
+      </w:r>
       <w:r>
         <w:rPr>
           <w:rFonts w:ascii="Arial" w:hAnsi="Arial" w:cs="Arial"/>
@@ -3052,43 +3422,32 @@
         <w:rPr>
           <w:rFonts w:ascii="Arial" w:hAnsi="Arial" w:cs="Arial"/>
         </w:rPr>
+        <w:lastRenderedPageBreak/>
         <w:t xml:space="preserve">The OS manages the flow of data between the input devices and output devices. Since the CPU is much faster than peripherals like hard drives or </w:t>
       </w:r>
-      <w:proofErr w:type="spellStart"/>
-      <w:proofErr w:type="gramStart"/>
-      <w:r>
-        <w:rPr>
-          <w:rFonts w:ascii="Arial" w:hAnsi="Arial" w:cs="Arial"/>
-        </w:rPr>
-        <w:t>pronter</w:t>
-      </w:r>
-      <w:proofErr w:type="spellEnd"/>
-      <w:r>
-        <w:rPr>
-          <w:rFonts w:ascii="Arial" w:hAnsi="Arial" w:cs="Arial"/>
-        </w:rPr>
-        <w:t>,  the</w:t>
-      </w:r>
-      <w:proofErr w:type="gramEnd"/>
-      <w:r>
-        <w:rPr>
-          <w:rFonts w:ascii="Arial" w:hAnsi="Arial" w:cs="Arial"/>
-        </w:rPr>
-        <w:t xml:space="preserve"> OS uses </w:t>
-      </w:r>
-      <w:proofErr w:type="gramStart"/>
-      <w:r>
-        <w:rPr>
-          <w:rFonts w:ascii="Arial" w:hAnsi="Arial" w:cs="Arial"/>
-        </w:rPr>
-        <w:t>buffering(</w:t>
-      </w:r>
-      <w:proofErr w:type="gramEnd"/>
-      <w:r>
-        <w:rPr>
-          <w:rFonts w:ascii="Arial" w:hAnsi="Arial" w:cs="Arial"/>
-        </w:rPr>
-        <w:t xml:space="preserve">) and spooling. This ensures that the fast CPU of the </w:t>
+      <w:r>
+        <w:rPr>
+          <w:rFonts w:ascii="Arial" w:hAnsi="Arial" w:cs="Arial"/>
+        </w:rPr>
+        <w:t>printer</w:t>
+      </w:r>
+      <w:r>
+        <w:rPr>
+          <w:rFonts w:ascii="Arial" w:hAnsi="Arial" w:cs="Arial"/>
+        </w:rPr>
+        <w:t xml:space="preserve">,  the OS uses </w:t>
+      </w:r>
+      <w:r>
+        <w:rPr>
+          <w:rFonts w:ascii="Arial" w:hAnsi="Arial" w:cs="Arial"/>
+        </w:rPr>
+        <w:t>buffering</w:t>
+      </w:r>
+      <w:r>
+        <w:rPr>
+          <w:rFonts w:ascii="Arial" w:hAnsi="Arial" w:cs="Arial"/>
+        </w:rPr>
+        <w:t xml:space="preserve"> and spooling. This ensures that the fast CPU of the </w:t>
       </w:r>
       <w:proofErr w:type="spellStart"/>
       <w:r>
@@ -3319,16 +3678,15 @@
           <w:sz w:val="28"/>
           <w:szCs w:val="28"/>
         </w:rPr>
-        <w:t xml:space="preserve"> operates reliably and </w:t>
-      </w:r>
-      <w:proofErr w:type="gramStart"/>
+        <w:t xml:space="preserve"> operates reliably and efficientl</w:t>
+      </w:r>
       <w:r>
         <w:rPr>
           <w:rFonts w:ascii="Arial" w:hAnsi="Arial" w:cs="Arial"/>
           <w:sz w:val="28"/>
           <w:szCs w:val="28"/>
         </w:rPr>
-        <w:t>efficientl</w:t>
+        <w:t>y</w:t>
       </w:r>
       <w:r>
         <w:rPr>
@@ -3336,7 +3694,7 @@
           <w:sz w:val="28"/>
           <w:szCs w:val="28"/>
         </w:rPr>
-        <w:t>y</w:t>
+        <w:t xml:space="preserve"> </w:t>
       </w:r>
       <w:r>
         <w:rPr>
@@ -3344,25 +3702,26 @@
           <w:sz w:val="28"/>
           <w:szCs w:val="28"/>
         </w:rPr>
-        <w:t xml:space="preserve"> </w:t>
-      </w:r>
-      <w:r>
+        <w:t>, reinforcing customer trust and justifying the investment to financial stakeholders.</w:t>
+      </w:r>
+    </w:p>
+    <w:p>
+      <w:pPr>
         <w:rPr>
           <w:rFonts w:ascii="Arial" w:hAnsi="Arial" w:cs="Arial"/>
           <w:sz w:val="28"/>
           <w:szCs w:val="28"/>
         </w:rPr>
-        <w:t>,</w:t>
-      </w:r>
-      <w:proofErr w:type="gramEnd"/>
-      <w:r>
+      </w:pPr>
+    </w:p>
+    <w:p>
+      <w:pPr>
         <w:rPr>
           <w:rFonts w:ascii="Arial" w:hAnsi="Arial" w:cs="Arial"/>
           <w:sz w:val="28"/>
           <w:szCs w:val="28"/>
         </w:rPr>
-        <w:t xml:space="preserve"> reinforcing customer trust and justifying the investment to financial stakeholders.</w:t>
-      </w:r>
+      </w:pPr>
     </w:p>
     <w:p>
       <w:pPr>
@@ -3388,54 +3747,6 @@
           <w:rFonts w:ascii="Arial" w:hAnsi="Arial" w:cs="Arial"/>
           <w:sz w:val="28"/>
           <w:szCs w:val="28"/>
-        </w:rPr>
-      </w:pPr>
-    </w:p>
-    <w:p>
-      <w:pPr>
-        <w:rPr>
-          <w:rFonts w:ascii="Arial" w:hAnsi="Arial" w:cs="Arial"/>
-          <w:sz w:val="28"/>
-          <w:szCs w:val="28"/>
-        </w:rPr>
-      </w:pPr>
-    </w:p>
-    <w:p>
-      <w:pPr>
-        <w:rPr>
-          <w:rFonts w:ascii="Arial" w:hAnsi="Arial" w:cs="Arial"/>
-          <w:sz w:val="28"/>
-          <w:szCs w:val="28"/>
-        </w:rPr>
-      </w:pPr>
-    </w:p>
-    <w:p>
-      <w:pPr>
-        <w:rPr>
-          <w:rFonts w:ascii="Arial" w:hAnsi="Arial" w:cs="Arial"/>
-          <w:b/>
-          <w:sz w:val="32"/>
-          <w:szCs w:val="32"/>
-        </w:rPr>
-      </w:pPr>
-    </w:p>
-    <w:p>
-      <w:pPr>
-        <w:rPr>
-          <w:rFonts w:ascii="Arial" w:hAnsi="Arial" w:cs="Arial"/>
-          <w:b/>
-          <w:sz w:val="32"/>
-          <w:szCs w:val="32"/>
-        </w:rPr>
-      </w:pPr>
-    </w:p>
-    <w:p>
-      <w:pPr>
-        <w:rPr>
-          <w:rFonts w:ascii="Arial" w:hAnsi="Arial" w:cs="Arial"/>
-          <w:b/>
-          <w:sz w:val="32"/>
-          <w:szCs w:val="32"/>
         </w:rPr>
       </w:pPr>
     </w:p>
@@ -4302,7 +4613,7 @@
         <w:rPr>
           <w:rFonts w:ascii="Arial" w:hAnsi="Arial" w:cs="Arial"/>
         </w:rPr>
-        <w:t>QuntumTech</w:t>
+        <w:t>QuantumTech</w:t>
       </w:r>
       <w:proofErr w:type="spellEnd"/>
       <w:r>
@@ -4762,7 +5073,19 @@
         <w:rPr>
           <w:rFonts w:ascii="Arial" w:hAnsi="Arial" w:cs="Arial"/>
         </w:rPr>
-        <w:t xml:space="preserve">reads and executes code line by line in real time without changing the hole file into machine code. Languages that need interpreters for them to run are called </w:t>
+        <w:t xml:space="preserve">reads and executes code line by line in real time without changing the </w:t>
+      </w:r>
+      <w:r>
+        <w:rPr>
+          <w:rFonts w:ascii="Arial" w:hAnsi="Arial" w:cs="Arial"/>
+        </w:rPr>
+        <w:t>whole file</w:t>
+      </w:r>
+      <w:r>
+        <w:rPr>
+          <w:rFonts w:ascii="Arial" w:hAnsi="Arial" w:cs="Arial"/>
+        </w:rPr>
+        <w:t xml:space="preserve"> into machine code. Languages that need interpreters for them to run are called </w:t>
       </w:r>
       <w:r>
         <w:rPr>
@@ -4798,13 +5121,7 @@
         <w:rPr>
           <w:rFonts w:ascii="Arial" w:hAnsi="Arial" w:cs="Arial"/>
         </w:rPr>
-        <w:t>interpreted</w:t>
-      </w:r>
-      <w:r>
-        <w:rPr>
-          <w:rFonts w:ascii="Arial" w:hAnsi="Arial" w:cs="Arial"/>
-        </w:rPr>
-        <w:t xml:space="preserve"> Development Environment</w:t>
+        <w:t>Integrated Development Environment</w:t>
       </w:r>
       <w:r>
         <w:rPr>
@@ -4957,21 +5274,7 @@
         <w:rPr>
           <w:rFonts w:ascii="Arial" w:hAnsi="Arial" w:cs="Arial"/>
         </w:rPr>
-        <w:t xml:space="preserve"> </w:t>
-      </w:r>
-      <w:proofErr w:type="gramStart"/>
-      <w:r>
-        <w:rPr>
-          <w:rFonts w:ascii="Arial" w:hAnsi="Arial" w:cs="Arial"/>
-        </w:rPr>
-        <w:t>IDE’s</w:t>
-      </w:r>
-      <w:proofErr w:type="gramEnd"/>
-      <w:r>
-        <w:rPr>
-          <w:rFonts w:ascii="Arial" w:hAnsi="Arial" w:cs="Arial"/>
-        </w:rPr>
-        <w:t xml:space="preserve"> are categorized into General-Purpose IDE’s that supports wide range of programming languages, and Specialized IDE’s which are tailored for specific languages. Some examples of IDE’s include Visual Studio Code, </w:t>
+        <w:t xml:space="preserve"> IDE’s are categorized into General-Purpose IDE’s that supports wide range of programming languages, and Specialized IDE’s which are tailored for specific languages. Some examples of IDE’s include Visual Studio Code, </w:t>
       </w:r>
       <w:proofErr w:type="spellStart"/>
       <w:r>
@@ -5793,23 +6096,21 @@
           <w:rFonts w:ascii="Arial" w:hAnsi="Arial" w:cs="Arial"/>
           <w:bCs/>
         </w:rPr>
-        <w:t xml:space="preserve"> start-up businesses, I recommend offering a Star Topology for their LAN configuration. This is because start-up businesses need a network that I easy to install, reliable and simple to maintain and scale. In star topology if one cable or node fails, the rest of the network continues to operate normally. </w:t>
-      </w:r>
-      <w:proofErr w:type="gramStart"/>
+        <w:t xml:space="preserve"> start-up businesses, I recommend offering a Star Topology for their LAN configuration. This is because start-up businesses need a network that </w:t>
+      </w:r>
       <w:r>
         <w:rPr>
           <w:rFonts w:ascii="Arial" w:hAnsi="Arial" w:cs="Arial"/>
           <w:bCs/>
         </w:rPr>
-        <w:t>This  means</w:t>
-      </w:r>
-      <w:proofErr w:type="gramEnd"/>
+        <w:t>Is easy to install</w:t>
+      </w:r>
       <w:r>
         <w:rPr>
           <w:rFonts w:ascii="Arial" w:hAnsi="Arial" w:cs="Arial"/>
           <w:bCs/>
         </w:rPr>
-        <w:t xml:space="preserve"> businesses can continue operating without disruptions.</w:t>
+        <w:t>, reliable and simple to maintain and scale. In star topology if one cable or node fails, the rest of the network continues to operate normally. This means businesses can continue operating without disruptions.</w:t>
       </w:r>
     </w:p>
     <w:p>
@@ -6223,16 +6524,8 @@
         <w:rPr>
           <w:rFonts w:ascii="Arial" w:hAnsi="Arial" w:cs="Arial"/>
         </w:rPr>
-        <w:t xml:space="preserve"> Hybrid technologies are free to take any form. Hybrid technologies are very flexible and can easily been expanded by adding new devices. Therefore, </w:t>
-      </w:r>
-      <w:proofErr w:type="gramStart"/>
-      <w:r>
-        <w:rPr>
-          <w:rFonts w:ascii="Arial" w:hAnsi="Arial" w:cs="Arial"/>
-        </w:rPr>
-        <w:t>It</w:t>
-      </w:r>
-      <w:proofErr w:type="gramEnd"/>
+        <w:t xml:space="preserve"> Hybrid technologies are free to take any form. Hybrid technologies are very flexible and can easily been expanded by adding new devices. Therefore, It</w:t>
+      </w:r>
       <w:r>
         <w:rPr>
           <w:rFonts w:ascii="Arial" w:hAnsi="Arial" w:cs="Arial"/>
@@ -6307,15 +6600,11 @@
       <w:pPr>
         <w:rPr>
           <w:rFonts w:ascii="Arial" w:hAnsi="Arial" w:cs="Arial"/>
-          <w:sz w:val="28"/>
-          <w:szCs w:val="28"/>
-        </w:rPr>
-      </w:pPr>
-      <w:r>
-        <w:rPr>
-          <w:rFonts w:ascii="Arial" w:hAnsi="Arial" w:cs="Arial"/>
-          <w:sz w:val="28"/>
-          <w:szCs w:val="28"/>
+        </w:rPr>
+      </w:pPr>
+      <w:r>
+        <w:rPr>
+          <w:rFonts w:ascii="Arial" w:hAnsi="Arial" w:cs="Arial"/>
         </w:rPr>
         <w:t xml:space="preserve">According to </w:t>
       </w:r>
@@ -6323,8 +6612,6 @@
         <w:sdtPr>
           <w:rPr>
             <w:rFonts w:ascii="Arial" w:hAnsi="Arial" w:cs="Arial"/>
-            <w:sz w:val="28"/>
-            <w:szCs w:val="28"/>
           </w:rPr>
           <w:id w:val="793187480"/>
           <w:citation/>
@@ -6333,16 +6620,12 @@
           <w:r>
             <w:rPr>
               <w:rFonts w:ascii="Arial" w:hAnsi="Arial" w:cs="Arial"/>
-              <w:sz w:val="28"/>
-              <w:szCs w:val="28"/>
             </w:rPr>
             <w:fldChar w:fldCharType="begin"/>
           </w:r>
           <w:r>
             <w:rPr>
               <w:rFonts w:ascii="Arial" w:hAnsi="Arial" w:cs="Arial"/>
-              <w:sz w:val="28"/>
-              <w:szCs w:val="28"/>
               <w:lang w:val="en-GB"/>
             </w:rPr>
             <w:instrText xml:space="preserve"> CITATION Com26 \l 2057 </w:instrText>
@@ -6350,8 +6633,6 @@
           <w:r>
             <w:rPr>
               <w:rFonts w:ascii="Arial" w:hAnsi="Arial" w:cs="Arial"/>
-              <w:sz w:val="28"/>
-              <w:szCs w:val="28"/>
             </w:rPr>
             <w:fldChar w:fldCharType="separate"/>
           </w:r>
@@ -6359,8 +6640,6 @@
             <w:rPr>
               <w:rFonts w:ascii="Arial" w:hAnsi="Arial" w:cs="Arial"/>
               <w:noProof/>
-              <w:sz w:val="28"/>
-              <w:szCs w:val="28"/>
               <w:lang w:val="en-GB"/>
             </w:rPr>
             <w:t>(Commerce Engine, 2026)</w:t>
@@ -6368,8 +6647,6 @@
           <w:r>
             <w:rPr>
               <w:rFonts w:ascii="Arial" w:hAnsi="Arial" w:cs="Arial"/>
-              <w:sz w:val="28"/>
-              <w:szCs w:val="28"/>
             </w:rPr>
             <w:fldChar w:fldCharType="end"/>
           </w:r>
@@ -6378,92 +6655,68 @@
       <w:r>
         <w:rPr>
           <w:rFonts w:ascii="Arial" w:hAnsi="Arial" w:cs="Arial"/>
-          <w:sz w:val="28"/>
-          <w:szCs w:val="28"/>
         </w:rPr>
         <w:t xml:space="preserve">, </w:t>
       </w:r>
       <w:r>
         <w:rPr>
           <w:rFonts w:ascii="Arial" w:hAnsi="Arial" w:cs="Arial"/>
-          <w:sz w:val="28"/>
-          <w:szCs w:val="28"/>
         </w:rPr>
         <w:t xml:space="preserve">Network </w:t>
       </w:r>
       <w:r>
         <w:rPr>
           <w:rFonts w:ascii="Arial" w:hAnsi="Arial" w:cs="Arial"/>
-          <w:sz w:val="28"/>
-          <w:szCs w:val="28"/>
         </w:rPr>
         <w:t>topolog</w:t>
       </w:r>
       <w:r>
         <w:rPr>
           <w:rFonts w:ascii="Arial" w:hAnsi="Arial" w:cs="Arial"/>
-          <w:sz w:val="28"/>
-          <w:szCs w:val="28"/>
         </w:rPr>
         <w:t>ies require specific physical equipment. Therefore,</w:t>
       </w:r>
       <w:r>
         <w:rPr>
           <w:rFonts w:ascii="Arial" w:hAnsi="Arial" w:cs="Arial"/>
-          <w:sz w:val="28"/>
-          <w:szCs w:val="28"/>
         </w:rPr>
         <w:t xml:space="preserve"> </w:t>
       </w:r>
       <w:proofErr w:type="spellStart"/>
-      <w:proofErr w:type="gramStart"/>
-      <w:r>
-        <w:rPr>
-          <w:rFonts w:ascii="Arial" w:hAnsi="Arial" w:cs="Arial"/>
-          <w:sz w:val="28"/>
-          <w:szCs w:val="28"/>
-        </w:rPr>
-        <w:t>QuntumTech</w:t>
+      <w:r>
+        <w:rPr>
+          <w:rFonts w:ascii="Arial" w:hAnsi="Arial" w:cs="Arial"/>
+        </w:rPr>
+        <w:t>QuantumTech</w:t>
       </w:r>
       <w:proofErr w:type="spellEnd"/>
       <w:r>
         <w:rPr>
           <w:rFonts w:ascii="Arial" w:hAnsi="Arial" w:cs="Arial"/>
-          <w:sz w:val="28"/>
-          <w:szCs w:val="28"/>
+        </w:rPr>
+        <w:t xml:space="preserve"> must</w:t>
+      </w:r>
+      <w:r>
+        <w:rPr>
+          <w:rFonts w:ascii="Arial" w:hAnsi="Arial" w:cs="Arial"/>
         </w:rPr>
         <w:t xml:space="preserve"> </w:t>
       </w:r>
       <w:r>
         <w:rPr>
           <w:rFonts w:ascii="Arial" w:hAnsi="Arial" w:cs="Arial"/>
-          <w:sz w:val="28"/>
-          <w:szCs w:val="28"/>
-        </w:rPr>
-        <w:t xml:space="preserve"> understand</w:t>
-      </w:r>
-      <w:proofErr w:type="gramEnd"/>
-      <w:r>
-        <w:rPr>
-          <w:rFonts w:ascii="Arial" w:hAnsi="Arial" w:cs="Arial"/>
-          <w:sz w:val="28"/>
-          <w:szCs w:val="28"/>
-        </w:rPr>
-        <w:t xml:space="preserve"> the required equipment for the desired topology they would like to install</w:t>
-      </w:r>
-      <w:r>
-        <w:rPr>
-          <w:rFonts w:ascii="Arial" w:hAnsi="Arial" w:cs="Arial"/>
-          <w:sz w:val="28"/>
-          <w:szCs w:val="28"/>
+        </w:rPr>
+        <w:t>understand the required equipment for the desired topology they would like to install</w:t>
+      </w:r>
+      <w:r>
+        <w:rPr>
+          <w:rFonts w:ascii="Arial" w:hAnsi="Arial" w:cs="Arial"/>
         </w:rPr>
         <w:t>. A star topology requires a Network Switch to act as the central connection point</w:t>
       </w:r>
       <w:r>
         <w:rPr>
           <w:rFonts w:ascii="Arial" w:hAnsi="Arial" w:cs="Arial"/>
-          <w:sz w:val="28"/>
-          <w:szCs w:val="28"/>
         </w:rPr>
         <w:t xml:space="preserve">. The switch routes data only to intended device. Network Interface Cards (NICs) are required inside every </w:t>
       </w:r>
@@ -6471,8 +6724,6 @@
       <w:r>
         <w:rPr>
           <w:rFonts w:ascii="Arial" w:hAnsi="Arial" w:cs="Arial"/>
-          <w:sz w:val="28"/>
-          <w:szCs w:val="28"/>
         </w:rPr>
         <w:t>QuantumX</w:t>
       </w:r>
@@ -6480,24 +6731,18 @@
       <w:r>
         <w:rPr>
           <w:rFonts w:ascii="Arial" w:hAnsi="Arial" w:cs="Arial"/>
-          <w:sz w:val="28"/>
-          <w:szCs w:val="28"/>
         </w:rPr>
         <w:t xml:space="preserve"> computer to connect to the network. </w:t>
       </w:r>
       <w:r>
         <w:rPr>
           <w:rFonts w:ascii="Arial" w:hAnsi="Arial" w:cs="Arial"/>
-          <w:sz w:val="28"/>
-          <w:szCs w:val="28"/>
         </w:rPr>
         <w:t xml:space="preserve">Unshielded Twisted Pair (UTP) Cabling such as Cat6 with RJ-45 connectors is needed to link the devices to the switch. Finally, a Router is required </w:t>
       </w:r>
       <w:r>
         <w:rPr>
           <w:rFonts w:ascii="Arial" w:hAnsi="Arial" w:cs="Arial"/>
-          <w:sz w:val="28"/>
-          <w:szCs w:val="28"/>
         </w:rPr>
         <w:t>at the edge of the network to connect the local LAN to the wider internet and Wireless Access Points are needed to provide Wi-Fi connectivity to devices like mobile phones.</w:t>
       </w:r>
@@ -6595,22 +6840,40 @@
         <w:rPr>
           <w:rFonts w:ascii="Arial" w:hAnsi="Arial" w:cs="Arial"/>
         </w:rPr>
+        <w:t>Physical Layer</w:t>
+      </w:r>
+    </w:p>
+    <w:p>
+      <w:pPr>
+        <w:ind w:left="360"/>
+        <w:rPr>
+          <w:rFonts w:ascii="Arial" w:hAnsi="Arial" w:cs="Arial"/>
+        </w:rPr>
+      </w:pPr>
+      <w:r>
+        <w:rPr>
+          <w:rFonts w:ascii="Arial" w:hAnsi="Arial" w:cs="Arial"/>
+        </w:rPr>
+        <w:t xml:space="preserve">This is the </w:t>
+      </w:r>
+      <w:r>
+        <w:rPr>
+          <w:rFonts w:ascii="Arial" w:hAnsi="Arial" w:cs="Arial"/>
+        </w:rPr>
+        <w:t>lowest</w:t>
+      </w:r>
+      <w:r>
+        <w:rPr>
+          <w:rFonts w:ascii="Arial" w:hAnsi="Arial" w:cs="Arial"/>
+        </w:rPr>
+        <w:t xml:space="preserve"> first layer, it is responsible for transmitting raw bits data through physical media such as Ethernet cable, Fiber optic cables or wireless signals. It </w:t>
+      </w:r>
+      <w:r>
+        <w:rPr>
+          <w:rFonts w:ascii="Arial" w:hAnsi="Arial" w:cs="Arial"/>
+        </w:rPr>
         <w:lastRenderedPageBreak/>
-        <w:t>Physical Layer</w:t>
-      </w:r>
-    </w:p>
-    <w:p>
-      <w:pPr>
-        <w:ind w:left="360"/>
-        <w:rPr>
-          <w:rFonts w:ascii="Arial" w:hAnsi="Arial" w:cs="Arial"/>
-        </w:rPr>
-      </w:pPr>
-      <w:r>
-        <w:rPr>
-          <w:rFonts w:ascii="Arial" w:hAnsi="Arial" w:cs="Arial"/>
-        </w:rPr>
-        <w:t>This is the uppermost first layer, it is responsible for transmitting raw bits data through physical media such as Ethernet cable, Fiber optic cables or wireless signals. It defines the electrical, mechanical and physical characteristics required to establish a network connection. Without this layer, no physical communication between nodes would be possible.</w:t>
+        <w:t>defines the electrical, mechanical and physical characteristics required to establish a network connection. Without this layer, no physical communication between nodes would be possible.</w:t>
       </w:r>
     </w:p>
     <w:p>
@@ -6802,21 +7065,7 @@
         <w:rPr>
           <w:rFonts w:ascii="Arial" w:hAnsi="Arial" w:cs="Arial"/>
         </w:rPr>
-        <w:t xml:space="preserve">Session layer, the sixth fifth layer in the OSI model is responsible for establishing, managing and terminating communication sessions between applications. The layer ensures that communication remains active while data is being exchanged among </w:t>
-      </w:r>
-      <w:proofErr w:type="spellStart"/>
-      <w:r>
-        <w:rPr>
-          <w:rFonts w:ascii="Arial" w:hAnsi="Arial" w:cs="Arial"/>
-        </w:rPr>
-        <w:t>aand</w:t>
-      </w:r>
-      <w:proofErr w:type="spellEnd"/>
-      <w:r>
-        <w:rPr>
-          <w:rFonts w:ascii="Arial" w:hAnsi="Arial" w:cs="Arial"/>
-        </w:rPr>
-        <w:t xml:space="preserve"> ensures that the connection is closed once the communication process has been completed.</w:t>
+        <w:t>Session layer, the fifth layer in the OSI model is responsible for establishing, managing and terminating communication sessions between applications. The layer ensures that communication remains active while data is being exchanged among ensures that the connection is closed once the communication process has been completed.</w:t>
       </w:r>
     </w:p>
     <w:p>
@@ -6858,14 +7107,7 @@
         <w:rPr>
           <w:rFonts w:ascii="Arial" w:hAnsi="Arial" w:cs="Arial"/>
         </w:rPr>
-        <w:t xml:space="preserve">The sixth layer of the OSI model is the presentation layer. This layer is responsible for translating data into a format that both communicating devices can understand. It </w:t>
-      </w:r>
-      <w:r>
-        <w:rPr>
-          <w:rFonts w:ascii="Arial" w:hAnsi="Arial" w:cs="Arial"/>
-        </w:rPr>
-        <w:lastRenderedPageBreak/>
-        <w:t>also performs functions such as data encryption, compression and decryption. This ensures that information remains secure du</w:t>
+        <w:t>The sixth layer of the OSI model is the presentation layer. This layer is responsible for translating data into a format that both communicating devices can understand. It also performs functions such as data encryption, compression and decryption. This ensures that information remains secure du</w:t>
       </w:r>
       <w:r>
         <w:rPr>
@@ -6926,6 +7168,7 @@
         <w:rPr>
           <w:rFonts w:ascii="Arial" w:hAnsi="Arial" w:cs="Arial"/>
         </w:rPr>
+        <w:lastRenderedPageBreak/>
         <w:t>Application Layer</w:t>
       </w:r>
     </w:p>
@@ -6966,6 +7209,33 @@
         </w:rPr>
         <w:t>s websites, send emails and communicate over the internet.</w:t>
       </w:r>
+    </w:p>
+    <w:p>
+      <w:pPr>
+        <w:pStyle w:val="ListParagraph"/>
+        <w:ind w:left="1080"/>
+        <w:rPr>
+          <w:rFonts w:ascii="Arial" w:hAnsi="Arial" w:cs="Arial"/>
+        </w:rPr>
+      </w:pPr>
+    </w:p>
+    <w:p>
+      <w:pPr>
+        <w:pStyle w:val="ListParagraph"/>
+        <w:ind w:left="1080"/>
+        <w:rPr>
+          <w:rFonts w:ascii="Arial" w:hAnsi="Arial" w:cs="Arial"/>
+        </w:rPr>
+      </w:pPr>
+    </w:p>
+    <w:p>
+      <w:pPr>
+        <w:pStyle w:val="ListParagraph"/>
+        <w:ind w:left="1080"/>
+        <w:rPr>
+          <w:rFonts w:ascii="Arial" w:hAnsi="Arial" w:cs="Arial"/>
+        </w:rPr>
+      </w:pPr>
     </w:p>
     <w:p>
       <w:pPr>
@@ -7693,19 +7963,29 @@
         </w:rPr>
         <w:t xml:space="preserve"> is ability of a system to run multiple processes </w:t>
       </w:r>
-      <w:proofErr w:type="spellStart"/>
-      <w:r>
-        <w:rPr>
-          <w:rFonts w:ascii="Arial" w:hAnsi="Arial" w:cs="Arial"/>
-        </w:rPr>
-        <w:t>silmutaneously</w:t>
-      </w:r>
-      <w:proofErr w:type="spellEnd"/>
-      <w:r>
-        <w:rPr>
-          <w:rFonts w:ascii="Arial" w:hAnsi="Arial" w:cs="Arial"/>
-        </w:rPr>
-        <w:t xml:space="preserve"> across different devices. This is highly useful for Artificial Intelligence (AI) startups because it allows them t train complex machine learning models much faster by diving the workload across multiple machines at the same time.</w:t>
+      <w:r>
+        <w:rPr>
+          <w:rFonts w:ascii="Arial" w:hAnsi="Arial" w:cs="Arial"/>
+        </w:rPr>
+        <w:t>simultaneously</w:t>
+      </w:r>
+      <w:r>
+        <w:rPr>
+          <w:rFonts w:ascii="Arial" w:hAnsi="Arial" w:cs="Arial"/>
+        </w:rPr>
+        <w:t xml:space="preserve"> across different devices. This is highly useful for Artificial Intelligence (AI) startups because it allows them t train complex machine learning models much faster by </w:t>
+      </w:r>
+      <w:r>
+        <w:rPr>
+          <w:rFonts w:ascii="Arial" w:hAnsi="Arial" w:cs="Arial"/>
+        </w:rPr>
+        <w:t>dividing the workload</w:t>
+      </w:r>
+      <w:r>
+        <w:rPr>
+          <w:rFonts w:ascii="Arial" w:hAnsi="Arial" w:cs="Arial"/>
+        </w:rPr>
+        <w:t xml:space="preserve"> across multiple machines at the same time.</w:t>
       </w:r>
     </w:p>
     <w:p>
@@ -7788,14 +8068,12 @@
         </w:rPr>
         <w:t xml:space="preserve">Fault tolerance means the ability of the system to keep running even if there is a fault occurring in the system, preventing total </w:t>
       </w:r>
-      <w:proofErr w:type="spellStart"/>
-      <w:r>
-        <w:rPr>
-          <w:rFonts w:ascii="Arial" w:hAnsi="Arial" w:cs="Arial"/>
-        </w:rPr>
-        <w:t>failture</w:t>
-      </w:r>
-      <w:proofErr w:type="spellEnd"/>
+      <w:r>
+        <w:rPr>
+          <w:rFonts w:ascii="Arial" w:hAnsi="Arial" w:cs="Arial"/>
+        </w:rPr>
+        <w:t>failure</w:t>
+      </w:r>
       <w:r>
         <w:rPr>
           <w:rFonts w:ascii="Arial" w:hAnsi="Arial" w:cs="Arial"/>
@@ -8149,21 +8427,7 @@
         <w:rPr>
           <w:rFonts w:ascii="Arial" w:hAnsi="Arial" w:cs="Arial"/>
         </w:rPr>
-        <w:t xml:space="preserve">ups to </w:t>
-      </w:r>
-      <w:proofErr w:type="gramStart"/>
-      <w:r>
-        <w:rPr>
-          <w:rFonts w:ascii="Arial" w:hAnsi="Arial" w:cs="Arial"/>
-        </w:rPr>
-        <w:t>train  complex</w:t>
-      </w:r>
-      <w:proofErr w:type="gramEnd"/>
-      <w:r>
-        <w:rPr>
-          <w:rFonts w:ascii="Arial" w:hAnsi="Arial" w:cs="Arial"/>
-        </w:rPr>
-        <w:t xml:space="preserve"> machine learning models faster than traditional hardware allows.</w:t>
+        <w:t>ups to train complex machine learning models faster than traditional hardware allows.</w:t>
       </w:r>
     </w:p>
     <w:p>
@@ -8203,43 +8467,19 @@
         <w:rPr>
           <w:rFonts w:ascii="Arial" w:hAnsi="Arial" w:cs="Arial"/>
         </w:rPr>
-        <w:t xml:space="preserve">Quantum computers can find the absolute best solution among millions of variables. This is highly </w:t>
-      </w:r>
-      <w:r>
-        <w:rPr>
-          <w:rFonts w:ascii="Arial" w:hAnsi="Arial" w:cs="Arial"/>
-        </w:rPr>
-        <w:t>v</w:t>
-      </w:r>
-      <w:r>
-        <w:rPr>
-          <w:rFonts w:ascii="Arial" w:hAnsi="Arial" w:cs="Arial"/>
-        </w:rPr>
-        <w:t>alue</w:t>
-      </w:r>
-      <w:r>
-        <w:rPr>
-          <w:rFonts w:ascii="Arial" w:hAnsi="Arial" w:cs="Arial"/>
-        </w:rPr>
-        <w:t>d</w:t>
-      </w:r>
-      <w:r>
-        <w:rPr>
-          <w:rFonts w:ascii="Arial" w:hAnsi="Arial" w:cs="Arial"/>
-        </w:rPr>
-        <w:t xml:space="preserve"> for</w:t>
-      </w:r>
-      <w:r>
-        <w:rPr>
-          <w:rFonts w:ascii="Arial" w:hAnsi="Arial" w:cs="Arial"/>
-        </w:rPr>
-        <w:t xml:space="preserve"> l</w:t>
-      </w:r>
-      <w:r>
-        <w:rPr>
-          <w:rFonts w:ascii="Arial" w:hAnsi="Arial" w:cs="Arial"/>
-        </w:rPr>
-        <w:t xml:space="preserve"> Big Data and logistics startups that need to optimize complex operational routes.</w:t>
+        <w:t xml:space="preserve">Quantum computers can find the absolute best solution among millions of variables. This is </w:t>
+      </w:r>
+      <w:r>
+        <w:rPr>
+          <w:rFonts w:ascii="Arial" w:hAnsi="Arial" w:cs="Arial"/>
+        </w:rPr>
+        <w:t>highly valued for Big Data</w:t>
+      </w:r>
+      <w:r>
+        <w:rPr>
+          <w:rFonts w:ascii="Arial" w:hAnsi="Arial" w:cs="Arial"/>
+        </w:rPr>
+        <w:t xml:space="preserve"> and logistics startups that need to optimize complex operational routes.</w:t>
       </w:r>
     </w:p>
     <w:p>
@@ -8289,7 +8529,6 @@
         <w:t xml:space="preserve">. Current encryption methods like RSA are secure because traditional computers take a very long time to break them. </w:t>
       </w:r>
       <w:proofErr w:type="spellStart"/>
-      <w:proofErr w:type="gramStart"/>
       <w:r>
         <w:rPr>
           <w:rFonts w:ascii="Arial" w:hAnsi="Arial" w:cs="Arial"/>
@@ -8297,111 +8536,106 @@
         <w:t>However,in</w:t>
       </w:r>
       <w:proofErr w:type="spellEnd"/>
-      <w:proofErr w:type="gramEnd"/>
-      <w:r>
-        <w:rPr>
-          <w:rFonts w:ascii="Arial" w:hAnsi="Arial" w:cs="Arial"/>
-        </w:rPr>
-        <w:t xml:space="preserve"> the future quantum computers may break this type of encryption much faster in the </w:t>
+      <w:r>
+        <w:rPr>
+          <w:rFonts w:ascii="Arial" w:hAnsi="Arial" w:cs="Arial"/>
+        </w:rPr>
+        <w:t xml:space="preserve"> the future quantum computers may break this type of encryption much faster in the future.</w:t>
+      </w:r>
+      <w:r>
+        <w:rPr>
+          <w:rFonts w:ascii="Arial" w:hAnsi="Arial" w:cs="Arial"/>
+        </w:rPr>
+        <w:t xml:space="preserve"> </w:t>
+      </w:r>
+      <w:r>
+        <w:rPr>
+          <w:rFonts w:ascii="Arial" w:hAnsi="Arial" w:cs="Arial"/>
+        </w:rPr>
+        <w:t>However</w:t>
+      </w:r>
+      <w:r>
+        <w:rPr>
+          <w:rFonts w:ascii="Arial" w:hAnsi="Arial" w:cs="Arial"/>
+        </w:rPr>
+        <w:t>,</w:t>
+      </w:r>
+      <w:r>
+        <w:rPr>
+          <w:rFonts w:ascii="Arial" w:hAnsi="Arial" w:cs="Arial"/>
+        </w:rPr>
+        <w:t xml:space="preserve"> in the future,</w:t>
+      </w:r>
+      <w:r>
+        <w:rPr>
+          <w:rFonts w:ascii="Arial" w:hAnsi="Arial" w:cs="Arial"/>
+        </w:rPr>
+        <w:t xml:space="preserve"> </w:t>
       </w:r>
       <w:proofErr w:type="spellStart"/>
-      <w:proofErr w:type="gramStart"/>
-      <w:r>
-        <w:rPr>
-          <w:rFonts w:ascii="Arial" w:hAnsi="Arial" w:cs="Arial"/>
-        </w:rPr>
-        <w:t>future.</w:t>
-      </w:r>
-      <w:r>
-        <w:rPr>
-          <w:rFonts w:ascii="Arial" w:hAnsi="Arial" w:cs="Arial"/>
-        </w:rPr>
-        <w:t>Therefore</w:t>
+      <w:r>
+        <w:rPr>
+          <w:rFonts w:ascii="Arial" w:hAnsi="Arial" w:cs="Arial"/>
+        </w:rPr>
+        <w:t>QuantumTech</w:t>
       </w:r>
       <w:proofErr w:type="spellEnd"/>
-      <w:proofErr w:type="gramEnd"/>
-      <w:r>
-        <w:rPr>
-          <w:rFonts w:ascii="Arial" w:hAnsi="Arial" w:cs="Arial"/>
-        </w:rPr>
-        <w:t xml:space="preserve">, </w:t>
+      <w:r>
+        <w:rPr>
+          <w:rFonts w:ascii="Arial" w:hAnsi="Arial" w:cs="Arial"/>
+        </w:rPr>
+        <w:t xml:space="preserve"> </w:t>
+      </w:r>
+      <w:r>
+        <w:rPr>
+          <w:rFonts w:ascii="Arial" w:hAnsi="Arial" w:cs="Arial"/>
+        </w:rPr>
+        <w:t>should consider</w:t>
+      </w:r>
+      <w:r>
+        <w:rPr>
+          <w:rFonts w:ascii="Arial" w:hAnsi="Arial" w:cs="Arial"/>
+        </w:rPr>
+        <w:t xml:space="preserve"> offer</w:t>
+      </w:r>
+      <w:r>
+        <w:rPr>
+          <w:rFonts w:ascii="Arial" w:hAnsi="Arial" w:cs="Arial"/>
+        </w:rPr>
+        <w:t>ing</w:t>
+      </w:r>
+      <w:r>
+        <w:rPr>
+          <w:rFonts w:ascii="Arial" w:hAnsi="Arial" w:cs="Arial"/>
+        </w:rPr>
+        <w:t xml:space="preserve"> post-businesses in </w:t>
       </w:r>
       <w:proofErr w:type="spellStart"/>
       <w:r>
         <w:rPr>
           <w:rFonts w:ascii="Arial" w:hAnsi="Arial" w:cs="Arial"/>
         </w:rPr>
-        <w:t>QuantumTech</w:t>
+        <w:t>Techville</w:t>
       </w:r>
       <w:proofErr w:type="spellEnd"/>
       <w:r>
         <w:rPr>
           <w:rFonts w:ascii="Arial" w:hAnsi="Arial" w:cs="Arial"/>
         </w:rPr>
-        <w:t xml:space="preserve"> </w:t>
-      </w:r>
-      <w:r>
-        <w:rPr>
-          <w:rFonts w:ascii="Arial" w:hAnsi="Arial" w:cs="Arial"/>
-        </w:rPr>
-        <w:t>should consider</w:t>
-      </w:r>
-      <w:r>
-        <w:rPr>
-          <w:rFonts w:ascii="Arial" w:hAnsi="Arial" w:cs="Arial"/>
-        </w:rPr>
-        <w:t xml:space="preserve"> offer</w:t>
-      </w:r>
-      <w:r>
-        <w:rPr>
-          <w:rFonts w:ascii="Arial" w:hAnsi="Arial" w:cs="Arial"/>
-        </w:rPr>
-        <w:t>ing</w:t>
-      </w:r>
-      <w:r>
-        <w:rPr>
-          <w:rFonts w:ascii="Arial" w:hAnsi="Arial" w:cs="Arial"/>
-        </w:rPr>
-        <w:t xml:space="preserve"> better security services to help</w:t>
-      </w:r>
-      <w:r>
-        <w:rPr>
-          <w:rFonts w:ascii="Arial" w:hAnsi="Arial" w:cs="Arial"/>
-        </w:rPr>
-        <w:t xml:space="preserve"> in</w:t>
-      </w:r>
-      <w:r>
-        <w:rPr>
-          <w:rFonts w:ascii="Arial" w:hAnsi="Arial" w:cs="Arial"/>
-        </w:rPr>
-        <w:t xml:space="preserve"> protec</w:t>
-      </w:r>
-      <w:r>
-        <w:rPr>
-          <w:rFonts w:ascii="Arial" w:hAnsi="Arial" w:cs="Arial"/>
-        </w:rPr>
-        <w:t>t</w:t>
-      </w:r>
-      <w:r>
-        <w:rPr>
-          <w:rFonts w:ascii="Arial" w:hAnsi="Arial" w:cs="Arial"/>
-        </w:rPr>
-        <w:t>ing sensitive</w:t>
-      </w:r>
-      <w:r>
-        <w:rPr>
-          <w:rFonts w:ascii="Arial" w:hAnsi="Arial" w:cs="Arial"/>
-        </w:rPr>
-        <w:t xml:space="preserve"> data of start-up business in </w:t>
-      </w:r>
-      <w:proofErr w:type="spellStart"/>
-      <w:r>
-        <w:rPr>
-          <w:rFonts w:ascii="Arial" w:hAnsi="Arial" w:cs="Arial"/>
-        </w:rPr>
-        <w:t>Techville</w:t>
-      </w:r>
-      <w:proofErr w:type="spellEnd"/>
+        <w:t>. By providing these advanced</w:t>
+      </w:r>
+      <w:r>
+        <w:rPr>
+          <w:rFonts w:ascii="Arial" w:hAnsi="Arial" w:cs="Arial"/>
+        </w:rPr>
+        <w:t xml:space="preserve"> security services</w:t>
+      </w:r>
+      <w:r>
+        <w:rPr>
+          <w:rFonts w:ascii="Arial" w:hAnsi="Arial" w:cs="Arial"/>
+        </w:rPr>
+        <w:t>, the company can better meet the future security needs of AI and Big Data businesses and may attract more clients as quantum computing continues to develop</w:t>
+      </w:r>
       <w:r>
         <w:rPr>
           <w:rFonts w:ascii="Arial" w:hAnsi="Arial" w:cs="Arial"/>
@@ -8417,6 +8651,56 @@
     </w:sectPr>
   </w:body>
 </w:document>
+</file>
+
+<file path=word/endnotes.xml><?xml version="1.0" encoding="utf-8"?>
+<w:endnotes xmlns:wpc="http://schemas.microsoft.com/office/word/2010/wordprocessingCanvas" xmlns:cx="http://schemas.microsoft.com/office/drawing/2014/chartex" xmlns:cx1="http://schemas.microsoft.com/office/drawing/2015/9/8/chartex" xmlns:cx2="http://schemas.microsoft.com/office/drawing/2015/10/21/chartex" xmlns:cx3="http://schemas.microsoft.com/office/drawing/2016/5/9/chartex" xmlns:cx4="http://schemas.microsoft.com/office/drawing/2016/5/10/chartex" xmlns:cx5="http://schemas.microsoft.com/office/drawing/2016/5/11/chartex" xmlns:cx6="http://schemas.microsoft.com/office/drawing/2016/5/12/chartex" xmlns:cx7="http://schemas.microsoft.com/office/drawing/2016/5/13/chartex" xmlns:cx8="http://schemas.microsoft.com/office/drawing/2016/5/14/chartex" xmlns:mc="http://schemas.openxmlformats.org/markup-compatibility/2006" xmlns:aink="http://schemas.microsoft.com/office/drawing/2016/ink" xmlns:am3d="http://schemas.microsoft.com/office/drawing/2017/model3d" xmlns:o="urn:schemas-microsoft-com:office:office" xmlns:oel="http://schemas.microsoft.com/office/2019/extlst" xmlns:r="http://schemas.openxmlformats.org/officeDocument/2006/relationships" xmlns:m="http://schemas.openxmlformats.org/officeDocument/2006/math" xmlns:v="urn:schemas-microsoft-com:vml" xmlns:wp14="http://schemas.microsoft.com/office/word/2010/wordprocessingDrawing" xmlns:wp="http://schemas.openxmlformats.org/drawingml/2006/wordprocessingDrawing" xmlns:w10="urn:schemas-microsoft-com:office:word" xmlns:w="http://schemas.openxmlformats.org/wordprocessingml/2006/main" xmlns:w14="http://schemas.microsoft.com/office/word/2010/wordml" xmlns:w15="http://schemas.microsoft.com/office/word/2012/wordml" xmlns:w16cex="http://schemas.microsoft.com/office/word/2018/wordml/cex" xmlns:w16cid="http://schemas.microsoft.com/office/word/2016/wordml/cid" xmlns:w16="http://schemas.microsoft.com/office/word/2018/wordml" xmlns:w16du="http://schemas.microsoft.com/office/word/2023/wordml/word16du" xmlns:w16sdtdh="http://schemas.microsoft.com/office/word/2020/wordml/sdtdatahash" xmlns:w16sdtfl="http://schemas.microsoft.com/office/word/2024/wordml/sdtformatlock" xmlns:w16se="http://schemas.microsoft.com/office/word/2015/wordml/symex" xmlns:wpg="http://schemas.microsoft.com/office/word/2010/wordprocessingGroup" xmlns:wpi="http://schemas.microsoft.com/office/word/2010/wordprocessingInk" xmlns:wne="http://schemas.microsoft.com/office/word/2006/wordml" xmlns:wps="http://schemas.microsoft.com/office/word/2010/wordprocessingShape" mc:Ignorable="w14 w15 w16se w16cid w16 w16cex w16sdtdh w16sdtfl w16du wp14">
+  <w:endnote w:type="separator" w:id="-1">
+    <w:p>
+      <w:pPr>
+        <w:spacing w:after="0" w:line="240" w:lineRule="auto"/>
+      </w:pPr>
+      <w:r>
+        <w:separator/>
+      </w:r>
+    </w:p>
+  </w:endnote>
+  <w:endnote w:type="continuationSeparator" w:id="0">
+    <w:p>
+      <w:pPr>
+        <w:spacing w:after="0" w:line="240" w:lineRule="auto"/>
+      </w:pPr>
+      <w:r>
+        <w:continuationSeparator/>
+      </w:r>
+    </w:p>
+  </w:endnote>
+</w:endnotes>
+</file>
+
+<file path=word/footnotes.xml><?xml version="1.0" encoding="utf-8"?>
+<w:footnotes xmlns:wpc="http://schemas.microsoft.com/office/word/2010/wordprocessingCanvas" xmlns:cx="http://schemas.microsoft.com/office/drawing/2014/chartex" xmlns:cx1="http://schemas.microsoft.com/office/drawing/2015/9/8/chartex" xmlns:cx2="http://schemas.microsoft.com/office/drawing/2015/10/21/chartex" xmlns:cx3="http://schemas.microsoft.com/office/drawing/2016/5/9/chartex" xmlns:cx4="http://schemas.microsoft.com/office/drawing/2016/5/10/chartex" xmlns:cx5="http://schemas.microsoft.com/office/drawing/2016/5/11/chartex" xmlns:cx6="http://schemas.microsoft.com/office/drawing/2016/5/12/chartex" xmlns:cx7="http://schemas.microsoft.com/office/drawing/2016/5/13/chartex" xmlns:cx8="http://schemas.microsoft.com/office/drawing/2016/5/14/chartex" xmlns:mc="http://schemas.openxmlformats.org/markup-compatibility/2006" xmlns:aink="http://schemas.microsoft.com/office/drawing/2016/ink" xmlns:am3d="http://schemas.microsoft.com/office/drawing/2017/model3d" xmlns:o="urn:schemas-microsoft-com:office:office" xmlns:oel="http://schemas.microsoft.com/office/2019/extlst" xmlns:r="http://schemas.openxmlformats.org/officeDocument/2006/relationships" xmlns:m="http://schemas.openxmlformats.org/officeDocument/2006/math" xmlns:v="urn:schemas-microsoft-com:vml" xmlns:wp14="http://schemas.microsoft.com/office/word/2010/wordprocessingDrawing" xmlns:wp="http://schemas.openxmlformats.org/drawingml/2006/wordprocessingDrawing" xmlns:w10="urn:schemas-microsoft-com:office:word" xmlns:w="http://schemas.openxmlformats.org/wordprocessingml/2006/main" xmlns:w14="http://schemas.microsoft.com/office/word/2010/wordml" xmlns:w15="http://schemas.microsoft.com/office/word/2012/wordml" xmlns:w16cex="http://schemas.microsoft.com/office/word/2018/wordml/cex" xmlns:w16cid="http://schemas.microsoft.com/office/word/2016/wordml/cid" xmlns:w16="http://schemas.microsoft.com/office/word/2018/wordml" xmlns:w16du="http://schemas.microsoft.com/office/word/2023/wordml/word16du" xmlns:w16sdtdh="http://schemas.microsoft.com/office/word/2020/wordml/sdtdatahash" xmlns:w16sdtfl="http://schemas.microsoft.com/office/word/2024/wordml/sdtformatlock" xmlns:w16se="http://schemas.microsoft.com/office/word/2015/wordml/symex" xmlns:wpg="http://schemas.microsoft.com/office/word/2010/wordprocessingGroup" xmlns:wpi="http://schemas.microsoft.com/office/word/2010/wordprocessingInk" xmlns:wne="http://schemas.microsoft.com/office/word/2006/wordml" xmlns:wps="http://schemas.microsoft.com/office/word/2010/wordprocessingShape" mc:Ignorable="w14 w15 w16se w16cid w16 w16cex w16sdtdh w16sdtfl w16du wp14">
+  <w:footnote w:type="separator" w:id="-1">
+    <w:p>
+      <w:pPr>
+        <w:spacing w:after="0" w:line="240" w:lineRule="auto"/>
+      </w:pPr>
+      <w:r>
+        <w:separator/>
+      </w:r>
+    </w:p>
+  </w:footnote>
+  <w:footnote w:type="continuationSeparator" w:id="0">
+    <w:p>
+      <w:pPr>
+        <w:spacing w:after="0" w:line="240" w:lineRule="auto"/>
+      </w:pPr>
+      <w:r>
+        <w:continuationSeparator/>
+      </w:r>
+    </w:p>
+  </w:footnote>
+</w:footnotes>
 </file>
 
 <file path=word/numbering.xml><?xml version="1.0" encoding="utf-8"?>
@@ -12845,6 +13129,50 @@
       <w:spacing w:val="5"/>
     </w:rPr>
   </w:style>
+  <w:style w:type="paragraph" w:styleId="Header">
+    <w:name w:val="header"/>
+    <w:basedOn w:val="Normal"/>
+    <w:link w:val="HeaderChar"/>
+    <w:uiPriority w:val="99"/>
+    <w:unhideWhenUsed/>
+    <w:rsid w:val="00C61BF4"/>
+    <w:pPr>
+      <w:tabs>
+        <w:tab w:val="center" w:pos="4680"/>
+        <w:tab w:val="right" w:pos="9360"/>
+      </w:tabs>
+      <w:spacing w:after="0" w:line="240" w:lineRule="auto"/>
+    </w:pPr>
+  </w:style>
+  <w:style w:type="character" w:customStyle="1" w:styleId="HeaderChar">
+    <w:name w:val="Header Char"/>
+    <w:basedOn w:val="DefaultParagraphFont"/>
+    <w:link w:val="Header"/>
+    <w:uiPriority w:val="99"/>
+    <w:rsid w:val="00C61BF4"/>
+  </w:style>
+  <w:style w:type="paragraph" w:styleId="Footer">
+    <w:name w:val="footer"/>
+    <w:basedOn w:val="Normal"/>
+    <w:link w:val="FooterChar"/>
+    <w:uiPriority w:val="99"/>
+    <w:unhideWhenUsed/>
+    <w:rsid w:val="00C61BF4"/>
+    <w:pPr>
+      <w:tabs>
+        <w:tab w:val="center" w:pos="4680"/>
+        <w:tab w:val="right" w:pos="9360"/>
+      </w:tabs>
+      <w:spacing w:after="0" w:line="240" w:lineRule="auto"/>
+    </w:pPr>
+  </w:style>
+  <w:style w:type="character" w:customStyle="1" w:styleId="FooterChar">
+    <w:name w:val="Footer Char"/>
+    <w:basedOn w:val="DefaultParagraphFont"/>
+    <w:link w:val="Footer"/>
+    <w:uiPriority w:val="99"/>
+    <w:rsid w:val="00C61BF4"/>
+  </w:style>
 </w:styles>
 </file>
 

--- a/Level_4/Level_4(1st Semester)/Computer Systems/L4DC-L4DCBM- Computer Systems- Blessings Tamanga(P00221220).docx
+++ b/Level_4/Level_4(1st Semester)/Computer Systems/L4DC-L4DCBM- Computer Systems- Blessings Tamanga(P00221220).docx
@@ -264,7 +264,19 @@
         <w:rPr>
           <w:rFonts w:ascii="Arial" w:hAnsi="Arial" w:cs="Arial"/>
         </w:rPr>
-        <w:t xml:space="preserve">the way people live, work, communicate, access information and perform </w:t>
+        <w:t>the way people live</w:t>
+      </w:r>
+      <w:r>
+        <w:rPr>
+          <w:rFonts w:ascii="Arial" w:hAnsi="Arial" w:cs="Arial"/>
+        </w:rPr>
+        <w:t xml:space="preserve"> </w:t>
+      </w:r>
+      <w:r>
+        <w:rPr>
+          <w:rFonts w:ascii="Arial" w:hAnsi="Arial" w:cs="Arial"/>
+        </w:rPr>
+        <w:t xml:space="preserve">and perform </w:t>
       </w:r>
       <w:r>
         <w:rPr>
@@ -288,19 +300,13 @@
         <w:rPr>
           <w:rFonts w:ascii="Arial" w:hAnsi="Arial" w:cs="Arial"/>
         </w:rPr>
-        <w:t xml:space="preserve"> home</w:t>
-      </w:r>
-      <w:r>
-        <w:rPr>
-          <w:rFonts w:ascii="Arial" w:hAnsi="Arial" w:cs="Arial"/>
-        </w:rPr>
-        <w:t>s</w:t>
-      </w:r>
-      <w:r>
-        <w:rPr>
-          <w:rFonts w:ascii="Arial" w:hAnsi="Arial" w:cs="Arial"/>
-        </w:rPr>
-        <w:t>, offices and in public spaces.</w:t>
+        <w:t xml:space="preserve"> different places</w:t>
+      </w:r>
+      <w:r>
+        <w:rPr>
+          <w:rFonts w:ascii="Arial" w:hAnsi="Arial" w:cs="Arial"/>
+        </w:rPr>
+        <w:t>.</w:t>
       </w:r>
       <w:r>
         <w:rPr>
@@ -482,7 +488,7 @@
         <w:rPr>
           <w:rFonts w:ascii="Arial" w:hAnsi="Arial" w:cs="Arial"/>
         </w:rPr>
-        <w:t>s knowledge of both hardware and software technologies</w:t>
+        <w:t>s both hardware and software technologies</w:t>
       </w:r>
       <w:r>
         <w:rPr>
@@ -1356,7 +1362,13 @@
         <w:rPr>
           <w:rFonts w:ascii="Arial" w:hAnsi="Arial" w:cs="Arial"/>
         </w:rPr>
-        <w:t>, high speed</w:t>
+        <w:t xml:space="preserve">, </w:t>
+      </w:r>
+      <w:r>
+        <w:rPr>
+          <w:rFonts w:ascii="Arial" w:hAnsi="Arial" w:cs="Arial"/>
+        </w:rPr>
+        <w:t>high-speed</w:t>
       </w:r>
       <w:r>
         <w:rPr>
@@ -1602,7 +1614,14 @@
         <w:rPr>
           <w:rFonts w:ascii="Arial" w:hAnsi="Arial" w:cs="Arial"/>
         </w:rPr>
-        <w:t xml:space="preserve">The storage component specifically Solid </w:t>
+        <w:t xml:space="preserve">The storage component specifically </w:t>
+      </w:r>
+      <w:proofErr w:type="gramStart"/>
+      <w:r>
+        <w:rPr>
+          <w:rFonts w:ascii="Arial" w:hAnsi="Arial" w:cs="Arial"/>
+        </w:rPr>
+        <w:t xml:space="preserve">Solid </w:t>
       </w:r>
       <w:r>
         <w:rPr>
@@ -1620,7 +1639,14 @@
         <w:rPr>
           <w:rFonts w:ascii="Arial" w:hAnsi="Arial" w:cs="Arial"/>
         </w:rPr>
-        <w:t xml:space="preserve">ate </w:t>
+        <w:t>ate</w:t>
+      </w:r>
+      <w:proofErr w:type="gramEnd"/>
+      <w:r>
+        <w:rPr>
+          <w:rFonts w:ascii="Arial" w:hAnsi="Arial" w:cs="Arial"/>
+        </w:rPr>
+        <w:t xml:space="preserve"> </w:t>
       </w:r>
       <w:r>
         <w:rPr>
@@ -1644,7 +1670,14 @@
         <w:rPr>
           <w:rFonts w:ascii="Arial" w:hAnsi="Arial" w:cs="Arial"/>
         </w:rPr>
-        <w:t xml:space="preserve"> has no moving parts and</w:t>
+        <w:t xml:space="preserve"> has no moving parts </w:t>
+      </w:r>
+      <w:proofErr w:type="gramStart"/>
+      <w:r>
+        <w:rPr>
+          <w:rFonts w:ascii="Arial" w:hAnsi="Arial" w:cs="Arial"/>
+        </w:rPr>
+        <w:t>and</w:t>
       </w:r>
       <w:r>
         <w:rPr>
@@ -1656,7 +1689,14 @@
         <w:rPr>
           <w:rFonts w:ascii="Arial" w:hAnsi="Arial" w:cs="Arial"/>
         </w:rPr>
-        <w:t xml:space="preserve"> provides rapid writing and retrieval</w:t>
+        <w:t xml:space="preserve"> provides</w:t>
+      </w:r>
+      <w:proofErr w:type="gramEnd"/>
+      <w:r>
+        <w:rPr>
+          <w:rFonts w:ascii="Arial" w:hAnsi="Arial" w:cs="Arial"/>
+        </w:rPr>
+        <w:t xml:space="preserve"> rapid writing and retrieval</w:t>
       </w:r>
       <w:r>
         <w:rPr>
@@ -1707,11 +1747,19 @@
         </w:rPr>
         <w:t xml:space="preserve">By utilizing these </w:t>
       </w:r>
-      <w:r>
-        <w:rPr>
-          <w:rFonts w:ascii="Arial" w:hAnsi="Arial" w:cs="Arial"/>
-        </w:rPr>
-        <w:t>Solid State Drives</w:t>
+      <w:proofErr w:type="gramStart"/>
+      <w:r>
+        <w:rPr>
+          <w:rFonts w:ascii="Arial" w:hAnsi="Arial" w:cs="Arial"/>
+        </w:rPr>
+        <w:t>Solid State</w:t>
+      </w:r>
+      <w:proofErr w:type="gramEnd"/>
+      <w:r>
+        <w:rPr>
+          <w:rFonts w:ascii="Arial" w:hAnsi="Arial" w:cs="Arial"/>
+        </w:rPr>
+        <w:t xml:space="preserve"> Drives</w:t>
       </w:r>
       <w:r>
         <w:rPr>
@@ -2665,7 +2713,31 @@
         <w:rPr>
           <w:rFonts w:ascii="Arial" w:hAnsi="Arial" w:cs="Arial"/>
         </w:rPr>
-        <w:t>Modern computer systems need operating system</w:t>
+        <w:t xml:space="preserve">Modern computer systems need </w:t>
+      </w:r>
+      <w:r>
+        <w:rPr>
+          <w:rFonts w:ascii="Arial" w:hAnsi="Arial" w:cs="Arial"/>
+        </w:rPr>
+        <w:t>O</w:t>
+      </w:r>
+      <w:r>
+        <w:rPr>
+          <w:rFonts w:ascii="Arial" w:hAnsi="Arial" w:cs="Arial"/>
+        </w:rPr>
+        <w:t xml:space="preserve">perating </w:t>
+      </w:r>
+      <w:r>
+        <w:rPr>
+          <w:rFonts w:ascii="Arial" w:hAnsi="Arial" w:cs="Arial"/>
+        </w:rPr>
+        <w:t>S</w:t>
+      </w:r>
+      <w:r>
+        <w:rPr>
+          <w:rFonts w:ascii="Arial" w:hAnsi="Arial" w:cs="Arial"/>
+        </w:rPr>
+        <w:t>ystem</w:t>
       </w:r>
       <w:r>
         <w:rPr>
@@ -2993,37 +3065,31 @@
         <w:rPr>
           <w:rFonts w:ascii="Arial" w:hAnsi="Arial" w:cs="Arial"/>
         </w:rPr>
-        <w:t>yboard, m</w:t>
-      </w:r>
-      <w:r>
-        <w:rPr>
-          <w:rFonts w:ascii="Arial" w:hAnsi="Arial" w:cs="Arial"/>
-        </w:rPr>
-        <w:t>ice</w:t>
-      </w:r>
-      <w:r>
-        <w:rPr>
-          <w:rFonts w:ascii="Arial" w:hAnsi="Arial" w:cs="Arial"/>
-        </w:rPr>
-        <w:t>, printers</w:t>
-      </w:r>
-      <w:r>
-        <w:rPr>
-          <w:rFonts w:ascii="Arial" w:hAnsi="Arial" w:cs="Arial"/>
-        </w:rPr>
-        <w:t xml:space="preserve"> and </w:t>
-      </w:r>
-      <w:r>
-        <w:rPr>
-          <w:rFonts w:ascii="Arial" w:hAnsi="Arial" w:cs="Arial"/>
-        </w:rPr>
-        <w:t>scanners</w:t>
-      </w:r>
-      <w:r>
-        <w:rPr>
-          <w:rFonts w:ascii="Arial" w:hAnsi="Arial" w:cs="Arial"/>
-        </w:rPr>
-        <w:t xml:space="preserve"> which allows users to insert input or get output from the computer systems. Operating system is responsible for managing these devices. It </w:t>
+        <w:t>yboard</w:t>
+      </w:r>
+      <w:r>
+        <w:rPr>
+          <w:rFonts w:ascii="Arial" w:hAnsi="Arial" w:cs="Arial"/>
+        </w:rPr>
+        <w:t xml:space="preserve"> and printers</w:t>
+      </w:r>
+      <w:r>
+        <w:rPr>
+          <w:rFonts w:ascii="Arial" w:hAnsi="Arial" w:cs="Arial"/>
+        </w:rPr>
+        <w:t xml:space="preserve"> which allows users to insert input or get output from the computer systems. </w:t>
+      </w:r>
+      <w:r>
+        <w:rPr>
+          <w:rFonts w:ascii="Arial" w:hAnsi="Arial" w:cs="Arial"/>
+        </w:rPr>
+        <w:t>OS</w:t>
+      </w:r>
+      <w:r>
+        <w:rPr>
+          <w:rFonts w:ascii="Arial" w:hAnsi="Arial" w:cs="Arial"/>
+        </w:rPr>
+        <w:t xml:space="preserve"> is responsible for managing these devices. It </w:t>
       </w:r>
       <w:r>
         <w:rPr>
@@ -3065,14 +3131,14 @@
         <w:rPr>
           <w:rFonts w:ascii="Arial" w:hAnsi="Arial" w:cs="Arial"/>
         </w:rPr>
-        <w:t xml:space="preserve"> In start-up environment where multiple employees might need to share a single network printer or external storage, device management ensures that these peripherals are </w:t>
+        <w:t xml:space="preserve"> In start-up environment where multiple employees might need to share a single network printer or external storage, device </w:t>
       </w:r>
       <w:r>
         <w:rPr>
           <w:rFonts w:ascii="Arial" w:hAnsi="Arial" w:cs="Arial"/>
         </w:rPr>
         <w:lastRenderedPageBreak/>
-        <w:t>allocated efficiently without conflicts, thereby enhancing workplace productivity.</w:t>
+        <w:t>management ensures that these peripherals are allocated efficiently without conflicts, thereby enhancing workplace productivity.</w:t>
       </w:r>
     </w:p>
     <w:p>
@@ -3435,7 +3501,7 @@
         <w:rPr>
           <w:rFonts w:ascii="Arial" w:hAnsi="Arial" w:cs="Arial"/>
         </w:rPr>
-        <w:t xml:space="preserve">,  the OS uses </w:t>
+        <w:t xml:space="preserve">, the OS uses </w:t>
       </w:r>
       <w:r>
         <w:rPr>
@@ -3678,15 +3744,16 @@
           <w:sz w:val="28"/>
           <w:szCs w:val="28"/>
         </w:rPr>
-        <w:t xml:space="preserve"> operates reliably and efficientl</w:t>
-      </w:r>
+        <w:t xml:space="preserve"> operates reliably and </w:t>
+      </w:r>
+      <w:proofErr w:type="gramStart"/>
       <w:r>
         <w:rPr>
           <w:rFonts w:ascii="Arial" w:hAnsi="Arial" w:cs="Arial"/>
           <w:sz w:val="28"/>
           <w:szCs w:val="28"/>
         </w:rPr>
-        <w:t>y</w:t>
+        <w:t>efficientl</w:t>
       </w:r>
       <w:r>
         <w:rPr>
@@ -3694,7 +3761,7 @@
           <w:sz w:val="28"/>
           <w:szCs w:val="28"/>
         </w:rPr>
-        <w:t xml:space="preserve"> </w:t>
+        <w:t>y</w:t>
       </w:r>
       <w:r>
         <w:rPr>
@@ -3702,7 +3769,24 @@
           <w:sz w:val="28"/>
           <w:szCs w:val="28"/>
         </w:rPr>
-        <w:t>, reinforcing customer trust and justifying the investment to financial stakeholders.</w:t>
+        <w:t xml:space="preserve"> </w:t>
+      </w:r>
+      <w:r>
+        <w:rPr>
+          <w:rFonts w:ascii="Arial" w:hAnsi="Arial" w:cs="Arial"/>
+          <w:sz w:val="28"/>
+          <w:szCs w:val="28"/>
+        </w:rPr>
+        <w:t>,</w:t>
+      </w:r>
+      <w:proofErr w:type="gramEnd"/>
+      <w:r>
+        <w:rPr>
+          <w:rFonts w:ascii="Arial" w:hAnsi="Arial" w:cs="Arial"/>
+          <w:sz w:val="28"/>
+          <w:szCs w:val="28"/>
+        </w:rPr>
+        <w:t xml:space="preserve"> reinforcing customer trust and justifying the investment to financial stakeholders.</w:t>
       </w:r>
     </w:p>
     <w:p>
@@ -4165,7 +4249,31 @@
         <w:rPr>
           <w:rFonts w:ascii="Arial" w:hAnsi="Arial" w:cs="Arial"/>
         </w:rPr>
-        <w:t xml:space="preserve"> Visual Studio, Cursor, IDEA and Jupyter notebook. They provide </w:t>
+        <w:t xml:space="preserve"> Visual Studio</w:t>
+      </w:r>
+      <w:r>
+        <w:rPr>
+          <w:rFonts w:ascii="Arial" w:hAnsi="Arial" w:cs="Arial"/>
+        </w:rPr>
+        <w:t xml:space="preserve"> Code</w:t>
+      </w:r>
+      <w:r>
+        <w:rPr>
+          <w:rFonts w:ascii="Arial" w:hAnsi="Arial" w:cs="Arial"/>
+        </w:rPr>
+        <w:t xml:space="preserve"> an</w:t>
+      </w:r>
+      <w:r>
+        <w:rPr>
+          <w:rFonts w:ascii="Arial" w:hAnsi="Arial" w:cs="Arial"/>
+        </w:rPr>
+        <w:t>d</w:t>
+      </w:r>
+      <w:r>
+        <w:rPr>
+          <w:rFonts w:ascii="Arial" w:hAnsi="Arial" w:cs="Arial"/>
+        </w:rPr>
+        <w:t xml:space="preserve"> Cursor. They provide </w:t>
       </w:r>
       <w:r>
         <w:rPr>
@@ -4486,19 +4594,7 @@
         <w:rPr>
           <w:rFonts w:ascii="Arial" w:hAnsi="Arial" w:cs="Arial"/>
         </w:rPr>
-        <w:t xml:space="preserve"> users with leisure experience and gaming experiences for example Media players or casual games</w:t>
-      </w:r>
-      <w:r>
-        <w:rPr>
-          <w:rFonts w:ascii="Arial" w:hAnsi="Arial" w:cs="Arial"/>
-        </w:rPr>
-        <w:t xml:space="preserve"> like FC</w:t>
-      </w:r>
-      <w:r>
-        <w:rPr>
-          <w:rFonts w:ascii="Arial" w:hAnsi="Arial" w:cs="Arial"/>
-        </w:rPr>
-        <w:t>. These wares enhance the desktop’s appeal to home-office users.</w:t>
+        <w:t xml:space="preserve"> users with leisure experience and gaming experiences for example Media players or casual games. These wares enhance the desktop’s appeal to home-office users.</w:t>
       </w:r>
     </w:p>
     <w:p>
@@ -4526,8 +4622,23 @@
         <w:rPr>
           <w:rFonts w:ascii="Arial" w:hAnsi="Arial" w:cs="Arial"/>
         </w:rPr>
-        <w:t>Most people understand</w:t>
-      </w:r>
+        <w:t xml:space="preserve">Most people </w:t>
+      </w:r>
+      <w:r>
+        <w:rPr>
+          <w:rFonts w:ascii="Arial" w:hAnsi="Arial" w:cs="Arial"/>
+        </w:rPr>
+        <w:t xml:space="preserve">at </w:t>
+      </w:r>
+      <w:proofErr w:type="spellStart"/>
+      <w:proofErr w:type="gramStart"/>
+      <w:r>
+        <w:rPr>
+          <w:rFonts w:ascii="Arial" w:hAnsi="Arial" w:cs="Arial"/>
+        </w:rPr>
+        <w:t>QuantumTech</w:t>
+      </w:r>
+      <w:proofErr w:type="spellEnd"/>
       <w:r>
         <w:rPr>
           <w:rFonts w:ascii="Arial" w:hAnsi="Arial" w:cs="Arial"/>
@@ -4538,21 +4649,26 @@
         <w:rPr>
           <w:rFonts w:ascii="Arial" w:hAnsi="Arial" w:cs="Arial"/>
         </w:rPr>
-        <w:t xml:space="preserve">application software, but at </w:t>
-      </w:r>
-      <w:proofErr w:type="spellStart"/>
-      <w:r>
-        <w:rPr>
-          <w:rFonts w:ascii="Arial" w:hAnsi="Arial" w:cs="Arial"/>
-        </w:rPr>
-        <w:t>QuantumTech</w:t>
-      </w:r>
-      <w:proofErr w:type="spellEnd"/>
-      <w:r>
-        <w:rPr>
-          <w:rFonts w:ascii="Arial" w:hAnsi="Arial" w:cs="Arial"/>
-        </w:rPr>
-        <w:t xml:space="preserve"> no one understands how software</w:t>
+        <w:t xml:space="preserve"> </w:t>
+      </w:r>
+      <w:r>
+        <w:rPr>
+          <w:rFonts w:ascii="Arial" w:hAnsi="Arial" w:cs="Arial"/>
+        </w:rPr>
+        <w:t>understand</w:t>
+      </w:r>
+      <w:proofErr w:type="gramEnd"/>
+      <w:r>
+        <w:rPr>
+          <w:rFonts w:ascii="Arial" w:hAnsi="Arial" w:cs="Arial"/>
+        </w:rPr>
+        <w:t xml:space="preserve"> </w:t>
+      </w:r>
+      <w:r>
+        <w:rPr>
+          <w:rFonts w:ascii="Arial" w:hAnsi="Arial" w:cs="Arial"/>
+        </w:rPr>
+        <w:t>application software, but no one understands how software</w:t>
       </w:r>
       <w:r>
         <w:rPr>
@@ -4692,7 +4808,19 @@
         <w:rPr>
           <w:rFonts w:ascii="Arial" w:hAnsi="Arial" w:cs="Arial"/>
         </w:rPr>
-        <w:t xml:space="preserve"> “Fetch-decode-execute”. Firstly, the Operating system loader places the software code into Random Access Memory (RAM). Then the Central Processing Unit</w:t>
+        <w:t xml:space="preserve"> “Fetch-decode-execute”. Firstly, the Operating </w:t>
+      </w:r>
+      <w:r>
+        <w:rPr>
+          <w:rFonts w:ascii="Arial" w:hAnsi="Arial" w:cs="Arial"/>
+        </w:rPr>
+        <w:t>S</w:t>
+      </w:r>
+      <w:r>
+        <w:rPr>
+          <w:rFonts w:ascii="Arial" w:hAnsi="Arial" w:cs="Arial"/>
+        </w:rPr>
+        <w:t>ystem loader places the software code into Random Access Memory (RAM). Then the Central Processing Unit</w:t>
       </w:r>
       <w:r>
         <w:rPr>
@@ -5274,35 +5402,21 @@
         <w:rPr>
           <w:rFonts w:ascii="Arial" w:hAnsi="Arial" w:cs="Arial"/>
         </w:rPr>
-        <w:t xml:space="preserve"> IDE’s are categorized into General-Purpose IDE’s that supports wide range of programming languages, and Specialized IDE’s which are tailored for specific languages. Some examples of IDE’s include Visual Studio Code, </w:t>
-      </w:r>
-      <w:proofErr w:type="spellStart"/>
-      <w:r>
-        <w:rPr>
-          <w:rFonts w:ascii="Arial" w:hAnsi="Arial" w:cs="Arial"/>
-        </w:rPr>
-        <w:t>Github</w:t>
-      </w:r>
-      <w:proofErr w:type="spellEnd"/>
-      <w:r>
-        <w:rPr>
-          <w:rFonts w:ascii="Arial" w:hAnsi="Arial" w:cs="Arial"/>
-        </w:rPr>
         <w:t xml:space="preserve"> </w:t>
       </w:r>
-      <w:proofErr w:type="spellStart"/>
-      <w:r>
-        <w:rPr>
-          <w:rFonts w:ascii="Arial" w:hAnsi="Arial" w:cs="Arial"/>
-        </w:rPr>
-        <w:t>Codespaces</w:t>
-      </w:r>
-      <w:proofErr w:type="spellEnd"/>
-      <w:r>
-        <w:rPr>
-          <w:rFonts w:ascii="Arial" w:hAnsi="Arial" w:cs="Arial"/>
-        </w:rPr>
-        <w:t xml:space="preserve"> and IntelliJ IDEA.</w:t>
+      <w:proofErr w:type="gramStart"/>
+      <w:r>
+        <w:rPr>
+          <w:rFonts w:ascii="Arial" w:hAnsi="Arial" w:cs="Arial"/>
+        </w:rPr>
+        <w:t>IDE’s</w:t>
+      </w:r>
+      <w:proofErr w:type="gramEnd"/>
+      <w:r>
+        <w:rPr>
+          <w:rFonts w:ascii="Arial" w:hAnsi="Arial" w:cs="Arial"/>
+        </w:rPr>
+        <w:t xml:space="preserve"> are categorized into General-Purpose IDE’s that supports wide range of programming languages, and Specialized IDE’s which are tailored for specific languages. Some examples of IDE’s include Visual Studio Code and IntelliJ IDEA.</w:t>
       </w:r>
     </w:p>
     <w:p>
@@ -5799,7 +5913,7 @@
           <w:rFonts w:ascii="Arial" w:hAnsi="Arial" w:cs="Arial"/>
           <w:bCs/>
         </w:rPr>
-        <w:t>Local Area Network is a type of network configuration in which nodes</w:t>
+        <w:t>Local Area Network is a type of network configuration in which devices</w:t>
       </w:r>
       <w:r>
         <w:rPr>
@@ -5813,7 +5927,7 @@
           <w:rFonts w:ascii="Arial" w:hAnsi="Arial" w:cs="Arial"/>
           <w:bCs/>
         </w:rPr>
-        <w:t xml:space="preserve">(devices) are connected within a limited geographical setting for example office building, homes or campus buildings. </w:t>
+        <w:t xml:space="preserve">are connected within a limited geographical setting for example office building, homes or campus buildings. </w:t>
       </w:r>
       <w:r>
         <w:rPr>
@@ -6524,8 +6638,16 @@
         <w:rPr>
           <w:rFonts w:ascii="Arial" w:hAnsi="Arial" w:cs="Arial"/>
         </w:rPr>
-        <w:t xml:space="preserve"> Hybrid technologies are free to take any form. Hybrid technologies are very flexible and can easily been expanded by adding new devices. Therefore, It</w:t>
-      </w:r>
+        <w:t xml:space="preserve"> Hybrid technologies are free to take any form. Hybrid technologies are very flexible and can easily been expanded by adding new devices. Therefore, </w:t>
+      </w:r>
+      <w:proofErr w:type="gramStart"/>
+      <w:r>
+        <w:rPr>
+          <w:rFonts w:ascii="Arial" w:hAnsi="Arial" w:cs="Arial"/>
+        </w:rPr>
+        <w:t>It</w:t>
+      </w:r>
+      <w:proofErr w:type="gramEnd"/>
       <w:r>
         <w:rPr>
           <w:rFonts w:ascii="Arial" w:hAnsi="Arial" w:cs="Arial"/>
@@ -8526,21 +8648,19 @@
         <w:rPr>
           <w:rFonts w:ascii="Arial" w:hAnsi="Arial" w:cs="Arial"/>
         </w:rPr>
-        <w:t xml:space="preserve">. Current encryption methods like RSA are secure because traditional computers take a very long time to break them. </w:t>
-      </w:r>
-      <w:proofErr w:type="spellStart"/>
-      <w:r>
-        <w:rPr>
-          <w:rFonts w:ascii="Arial" w:hAnsi="Arial" w:cs="Arial"/>
-        </w:rPr>
-        <w:t>However,in</w:t>
-      </w:r>
-      <w:proofErr w:type="spellEnd"/>
-      <w:r>
-        <w:rPr>
-          <w:rFonts w:ascii="Arial" w:hAnsi="Arial" w:cs="Arial"/>
-        </w:rPr>
-        <w:t xml:space="preserve"> the future quantum computers may break this type of encryption much faster in the future.</w:t>
+        <w:t>. Current encryption methods like RSA are secure because traditional computers take a very long time to break them. However,</w:t>
+      </w:r>
+      <w:r>
+        <w:rPr>
+          <w:rFonts w:ascii="Arial" w:hAnsi="Arial" w:cs="Arial"/>
+        </w:rPr>
+        <w:t xml:space="preserve"> </w:t>
+      </w:r>
+      <w:r>
+        <w:rPr>
+          <w:rFonts w:ascii="Arial" w:hAnsi="Arial" w:cs="Arial"/>
+        </w:rPr>
+        <w:t>in the future quantum computers may break this type of encryption much faster in the future.</w:t>
       </w:r>
       <w:r>
         <w:rPr>

--- a/Level_4/Level_4(1st Semester)/Computer Systems/L4DC-L4DCBM- Computer Systems- Blessings Tamanga(P00221220).docx
+++ b/Level_4/Level_4(1st Semester)/Computer Systems/L4DC-L4DCBM- Computer Systems- Blessings Tamanga(P00221220).docx
@@ -162,31 +162,25 @@
         <w:rPr>
           <w:rFonts w:ascii="Arial" w:hAnsi="Arial" w:cs="Arial"/>
         </w:rPr>
+        <w:t xml:space="preserve"> from the time</w:t>
+      </w:r>
+      <w:r>
+        <w:rPr>
+          <w:rFonts w:ascii="Arial" w:hAnsi="Arial" w:cs="Arial"/>
+        </w:rPr>
+        <w:t xml:space="preserve"> of</w:t>
+      </w:r>
+      <w:r>
+        <w:rPr>
+          <w:rFonts w:ascii="Arial" w:hAnsi="Arial" w:cs="Arial"/>
+        </w:rPr>
         <w:t xml:space="preserve"> </w:t>
       </w:r>
       <w:r>
         <w:rPr>
           <w:rFonts w:ascii="Arial" w:hAnsi="Arial" w:cs="Arial"/>
         </w:rPr>
-        <w:t xml:space="preserve">significantly </w:t>
-      </w:r>
-      <w:r>
-        <w:rPr>
-          <w:rFonts w:ascii="Arial" w:hAnsi="Arial" w:cs="Arial"/>
-        </w:rPr>
-        <w:t xml:space="preserve">over the decades </w:t>
-      </w:r>
-      <w:r>
-        <w:rPr>
-          <w:rFonts w:ascii="Arial" w:hAnsi="Arial" w:cs="Arial"/>
-        </w:rPr>
-        <w:t>from the time</w:t>
-      </w:r>
-      <w:r>
-        <w:rPr>
-          <w:rFonts w:ascii="Arial" w:hAnsi="Arial" w:cs="Arial"/>
-        </w:rPr>
-        <w:t xml:space="preserve"> of</w:t>
+        <w:t>large</w:t>
       </w:r>
       <w:r>
         <w:rPr>
@@ -198,7 +192,19 @@
         <w:rPr>
           <w:rFonts w:ascii="Arial" w:hAnsi="Arial" w:cs="Arial"/>
         </w:rPr>
-        <w:t>large</w:t>
+        <w:t>room-sized</w:t>
+      </w:r>
+      <w:r>
+        <w:rPr>
+          <w:rFonts w:ascii="Arial" w:hAnsi="Arial" w:cs="Arial"/>
+        </w:rPr>
+        <w:t xml:space="preserve"> computers to minicomputers</w:t>
+      </w:r>
+      <w:r>
+        <w:rPr>
+          <w:rFonts w:ascii="Arial" w:hAnsi="Arial" w:cs="Arial"/>
+        </w:rPr>
+        <w:t xml:space="preserve"> and</w:t>
       </w:r>
       <w:r>
         <w:rPr>
@@ -210,25 +216,31 @@
         <w:rPr>
           <w:rFonts w:ascii="Arial" w:hAnsi="Arial" w:cs="Arial"/>
         </w:rPr>
-        <w:t>room-sized</w:t>
-      </w:r>
-      <w:r>
-        <w:rPr>
-          <w:rFonts w:ascii="Arial" w:hAnsi="Arial" w:cs="Arial"/>
-        </w:rPr>
-        <w:t xml:space="preserve"> computers to minicomputers</w:t>
-      </w:r>
-      <w:r>
-        <w:rPr>
-          <w:rFonts w:ascii="Arial" w:hAnsi="Arial" w:cs="Arial"/>
-        </w:rPr>
-        <w:t xml:space="preserve"> and</w:t>
-      </w:r>
-      <w:r>
-        <w:rPr>
-          <w:rFonts w:ascii="Arial" w:hAnsi="Arial" w:cs="Arial"/>
-        </w:rPr>
-        <w:t xml:space="preserve"> then to microcomputers also known as personal computers</w:t>
+        <w:t xml:space="preserve">finally </w:t>
+      </w:r>
+      <w:r>
+        <w:rPr>
+          <w:rFonts w:ascii="Arial" w:hAnsi="Arial" w:cs="Arial"/>
+        </w:rPr>
+        <w:t xml:space="preserve">to </w:t>
+      </w:r>
+      <w:r>
+        <w:rPr>
+          <w:rFonts w:ascii="Arial" w:hAnsi="Arial" w:cs="Arial"/>
+        </w:rPr>
+        <w:t xml:space="preserve">microcomputers also </w:t>
+      </w:r>
+      <w:r>
+        <w:rPr>
+          <w:rFonts w:ascii="Arial" w:hAnsi="Arial" w:cs="Arial"/>
+        </w:rPr>
+        <w:t>called</w:t>
+      </w:r>
+      <w:r>
+        <w:rPr>
+          <w:rFonts w:ascii="Arial" w:hAnsi="Arial" w:cs="Arial"/>
+        </w:rPr>
+        <w:t xml:space="preserve"> personal computers</w:t>
       </w:r>
       <w:r>
         <w:rPr>
@@ -500,7 +512,19 @@
         <w:rPr>
           <w:rFonts w:ascii="Arial" w:hAnsi="Arial" w:cs="Arial"/>
         </w:rPr>
-        <w:t xml:space="preserve"> Hardware components examples include Central Processing Unit</w:t>
+        <w:t xml:space="preserve"> Hardware components </w:t>
+      </w:r>
+      <w:r>
+        <w:rPr>
+          <w:rFonts w:ascii="Arial" w:hAnsi="Arial" w:cs="Arial"/>
+        </w:rPr>
+        <w:t>such as</w:t>
+      </w:r>
+      <w:r>
+        <w:rPr>
+          <w:rFonts w:ascii="Arial" w:hAnsi="Arial" w:cs="Arial"/>
+        </w:rPr>
+        <w:t xml:space="preserve"> Central Processing Unit</w:t>
       </w:r>
       <w:r>
         <w:rPr>
@@ -524,7 +548,31 @@
         <w:rPr>
           <w:rFonts w:ascii="Arial" w:hAnsi="Arial" w:cs="Arial"/>
         </w:rPr>
-        <w:t xml:space="preserve">(RAM) and storage devices which must work together efficiently with the operating system and other software to deliver reliable performance. Understanding how these components operate and interact is essential for developing computer systems that </w:t>
+        <w:t xml:space="preserve">(RAM) and storage devices which must work efficiently with the </w:t>
+      </w:r>
+      <w:r>
+        <w:rPr>
+          <w:rFonts w:ascii="Arial" w:hAnsi="Arial" w:cs="Arial"/>
+        </w:rPr>
+        <w:t>O</w:t>
+      </w:r>
+      <w:r>
+        <w:rPr>
+          <w:rFonts w:ascii="Arial" w:hAnsi="Arial" w:cs="Arial"/>
+        </w:rPr>
+        <w:t xml:space="preserve">perating </w:t>
+      </w:r>
+      <w:r>
+        <w:rPr>
+          <w:rFonts w:ascii="Arial" w:hAnsi="Arial" w:cs="Arial"/>
+        </w:rPr>
+        <w:t>S</w:t>
+      </w:r>
+      <w:r>
+        <w:rPr>
+          <w:rFonts w:ascii="Arial" w:hAnsi="Arial" w:cs="Arial"/>
+        </w:rPr>
+        <w:t xml:space="preserve">ystem and other software to deliver reliable performance. Understanding how these components operate and interact is essential for developing computer systems that </w:t>
       </w:r>
       <w:r>
         <w:rPr>
@@ -1116,13 +1164,13 @@
         <w:rPr>
           <w:rFonts w:ascii="Arial" w:hAnsi="Arial" w:cs="Arial"/>
         </w:rPr>
-        <w:t>, interpret</w:t>
-      </w:r>
-      <w:r>
-        <w:rPr>
-          <w:rFonts w:ascii="Arial" w:hAnsi="Arial" w:cs="Arial"/>
-        </w:rPr>
-        <w:t>s</w:t>
+        <w:t xml:space="preserve">, </w:t>
+      </w:r>
+      <w:r>
+        <w:rPr>
+          <w:rFonts w:ascii="Arial" w:hAnsi="Arial" w:cs="Arial"/>
+        </w:rPr>
+        <w:t>decodes</w:t>
       </w:r>
       <w:r>
         <w:rPr>
@@ -1146,21 +1194,7 @@
         <w:rPr>
           <w:rFonts w:ascii="Arial" w:hAnsi="Arial" w:cs="Arial"/>
         </w:rPr>
-        <w:t xml:space="preserve"> that allow computers perform </w:t>
-      </w:r>
-      <w:proofErr w:type="spellStart"/>
-      <w:r>
-        <w:rPr>
-          <w:rFonts w:ascii="Arial" w:hAnsi="Arial" w:cs="Arial"/>
-        </w:rPr>
-        <w:t>fifferent</w:t>
-      </w:r>
-      <w:proofErr w:type="spellEnd"/>
-      <w:r>
-        <w:rPr>
-          <w:rFonts w:ascii="Arial" w:hAnsi="Arial" w:cs="Arial"/>
-        </w:rPr>
-        <w:t xml:space="preserve"> task</w:t>
+        <w:t xml:space="preserve"> required by a computer</w:t>
       </w:r>
       <w:r>
         <w:rPr>
@@ -1332,13 +1366,13 @@
         <w:rPr>
           <w:rFonts w:ascii="Arial" w:hAnsi="Arial" w:cs="Arial"/>
         </w:rPr>
-        <w:t xml:space="preserve">performance is also affected by </w:t>
-      </w:r>
-      <w:r>
-        <w:rPr>
-          <w:rFonts w:ascii="Arial" w:hAnsi="Arial" w:cs="Arial"/>
-        </w:rPr>
-        <w:t xml:space="preserve">CPU’s </w:t>
+        <w:t>performance is also affected by</w:t>
+      </w:r>
+      <w:r>
+        <w:rPr>
+          <w:rFonts w:ascii="Arial" w:hAnsi="Arial" w:cs="Arial"/>
+        </w:rPr>
+        <w:t xml:space="preserve"> </w:t>
       </w:r>
       <w:r>
         <w:rPr>
@@ -1616,32 +1650,12 @@
         </w:rPr>
         <w:t xml:space="preserve">The storage component specifically </w:t>
       </w:r>
-      <w:proofErr w:type="gramStart"/>
-      <w:r>
-        <w:rPr>
-          <w:rFonts w:ascii="Arial" w:hAnsi="Arial" w:cs="Arial"/>
-        </w:rPr>
-        <w:t xml:space="preserve">Solid </w:t>
-      </w:r>
-      <w:r>
-        <w:rPr>
-          <w:rFonts w:ascii="Arial" w:hAnsi="Arial" w:cs="Arial"/>
-        </w:rPr>
-        <w:t>S</w:t>
-      </w:r>
-      <w:r>
-        <w:rPr>
-          <w:rFonts w:ascii="Arial" w:hAnsi="Arial" w:cs="Arial"/>
-        </w:rPr>
-        <w:t>t</w:t>
-      </w:r>
-      <w:r>
-        <w:rPr>
-          <w:rFonts w:ascii="Arial" w:hAnsi="Arial" w:cs="Arial"/>
-        </w:rPr>
-        <w:t>ate</w:t>
-      </w:r>
-      <w:proofErr w:type="gramEnd"/>
+      <w:r>
+        <w:rPr>
+          <w:rFonts w:ascii="Arial" w:hAnsi="Arial" w:cs="Arial"/>
+        </w:rPr>
+        <w:t>Solid-State</w:t>
+      </w:r>
       <w:r>
         <w:rPr>
           <w:rFonts w:ascii="Arial" w:hAnsi="Arial" w:cs="Arial"/>
@@ -1670,14 +1684,7 @@
         <w:rPr>
           <w:rFonts w:ascii="Arial" w:hAnsi="Arial" w:cs="Arial"/>
         </w:rPr>
-        <w:t xml:space="preserve"> has no moving parts </w:t>
-      </w:r>
-      <w:proofErr w:type="gramStart"/>
-      <w:r>
-        <w:rPr>
-          <w:rFonts w:ascii="Arial" w:hAnsi="Arial" w:cs="Arial"/>
-        </w:rPr>
-        <w:t>and</w:t>
+        <w:t xml:space="preserve"> has no moving parts and</w:t>
       </w:r>
       <w:r>
         <w:rPr>
@@ -1689,38 +1696,37 @@
         <w:rPr>
           <w:rFonts w:ascii="Arial" w:hAnsi="Arial" w:cs="Arial"/>
         </w:rPr>
-        <w:t xml:space="preserve"> provides</w:t>
-      </w:r>
-      <w:proofErr w:type="gramEnd"/>
-      <w:r>
-        <w:rPr>
-          <w:rFonts w:ascii="Arial" w:hAnsi="Arial" w:cs="Arial"/>
-        </w:rPr>
-        <w:t xml:space="preserve"> rapid writing and retrieval</w:t>
-      </w:r>
-      <w:r>
-        <w:rPr>
-          <w:rFonts w:ascii="Arial" w:hAnsi="Arial" w:cs="Arial"/>
-        </w:rPr>
-        <w:t xml:space="preserve"> of data</w:t>
-      </w:r>
-      <w:r>
-        <w:rPr>
-          <w:rFonts w:ascii="Arial" w:hAnsi="Arial" w:cs="Arial"/>
-        </w:rPr>
-        <w:t xml:space="preserve">, </w:t>
-      </w:r>
-      <w:r>
-        <w:rPr>
-          <w:rFonts w:ascii="Arial" w:hAnsi="Arial" w:cs="Arial"/>
-        </w:rPr>
-        <w:t>u</w:t>
-      </w:r>
-      <w:r>
-        <w:rPr>
-          <w:rFonts w:ascii="Arial" w:hAnsi="Arial" w:cs="Arial"/>
-        </w:rPr>
-        <w:t>nlike traditional Hard Disk Drives</w:t>
+        <w:t xml:space="preserve">provide </w:t>
+      </w:r>
+      <w:r>
+        <w:rPr>
+          <w:rFonts w:ascii="Arial" w:hAnsi="Arial" w:cs="Arial"/>
+        </w:rPr>
+        <w:t>faster</w:t>
+      </w:r>
+      <w:r>
+        <w:rPr>
+          <w:rFonts w:ascii="Arial" w:hAnsi="Arial" w:cs="Arial"/>
+        </w:rPr>
+        <w:t xml:space="preserve"> data</w:t>
+      </w:r>
+      <w:r>
+        <w:rPr>
+          <w:rFonts w:ascii="Arial" w:hAnsi="Arial" w:cs="Arial"/>
+        </w:rPr>
+        <w:t xml:space="preserve"> access</w:t>
+      </w:r>
+      <w:r>
+        <w:rPr>
+          <w:rFonts w:ascii="Arial" w:hAnsi="Arial" w:cs="Arial"/>
+        </w:rPr>
+        <w:t xml:space="preserve"> than</w:t>
+      </w:r>
+      <w:r>
+        <w:rPr>
+          <w:rFonts w:ascii="Arial" w:hAnsi="Arial" w:cs="Arial"/>
+        </w:rPr>
+        <w:t xml:space="preserve"> Hard Disk Drives</w:t>
       </w:r>
       <w:r>
         <w:rPr>
@@ -1732,14 +1738,14 @@
         <w:rPr>
           <w:rFonts w:ascii="Arial" w:hAnsi="Arial" w:cs="Arial"/>
         </w:rPr>
-        <w:t xml:space="preserve">(HDD) </w:t>
+        <w:t xml:space="preserve">(HDD) which has moving parts which </w:t>
       </w:r>
       <w:r>
         <w:rPr>
           <w:rFonts w:ascii="Arial" w:hAnsi="Arial" w:cs="Arial"/>
         </w:rPr>
         <w:lastRenderedPageBreak/>
-        <w:t xml:space="preserve">which has moving parts which needs to start first before allowing the retrieval or writing of data. </w:t>
+        <w:t xml:space="preserve">needs to start first before allowing the retrieval or writing of data. </w:t>
       </w:r>
       <w:r>
         <w:rPr>
@@ -1747,14 +1753,12 @@
         </w:rPr>
         <w:t xml:space="preserve">By utilizing these </w:t>
       </w:r>
-      <w:proofErr w:type="gramStart"/>
-      <w:r>
-        <w:rPr>
-          <w:rFonts w:ascii="Arial" w:hAnsi="Arial" w:cs="Arial"/>
-        </w:rPr>
-        <w:t>Solid State</w:t>
-      </w:r>
-      <w:proofErr w:type="gramEnd"/>
+      <w:r>
+        <w:rPr>
+          <w:rFonts w:ascii="Arial" w:hAnsi="Arial" w:cs="Arial"/>
+        </w:rPr>
+        <w:t>Solid-State</w:t>
+      </w:r>
       <w:r>
         <w:rPr>
           <w:rFonts w:ascii="Arial" w:hAnsi="Arial" w:cs="Arial"/>
@@ -1933,7 +1937,7 @@
         <w:rPr>
           <w:rFonts w:ascii="Arial" w:hAnsi="Arial" w:cs="Arial"/>
         </w:rPr>
-        <w:t xml:space="preserve"> is being classified based on its size which is Microcomputers or personal computers. </w:t>
+        <w:t xml:space="preserve"> is being classified based on its size which is Microcomputers. </w:t>
       </w:r>
       <w:r>
         <w:rPr>
@@ -2269,22 +2273,22 @@
           <w:sz w:val="28"/>
           <w:szCs w:val="28"/>
         </w:rPr>
+        <w:t>Possible Expansion areas</w:t>
+      </w:r>
+    </w:p>
+    <w:p>
+      <w:pPr>
+        <w:rPr>
+          <w:rFonts w:ascii="Arial" w:hAnsi="Arial" w:cs="Arial"/>
+          <w:bCs/>
+        </w:rPr>
+      </w:pPr>
+      <w:r>
+        <w:rPr>
+          <w:rFonts w:ascii="Arial" w:hAnsi="Arial" w:cs="Arial"/>
+          <w:bCs/>
+        </w:rPr>
         <w:lastRenderedPageBreak/>
-        <w:t>Possible Expansion areas</w:t>
-      </w:r>
-    </w:p>
-    <w:p>
-      <w:pPr>
-        <w:rPr>
-          <w:rFonts w:ascii="Arial" w:hAnsi="Arial" w:cs="Arial"/>
-          <w:bCs/>
-        </w:rPr>
-      </w:pPr>
-      <w:r>
-        <w:rPr>
-          <w:rFonts w:ascii="Arial" w:hAnsi="Arial" w:cs="Arial"/>
-          <w:bCs/>
-        </w:rPr>
         <w:t xml:space="preserve">To boost sales and advance their services </w:t>
       </w:r>
       <w:proofErr w:type="spellStart"/>
@@ -2421,13 +2425,20 @@
           <w:rFonts w:ascii="Arial" w:hAnsi="Arial" w:cs="Arial"/>
           <w:bCs/>
         </w:rPr>
-        <w:t xml:space="preserve">Some of the examples of Network infrastructure services include network security, data </w:t>
+        <w:t>E</w:t>
       </w:r>
       <w:r>
         <w:rPr>
           <w:rFonts w:ascii="Arial" w:hAnsi="Arial" w:cs="Arial"/>
           <w:bCs/>
         </w:rPr>
+        <w:t xml:space="preserve">xamples of Network infrastructure services include network security, data </w:t>
+      </w:r>
+      <w:r>
+        <w:rPr>
+          <w:rFonts w:ascii="Arial" w:hAnsi="Arial" w:cs="Arial"/>
+          <w:bCs/>
+        </w:rPr>
         <w:t>transmission</w:t>
       </w:r>
       <w:r>
@@ -2435,37 +2446,65 @@
           <w:rFonts w:ascii="Arial" w:hAnsi="Arial" w:cs="Arial"/>
           <w:bCs/>
         </w:rPr>
-        <w:t xml:space="preserve">, connectivity, network installation and network repairing. By offering these services, </w:t>
-      </w:r>
-      <w:proofErr w:type="spellStart"/>
+        <w:t xml:space="preserve">, connectivity, network installation and network repairing. </w:t>
+      </w:r>
       <w:r>
         <w:rPr>
           <w:rFonts w:ascii="Arial" w:hAnsi="Arial" w:cs="Arial"/>
           <w:bCs/>
         </w:rPr>
-        <w:t>QuantumTech</w:t>
-      </w:r>
-      <w:proofErr w:type="spellEnd"/>
+        <w:t>These services can</w:t>
+      </w:r>
       <w:r>
         <w:rPr>
           <w:rFonts w:ascii="Arial" w:hAnsi="Arial" w:cs="Arial"/>
           <w:bCs/>
         </w:rPr>
-        <w:t xml:space="preserve"> can generate more </w:t>
+        <w:t xml:space="preserve"> generate </w:t>
       </w:r>
       <w:r>
         <w:rPr>
           <w:rFonts w:ascii="Arial" w:hAnsi="Arial" w:cs="Arial"/>
           <w:bCs/>
         </w:rPr>
-        <w:t>profits</w:t>
+        <w:t xml:space="preserve">additional revenue </w:t>
       </w:r>
       <w:r>
         <w:rPr>
           <w:rFonts w:ascii="Arial" w:hAnsi="Arial" w:cs="Arial"/>
           <w:bCs/>
         </w:rPr>
-        <w:t xml:space="preserve"> frequently due to high market demands</w:t>
+        <w:t xml:space="preserve">due to </w:t>
+      </w:r>
+      <w:proofErr w:type="gramStart"/>
+      <w:r>
+        <w:rPr>
+          <w:rFonts w:ascii="Arial" w:hAnsi="Arial" w:cs="Arial"/>
+          <w:bCs/>
+        </w:rPr>
+        <w:t xml:space="preserve">high </w:t>
+      </w:r>
+      <w:r>
+        <w:rPr>
+          <w:rFonts w:ascii="Arial" w:hAnsi="Arial" w:cs="Arial"/>
+          <w:bCs/>
+        </w:rPr>
+        <w:t xml:space="preserve"> growing</w:t>
+      </w:r>
+      <w:proofErr w:type="gramEnd"/>
+      <w:r>
+        <w:rPr>
+          <w:rFonts w:ascii="Arial" w:hAnsi="Arial" w:cs="Arial"/>
+          <w:bCs/>
+        </w:rPr>
+        <w:t xml:space="preserve"> </w:t>
+      </w:r>
+      <w:r>
+        <w:rPr>
+          <w:rFonts w:ascii="Arial" w:hAnsi="Arial" w:cs="Arial"/>
+          <w:bCs/>
+        </w:rPr>
+        <w:t>market demands</w:t>
       </w:r>
       <w:r>
         <w:rPr>
@@ -2573,7 +2612,19 @@
         <w:rPr>
           <w:rFonts w:ascii="Arial" w:hAnsi="Arial" w:cs="Arial"/>
         </w:rPr>
-        <w:t xml:space="preserve">. Server hosting services refers to type of services that provides remote access to physical or virtual servers allowing individuals to store website files, applications and data for online accessibility. </w:t>
+        <w:t xml:space="preserve">. Server hosting services </w:t>
+      </w:r>
+      <w:r>
+        <w:rPr>
+          <w:rFonts w:ascii="Arial" w:hAnsi="Arial" w:cs="Arial"/>
+        </w:rPr>
+        <w:t>are</w:t>
+      </w:r>
+      <w:r>
+        <w:rPr>
+          <w:rFonts w:ascii="Arial" w:hAnsi="Arial" w:cs="Arial"/>
+        </w:rPr>
+        <w:t xml:space="preserve"> services that provides remote access to physical or virtual servers allowing individuals to store website files, applications and data for online accessibility. </w:t>
       </w:r>
       <w:r>
         <w:rPr>
@@ -2629,33 +2680,13 @@
         <w:rPr>
           <w:rFonts w:ascii="Arial" w:hAnsi="Arial" w:cs="Arial"/>
         </w:rPr>
-        <w:t xml:space="preserve"> could generate </w:t>
-      </w:r>
-      <w:proofErr w:type="spellStart"/>
-      <w:r>
-        <w:rPr>
-          <w:rFonts w:ascii="Arial" w:hAnsi="Arial" w:cs="Arial"/>
-        </w:rPr>
-        <w:t>QuantumTech</w:t>
-      </w:r>
-      <w:proofErr w:type="spellEnd"/>
-      <w:r>
-        <w:rPr>
-          <w:rFonts w:ascii="Arial" w:hAnsi="Arial" w:cs="Arial"/>
-        </w:rPr>
-        <w:t xml:space="preserve"> more profits as a lot of people always are in need of th</w:t>
-      </w:r>
-      <w:r>
-        <w:rPr>
-          <w:rFonts w:ascii="Arial" w:hAnsi="Arial" w:cs="Arial"/>
-        </w:rPr>
-        <w:t>ese</w:t>
-      </w:r>
-      <w:r>
-        <w:rPr>
-          <w:rFonts w:ascii="Arial" w:hAnsi="Arial" w:cs="Arial"/>
-        </w:rPr>
-        <w:t xml:space="preserve"> services.</w:t>
+        <w:t xml:space="preserve"> provide an additional long-term revenue stream</w:t>
+      </w:r>
+      <w:r>
+        <w:rPr>
+          <w:rFonts w:ascii="Arial" w:hAnsi="Arial" w:cs="Arial"/>
+        </w:rPr>
+        <w:t>.</w:t>
       </w:r>
     </w:p>
     <w:p>
@@ -3101,19 +3132,7 @@
         <w:rPr>
           <w:rFonts w:ascii="Arial" w:hAnsi="Arial" w:cs="Arial"/>
         </w:rPr>
-        <w:t xml:space="preserve"> this using Device drivers</w:t>
-      </w:r>
-      <w:r>
-        <w:rPr>
-          <w:rFonts w:ascii="Arial" w:hAnsi="Arial" w:cs="Arial"/>
-        </w:rPr>
-        <w:t xml:space="preserve"> </w:t>
-      </w:r>
-      <w:r>
-        <w:rPr>
-          <w:rFonts w:ascii="Arial" w:hAnsi="Arial" w:cs="Arial"/>
-        </w:rPr>
-        <w:t>(an interpreter between the hardware and the system), buffering an</w:t>
+        <w:t xml:space="preserve"> this using Device drivers, buffering an</w:t>
       </w:r>
       <w:r>
         <w:rPr>
@@ -3131,14 +3150,7 @@
         <w:rPr>
           <w:rFonts w:ascii="Arial" w:hAnsi="Arial" w:cs="Arial"/>
         </w:rPr>
-        <w:t xml:space="preserve"> In start-up environment where multiple employees might need to share a single network printer or external storage, device </w:t>
-      </w:r>
-      <w:r>
-        <w:rPr>
-          <w:rFonts w:ascii="Arial" w:hAnsi="Arial" w:cs="Arial"/>
-        </w:rPr>
-        <w:lastRenderedPageBreak/>
-        <w:t>management ensures that these peripherals are allocated efficiently without conflicts, thereby enhancing workplace productivity.</w:t>
+        <w:t xml:space="preserve"> In start-up environment where multiple employees might need to share a single network printer or external storage, device management ensures that these peripherals are allocated efficiently without conflicts, thereby enhancing workplace productivity.</w:t>
       </w:r>
     </w:p>
     <w:p>
@@ -3160,12 +3172,17 @@
         <w:ind w:left="1440"/>
         <w:rPr>
           <w:rFonts w:ascii="Arial" w:hAnsi="Arial" w:cs="Arial"/>
-        </w:rPr>
-      </w:pPr>
-      <w:r>
-        <w:rPr>
-          <w:rFonts w:ascii="Arial" w:hAnsi="Arial" w:cs="Arial"/>
-        </w:rPr>
+          <w:sz w:val="28"/>
+          <w:szCs w:val="28"/>
+        </w:rPr>
+      </w:pPr>
+      <w:r>
+        <w:rPr>
+          <w:rFonts w:ascii="Arial" w:hAnsi="Arial" w:cs="Arial"/>
+          <w:sz w:val="28"/>
+          <w:szCs w:val="28"/>
+        </w:rPr>
+        <w:lastRenderedPageBreak/>
         <w:t>User Interface</w:t>
       </w:r>
     </w:p>
@@ -3181,7 +3198,19 @@
         <w:rPr>
           <w:rFonts w:ascii="Arial" w:hAnsi="Arial" w:cs="Arial"/>
         </w:rPr>
-        <w:t xml:space="preserve">The OS provides Graphical User Interface (GUI) which allows users to interact with the computer system using visual elements like windows, icons and menus. For technology start-ups in </w:t>
+        <w:t xml:space="preserve">The OS provides Graphical User Interface (GUI) which allows users to interact with the computer system using visual elements like windows, icons and menus. </w:t>
+      </w:r>
+      <w:r>
+        <w:rPr>
+          <w:rFonts w:ascii="Arial" w:hAnsi="Arial" w:cs="Arial"/>
+        </w:rPr>
+        <w:t>For</w:t>
+      </w:r>
+      <w:r>
+        <w:rPr>
+          <w:rFonts w:ascii="Arial" w:hAnsi="Arial" w:cs="Arial"/>
+        </w:rPr>
+        <w:t xml:space="preserve"> start-ups in </w:t>
       </w:r>
       <w:proofErr w:type="spellStart"/>
       <w:r>
@@ -3202,7 +3231,13 @@
         <w:rPr>
           <w:rFonts w:ascii="Arial" w:hAnsi="Arial" w:cs="Arial"/>
         </w:rPr>
-        <w:t>QuantumTech</w:t>
+        <w:t>Quantum</w:t>
+      </w:r>
+      <w:r>
+        <w:rPr>
+          <w:rFonts w:ascii="Arial" w:hAnsi="Arial" w:cs="Arial"/>
+        </w:rPr>
+        <w:t>X</w:t>
       </w:r>
       <w:proofErr w:type="spellEnd"/>
       <w:r>
@@ -3231,11 +3266,15 @@
         <w:ind w:left="1440"/>
         <w:rPr>
           <w:rFonts w:ascii="Arial" w:hAnsi="Arial" w:cs="Arial"/>
-        </w:rPr>
-      </w:pPr>
-      <w:r>
-        <w:rPr>
-          <w:rFonts w:ascii="Arial" w:hAnsi="Arial" w:cs="Arial"/>
+          <w:sz w:val="28"/>
+          <w:szCs w:val="28"/>
+        </w:rPr>
+      </w:pPr>
+      <w:r>
+        <w:rPr>
+          <w:rFonts w:ascii="Arial" w:hAnsi="Arial" w:cs="Arial"/>
+          <w:sz w:val="28"/>
+          <w:szCs w:val="28"/>
         </w:rPr>
         <w:t>Networking</w:t>
       </w:r>
@@ -3368,32 +3407,51 @@
           <w:ilvl w:val="0"/>
           <w:numId w:val="34"/>
         </w:numPr>
-        <w:rPr>
-          <w:rFonts w:ascii="Arial" w:hAnsi="Arial" w:cs="Arial"/>
-        </w:rPr>
-      </w:pPr>
-      <w:r>
-        <w:rPr>
-          <w:rFonts w:ascii="Arial" w:hAnsi="Arial" w:cs="Arial"/>
+        <w:ind w:left="1080"/>
+        <w:rPr>
+          <w:rFonts w:ascii="Arial" w:hAnsi="Arial" w:cs="Arial"/>
+          <w:sz w:val="28"/>
+          <w:szCs w:val="28"/>
+        </w:rPr>
+      </w:pPr>
+      <w:r>
+        <w:rPr>
+          <w:rFonts w:ascii="Arial" w:hAnsi="Arial" w:cs="Arial"/>
+          <w:sz w:val="28"/>
+          <w:szCs w:val="28"/>
         </w:rPr>
         <w:t>Resource Allocation</w:t>
       </w:r>
     </w:p>
     <w:p>
       <w:pPr>
-        <w:rPr>
-          <w:rFonts w:ascii="Arial" w:hAnsi="Arial" w:cs="Arial"/>
-        </w:rPr>
-      </w:pPr>
-      <w:r>
-        <w:rPr>
-          <w:rFonts w:ascii="Arial" w:hAnsi="Arial" w:cs="Arial"/>
-        </w:rPr>
-        <w:t>The OS acts as a manager. It distributes CPU time and RAM among application running at the same time. By using scheduling algorithms such as First-Come-First-Save (FCFS), Short-Job-First and Roun-Robin it ensures that high priority startup applications such as machine learning or large databases get necessary processing power without starving other background processes, thereby preventing system crashes.</w:t>
-      </w:r>
-    </w:p>
-    <w:p>
-      <w:pPr>
+        <w:ind w:left="360"/>
+        <w:rPr>
+          <w:rFonts w:ascii="Arial" w:hAnsi="Arial" w:cs="Arial"/>
+        </w:rPr>
+      </w:pPr>
+      <w:r>
+        <w:rPr>
+          <w:rFonts w:ascii="Arial" w:hAnsi="Arial" w:cs="Arial"/>
+        </w:rPr>
+        <w:t>The OS acts as a manager. It distributes CPU time and RAM among application running at the same time. By using scheduling algorithms such as First-Come-First-Save (FCFS), Short-Job-First and Roun-Robin</w:t>
+      </w:r>
+      <w:r>
+        <w:rPr>
+          <w:rFonts w:ascii="Arial" w:hAnsi="Arial" w:cs="Arial"/>
+        </w:rPr>
+        <w:t>.</w:t>
+      </w:r>
+      <w:r>
+        <w:rPr>
+          <w:rFonts w:ascii="Arial" w:hAnsi="Arial" w:cs="Arial"/>
+        </w:rPr>
+        <w:t xml:space="preserve"> it ensures that high priority startup applications such as machine learning or large databases get necessary processing power without starving other background processes, thereby preventing system crashes.</w:t>
+      </w:r>
+    </w:p>
+    <w:p>
+      <w:pPr>
+        <w:ind w:left="360"/>
         <w:rPr>
           <w:rFonts w:ascii="Arial" w:hAnsi="Arial" w:cs="Arial"/>
         </w:rPr>
@@ -3406,13 +3464,18 @@
           <w:ilvl w:val="0"/>
           <w:numId w:val="34"/>
         </w:numPr>
-        <w:rPr>
-          <w:rFonts w:ascii="Arial" w:hAnsi="Arial" w:cs="Arial"/>
-        </w:rPr>
-      </w:pPr>
-      <w:r>
-        <w:rPr>
-          <w:rFonts w:ascii="Arial" w:hAnsi="Arial" w:cs="Arial"/>
+        <w:ind w:left="1080"/>
+        <w:rPr>
+          <w:rFonts w:ascii="Arial" w:hAnsi="Arial" w:cs="Arial"/>
+          <w:sz w:val="28"/>
+          <w:szCs w:val="28"/>
+        </w:rPr>
+      </w:pPr>
+      <w:r>
+        <w:rPr>
+          <w:rFonts w:ascii="Arial" w:hAnsi="Arial" w:cs="Arial"/>
+          <w:sz w:val="28"/>
+          <w:szCs w:val="28"/>
         </w:rPr>
         <w:t>Error Handling</w:t>
       </w:r>
@@ -3420,6 +3483,7 @@
     <w:p>
       <w:pPr>
         <w:pStyle w:val="ListParagraph"/>
+        <w:ind w:left="1080"/>
         <w:rPr>
           <w:rFonts w:ascii="Arial" w:hAnsi="Arial" w:cs="Arial"/>
         </w:rPr>
@@ -3448,6 +3512,7 @@
     <w:p>
       <w:pPr>
         <w:pStyle w:val="ListParagraph"/>
+        <w:ind w:left="1080"/>
         <w:rPr>
           <w:rFonts w:ascii="Arial" w:hAnsi="Arial" w:cs="Arial"/>
         </w:rPr>
@@ -3466,13 +3531,18 @@
           <w:ilvl w:val="0"/>
           <w:numId w:val="34"/>
         </w:numPr>
-        <w:rPr>
-          <w:rFonts w:ascii="Arial" w:hAnsi="Arial" w:cs="Arial"/>
-        </w:rPr>
-      </w:pPr>
-      <w:r>
-        <w:rPr>
-          <w:rFonts w:ascii="Arial" w:hAnsi="Arial" w:cs="Arial"/>
+        <w:ind w:left="1080"/>
+        <w:rPr>
+          <w:rFonts w:ascii="Arial" w:hAnsi="Arial" w:cs="Arial"/>
+          <w:sz w:val="28"/>
+          <w:szCs w:val="28"/>
+        </w:rPr>
+      </w:pPr>
+      <w:r>
+        <w:rPr>
+          <w:rFonts w:ascii="Arial" w:hAnsi="Arial" w:cs="Arial"/>
+          <w:sz w:val="28"/>
+          <w:szCs w:val="28"/>
         </w:rPr>
         <w:t>Input/Output Devices Management</w:t>
       </w:r>
@@ -3480,6 +3550,7 @@
     <w:p>
       <w:pPr>
         <w:pStyle w:val="ListParagraph"/>
+        <w:ind w:left="1080"/>
         <w:rPr>
           <w:rFonts w:ascii="Arial" w:hAnsi="Arial" w:cs="Arial"/>
         </w:rPr>
@@ -3532,6 +3603,7 @@
     </w:p>
     <w:p>
       <w:pPr>
+        <w:ind w:left="360"/>
         <w:rPr>
           <w:rFonts w:ascii="Arial" w:hAnsi="Arial" w:cs="Arial"/>
         </w:rPr>
@@ -3544,19 +3616,7 @@
           <w:ilvl w:val="0"/>
           <w:numId w:val="34"/>
         </w:numPr>
-        <w:rPr>
-          <w:rFonts w:ascii="Arial" w:hAnsi="Arial" w:cs="Arial"/>
-        </w:rPr>
-      </w:pPr>
-      <w:r>
-        <w:rPr>
-          <w:rFonts w:ascii="Arial" w:hAnsi="Arial" w:cs="Arial"/>
-        </w:rPr>
-        <w:t>Device Drivers</w:t>
-      </w:r>
-    </w:p>
-    <w:p>
-      <w:pPr>
+        <w:ind w:left="1080"/>
         <w:rPr>
           <w:rFonts w:ascii="Arial" w:hAnsi="Arial" w:cs="Arial"/>
           <w:sz w:val="28"/>
@@ -3569,29 +3629,43 @@
           <w:sz w:val="28"/>
           <w:szCs w:val="28"/>
         </w:rPr>
-        <w:t>The OS utilizes device drivers</w:t>
-      </w:r>
-      <w:r>
-        <w:rPr>
-          <w:rFonts w:ascii="Arial" w:hAnsi="Arial" w:cs="Arial"/>
-          <w:sz w:val="28"/>
-          <w:szCs w:val="28"/>
-        </w:rPr>
-        <w:t xml:space="preserve">, </w:t>
-      </w:r>
-      <w:r>
-        <w:rPr>
-          <w:rFonts w:ascii="Arial" w:hAnsi="Arial" w:cs="Arial"/>
-          <w:sz w:val="28"/>
-          <w:szCs w:val="28"/>
+        <w:t>Device Drivers</w:t>
+      </w:r>
+    </w:p>
+    <w:p>
+      <w:pPr>
+        <w:ind w:left="360"/>
+        <w:rPr>
+          <w:rFonts w:ascii="Arial" w:hAnsi="Arial" w:cs="Arial"/>
+        </w:rPr>
+      </w:pPr>
+      <w:r>
+        <w:rPr>
+          <w:rFonts w:ascii="Arial" w:hAnsi="Arial" w:cs="Arial"/>
+        </w:rPr>
+        <w:t>Device d</w:t>
+      </w:r>
+      <w:r>
+        <w:rPr>
+          <w:rFonts w:ascii="Arial" w:hAnsi="Arial" w:cs="Arial"/>
+        </w:rPr>
+        <w:t>rivers</w:t>
+      </w:r>
+      <w:r>
+        <w:rPr>
+          <w:rFonts w:ascii="Arial" w:hAnsi="Arial" w:cs="Arial"/>
+        </w:rPr>
+        <w:t xml:space="preserve"> are </w:t>
+      </w:r>
+      <w:r>
+        <w:rPr>
+          <w:rFonts w:ascii="Arial" w:hAnsi="Arial" w:cs="Arial"/>
         </w:rPr>
         <w:t xml:space="preserve">special programs </w:t>
       </w:r>
       <w:r>
         <w:rPr>
           <w:rFonts w:ascii="Arial" w:hAnsi="Arial" w:cs="Arial"/>
-          <w:sz w:val="28"/>
-          <w:szCs w:val="28"/>
         </w:rPr>
         <w:t xml:space="preserve">that’s acts as an interpreter between the hardware and the system. When the </w:t>
       </w:r>
@@ -3599,8 +3673,6 @@
       <w:r>
         <w:rPr>
           <w:rFonts w:ascii="Arial" w:hAnsi="Arial" w:cs="Arial"/>
-          <w:sz w:val="28"/>
-          <w:szCs w:val="28"/>
         </w:rPr>
         <w:t>QuantumX</w:t>
       </w:r>
@@ -3608,123 +3680,88 @@
       <w:r>
         <w:rPr>
           <w:rFonts w:ascii="Arial" w:hAnsi="Arial" w:cs="Arial"/>
-          <w:sz w:val="28"/>
-          <w:szCs w:val="28"/>
         </w:rPr>
         <w:t xml:space="preserve"> uses high-</w:t>
       </w:r>
       <w:r>
         <w:rPr>
           <w:rFonts w:ascii="Arial" w:hAnsi="Arial" w:cs="Arial"/>
-          <w:sz w:val="28"/>
-          <w:szCs w:val="28"/>
         </w:rPr>
         <w:t>performance</w:t>
       </w:r>
       <w:r>
         <w:rPr>
           <w:rFonts w:ascii="Arial" w:hAnsi="Arial" w:cs="Arial"/>
-          <w:sz w:val="28"/>
-          <w:szCs w:val="28"/>
         </w:rPr>
         <w:t xml:space="preserve"> </w:t>
       </w:r>
       <w:r>
         <w:rPr>
           <w:rFonts w:ascii="Arial" w:hAnsi="Arial" w:cs="Arial"/>
-          <w:sz w:val="28"/>
-          <w:szCs w:val="28"/>
         </w:rPr>
         <w:t>components</w:t>
       </w:r>
       <w:r>
         <w:rPr>
           <w:rFonts w:ascii="Arial" w:hAnsi="Arial" w:cs="Arial"/>
-          <w:sz w:val="28"/>
-          <w:szCs w:val="28"/>
         </w:rPr>
         <w:t xml:space="preserve"> the device drivers translate high-level OS commands into specific low-level instructions that the physical hardware can understand. This ensures </w:t>
       </w:r>
       <w:r>
         <w:rPr>
           <w:rFonts w:ascii="Arial" w:hAnsi="Arial" w:cs="Arial"/>
-          <w:sz w:val="28"/>
-          <w:szCs w:val="28"/>
         </w:rPr>
         <w:t>seamless</w:t>
       </w:r>
       <w:r>
         <w:rPr>
           <w:rFonts w:ascii="Arial" w:hAnsi="Arial" w:cs="Arial"/>
-          <w:sz w:val="28"/>
-          <w:szCs w:val="28"/>
         </w:rPr>
         <w:t xml:space="preserve"> </w:t>
       </w:r>
       <w:r>
         <w:rPr>
           <w:rFonts w:ascii="Arial" w:hAnsi="Arial" w:cs="Arial"/>
-          <w:sz w:val="28"/>
-          <w:szCs w:val="28"/>
         </w:rPr>
         <w:t>communication</w:t>
       </w:r>
       <w:r>
         <w:rPr>
           <w:rFonts w:ascii="Arial" w:hAnsi="Arial" w:cs="Arial"/>
-          <w:sz w:val="28"/>
-          <w:szCs w:val="28"/>
         </w:rPr>
         <w:t xml:space="preserve"> between the software and physical components.</w:t>
       </w:r>
     </w:p>
     <w:p>
       <w:pPr>
-        <w:rPr>
-          <w:rFonts w:ascii="Arial" w:hAnsi="Arial" w:cs="Arial"/>
-          <w:sz w:val="28"/>
-          <w:szCs w:val="28"/>
-        </w:rPr>
-      </w:pPr>
-    </w:p>
-    <w:p>
-      <w:pPr>
-        <w:rPr>
-          <w:rFonts w:ascii="Arial" w:hAnsi="Arial" w:cs="Arial"/>
-          <w:sz w:val="28"/>
-          <w:szCs w:val="28"/>
-        </w:rPr>
-      </w:pPr>
-    </w:p>
-    <w:p>
-      <w:pPr>
-        <w:rPr>
-          <w:rFonts w:ascii="Arial" w:hAnsi="Arial" w:cs="Arial"/>
-          <w:sz w:val="28"/>
-          <w:szCs w:val="28"/>
-        </w:rPr>
-      </w:pPr>
-      <w:r>
-        <w:rPr>
-          <w:rFonts w:ascii="Arial" w:hAnsi="Arial" w:cs="Arial"/>
-          <w:sz w:val="28"/>
-          <w:szCs w:val="28"/>
+        <w:ind w:left="360"/>
+        <w:rPr>
+          <w:rFonts w:ascii="Arial" w:hAnsi="Arial" w:cs="Arial"/>
+        </w:rPr>
+      </w:pPr>
+    </w:p>
+    <w:p>
+      <w:pPr>
+        <w:ind w:left="360"/>
+        <w:rPr>
+          <w:rFonts w:ascii="Arial" w:hAnsi="Arial" w:cs="Arial"/>
+        </w:rPr>
+      </w:pPr>
+      <w:r>
+        <w:rPr>
+          <w:rFonts w:ascii="Arial" w:hAnsi="Arial" w:cs="Arial"/>
         </w:rPr>
         <w:t xml:space="preserve">By </w:t>
       </w:r>
       <w:r>
         <w:rPr>
           <w:rFonts w:ascii="Arial" w:hAnsi="Arial" w:cs="Arial"/>
-          <w:sz w:val="28"/>
-          <w:szCs w:val="28"/>
         </w:rPr>
         <w:t>integrating</w:t>
       </w:r>
       <w:r>
         <w:rPr>
           <w:rFonts w:ascii="Arial" w:hAnsi="Arial" w:cs="Arial"/>
-          <w:sz w:val="28"/>
-          <w:szCs w:val="28"/>
         </w:rPr>
         <w:t xml:space="preserve"> these functionalities and hardware management technique, the OS ensures that the </w:t>
       </w:r>
@@ -3732,8 +3769,6 @@
       <w:r>
         <w:rPr>
           <w:rFonts w:ascii="Arial" w:hAnsi="Arial" w:cs="Arial"/>
-          <w:sz w:val="28"/>
-          <w:szCs w:val="28"/>
         </w:rPr>
         <w:t>QuantumX</w:t>
       </w:r>
@@ -3741,101 +3776,65 @@
       <w:r>
         <w:rPr>
           <w:rFonts w:ascii="Arial" w:hAnsi="Arial" w:cs="Arial"/>
-          <w:sz w:val="28"/>
-          <w:szCs w:val="28"/>
-        </w:rPr>
-        <w:t xml:space="preserve"> operates reliably and </w:t>
-      </w:r>
-      <w:proofErr w:type="gramStart"/>
-      <w:r>
-        <w:rPr>
-          <w:rFonts w:ascii="Arial" w:hAnsi="Arial" w:cs="Arial"/>
-          <w:sz w:val="28"/>
-          <w:szCs w:val="28"/>
-        </w:rPr>
-        <w:t>efficientl</w:t>
-      </w:r>
-      <w:r>
-        <w:rPr>
-          <w:rFonts w:ascii="Arial" w:hAnsi="Arial" w:cs="Arial"/>
-          <w:sz w:val="28"/>
-          <w:szCs w:val="28"/>
+        </w:rPr>
+        <w:t xml:space="preserve"> operates reliably and efficientl</w:t>
+      </w:r>
+      <w:r>
+        <w:rPr>
+          <w:rFonts w:ascii="Arial" w:hAnsi="Arial" w:cs="Arial"/>
         </w:rPr>
         <w:t>y</w:t>
       </w:r>
       <w:r>
         <w:rPr>
           <w:rFonts w:ascii="Arial" w:hAnsi="Arial" w:cs="Arial"/>
-          <w:sz w:val="28"/>
-          <w:szCs w:val="28"/>
-        </w:rPr>
-        <w:t xml:space="preserve"> </w:t>
-      </w:r>
-      <w:r>
-        <w:rPr>
-          <w:rFonts w:ascii="Arial" w:hAnsi="Arial" w:cs="Arial"/>
-          <w:sz w:val="28"/>
-          <w:szCs w:val="28"/>
-        </w:rPr>
-        <w:t>,</w:t>
-      </w:r>
-      <w:proofErr w:type="gramEnd"/>
-      <w:r>
-        <w:rPr>
-          <w:rFonts w:ascii="Arial" w:hAnsi="Arial" w:cs="Arial"/>
-          <w:sz w:val="28"/>
-          <w:szCs w:val="28"/>
-        </w:rPr>
-        <w:t xml:space="preserve"> reinforcing customer trust and justifying the investment to financial stakeholders.</w:t>
-      </w:r>
-    </w:p>
-    <w:p>
-      <w:pPr>
-        <w:rPr>
-          <w:rFonts w:ascii="Arial" w:hAnsi="Arial" w:cs="Arial"/>
-          <w:sz w:val="28"/>
-          <w:szCs w:val="28"/>
-        </w:rPr>
-      </w:pPr>
-    </w:p>
-    <w:p>
-      <w:pPr>
-        <w:rPr>
-          <w:rFonts w:ascii="Arial" w:hAnsi="Arial" w:cs="Arial"/>
-          <w:sz w:val="28"/>
-          <w:szCs w:val="28"/>
-        </w:rPr>
-      </w:pPr>
-    </w:p>
-    <w:p>
-      <w:pPr>
-        <w:rPr>
-          <w:rFonts w:ascii="Arial" w:hAnsi="Arial" w:cs="Arial"/>
-          <w:sz w:val="28"/>
-          <w:szCs w:val="28"/>
-        </w:rPr>
-      </w:pPr>
-    </w:p>
-    <w:p>
-      <w:pPr>
-        <w:rPr>
-          <w:rFonts w:ascii="Arial" w:hAnsi="Arial" w:cs="Arial"/>
-          <w:sz w:val="28"/>
-          <w:szCs w:val="28"/>
-        </w:rPr>
-      </w:pPr>
-    </w:p>
-    <w:p>
-      <w:pPr>
-        <w:rPr>
-          <w:rFonts w:ascii="Arial" w:hAnsi="Arial" w:cs="Arial"/>
-          <w:sz w:val="28"/>
-          <w:szCs w:val="28"/>
-        </w:rPr>
-      </w:pPr>
-    </w:p>
-    <w:p>
-      <w:pPr>
+        </w:rPr>
+        <w:t>, reinforcing customer trust and justifying the investment to financial stakeholders.</w:t>
+      </w:r>
+    </w:p>
+    <w:p>
+      <w:pPr>
+        <w:ind w:left="360"/>
+        <w:rPr>
+          <w:rFonts w:ascii="Arial" w:hAnsi="Arial" w:cs="Arial"/>
+        </w:rPr>
+      </w:pPr>
+    </w:p>
+    <w:p>
+      <w:pPr>
+        <w:ind w:left="360"/>
+        <w:rPr>
+          <w:rFonts w:ascii="Arial" w:hAnsi="Arial" w:cs="Arial"/>
+        </w:rPr>
+      </w:pPr>
+    </w:p>
+    <w:p>
+      <w:pPr>
+        <w:ind w:left="360"/>
+        <w:rPr>
+          <w:rFonts w:ascii="Arial" w:hAnsi="Arial" w:cs="Arial"/>
+        </w:rPr>
+      </w:pPr>
+    </w:p>
+    <w:p>
+      <w:pPr>
+        <w:ind w:left="360"/>
+        <w:rPr>
+          <w:rFonts w:ascii="Arial" w:hAnsi="Arial" w:cs="Arial"/>
+        </w:rPr>
+      </w:pPr>
+    </w:p>
+    <w:p>
+      <w:pPr>
+        <w:ind w:left="360"/>
+        <w:rPr>
+          <w:rFonts w:ascii="Arial" w:hAnsi="Arial" w:cs="Arial"/>
+        </w:rPr>
+      </w:pPr>
+    </w:p>
+    <w:p>
+      <w:pPr>
+        <w:ind w:left="360"/>
         <w:rPr>
           <w:rFonts w:ascii="Arial" w:hAnsi="Arial" w:cs="Arial"/>
           <w:b/>
@@ -3846,6 +3845,7 @@
     </w:p>
     <w:p>
       <w:pPr>
+        <w:ind w:left="360"/>
         <w:rPr>
           <w:rFonts w:ascii="Arial" w:hAnsi="Arial" w:cs="Arial"/>
           <w:b/>
@@ -3856,6 +3856,7 @@
     </w:p>
     <w:p>
       <w:pPr>
+        <w:ind w:left="360"/>
         <w:rPr>
           <w:rFonts w:ascii="Arial" w:hAnsi="Arial" w:cs="Arial"/>
           <w:b/>
@@ -3866,6 +3867,40 @@
     </w:p>
     <w:p>
       <w:pPr>
+        <w:ind w:left="360"/>
+        <w:rPr>
+          <w:rFonts w:ascii="Arial" w:hAnsi="Arial" w:cs="Arial"/>
+          <w:b/>
+          <w:sz w:val="32"/>
+          <w:szCs w:val="32"/>
+        </w:rPr>
+      </w:pPr>
+    </w:p>
+    <w:p>
+      <w:pPr>
+        <w:ind w:left="360"/>
+        <w:rPr>
+          <w:rFonts w:ascii="Arial" w:hAnsi="Arial" w:cs="Arial"/>
+          <w:b/>
+          <w:sz w:val="32"/>
+          <w:szCs w:val="32"/>
+        </w:rPr>
+      </w:pPr>
+    </w:p>
+    <w:p>
+      <w:pPr>
+        <w:ind w:left="360"/>
+        <w:rPr>
+          <w:rFonts w:ascii="Arial" w:hAnsi="Arial" w:cs="Arial"/>
+          <w:b/>
+          <w:sz w:val="32"/>
+          <w:szCs w:val="32"/>
+        </w:rPr>
+      </w:pPr>
+    </w:p>
+    <w:p>
+      <w:pPr>
+        <w:ind w:left="360"/>
         <w:rPr>
           <w:rFonts w:ascii="Arial" w:hAnsi="Arial" w:cs="Arial"/>
           <w:b/>
@@ -4075,7 +4110,13 @@
         <w:rPr>
           <w:rFonts w:ascii="Arial" w:hAnsi="Arial" w:cs="Arial"/>
         </w:rPr>
-        <w:t xml:space="preserve">These are software designed to help users perform specific tasks </w:t>
+        <w:t xml:space="preserve">Application software helps users </w:t>
+      </w:r>
+      <w:r>
+        <w:rPr>
+          <w:rFonts w:ascii="Arial" w:hAnsi="Arial" w:cs="Arial"/>
+        </w:rPr>
+        <w:t xml:space="preserve">perform specific tasks </w:t>
       </w:r>
       <w:r>
         <w:rPr>
@@ -4378,11 +4419,15 @@
         </w:tabs>
         <w:rPr>
           <w:rFonts w:ascii="Arial" w:hAnsi="Arial" w:cs="Arial"/>
-        </w:rPr>
-      </w:pPr>
-      <w:r>
-        <w:rPr>
-          <w:rFonts w:ascii="Arial" w:hAnsi="Arial" w:cs="Arial"/>
+          <w:sz w:val="28"/>
+          <w:szCs w:val="28"/>
+        </w:rPr>
+      </w:pPr>
+      <w:r>
+        <w:rPr>
+          <w:rFonts w:ascii="Arial" w:hAnsi="Arial" w:cs="Arial"/>
+          <w:sz w:val="28"/>
+          <w:szCs w:val="28"/>
         </w:rPr>
         <w:t>Productivity software</w:t>
       </w:r>
@@ -4428,11 +4473,15 @@
         </w:tabs>
         <w:rPr>
           <w:rFonts w:ascii="Arial" w:hAnsi="Arial" w:cs="Arial"/>
-        </w:rPr>
-      </w:pPr>
-      <w:r>
-        <w:rPr>
-          <w:rFonts w:ascii="Arial" w:hAnsi="Arial" w:cs="Arial"/>
+          <w:sz w:val="28"/>
+          <w:szCs w:val="28"/>
+        </w:rPr>
+      </w:pPr>
+      <w:r>
+        <w:rPr>
+          <w:rFonts w:ascii="Arial" w:hAnsi="Arial" w:cs="Arial"/>
+          <w:sz w:val="28"/>
+          <w:szCs w:val="28"/>
         </w:rPr>
         <w:lastRenderedPageBreak/>
         <w:t>Multimedia Software</w:t>
@@ -4485,11 +4534,15 @@
         </w:tabs>
         <w:rPr>
           <w:rFonts w:ascii="Arial" w:hAnsi="Arial" w:cs="Arial"/>
-        </w:rPr>
-      </w:pPr>
-      <w:r>
-        <w:rPr>
-          <w:rFonts w:ascii="Arial" w:hAnsi="Arial" w:cs="Arial"/>
+          <w:sz w:val="28"/>
+          <w:szCs w:val="28"/>
+        </w:rPr>
+      </w:pPr>
+      <w:r>
+        <w:rPr>
+          <w:rFonts w:ascii="Arial" w:hAnsi="Arial" w:cs="Arial"/>
+          <w:sz w:val="28"/>
+          <w:szCs w:val="28"/>
         </w:rPr>
         <w:t>Communication software</w:t>
       </w:r>
@@ -4553,11 +4606,15 @@
         </w:tabs>
         <w:rPr>
           <w:rFonts w:ascii="Arial" w:hAnsi="Arial" w:cs="Arial"/>
-        </w:rPr>
-      </w:pPr>
-      <w:r>
-        <w:rPr>
-          <w:rFonts w:ascii="Arial" w:hAnsi="Arial" w:cs="Arial"/>
+          <w:sz w:val="28"/>
+          <w:szCs w:val="28"/>
+        </w:rPr>
+      </w:pPr>
+      <w:r>
+        <w:rPr>
+          <w:rFonts w:ascii="Arial" w:hAnsi="Arial" w:cs="Arial"/>
+          <w:sz w:val="28"/>
+          <w:szCs w:val="28"/>
         </w:rPr>
         <w:t>Entertainment Software</w:t>
       </w:r>
@@ -4631,7 +4688,6 @@
         <w:t xml:space="preserve">at </w:t>
       </w:r>
       <w:proofErr w:type="spellStart"/>
-      <w:proofErr w:type="gramStart"/>
       <w:r>
         <w:rPr>
           <w:rFonts w:ascii="Arial" w:hAnsi="Arial" w:cs="Arial"/>
@@ -4649,15 +4705,8 @@
         <w:rPr>
           <w:rFonts w:ascii="Arial" w:hAnsi="Arial" w:cs="Arial"/>
         </w:rPr>
-        <w:t xml:space="preserve"> </w:t>
-      </w:r>
-      <w:r>
-        <w:rPr>
-          <w:rFonts w:ascii="Arial" w:hAnsi="Arial" w:cs="Arial"/>
-        </w:rPr>
         <w:t>understand</w:t>
       </w:r>
-      <w:proofErr w:type="gramEnd"/>
       <w:r>
         <w:rPr>
           <w:rFonts w:ascii="Arial" w:hAnsi="Arial" w:cs="Arial"/>
@@ -4937,11 +4986,15 @@
         </w:numPr>
         <w:rPr>
           <w:rFonts w:ascii="Arial" w:hAnsi="Arial" w:cs="Arial"/>
-        </w:rPr>
-      </w:pPr>
-      <w:r>
-        <w:rPr>
-          <w:rFonts w:ascii="Arial" w:hAnsi="Arial" w:cs="Arial"/>
+          <w:sz w:val="28"/>
+          <w:szCs w:val="28"/>
+        </w:rPr>
+      </w:pPr>
+      <w:r>
+        <w:rPr>
+          <w:rFonts w:ascii="Arial" w:hAnsi="Arial" w:cs="Arial"/>
+          <w:sz w:val="28"/>
+          <w:szCs w:val="28"/>
         </w:rPr>
         <w:t>Compilers</w:t>
       </w:r>
@@ -5120,11 +5173,15 @@
         </w:numPr>
         <w:rPr>
           <w:rFonts w:ascii="Arial" w:hAnsi="Arial" w:cs="Arial"/>
-        </w:rPr>
-      </w:pPr>
-      <w:r>
-        <w:rPr>
-          <w:rFonts w:ascii="Arial" w:hAnsi="Arial" w:cs="Arial"/>
+          <w:sz w:val="28"/>
+          <w:szCs w:val="28"/>
+        </w:rPr>
+      </w:pPr>
+      <w:r>
+        <w:rPr>
+          <w:rFonts w:ascii="Arial" w:hAnsi="Arial" w:cs="Arial"/>
+          <w:sz w:val="28"/>
+          <w:szCs w:val="28"/>
         </w:rPr>
         <w:t>Interpreters</w:t>
       </w:r>
@@ -5243,23 +5300,31 @@
         </w:numPr>
         <w:rPr>
           <w:rFonts w:ascii="Arial" w:hAnsi="Arial" w:cs="Arial"/>
-        </w:rPr>
-      </w:pPr>
-      <w:r>
-        <w:rPr>
-          <w:rFonts w:ascii="Arial" w:hAnsi="Arial" w:cs="Arial"/>
+          <w:sz w:val="28"/>
+          <w:szCs w:val="28"/>
+        </w:rPr>
+      </w:pPr>
+      <w:r>
+        <w:rPr>
+          <w:rFonts w:ascii="Arial" w:hAnsi="Arial" w:cs="Arial"/>
+          <w:sz w:val="28"/>
+          <w:szCs w:val="28"/>
         </w:rPr>
         <w:t>Integrated Development Environment</w:t>
       </w:r>
       <w:r>
         <w:rPr>
           <w:rFonts w:ascii="Arial" w:hAnsi="Arial" w:cs="Arial"/>
+          <w:sz w:val="28"/>
+          <w:szCs w:val="28"/>
         </w:rPr>
         <w:t xml:space="preserve"> </w:t>
       </w:r>
       <w:r>
         <w:rPr>
           <w:rFonts w:ascii="Arial" w:hAnsi="Arial" w:cs="Arial"/>
+          <w:sz w:val="28"/>
+          <w:szCs w:val="28"/>
         </w:rPr>
         <w:t>(IDE)</w:t>
       </w:r>
@@ -5428,17 +5493,23 @@
         </w:numPr>
         <w:rPr>
           <w:rFonts w:ascii="Arial" w:hAnsi="Arial" w:cs="Arial"/>
-        </w:rPr>
-      </w:pPr>
-      <w:r>
-        <w:rPr>
-          <w:rFonts w:ascii="Arial" w:hAnsi="Arial" w:cs="Arial"/>
+          <w:sz w:val="28"/>
+          <w:szCs w:val="28"/>
+        </w:rPr>
+      </w:pPr>
+      <w:r>
+        <w:rPr>
+          <w:rFonts w:ascii="Arial" w:hAnsi="Arial" w:cs="Arial"/>
+          <w:sz w:val="28"/>
+          <w:szCs w:val="28"/>
         </w:rPr>
         <w:t>Version Control</w:t>
       </w:r>
       <w:r>
         <w:rPr>
           <w:rFonts w:ascii="Arial" w:hAnsi="Arial" w:cs="Arial"/>
+          <w:sz w:val="28"/>
+          <w:szCs w:val="28"/>
         </w:rPr>
         <w:t xml:space="preserve"> Systems</w:t>
       </w:r>
@@ -5862,12 +5933,16 @@
         <w:rPr>
           <w:rFonts w:ascii="Arial" w:hAnsi="Arial" w:cs="Arial"/>
           <w:bCs/>
+          <w:sz w:val="28"/>
+          <w:szCs w:val="28"/>
         </w:rPr>
       </w:pPr>
       <w:r>
         <w:rPr>
           <w:rFonts w:ascii="Arial" w:hAnsi="Arial" w:cs="Arial"/>
           <w:bCs/>
+          <w:sz w:val="28"/>
+          <w:szCs w:val="28"/>
         </w:rPr>
         <w:t>Local Area Netw</w:t>
       </w:r>
@@ -5875,6 +5950,8 @@
         <w:rPr>
           <w:rFonts w:ascii="Arial" w:hAnsi="Arial" w:cs="Arial"/>
           <w:bCs/>
+          <w:sz w:val="28"/>
+          <w:szCs w:val="28"/>
         </w:rPr>
         <w:t>or</w:t>
       </w:r>
@@ -5882,6 +5959,8 @@
         <w:rPr>
           <w:rFonts w:ascii="Arial" w:hAnsi="Arial" w:cs="Arial"/>
           <w:bCs/>
+          <w:sz w:val="28"/>
+          <w:szCs w:val="28"/>
         </w:rPr>
         <w:t>k</w:t>
       </w:r>
@@ -5889,6 +5968,8 @@
         <w:rPr>
           <w:rFonts w:ascii="Arial" w:hAnsi="Arial" w:cs="Arial"/>
           <w:bCs/>
+          <w:sz w:val="28"/>
+          <w:szCs w:val="28"/>
         </w:rPr>
         <w:t xml:space="preserve"> </w:t>
       </w:r>
@@ -5896,6 +5977,8 @@
         <w:rPr>
           <w:rFonts w:ascii="Arial" w:hAnsi="Arial" w:cs="Arial"/>
           <w:bCs/>
+          <w:sz w:val="28"/>
+          <w:szCs w:val="28"/>
         </w:rPr>
         <w:t>(LAN)</w:t>
       </w:r>
@@ -5934,7 +6017,49 @@
           <w:rFonts w:ascii="Arial" w:hAnsi="Arial" w:cs="Arial"/>
           <w:bCs/>
         </w:rPr>
-        <w:t>Its main purpose is to share local resources like printers and files at high speeds. It works by using high-speed connections such as Ethernet cables or Wi-Fi to allow devices to communicate and share resources efficiently. A LAN is usually owned and man</w:t>
+        <w:t>It</w:t>
+      </w:r>
+      <w:r>
+        <w:rPr>
+          <w:rFonts w:ascii="Arial" w:hAnsi="Arial" w:cs="Arial"/>
+          <w:bCs/>
+        </w:rPr>
+        <w:t xml:space="preserve"> </w:t>
+      </w:r>
+      <w:r>
+        <w:rPr>
+          <w:rFonts w:ascii="Arial" w:hAnsi="Arial" w:cs="Arial"/>
+          <w:bCs/>
+        </w:rPr>
+        <w:t>share</w:t>
+      </w:r>
+      <w:r>
+        <w:rPr>
+          <w:rFonts w:ascii="Arial" w:hAnsi="Arial" w:cs="Arial"/>
+          <w:bCs/>
+        </w:rPr>
+        <w:t>s</w:t>
+      </w:r>
+      <w:r>
+        <w:rPr>
+          <w:rFonts w:ascii="Arial" w:hAnsi="Arial" w:cs="Arial"/>
+          <w:bCs/>
+        </w:rPr>
+        <w:t xml:space="preserve"> local resources </w:t>
+      </w:r>
+      <w:r>
+        <w:rPr>
+          <w:rFonts w:ascii="Arial" w:hAnsi="Arial" w:cs="Arial"/>
+          <w:bCs/>
+        </w:rPr>
+        <w:t xml:space="preserve">such as </w:t>
+      </w:r>
+      <w:r>
+        <w:rPr>
+          <w:rFonts w:ascii="Arial" w:hAnsi="Arial" w:cs="Arial"/>
+          <w:bCs/>
+        </w:rPr>
+        <w:t>printers and files at high speeds. It works by using high-speed connections such as Ethernet cables or Wi-Fi to allow devices to communicate and share resources efficiently. A LAN is usually owned and man</w:t>
       </w:r>
       <w:r>
         <w:rPr>
@@ -5965,12 +6090,16 @@
         <w:rPr>
           <w:rFonts w:ascii="Arial" w:hAnsi="Arial" w:cs="Arial"/>
           <w:bCs/>
+          <w:sz w:val="28"/>
+          <w:szCs w:val="28"/>
         </w:rPr>
       </w:pPr>
       <w:r>
         <w:rPr>
           <w:rFonts w:ascii="Arial" w:hAnsi="Arial" w:cs="Arial"/>
           <w:bCs/>
+          <w:sz w:val="28"/>
+          <w:szCs w:val="28"/>
         </w:rPr>
         <w:t>Metropoli</w:t>
       </w:r>
@@ -5978,6 +6107,8 @@
         <w:rPr>
           <w:rFonts w:ascii="Arial" w:hAnsi="Arial" w:cs="Arial"/>
           <w:bCs/>
+          <w:sz w:val="28"/>
+          <w:szCs w:val="28"/>
         </w:rPr>
         <w:t>t</w:t>
       </w:r>
@@ -5985,6 +6116,8 @@
         <w:rPr>
           <w:rFonts w:ascii="Arial" w:hAnsi="Arial" w:cs="Arial"/>
           <w:bCs/>
+          <w:sz w:val="28"/>
+          <w:szCs w:val="28"/>
         </w:rPr>
         <w:t>an Area Network (MAN)</w:t>
       </w:r>
@@ -6103,12 +6236,16 @@
         <w:rPr>
           <w:rFonts w:ascii="Arial" w:hAnsi="Arial" w:cs="Arial"/>
           <w:bCs/>
+          <w:sz w:val="28"/>
+          <w:szCs w:val="28"/>
         </w:rPr>
       </w:pPr>
       <w:r>
         <w:rPr>
           <w:rFonts w:ascii="Arial" w:hAnsi="Arial" w:cs="Arial"/>
           <w:bCs/>
+          <w:sz w:val="28"/>
+          <w:szCs w:val="28"/>
         </w:rPr>
         <w:t>Wide Area Network (WAN)</w:t>
       </w:r>
@@ -6364,17 +6501,23 @@
         <w:ind w:left="1080"/>
         <w:rPr>
           <w:rFonts w:ascii="Arial" w:hAnsi="Arial" w:cs="Arial"/>
-        </w:rPr>
-      </w:pPr>
-      <w:r>
-        <w:rPr>
-          <w:rFonts w:ascii="Arial" w:hAnsi="Arial" w:cs="Arial"/>
+          <w:sz w:val="28"/>
+          <w:szCs w:val="28"/>
+        </w:rPr>
+      </w:pPr>
+      <w:r>
+        <w:rPr>
+          <w:rFonts w:ascii="Arial" w:hAnsi="Arial" w:cs="Arial"/>
+          <w:sz w:val="28"/>
+          <w:szCs w:val="28"/>
         </w:rPr>
         <w:t>Mesh</w:t>
       </w:r>
       <w:r>
         <w:rPr>
           <w:rFonts w:ascii="Arial" w:hAnsi="Arial" w:cs="Arial"/>
+          <w:sz w:val="28"/>
+          <w:szCs w:val="28"/>
         </w:rPr>
         <w:t xml:space="preserve"> Topology</w:t>
       </w:r>
@@ -6447,17 +6590,23 @@
         <w:ind w:left="1080"/>
         <w:rPr>
           <w:rFonts w:ascii="Arial" w:hAnsi="Arial" w:cs="Arial"/>
-        </w:rPr>
-      </w:pPr>
-      <w:r>
-        <w:rPr>
-          <w:rFonts w:ascii="Arial" w:hAnsi="Arial" w:cs="Arial"/>
+          <w:sz w:val="28"/>
+          <w:szCs w:val="28"/>
+        </w:rPr>
+      </w:pPr>
+      <w:r>
+        <w:rPr>
+          <w:rFonts w:ascii="Arial" w:hAnsi="Arial" w:cs="Arial"/>
+          <w:sz w:val="28"/>
+          <w:szCs w:val="28"/>
         </w:rPr>
         <w:t>Star</w:t>
       </w:r>
       <w:r>
         <w:rPr>
           <w:rFonts w:ascii="Arial" w:hAnsi="Arial" w:cs="Arial"/>
+          <w:sz w:val="28"/>
+          <w:szCs w:val="28"/>
         </w:rPr>
         <w:t xml:space="preserve"> Topology</w:t>
       </w:r>
@@ -6506,17 +6655,23 @@
         <w:ind w:left="1080"/>
         <w:rPr>
           <w:rFonts w:ascii="Arial" w:hAnsi="Arial" w:cs="Arial"/>
-        </w:rPr>
-      </w:pPr>
-      <w:r>
-        <w:rPr>
-          <w:rFonts w:ascii="Arial" w:hAnsi="Arial" w:cs="Arial"/>
+          <w:sz w:val="28"/>
+          <w:szCs w:val="28"/>
+        </w:rPr>
+      </w:pPr>
+      <w:r>
+        <w:rPr>
+          <w:rFonts w:ascii="Arial" w:hAnsi="Arial" w:cs="Arial"/>
+          <w:sz w:val="28"/>
+          <w:szCs w:val="28"/>
         </w:rPr>
         <w:t>Tree</w:t>
       </w:r>
       <w:r>
         <w:rPr>
           <w:rFonts w:ascii="Arial" w:hAnsi="Arial" w:cs="Arial"/>
+          <w:sz w:val="28"/>
+          <w:szCs w:val="28"/>
         </w:rPr>
         <w:t xml:space="preserve"> Topology</w:t>
       </w:r>
@@ -6612,11 +6767,15 @@
         <w:ind w:left="1080"/>
         <w:rPr>
           <w:rFonts w:ascii="Arial" w:hAnsi="Arial" w:cs="Arial"/>
-        </w:rPr>
-      </w:pPr>
-      <w:r>
-        <w:rPr>
-          <w:rFonts w:ascii="Arial" w:hAnsi="Arial" w:cs="Arial"/>
+          <w:sz w:val="28"/>
+          <w:szCs w:val="28"/>
+        </w:rPr>
+      </w:pPr>
+      <w:r>
+        <w:rPr>
+          <w:rFonts w:ascii="Arial" w:hAnsi="Arial" w:cs="Arial"/>
+          <w:sz w:val="28"/>
+          <w:szCs w:val="28"/>
         </w:rPr>
         <w:t>Hybrid Topology</w:t>
       </w:r>
@@ -8286,7 +8445,19 @@
         <w:rPr>
           <w:rFonts w:ascii="Arial" w:hAnsi="Arial" w:cs="Arial"/>
         </w:rPr>
-        <w:t xml:space="preserve">Quantum computing is an emerging technology that uses quantum mechanics, a branch of physics dealing with very tiny particles to process information. </w:t>
+        <w:t>Quantum computing is a</w:t>
+      </w:r>
+      <w:r>
+        <w:rPr>
+          <w:rFonts w:ascii="Arial" w:hAnsi="Arial" w:cs="Arial"/>
+        </w:rPr>
+        <w:t xml:space="preserve"> growing </w:t>
+      </w:r>
+      <w:r>
+        <w:rPr>
+          <w:rFonts w:ascii="Arial" w:hAnsi="Arial" w:cs="Arial"/>
+        </w:rPr>
+        <w:t xml:space="preserve">technology that uses quantum mechanics, a branch of physics dealing with very tiny particles to process information. </w:t>
       </w:r>
       <w:r>
         <w:rPr>

--- a/Level_4/Level_4(1st Semester)/Computer Systems/L4DC-L4DCBM- Computer Systems- Blessings Tamanga(P00221220).docx
+++ b/Level_4/Level_4(1st Semester)/Computer Systems/L4DC-L4DCBM- Computer Systems- Blessings Tamanga(P00221220).docx
@@ -1,6 +1,6 @@
 
 <file path=word/document.xml><?xml version="1.0" encoding="utf-8"?>
-<w:document xmlns:wpc="http://schemas.microsoft.com/office/word/2010/wordprocessingCanvas" xmlns:cx="http://schemas.microsoft.com/office/drawing/2014/chartex" xmlns:cx1="http://schemas.microsoft.com/office/drawing/2015/9/8/chartex" xmlns:cx2="http://schemas.microsoft.com/office/drawing/2015/10/21/chartex" xmlns:cx3="http://schemas.microsoft.com/office/drawing/2016/5/9/chartex" xmlns:cx4="http://schemas.microsoft.com/office/drawing/2016/5/10/chartex" xmlns:cx5="http://schemas.microsoft.com/office/drawing/2016/5/11/chartex" xmlns:cx6="http://schemas.microsoft.com/office/drawing/2016/5/12/chartex" xmlns:cx7="http://schemas.microsoft.com/office/drawing/2016/5/13/chartex" xmlns:cx8="http://schemas.microsoft.com/office/drawing/2016/5/14/chartex" xmlns:mc="http://schemas.openxmlformats.org/markup-compatibility/2006" xmlns:aink="http://schemas.microsoft.com/office/drawing/2016/ink" xmlns:am3d="http://schemas.microsoft.com/office/drawing/2017/model3d" xmlns:o="urn:schemas-microsoft-com:office:office" xmlns:oel="http://schemas.microsoft.com/office/2019/extlst" xmlns:r="http://schemas.openxmlformats.org/officeDocument/2006/relationships" xmlns:m="http://schemas.openxmlformats.org/officeDocument/2006/math" xmlns:v="urn:schemas-microsoft-com:vml" xmlns:wp14="http://schemas.microsoft.com/office/word/2010/wordprocessingDrawing" xmlns:wp="http://schemas.openxmlformats.org/drawingml/2006/wordprocessingDrawing" xmlns:w10="urn:schemas-microsoft-com:office:word" xmlns:w="http://schemas.openxmlformats.org/wordprocessingml/2006/main" xmlns:w14="http://schemas.microsoft.com/office/word/2010/wordml" xmlns:w15="http://schemas.microsoft.com/office/word/2012/wordml" xmlns:w16cex="http://schemas.microsoft.com/office/word/2018/wordml/cex" xmlns:w16cid="http://schemas.microsoft.com/office/word/2016/wordml/cid" xmlns:w16="http://schemas.microsoft.com/office/word/2018/wordml" xmlns:w16du="http://schemas.microsoft.com/office/word/2023/wordml/word16du" xmlns:w16sdtdh="http://schemas.microsoft.com/office/word/2020/wordml/sdtdatahash" xmlns:w16sdtfl="http://schemas.microsoft.com/office/word/2024/wordml/sdtformatlock" xmlns:w16se="http://schemas.microsoft.com/office/word/2015/wordml/symex" xmlns:wpg="http://schemas.microsoft.com/office/word/2010/wordprocessingGroup" xmlns:wpi="http://schemas.microsoft.com/office/word/2010/wordprocessingInk" xmlns:wne="http://schemas.microsoft.com/office/word/2006/wordml" xmlns:wps="http://schemas.microsoft.com/office/word/2010/wordprocessingShape" mc:Ignorable="w14 w15 w16se w16cid w16 w16cex w16sdtdh w16sdtfl w16du wp14">
+<w:document xmlns:wpc="http://schemas.microsoft.com/office/word/2010/wordprocessingCanvas" xmlns:cx="http://schemas.microsoft.com/office/drawing/2014/chartex" xmlns:cx1="http://schemas.microsoft.com/office/drawing/2015/9/8/chartex" xmlns:cx2="http://schemas.microsoft.com/office/drawing/2015/10/21/chartex" xmlns:cx3="http://schemas.microsoft.com/office/drawing/2016/5/9/chartex" xmlns:cx4="http://schemas.microsoft.com/office/drawing/2016/5/10/chartex" xmlns:cx5="http://schemas.microsoft.com/office/drawing/2016/5/11/chartex" xmlns:cx6="http://schemas.microsoft.com/office/drawing/2016/5/12/chartex" xmlns:cx7="http://schemas.microsoft.com/office/drawing/2016/5/13/chartex" xmlns:cx8="http://schemas.microsoft.com/office/drawing/2016/5/14/chartex" xmlns:mc="http://schemas.openxmlformats.org/markup-compatibility/2006" xmlns:aink="http://schemas.microsoft.com/office/drawing/2016/ink" xmlns:am3d="http://schemas.microsoft.com/office/drawing/2017/model3d" xmlns:o="urn:schemas-microsoft-com:office:office" xmlns:oel="http://schemas.microsoft.com/office/2019/extlst" xmlns:r="http://schemas.openxmlformats.org/officeDocument/2006/relationships" xmlns:m="http://schemas.openxmlformats.org/officeDocument/2006/math" xmlns:v="urn:schemas-microsoft-com:vml" xmlns:wp14="http://schemas.microsoft.com/office/word/2010/wordprocessingDrawing" xmlns:wp="http://schemas.openxmlformats.org/drawingml/2006/wordprocessingDrawing" xmlns:w10="urn:schemas-microsoft-com:office:word" xmlns:w="http://schemas.openxmlformats.org/wordprocessingml/2006/main" xmlns:w14="http://schemas.microsoft.com/office/word/2010/wordml" xmlns:w15="http://schemas.microsoft.com/office/word/2012/wordml" xmlns:w16cei="http://schemas.microsoft.com/office/word/2026/wordml/cei" xmlns:w16cex="http://schemas.microsoft.com/office/word/2018/wordml/cex" xmlns:w16cid="http://schemas.microsoft.com/office/word/2016/wordml/cid" xmlns:w16="http://schemas.microsoft.com/office/word/2018/wordml" xmlns:w16du="http://schemas.microsoft.com/office/word/2023/wordml/word16du" xmlns:w16sdtdh="http://schemas.microsoft.com/office/word/2020/wordml/sdtdatahash" xmlns:w16sdtfl="http://schemas.microsoft.com/office/word/2024/wordml/sdtformatlock" xmlns:w16se="http://schemas.microsoft.com/office/word/2015/wordml/symex" xmlns:wpg="http://schemas.microsoft.com/office/word/2010/wordprocessingGroup" xmlns:wpi="http://schemas.microsoft.com/office/word/2010/wordprocessingInk" xmlns:wne="http://schemas.microsoft.com/office/word/2006/wordml" xmlns:wps="http://schemas.microsoft.com/office/word/2010/wordprocessingShape" mc:Ignorable="w14 w15 w16se w16cid w16 w16cex w16sdtdh w16sdtfl w16du wp14">
   <w:body>
     <w:p>
       <w:pPr>
@@ -34,6 +34,144 @@
           <w:rFonts w:ascii="Arial" w:hAnsi="Arial" w:cs="Arial"/>
         </w:rPr>
       </w:pPr>
+      <w:r>
+        <w:rPr>
+          <w:rFonts w:ascii="Arial" w:hAnsi="Arial" w:cs="Arial"/>
+        </w:rPr>
+        <w:t xml:space="preserve">Computing </w:t>
+      </w:r>
+      <w:r>
+        <w:rPr>
+          <w:rFonts w:ascii="Arial" w:hAnsi="Arial" w:cs="Arial"/>
+        </w:rPr>
+        <w:t>systems</w:t>
+      </w:r>
+      <w:r>
+        <w:rPr>
+          <w:rFonts w:ascii="Arial" w:hAnsi="Arial" w:cs="Arial"/>
+        </w:rPr>
+        <w:t xml:space="preserve"> have </w:t>
+      </w:r>
+      <w:r>
+        <w:rPr>
+          <w:rFonts w:ascii="Arial" w:hAnsi="Arial" w:cs="Arial"/>
+        </w:rPr>
+        <w:t>evolved</w:t>
+      </w:r>
+      <w:r>
+        <w:rPr>
+          <w:rFonts w:ascii="Arial" w:hAnsi="Arial" w:cs="Arial"/>
+        </w:rPr>
+        <w:t xml:space="preserve"> from the time</w:t>
+      </w:r>
+      <w:r>
+        <w:rPr>
+          <w:rFonts w:ascii="Arial" w:hAnsi="Arial" w:cs="Arial"/>
+        </w:rPr>
+        <w:t xml:space="preserve"> of</w:t>
+      </w:r>
+      <w:r>
+        <w:rPr>
+          <w:rFonts w:ascii="Arial" w:hAnsi="Arial" w:cs="Arial"/>
+        </w:rPr>
+        <w:t xml:space="preserve"> </w:t>
+      </w:r>
+      <w:r>
+        <w:rPr>
+          <w:rFonts w:ascii="Arial" w:hAnsi="Arial" w:cs="Arial"/>
+        </w:rPr>
+        <w:t>large</w:t>
+      </w:r>
+      <w:r>
+        <w:rPr>
+          <w:rFonts w:ascii="Arial" w:hAnsi="Arial" w:cs="Arial"/>
+        </w:rPr>
+        <w:t xml:space="preserve"> </w:t>
+      </w:r>
+      <w:r>
+        <w:rPr>
+          <w:rFonts w:ascii="Arial" w:hAnsi="Arial" w:cs="Arial"/>
+        </w:rPr>
+        <w:t>room-sized</w:t>
+      </w:r>
+      <w:r>
+        <w:rPr>
+          <w:rFonts w:ascii="Arial" w:hAnsi="Arial" w:cs="Arial"/>
+        </w:rPr>
+        <w:t xml:space="preserve"> computers to </w:t>
+      </w:r>
+      <w:r>
+        <w:rPr>
+          <w:rFonts w:ascii="Arial" w:hAnsi="Arial" w:cs="Arial"/>
+        </w:rPr>
+        <w:t>M</w:t>
+      </w:r>
+      <w:r>
+        <w:rPr>
+          <w:rFonts w:ascii="Arial" w:hAnsi="Arial" w:cs="Arial"/>
+        </w:rPr>
+        <w:t>inicomputers</w:t>
+      </w:r>
+      <w:r>
+        <w:rPr>
+          <w:rFonts w:ascii="Arial" w:hAnsi="Arial" w:cs="Arial"/>
+        </w:rPr>
+        <w:t xml:space="preserve"> and</w:t>
+      </w:r>
+      <w:r>
+        <w:rPr>
+          <w:rFonts w:ascii="Arial" w:hAnsi="Arial" w:cs="Arial"/>
+        </w:rPr>
+        <w:t xml:space="preserve"> </w:t>
+      </w:r>
+      <w:r>
+        <w:rPr>
+          <w:rFonts w:ascii="Arial" w:hAnsi="Arial" w:cs="Arial"/>
+        </w:rPr>
+        <w:t xml:space="preserve">finally </w:t>
+      </w:r>
+      <w:r>
+        <w:rPr>
+          <w:rFonts w:ascii="Arial" w:hAnsi="Arial" w:cs="Arial"/>
+        </w:rPr>
+        <w:t xml:space="preserve">to </w:t>
+      </w:r>
+      <w:r>
+        <w:rPr>
+          <w:rFonts w:ascii="Arial" w:hAnsi="Arial" w:cs="Arial"/>
+        </w:rPr>
+        <w:t>M</w:t>
+      </w:r>
+      <w:r>
+        <w:rPr>
+          <w:rFonts w:ascii="Arial" w:hAnsi="Arial" w:cs="Arial"/>
+        </w:rPr>
+        <w:t xml:space="preserve">icrocomputers also </w:t>
+      </w:r>
+      <w:r>
+        <w:rPr>
+          <w:rFonts w:ascii="Arial" w:hAnsi="Arial" w:cs="Arial"/>
+        </w:rPr>
+        <w:t>called</w:t>
+      </w:r>
+      <w:r>
+        <w:rPr>
+          <w:rFonts w:ascii="Arial" w:hAnsi="Arial" w:cs="Arial"/>
+        </w:rPr>
+        <w:t xml:space="preserve"> personal computers</w:t>
+      </w:r>
+      <w:r>
+        <w:rPr>
+          <w:rFonts w:ascii="Arial" w:hAnsi="Arial" w:cs="Arial"/>
+        </w:rPr>
+        <w:t xml:space="preserve"> </w:t>
+      </w:r>
+      <w:r>
+        <w:rPr>
+          <w:rFonts w:ascii="Arial" w:hAnsi="Arial" w:cs="Arial"/>
+        </w:rPr>
+        <w:t xml:space="preserve">(PCs). </w:t>
+      </w:r>
       <w:r>
         <w:rPr>
           <w:rFonts w:ascii="Arial" w:hAnsi="Arial" w:cs="Arial"/>
@@ -138,13 +276,25 @@
         <w:rPr>
           <w:rFonts w:ascii="Arial" w:hAnsi="Arial" w:cs="Arial"/>
         </w:rPr>
-        <w:t xml:space="preserve">, Computing </w:t>
-      </w:r>
-      <w:r>
-        <w:rPr>
-          <w:rFonts w:ascii="Arial" w:hAnsi="Arial" w:cs="Arial"/>
-        </w:rPr>
-        <w:t>systems</w:t>
+        <w:t xml:space="preserve"> </w:t>
+      </w:r>
+      <w:r>
+        <w:rPr>
+          <w:rFonts w:ascii="Arial" w:hAnsi="Arial" w:cs="Arial"/>
+        </w:rPr>
+        <w:t>t</w:t>
+      </w:r>
+      <w:r>
+        <w:rPr>
+          <w:rFonts w:ascii="Arial" w:hAnsi="Arial" w:cs="Arial"/>
+        </w:rPr>
+        <w:t>hese technologi</w:t>
+      </w:r>
+      <w:r>
+        <w:rPr>
+          <w:rFonts w:ascii="Arial" w:hAnsi="Arial" w:cs="Arial"/>
+        </w:rPr>
+        <w:t>cal developments</w:t>
       </w:r>
       <w:r>
         <w:rPr>
@@ -156,19 +306,13 @@
         <w:rPr>
           <w:rFonts w:ascii="Arial" w:hAnsi="Arial" w:cs="Arial"/>
         </w:rPr>
-        <w:t>evolved</w:t>
-      </w:r>
-      <w:r>
-        <w:rPr>
-          <w:rFonts w:ascii="Arial" w:hAnsi="Arial" w:cs="Arial"/>
-        </w:rPr>
-        <w:t xml:space="preserve"> from the time</w:t>
-      </w:r>
-      <w:r>
-        <w:rPr>
-          <w:rFonts w:ascii="Arial" w:hAnsi="Arial" w:cs="Arial"/>
-        </w:rPr>
-        <w:t xml:space="preserve"> of</w:t>
+        <w:t xml:space="preserve">transformed </w:t>
+      </w:r>
+      <w:r>
+        <w:rPr>
+          <w:rFonts w:ascii="Arial" w:hAnsi="Arial" w:cs="Arial"/>
+        </w:rPr>
+        <w:t>the way people live</w:t>
       </w:r>
       <w:r>
         <w:rPr>
@@ -180,7 +324,13 @@
         <w:rPr>
           <w:rFonts w:ascii="Arial" w:hAnsi="Arial" w:cs="Arial"/>
         </w:rPr>
-        <w:t>large</w:t>
+        <w:t xml:space="preserve">and perform </w:t>
+      </w:r>
+      <w:r>
+        <w:rPr>
+          <w:rFonts w:ascii="Arial" w:hAnsi="Arial" w:cs="Arial"/>
+        </w:rPr>
+        <w:t>everyday activities</w:t>
       </w:r>
       <w:r>
         <w:rPr>
@@ -192,19 +342,91 @@
         <w:rPr>
           <w:rFonts w:ascii="Arial" w:hAnsi="Arial" w:cs="Arial"/>
         </w:rPr>
-        <w:t>room-sized</w:t>
-      </w:r>
-      <w:r>
-        <w:rPr>
-          <w:rFonts w:ascii="Arial" w:hAnsi="Arial" w:cs="Arial"/>
-        </w:rPr>
-        <w:t xml:space="preserve"> computers to minicomputers</w:t>
-      </w:r>
-      <w:r>
-        <w:rPr>
-          <w:rFonts w:ascii="Arial" w:hAnsi="Arial" w:cs="Arial"/>
-        </w:rPr>
-        <w:t xml:space="preserve"> and</w:t>
+        <w:t>in</w:t>
+      </w:r>
+      <w:r>
+        <w:rPr>
+          <w:rFonts w:ascii="Arial" w:hAnsi="Arial" w:cs="Arial"/>
+        </w:rPr>
+        <w:t xml:space="preserve"> different places</w:t>
+      </w:r>
+      <w:r>
+        <w:rPr>
+          <w:rFonts w:ascii="Arial" w:hAnsi="Arial" w:cs="Arial"/>
+        </w:rPr>
+        <w:t>.</w:t>
+      </w:r>
+      <w:r>
+        <w:rPr>
+          <w:rFonts w:ascii="Arial" w:hAnsi="Arial" w:cs="Arial"/>
+        </w:rPr>
+        <w:t xml:space="preserve"> The theory of </w:t>
+      </w:r>
+      <w:r>
+        <w:rPr>
+          <w:rFonts w:ascii="Arial" w:hAnsi="Arial" w:cs="Arial"/>
+        </w:rPr>
+        <w:t>M</w:t>
+      </w:r>
+      <w:r>
+        <w:rPr>
+          <w:rFonts w:ascii="Arial" w:hAnsi="Arial" w:cs="Arial"/>
+        </w:rPr>
+        <w:t>ini</w:t>
+      </w:r>
+      <w:r>
+        <w:rPr>
+          <w:rFonts w:ascii="Arial" w:hAnsi="Arial" w:cs="Arial"/>
+        </w:rPr>
+        <w:t>a</w:t>
+      </w:r>
+      <w:r>
+        <w:rPr>
+          <w:rFonts w:ascii="Arial" w:hAnsi="Arial" w:cs="Arial"/>
+        </w:rPr>
+        <w:t>tu</w:t>
+      </w:r>
+      <w:r>
+        <w:rPr>
+          <w:rFonts w:ascii="Arial" w:hAnsi="Arial" w:cs="Arial"/>
+        </w:rPr>
+        <w:t>r</w:t>
+      </w:r>
+      <w:r>
+        <w:rPr>
+          <w:rFonts w:ascii="Arial" w:hAnsi="Arial" w:cs="Arial"/>
+        </w:rPr>
+        <w:t>ization, which focuses on reducing the</w:t>
+      </w:r>
+      <w:r>
+        <w:rPr>
+          <w:rFonts w:ascii="Arial" w:hAnsi="Arial" w:cs="Arial"/>
+        </w:rPr>
+        <w:t xml:space="preserve"> physical </w:t>
+      </w:r>
+      <w:r>
+        <w:rPr>
+          <w:rFonts w:ascii="Arial" w:hAnsi="Arial" w:cs="Arial"/>
+        </w:rPr>
+        <w:t>size of computer</w:t>
+      </w:r>
+      <w:r>
+        <w:rPr>
+          <w:rFonts w:ascii="Arial" w:hAnsi="Arial" w:cs="Arial"/>
+        </w:rPr>
+        <w:t xml:space="preserve"> systems</w:t>
+      </w:r>
+      <w:r>
+        <w:rPr>
+          <w:rFonts w:ascii="Arial" w:hAnsi="Arial" w:cs="Arial"/>
+        </w:rPr>
+        <w:t xml:space="preserve"> whil</w:t>
+      </w:r>
+      <w:r>
+        <w:rPr>
+          <w:rFonts w:ascii="Arial" w:hAnsi="Arial" w:cs="Arial"/>
+        </w:rPr>
+        <w:t>e</w:t>
       </w:r>
       <w:r>
         <w:rPr>
@@ -216,31 +438,13 @@
         <w:rPr>
           <w:rFonts w:ascii="Arial" w:hAnsi="Arial" w:cs="Arial"/>
         </w:rPr>
-        <w:t xml:space="preserve">finally </w:t>
-      </w:r>
-      <w:r>
-        <w:rPr>
-          <w:rFonts w:ascii="Arial" w:hAnsi="Arial" w:cs="Arial"/>
-        </w:rPr>
-        <w:t xml:space="preserve">to </w:t>
-      </w:r>
-      <w:r>
-        <w:rPr>
-          <w:rFonts w:ascii="Arial" w:hAnsi="Arial" w:cs="Arial"/>
-        </w:rPr>
-        <w:t xml:space="preserve">microcomputers also </w:t>
-      </w:r>
-      <w:r>
-        <w:rPr>
-          <w:rFonts w:ascii="Arial" w:hAnsi="Arial" w:cs="Arial"/>
-        </w:rPr>
-        <w:t>called</w:t>
-      </w:r>
-      <w:r>
-        <w:rPr>
-          <w:rFonts w:ascii="Arial" w:hAnsi="Arial" w:cs="Arial"/>
-        </w:rPr>
-        <w:t xml:space="preserve"> personal computers</w:t>
+        <w:t>improving their processing speed contributed to this evolution</w:t>
+      </w:r>
+      <w:r>
+        <w:rPr>
+          <w:rFonts w:ascii="Arial" w:hAnsi="Arial" w:cs="Arial"/>
+        </w:rPr>
+        <w:t>.</w:t>
       </w:r>
       <w:r>
         <w:rPr>
@@ -248,35 +452,37 @@
         </w:rPr>
         <w:t xml:space="preserve"> </w:t>
       </w:r>
-      <w:r>
-        <w:rPr>
-          <w:rFonts w:ascii="Arial" w:hAnsi="Arial" w:cs="Arial"/>
-        </w:rPr>
-        <w:t>(PCs). These technologi</w:t>
-      </w:r>
-      <w:r>
-        <w:rPr>
-          <w:rFonts w:ascii="Arial" w:hAnsi="Arial" w:cs="Arial"/>
-        </w:rPr>
-        <w:t>cal developments</w:t>
-      </w:r>
-      <w:r>
-        <w:rPr>
-          <w:rFonts w:ascii="Arial" w:hAnsi="Arial" w:cs="Arial"/>
-        </w:rPr>
-        <w:t xml:space="preserve"> have </w:t>
-      </w:r>
-      <w:r>
-        <w:rPr>
-          <w:rFonts w:ascii="Arial" w:hAnsi="Arial" w:cs="Arial"/>
-        </w:rPr>
-        <w:t xml:space="preserve">transformed </w:t>
-      </w:r>
-      <w:r>
-        <w:rPr>
-          <w:rFonts w:ascii="Arial" w:hAnsi="Arial" w:cs="Arial"/>
-        </w:rPr>
-        <w:t>the way people live</w:t>
+    </w:p>
+    <w:p>
+      <w:pPr>
+        <w:rPr>
+          <w:rFonts w:ascii="Arial" w:hAnsi="Arial" w:cs="Arial"/>
+        </w:rPr>
+      </w:pPr>
+    </w:p>
+    <w:p>
+      <w:pPr>
+        <w:rPr>
+          <w:rFonts w:ascii="Arial" w:hAnsi="Arial" w:cs="Arial"/>
+        </w:rPr>
+      </w:pPr>
+      <w:r>
+        <w:rPr>
+          <w:rFonts w:ascii="Arial" w:hAnsi="Arial" w:cs="Arial"/>
+        </w:rPr>
+        <w:t xml:space="preserve">However, </w:t>
+      </w:r>
+      <w:r>
+        <w:rPr>
+          <w:rFonts w:ascii="Arial" w:hAnsi="Arial" w:cs="Arial"/>
+        </w:rPr>
+        <w:t xml:space="preserve">designing and </w:t>
+      </w:r>
+      <w:r>
+        <w:rPr>
+          <w:rFonts w:ascii="Arial" w:hAnsi="Arial" w:cs="Arial"/>
+        </w:rPr>
+        <w:t>manufacturing</w:t>
       </w:r>
       <w:r>
         <w:rPr>
@@ -288,13 +494,31 @@
         <w:rPr>
           <w:rFonts w:ascii="Arial" w:hAnsi="Arial" w:cs="Arial"/>
         </w:rPr>
-        <w:t xml:space="preserve">and perform </w:t>
-      </w:r>
-      <w:r>
-        <w:rPr>
-          <w:rFonts w:ascii="Arial" w:hAnsi="Arial" w:cs="Arial"/>
-        </w:rPr>
-        <w:t>everyday activities</w:t>
+        <w:t>high-performance</w:t>
+      </w:r>
+      <w:r>
+        <w:rPr>
+          <w:rFonts w:ascii="Arial" w:hAnsi="Arial" w:cs="Arial"/>
+        </w:rPr>
+        <w:t xml:space="preserve"> comput</w:t>
+      </w:r>
+      <w:r>
+        <w:rPr>
+          <w:rFonts w:ascii="Arial" w:hAnsi="Arial" w:cs="Arial"/>
+        </w:rPr>
+        <w:t>er</w:t>
+      </w:r>
+      <w:r>
+        <w:rPr>
+          <w:rFonts w:ascii="Arial" w:hAnsi="Arial" w:cs="Arial"/>
+        </w:rPr>
+        <w:t xml:space="preserve"> systems </w:t>
+      </w:r>
+      <w:r>
+        <w:rPr>
+          <w:rFonts w:ascii="Arial" w:hAnsi="Arial" w:cs="Arial"/>
+        </w:rPr>
+        <w:t>requires engineers</w:t>
       </w:r>
       <w:r>
         <w:rPr>
@@ -306,91 +530,211 @@
         <w:rPr>
           <w:rFonts w:ascii="Arial" w:hAnsi="Arial" w:cs="Arial"/>
         </w:rPr>
-        <w:t>in</w:t>
-      </w:r>
-      <w:r>
-        <w:rPr>
-          <w:rFonts w:ascii="Arial" w:hAnsi="Arial" w:cs="Arial"/>
-        </w:rPr>
-        <w:t xml:space="preserve"> different places</w:t>
-      </w:r>
-      <w:r>
-        <w:rPr>
-          <w:rFonts w:ascii="Arial" w:hAnsi="Arial" w:cs="Arial"/>
-        </w:rPr>
-        <w:t>.</w:t>
-      </w:r>
-      <w:r>
-        <w:rPr>
-          <w:rFonts w:ascii="Arial" w:hAnsi="Arial" w:cs="Arial"/>
-        </w:rPr>
-        <w:t xml:space="preserve"> The theory of </w:t>
-      </w:r>
-      <w:r>
-        <w:rPr>
-          <w:rFonts w:ascii="Arial" w:hAnsi="Arial" w:cs="Arial"/>
-        </w:rPr>
-        <w:t>M</w:t>
-      </w:r>
-      <w:r>
-        <w:rPr>
-          <w:rFonts w:ascii="Arial" w:hAnsi="Arial" w:cs="Arial"/>
-        </w:rPr>
-        <w:t>ini</w:t>
-      </w:r>
-      <w:r>
-        <w:rPr>
-          <w:rFonts w:ascii="Arial" w:hAnsi="Arial" w:cs="Arial"/>
-        </w:rPr>
-        <w:t>a</w:t>
-      </w:r>
-      <w:r>
-        <w:rPr>
-          <w:rFonts w:ascii="Arial" w:hAnsi="Arial" w:cs="Arial"/>
-        </w:rPr>
-        <w:t>tu</w:t>
-      </w:r>
-      <w:r>
-        <w:rPr>
-          <w:rFonts w:ascii="Arial" w:hAnsi="Arial" w:cs="Arial"/>
-        </w:rPr>
-        <w:t>r</w:t>
-      </w:r>
-      <w:r>
-        <w:rPr>
-          <w:rFonts w:ascii="Arial" w:hAnsi="Arial" w:cs="Arial"/>
-        </w:rPr>
-        <w:t>ization, which focuses on reducing the</w:t>
-      </w:r>
-      <w:r>
-        <w:rPr>
-          <w:rFonts w:ascii="Arial" w:hAnsi="Arial" w:cs="Arial"/>
-        </w:rPr>
-        <w:t xml:space="preserve"> physical </w:t>
-      </w:r>
-      <w:r>
-        <w:rPr>
-          <w:rFonts w:ascii="Arial" w:hAnsi="Arial" w:cs="Arial"/>
-        </w:rPr>
-        <w:t>size of computer</w:t>
-      </w:r>
-      <w:r>
-        <w:rPr>
-          <w:rFonts w:ascii="Arial" w:hAnsi="Arial" w:cs="Arial"/>
-        </w:rPr>
-        <w:t xml:space="preserve"> systems</w:t>
-      </w:r>
-      <w:r>
-        <w:rPr>
-          <w:rFonts w:ascii="Arial" w:hAnsi="Arial" w:cs="Arial"/>
-        </w:rPr>
-        <w:t xml:space="preserve"> whil</w:t>
-      </w:r>
-      <w:r>
-        <w:rPr>
-          <w:rFonts w:ascii="Arial" w:hAnsi="Arial" w:cs="Arial"/>
-        </w:rPr>
-        <w:t>e</w:t>
+        <w:t>who deeply</w:t>
+      </w:r>
+      <w:r>
+        <w:rPr>
+          <w:rFonts w:ascii="Arial" w:hAnsi="Arial" w:cs="Arial"/>
+        </w:rPr>
+        <w:t xml:space="preserve"> understand</w:t>
+      </w:r>
+      <w:r>
+        <w:rPr>
+          <w:rFonts w:ascii="Arial" w:hAnsi="Arial" w:cs="Arial"/>
+        </w:rPr>
+        <w:t xml:space="preserve"> both hardware and software technologies. Understanding how these components operate and interact is essential for developing computer systems that </w:t>
+      </w:r>
+      <w:r>
+        <w:rPr>
+          <w:rFonts w:ascii="Arial" w:hAnsi="Arial" w:cs="Arial"/>
+        </w:rPr>
+        <w:t>meet the growing</w:t>
+      </w:r>
+      <w:r>
+        <w:rPr>
+          <w:rFonts w:ascii="Arial" w:hAnsi="Arial" w:cs="Arial"/>
+        </w:rPr>
+        <w:t xml:space="preserve"> demands of modern market.</w:t>
+      </w:r>
+    </w:p>
+    <w:p>
+      <w:pPr>
+        <w:rPr>
+          <w:rFonts w:ascii="Arial" w:hAnsi="Arial" w:cs="Arial"/>
+        </w:rPr>
+      </w:pPr>
+    </w:p>
+    <w:p>
+      <w:pPr>
+        <w:rPr>
+          <w:rFonts w:ascii="Arial" w:hAnsi="Arial" w:cs="Arial"/>
+        </w:rPr>
+      </w:pPr>
+      <w:r>
+        <w:rPr>
+          <w:rFonts w:ascii="Arial" w:hAnsi="Arial" w:cs="Arial"/>
+        </w:rPr>
+        <w:t>Th</w:t>
+      </w:r>
+      <w:r>
+        <w:rPr>
+          <w:rFonts w:ascii="Arial" w:hAnsi="Arial" w:cs="Arial"/>
+        </w:rPr>
+        <w:t xml:space="preserve">is report </w:t>
+      </w:r>
+      <w:r>
+        <w:rPr>
+          <w:rFonts w:ascii="Arial" w:hAnsi="Arial" w:cs="Arial"/>
+        </w:rPr>
+        <w:t>examines how</w:t>
+      </w:r>
+      <w:r>
+        <w:rPr>
+          <w:rFonts w:ascii="Arial" w:hAnsi="Arial" w:cs="Arial"/>
+        </w:rPr>
+        <w:t xml:space="preserve"> computing</w:t>
+      </w:r>
+      <w:r>
+        <w:rPr>
+          <w:rFonts w:ascii="Arial" w:hAnsi="Arial" w:cs="Arial"/>
+        </w:rPr>
+        <w:t xml:space="preserve"> technologies are applied </w:t>
+      </w:r>
+      <w:r>
+        <w:rPr>
+          <w:rFonts w:ascii="Arial" w:hAnsi="Arial" w:cs="Arial"/>
+        </w:rPr>
+        <w:t xml:space="preserve">within </w:t>
+      </w:r>
+      <w:proofErr w:type="spellStart"/>
+      <w:r>
+        <w:rPr>
+          <w:rFonts w:ascii="Arial" w:hAnsi="Arial" w:cs="Arial"/>
+        </w:rPr>
+        <w:t>QuantumTech</w:t>
+      </w:r>
+      <w:proofErr w:type="spellEnd"/>
+      <w:r>
+        <w:rPr>
+          <w:rFonts w:ascii="Arial" w:hAnsi="Arial" w:cs="Arial"/>
+        </w:rPr>
+        <w:t xml:space="preserve">, a </w:t>
+      </w:r>
+      <w:r>
+        <w:rPr>
+          <w:rFonts w:ascii="Arial" w:hAnsi="Arial" w:cs="Arial"/>
+        </w:rPr>
+        <w:t xml:space="preserve">computer manufacturer </w:t>
+      </w:r>
+      <w:r>
+        <w:rPr>
+          <w:rFonts w:ascii="Arial" w:hAnsi="Arial" w:cs="Arial"/>
+        </w:rPr>
+        <w:t>firm,</w:t>
+      </w:r>
+      <w:r>
+        <w:rPr>
+          <w:rFonts w:ascii="Arial" w:hAnsi="Arial" w:cs="Arial"/>
+        </w:rPr>
+        <w:t xml:space="preserve"> through its desktop computer,</w:t>
+      </w:r>
+      <w:r>
+        <w:rPr>
+          <w:rFonts w:ascii="Arial" w:hAnsi="Arial" w:cs="Arial"/>
+        </w:rPr>
+        <w:t xml:space="preserve"> the </w:t>
+      </w:r>
+      <w:proofErr w:type="spellStart"/>
+      <w:r>
+        <w:rPr>
+          <w:rFonts w:ascii="Arial" w:hAnsi="Arial" w:cs="Arial"/>
+        </w:rPr>
+        <w:t>QuantumX</w:t>
+      </w:r>
+      <w:proofErr w:type="spellEnd"/>
+      <w:r>
+        <w:rPr>
+          <w:rFonts w:ascii="Arial" w:hAnsi="Arial" w:cs="Arial"/>
+        </w:rPr>
+        <w:t xml:space="preserve">. </w:t>
+      </w:r>
+      <w:r>
+        <w:rPr>
+          <w:rFonts w:ascii="Arial" w:hAnsi="Arial" w:cs="Arial"/>
+        </w:rPr>
+        <w:t>It</w:t>
+      </w:r>
+      <w:r>
+        <w:rPr>
+          <w:rFonts w:ascii="Arial" w:hAnsi="Arial" w:cs="Arial"/>
+        </w:rPr>
+        <w:t xml:space="preserve"> explores the underlying hardware and software</w:t>
+      </w:r>
+      <w:r>
+        <w:rPr>
+          <w:rFonts w:ascii="Arial" w:hAnsi="Arial" w:cs="Arial"/>
+        </w:rPr>
+        <w:t>-based</w:t>
+      </w:r>
+      <w:r>
+        <w:rPr>
+          <w:rFonts w:ascii="Arial" w:hAnsi="Arial" w:cs="Arial"/>
+        </w:rPr>
+        <w:t xml:space="preserve"> components</w:t>
+      </w:r>
+      <w:r>
+        <w:rPr>
+          <w:rFonts w:ascii="Arial" w:hAnsi="Arial" w:cs="Arial"/>
+        </w:rPr>
+        <w:t xml:space="preserve"> that make the system suitable for the </w:t>
+      </w:r>
+      <w:r>
+        <w:rPr>
+          <w:rFonts w:ascii="Arial" w:hAnsi="Arial" w:cs="Arial"/>
+        </w:rPr>
+        <w:t>start-up</w:t>
+      </w:r>
+      <w:r>
+        <w:rPr>
+          <w:rFonts w:ascii="Arial" w:hAnsi="Arial" w:cs="Arial"/>
+        </w:rPr>
+        <w:t xml:space="preserve"> technology</w:t>
+      </w:r>
+      <w:r>
+        <w:rPr>
+          <w:rFonts w:ascii="Arial" w:hAnsi="Arial" w:cs="Arial"/>
+        </w:rPr>
+        <w:t>,</w:t>
+      </w:r>
+      <w:r>
+        <w:rPr>
+          <w:rFonts w:ascii="Arial" w:hAnsi="Arial" w:cs="Arial"/>
+        </w:rPr>
+        <w:t xml:space="preserve"> explains</w:t>
+      </w:r>
+      <w:r>
+        <w:rPr>
+          <w:rFonts w:ascii="Arial" w:hAnsi="Arial" w:cs="Arial"/>
+        </w:rPr>
+        <w:t xml:space="preserve"> their functionalities, operating structures, models of communication and configuration.</w:t>
+      </w:r>
+      <w:r>
+        <w:rPr>
+          <w:rFonts w:ascii="Arial" w:hAnsi="Arial" w:cs="Arial"/>
+        </w:rPr>
+        <w:t xml:space="preserve"> Furthermore,</w:t>
+      </w:r>
+      <w:r>
+        <w:rPr>
+          <w:rFonts w:ascii="Arial" w:hAnsi="Arial" w:cs="Arial"/>
+        </w:rPr>
+        <w:t xml:space="preserve"> t</w:t>
+      </w:r>
+      <w:r>
+        <w:rPr>
+          <w:rFonts w:ascii="Arial" w:hAnsi="Arial" w:cs="Arial"/>
+        </w:rPr>
+        <w:t>he report</w:t>
       </w:r>
       <w:r>
         <w:rPr>
@@ -402,381 +746,25 @@
         <w:rPr>
           <w:rFonts w:ascii="Arial" w:hAnsi="Arial" w:cs="Arial"/>
         </w:rPr>
-        <w:t>improving their processing speed is one of the major factors that contributed to this evolution</w:t>
-      </w:r>
-      <w:r>
-        <w:rPr>
-          <w:rFonts w:ascii="Arial" w:hAnsi="Arial" w:cs="Arial"/>
-        </w:rPr>
-        <w:t>.</w:t>
-      </w:r>
-      <w:r>
-        <w:rPr>
-          <w:rFonts w:ascii="Arial" w:hAnsi="Arial" w:cs="Arial"/>
-        </w:rPr>
-        <w:t xml:space="preserve"> </w:t>
-      </w:r>
-    </w:p>
-    <w:p>
-      <w:pPr>
-        <w:rPr>
-          <w:rFonts w:ascii="Arial" w:hAnsi="Arial" w:cs="Arial"/>
-        </w:rPr>
-      </w:pPr>
-    </w:p>
-    <w:p>
-      <w:pPr>
-        <w:rPr>
-          <w:rFonts w:ascii="Arial" w:hAnsi="Arial" w:cs="Arial"/>
-        </w:rPr>
-      </w:pPr>
-      <w:r>
-        <w:rPr>
-          <w:rFonts w:ascii="Arial" w:hAnsi="Arial" w:cs="Arial"/>
-        </w:rPr>
-        <w:t xml:space="preserve">However, </w:t>
-      </w:r>
-      <w:r>
-        <w:rPr>
-          <w:rFonts w:ascii="Arial" w:hAnsi="Arial" w:cs="Arial"/>
-        </w:rPr>
-        <w:t xml:space="preserve">designing and </w:t>
-      </w:r>
-      <w:r>
-        <w:rPr>
-          <w:rFonts w:ascii="Arial" w:hAnsi="Arial" w:cs="Arial"/>
-        </w:rPr>
-        <w:t>manufacturing</w:t>
-      </w:r>
-      <w:r>
-        <w:rPr>
-          <w:rFonts w:ascii="Arial" w:hAnsi="Arial" w:cs="Arial"/>
-        </w:rPr>
-        <w:t xml:space="preserve"> high performance</w:t>
-      </w:r>
-      <w:r>
-        <w:rPr>
-          <w:rFonts w:ascii="Arial" w:hAnsi="Arial" w:cs="Arial"/>
-        </w:rPr>
-        <w:t xml:space="preserve"> comput</w:t>
-      </w:r>
-      <w:r>
-        <w:rPr>
-          <w:rFonts w:ascii="Arial" w:hAnsi="Arial" w:cs="Arial"/>
-        </w:rPr>
-        <w:t>er</w:t>
-      </w:r>
-      <w:r>
-        <w:rPr>
-          <w:rFonts w:ascii="Arial" w:hAnsi="Arial" w:cs="Arial"/>
-        </w:rPr>
-        <w:t xml:space="preserve"> systems </w:t>
-      </w:r>
-      <w:r>
-        <w:rPr>
-          <w:rFonts w:ascii="Arial" w:hAnsi="Arial" w:cs="Arial"/>
-        </w:rPr>
-        <w:t>requires engineers</w:t>
-      </w:r>
-      <w:r>
-        <w:rPr>
-          <w:rFonts w:ascii="Arial" w:hAnsi="Arial" w:cs="Arial"/>
-        </w:rPr>
-        <w:t xml:space="preserve"> </w:t>
-      </w:r>
-      <w:r>
-        <w:rPr>
-          <w:rFonts w:ascii="Arial" w:hAnsi="Arial" w:cs="Arial"/>
-        </w:rPr>
-        <w:t>who deeply</w:t>
-      </w:r>
-      <w:r>
-        <w:rPr>
-          <w:rFonts w:ascii="Arial" w:hAnsi="Arial" w:cs="Arial"/>
-        </w:rPr>
-        <w:t xml:space="preserve"> understand</w:t>
-      </w:r>
-      <w:r>
-        <w:rPr>
-          <w:rFonts w:ascii="Arial" w:hAnsi="Arial" w:cs="Arial"/>
-        </w:rPr>
-        <w:t>s both hardware and software technologies</w:t>
-      </w:r>
-      <w:r>
-        <w:rPr>
-          <w:rFonts w:ascii="Arial" w:hAnsi="Arial" w:cs="Arial"/>
-        </w:rPr>
-        <w:t>.</w:t>
-      </w:r>
-      <w:r>
-        <w:rPr>
-          <w:rFonts w:ascii="Arial" w:hAnsi="Arial" w:cs="Arial"/>
-        </w:rPr>
-        <w:t xml:space="preserve"> Hardware components </w:t>
-      </w:r>
-      <w:r>
-        <w:rPr>
-          <w:rFonts w:ascii="Arial" w:hAnsi="Arial" w:cs="Arial"/>
-        </w:rPr>
-        <w:t>such as</w:t>
-      </w:r>
-      <w:r>
-        <w:rPr>
-          <w:rFonts w:ascii="Arial" w:hAnsi="Arial" w:cs="Arial"/>
-        </w:rPr>
-        <w:t xml:space="preserve"> Central Processing Unit</w:t>
-      </w:r>
-      <w:r>
-        <w:rPr>
-          <w:rFonts w:ascii="Arial" w:hAnsi="Arial" w:cs="Arial"/>
-        </w:rPr>
-        <w:t xml:space="preserve"> </w:t>
-      </w:r>
-      <w:r>
-        <w:rPr>
-          <w:rFonts w:ascii="Arial" w:hAnsi="Arial" w:cs="Arial"/>
-        </w:rPr>
-        <w:t>(CPU), Random Access Memory</w:t>
-      </w:r>
-      <w:r>
-        <w:rPr>
-          <w:rFonts w:ascii="Arial" w:hAnsi="Arial" w:cs="Arial"/>
-        </w:rPr>
-        <w:t xml:space="preserve"> </w:t>
-      </w:r>
-      <w:r>
-        <w:rPr>
-          <w:rFonts w:ascii="Arial" w:hAnsi="Arial" w:cs="Arial"/>
-        </w:rPr>
-        <w:t xml:space="preserve">(RAM) and storage devices which must work efficiently with the </w:t>
-      </w:r>
-      <w:r>
-        <w:rPr>
-          <w:rFonts w:ascii="Arial" w:hAnsi="Arial" w:cs="Arial"/>
-        </w:rPr>
-        <w:t>O</w:t>
-      </w:r>
-      <w:r>
-        <w:rPr>
-          <w:rFonts w:ascii="Arial" w:hAnsi="Arial" w:cs="Arial"/>
-        </w:rPr>
-        <w:t xml:space="preserve">perating </w:t>
-      </w:r>
-      <w:r>
-        <w:rPr>
-          <w:rFonts w:ascii="Arial" w:hAnsi="Arial" w:cs="Arial"/>
-        </w:rPr>
-        <w:t>S</w:t>
-      </w:r>
-      <w:r>
-        <w:rPr>
-          <w:rFonts w:ascii="Arial" w:hAnsi="Arial" w:cs="Arial"/>
-        </w:rPr>
-        <w:t xml:space="preserve">ystem and other software to deliver reliable performance. Understanding how these components operate and interact is essential for developing computer systems that </w:t>
-      </w:r>
-      <w:r>
-        <w:rPr>
-          <w:rFonts w:ascii="Arial" w:hAnsi="Arial" w:cs="Arial"/>
-        </w:rPr>
-        <w:t>meet the growing</w:t>
-      </w:r>
-      <w:r>
-        <w:rPr>
-          <w:rFonts w:ascii="Arial" w:hAnsi="Arial" w:cs="Arial"/>
-        </w:rPr>
-        <w:t xml:space="preserve"> demands of modern market.</w:t>
-      </w:r>
-    </w:p>
-    <w:p>
-      <w:pPr>
-        <w:rPr>
-          <w:rFonts w:ascii="Arial" w:hAnsi="Arial" w:cs="Arial"/>
-        </w:rPr>
-      </w:pPr>
-    </w:p>
-    <w:p>
-      <w:pPr>
-        <w:rPr>
-          <w:rFonts w:ascii="Arial" w:hAnsi="Arial" w:cs="Arial"/>
-        </w:rPr>
-      </w:pPr>
-      <w:r>
-        <w:rPr>
-          <w:rFonts w:ascii="Arial" w:hAnsi="Arial" w:cs="Arial"/>
-        </w:rPr>
-        <w:t>Th</w:t>
-      </w:r>
-      <w:r>
-        <w:rPr>
-          <w:rFonts w:ascii="Arial" w:hAnsi="Arial" w:cs="Arial"/>
-        </w:rPr>
-        <w:t xml:space="preserve">is report </w:t>
-      </w:r>
-      <w:r>
-        <w:rPr>
-          <w:rFonts w:ascii="Arial" w:hAnsi="Arial" w:cs="Arial"/>
-        </w:rPr>
-        <w:t>examines how</w:t>
-      </w:r>
-      <w:r>
-        <w:rPr>
-          <w:rFonts w:ascii="Arial" w:hAnsi="Arial" w:cs="Arial"/>
-        </w:rPr>
-        <w:t xml:space="preserve"> computing</w:t>
-      </w:r>
-      <w:r>
-        <w:rPr>
-          <w:rFonts w:ascii="Arial" w:hAnsi="Arial" w:cs="Arial"/>
-        </w:rPr>
-        <w:t xml:space="preserve"> technologies are applied </w:t>
-      </w:r>
-      <w:r>
-        <w:rPr>
-          <w:rFonts w:ascii="Arial" w:hAnsi="Arial" w:cs="Arial"/>
-        </w:rPr>
-        <w:t xml:space="preserve">within </w:t>
-      </w:r>
-      <w:proofErr w:type="spellStart"/>
-      <w:r>
-        <w:rPr>
-          <w:rFonts w:ascii="Arial" w:hAnsi="Arial" w:cs="Arial"/>
-        </w:rPr>
-        <w:t>QuantumTech</w:t>
-      </w:r>
-      <w:proofErr w:type="spellEnd"/>
-      <w:r>
-        <w:rPr>
-          <w:rFonts w:ascii="Arial" w:hAnsi="Arial" w:cs="Arial"/>
-        </w:rPr>
-        <w:t xml:space="preserve">, a </w:t>
-      </w:r>
-      <w:r>
-        <w:rPr>
-          <w:rFonts w:ascii="Arial" w:hAnsi="Arial" w:cs="Arial"/>
-        </w:rPr>
-        <w:t>computer manufacturer firm</w:t>
-      </w:r>
-      <w:r>
-        <w:rPr>
-          <w:rFonts w:ascii="Arial" w:hAnsi="Arial" w:cs="Arial"/>
-        </w:rPr>
-        <w:t xml:space="preserve"> through its flagship desktop computer,</w:t>
-      </w:r>
-      <w:r>
-        <w:rPr>
-          <w:rFonts w:ascii="Arial" w:hAnsi="Arial" w:cs="Arial"/>
-        </w:rPr>
-        <w:t xml:space="preserve"> the </w:t>
-      </w:r>
-      <w:proofErr w:type="spellStart"/>
-      <w:r>
-        <w:rPr>
-          <w:rFonts w:ascii="Arial" w:hAnsi="Arial" w:cs="Arial"/>
-        </w:rPr>
-        <w:t>QuantumX</w:t>
-      </w:r>
-      <w:proofErr w:type="spellEnd"/>
-      <w:r>
-        <w:rPr>
-          <w:rFonts w:ascii="Arial" w:hAnsi="Arial" w:cs="Arial"/>
-        </w:rPr>
-        <w:t xml:space="preserve">. </w:t>
-      </w:r>
-      <w:r>
-        <w:rPr>
-          <w:rFonts w:ascii="Arial" w:hAnsi="Arial" w:cs="Arial"/>
-        </w:rPr>
-        <w:t>It</w:t>
-      </w:r>
-      <w:r>
-        <w:rPr>
-          <w:rFonts w:ascii="Arial" w:hAnsi="Arial" w:cs="Arial"/>
-        </w:rPr>
-        <w:t xml:space="preserve"> explores the underlying hardware and software</w:t>
-      </w:r>
-      <w:r>
-        <w:rPr>
-          <w:rFonts w:ascii="Arial" w:hAnsi="Arial" w:cs="Arial"/>
-        </w:rPr>
-        <w:t>-based</w:t>
-      </w:r>
-      <w:r>
-        <w:rPr>
-          <w:rFonts w:ascii="Arial" w:hAnsi="Arial" w:cs="Arial"/>
-        </w:rPr>
-        <w:t xml:space="preserve"> components</w:t>
-      </w:r>
-      <w:r>
-        <w:rPr>
-          <w:rFonts w:ascii="Arial" w:hAnsi="Arial" w:cs="Arial"/>
-        </w:rPr>
-        <w:t xml:space="preserve"> that make the system suitable for the </w:t>
-      </w:r>
-      <w:r>
-        <w:rPr>
-          <w:rFonts w:ascii="Arial" w:hAnsi="Arial" w:cs="Arial"/>
-        </w:rPr>
-        <w:t>start-up</w:t>
-      </w:r>
-      <w:r>
-        <w:rPr>
-          <w:rFonts w:ascii="Arial" w:hAnsi="Arial" w:cs="Arial"/>
-        </w:rPr>
-        <w:t xml:space="preserve"> technology</w:t>
-      </w:r>
-      <w:r>
-        <w:rPr>
-          <w:rFonts w:ascii="Arial" w:hAnsi="Arial" w:cs="Arial"/>
-        </w:rPr>
-        <w:t>,</w:t>
-      </w:r>
-      <w:r>
-        <w:rPr>
-          <w:rFonts w:ascii="Arial" w:hAnsi="Arial" w:cs="Arial"/>
-        </w:rPr>
-        <w:t xml:space="preserve"> explains</w:t>
-      </w:r>
-      <w:r>
-        <w:rPr>
-          <w:rFonts w:ascii="Arial" w:hAnsi="Arial" w:cs="Arial"/>
-        </w:rPr>
-        <w:t xml:space="preserve"> their functionalities, operating structures, models of communication and configuration.</w:t>
-      </w:r>
-      <w:r>
-        <w:rPr>
-          <w:rFonts w:ascii="Arial" w:hAnsi="Arial" w:cs="Arial"/>
-        </w:rPr>
-        <w:t xml:space="preserve"> Furthermore,</w:t>
-      </w:r>
-      <w:r>
-        <w:rPr>
-          <w:rFonts w:ascii="Arial" w:hAnsi="Arial" w:cs="Arial"/>
-        </w:rPr>
-        <w:t xml:space="preserve"> t</w:t>
-      </w:r>
-      <w:r>
-        <w:rPr>
-          <w:rFonts w:ascii="Arial" w:hAnsi="Arial" w:cs="Arial"/>
-        </w:rPr>
-        <w:t>he report</w:t>
-      </w:r>
-      <w:r>
-        <w:rPr>
-          <w:rFonts w:ascii="Arial" w:hAnsi="Arial" w:cs="Arial"/>
-        </w:rPr>
-        <w:t xml:space="preserve"> </w:t>
-      </w:r>
-      <w:r>
-        <w:rPr>
-          <w:rFonts w:ascii="Arial" w:hAnsi="Arial" w:cs="Arial"/>
-        </w:rPr>
         <w:t>discusses possible</w:t>
       </w:r>
       <w:r>
         <w:rPr>
           <w:rFonts w:ascii="Arial" w:hAnsi="Arial" w:cs="Arial"/>
         </w:rPr>
-        <w:t xml:space="preserve"> strategies that can be used to expand the firm’s computing services </w:t>
+        <w:t xml:space="preserve"> strategies that can be u</w:t>
+      </w:r>
+      <w:r>
+        <w:rPr>
+          <w:rFonts w:ascii="Arial" w:hAnsi="Arial" w:cs="Arial"/>
+        </w:rPr>
+        <w:t>tilized</w:t>
+      </w:r>
+      <w:r>
+        <w:rPr>
+          <w:rFonts w:ascii="Arial" w:hAnsi="Arial" w:cs="Arial"/>
+        </w:rPr>
+        <w:t xml:space="preserve"> to expand the firm’s computing services </w:t>
       </w:r>
       <w:r>
         <w:rPr>
@@ -838,13 +826,9 @@
         </w:rPr>
       </w:pPr>
     </w:p>
-    <w:p>
-      <w:pPr>
-        <w:rPr>
-          <w:rFonts w:ascii="Arial" w:hAnsi="Arial" w:cs="Arial"/>
-        </w:rPr>
-      </w:pPr>
-    </w:p>
+    <w:p/>
+    <w:p/>
+    <w:p/>
     <w:p>
       <w:pPr>
         <w:rPr>
@@ -1300,37 +1284,55 @@
         <w:rPr>
           <w:rFonts w:ascii="Arial" w:hAnsi="Arial" w:cs="Arial"/>
         </w:rPr>
-        <w:t xml:space="preserve"> one or more</w:t>
-      </w:r>
-      <w:r>
-        <w:rPr>
-          <w:rFonts w:ascii="Arial" w:hAnsi="Arial" w:cs="Arial"/>
-        </w:rPr>
-        <w:t xml:space="preserve"> cores</w:t>
-      </w:r>
-      <w:r>
-        <w:rPr>
-          <w:rFonts w:ascii="Arial" w:hAnsi="Arial" w:cs="Arial"/>
-        </w:rPr>
-        <w:t xml:space="preserve">. </w:t>
-      </w:r>
-      <w:r>
-        <w:rPr>
-          <w:rFonts w:ascii="Arial" w:hAnsi="Arial" w:cs="Arial"/>
-        </w:rPr>
-        <w:t>The cores are capable of executing tasks independently. A CPU having multiple cores</w:t>
-      </w:r>
-      <w:r>
-        <w:rPr>
-          <w:rFonts w:ascii="Arial" w:hAnsi="Arial" w:cs="Arial"/>
-        </w:rPr>
-        <w:t xml:space="preserve"> known as </w:t>
-      </w:r>
-      <w:r>
-        <w:rPr>
-          <w:rFonts w:ascii="Arial" w:hAnsi="Arial" w:cs="Arial"/>
-        </w:rPr>
-        <w:t>Multi-core CPU</w:t>
+        <w:t xml:space="preserve"> </w:t>
+      </w:r>
+      <w:r>
+        <w:rPr>
+          <w:rFonts w:ascii="Arial" w:hAnsi="Arial" w:cs="Arial"/>
+        </w:rPr>
+        <w:t>cores</w:t>
+      </w:r>
+      <w:r>
+        <w:rPr>
+          <w:rFonts w:ascii="Arial" w:hAnsi="Arial" w:cs="Arial"/>
+        </w:rPr>
+        <w:t xml:space="preserve"> which</w:t>
+      </w:r>
+      <w:r>
+        <w:rPr>
+          <w:rFonts w:ascii="Arial" w:hAnsi="Arial" w:cs="Arial"/>
+        </w:rPr>
+        <w:t xml:space="preserve"> </w:t>
+      </w:r>
+      <w:r>
+        <w:rPr>
+          <w:rFonts w:ascii="Arial" w:hAnsi="Arial" w:cs="Arial"/>
+        </w:rPr>
+        <w:t>can execute</w:t>
+      </w:r>
+      <w:r>
+        <w:rPr>
+          <w:rFonts w:ascii="Arial" w:hAnsi="Arial" w:cs="Arial"/>
+        </w:rPr>
+        <w:t xml:space="preserve"> tasks independently. A</w:t>
+      </w:r>
+      <w:r>
+        <w:rPr>
+          <w:rFonts w:ascii="Arial" w:hAnsi="Arial" w:cs="Arial"/>
+        </w:rPr>
+        <w:t xml:space="preserve"> </w:t>
+      </w:r>
+      <w:r>
+        <w:rPr>
+          <w:rFonts w:ascii="Arial" w:hAnsi="Arial" w:cs="Arial"/>
+        </w:rPr>
+        <w:t>Multi</w:t>
+      </w:r>
+      <w:r>
+        <w:rPr>
+          <w:rFonts w:ascii="Arial" w:hAnsi="Arial" w:cs="Arial"/>
+        </w:rPr>
+        <w:t>-core CPU</w:t>
       </w:r>
       <w:r>
         <w:rPr>
@@ -1450,7 +1452,13 @@
         <w:rPr>
           <w:rFonts w:ascii="Arial" w:hAnsi="Arial" w:cs="Arial"/>
         </w:rPr>
-        <w:t xml:space="preserve"> access data from the memory</w:t>
+        <w:t xml:space="preserve"> access data from the </w:t>
+      </w:r>
+      <w:r>
+        <w:rPr>
+          <w:rFonts w:ascii="Arial" w:hAnsi="Arial" w:cs="Arial"/>
+        </w:rPr>
+        <w:t>RAM</w:t>
       </w:r>
       <w:r>
         <w:rPr>
@@ -1482,7 +1490,7 @@
         <w:rPr>
           <w:rFonts w:ascii="Arial" w:hAnsi="Arial" w:cs="Arial"/>
         </w:rPr>
-        <w:t xml:space="preserve"> utilizes a multi-core CPU with high clock speeds and large cache memory</w:t>
+        <w:t xml:space="preserve"> utilizes a multi-core CPU with high clock speed and large cache memory</w:t>
       </w:r>
       <w:r>
         <w:rPr>
@@ -1514,13 +1522,69 @@
         </w:rPr>
         <w:t>Random Access Memory</w:t>
       </w:r>
-    </w:p>
-    <w:p>
-      <w:pPr>
-        <w:rPr>
-          <w:rFonts w:ascii="Arial" w:hAnsi="Arial" w:cs="Arial"/>
-        </w:rPr>
-      </w:pPr>
+      <w:r>
+        <w:rPr>
+          <w:rFonts w:ascii="Arial" w:hAnsi="Arial" w:cs="Arial"/>
+        </w:rPr>
+        <w:t xml:space="preserve"> (RAM)</w:t>
+      </w:r>
+    </w:p>
+    <w:p>
+      <w:pPr>
+        <w:rPr>
+          <w:rFonts w:ascii="Arial" w:hAnsi="Arial" w:cs="Arial"/>
+        </w:rPr>
+      </w:pPr>
+      <w:sdt>
+        <w:sdtPr>
+          <w:rPr>
+            <w:rFonts w:ascii="Arial" w:hAnsi="Arial" w:cs="Arial"/>
+          </w:rPr>
+          <w:id w:val="790863371"/>
+          <w:citation/>
+        </w:sdtPr>
+        <w:sdtContent>
+          <w:r>
+            <w:rPr>
+              <w:rFonts w:ascii="Arial" w:hAnsi="Arial" w:cs="Arial"/>
+            </w:rPr>
+            <w:fldChar w:fldCharType="begin"/>
+          </w:r>
+          <w:r>
+            <w:rPr>
+              <w:rFonts w:ascii="Arial" w:hAnsi="Arial" w:cs="Arial"/>
+              <w:lang w:val="en-GB"/>
+            </w:rPr>
+            <w:instrText xml:space="preserve"> CITATION Gee262 \l 2057 </w:instrText>
+          </w:r>
+          <w:r>
+            <w:rPr>
+              <w:rFonts w:ascii="Arial" w:hAnsi="Arial" w:cs="Arial"/>
+            </w:rPr>
+            <w:fldChar w:fldCharType="separate"/>
+          </w:r>
+          <w:r>
+            <w:rPr>
+              <w:rFonts w:ascii="Arial" w:hAnsi="Arial" w:cs="Arial"/>
+              <w:noProof/>
+              <w:lang w:val="en-GB"/>
+            </w:rPr>
+            <w:t>(GeeksforGeeks, 2026)</w:t>
+          </w:r>
+          <w:r>
+            <w:rPr>
+              <w:rFonts w:ascii="Arial" w:hAnsi="Arial" w:cs="Arial"/>
+            </w:rPr>
+            <w:fldChar w:fldCharType="end"/>
+          </w:r>
+        </w:sdtContent>
+      </w:sdt>
+      <w:r>
+        <w:rPr>
+          <w:rFonts w:ascii="Arial" w:hAnsi="Arial" w:cs="Arial"/>
+        </w:rPr>
+        <w:t xml:space="preserve"> elaborates </w:t>
+      </w:r>
       <w:r>
         <w:rPr>
           <w:rFonts w:ascii="Arial" w:hAnsi="Arial" w:cs="Arial"/>
@@ -1543,13 +1607,13 @@
         <w:rPr>
           <w:rFonts w:ascii="Arial" w:hAnsi="Arial" w:cs="Arial"/>
         </w:rPr>
-        <w:t>i</w:t>
-      </w:r>
-      <w:r>
-        <w:rPr>
-          <w:rFonts w:ascii="Arial" w:hAnsi="Arial" w:cs="Arial"/>
-        </w:rPr>
-        <w:t xml:space="preserve">s the computer’s primary memory storing memory </w:t>
+        <w:t>as</w:t>
+      </w:r>
+      <w:r>
+        <w:rPr>
+          <w:rFonts w:ascii="Arial" w:hAnsi="Arial" w:cs="Arial"/>
+        </w:rPr>
+        <w:t xml:space="preserve"> computer’s primary memory </w:t>
       </w:r>
       <w:r>
         <w:rPr>
@@ -1567,13 +1631,163 @@
         <w:rPr>
           <w:rFonts w:ascii="Arial" w:hAnsi="Arial" w:cs="Arial"/>
         </w:rPr>
-        <w:t xml:space="preserve"> It allows the CPU to access information quickly, improving the overall performance of the computer system. A computer with</w:t>
-      </w:r>
-      <w:r>
-        <w:rPr>
-          <w:rFonts w:ascii="Arial" w:hAnsi="Arial" w:cs="Arial"/>
-        </w:rPr>
-        <w:t xml:space="preserve"> higher the capacity of the RAM </w:t>
+        <w:t xml:space="preserve"> </w:t>
+      </w:r>
+      <w:r>
+        <w:rPr>
+          <w:rFonts w:ascii="Arial" w:hAnsi="Arial" w:cs="Arial"/>
+        </w:rPr>
+        <w:t>RAM is classified into Static RAM</w:t>
+      </w:r>
+      <w:r>
+        <w:rPr>
+          <w:rFonts w:ascii="Arial" w:hAnsi="Arial" w:cs="Arial"/>
+        </w:rPr>
+        <w:t xml:space="preserve"> </w:t>
+      </w:r>
+      <w:r>
+        <w:rPr>
+          <w:rFonts w:ascii="Arial" w:hAnsi="Arial" w:cs="Arial"/>
+        </w:rPr>
+        <w:t>(SRAM) and Dynamic RAM(DRAM).</w:t>
+      </w:r>
+      <w:r>
+        <w:rPr>
+          <w:rFonts w:ascii="Arial" w:hAnsi="Arial" w:cs="Arial"/>
+        </w:rPr>
+        <w:t xml:space="preserve"> SRAM is built of transistors and is used for cache memory and retains data only when power is supplied. SRAM is faster </w:t>
+      </w:r>
+      <w:r>
+        <w:rPr>
+          <w:rFonts w:ascii="Arial" w:hAnsi="Arial" w:cs="Arial"/>
+        </w:rPr>
+        <w:t>than</w:t>
+      </w:r>
+      <w:r>
+        <w:rPr>
+          <w:rFonts w:ascii="Arial" w:hAnsi="Arial" w:cs="Arial"/>
+        </w:rPr>
+        <w:t xml:space="preserve"> any other </w:t>
+      </w:r>
+      <w:r>
+        <w:rPr>
+          <w:rFonts w:ascii="Arial" w:hAnsi="Arial" w:cs="Arial"/>
+        </w:rPr>
+        <w:t>type</w:t>
+      </w:r>
+      <w:r>
+        <w:rPr>
+          <w:rFonts w:ascii="Arial" w:hAnsi="Arial" w:cs="Arial"/>
+        </w:rPr>
+        <w:t xml:space="preserve"> of memory but it is expensive</w:t>
+      </w:r>
+      <w:r>
+        <w:rPr>
+          <w:rFonts w:ascii="Arial" w:hAnsi="Arial" w:cs="Arial"/>
+        </w:rPr>
+        <w:t xml:space="preserve"> and</w:t>
+      </w:r>
+      <w:r>
+        <w:rPr>
+          <w:rFonts w:ascii="Arial" w:hAnsi="Arial" w:cs="Arial"/>
+        </w:rPr>
+        <w:t xml:space="preserve"> consumes a lot of power </w:t>
+      </w:r>
+      <w:r>
+        <w:rPr>
+          <w:rFonts w:ascii="Arial" w:hAnsi="Arial" w:cs="Arial"/>
+        </w:rPr>
+        <w:t>compared to DRAM</w:t>
+      </w:r>
+      <w:r>
+        <w:rPr>
+          <w:rFonts w:ascii="Arial" w:hAnsi="Arial" w:cs="Arial"/>
+        </w:rPr>
+        <w:t xml:space="preserve"> which is</w:t>
+      </w:r>
+      <w:r>
+        <w:rPr>
+          <w:rFonts w:ascii="Arial" w:hAnsi="Arial" w:cs="Arial"/>
+        </w:rPr>
+        <w:t xml:space="preserve"> built of capacitors and is commonly used as main memory in computers. DRAM</w:t>
+      </w:r>
+      <w:r>
+        <w:rPr>
+          <w:rFonts w:ascii="Arial" w:hAnsi="Arial" w:cs="Arial"/>
+        </w:rPr>
+        <w:t xml:space="preserve"> </w:t>
+      </w:r>
+      <w:r>
+        <w:rPr>
+          <w:rFonts w:ascii="Arial" w:hAnsi="Arial" w:cs="Arial"/>
+        </w:rPr>
+        <w:t>store more bits per chip</w:t>
+      </w:r>
+      <w:r>
+        <w:rPr>
+          <w:rFonts w:ascii="Arial" w:hAnsi="Arial" w:cs="Arial"/>
+        </w:rPr>
+        <w:t>, consumes less power</w:t>
+      </w:r>
+      <w:r>
+        <w:rPr>
+          <w:rFonts w:ascii="Arial" w:hAnsi="Arial" w:cs="Arial"/>
+        </w:rPr>
+        <w:t xml:space="preserve"> </w:t>
+      </w:r>
+      <w:r>
+        <w:rPr>
+          <w:rFonts w:ascii="Arial" w:hAnsi="Arial" w:cs="Arial"/>
+        </w:rPr>
+        <w:t xml:space="preserve">and cheaper </w:t>
+      </w:r>
+      <w:r>
+        <w:rPr>
+          <w:rFonts w:ascii="Arial" w:hAnsi="Arial" w:cs="Arial"/>
+        </w:rPr>
+        <w:t>than SRAM.</w:t>
+      </w:r>
+      <w:r>
+        <w:rPr>
+          <w:rFonts w:ascii="Arial" w:hAnsi="Arial" w:cs="Arial"/>
+        </w:rPr>
+        <w:t xml:space="preserve"> </w:t>
+      </w:r>
+      <w:r>
+        <w:rPr>
+          <w:rFonts w:ascii="Arial" w:hAnsi="Arial" w:cs="Arial"/>
+        </w:rPr>
+        <w:t>RAMs</w:t>
+      </w:r>
+      <w:r>
+        <w:rPr>
+          <w:rFonts w:ascii="Arial" w:hAnsi="Arial" w:cs="Arial"/>
+        </w:rPr>
+        <w:t xml:space="preserve"> allow the CPU to access information quickly, improving the overall performance of the computer system. A computer with</w:t>
+      </w:r>
+      <w:r>
+        <w:rPr>
+          <w:rFonts w:ascii="Arial" w:hAnsi="Arial" w:cs="Arial"/>
+        </w:rPr>
+        <w:t xml:space="preserve"> </w:t>
+      </w:r>
+      <w:r>
+        <w:rPr>
+          <w:rFonts w:ascii="Arial" w:hAnsi="Arial" w:cs="Arial"/>
+        </w:rPr>
+        <w:t>high</w:t>
+      </w:r>
+      <w:r>
+        <w:rPr>
+          <w:rFonts w:ascii="Arial" w:hAnsi="Arial" w:cs="Arial"/>
+        </w:rPr>
+        <w:t>-capacity</w:t>
+      </w:r>
+      <w:r>
+        <w:rPr>
+          <w:rFonts w:ascii="Arial" w:hAnsi="Arial" w:cs="Arial"/>
+        </w:rPr>
+        <w:t xml:space="preserve"> RAM </w:t>
       </w:r>
       <w:r>
         <w:rPr>
@@ -1599,7 +1813,14 @@
         <w:rPr>
           <w:rFonts w:ascii="Arial" w:hAnsi="Arial" w:cs="Arial"/>
         </w:rPr>
-        <w:t xml:space="preserve"> is equipped with high-capacity RAM to support multitasking and demanding applicatio</w:t>
+        <w:t xml:space="preserve"> is equipped with </w:t>
+      </w:r>
+      <w:r>
+        <w:rPr>
+          <w:rFonts w:ascii="Arial" w:hAnsi="Arial" w:cs="Arial"/>
+        </w:rPr>
+        <w:lastRenderedPageBreak/>
+        <w:t>high-capacity RAM to support multitasking and demanding applicatio</w:t>
       </w:r>
       <w:r>
         <w:rPr>
@@ -1648,7 +1869,37 @@
         <w:rPr>
           <w:rFonts w:ascii="Arial" w:hAnsi="Arial" w:cs="Arial"/>
         </w:rPr>
-        <w:t xml:space="preserve">The storage component specifically </w:t>
+        <w:t xml:space="preserve">The storage component </w:t>
+      </w:r>
+      <w:r>
+        <w:rPr>
+          <w:rFonts w:ascii="Arial" w:hAnsi="Arial" w:cs="Arial"/>
+        </w:rPr>
+        <w:t xml:space="preserve">of </w:t>
+      </w:r>
+      <w:r>
+        <w:rPr>
+          <w:rFonts w:ascii="Arial" w:hAnsi="Arial" w:cs="Arial"/>
+        </w:rPr>
+        <w:t>modern computers</w:t>
+      </w:r>
+      <w:r>
+        <w:rPr>
+          <w:rFonts w:ascii="Arial" w:hAnsi="Arial" w:cs="Arial"/>
+        </w:rPr>
+        <w:t xml:space="preserve"> </w:t>
+      </w:r>
+      <w:r>
+        <w:rPr>
+          <w:rFonts w:ascii="Arial" w:hAnsi="Arial" w:cs="Arial"/>
+        </w:rPr>
+        <w:t xml:space="preserve">specifically </w:t>
+      </w:r>
+      <w:r>
+        <w:rPr>
+          <w:rFonts w:ascii="Arial" w:hAnsi="Arial" w:cs="Arial"/>
+        </w:rPr>
+        <w:t xml:space="preserve">utilizes </w:t>
       </w:r>
       <w:r>
         <w:rPr>
@@ -1678,13 +1929,31 @@
         <w:rPr>
           <w:rFonts w:ascii="Arial" w:hAnsi="Arial" w:cs="Arial"/>
         </w:rPr>
+        <w:t>,</w:t>
+      </w:r>
+      <w:r>
+        <w:rPr>
+          <w:rFonts w:ascii="Arial" w:hAnsi="Arial" w:cs="Arial"/>
+        </w:rPr>
         <w:t xml:space="preserve"> which</w:t>
       </w:r>
       <w:r>
         <w:rPr>
           <w:rFonts w:ascii="Arial" w:hAnsi="Arial" w:cs="Arial"/>
         </w:rPr>
-        <w:t xml:space="preserve"> has no moving parts and</w:t>
+        <w:t xml:space="preserve"> ha</w:t>
+      </w:r>
+      <w:r>
+        <w:rPr>
+          <w:rFonts w:ascii="Arial" w:hAnsi="Arial" w:cs="Arial"/>
+        </w:rPr>
+        <w:t xml:space="preserve">ve </w:t>
+      </w:r>
+      <w:r>
+        <w:rPr>
+          <w:rFonts w:ascii="Arial" w:hAnsi="Arial" w:cs="Arial"/>
+        </w:rPr>
+        <w:t>no moving parts and</w:t>
       </w:r>
       <w:r>
         <w:rPr>
@@ -1720,7 +1989,13 @@
         <w:rPr>
           <w:rFonts w:ascii="Arial" w:hAnsi="Arial" w:cs="Arial"/>
         </w:rPr>
-        <w:t xml:space="preserve"> than</w:t>
+        <w:t xml:space="preserve"> </w:t>
+      </w:r>
+      <w:r>
+        <w:rPr>
+          <w:rFonts w:ascii="Arial" w:hAnsi="Arial" w:cs="Arial"/>
+        </w:rPr>
+        <w:t>due to flash technology. In contrast,</w:t>
       </w:r>
       <w:r>
         <w:rPr>
@@ -1738,14 +2013,61 @@
         <w:rPr>
           <w:rFonts w:ascii="Arial" w:hAnsi="Arial" w:cs="Arial"/>
         </w:rPr>
-        <w:t xml:space="preserve">(HDD) which has moving parts which </w:t>
-      </w:r>
-      <w:r>
-        <w:rPr>
-          <w:rFonts w:ascii="Arial" w:hAnsi="Arial" w:cs="Arial"/>
-        </w:rPr>
-        <w:lastRenderedPageBreak/>
-        <w:t xml:space="preserve">needs to start first before allowing the retrieval or writing of data. </w:t>
+        <w:t xml:space="preserve">(HDD) </w:t>
+      </w:r>
+      <w:r>
+        <w:rPr>
+          <w:rFonts w:ascii="Arial" w:hAnsi="Arial" w:cs="Arial"/>
+        </w:rPr>
+        <w:t xml:space="preserve">relies on spinning magnetic platters and moving mechanical heads </w:t>
+      </w:r>
+      <w:r>
+        <w:rPr>
+          <w:rFonts w:ascii="Arial" w:hAnsi="Arial" w:cs="Arial"/>
+        </w:rPr>
+        <w:t>for</w:t>
+      </w:r>
+      <w:r>
+        <w:rPr>
+          <w:rFonts w:ascii="Arial" w:hAnsi="Arial" w:cs="Arial"/>
+        </w:rPr>
+        <w:t xml:space="preserve"> </w:t>
+      </w:r>
+      <w:r>
+        <w:rPr>
+          <w:rFonts w:ascii="Arial" w:hAnsi="Arial" w:cs="Arial"/>
+        </w:rPr>
+        <w:t xml:space="preserve">data </w:t>
+      </w:r>
+      <w:r>
+        <w:rPr>
+          <w:rFonts w:ascii="Arial" w:hAnsi="Arial" w:cs="Arial"/>
+        </w:rPr>
+        <w:t>retriev</w:t>
+      </w:r>
+      <w:r>
+        <w:rPr>
+          <w:rFonts w:ascii="Arial" w:hAnsi="Arial" w:cs="Arial"/>
+        </w:rPr>
+        <w:t>al</w:t>
+      </w:r>
+      <w:r>
+        <w:rPr>
+          <w:rFonts w:ascii="Arial" w:hAnsi="Arial" w:cs="Arial"/>
+        </w:rPr>
+        <w:t xml:space="preserve"> </w:t>
+      </w:r>
+      <w:r>
+        <w:rPr>
+          <w:rFonts w:ascii="Arial" w:hAnsi="Arial" w:cs="Arial"/>
+        </w:rPr>
+        <w:t>and</w:t>
+      </w:r>
+      <w:r>
+        <w:rPr>
+          <w:rFonts w:ascii="Arial" w:hAnsi="Arial" w:cs="Arial"/>
+        </w:rPr>
+        <w:t xml:space="preserve"> writing. </w:t>
       </w:r>
       <w:r>
         <w:rPr>
@@ -1783,13 +2105,31 @@
         <w:rPr>
           <w:rFonts w:ascii="Arial" w:hAnsi="Arial" w:cs="Arial"/>
         </w:rPr>
-        <w:t xml:space="preserve"> minimizes CPU wait times (Bottlenecks), thereby improving system </w:t>
-      </w:r>
-      <w:r>
-        <w:rPr>
-          <w:rFonts w:ascii="Arial" w:hAnsi="Arial" w:cs="Arial"/>
-        </w:rPr>
-        <w:t xml:space="preserve">overall </w:t>
+        <w:t xml:space="preserve"> minimizes CPU wait</w:t>
+      </w:r>
+      <w:r>
+        <w:rPr>
+          <w:rFonts w:ascii="Arial" w:hAnsi="Arial" w:cs="Arial"/>
+        </w:rPr>
+        <w:t>ing</w:t>
+      </w:r>
+      <w:r>
+        <w:rPr>
+          <w:rFonts w:ascii="Arial" w:hAnsi="Arial" w:cs="Arial"/>
+        </w:rPr>
+        <w:t xml:space="preserve"> times </w:t>
+      </w:r>
+      <w:r>
+        <w:rPr>
+          <w:rFonts w:ascii="Arial" w:hAnsi="Arial" w:cs="Arial"/>
+        </w:rPr>
+        <w:t xml:space="preserve">and </w:t>
+      </w:r>
+      <w:r>
+        <w:rPr>
+          <w:rFonts w:ascii="Arial" w:hAnsi="Arial" w:cs="Arial"/>
+        </w:rPr>
+        <w:t xml:space="preserve">Bottlenecks, thereby improving system </w:t>
       </w:r>
       <w:r>
         <w:rPr>
@@ -1923,143 +2263,69 @@
         <w:rPr>
           <w:rFonts w:ascii="Arial" w:hAnsi="Arial" w:cs="Arial"/>
         </w:rPr>
-        <w:t xml:space="preserve"> computers are of classified differently in accordance to size, purpose, functionality and performance. </w:t>
+        <w:t xml:space="preserve"> computers are of classified differently in accordance to size, purpose</w:t>
+      </w:r>
+      <w:r>
+        <w:rPr>
+          <w:rFonts w:ascii="Arial" w:hAnsi="Arial" w:cs="Arial"/>
+        </w:rPr>
+        <w:t xml:space="preserve"> and other factors</w:t>
+      </w:r>
+      <w:r>
+        <w:rPr>
+          <w:rFonts w:ascii="Arial" w:hAnsi="Arial" w:cs="Arial"/>
+        </w:rPr>
+        <w:t>.</w:t>
+      </w:r>
+      <w:r>
+        <w:rPr>
+          <w:rFonts w:ascii="Arial" w:hAnsi="Arial" w:cs="Arial"/>
+        </w:rPr>
+        <w:t xml:space="preserve"> </w:t>
+      </w:r>
+      <w:r>
+        <w:rPr>
+          <w:rFonts w:ascii="Arial" w:hAnsi="Arial" w:cs="Arial"/>
+        </w:rPr>
+        <w:t xml:space="preserve">Microcomputers are based on a microprocessor which integrates the functions of a computer’s Central Processing Unit (CPU) on a single chip. Microcomputers are typically smaller, affordable and are commonly found in homes. </w:t>
+      </w:r>
+      <w:r>
+        <w:rPr>
+          <w:rFonts w:ascii="Arial" w:hAnsi="Arial" w:cs="Arial"/>
+        </w:rPr>
+        <w:t>Microcomputers</w:t>
+      </w:r>
+      <w:r>
+        <w:rPr>
+          <w:rFonts w:ascii="Arial" w:hAnsi="Arial" w:cs="Arial"/>
+        </w:rPr>
+        <w:t xml:space="preserve"> include</w:t>
+      </w:r>
+      <w:r>
+        <w:rPr>
+          <w:rFonts w:ascii="Arial" w:hAnsi="Arial" w:cs="Arial"/>
+        </w:rPr>
+        <w:t xml:space="preserve"> Personal Computers</w:t>
+      </w:r>
+      <w:r>
+        <w:rPr>
+          <w:rFonts w:ascii="Arial" w:hAnsi="Arial" w:cs="Arial"/>
+        </w:rPr>
+        <w:t xml:space="preserve"> and smartphones. However, </w:t>
       </w:r>
       <w:proofErr w:type="spellStart"/>
       <w:r>
         <w:rPr>
           <w:rFonts w:ascii="Arial" w:hAnsi="Arial" w:cs="Arial"/>
         </w:rPr>
-        <w:t>QuantumX</w:t>
+        <w:t>QuantumTech</w:t>
       </w:r>
       <w:proofErr w:type="spellEnd"/>
       <w:r>
         <w:rPr>
           <w:rFonts w:ascii="Arial" w:hAnsi="Arial" w:cs="Arial"/>
         </w:rPr>
-        <w:t xml:space="preserve"> is being classified based on its size which is Microcomputers. </w:t>
-      </w:r>
-      <w:r>
-        <w:rPr>
-          <w:rFonts w:ascii="Arial" w:hAnsi="Arial" w:cs="Arial"/>
-        </w:rPr>
-        <w:t xml:space="preserve">Microcomputers are based on a microprocessor which </w:t>
-      </w:r>
-      <w:r>
-        <w:rPr>
-          <w:rFonts w:ascii="Arial" w:hAnsi="Arial" w:cs="Arial"/>
-        </w:rPr>
-        <w:t>integrates</w:t>
-      </w:r>
-      <w:r>
-        <w:rPr>
-          <w:rFonts w:ascii="Arial" w:hAnsi="Arial" w:cs="Arial"/>
-        </w:rPr>
-        <w:t xml:space="preserve"> the functions of a computer’s </w:t>
-      </w:r>
-      <w:r>
-        <w:rPr>
-          <w:rFonts w:ascii="Arial" w:hAnsi="Arial" w:cs="Arial"/>
-        </w:rPr>
-        <w:t>C</w:t>
-      </w:r>
-      <w:r>
-        <w:rPr>
-          <w:rFonts w:ascii="Arial" w:hAnsi="Arial" w:cs="Arial"/>
-        </w:rPr>
-        <w:t xml:space="preserve">entral </w:t>
-      </w:r>
-      <w:r>
-        <w:rPr>
-          <w:rFonts w:ascii="Arial" w:hAnsi="Arial" w:cs="Arial"/>
-        </w:rPr>
-        <w:t>P</w:t>
-      </w:r>
-      <w:r>
-        <w:rPr>
-          <w:rFonts w:ascii="Arial" w:hAnsi="Arial" w:cs="Arial"/>
-        </w:rPr>
-        <w:t xml:space="preserve">rocessing </w:t>
-      </w:r>
-      <w:r>
-        <w:rPr>
-          <w:rFonts w:ascii="Arial" w:hAnsi="Arial" w:cs="Arial"/>
-        </w:rPr>
-        <w:t>U</w:t>
-      </w:r>
-      <w:r>
-        <w:rPr>
-          <w:rFonts w:ascii="Arial" w:hAnsi="Arial" w:cs="Arial"/>
-        </w:rPr>
-        <w:t>nit (CPU) on a single chip</w:t>
-      </w:r>
-      <w:r>
-        <w:rPr>
-          <w:rFonts w:ascii="Arial" w:hAnsi="Arial" w:cs="Arial"/>
-        </w:rPr>
-        <w:t>. Microcomputers are typically smaller, affordable and are commonly found in home</w:t>
-      </w:r>
-      <w:r>
-        <w:rPr>
-          <w:rFonts w:ascii="Arial" w:hAnsi="Arial" w:cs="Arial"/>
-        </w:rPr>
-        <w:t xml:space="preserve">s. </w:t>
-      </w:r>
-      <w:r>
-        <w:rPr>
-          <w:rFonts w:ascii="Arial" w:hAnsi="Arial" w:cs="Arial"/>
-        </w:rPr>
-        <w:t>Microcomputers</w:t>
-      </w:r>
-      <w:r>
-        <w:rPr>
-          <w:rFonts w:ascii="Arial" w:hAnsi="Arial" w:cs="Arial"/>
-        </w:rPr>
-        <w:t xml:space="preserve"> include Desktop PCs, Laptops, tablets an</w:t>
-      </w:r>
-      <w:r>
-        <w:rPr>
-          <w:rFonts w:ascii="Arial" w:hAnsi="Arial" w:cs="Arial"/>
-        </w:rPr>
-        <w:t>d</w:t>
-      </w:r>
-      <w:r>
-        <w:rPr>
-          <w:rFonts w:ascii="Arial" w:hAnsi="Arial" w:cs="Arial"/>
-        </w:rPr>
-        <w:t xml:space="preserve"> smartphones.</w:t>
-      </w:r>
-      <w:r>
-        <w:rPr>
-          <w:rFonts w:ascii="Arial" w:hAnsi="Arial" w:cs="Arial"/>
-        </w:rPr>
-        <w:t xml:space="preserve"> </w:t>
-      </w:r>
-      <w:r>
-        <w:rPr>
-          <w:rFonts w:ascii="Arial" w:hAnsi="Arial" w:cs="Arial"/>
-        </w:rPr>
-        <w:t xml:space="preserve">However, </w:t>
-      </w:r>
-      <w:proofErr w:type="spellStart"/>
-      <w:r>
-        <w:rPr>
-          <w:rFonts w:ascii="Arial" w:hAnsi="Arial" w:cs="Arial"/>
-        </w:rPr>
-        <w:t>QuantumTech</w:t>
-      </w:r>
-      <w:proofErr w:type="spellEnd"/>
-      <w:r>
-        <w:rPr>
-          <w:rFonts w:ascii="Arial" w:hAnsi="Arial" w:cs="Arial"/>
-        </w:rPr>
-        <w:t xml:space="preserve"> needs to have knowledge in the following</w:t>
-      </w:r>
-      <w:r>
-        <w:rPr>
-          <w:rFonts w:ascii="Arial" w:hAnsi="Arial" w:cs="Arial"/>
-        </w:rPr>
-        <w:t>.</w:t>
+        <w:t xml:space="preserve"> needs to have knowledge in the following.</w:t>
       </w:r>
     </w:p>
     <w:p>
@@ -2087,67 +2353,55 @@
         </w:rPr>
         <w:t>Supercomputers</w:t>
       </w:r>
-    </w:p>
-    <w:p>
-      <w:pPr>
-        <w:ind w:left="1080"/>
-        <w:rPr>
-          <w:rFonts w:ascii="Arial" w:hAnsi="Arial" w:cs="Arial"/>
-        </w:rPr>
-      </w:pPr>
-      <w:r>
-        <w:rPr>
-          <w:rFonts w:ascii="Arial" w:hAnsi="Arial" w:cs="Arial"/>
-        </w:rPr>
-        <w:t>Supercomputers are one of the example class</w:t>
-      </w:r>
-      <w:r>
-        <w:rPr>
-          <w:rFonts w:ascii="Arial" w:hAnsi="Arial" w:cs="Arial"/>
-        </w:rPr>
-        <w:t>es</w:t>
-      </w:r>
-      <w:r>
-        <w:rPr>
-          <w:rFonts w:ascii="Arial" w:hAnsi="Arial" w:cs="Arial"/>
-        </w:rPr>
-        <w:t xml:space="preserve"> of the compute</w:t>
-      </w:r>
-      <w:r>
-        <w:rPr>
-          <w:rFonts w:ascii="Arial" w:hAnsi="Arial" w:cs="Arial"/>
-        </w:rPr>
-        <w:t>r systems</w:t>
-      </w:r>
-      <w:r>
-        <w:rPr>
-          <w:rFonts w:ascii="Arial" w:hAnsi="Arial" w:cs="Arial"/>
-        </w:rPr>
-        <w:t xml:space="preserve"> based on size. Supercomputers are the most powerful computers. They have high processing power which makes them suitable f</w:t>
-      </w:r>
-      <w:r>
-        <w:rPr>
-          <w:rFonts w:ascii="Arial" w:hAnsi="Arial" w:cs="Arial"/>
-        </w:rPr>
-        <w:t>or</w:t>
-      </w:r>
-      <w:r>
-        <w:rPr>
-          <w:rFonts w:ascii="Arial" w:hAnsi="Arial" w:cs="Arial"/>
-        </w:rPr>
-        <w:t xml:space="preserve"> extremely complex computations and tasks that requires massive data processing capabilities for instance scientific simulations and weather forecasting. </w:t>
-      </w:r>
-      <w:r>
-        <w:rPr>
-          <w:rFonts w:ascii="Arial" w:hAnsi="Arial" w:cs="Arial"/>
-        </w:rPr>
-        <w:t>Some of the characters of supercomputers include having high performance and memory systems</w:t>
-      </w:r>
-      <w:r>
-        <w:rPr>
-          <w:rFonts w:ascii="Arial" w:hAnsi="Arial" w:cs="Arial"/>
-        </w:rPr>
-        <w:t>. Supercomputers are</w:t>
+      <w:r>
+        <w:rPr>
+          <w:rFonts w:ascii="Arial" w:hAnsi="Arial" w:cs="Arial"/>
+        </w:rPr>
+        <w:t xml:space="preserve"> Computers</w:t>
+      </w:r>
+    </w:p>
+    <w:p>
+      <w:pPr>
+        <w:ind w:left="1276"/>
+        <w:rPr>
+          <w:rFonts w:ascii="Arial" w:hAnsi="Arial" w:cs="Arial"/>
+        </w:rPr>
+      </w:pPr>
+      <w:r>
+        <w:rPr>
+          <w:rFonts w:ascii="Arial" w:hAnsi="Arial" w:cs="Arial"/>
+        </w:rPr>
+        <w:t xml:space="preserve">Supercomputers are one of the example classes of </w:t>
+      </w:r>
+      <w:r>
+        <w:rPr>
+          <w:rFonts w:ascii="Arial" w:hAnsi="Arial" w:cs="Arial"/>
+        </w:rPr>
+        <w:t>computer</w:t>
+      </w:r>
+      <w:r>
+        <w:rPr>
+          <w:rFonts w:ascii="Arial" w:hAnsi="Arial" w:cs="Arial"/>
+        </w:rPr>
+        <w:t xml:space="preserve"> systems based on size. Supercomputers are the most powerful computers</w:t>
+      </w:r>
+      <w:r>
+        <w:rPr>
+          <w:rFonts w:ascii="Arial" w:hAnsi="Arial" w:cs="Arial"/>
+        </w:rPr>
+        <w:t>,</w:t>
+      </w:r>
+      <w:r>
+        <w:rPr>
+          <w:rFonts w:ascii="Arial" w:hAnsi="Arial" w:cs="Arial"/>
+        </w:rPr>
+        <w:t xml:space="preserve"> have high processing power</w:t>
+      </w:r>
+      <w:r>
+        <w:rPr>
+          <w:rFonts w:ascii="Arial" w:hAnsi="Arial" w:cs="Arial"/>
+        </w:rPr>
+        <w:t xml:space="preserve"> than microcomputers</w:t>
       </w:r>
       <w:r>
         <w:rPr>
@@ -2159,24 +2413,53 @@
         <w:rPr>
           <w:rFonts w:ascii="Arial" w:hAnsi="Arial" w:cs="Arial"/>
         </w:rPr>
-        <w:t>expensive</w:t>
-      </w:r>
-      <w:r>
-        <w:rPr>
-          <w:rFonts w:ascii="Arial" w:hAnsi="Arial" w:cs="Arial"/>
-        </w:rPr>
-        <w:t xml:space="preserve"> to build as well as to buy</w:t>
-      </w:r>
-      <w:r>
-        <w:rPr>
-          <w:rFonts w:ascii="Arial" w:hAnsi="Arial" w:cs="Arial"/>
-        </w:rPr>
-        <w:t>. Examples of supercomputers are IBM Blue Gene and Cray XT5.</w:t>
-      </w:r>
-    </w:p>
-    <w:p>
-      <w:pPr>
-        <w:ind w:left="1080"/>
+        <w:t xml:space="preserve">and other computer classes </w:t>
+      </w:r>
+      <w:r>
+        <w:rPr>
+          <w:rFonts w:ascii="Arial" w:hAnsi="Arial" w:cs="Arial"/>
+        </w:rPr>
+        <w:t xml:space="preserve">which </w:t>
+      </w:r>
+      <w:r>
+        <w:rPr>
+          <w:rFonts w:ascii="Arial" w:hAnsi="Arial" w:cs="Arial"/>
+        </w:rPr>
+        <w:t>make</w:t>
+      </w:r>
+      <w:r>
+        <w:rPr>
+          <w:rFonts w:ascii="Arial" w:hAnsi="Arial" w:cs="Arial"/>
+        </w:rPr>
+        <w:t xml:space="preserve"> them suitable for extremely complex computations and tasks that </w:t>
+      </w:r>
+      <w:r>
+        <w:rPr>
+          <w:rFonts w:ascii="Arial" w:hAnsi="Arial" w:cs="Arial"/>
+        </w:rPr>
+        <w:t>require</w:t>
+      </w:r>
+      <w:r>
+        <w:rPr>
+          <w:rFonts w:ascii="Arial" w:hAnsi="Arial" w:cs="Arial"/>
+        </w:rPr>
+        <w:t xml:space="preserve"> massive data processing </w:t>
+      </w:r>
+      <w:r>
+        <w:rPr>
+          <w:rFonts w:ascii="Arial" w:hAnsi="Arial" w:cs="Arial"/>
+        </w:rPr>
+        <w:t>capabilities,</w:t>
+      </w:r>
+      <w:r>
+        <w:rPr>
+          <w:rFonts w:ascii="Arial" w:hAnsi="Arial" w:cs="Arial"/>
+        </w:rPr>
+        <w:t xml:space="preserve"> for instance scientific simulations and weather forecasting. Supercomputers are expensive to build as well as to buy. Examples of supercomputers are IBM Blue Gene and Cray XT5.</w:t>
+      </w:r>
+    </w:p>
+    <w:p>
+      <w:pPr>
         <w:rPr>
           <w:rFonts w:ascii="Arial" w:hAnsi="Arial" w:cs="Arial"/>
         </w:rPr>
@@ -2189,7 +2472,6 @@
           <w:ilvl w:val="0"/>
           <w:numId w:val="4"/>
         </w:numPr>
-        <w:ind w:left="1800"/>
         <w:rPr>
           <w:rFonts w:ascii="Arial" w:hAnsi="Arial" w:cs="Arial"/>
         </w:rPr>
@@ -2203,16 +2485,94 @@
     </w:p>
     <w:p>
       <w:pPr>
-        <w:ind w:left="1080"/>
-        <w:rPr>
-          <w:rFonts w:ascii="Arial" w:hAnsi="Arial" w:cs="Arial"/>
-        </w:rPr>
-      </w:pPr>
-      <w:r>
-        <w:rPr>
-          <w:rFonts w:ascii="Arial" w:hAnsi="Arial" w:cs="Arial"/>
-        </w:rPr>
-        <w:t xml:space="preserve">Mainframe computers are large and powerful computers designed to handle and process huge amounts of data quickly. Mainframes are commonly used in large organizations for instance banks and government institutions for tasks such as </w:t>
+        <w:ind w:left="1276"/>
+        <w:rPr>
+          <w:rFonts w:ascii="Arial" w:hAnsi="Arial" w:cs="Arial"/>
+        </w:rPr>
+      </w:pPr>
+      <w:r>
+        <w:rPr>
+          <w:rFonts w:ascii="Arial" w:hAnsi="Arial" w:cs="Arial"/>
+        </w:rPr>
+        <w:t>Mainframe</w:t>
+      </w:r>
+      <w:r>
+        <w:rPr>
+          <w:rFonts w:ascii="Arial" w:hAnsi="Arial" w:cs="Arial"/>
+        </w:rPr>
+        <w:t>s</w:t>
+      </w:r>
+      <w:r>
+        <w:rPr>
+          <w:rFonts w:ascii="Arial" w:hAnsi="Arial" w:cs="Arial"/>
+        </w:rPr>
+        <w:t xml:space="preserve"> are large</w:t>
+      </w:r>
+      <w:r>
+        <w:rPr>
+          <w:rFonts w:ascii="Arial" w:hAnsi="Arial" w:cs="Arial"/>
+        </w:rPr>
+        <w:t>r</w:t>
+      </w:r>
+      <w:r>
+        <w:rPr>
+          <w:rFonts w:ascii="Arial" w:hAnsi="Arial" w:cs="Arial"/>
+        </w:rPr>
+        <w:t xml:space="preserve"> and </w:t>
+      </w:r>
+      <w:r>
+        <w:rPr>
+          <w:rFonts w:ascii="Arial" w:hAnsi="Arial" w:cs="Arial"/>
+        </w:rPr>
+        <w:t>more powerful</w:t>
+      </w:r>
+      <w:r>
+        <w:rPr>
+          <w:rFonts w:ascii="Arial" w:hAnsi="Arial" w:cs="Arial"/>
+        </w:rPr>
+        <w:t xml:space="preserve"> computers</w:t>
+      </w:r>
+      <w:r>
+        <w:rPr>
+          <w:rFonts w:ascii="Arial" w:hAnsi="Arial" w:cs="Arial"/>
+        </w:rPr>
+        <w:t xml:space="preserve"> than microc</w:t>
+      </w:r>
+      <w:r>
+        <w:rPr>
+          <w:rFonts w:ascii="Arial" w:hAnsi="Arial" w:cs="Arial"/>
+        </w:rPr>
+        <w:t>o</w:t>
+      </w:r>
+      <w:r>
+        <w:rPr>
+          <w:rFonts w:ascii="Arial" w:hAnsi="Arial" w:cs="Arial"/>
+        </w:rPr>
+        <w:t>mputers</w:t>
+      </w:r>
+      <w:r>
+        <w:rPr>
+          <w:rFonts w:ascii="Arial" w:hAnsi="Arial" w:cs="Arial"/>
+        </w:rPr>
+        <w:t>.</w:t>
+      </w:r>
+      <w:r>
+        <w:rPr>
+          <w:rFonts w:ascii="Arial" w:hAnsi="Arial" w:cs="Arial"/>
+        </w:rPr>
+        <w:t xml:space="preserve"> </w:t>
+      </w:r>
+      <w:r>
+        <w:rPr>
+          <w:rFonts w:ascii="Arial" w:hAnsi="Arial" w:cs="Arial"/>
+        </w:rPr>
+        <w:t>They are</w:t>
+      </w:r>
+      <w:r>
+        <w:rPr>
+          <w:rFonts w:ascii="Arial" w:hAnsi="Arial" w:cs="Arial"/>
+        </w:rPr>
+        <w:t xml:space="preserve"> designed to handle and process huge amounts of data quickly. Mainframes are commonly used in large organizations for instance banks and government institutions for tasks such as </w:t>
       </w:r>
       <w:r>
         <w:rPr>
@@ -2230,6 +2590,7 @@
         <w:rPr>
           <w:rFonts w:ascii="Arial" w:hAnsi="Arial" w:cs="Arial"/>
         </w:rPr>
+        <w:lastRenderedPageBreak/>
         <w:t xml:space="preserve">supporting large population of users smoothly, scalable and processing large volume of data. Examples of Mainframes include </w:t>
       </w:r>
       <w:r>
@@ -2288,7 +2649,6 @@
           <w:rFonts w:ascii="Arial" w:hAnsi="Arial" w:cs="Arial"/>
           <w:bCs/>
         </w:rPr>
-        <w:lastRenderedPageBreak/>
         <w:t xml:space="preserve">To boost sales and advance their services </w:t>
       </w:r>
       <w:proofErr w:type="spellStart"/>
@@ -2347,6 +2707,15 @@
           <w:szCs w:val="28"/>
         </w:rPr>
         <w:t>Networking infrastructure services</w:t>
+      </w:r>
+      <w:r>
+        <w:rPr>
+          <w:rFonts w:ascii="Arial" w:hAnsi="Arial" w:cs="Arial"/>
+          <w:bCs/>
+          <w:sz w:val="28"/>
+          <w:szCs w:val="28"/>
+        </w:rPr>
+        <w:t xml:space="preserve"> </w:t>
       </w:r>
     </w:p>
     <w:p>
@@ -2446,13 +2815,27 @@
           <w:rFonts w:ascii="Arial" w:hAnsi="Arial" w:cs="Arial"/>
           <w:bCs/>
         </w:rPr>
-        <w:t xml:space="preserve">, connectivity, network installation and network repairing. </w:t>
+        <w:t>, connectivity, network installation and network repairing</w:t>
       </w:r>
       <w:r>
         <w:rPr>
           <w:rFonts w:ascii="Arial" w:hAnsi="Arial" w:cs="Arial"/>
           <w:bCs/>
         </w:rPr>
+        <w:t>.</w:t>
+      </w:r>
+      <w:r>
+        <w:rPr>
+          <w:rFonts w:ascii="Arial" w:hAnsi="Arial" w:cs="Arial"/>
+          <w:bCs/>
+        </w:rPr>
+        <w:t xml:space="preserve"> </w:t>
+      </w:r>
+      <w:r>
+        <w:rPr>
+          <w:rFonts w:ascii="Arial" w:hAnsi="Arial" w:cs="Arial"/>
+          <w:bCs/>
+        </w:rPr>
         <w:t>These services can</w:t>
       </w:r>
       <w:r>
@@ -2474,30 +2857,14 @@
           <w:rFonts w:ascii="Arial" w:hAnsi="Arial" w:cs="Arial"/>
           <w:bCs/>
         </w:rPr>
-        <w:t xml:space="preserve">due to </w:t>
-      </w:r>
-      <w:proofErr w:type="gramStart"/>
+        <w:t xml:space="preserve">due to high </w:t>
+      </w:r>
       <w:r>
         <w:rPr>
           <w:rFonts w:ascii="Arial" w:hAnsi="Arial" w:cs="Arial"/>
           <w:bCs/>
         </w:rPr>
-        <w:t xml:space="preserve">high </w:t>
-      </w:r>
-      <w:r>
-        <w:rPr>
-          <w:rFonts w:ascii="Arial" w:hAnsi="Arial" w:cs="Arial"/>
-          <w:bCs/>
-        </w:rPr>
-        <w:t xml:space="preserve"> growing</w:t>
-      </w:r>
-      <w:proofErr w:type="gramEnd"/>
-      <w:r>
-        <w:rPr>
-          <w:rFonts w:ascii="Arial" w:hAnsi="Arial" w:cs="Arial"/>
-          <w:bCs/>
-        </w:rPr>
-        <w:t xml:space="preserve"> </w:t>
+        <w:t xml:space="preserve">growing </w:t>
       </w:r>
       <w:r>
         <w:rPr>
@@ -2536,7 +2903,7 @@
           <w:sz w:val="28"/>
           <w:szCs w:val="28"/>
         </w:rPr>
-        <w:t>Server Hosting Services</w:t>
+        <w:t>Cloud Computing</w:t>
       </w:r>
     </w:p>
     <w:p>
@@ -2612,7 +2979,19 @@
         <w:rPr>
           <w:rFonts w:ascii="Arial" w:hAnsi="Arial" w:cs="Arial"/>
         </w:rPr>
-        <w:t xml:space="preserve">. Server hosting services </w:t>
+        <w:t xml:space="preserve">. </w:t>
+      </w:r>
+      <w:r>
+        <w:rPr>
+          <w:rFonts w:ascii="Arial" w:hAnsi="Arial" w:cs="Arial"/>
+        </w:rPr>
+        <w:t>Cloud computing</w:t>
+      </w:r>
+      <w:r>
+        <w:rPr>
+          <w:rFonts w:ascii="Arial" w:hAnsi="Arial" w:cs="Arial"/>
+        </w:rPr>
+        <w:t xml:space="preserve"> services </w:t>
       </w:r>
       <w:r>
         <w:rPr>
@@ -2624,7 +3003,43 @@
         <w:rPr>
           <w:rFonts w:ascii="Arial" w:hAnsi="Arial" w:cs="Arial"/>
         </w:rPr>
-        <w:t xml:space="preserve"> services that provides remote access to physical or virtual servers allowing individuals to store website files, applications and data for online accessibility. </w:t>
+        <w:t xml:space="preserve"> services that </w:t>
+      </w:r>
+      <w:r>
+        <w:rPr>
+          <w:rFonts w:ascii="Arial" w:hAnsi="Arial" w:cs="Arial"/>
+        </w:rPr>
+        <w:t>deliver on-demand computing services for example</w:t>
+      </w:r>
+      <w:r>
+        <w:rPr>
+          <w:rFonts w:ascii="Arial" w:hAnsi="Arial" w:cs="Arial"/>
+        </w:rPr>
+        <w:t xml:space="preserve"> servers</w:t>
+      </w:r>
+      <w:r>
+        <w:rPr>
+          <w:rFonts w:ascii="Arial" w:hAnsi="Arial" w:cs="Arial"/>
+        </w:rPr>
+        <w:t>, databases and networks through the internet</w:t>
+      </w:r>
+      <w:r>
+        <w:rPr>
+          <w:rFonts w:ascii="Arial" w:hAnsi="Arial" w:cs="Arial"/>
+        </w:rPr>
+        <w:t xml:space="preserve"> allowing individuals to store website files, applications and data for online accessibility</w:t>
+      </w:r>
+      <w:r>
+        <w:rPr>
+          <w:rFonts w:ascii="Arial" w:hAnsi="Arial" w:cs="Arial"/>
+        </w:rPr>
+        <w:t>.</w:t>
+      </w:r>
+      <w:r>
+        <w:rPr>
+          <w:rFonts w:ascii="Arial" w:hAnsi="Arial" w:cs="Arial"/>
+        </w:rPr>
+        <w:t xml:space="preserve"> </w:t>
       </w:r>
       <w:r>
         <w:rPr>
@@ -2656,7 +3071,7 @@
         <w:rPr>
           <w:rFonts w:ascii="Arial" w:hAnsi="Arial" w:cs="Arial"/>
         </w:rPr>
-        <w:t>therefore advance to server hosting services. Th</w:t>
+        <w:t>advance to server hosting services. Th</w:t>
       </w:r>
       <w:r>
         <w:rPr>
@@ -3120,7 +3535,14 @@
         <w:rPr>
           <w:rFonts w:ascii="Arial" w:hAnsi="Arial" w:cs="Arial"/>
         </w:rPr>
-        <w:t xml:space="preserve"> is responsible for managing these devices. It </w:t>
+        <w:t xml:space="preserve"> is </w:t>
+      </w:r>
+      <w:r>
+        <w:rPr>
+          <w:rFonts w:ascii="Arial" w:hAnsi="Arial" w:cs="Arial"/>
+        </w:rPr>
+        <w:lastRenderedPageBreak/>
+        <w:t xml:space="preserve">responsible for managing these devices. It </w:t>
       </w:r>
       <w:r>
         <w:rPr>
@@ -3182,7 +3604,6 @@
           <w:sz w:val="28"/>
           <w:szCs w:val="28"/>
         </w:rPr>
-        <w:lastRenderedPageBreak/>
         <w:t>User Interface</w:t>
       </w:r>
     </w:p>
@@ -3407,7 +3828,7 @@
           <w:ilvl w:val="0"/>
           <w:numId w:val="34"/>
         </w:numPr>
-        <w:ind w:left="1080"/>
+        <w:ind w:left="1800"/>
         <w:rPr>
           <w:rFonts w:ascii="Arial" w:hAnsi="Arial" w:cs="Arial"/>
           <w:sz w:val="28"/>
@@ -3425,16 +3846,42 @@
     </w:p>
     <w:p>
       <w:pPr>
-        <w:ind w:left="360"/>
-        <w:rPr>
-          <w:rFonts w:ascii="Arial" w:hAnsi="Arial" w:cs="Arial"/>
-        </w:rPr>
-      </w:pPr>
-      <w:r>
-        <w:rPr>
-          <w:rFonts w:ascii="Arial" w:hAnsi="Arial" w:cs="Arial"/>
-        </w:rPr>
-        <w:t>The OS acts as a manager. It distributes CPU time and RAM among application running at the same time. By using scheduling algorithms such as First-Come-First-Save (FCFS), Short-Job-First and Roun-Robin</w:t>
+        <w:ind w:left="1440"/>
+        <w:rPr>
+          <w:rFonts w:ascii="Arial" w:hAnsi="Arial" w:cs="Arial"/>
+          <w:sz w:val="28"/>
+          <w:szCs w:val="28"/>
+        </w:rPr>
+      </w:pPr>
+      <w:r>
+        <w:rPr>
+          <w:rFonts w:ascii="Arial" w:hAnsi="Arial" w:cs="Arial"/>
+        </w:rPr>
+        <w:t>The OS acts as a manager. It distributes CPU time and RAM among application running at the same time. By using scheduling algorithms such as First-Come-First-S</w:t>
+      </w:r>
+      <w:r>
+        <w:rPr>
+          <w:rFonts w:ascii="Arial" w:hAnsi="Arial" w:cs="Arial"/>
+        </w:rPr>
+        <w:t>erved</w:t>
+      </w:r>
+      <w:r>
+        <w:rPr>
+          <w:rFonts w:ascii="Arial" w:hAnsi="Arial" w:cs="Arial"/>
+        </w:rPr>
+        <w:t xml:space="preserve"> (FCFS), Short-Job-First and Roun</w:t>
+      </w:r>
+      <w:r>
+        <w:rPr>
+          <w:rFonts w:ascii="Arial" w:hAnsi="Arial" w:cs="Arial"/>
+        </w:rPr>
+        <w:t>d</w:t>
+      </w:r>
+      <w:r>
+        <w:rPr>
+          <w:rFonts w:ascii="Arial" w:hAnsi="Arial" w:cs="Arial"/>
+        </w:rPr>
+        <w:t>-Robin</w:t>
       </w:r>
       <w:r>
         <w:rPr>
@@ -3446,12 +3893,24 @@
         <w:rPr>
           <w:rFonts w:ascii="Arial" w:hAnsi="Arial" w:cs="Arial"/>
         </w:rPr>
-        <w:t xml:space="preserve"> it ensures that high priority startup applications such as machine learning or large databases get necessary processing power without starving other background processes, thereby preventing system crashes.</w:t>
-      </w:r>
-    </w:p>
-    <w:p>
-      <w:pPr>
-        <w:ind w:left="360"/>
+        <w:t xml:space="preserve"> it ensures that high</w:t>
+      </w:r>
+      <w:r>
+        <w:rPr>
+          <w:rFonts w:ascii="Arial" w:hAnsi="Arial" w:cs="Arial"/>
+        </w:rPr>
+        <w:t>-</w:t>
+      </w:r>
+      <w:r>
+        <w:rPr>
+          <w:rFonts w:ascii="Arial" w:hAnsi="Arial" w:cs="Arial"/>
+        </w:rPr>
+        <w:t>priority startup applications such as machine learning or large databases get necessary processing power without starving other background processes, thereby preventing system crashes.</w:t>
+      </w:r>
+    </w:p>
+    <w:p>
+      <w:pPr>
+        <w:ind w:left="1080"/>
         <w:rPr>
           <w:rFonts w:ascii="Arial" w:hAnsi="Arial" w:cs="Arial"/>
         </w:rPr>
@@ -3464,7 +3923,7 @@
           <w:ilvl w:val="0"/>
           <w:numId w:val="34"/>
         </w:numPr>
-        <w:ind w:left="1080"/>
+        <w:ind w:left="1800"/>
         <w:rPr>
           <w:rFonts w:ascii="Arial" w:hAnsi="Arial" w:cs="Arial"/>
           <w:sz w:val="28"/>
@@ -3482,37 +3941,45 @@
     </w:p>
     <w:p>
       <w:pPr>
+        <w:ind w:left="1440"/>
+        <w:rPr>
+          <w:rFonts w:ascii="Arial" w:hAnsi="Arial" w:cs="Arial"/>
+          <w:sz w:val="28"/>
+          <w:szCs w:val="28"/>
+        </w:rPr>
+      </w:pPr>
+      <w:r>
+        <w:rPr>
+          <w:rFonts w:ascii="Arial" w:hAnsi="Arial" w:cs="Arial"/>
+        </w:rPr>
+        <w:t xml:space="preserve">The OS constantly monitors the hardware for faults or anomalies. If the hardware or software suddenly crash, the OS generates an error message </w:t>
+      </w:r>
+      <w:r>
+        <w:rPr>
+          <w:rFonts w:ascii="Arial" w:hAnsi="Arial" w:cs="Arial"/>
+        </w:rPr>
+        <w:lastRenderedPageBreak/>
+        <w:t xml:space="preserve">and isolates the failing process. This protects the start-ups information and prevents a single application failure from bringing down the entire </w:t>
+      </w:r>
+      <w:proofErr w:type="spellStart"/>
+      <w:r>
+        <w:rPr>
+          <w:rFonts w:ascii="Arial" w:hAnsi="Arial" w:cs="Arial"/>
+        </w:rPr>
+        <w:t>QuantumX</w:t>
+      </w:r>
+      <w:proofErr w:type="spellEnd"/>
+      <w:r>
+        <w:rPr>
+          <w:rFonts w:ascii="Arial" w:hAnsi="Arial" w:cs="Arial"/>
+        </w:rPr>
+        <w:t xml:space="preserve"> system.</w:t>
+      </w:r>
+    </w:p>
+    <w:p>
+      <w:pPr>
         <w:pStyle w:val="ListParagraph"/>
-        <w:ind w:left="1080"/>
-        <w:rPr>
-          <w:rFonts w:ascii="Arial" w:hAnsi="Arial" w:cs="Arial"/>
-        </w:rPr>
-      </w:pPr>
-      <w:r>
-        <w:rPr>
-          <w:rFonts w:ascii="Arial" w:hAnsi="Arial" w:cs="Arial"/>
-        </w:rPr>
-        <w:t xml:space="preserve">The OS constantly monitors the hardware for faults or anomalies. If the hardware or software suddenly crash, the OS generates an error message and isolates the failing process. This protects the start-ups information and prevents a single application failure from bringing down the entire </w:t>
-      </w:r>
-      <w:proofErr w:type="spellStart"/>
-      <w:r>
-        <w:rPr>
-          <w:rFonts w:ascii="Arial" w:hAnsi="Arial" w:cs="Arial"/>
-        </w:rPr>
-        <w:t>QuantumX</w:t>
-      </w:r>
-      <w:proofErr w:type="spellEnd"/>
-      <w:r>
-        <w:rPr>
-          <w:rFonts w:ascii="Arial" w:hAnsi="Arial" w:cs="Arial"/>
-        </w:rPr>
-        <w:t xml:space="preserve"> system.</w:t>
-      </w:r>
-    </w:p>
-    <w:p>
-      <w:pPr>
-        <w:pStyle w:val="ListParagraph"/>
-        <w:ind w:left="1080"/>
+        <w:ind w:left="1800"/>
         <w:rPr>
           <w:rFonts w:ascii="Arial" w:hAnsi="Arial" w:cs="Arial"/>
         </w:rPr>
@@ -3531,7 +3998,7 @@
           <w:ilvl w:val="0"/>
           <w:numId w:val="34"/>
         </w:numPr>
-        <w:ind w:left="1080"/>
+        <w:ind w:left="1800"/>
         <w:rPr>
           <w:rFonts w:ascii="Arial" w:hAnsi="Arial" w:cs="Arial"/>
           <w:sz w:val="28"/>
@@ -3549,61 +4016,61 @@
     </w:p>
     <w:p>
       <w:pPr>
-        <w:pStyle w:val="ListParagraph"/>
+        <w:ind w:left="1440"/>
+        <w:rPr>
+          <w:rFonts w:ascii="Arial" w:hAnsi="Arial" w:cs="Arial"/>
+          <w:sz w:val="28"/>
+          <w:szCs w:val="28"/>
+        </w:rPr>
+      </w:pPr>
+      <w:r>
+        <w:rPr>
+          <w:rFonts w:ascii="Arial" w:hAnsi="Arial" w:cs="Arial"/>
+        </w:rPr>
+        <w:t xml:space="preserve">The OS manages the flow of data between the input devices and output devices. Since the CPU is much faster than peripherals like hard drives or </w:t>
+      </w:r>
+      <w:r>
+        <w:rPr>
+          <w:rFonts w:ascii="Arial" w:hAnsi="Arial" w:cs="Arial"/>
+        </w:rPr>
+        <w:t>printer</w:t>
+      </w:r>
+      <w:r>
+        <w:rPr>
+          <w:rFonts w:ascii="Arial" w:hAnsi="Arial" w:cs="Arial"/>
+        </w:rPr>
+        <w:t xml:space="preserve">, the OS uses </w:t>
+      </w:r>
+      <w:r>
+        <w:rPr>
+          <w:rFonts w:ascii="Arial" w:hAnsi="Arial" w:cs="Arial"/>
+        </w:rPr>
+        <w:t>buffering</w:t>
+      </w:r>
+      <w:r>
+        <w:rPr>
+          <w:rFonts w:ascii="Arial" w:hAnsi="Arial" w:cs="Arial"/>
+        </w:rPr>
+        <w:t xml:space="preserve"> and spooling. This ensures that the fast CPU of the </w:t>
+      </w:r>
+      <w:proofErr w:type="spellStart"/>
+      <w:r>
+        <w:rPr>
+          <w:rFonts w:ascii="Arial" w:hAnsi="Arial" w:cs="Arial"/>
+        </w:rPr>
+        <w:t>QuantumX</w:t>
+      </w:r>
+      <w:proofErr w:type="spellEnd"/>
+      <w:r>
+        <w:rPr>
+          <w:rFonts w:ascii="Arial" w:hAnsi="Arial" w:cs="Arial"/>
+        </w:rPr>
+        <w:t xml:space="preserve"> is not held up waiting for slower peripherals, maximizing overall system performance and efficiency.</w:t>
+      </w:r>
+    </w:p>
+    <w:p>
+      <w:pPr>
         <w:ind w:left="1080"/>
-        <w:rPr>
-          <w:rFonts w:ascii="Arial" w:hAnsi="Arial" w:cs="Arial"/>
-        </w:rPr>
-      </w:pPr>
-      <w:r>
-        <w:rPr>
-          <w:rFonts w:ascii="Arial" w:hAnsi="Arial" w:cs="Arial"/>
-        </w:rPr>
-        <w:lastRenderedPageBreak/>
-        <w:t xml:space="preserve">The OS manages the flow of data between the input devices and output devices. Since the CPU is much faster than peripherals like hard drives or </w:t>
-      </w:r>
-      <w:r>
-        <w:rPr>
-          <w:rFonts w:ascii="Arial" w:hAnsi="Arial" w:cs="Arial"/>
-        </w:rPr>
-        <w:t>printer</w:t>
-      </w:r>
-      <w:r>
-        <w:rPr>
-          <w:rFonts w:ascii="Arial" w:hAnsi="Arial" w:cs="Arial"/>
-        </w:rPr>
-        <w:t xml:space="preserve">, the OS uses </w:t>
-      </w:r>
-      <w:r>
-        <w:rPr>
-          <w:rFonts w:ascii="Arial" w:hAnsi="Arial" w:cs="Arial"/>
-        </w:rPr>
-        <w:t>buffering</w:t>
-      </w:r>
-      <w:r>
-        <w:rPr>
-          <w:rFonts w:ascii="Arial" w:hAnsi="Arial" w:cs="Arial"/>
-        </w:rPr>
-        <w:t xml:space="preserve"> and spooling. This ensures that the fast CPU of the </w:t>
-      </w:r>
-      <w:proofErr w:type="spellStart"/>
-      <w:r>
-        <w:rPr>
-          <w:rFonts w:ascii="Arial" w:hAnsi="Arial" w:cs="Arial"/>
-        </w:rPr>
-        <w:t>QuantumX</w:t>
-      </w:r>
-      <w:proofErr w:type="spellEnd"/>
-      <w:r>
-        <w:rPr>
-          <w:rFonts w:ascii="Arial" w:hAnsi="Arial" w:cs="Arial"/>
-        </w:rPr>
-        <w:t xml:space="preserve"> is not held up waiting for slower peripherals, maximizing overall system performance and efficiency.</w:t>
-      </w:r>
-    </w:p>
-    <w:p>
-      <w:pPr>
-        <w:ind w:left="360"/>
         <w:rPr>
           <w:rFonts w:ascii="Arial" w:hAnsi="Arial" w:cs="Arial"/>
         </w:rPr>
@@ -3616,7 +4083,7 @@
           <w:ilvl w:val="0"/>
           <w:numId w:val="34"/>
         </w:numPr>
-        <w:ind w:left="1080"/>
+        <w:ind w:left="1800"/>
         <w:rPr>
           <w:rFonts w:ascii="Arial" w:hAnsi="Arial" w:cs="Arial"/>
           <w:sz w:val="28"/>
@@ -3634,9 +4101,11 @@
     </w:p>
     <w:p>
       <w:pPr>
-        <w:ind w:left="360"/>
-        <w:rPr>
-          <w:rFonts w:ascii="Arial" w:hAnsi="Arial" w:cs="Arial"/>
+        <w:ind w:left="1440"/>
+        <w:rPr>
+          <w:rFonts w:ascii="Arial" w:hAnsi="Arial" w:cs="Arial"/>
+          <w:sz w:val="28"/>
+          <w:szCs w:val="28"/>
         </w:rPr>
       </w:pPr>
       <w:r>
@@ -3867,40 +4336,6 @@
     </w:p>
     <w:p>
       <w:pPr>
-        <w:ind w:left="360"/>
-        <w:rPr>
-          <w:rFonts w:ascii="Arial" w:hAnsi="Arial" w:cs="Arial"/>
-          <w:b/>
-          <w:sz w:val="32"/>
-          <w:szCs w:val="32"/>
-        </w:rPr>
-      </w:pPr>
-    </w:p>
-    <w:p>
-      <w:pPr>
-        <w:ind w:left="360"/>
-        <w:rPr>
-          <w:rFonts w:ascii="Arial" w:hAnsi="Arial" w:cs="Arial"/>
-          <w:b/>
-          <w:sz w:val="32"/>
-          <w:szCs w:val="32"/>
-        </w:rPr>
-      </w:pPr>
-    </w:p>
-    <w:p>
-      <w:pPr>
-        <w:ind w:left="360"/>
-        <w:rPr>
-          <w:rFonts w:ascii="Arial" w:hAnsi="Arial" w:cs="Arial"/>
-          <w:b/>
-          <w:sz w:val="32"/>
-          <w:szCs w:val="32"/>
-        </w:rPr>
-      </w:pPr>
-    </w:p>
-    <w:p>
-      <w:pPr>
-        <w:ind w:left="360"/>
         <w:rPr>
           <w:rFonts w:ascii="Arial" w:hAnsi="Arial" w:cs="Arial"/>
           <w:b/>
@@ -4042,25 +4477,7 @@
         <w:rPr>
           <w:rFonts w:ascii="Arial" w:hAnsi="Arial" w:cs="Arial"/>
         </w:rPr>
-        <w:t>Software</w:t>
-      </w:r>
-      <w:r>
-        <w:rPr>
-          <w:rFonts w:ascii="Arial" w:hAnsi="Arial" w:cs="Arial"/>
-        </w:rPr>
-        <w:t xml:space="preserve"> </w:t>
-      </w:r>
-      <w:r>
-        <w:rPr>
-          <w:rFonts w:ascii="Arial" w:hAnsi="Arial" w:cs="Arial"/>
-        </w:rPr>
-        <w:t>is</w:t>
-      </w:r>
-      <w:r>
-        <w:rPr>
-          <w:rFonts w:ascii="Arial" w:hAnsi="Arial" w:cs="Arial"/>
-        </w:rPr>
-        <w:t xml:space="preserve"> classified differently depending on what factor they are classified of. To help investors understand the software landscape better, </w:t>
+        <w:t xml:space="preserve">To help investors understand the software landscape better, </w:t>
       </w:r>
       <w:proofErr w:type="spellStart"/>
       <w:r>
@@ -4158,7 +4575,13 @@
         <w:rPr>
           <w:rFonts w:ascii="Arial" w:hAnsi="Arial" w:cs="Arial"/>
         </w:rPr>
-        <w:t xml:space="preserve"> Microsoft word</w:t>
+        <w:t xml:space="preserve"> </w:t>
+      </w:r>
+      <w:r>
+        <w:rPr>
+          <w:rFonts w:ascii="Arial" w:hAnsi="Arial" w:cs="Arial"/>
+        </w:rPr>
+        <w:t>LibreOffice Writer</w:t>
       </w:r>
       <w:r>
         <w:rPr>
@@ -4170,13 +4593,13 @@
         <w:rPr>
           <w:rFonts w:ascii="Arial" w:hAnsi="Arial" w:cs="Arial"/>
         </w:rPr>
-        <w:t xml:space="preserve"> provides functionalities for creating, editing and formatting text documents. Microsoft </w:t>
-      </w:r>
-      <w:r>
-        <w:rPr>
-          <w:rFonts w:ascii="Arial" w:hAnsi="Arial" w:cs="Arial"/>
-        </w:rPr>
-        <w:t xml:space="preserve">word </w:t>
+        <w:t xml:space="preserve"> provides functionalities for creating, editing and formatting text documents. </w:t>
+      </w:r>
+      <w:r>
+        <w:rPr>
+          <w:rFonts w:ascii="Arial" w:hAnsi="Arial" w:cs="Arial"/>
+        </w:rPr>
+        <w:t xml:space="preserve">LibreOffice Writer </w:t>
       </w:r>
       <w:r>
         <w:rPr>
@@ -4242,7 +4665,19 @@
         <w:rPr>
           <w:rFonts w:ascii="Arial" w:hAnsi="Arial" w:cs="Arial"/>
         </w:rPr>
-        <w:t>, utility software and driver software. Microsoft Windows is one of the most common examples of system software.</w:t>
+        <w:t xml:space="preserve">, utility software and driver software. </w:t>
+      </w:r>
+      <w:r>
+        <w:rPr>
+          <w:rFonts w:ascii="Arial" w:hAnsi="Arial" w:cs="Arial"/>
+        </w:rPr>
+        <w:t>Ubuntu Linux</w:t>
+      </w:r>
+      <w:r>
+        <w:rPr>
+          <w:rFonts w:ascii="Arial" w:hAnsi="Arial" w:cs="Arial"/>
+        </w:rPr>
+        <w:t xml:space="preserve"> is one of the most common examples of system software.</w:t>
       </w:r>
     </w:p>
     <w:p>
@@ -4290,13 +4725,13 @@
         <w:rPr>
           <w:rFonts w:ascii="Arial" w:hAnsi="Arial" w:cs="Arial"/>
         </w:rPr>
-        <w:t xml:space="preserve"> Visual Studio</w:t>
-      </w:r>
-      <w:r>
-        <w:rPr>
-          <w:rFonts w:ascii="Arial" w:hAnsi="Arial" w:cs="Arial"/>
-        </w:rPr>
-        <w:t xml:space="preserve"> Code</w:t>
+        <w:t xml:space="preserve"> </w:t>
+      </w:r>
+      <w:r>
+        <w:rPr>
+          <w:rFonts w:ascii="Arial" w:hAnsi="Arial" w:cs="Arial"/>
+        </w:rPr>
+        <w:t>IntelliJ IDEA</w:t>
       </w:r>
       <w:r>
         <w:rPr>
@@ -4367,19 +4802,7 @@
     </w:p>
     <w:p>
       <w:pPr>
-        <w:tabs>
-          <w:tab w:val="left" w:pos="5613"/>
-        </w:tabs>
-        <w:rPr>
-          <w:rFonts w:ascii="Arial" w:hAnsi="Arial" w:cs="Arial"/>
-        </w:rPr>
-      </w:pPr>
-    </w:p>
-    <w:p>
-      <w:pPr>
-        <w:tabs>
-          <w:tab w:val="left" w:pos="5613"/>
-        </w:tabs>
+        <w:ind w:left="360"/>
         <w:rPr>
           <w:rFonts w:ascii="Arial" w:hAnsi="Arial" w:cs="Arial"/>
         </w:rPr>
@@ -4417,6 +4840,7 @@
         <w:tabs>
           <w:tab w:val="left" w:pos="5613"/>
         </w:tabs>
+        <w:ind w:left="1800"/>
         <w:rPr>
           <w:rFonts w:ascii="Arial" w:hAnsi="Arial" w:cs="Arial"/>
           <w:sz w:val="28"/>
@@ -4437,7 +4861,7 @@
         <w:tabs>
           <w:tab w:val="left" w:pos="5613"/>
         </w:tabs>
-        <w:ind w:left="360"/>
+        <w:ind w:left="1440"/>
         <w:rPr>
           <w:rFonts w:ascii="Arial" w:hAnsi="Arial" w:cs="Arial"/>
         </w:rPr>
@@ -4458,7 +4882,19 @@
         <w:rPr>
           <w:rFonts w:ascii="Arial" w:hAnsi="Arial" w:cs="Arial"/>
         </w:rPr>
-        <w:t>and presentation for example Microsoft Word. These software enables start-tups to manage business operations efficiently.</w:t>
+        <w:t xml:space="preserve">and presentation for example </w:t>
+      </w:r>
+      <w:r>
+        <w:rPr>
+          <w:rFonts w:ascii="Arial" w:hAnsi="Arial" w:cs="Arial"/>
+        </w:rPr>
+        <w:t>LibreOffice Writer</w:t>
+      </w:r>
+      <w:r>
+        <w:rPr>
+          <w:rFonts w:ascii="Arial" w:hAnsi="Arial" w:cs="Arial"/>
+        </w:rPr>
+        <w:t>. These software enables start-tups to manage business operations efficiently.</w:t>
       </w:r>
     </w:p>
     <w:p>
@@ -4471,6 +4907,7 @@
         <w:tabs>
           <w:tab w:val="left" w:pos="5613"/>
         </w:tabs>
+        <w:ind w:left="1800"/>
         <w:rPr>
           <w:rFonts w:ascii="Arial" w:hAnsi="Arial" w:cs="Arial"/>
           <w:sz w:val="28"/>
@@ -4483,7 +4920,6 @@
           <w:sz w:val="28"/>
           <w:szCs w:val="28"/>
         </w:rPr>
-        <w:lastRenderedPageBreak/>
         <w:t>Multimedia Software</w:t>
       </w:r>
     </w:p>
@@ -4492,15 +4928,16 @@
         <w:tabs>
           <w:tab w:val="left" w:pos="5613"/>
         </w:tabs>
-        <w:ind w:left="360"/>
-        <w:rPr>
-          <w:rFonts w:ascii="Arial" w:hAnsi="Arial" w:cs="Arial"/>
-        </w:rPr>
-      </w:pPr>
-      <w:r>
-        <w:rPr>
-          <w:rFonts w:ascii="Arial" w:hAnsi="Arial" w:cs="Arial"/>
-        </w:rPr>
+        <w:ind w:left="1440"/>
+        <w:rPr>
+          <w:rFonts w:ascii="Arial" w:hAnsi="Arial" w:cs="Arial"/>
+        </w:rPr>
+      </w:pPr>
+      <w:r>
+        <w:rPr>
+          <w:rFonts w:ascii="Arial" w:hAnsi="Arial" w:cs="Arial"/>
+        </w:rPr>
+        <w:lastRenderedPageBreak/>
         <w:t xml:space="preserve">Multimedia </w:t>
       </w:r>
       <w:r>
@@ -4532,6 +4969,7 @@
         <w:tabs>
           <w:tab w:val="left" w:pos="5613"/>
         </w:tabs>
+        <w:ind w:left="1800"/>
         <w:rPr>
           <w:rFonts w:ascii="Arial" w:hAnsi="Arial" w:cs="Arial"/>
           <w:sz w:val="28"/>
@@ -4552,7 +4990,7 @@
         <w:tabs>
           <w:tab w:val="left" w:pos="5613"/>
         </w:tabs>
-        <w:ind w:left="360"/>
+        <w:ind w:left="1440"/>
         <w:rPr>
           <w:rFonts w:ascii="Arial" w:hAnsi="Arial" w:cs="Arial"/>
         </w:rPr>
@@ -4567,7 +5005,19 @@
         <w:rPr>
           <w:rFonts w:ascii="Arial" w:hAnsi="Arial" w:cs="Arial"/>
         </w:rPr>
-        <w:t xml:space="preserve"> software allows users to communicate and share information over the networks for example Microsoft Teams. </w:t>
+        <w:t xml:space="preserve"> software allows users to communicate and share information over the networks for example </w:t>
+      </w:r>
+      <w:r>
+        <w:rPr>
+          <w:rFonts w:ascii="Arial" w:hAnsi="Arial" w:cs="Arial"/>
+        </w:rPr>
+        <w:t>Zoom</w:t>
+      </w:r>
+      <w:r>
+        <w:rPr>
+          <w:rFonts w:ascii="Arial" w:hAnsi="Arial" w:cs="Arial"/>
+        </w:rPr>
+        <w:t xml:space="preserve">. </w:t>
       </w:r>
       <w:r>
         <w:rPr>
@@ -4604,6 +5054,7 @@
         <w:tabs>
           <w:tab w:val="left" w:pos="5613"/>
         </w:tabs>
+        <w:ind w:left="1800"/>
         <w:rPr>
           <w:rFonts w:ascii="Arial" w:hAnsi="Arial" w:cs="Arial"/>
           <w:sz w:val="28"/>
@@ -4617,6 +5068,41 @@
           <w:szCs w:val="28"/>
         </w:rPr>
         <w:t>Entertainment Software</w:t>
+      </w:r>
+    </w:p>
+    <w:p>
+      <w:pPr>
+        <w:tabs>
+          <w:tab w:val="left" w:pos="5613"/>
+        </w:tabs>
+        <w:ind w:left="1440"/>
+        <w:rPr>
+          <w:rFonts w:ascii="Arial" w:hAnsi="Arial" w:cs="Arial"/>
+        </w:rPr>
+      </w:pPr>
+      <w:r>
+        <w:rPr>
+          <w:rFonts w:ascii="Arial" w:hAnsi="Arial" w:cs="Arial"/>
+        </w:rPr>
+        <w:t xml:space="preserve">Entertainment software </w:t>
+      </w:r>
+      <w:r>
+        <w:rPr>
+          <w:rFonts w:ascii="Arial" w:hAnsi="Arial" w:cs="Arial"/>
+        </w:rPr>
+        <w:t>provide</w:t>
+      </w:r>
+      <w:r>
+        <w:rPr>
+          <w:rFonts w:ascii="Arial" w:hAnsi="Arial" w:cs="Arial"/>
+        </w:rPr>
+        <w:t>s</w:t>
+      </w:r>
+      <w:r>
+        <w:rPr>
+          <w:rFonts w:ascii="Arial" w:hAnsi="Arial" w:cs="Arial"/>
+        </w:rPr>
+        <w:t xml:space="preserve"> users with leisure experience and gaming experiences for example Media players or casual games. These wares enhance the desktop’s appeal to home-office users.</w:t>
       </w:r>
     </w:p>
     <w:p>
@@ -4629,184 +5115,6 @@
           <w:rFonts w:ascii="Arial" w:hAnsi="Arial" w:cs="Arial"/>
         </w:rPr>
       </w:pPr>
-      <w:r>
-        <w:rPr>
-          <w:rFonts w:ascii="Arial" w:hAnsi="Arial" w:cs="Arial"/>
-        </w:rPr>
-        <w:t xml:space="preserve">Entertainment software </w:t>
-      </w:r>
-      <w:r>
-        <w:rPr>
-          <w:rFonts w:ascii="Arial" w:hAnsi="Arial" w:cs="Arial"/>
-        </w:rPr>
-        <w:t>provide</w:t>
-      </w:r>
-      <w:r>
-        <w:rPr>
-          <w:rFonts w:ascii="Arial" w:hAnsi="Arial" w:cs="Arial"/>
-        </w:rPr>
-        <w:t>s</w:t>
-      </w:r>
-      <w:r>
-        <w:rPr>
-          <w:rFonts w:ascii="Arial" w:hAnsi="Arial" w:cs="Arial"/>
-        </w:rPr>
-        <w:t xml:space="preserve"> users with leisure experience and gaming experiences for example Media players or casual games. These wares enhance the desktop’s appeal to home-office users.</w:t>
-      </w:r>
-    </w:p>
-    <w:p>
-      <w:pPr>
-        <w:tabs>
-          <w:tab w:val="left" w:pos="5613"/>
-        </w:tabs>
-        <w:ind w:left="360"/>
-        <w:rPr>
-          <w:rFonts w:ascii="Arial" w:hAnsi="Arial" w:cs="Arial"/>
-        </w:rPr>
-      </w:pPr>
-    </w:p>
-    <w:p>
-      <w:pPr>
-        <w:tabs>
-          <w:tab w:val="left" w:pos="5613"/>
-        </w:tabs>
-        <w:ind w:left="360"/>
-        <w:rPr>
-          <w:rFonts w:ascii="Arial" w:hAnsi="Arial" w:cs="Arial"/>
-        </w:rPr>
-      </w:pPr>
-      <w:r>
-        <w:rPr>
-          <w:rFonts w:ascii="Arial" w:hAnsi="Arial" w:cs="Arial"/>
-        </w:rPr>
-        <w:t xml:space="preserve">Most people </w:t>
-      </w:r>
-      <w:r>
-        <w:rPr>
-          <w:rFonts w:ascii="Arial" w:hAnsi="Arial" w:cs="Arial"/>
-        </w:rPr>
-        <w:t xml:space="preserve">at </w:t>
-      </w:r>
-      <w:proofErr w:type="spellStart"/>
-      <w:r>
-        <w:rPr>
-          <w:rFonts w:ascii="Arial" w:hAnsi="Arial" w:cs="Arial"/>
-        </w:rPr>
-        <w:t>QuantumTech</w:t>
-      </w:r>
-      <w:proofErr w:type="spellEnd"/>
-      <w:r>
-        <w:rPr>
-          <w:rFonts w:ascii="Arial" w:hAnsi="Arial" w:cs="Arial"/>
-        </w:rPr>
-        <w:t xml:space="preserve"> </w:t>
-      </w:r>
-      <w:r>
-        <w:rPr>
-          <w:rFonts w:ascii="Arial" w:hAnsi="Arial" w:cs="Arial"/>
-        </w:rPr>
-        <w:t>understand</w:t>
-      </w:r>
-      <w:r>
-        <w:rPr>
-          <w:rFonts w:ascii="Arial" w:hAnsi="Arial" w:cs="Arial"/>
-        </w:rPr>
-        <w:t xml:space="preserve"> </w:t>
-      </w:r>
-      <w:r>
-        <w:rPr>
-          <w:rFonts w:ascii="Arial" w:hAnsi="Arial" w:cs="Arial"/>
-        </w:rPr>
-        <w:t>application software, but no one understands how software</w:t>
-      </w:r>
-      <w:r>
-        <w:rPr>
-          <w:rFonts w:ascii="Arial" w:hAnsi="Arial" w:cs="Arial"/>
-        </w:rPr>
-        <w:t xml:space="preserve"> </w:t>
-      </w:r>
-      <w:r>
-        <w:rPr>
-          <w:rFonts w:ascii="Arial" w:hAnsi="Arial" w:cs="Arial"/>
-        </w:rPr>
-        <w:t>works with the computer systems they build which might be the major</w:t>
-      </w:r>
-      <w:r>
-        <w:rPr>
-          <w:rFonts w:ascii="Arial" w:hAnsi="Arial" w:cs="Arial"/>
-        </w:rPr>
-        <w:t xml:space="preserve"> root</w:t>
-      </w:r>
-      <w:r>
-        <w:rPr>
-          <w:rFonts w:ascii="Arial" w:hAnsi="Arial" w:cs="Arial"/>
-        </w:rPr>
-        <w:t xml:space="preserve"> problem</w:t>
-      </w:r>
-      <w:r>
-        <w:rPr>
-          <w:rFonts w:ascii="Arial" w:hAnsi="Arial" w:cs="Arial"/>
-        </w:rPr>
-        <w:t xml:space="preserve"> causing</w:t>
-      </w:r>
-      <w:r>
-        <w:rPr>
-          <w:rFonts w:ascii="Arial" w:hAnsi="Arial" w:cs="Arial"/>
-        </w:rPr>
-        <w:t xml:space="preserve"> reduced sale</w:t>
-      </w:r>
-      <w:r>
-        <w:rPr>
-          <w:rFonts w:ascii="Arial" w:hAnsi="Arial" w:cs="Arial"/>
-        </w:rPr>
-        <w:t>s</w:t>
-      </w:r>
-      <w:r>
-        <w:rPr>
-          <w:rFonts w:ascii="Arial" w:hAnsi="Arial" w:cs="Arial"/>
-        </w:rPr>
-        <w:t>. It is for this reason why engineers</w:t>
-      </w:r>
-      <w:r>
-        <w:rPr>
-          <w:rFonts w:ascii="Arial" w:hAnsi="Arial" w:cs="Arial"/>
-        </w:rPr>
-        <w:t xml:space="preserve"> at </w:t>
-      </w:r>
-      <w:proofErr w:type="spellStart"/>
-      <w:r>
-        <w:rPr>
-          <w:rFonts w:ascii="Arial" w:hAnsi="Arial" w:cs="Arial"/>
-        </w:rPr>
-        <w:t>QuantumTech</w:t>
-      </w:r>
-      <w:proofErr w:type="spellEnd"/>
-      <w:r>
-        <w:rPr>
-          <w:rFonts w:ascii="Arial" w:hAnsi="Arial" w:cs="Arial"/>
-        </w:rPr>
-        <w:t xml:space="preserve"> should understand the process how software works with the computer systems</w:t>
-      </w:r>
-      <w:r>
-        <w:rPr>
-          <w:rFonts w:ascii="Arial" w:hAnsi="Arial" w:cs="Arial"/>
-        </w:rPr>
-        <w:t xml:space="preserve"> like </w:t>
-      </w:r>
-      <w:proofErr w:type="spellStart"/>
-      <w:r>
-        <w:rPr>
-          <w:rFonts w:ascii="Arial" w:hAnsi="Arial" w:cs="Arial"/>
-        </w:rPr>
-        <w:t>QuantumX</w:t>
-      </w:r>
-      <w:proofErr w:type="spellEnd"/>
-      <w:r>
-        <w:rPr>
-          <w:rFonts w:ascii="Arial" w:hAnsi="Arial" w:cs="Arial"/>
-        </w:rPr>
-        <w:t>.</w:t>
-      </w:r>
     </w:p>
     <w:p>
       <w:pPr>
@@ -4967,14 +5275,7 @@
         <w:rPr>
           <w:rFonts w:ascii="Arial" w:hAnsi="Arial" w:cs="Arial"/>
         </w:rPr>
-        <w:t xml:space="preserve"> to do </w:t>
-      </w:r>
-      <w:r>
-        <w:rPr>
-          <w:rFonts w:ascii="Arial" w:hAnsi="Arial" w:cs="Arial"/>
-        </w:rPr>
-        <w:lastRenderedPageBreak/>
-        <w:t>this. The following are types of development tools that would likely be utilized by the developers.</w:t>
+        <w:t xml:space="preserve"> to do this. The following are types of development tools that would likely be utilized by the developers.</w:t>
       </w:r>
     </w:p>
     <w:p>
@@ -5083,7 +5384,20 @@
         <w:rPr>
           <w:rFonts w:ascii="Arial" w:hAnsi="Arial" w:cs="Arial"/>
         </w:rPr>
-        <w:t xml:space="preserve"> Languages that utilize compilers for them to run are called Compiling languages</w:t>
+        <w:t xml:space="preserve"> Examples of compilers include Intel C++ Compiler, Microsoft Visual C++ and Clang.</w:t>
+      </w:r>
+      <w:r>
+        <w:rPr>
+          <w:rFonts w:ascii="Arial" w:hAnsi="Arial" w:cs="Arial"/>
+        </w:rPr>
+        <w:t xml:space="preserve"> Languages that </w:t>
+      </w:r>
+      <w:r>
+        <w:rPr>
+          <w:rFonts w:ascii="Arial" w:hAnsi="Arial" w:cs="Arial"/>
+        </w:rPr>
+        <w:lastRenderedPageBreak/>
+        <w:t>utilize compilers for them to run are called Compiling languages</w:t>
       </w:r>
       <w:r>
         <w:rPr>
@@ -5131,7 +5445,13 @@
         <w:rPr>
           <w:rFonts w:ascii="Arial" w:hAnsi="Arial" w:cs="Arial"/>
         </w:rPr>
-        <w:t>. This makes compiling languages faster and</w:t>
+        <w:t xml:space="preserve"> making</w:t>
+      </w:r>
+      <w:r>
+        <w:rPr>
+          <w:rFonts w:ascii="Arial" w:hAnsi="Arial" w:cs="Arial"/>
+        </w:rPr>
+        <w:t xml:space="preserve"> compiling languages faster and</w:t>
       </w:r>
       <w:r>
         <w:rPr>
@@ -5149,7 +5469,31 @@
         <w:rPr>
           <w:rFonts w:ascii="Arial" w:hAnsi="Arial" w:cs="Arial"/>
         </w:rPr>
-        <w:t>. Therefore, compilers can be slower due to time taken for compilation and executables may n</w:t>
+        <w:t xml:space="preserve">. </w:t>
+      </w:r>
+      <w:r>
+        <w:rPr>
+          <w:rFonts w:ascii="Arial" w:hAnsi="Arial" w:cs="Arial"/>
+        </w:rPr>
+        <w:t>C</w:t>
+      </w:r>
+      <w:r>
+        <w:rPr>
+          <w:rFonts w:ascii="Arial" w:hAnsi="Arial" w:cs="Arial"/>
+        </w:rPr>
+        <w:t>ompilers can be slower due to time taken for compilation and execut</w:t>
+      </w:r>
+      <w:r>
+        <w:rPr>
+          <w:rFonts w:ascii="Arial" w:hAnsi="Arial" w:cs="Arial"/>
+        </w:rPr>
+        <w:t>ables</w:t>
+      </w:r>
+      <w:r>
+        <w:rPr>
+          <w:rFonts w:ascii="Arial" w:hAnsi="Arial" w:cs="Arial"/>
+        </w:rPr>
+        <w:t xml:space="preserve"> may n</w:t>
       </w:r>
       <w:r>
         <w:rPr>
@@ -5270,7 +5614,19 @@
         <w:rPr>
           <w:rFonts w:ascii="Arial" w:hAnsi="Arial" w:cs="Arial"/>
         </w:rPr>
-        <w:t xml:space="preserve"> into machine code. Languages that need interpreters for them to run are called </w:t>
+        <w:t xml:space="preserve"> into machine code.</w:t>
+      </w:r>
+      <w:r>
+        <w:rPr>
+          <w:rFonts w:ascii="Arial" w:hAnsi="Arial" w:cs="Arial"/>
+        </w:rPr>
+        <w:t xml:space="preserve"> Examples of Interpreters include Node.js, Ruby Interpreter and Python Interpreter.</w:t>
+      </w:r>
+      <w:r>
+        <w:rPr>
+          <w:rFonts w:ascii="Arial" w:hAnsi="Arial" w:cs="Arial"/>
+        </w:rPr>
+        <w:t xml:space="preserve"> Languages that need interpreters for them to run are called </w:t>
       </w:r>
       <w:r>
         <w:rPr>
@@ -5282,7 +5638,7 @@
         <w:rPr>
           <w:rFonts w:ascii="Arial" w:hAnsi="Arial" w:cs="Arial"/>
         </w:rPr>
-        <w:t xml:space="preserve"> languages for example Python. During execution, interpreters checks if the lines doesn’t have any error if it does the system breaks if it does not the line get executed and the program continues. </w:t>
+        <w:t xml:space="preserve"> languages for example Python. During execution, interpreters check if the lines doesn’t have any error if it does the system breaks if it does not the line get executed and the program continues. </w:t>
       </w:r>
       <w:r>
         <w:rPr>
@@ -5481,7 +5837,33 @@
         <w:rPr>
           <w:rFonts w:ascii="Arial" w:hAnsi="Arial" w:cs="Arial"/>
         </w:rPr>
-        <w:t xml:space="preserve"> are categorized into General-Purpose IDE’s that supports wide range of programming languages, and Specialized IDE’s which are tailored for specific languages. Some examples of IDE’s include Visual Studio Code and IntelliJ IDEA.</w:t>
+        <w:t xml:space="preserve"> are categorized into General-Purpose IDE’s and Specialized </w:t>
+      </w:r>
+      <w:proofErr w:type="gramStart"/>
+      <w:r>
+        <w:rPr>
+          <w:rFonts w:ascii="Arial" w:hAnsi="Arial" w:cs="Arial"/>
+        </w:rPr>
+        <w:t>IDE’s</w:t>
+      </w:r>
+      <w:proofErr w:type="gramEnd"/>
+      <w:r>
+        <w:rPr>
+          <w:rFonts w:ascii="Arial" w:hAnsi="Arial" w:cs="Arial"/>
+        </w:rPr>
+        <w:t xml:space="preserve">. Some examples of IDE’s include </w:t>
+      </w:r>
+      <w:r>
+        <w:rPr>
+          <w:rFonts w:ascii="Arial" w:hAnsi="Arial" w:cs="Arial"/>
+        </w:rPr>
+        <w:t>Cursor</w:t>
+      </w:r>
+      <w:r>
+        <w:rPr>
+          <w:rFonts w:ascii="Arial" w:hAnsi="Arial" w:cs="Arial"/>
+        </w:rPr>
+        <w:t xml:space="preserve"> and IntelliJ IDEA.</w:t>
       </w:r>
     </w:p>
     <w:p>
@@ -5708,109 +6090,115 @@
           <w:sz w:val="32"/>
           <w:szCs w:val="32"/>
         </w:rPr>
+        <w:t>Networking Opportunities</w:t>
+      </w:r>
+    </w:p>
+    <w:p>
+      <w:pPr>
+        <w:rPr>
+          <w:rFonts w:ascii="Arial" w:hAnsi="Arial" w:cs="Arial"/>
+        </w:rPr>
+      </w:pPr>
+      <w:r>
+        <w:rPr>
+          <w:rFonts w:ascii="Arial" w:hAnsi="Arial" w:cs="Arial"/>
+        </w:rPr>
+        <w:t>Nowadays almost each and every digital device is connected to each other either through internet or other forms of communication.</w:t>
+      </w:r>
+      <w:r>
+        <w:rPr>
+          <w:rFonts w:ascii="Arial" w:hAnsi="Arial" w:cs="Arial"/>
+        </w:rPr>
+        <w:t xml:space="preserve"> </w:t>
+      </w:r>
+      <w:r>
+        <w:rPr>
+          <w:rFonts w:ascii="Arial" w:hAnsi="Arial" w:cs="Arial"/>
+        </w:rPr>
+        <w:t>Therefore</w:t>
+      </w:r>
+      <w:r>
+        <w:rPr>
+          <w:rFonts w:ascii="Arial" w:hAnsi="Arial" w:cs="Arial"/>
+        </w:rPr>
+        <w:t>,</w:t>
+      </w:r>
+      <w:r>
+        <w:rPr>
+          <w:rFonts w:ascii="Arial" w:hAnsi="Arial" w:cs="Arial"/>
+        </w:rPr>
+        <w:t xml:space="preserve"> for engineers at </w:t>
+      </w:r>
+      <w:proofErr w:type="spellStart"/>
+      <w:r>
+        <w:rPr>
+          <w:rFonts w:ascii="Arial" w:hAnsi="Arial" w:cs="Arial"/>
+        </w:rPr>
+        <w:t>QuantumTech</w:t>
+      </w:r>
+      <w:proofErr w:type="spellEnd"/>
+      <w:r>
+        <w:rPr>
+          <w:rFonts w:ascii="Arial" w:hAnsi="Arial" w:cs="Arial"/>
+        </w:rPr>
+        <w:t xml:space="preserve"> understanding networking </w:t>
+      </w:r>
+      <w:r>
+        <w:rPr>
+          <w:rFonts w:ascii="Arial" w:hAnsi="Arial" w:cs="Arial"/>
+        </w:rPr>
+        <w:t xml:space="preserve">is one of the greatest </w:t>
+      </w:r>
+      <w:r>
+        <w:rPr>
+          <w:rFonts w:ascii="Arial" w:hAnsi="Arial" w:cs="Arial"/>
+        </w:rPr>
+        <w:t>choice</w:t>
+      </w:r>
+      <w:r>
+        <w:rPr>
+          <w:rFonts w:ascii="Arial" w:hAnsi="Arial" w:cs="Arial"/>
+        </w:rPr>
+        <w:t>s</w:t>
+      </w:r>
+      <w:r>
+        <w:rPr>
+          <w:rFonts w:ascii="Arial" w:hAnsi="Arial" w:cs="Arial"/>
+        </w:rPr>
+        <w:t xml:space="preserve"> to take in</w:t>
+      </w:r>
+      <w:r>
+        <w:rPr>
+          <w:rFonts w:ascii="Arial" w:hAnsi="Arial" w:cs="Arial"/>
+        </w:rPr>
+        <w:t xml:space="preserve"> </w:t>
+      </w:r>
+      <w:r>
+        <w:rPr>
+          <w:rFonts w:ascii="Arial" w:hAnsi="Arial" w:cs="Arial"/>
+        </w:rPr>
+        <w:t xml:space="preserve">order to standout in areas of </w:t>
+      </w:r>
+      <w:proofErr w:type="spellStart"/>
+      <w:r>
+        <w:rPr>
+          <w:rFonts w:ascii="Arial" w:hAnsi="Arial" w:cs="Arial"/>
+        </w:rPr>
+        <w:t>Techville</w:t>
+      </w:r>
+      <w:proofErr w:type="spellEnd"/>
+      <w:r>
+        <w:rPr>
+          <w:rFonts w:ascii="Arial" w:hAnsi="Arial" w:cs="Arial"/>
+        </w:rPr>
+        <w:t xml:space="preserve">. This section explains the networking configurations, </w:t>
+      </w:r>
+      <w:r>
+        <w:rPr>
+          <w:rFonts w:ascii="Arial" w:hAnsi="Arial" w:cs="Arial"/>
+        </w:rPr>
         <w:lastRenderedPageBreak/>
-        <w:t>Networking Opportunities</w:t>
-      </w:r>
-    </w:p>
-    <w:p>
-      <w:pPr>
-        <w:rPr>
-          <w:rFonts w:ascii="Arial" w:hAnsi="Arial" w:cs="Arial"/>
-        </w:rPr>
-      </w:pPr>
-      <w:r>
-        <w:rPr>
-          <w:rFonts w:ascii="Arial" w:hAnsi="Arial" w:cs="Arial"/>
-        </w:rPr>
-        <w:t>Nowadays almost each and every digital device is connected to each other either through internet or other forms of communication.</w:t>
-      </w:r>
-      <w:r>
-        <w:rPr>
-          <w:rFonts w:ascii="Arial" w:hAnsi="Arial" w:cs="Arial"/>
-        </w:rPr>
-        <w:t xml:space="preserve"> </w:t>
-      </w:r>
-      <w:r>
-        <w:rPr>
-          <w:rFonts w:ascii="Arial" w:hAnsi="Arial" w:cs="Arial"/>
-        </w:rPr>
-        <w:t>Therefore</w:t>
-      </w:r>
-      <w:r>
-        <w:rPr>
-          <w:rFonts w:ascii="Arial" w:hAnsi="Arial" w:cs="Arial"/>
-        </w:rPr>
-        <w:t>,</w:t>
-      </w:r>
-      <w:r>
-        <w:rPr>
-          <w:rFonts w:ascii="Arial" w:hAnsi="Arial" w:cs="Arial"/>
-        </w:rPr>
-        <w:t xml:space="preserve"> for engineers at </w:t>
-      </w:r>
-      <w:proofErr w:type="spellStart"/>
-      <w:r>
-        <w:rPr>
-          <w:rFonts w:ascii="Arial" w:hAnsi="Arial" w:cs="Arial"/>
-        </w:rPr>
-        <w:t>QuantumTech</w:t>
-      </w:r>
-      <w:proofErr w:type="spellEnd"/>
-      <w:r>
-        <w:rPr>
-          <w:rFonts w:ascii="Arial" w:hAnsi="Arial" w:cs="Arial"/>
-        </w:rPr>
-        <w:t xml:space="preserve"> understanding networking </w:t>
-      </w:r>
-      <w:r>
-        <w:rPr>
-          <w:rFonts w:ascii="Arial" w:hAnsi="Arial" w:cs="Arial"/>
-        </w:rPr>
-        <w:t xml:space="preserve">is one of the greatest </w:t>
-      </w:r>
-      <w:r>
-        <w:rPr>
-          <w:rFonts w:ascii="Arial" w:hAnsi="Arial" w:cs="Arial"/>
-        </w:rPr>
-        <w:t>choice</w:t>
-      </w:r>
-      <w:r>
-        <w:rPr>
-          <w:rFonts w:ascii="Arial" w:hAnsi="Arial" w:cs="Arial"/>
-        </w:rPr>
-        <w:t>s</w:t>
-      </w:r>
-      <w:r>
-        <w:rPr>
-          <w:rFonts w:ascii="Arial" w:hAnsi="Arial" w:cs="Arial"/>
-        </w:rPr>
-        <w:t xml:space="preserve"> to take in</w:t>
-      </w:r>
-      <w:r>
-        <w:rPr>
-          <w:rFonts w:ascii="Arial" w:hAnsi="Arial" w:cs="Arial"/>
-        </w:rPr>
-        <w:t xml:space="preserve"> </w:t>
-      </w:r>
-      <w:r>
-        <w:rPr>
-          <w:rFonts w:ascii="Arial" w:hAnsi="Arial" w:cs="Arial"/>
-        </w:rPr>
-        <w:t xml:space="preserve">order to standout in areas of </w:t>
-      </w:r>
-      <w:proofErr w:type="spellStart"/>
-      <w:r>
-        <w:rPr>
-          <w:rFonts w:ascii="Arial" w:hAnsi="Arial" w:cs="Arial"/>
-        </w:rPr>
-        <w:t>Techville</w:t>
-      </w:r>
-      <w:proofErr w:type="spellEnd"/>
-      <w:r>
-        <w:rPr>
-          <w:rFonts w:ascii="Arial" w:hAnsi="Arial" w:cs="Arial"/>
-        </w:rPr>
-        <w:t>. This section explains the networking configurations, protocols, standards and equipment required as the part of the move to offer networking installation services.</w:t>
+        <w:t>protocols, standards and equipment required as the part of the move to offer networking installation services.</w:t>
       </w:r>
     </w:p>
     <w:p>
@@ -6293,75 +6681,106 @@
           <w:rFonts w:ascii="Arial" w:hAnsi="Arial" w:cs="Arial"/>
           <w:bCs/>
         </w:rPr>
+        <w:t>The main difference between the</w:t>
+      </w:r>
+      <w:r>
+        <w:rPr>
+          <w:rFonts w:ascii="Arial" w:hAnsi="Arial" w:cs="Arial"/>
+          <w:bCs/>
+        </w:rPr>
+        <w:t>se configurations</w:t>
+      </w:r>
+      <w:r>
+        <w:rPr>
+          <w:rFonts w:ascii="Arial" w:hAnsi="Arial" w:cs="Arial"/>
+          <w:bCs/>
+        </w:rPr>
+        <w:t xml:space="preserve"> is the distance they cover and ownership. Local Area Networks are small and private owned, Metropolitan Area Network cover cities and may be jointly owned while Wide Area Networks cover vast distances and relies on third-party telecommunication providers.</w:t>
+      </w:r>
+    </w:p>
+    <w:p>
+      <w:pPr>
+        <w:rPr>
+          <w:rFonts w:ascii="Arial" w:hAnsi="Arial" w:cs="Arial"/>
+          <w:bCs/>
+        </w:rPr>
+      </w:pPr>
+    </w:p>
+    <w:p>
+      <w:pPr>
+        <w:rPr>
+          <w:rFonts w:ascii="Arial" w:hAnsi="Arial" w:cs="Arial"/>
+          <w:bCs/>
+        </w:rPr>
+      </w:pPr>
+      <w:r>
+        <w:rPr>
+          <w:rFonts w:ascii="Arial" w:hAnsi="Arial" w:cs="Arial"/>
+          <w:bCs/>
+        </w:rPr>
         <w:lastRenderedPageBreak/>
-        <w:t>The main difference between the</w:t>
-      </w:r>
+        <w:t xml:space="preserve">For </w:t>
+      </w:r>
+      <w:proofErr w:type="spellStart"/>
       <w:r>
         <w:rPr>
           <w:rFonts w:ascii="Arial" w:hAnsi="Arial" w:cs="Arial"/>
           <w:bCs/>
         </w:rPr>
-        <w:t>se configurations</w:t>
-      </w:r>
+        <w:t>Techville’s</w:t>
+      </w:r>
+      <w:proofErr w:type="spellEnd"/>
       <w:r>
         <w:rPr>
           <w:rFonts w:ascii="Arial" w:hAnsi="Arial" w:cs="Arial"/>
           <w:bCs/>
         </w:rPr>
-        <w:t xml:space="preserve"> is the distance they cover and ownership. Local Area Networks are small and private owned, Metropolitan Area Network cover cities and may be jointly owned while Wide Area Networks cover vast distances and relies on third-party telecommunication providers.</w:t>
-      </w:r>
-    </w:p>
-    <w:p>
-      <w:pPr>
+        <w:t xml:space="preserve"> start-up businesses, I recommend </w:t>
+      </w:r>
+      <w:r>
         <w:rPr>
           <w:rFonts w:ascii="Arial" w:hAnsi="Arial" w:cs="Arial"/>
           <w:bCs/>
         </w:rPr>
-      </w:pPr>
-    </w:p>
-    <w:p>
-      <w:pPr>
+        <w:t>implementi</w:t>
+      </w:r>
+      <w:r>
         <w:rPr>
           <w:rFonts w:ascii="Arial" w:hAnsi="Arial" w:cs="Arial"/>
           <w:bCs/>
         </w:rPr>
-      </w:pPr>
+        <w:t>ng</w:t>
+      </w:r>
       <w:r>
         <w:rPr>
           <w:rFonts w:ascii="Arial" w:hAnsi="Arial" w:cs="Arial"/>
           <w:bCs/>
         </w:rPr>
-        <w:t xml:space="preserve">For </w:t>
-      </w:r>
-      <w:proofErr w:type="spellStart"/>
+        <w:t xml:space="preserve"> a Star Topology for their LAN configuration. This is because start-up businesses need a network that </w:t>
+      </w:r>
       <w:r>
         <w:rPr>
           <w:rFonts w:ascii="Arial" w:hAnsi="Arial" w:cs="Arial"/>
           <w:bCs/>
         </w:rPr>
-        <w:t>Techville’s</w:t>
-      </w:r>
-      <w:proofErr w:type="spellEnd"/>
+        <w:t>Is easy to install</w:t>
+      </w:r>
       <w:r>
         <w:rPr>
           <w:rFonts w:ascii="Arial" w:hAnsi="Arial" w:cs="Arial"/>
           <w:bCs/>
         </w:rPr>
-        <w:t xml:space="preserve"> start-up businesses, I recommend offering a Star Topology for their LAN configuration. This is because start-up businesses need a network that </w:t>
+        <w:t>, reliable and simple to maintain and scale. In star topology if one node fails, the rest of the network continues to operate normally. This means businesses can continue operating without disruptions.</w:t>
+      </w:r>
+      <w:r>
+        <w:t xml:space="preserve"> </w:t>
       </w:r>
       <w:r>
         <w:rPr>
           <w:rFonts w:ascii="Arial" w:hAnsi="Arial" w:cs="Arial"/>
           <w:bCs/>
         </w:rPr>
-        <w:t>Is easy to install</w:t>
-      </w:r>
-      <w:r>
-        <w:rPr>
-          <w:rFonts w:ascii="Arial" w:hAnsi="Arial" w:cs="Arial"/>
-          <w:bCs/>
-        </w:rPr>
-        <w:t>, reliable and simple to maintain and scale. In star topology if one cable or node fails, the rest of the network continues to operate normally. This means businesses can continue operating without disruptions.</w:t>
+        <w:t>Furthermore, star topology reduces long-term costs because faults are isolated to one cable, making troubleshooting faster and cheaper, minimizing costly downtime for startups.</w:t>
       </w:r>
     </w:p>
     <w:p>
@@ -6488,7 +6907,7 @@
         <w:rPr>
           <w:rFonts w:ascii="Arial" w:hAnsi="Arial" w:cs="Arial"/>
         </w:rPr>
-        <w:t>For a Local Area Network (LAN) configuration, there are many different ways in which the network can be physically and logically arranged. The following are four network topologies applied to a LAN.</w:t>
+        <w:t>For a Local Area Network (LAN) configuration, there are different ways in which the network can be physically and logically arranged. The following are four network topologies applied to a LAN.</w:t>
       </w:r>
     </w:p>
     <w:p>
@@ -6630,6 +7049,12 @@
         </w:rPr>
         <w:t xml:space="preserve"> Star topology is easy to maintain because faults are easily isolated to a specific cable or node, they are scalable because devices can be easily added by plugging them into the central switch. Star topology is not reliable in cases that the hub or switch faces technical issues.</w:t>
       </w:r>
+      <w:r>
+        <w:rPr>
+          <w:rFonts w:ascii="Arial" w:hAnsi="Arial" w:cs="Arial"/>
+        </w:rPr>
+        <w:t xml:space="preserve"> </w:t>
+      </w:r>
     </w:p>
     <w:p>
       <w:pPr>
@@ -6687,44 +7112,50 @@
         <w:rPr>
           <w:rFonts w:ascii="Arial" w:hAnsi="Arial" w:cs="Arial"/>
         </w:rPr>
+        <w:t xml:space="preserve">In </w:t>
+      </w:r>
+      <w:r>
+        <w:rPr>
+          <w:rFonts w:ascii="Arial" w:hAnsi="Arial" w:cs="Arial"/>
+        </w:rPr>
+        <w:t>Tree</w:t>
+      </w:r>
+      <w:r>
+        <w:rPr>
+          <w:rFonts w:ascii="Arial" w:hAnsi="Arial" w:cs="Arial"/>
+        </w:rPr>
+        <w:t xml:space="preserve"> topology, nodes are connecte</w:t>
+      </w:r>
+      <w:r>
+        <w:rPr>
+          <w:rFonts w:ascii="Arial" w:hAnsi="Arial" w:cs="Arial"/>
+        </w:rPr>
+        <w:t xml:space="preserve">d to </w:t>
+      </w:r>
+      <w:r>
+        <w:rPr>
+          <w:rFonts w:ascii="Arial" w:hAnsi="Arial" w:cs="Arial"/>
+        </w:rPr>
+        <w:t>form a hierarchical structure combining multiple star topologies connected to a central hub.</w:t>
+      </w:r>
+      <w:r>
+        <w:rPr>
+          <w:rFonts w:ascii="Arial" w:hAnsi="Arial" w:cs="Arial"/>
+        </w:rPr>
+        <w:t xml:space="preserve"> This topology utilizes topology like DHCP and SAC. In Tree topology data flows from the top of the tree where the hub originates to the bottom of the tree structure where devices like computers are found. </w:t>
+      </w:r>
+      <w:r>
+        <w:rPr>
+          <w:rFonts w:ascii="Arial" w:hAnsi="Arial" w:cs="Arial"/>
+        </w:rPr>
+        <w:t xml:space="preserve">Tree topology allows more devices to be attached to a </w:t>
+      </w:r>
+      <w:r>
+        <w:rPr>
+          <w:rFonts w:ascii="Arial" w:hAnsi="Arial" w:cs="Arial"/>
+        </w:rPr>
         <w:lastRenderedPageBreak/>
-        <w:t xml:space="preserve">In </w:t>
-      </w:r>
-      <w:r>
-        <w:rPr>
-          <w:rFonts w:ascii="Arial" w:hAnsi="Arial" w:cs="Arial"/>
-        </w:rPr>
-        <w:t>Tree</w:t>
-      </w:r>
-      <w:r>
-        <w:rPr>
-          <w:rFonts w:ascii="Arial" w:hAnsi="Arial" w:cs="Arial"/>
-        </w:rPr>
-        <w:t xml:space="preserve"> topology, nodes are connecte</w:t>
-      </w:r>
-      <w:r>
-        <w:rPr>
-          <w:rFonts w:ascii="Arial" w:hAnsi="Arial" w:cs="Arial"/>
-        </w:rPr>
-        <w:t xml:space="preserve">d to </w:t>
-      </w:r>
-      <w:r>
-        <w:rPr>
-          <w:rFonts w:ascii="Arial" w:hAnsi="Arial" w:cs="Arial"/>
-        </w:rPr>
-        <w:t>form a hierarchical structure combining multiple star topologies connected to a central hub.</w:t>
-      </w:r>
-      <w:r>
-        <w:rPr>
-          <w:rFonts w:ascii="Arial" w:hAnsi="Arial" w:cs="Arial"/>
-        </w:rPr>
-        <w:t xml:space="preserve"> This topology utilizes topology like DHCP and SAC. In Tree topology data flows from the top of the tree where the hub originates to the bottom of the tree structure where devices like computers are found. </w:t>
-      </w:r>
-      <w:r>
-        <w:rPr>
-          <w:rFonts w:ascii="Arial" w:hAnsi="Arial" w:cs="Arial"/>
-        </w:rPr>
-        <w:t>Tree topology allows more devices to be attached to a single central hub which reduces the distance travelled by the signal to come to the devices and it</w:t>
+        <w:t>single central hub which reduces the distance travelled by the signal to come to the devices and it</w:t>
       </w:r>
       <w:r>
         <w:rPr>
@@ -6797,7 +7228,7 @@
         <w:rPr>
           <w:rFonts w:ascii="Arial" w:hAnsi="Arial" w:cs="Arial"/>
         </w:rPr>
-        <w:t xml:space="preserve"> Hybrid technologies are free to take any form. Hybrid technologies are very flexible and can easily been expanded by adding new devices. Therefore, </w:t>
+        <w:t xml:space="preserve"> Hybrid technologies are free to take any form. Hybrid technologies are flexible and can easily been expanded by adding new devices. Therefore, </w:t>
       </w:r>
       <w:proofErr w:type="gramStart"/>
       <w:r>
@@ -6817,7 +7248,7 @@
         <w:rPr>
           <w:rFonts w:ascii="Arial" w:hAnsi="Arial" w:cs="Arial"/>
         </w:rPr>
-        <w:t>s hard to design the architecture of hybrid network technology and hubs used in this topology are very expensiv</w:t>
+        <w:t>s hard to design the architecture of hybrid network technology and hubs used in this topology are expensiv</w:t>
       </w:r>
       <w:r>
         <w:rPr>
@@ -6955,7 +7386,21 @@
         <w:rPr>
           <w:rFonts w:ascii="Arial" w:hAnsi="Arial" w:cs="Arial"/>
         </w:rPr>
-        <w:t>ies require specific physical equipment. Therefore,</w:t>
+        <w:t xml:space="preserve">ies require specific physical equipment. </w:t>
+      </w:r>
+      <w:proofErr w:type="spellStart"/>
+      <w:r>
+        <w:rPr>
+          <w:rFonts w:ascii="Arial" w:hAnsi="Arial" w:cs="Arial"/>
+        </w:rPr>
+        <w:t>QuantumTech</w:t>
+      </w:r>
+      <w:proofErr w:type="spellEnd"/>
+      <w:r>
+        <w:rPr>
+          <w:rFonts w:ascii="Arial" w:hAnsi="Arial" w:cs="Arial"/>
+        </w:rPr>
+        <w:t xml:space="preserve"> must</w:t>
       </w:r>
       <w:r>
         <w:rPr>
@@ -6963,69 +7408,121 @@
         </w:rPr>
         <w:t xml:space="preserve"> </w:t>
       </w:r>
+      <w:r>
+        <w:rPr>
+          <w:rFonts w:ascii="Arial" w:hAnsi="Arial" w:cs="Arial"/>
+        </w:rPr>
+        <w:t>understand the required equipment for the desired topology t</w:t>
+      </w:r>
+      <w:r>
+        <w:rPr>
+          <w:rFonts w:ascii="Arial" w:hAnsi="Arial" w:cs="Arial"/>
+        </w:rPr>
+        <w:t>o be</w:t>
+      </w:r>
+      <w:r>
+        <w:rPr>
+          <w:rFonts w:ascii="Arial" w:hAnsi="Arial" w:cs="Arial"/>
+        </w:rPr>
+        <w:t xml:space="preserve"> install</w:t>
+      </w:r>
+      <w:r>
+        <w:rPr>
+          <w:rFonts w:ascii="Arial" w:hAnsi="Arial" w:cs="Arial"/>
+        </w:rPr>
+        <w:t>ed</w:t>
+      </w:r>
+      <w:r>
+        <w:rPr>
+          <w:rFonts w:ascii="Arial" w:hAnsi="Arial" w:cs="Arial"/>
+        </w:rPr>
+        <w:t xml:space="preserve">. </w:t>
+      </w:r>
+      <w:r>
+        <w:rPr>
+          <w:rFonts w:ascii="Arial" w:hAnsi="Arial" w:cs="Arial"/>
+        </w:rPr>
+        <w:t>S</w:t>
+      </w:r>
+      <w:r>
+        <w:rPr>
+          <w:rFonts w:ascii="Arial" w:hAnsi="Arial" w:cs="Arial"/>
+        </w:rPr>
+        <w:t xml:space="preserve">tar topology requires a Network Switch to act as the </w:t>
+      </w:r>
+      <w:r>
+        <w:rPr>
+          <w:rFonts w:ascii="Arial" w:hAnsi="Arial" w:cs="Arial"/>
+        </w:rPr>
+        <w:t>central hub</w:t>
+      </w:r>
+      <w:r>
+        <w:rPr>
+          <w:rFonts w:ascii="Arial" w:hAnsi="Arial" w:cs="Arial"/>
+        </w:rPr>
+        <w:t xml:space="preserve">. The switch routes data only to intended device. Network Interface Cards (NICs) are required inside every </w:t>
+      </w:r>
       <w:proofErr w:type="spellStart"/>
       <w:r>
         <w:rPr>
           <w:rFonts w:ascii="Arial" w:hAnsi="Arial" w:cs="Arial"/>
         </w:rPr>
-        <w:t>QuantumTech</w:t>
+        <w:t>QuantumX</w:t>
       </w:r>
       <w:proofErr w:type="spellEnd"/>
       <w:r>
         <w:rPr>
           <w:rFonts w:ascii="Arial" w:hAnsi="Arial" w:cs="Arial"/>
         </w:rPr>
-        <w:t xml:space="preserve"> must</w:t>
+        <w:t xml:space="preserve"> computer to connect to the network. </w:t>
+      </w:r>
+      <w:r>
+        <w:rPr>
+          <w:rFonts w:ascii="Arial" w:hAnsi="Arial" w:cs="Arial"/>
+        </w:rPr>
+        <w:t xml:space="preserve">Unshielded Twisted Pair (UTP) Cabling such as Cat6 with RJ-45 connectors is needed to link the devices to the switch. </w:t>
+      </w:r>
+      <w:r>
+        <w:rPr>
+          <w:rFonts w:ascii="Arial" w:hAnsi="Arial" w:cs="Arial"/>
+        </w:rPr>
+        <w:t xml:space="preserve">A </w:t>
+      </w:r>
+      <w:r>
+        <w:rPr>
+          <w:rFonts w:ascii="Arial" w:hAnsi="Arial" w:cs="Arial"/>
+        </w:rPr>
+        <w:t xml:space="preserve">Router is required </w:t>
+      </w:r>
+      <w:r>
+        <w:rPr>
+          <w:rFonts w:ascii="Arial" w:hAnsi="Arial" w:cs="Arial"/>
+        </w:rPr>
+        <w:t>at the edge of the network to connect t</w:t>
+      </w:r>
+      <w:r>
+        <w:rPr>
+          <w:rFonts w:ascii="Arial" w:hAnsi="Arial" w:cs="Arial"/>
+        </w:rPr>
+        <w:t>he</w:t>
+      </w:r>
+      <w:r>
+        <w:rPr>
+          <w:rFonts w:ascii="Arial" w:hAnsi="Arial" w:cs="Arial"/>
+        </w:rPr>
+        <w:t xml:space="preserve"> LAN to wider internet and Wireless Access Points</w:t>
+      </w:r>
+      <w:r>
+        <w:rPr>
+          <w:rFonts w:ascii="Arial" w:hAnsi="Arial" w:cs="Arial"/>
+        </w:rPr>
+        <w:t>.</w:t>
       </w:r>
       <w:r>
         <w:rPr>
           <w:rFonts w:ascii="Arial" w:hAnsi="Arial" w:cs="Arial"/>
         </w:rPr>
         <w:t xml:space="preserve"> </w:t>
-      </w:r>
-      <w:r>
-        <w:rPr>
-          <w:rFonts w:ascii="Arial" w:hAnsi="Arial" w:cs="Arial"/>
-        </w:rPr>
-        <w:t>understand the required equipment for the desired topology they would like to install</w:t>
-      </w:r>
-      <w:r>
-        <w:rPr>
-          <w:rFonts w:ascii="Arial" w:hAnsi="Arial" w:cs="Arial"/>
-        </w:rPr>
-        <w:t>. A star topology requires a Network Switch to act as the central connection point</w:t>
-      </w:r>
-      <w:r>
-        <w:rPr>
-          <w:rFonts w:ascii="Arial" w:hAnsi="Arial" w:cs="Arial"/>
-        </w:rPr>
-        <w:t xml:space="preserve">. The switch routes data only to intended device. Network Interface Cards (NICs) are required inside every </w:t>
-      </w:r>
-      <w:proofErr w:type="spellStart"/>
-      <w:r>
-        <w:rPr>
-          <w:rFonts w:ascii="Arial" w:hAnsi="Arial" w:cs="Arial"/>
-        </w:rPr>
-        <w:t>QuantumX</w:t>
-      </w:r>
-      <w:proofErr w:type="spellEnd"/>
-      <w:r>
-        <w:rPr>
-          <w:rFonts w:ascii="Arial" w:hAnsi="Arial" w:cs="Arial"/>
-        </w:rPr>
-        <w:t xml:space="preserve"> computer to connect to the network. </w:t>
-      </w:r>
-      <w:r>
-        <w:rPr>
-          <w:rFonts w:ascii="Arial" w:hAnsi="Arial" w:cs="Arial"/>
-        </w:rPr>
-        <w:t xml:space="preserve">Unshielded Twisted Pair (UTP) Cabling such as Cat6 with RJ-45 connectors is needed to link the devices to the switch. Finally, a Router is required </w:t>
-      </w:r>
-      <w:r>
-        <w:rPr>
-          <w:rFonts w:ascii="Arial" w:hAnsi="Arial" w:cs="Arial"/>
-        </w:rPr>
-        <w:t>at the edge of the network to connect the local LAN to the wider internet and Wireless Access Points are needed to provide Wi-Fi connectivity to devices like mobile phones.</w:t>
       </w:r>
     </w:p>
     <w:p>
@@ -7102,7 +7599,13 @@
         <w:rPr>
           <w:rFonts w:ascii="Arial" w:hAnsi="Arial" w:cs="Arial"/>
         </w:rPr>
-        <w:t xml:space="preserve"> The OSI model layers include the following:</w:t>
+        <w:t xml:space="preserve"> </w:t>
+      </w:r>
+      <w:r>
+        <w:rPr>
+          <w:rFonts w:ascii="Arial" w:hAnsi="Arial" w:cs="Arial"/>
+        </w:rPr>
+        <w:t>The OSI model layers include the following:</w:t>
       </w:r>
     </w:p>
     <w:p>
@@ -7112,6 +7615,24 @@
           <w:ilvl w:val="0"/>
           <w:numId w:val="26"/>
         </w:numPr>
+        <w:ind w:left="1800"/>
+        <w:rPr>
+          <w:rFonts w:ascii="Arial" w:hAnsi="Arial" w:cs="Arial"/>
+          <w:sz w:val="28"/>
+          <w:szCs w:val="28"/>
+        </w:rPr>
+      </w:pPr>
+      <w:r>
+        <w:rPr>
+          <w:rFonts w:ascii="Arial" w:hAnsi="Arial" w:cs="Arial"/>
+          <w:sz w:val="28"/>
+          <w:szCs w:val="28"/>
+        </w:rPr>
+        <w:t>Physical Layer</w:t>
+      </w:r>
+    </w:p>
+    <w:p>
+      <w:pPr>
         <w:ind w:left="1080"/>
         <w:rPr>
           <w:rFonts w:ascii="Arial" w:hAnsi="Arial" w:cs="Arial"/>
@@ -7121,20 +7642,6 @@
         <w:rPr>
           <w:rFonts w:ascii="Arial" w:hAnsi="Arial" w:cs="Arial"/>
         </w:rPr>
-        <w:t>Physical Layer</w:t>
-      </w:r>
-    </w:p>
-    <w:p>
-      <w:pPr>
-        <w:ind w:left="360"/>
-        <w:rPr>
-          <w:rFonts w:ascii="Arial" w:hAnsi="Arial" w:cs="Arial"/>
-        </w:rPr>
-      </w:pPr>
-      <w:r>
-        <w:rPr>
-          <w:rFonts w:ascii="Arial" w:hAnsi="Arial" w:cs="Arial"/>
-        </w:rPr>
         <w:t xml:space="preserve">This is the </w:t>
       </w:r>
       <w:r>
@@ -7147,14 +7654,7 @@
         <w:rPr>
           <w:rFonts w:ascii="Arial" w:hAnsi="Arial" w:cs="Arial"/>
         </w:rPr>
-        <w:t xml:space="preserve"> first layer, it is responsible for transmitting raw bits data through physical media such as Ethernet cable, Fiber optic cables or wireless signals. It </w:t>
-      </w:r>
-      <w:r>
-        <w:rPr>
-          <w:rFonts w:ascii="Arial" w:hAnsi="Arial" w:cs="Arial"/>
-        </w:rPr>
-        <w:lastRenderedPageBreak/>
-        <w:t>defines the electrical, mechanical and physical characteristics required to establish a network connection. Without this layer, no physical communication between nodes would be possible.</w:t>
+        <w:t xml:space="preserve"> first layer, it is responsible for transmitting raw bits data through physical media such as Ethernet cable, Fiber optic cables or wireless signals. It defines the electrical, mechanical and physical characteristics required to establish a network connection. Without this layer, no physical communication between nodes would be possible.</w:t>
       </w:r>
     </w:p>
     <w:p>
@@ -7164,6 +7664,24 @@
           <w:ilvl w:val="0"/>
           <w:numId w:val="26"/>
         </w:numPr>
+        <w:ind w:left="1800"/>
+        <w:rPr>
+          <w:rFonts w:ascii="Arial" w:hAnsi="Arial" w:cs="Arial"/>
+          <w:sz w:val="28"/>
+          <w:szCs w:val="28"/>
+        </w:rPr>
+      </w:pPr>
+      <w:r>
+        <w:rPr>
+          <w:rFonts w:ascii="Arial" w:hAnsi="Arial" w:cs="Arial"/>
+          <w:sz w:val="28"/>
+          <w:szCs w:val="28"/>
+        </w:rPr>
+        <w:t>Data Link Layer</w:t>
+      </w:r>
+    </w:p>
+    <w:p>
+      <w:pPr>
         <w:ind w:left="1080"/>
         <w:rPr>
           <w:rFonts w:ascii="Arial" w:hAnsi="Arial" w:cs="Arial"/>
@@ -7173,20 +7691,7 @@
         <w:rPr>
           <w:rFonts w:ascii="Arial" w:hAnsi="Arial" w:cs="Arial"/>
         </w:rPr>
-        <w:t>Data Link Layer</w:t>
-      </w:r>
-    </w:p>
-    <w:p>
-      <w:pPr>
-        <w:ind w:left="360"/>
-        <w:rPr>
-          <w:rFonts w:ascii="Arial" w:hAnsi="Arial" w:cs="Arial"/>
-        </w:rPr>
-      </w:pPr>
-      <w:r>
-        <w:rPr>
-          <w:rFonts w:ascii="Arial" w:hAnsi="Arial" w:cs="Arial"/>
-        </w:rPr>
+        <w:lastRenderedPageBreak/>
         <w:t>This is the second layer in the OSI Model. It ensured that data Is transferred accurately between devices connected to same local network.</w:t>
       </w:r>
       <w:r>
@@ -7203,21 +7708,25 @@
           <w:ilvl w:val="0"/>
           <w:numId w:val="26"/>
         </w:numPr>
+        <w:ind w:left="1800"/>
+        <w:rPr>
+          <w:rFonts w:ascii="Arial" w:hAnsi="Arial" w:cs="Arial"/>
+          <w:sz w:val="28"/>
+          <w:szCs w:val="28"/>
+        </w:rPr>
+      </w:pPr>
+      <w:r>
+        <w:rPr>
+          <w:rFonts w:ascii="Arial" w:hAnsi="Arial" w:cs="Arial"/>
+          <w:sz w:val="28"/>
+          <w:szCs w:val="28"/>
+        </w:rPr>
+        <w:t>Network Layer</w:t>
+      </w:r>
+    </w:p>
+    <w:p>
+      <w:pPr>
         <w:ind w:left="1080"/>
-        <w:rPr>
-          <w:rFonts w:ascii="Arial" w:hAnsi="Arial" w:cs="Arial"/>
-        </w:rPr>
-      </w:pPr>
-      <w:r>
-        <w:rPr>
-          <w:rFonts w:ascii="Arial" w:hAnsi="Arial" w:cs="Arial"/>
-        </w:rPr>
-        <w:t>Network Layer</w:t>
-      </w:r>
-    </w:p>
-    <w:p>
-      <w:pPr>
-        <w:ind w:left="360"/>
         <w:rPr>
           <w:rFonts w:ascii="Arial" w:hAnsi="Arial" w:cs="Arial"/>
         </w:rPr>
@@ -7266,6 +7775,24 @@
           <w:ilvl w:val="0"/>
           <w:numId w:val="26"/>
         </w:numPr>
+        <w:ind w:left="1800"/>
+        <w:rPr>
+          <w:rFonts w:ascii="Arial" w:hAnsi="Arial" w:cs="Arial"/>
+          <w:sz w:val="28"/>
+          <w:szCs w:val="28"/>
+        </w:rPr>
+      </w:pPr>
+      <w:r>
+        <w:rPr>
+          <w:rFonts w:ascii="Arial" w:hAnsi="Arial" w:cs="Arial"/>
+          <w:sz w:val="28"/>
+          <w:szCs w:val="28"/>
+        </w:rPr>
+        <w:t>Transport Layer</w:t>
+      </w:r>
+    </w:p>
+    <w:p>
+      <w:pPr>
         <w:ind w:left="1080"/>
         <w:rPr>
           <w:rFonts w:ascii="Arial" w:hAnsi="Arial" w:cs="Arial"/>
@@ -7275,27 +7802,13 @@
         <w:rPr>
           <w:rFonts w:ascii="Arial" w:hAnsi="Arial" w:cs="Arial"/>
         </w:rPr>
-        <w:t>Transport Layer</w:t>
-      </w:r>
-    </w:p>
-    <w:p>
-      <w:pPr>
-        <w:ind w:left="360"/>
-        <w:rPr>
-          <w:rFonts w:ascii="Arial" w:hAnsi="Arial" w:cs="Arial"/>
-        </w:rPr>
-      </w:pPr>
-      <w:r>
-        <w:rPr>
-          <w:rFonts w:ascii="Arial" w:hAnsi="Arial" w:cs="Arial"/>
-        </w:rPr>
-        <w:t xml:space="preserve">Transport layer is the fourth layer in OSI Model. The layer provides end-to-end communication between devices by ensuring that data is delivered accurately by ensuring </w:t>
-      </w:r>
-      <w:r>
-        <w:rPr>
-          <w:rFonts w:ascii="Arial" w:hAnsi="Arial" w:cs="Arial"/>
-        </w:rPr>
-        <w:t>that data is delivered accurately and in the correct sequence. This layer uses protocols such as Transmission Control Protocol (TCP)</w:t>
+        <w:t>Transport layer is the fourth layer in OSI Model. The layer provides end-to-end communication between devices by ensuring that data is delivered accurately</w:t>
+      </w:r>
+      <w:r>
+        <w:rPr>
+          <w:rFonts w:ascii="Arial" w:hAnsi="Arial" w:cs="Arial"/>
+        </w:rPr>
+        <w:t xml:space="preserve"> and in the correct sequence. This layer uses protocols such as Transmission Control Protocol (TCP)</w:t>
       </w:r>
       <w:r>
         <w:rPr>
@@ -7313,7 +7826,7 @@
         <w:rPr>
           <w:rFonts w:ascii="Arial" w:hAnsi="Arial" w:cs="Arial"/>
         </w:rPr>
-        <w:t xml:space="preserve"> while UDP provides faster communication where speed is more important that reliability such as online or video streaming.</w:t>
+        <w:t xml:space="preserve"> while UDP provides faster communication where speed is more important that reliability such as video streaming.</w:t>
       </w:r>
     </w:p>
     <w:p>
@@ -7323,6 +7836,24 @@
           <w:ilvl w:val="0"/>
           <w:numId w:val="26"/>
         </w:numPr>
+        <w:ind w:left="1800"/>
+        <w:rPr>
+          <w:rFonts w:ascii="Arial" w:hAnsi="Arial" w:cs="Arial"/>
+          <w:sz w:val="28"/>
+          <w:szCs w:val="28"/>
+        </w:rPr>
+      </w:pPr>
+      <w:r>
+        <w:rPr>
+          <w:rFonts w:ascii="Arial" w:hAnsi="Arial" w:cs="Arial"/>
+          <w:sz w:val="28"/>
+          <w:szCs w:val="28"/>
+        </w:rPr>
+        <w:t>Session Layer</w:t>
+      </w:r>
+    </w:p>
+    <w:p>
+      <w:pPr>
         <w:ind w:left="1080"/>
         <w:rPr>
           <w:rFonts w:ascii="Arial" w:hAnsi="Arial" w:cs="Arial"/>
@@ -7332,27 +7863,13 @@
         <w:rPr>
           <w:rFonts w:ascii="Arial" w:hAnsi="Arial" w:cs="Arial"/>
         </w:rPr>
-        <w:t>Session Layer</w:t>
-      </w:r>
-    </w:p>
-    <w:p>
-      <w:pPr>
-        <w:ind w:left="360"/>
-        <w:rPr>
-          <w:rFonts w:ascii="Arial" w:hAnsi="Arial" w:cs="Arial"/>
-        </w:rPr>
-      </w:pPr>
-      <w:r>
-        <w:rPr>
-          <w:rFonts w:ascii="Arial" w:hAnsi="Arial" w:cs="Arial"/>
-        </w:rPr>
         <w:t>Session layer, the fifth layer in the OSI model is responsible for establishing, managing and terminating communication sessions between applications. The layer ensures that communication remains active while data is being exchanged among ensures that the connection is closed once the communication process has been completed.</w:t>
       </w:r>
     </w:p>
     <w:p>
       <w:pPr>
         <w:pStyle w:val="ListParagraph"/>
-        <w:ind w:left="1080"/>
+        <w:ind w:left="1800"/>
         <w:rPr>
           <w:rFonts w:ascii="Arial" w:hAnsi="Arial" w:cs="Arial"/>
         </w:rPr>
@@ -7365,21 +7882,25 @@
           <w:ilvl w:val="0"/>
           <w:numId w:val="26"/>
         </w:numPr>
+        <w:ind w:left="1800"/>
+        <w:rPr>
+          <w:rFonts w:ascii="Arial" w:hAnsi="Arial" w:cs="Arial"/>
+          <w:sz w:val="28"/>
+          <w:szCs w:val="28"/>
+        </w:rPr>
+      </w:pPr>
+      <w:r>
+        <w:rPr>
+          <w:rFonts w:ascii="Arial" w:hAnsi="Arial" w:cs="Arial"/>
+          <w:sz w:val="28"/>
+          <w:szCs w:val="28"/>
+        </w:rPr>
+        <w:t>Presentation Layer</w:t>
+      </w:r>
+    </w:p>
+    <w:p>
+      <w:pPr>
         <w:ind w:left="1080"/>
-        <w:rPr>
-          <w:rFonts w:ascii="Arial" w:hAnsi="Arial" w:cs="Arial"/>
-        </w:rPr>
-      </w:pPr>
-      <w:r>
-        <w:rPr>
-          <w:rFonts w:ascii="Arial" w:hAnsi="Arial" w:cs="Arial"/>
-        </w:rPr>
-        <w:t>Presentation Layer</w:t>
-      </w:r>
-    </w:p>
-    <w:p>
-      <w:pPr>
-        <w:ind w:left="360"/>
         <w:rPr>
           <w:rFonts w:ascii="Arial" w:hAnsi="Arial" w:cs="Arial"/>
         </w:rPr>
@@ -7440,6 +7961,24 @@
           <w:ilvl w:val="0"/>
           <w:numId w:val="26"/>
         </w:numPr>
+        <w:ind w:left="1800"/>
+        <w:rPr>
+          <w:rFonts w:ascii="Arial" w:hAnsi="Arial" w:cs="Arial"/>
+          <w:sz w:val="28"/>
+          <w:szCs w:val="28"/>
+        </w:rPr>
+      </w:pPr>
+      <w:r>
+        <w:rPr>
+          <w:rFonts w:ascii="Arial" w:hAnsi="Arial" w:cs="Arial"/>
+          <w:sz w:val="28"/>
+          <w:szCs w:val="28"/>
+        </w:rPr>
+        <w:t>Application Layer</w:t>
+      </w:r>
+    </w:p>
+    <w:p>
+      <w:pPr>
         <w:ind w:left="1080"/>
         <w:rPr>
           <w:rFonts w:ascii="Arial" w:hAnsi="Arial" w:cs="Arial"/>
@@ -7450,21 +7989,7 @@
           <w:rFonts w:ascii="Arial" w:hAnsi="Arial" w:cs="Arial"/>
         </w:rPr>
         <w:lastRenderedPageBreak/>
-        <w:t>Application Layer</w:t>
-      </w:r>
-    </w:p>
-    <w:p>
-      <w:pPr>
-        <w:ind w:left="360"/>
-        <w:rPr>
-          <w:rFonts w:ascii="Arial" w:hAnsi="Arial" w:cs="Arial"/>
-        </w:rPr>
-      </w:pPr>
-      <w:r>
-        <w:rPr>
-          <w:rFonts w:ascii="Arial" w:hAnsi="Arial" w:cs="Arial"/>
-        </w:rPr>
-        <w:t>The application layer, the seventh layer is the layer closest layer to the user. It provides services directly to software application such as web browsers, file transfer programs and cloud applications. Common protocols operating at this protocol include HTTP, HTTPS, FTP, SMTP and DNS. These protocols</w:t>
+        <w:t>The application layer, the seventh layer is the layer closest layer to the user. It provides services directly to software application such as web browsers, file transfer programs and cloud applications. Common protocols operating at this protocol include HTTP, HTTPS and DNS. These protocols</w:t>
       </w:r>
       <w:r>
         <w:rPr>
@@ -7489,6 +8014,26 @@
           <w:rFonts w:ascii="Arial" w:hAnsi="Arial" w:cs="Arial"/>
         </w:rPr>
         <w:t>s websites, send emails and communicate over the internet.</w:t>
+      </w:r>
+    </w:p>
+    <w:p>
+      <w:pPr>
+        <w:rPr>
+          <w:rFonts w:ascii="Arial" w:hAnsi="Arial" w:cs="Arial"/>
+        </w:rPr>
+      </w:pPr>
+    </w:p>
+    <w:p>
+      <w:pPr>
+        <w:rPr>
+          <w:rFonts w:ascii="Arial" w:hAnsi="Arial" w:cs="Arial"/>
+        </w:rPr>
+      </w:pPr>
+      <w:r>
+        <w:rPr>
+          <w:rFonts w:ascii="Arial" w:hAnsi="Arial" w:cs="Arial"/>
+        </w:rPr>
+        <w:t>The OSI Model is a communication cycle. When data is transmitted it starts at the application layer and moves downwards until it reaches the physical layer where it is transmitted across the network. At the receiving device, the process occurs in reverse. The data moves upward from physical layer until it reaches the application layer where is it presented to the user. This continuous downwards and upward movement of data ensures reliable communication between different computer systems.</w:t>
       </w:r>
     </w:p>
     <w:p>
@@ -7592,152 +8137,13 @@
     </w:p>
     <w:p>
       <w:pPr>
-        <w:pStyle w:val="ListParagraph"/>
-        <w:ind w:left="1080"/>
-        <w:rPr>
-          <w:rFonts w:ascii="Arial" w:hAnsi="Arial" w:cs="Arial"/>
-        </w:rPr>
-      </w:pPr>
-    </w:p>
-    <w:p>
-      <w:pPr>
-        <w:pStyle w:val="ListParagraph"/>
-        <w:ind w:left="1080"/>
-        <w:rPr>
-          <w:rFonts w:ascii="Arial" w:hAnsi="Arial" w:cs="Arial"/>
-        </w:rPr>
-      </w:pPr>
-    </w:p>
-    <w:p>
-      <w:pPr>
-        <w:pStyle w:val="ListParagraph"/>
-        <w:ind w:left="1080"/>
-        <w:rPr>
-          <w:rFonts w:ascii="Arial" w:hAnsi="Arial" w:cs="Arial"/>
-        </w:rPr>
-      </w:pPr>
-    </w:p>
-    <w:p>
-      <w:pPr>
-        <w:pStyle w:val="ListParagraph"/>
-        <w:ind w:left="1080"/>
-        <w:rPr>
-          <w:rFonts w:ascii="Arial" w:hAnsi="Arial" w:cs="Arial"/>
-        </w:rPr>
-      </w:pPr>
-    </w:p>
-    <w:p>
-      <w:pPr>
-        <w:pStyle w:val="ListParagraph"/>
-        <w:ind w:left="1080"/>
-        <w:rPr>
-          <w:rFonts w:ascii="Arial" w:hAnsi="Arial" w:cs="Arial"/>
-        </w:rPr>
-      </w:pPr>
-    </w:p>
-    <w:p>
-      <w:pPr>
-        <w:pStyle w:val="ListParagraph"/>
-        <w:ind w:left="1080"/>
-        <w:rPr>
-          <w:rFonts w:ascii="Arial" w:hAnsi="Arial" w:cs="Arial"/>
-        </w:rPr>
-      </w:pPr>
-    </w:p>
-    <w:p>
-      <w:pPr>
-        <w:pStyle w:val="ListParagraph"/>
-        <w:ind w:left="1080"/>
-        <w:rPr>
-          <w:rFonts w:ascii="Arial" w:hAnsi="Arial" w:cs="Arial"/>
-        </w:rPr>
-      </w:pPr>
-    </w:p>
-    <w:p>
-      <w:pPr>
-        <w:pStyle w:val="ListParagraph"/>
-        <w:ind w:left="1080"/>
-        <w:rPr>
-          <w:rFonts w:ascii="Arial" w:hAnsi="Arial" w:cs="Arial"/>
-        </w:rPr>
-      </w:pPr>
-    </w:p>
-    <w:p>
-      <w:pPr>
-        <w:pStyle w:val="ListParagraph"/>
-        <w:ind w:left="1080"/>
-        <w:rPr>
-          <w:rFonts w:ascii="Arial" w:hAnsi="Arial" w:cs="Arial"/>
-        </w:rPr>
-      </w:pPr>
-    </w:p>
-    <w:p>
-      <w:pPr>
-        <w:pStyle w:val="ListParagraph"/>
-        <w:ind w:left="1080"/>
-        <w:rPr>
-          <w:rFonts w:ascii="Arial" w:hAnsi="Arial" w:cs="Arial"/>
-        </w:rPr>
-      </w:pPr>
-    </w:p>
-    <w:p>
-      <w:pPr>
-        <w:pStyle w:val="ListParagraph"/>
-        <w:ind w:left="1080"/>
-        <w:rPr>
-          <w:rFonts w:ascii="Arial" w:hAnsi="Arial" w:cs="Arial"/>
-        </w:rPr>
-      </w:pPr>
-    </w:p>
-    <w:p>
-      <w:pPr>
-        <w:pStyle w:val="ListParagraph"/>
-        <w:ind w:left="1080"/>
-        <w:rPr>
-          <w:rFonts w:ascii="Arial" w:hAnsi="Arial" w:cs="Arial"/>
-        </w:rPr>
-      </w:pPr>
-    </w:p>
-    <w:p>
-      <w:pPr>
-        <w:pStyle w:val="ListParagraph"/>
-        <w:ind w:left="1080"/>
-        <w:rPr>
-          <w:rFonts w:ascii="Arial" w:hAnsi="Arial" w:cs="Arial"/>
-        </w:rPr>
-      </w:pPr>
-    </w:p>
-    <w:p>
-      <w:pPr>
-        <w:pStyle w:val="ListParagraph"/>
-        <w:ind w:left="1080"/>
-        <w:rPr>
-          <w:rFonts w:ascii="Arial" w:hAnsi="Arial" w:cs="Arial"/>
-        </w:rPr>
-      </w:pPr>
-    </w:p>
-    <w:p>
-      <w:pPr>
-        <w:pStyle w:val="ListParagraph"/>
-        <w:ind w:left="1080"/>
-        <w:rPr>
-          <w:rFonts w:ascii="Arial" w:hAnsi="Arial" w:cs="Arial"/>
-        </w:rPr>
-      </w:pPr>
-    </w:p>
-    <w:p>
-      <w:pPr>
-        <w:pStyle w:val="ListParagraph"/>
-        <w:ind w:left="1080"/>
-        <w:rPr>
-          <w:rFonts w:ascii="Arial" w:hAnsi="Arial" w:cs="Arial"/>
-        </w:rPr>
-      </w:pPr>
-    </w:p>
-    <w:p>
-      <w:pPr>
-        <w:pStyle w:val="ListParagraph"/>
-        <w:ind w:left="1080"/>
+        <w:rPr>
+          <w:rFonts w:ascii="Arial" w:hAnsi="Arial" w:cs="Arial"/>
+        </w:rPr>
+      </w:pPr>
+    </w:p>
+    <w:p>
+      <w:pPr>
         <w:rPr>
           <w:rFonts w:ascii="Arial" w:hAnsi="Arial" w:cs="Arial"/>
         </w:rPr>
@@ -7773,7 +8179,6 @@
           <w:sz w:val="32"/>
           <w:szCs w:val="32"/>
         </w:rPr>
-        <w:lastRenderedPageBreak/>
         <w:t>Future Computing Services</w:t>
       </w:r>
     </w:p>
@@ -7843,7 +8248,31 @@
         <w:rPr>
           <w:rFonts w:ascii="Arial" w:hAnsi="Arial" w:cs="Arial"/>
         </w:rPr>
-        <w:t xml:space="preserve"> section is crucial for senior financial stakeholders who are unfamiliar with technical jargon to grasp the potential of such expansions.</w:t>
+        <w:t xml:space="preserve"> section is crucial for financial </w:t>
+      </w:r>
+      <w:r>
+        <w:rPr>
+          <w:rFonts w:ascii="Arial" w:hAnsi="Arial" w:cs="Arial"/>
+        </w:rPr>
+        <w:t>investors</w:t>
+      </w:r>
+      <w:r>
+        <w:rPr>
+          <w:rFonts w:ascii="Arial" w:hAnsi="Arial" w:cs="Arial"/>
+        </w:rPr>
+        <w:t xml:space="preserve"> who are unfamiliar with technical </w:t>
+      </w:r>
+      <w:r>
+        <w:rPr>
+          <w:rFonts w:ascii="Arial" w:hAnsi="Arial" w:cs="Arial"/>
+        </w:rPr>
+        <w:t>knowledge</w:t>
+      </w:r>
+      <w:r>
+        <w:rPr>
+          <w:rFonts w:ascii="Arial" w:hAnsi="Arial" w:cs="Arial"/>
+        </w:rPr>
+        <w:t xml:space="preserve"> to grasp the potential of such expansions.</w:t>
       </w:r>
     </w:p>
     <w:p>
@@ -7873,6 +8302,7 @@
           <w:sz w:val="32"/>
           <w:szCs w:val="32"/>
         </w:rPr>
+        <w:lastRenderedPageBreak/>
         <w:t xml:space="preserve"> Distributed Computing Services</w:t>
       </w:r>
     </w:p>
@@ -8098,11 +8528,15 @@
         </w:numPr>
         <w:rPr>
           <w:rFonts w:ascii="Arial" w:hAnsi="Arial" w:cs="Arial"/>
-        </w:rPr>
-      </w:pPr>
-      <w:r>
-        <w:rPr>
-          <w:rFonts w:ascii="Arial" w:hAnsi="Arial" w:cs="Arial"/>
+          <w:sz w:val="28"/>
+          <w:szCs w:val="28"/>
+        </w:rPr>
+      </w:pPr>
+      <w:r>
+        <w:rPr>
+          <w:rFonts w:ascii="Arial" w:hAnsi="Arial" w:cs="Arial"/>
+          <w:sz w:val="28"/>
+          <w:szCs w:val="28"/>
         </w:rPr>
         <w:t>Client-Server Model</w:t>
       </w:r>
@@ -8117,21 +8551,7 @@
         <w:rPr>
           <w:rFonts w:ascii="Arial" w:hAnsi="Arial" w:cs="Arial"/>
         </w:rPr>
-        <w:t xml:space="preserve">In this model, dedicated computers acting as servers provide services while other computers acting as clients request and consume those services. This model is highly centralized, making it easier to manage, secure and allocate resources </w:t>
-      </w:r>
-      <w:proofErr w:type="spellStart"/>
-      <w:r>
-        <w:rPr>
-          <w:rFonts w:ascii="Arial" w:hAnsi="Arial" w:cs="Arial"/>
-        </w:rPr>
-        <w:t>effienciently</w:t>
-      </w:r>
-      <w:proofErr w:type="spellEnd"/>
-      <w:r>
-        <w:rPr>
-          <w:rFonts w:ascii="Arial" w:hAnsi="Arial" w:cs="Arial"/>
-        </w:rPr>
-        <w:t>.</w:t>
+        <w:t>In this model, dedicated computers acting as servers provide services while other computers acting as clients request and consume those services. This model is highly centralized, making it easier to manage, secure and allocate resources efficiently.</w:t>
       </w:r>
     </w:p>
     <w:p>
@@ -8143,11 +8563,15 @@
         </w:numPr>
         <w:rPr>
           <w:rFonts w:ascii="Arial" w:hAnsi="Arial" w:cs="Arial"/>
-        </w:rPr>
-      </w:pPr>
-      <w:r>
-        <w:rPr>
-          <w:rFonts w:ascii="Arial" w:hAnsi="Arial" w:cs="Arial"/>
+          <w:sz w:val="28"/>
+          <w:szCs w:val="28"/>
+        </w:rPr>
+      </w:pPr>
+      <w:r>
+        <w:rPr>
+          <w:rFonts w:ascii="Arial" w:hAnsi="Arial" w:cs="Arial"/>
+          <w:sz w:val="28"/>
+          <w:szCs w:val="28"/>
         </w:rPr>
         <w:t>Peer-to-Peer (P2P) Model</w:t>
       </w:r>
@@ -8219,6 +8643,8 @@
       <w:r>
         <w:rPr>
           <w:rFonts w:ascii="Arial" w:hAnsi="Arial" w:cs="Arial"/>
+          <w:sz w:val="28"/>
+          <w:szCs w:val="28"/>
         </w:rPr>
         <w:t>Concurrency</w:t>
       </w:r>
@@ -8230,19 +8656,23 @@
           <w:rFonts w:ascii="Arial" w:hAnsi="Arial" w:cs="Arial"/>
         </w:rPr>
       </w:pPr>
-      <w:proofErr w:type="spellStart"/>
-      <w:r>
-        <w:rPr>
-          <w:rFonts w:ascii="Arial" w:hAnsi="Arial" w:cs="Arial"/>
-        </w:rPr>
-        <w:t>Concurency</w:t>
-      </w:r>
-      <w:proofErr w:type="spellEnd"/>
-      <w:r>
-        <w:rPr>
-          <w:rFonts w:ascii="Arial" w:hAnsi="Arial" w:cs="Arial"/>
-        </w:rPr>
-        <w:t xml:space="preserve"> is ability of a system to run multiple processes </w:t>
+      <w:r>
+        <w:rPr>
+          <w:rFonts w:ascii="Arial" w:hAnsi="Arial" w:cs="Arial"/>
+        </w:rPr>
+        <w:t>Concur</w:t>
+      </w:r>
+      <w:r>
+        <w:rPr>
+          <w:rFonts w:ascii="Arial" w:hAnsi="Arial" w:cs="Arial"/>
+        </w:rPr>
+        <w:t>r</w:t>
+      </w:r>
+      <w:r>
+        <w:rPr>
+          <w:rFonts w:ascii="Arial" w:hAnsi="Arial" w:cs="Arial"/>
+        </w:rPr>
+        <w:t xml:space="preserve">ency is ability of a system to run multiple processes </w:t>
       </w:r>
       <w:r>
         <w:rPr>
@@ -8254,7 +8684,31 @@
         <w:rPr>
           <w:rFonts w:ascii="Arial" w:hAnsi="Arial" w:cs="Arial"/>
         </w:rPr>
-        <w:t xml:space="preserve"> across different devices. This is highly useful for Artificial Intelligence (AI) startups because it allows them t train complex machine learning models much faster by </w:t>
+        <w:t xml:space="preserve"> across different devices. This is highly useful for Artificial Intelligence startups because it allows them train complex </w:t>
+      </w:r>
+      <w:r>
+        <w:rPr>
+          <w:rFonts w:ascii="Arial" w:hAnsi="Arial" w:cs="Arial"/>
+        </w:rPr>
+        <w:t>M</w:t>
+      </w:r>
+      <w:r>
+        <w:rPr>
+          <w:rFonts w:ascii="Arial" w:hAnsi="Arial" w:cs="Arial"/>
+        </w:rPr>
+        <w:t xml:space="preserve">achine </w:t>
+      </w:r>
+      <w:r>
+        <w:rPr>
+          <w:rFonts w:ascii="Arial" w:hAnsi="Arial" w:cs="Arial"/>
+        </w:rPr>
+        <w:t>L</w:t>
+      </w:r>
+      <w:r>
+        <w:rPr>
+          <w:rFonts w:ascii="Arial" w:hAnsi="Arial" w:cs="Arial"/>
+        </w:rPr>
+        <w:t xml:space="preserve">earning models much faster by </w:t>
       </w:r>
       <w:r>
         <w:rPr>
@@ -8291,6 +8745,8 @@
       <w:r>
         <w:rPr>
           <w:rFonts w:ascii="Arial" w:hAnsi="Arial" w:cs="Arial"/>
+          <w:sz w:val="28"/>
+          <w:szCs w:val="28"/>
         </w:rPr>
         <w:t>Scalability</w:t>
       </w:r>
@@ -8306,7 +8762,6 @@
         <w:rPr>
           <w:rFonts w:ascii="Arial" w:hAnsi="Arial" w:cs="Arial"/>
         </w:rPr>
-        <w:lastRenderedPageBreak/>
         <w:t>Scalability means the ability for a system to add more nodes to a network without replacing the existing infrastructure. This benefits Big Data startups as they can seamlessly increase their storage and processing capacity as their data volumes expands.</w:t>
       </w:r>
     </w:p>
@@ -8327,11 +8782,15 @@
         </w:numPr>
         <w:rPr>
           <w:rFonts w:ascii="Arial" w:hAnsi="Arial" w:cs="Arial"/>
-        </w:rPr>
-      </w:pPr>
-      <w:r>
-        <w:rPr>
-          <w:rFonts w:ascii="Arial" w:hAnsi="Arial" w:cs="Arial"/>
+          <w:sz w:val="28"/>
+          <w:szCs w:val="28"/>
+        </w:rPr>
+      </w:pPr>
+      <w:r>
+        <w:rPr>
+          <w:rFonts w:ascii="Arial" w:hAnsi="Arial" w:cs="Arial"/>
+          <w:sz w:val="28"/>
+          <w:szCs w:val="28"/>
         </w:rPr>
         <w:t>Fault Tolerance</w:t>
       </w:r>
@@ -8347,6 +8806,7 @@
         <w:rPr>
           <w:rFonts w:ascii="Arial" w:hAnsi="Arial" w:cs="Arial"/>
         </w:rPr>
+        <w:lastRenderedPageBreak/>
         <w:t xml:space="preserve">Fault tolerance means the ability of the system to keep running even if there is a fault occurring in the system, preventing total </w:t>
       </w:r>
       <w:r>
@@ -8379,11 +8839,15 @@
         </w:numPr>
         <w:rPr>
           <w:rFonts w:ascii="Arial" w:hAnsi="Arial" w:cs="Arial"/>
-        </w:rPr>
-      </w:pPr>
-      <w:r>
-        <w:rPr>
-          <w:rFonts w:ascii="Arial" w:hAnsi="Arial" w:cs="Arial"/>
+          <w:sz w:val="28"/>
+          <w:szCs w:val="28"/>
+        </w:rPr>
+      </w:pPr>
+      <w:r>
+        <w:rPr>
+          <w:rFonts w:ascii="Arial" w:hAnsi="Arial" w:cs="Arial"/>
+          <w:sz w:val="28"/>
+          <w:szCs w:val="28"/>
         </w:rPr>
         <w:t>Transparency</w:t>
       </w:r>
@@ -8457,7 +8921,7 @@
         <w:rPr>
           <w:rFonts w:ascii="Arial" w:hAnsi="Arial" w:cs="Arial"/>
         </w:rPr>
-        <w:t xml:space="preserve">technology that uses quantum mechanics, a branch of physics dealing with very tiny particles to process information. </w:t>
+        <w:t xml:space="preserve">technology that uses quantum mechanics, a branch of physics dealing with tiny particles to process information. </w:t>
       </w:r>
       <w:r>
         <w:rPr>
@@ -8475,19 +8939,13 @@
         <w:rPr>
           <w:rFonts w:ascii="Arial" w:hAnsi="Arial" w:cs="Arial"/>
         </w:rPr>
-        <w:t>computers</w:t>
-      </w:r>
-      <w:r>
-        <w:rPr>
-          <w:rFonts w:ascii="Arial" w:hAnsi="Arial" w:cs="Arial"/>
-        </w:rPr>
-        <w:t xml:space="preserve"> which</w:t>
-      </w:r>
-      <w:r>
-        <w:rPr>
-          <w:rFonts w:ascii="Arial" w:hAnsi="Arial" w:cs="Arial"/>
-        </w:rPr>
-        <w:t xml:space="preserve"> represents data</w:t>
+        <w:t>presenting</w:t>
+      </w:r>
+      <w:r>
+        <w:rPr>
+          <w:rFonts w:ascii="Arial" w:hAnsi="Arial" w:cs="Arial"/>
+        </w:rPr>
+        <w:t xml:space="preserve"> data</w:t>
       </w:r>
       <w:r>
         <w:rPr>
@@ -8511,7 +8969,31 @@
         <w:rPr>
           <w:rFonts w:ascii="Arial" w:hAnsi="Arial" w:cs="Arial"/>
         </w:rPr>
-        <w:t xml:space="preserve"> representing either a 0 or a 1 </w:t>
+        <w:t xml:space="preserve"> either 0</w:t>
+      </w:r>
+      <w:r>
+        <w:rPr>
+          <w:rFonts w:ascii="Arial" w:hAnsi="Arial" w:cs="Arial"/>
+        </w:rPr>
+        <w:t>’s</w:t>
+      </w:r>
+      <w:r>
+        <w:rPr>
+          <w:rFonts w:ascii="Arial" w:hAnsi="Arial" w:cs="Arial"/>
+        </w:rPr>
+        <w:t xml:space="preserve"> or 1</w:t>
+      </w:r>
+      <w:r>
+        <w:rPr>
+          <w:rFonts w:ascii="Arial" w:hAnsi="Arial" w:cs="Arial"/>
+        </w:rPr>
+        <w:t>’s</w:t>
+      </w:r>
+      <w:r>
+        <w:rPr>
+          <w:rFonts w:ascii="Arial" w:hAnsi="Arial" w:cs="Arial"/>
+        </w:rPr>
+        <w:t xml:space="preserve"> </w:t>
       </w:r>
       <w:r>
         <w:rPr>
@@ -8541,7 +9023,19 @@
         <w:rPr>
           <w:rFonts w:ascii="Arial" w:hAnsi="Arial" w:cs="Arial"/>
         </w:rPr>
-        <w:t xml:space="preserve"> A qubit can exist in multiple states at the exact time. Furthermore, through entanglement, these qubits</w:t>
+        <w:t xml:space="preserve"> A qubit exist</w:t>
+      </w:r>
+      <w:r>
+        <w:rPr>
+          <w:rFonts w:ascii="Arial" w:hAnsi="Arial" w:cs="Arial"/>
+        </w:rPr>
+        <w:t>s</w:t>
+      </w:r>
+      <w:r>
+        <w:rPr>
+          <w:rFonts w:ascii="Arial" w:hAnsi="Arial" w:cs="Arial"/>
+        </w:rPr>
+        <w:t xml:space="preserve"> in multiple states at the exact time. Furthermore, through entanglement, these qubits</w:t>
       </w:r>
       <w:r>
         <w:rPr>
@@ -8579,11 +9073,15 @@
         </w:numPr>
         <w:rPr>
           <w:rFonts w:ascii="Arial" w:hAnsi="Arial" w:cs="Arial"/>
-        </w:rPr>
-      </w:pPr>
-      <w:r>
-        <w:rPr>
-          <w:rFonts w:ascii="Arial" w:hAnsi="Arial" w:cs="Arial"/>
+          <w:sz w:val="28"/>
+          <w:szCs w:val="28"/>
+        </w:rPr>
+      </w:pPr>
+      <w:r>
+        <w:rPr>
+          <w:rFonts w:ascii="Arial" w:hAnsi="Arial" w:cs="Arial"/>
+          <w:sz w:val="28"/>
+          <w:szCs w:val="28"/>
         </w:rPr>
         <w:t>Speed</w:t>
       </w:r>
@@ -8681,11 +9179,15 @@
         </w:numPr>
         <w:rPr>
           <w:rFonts w:ascii="Arial" w:hAnsi="Arial" w:cs="Arial"/>
-        </w:rPr>
-      </w:pPr>
-      <w:r>
-        <w:rPr>
-          <w:rFonts w:ascii="Arial" w:hAnsi="Arial" w:cs="Arial"/>
+          <w:sz w:val="28"/>
+          <w:szCs w:val="28"/>
+        </w:rPr>
+      </w:pPr>
+      <w:r>
+        <w:rPr>
+          <w:rFonts w:ascii="Arial" w:hAnsi="Arial" w:cs="Arial"/>
+          <w:sz w:val="28"/>
+          <w:szCs w:val="28"/>
         </w:rPr>
         <w:t>Parallel Computing</w:t>
       </w:r>
@@ -8701,7 +9203,6 @@
         <w:rPr>
           <w:rFonts w:ascii="Arial" w:hAnsi="Arial" w:cs="Arial"/>
         </w:rPr>
-        <w:lastRenderedPageBreak/>
         <w:t xml:space="preserve">Due to superposition. </w:t>
       </w:r>
       <w:r>
@@ -8740,11 +9241,15 @@
         </w:numPr>
         <w:rPr>
           <w:rFonts w:ascii="Arial" w:hAnsi="Arial" w:cs="Arial"/>
-        </w:rPr>
-      </w:pPr>
-      <w:r>
-        <w:rPr>
-          <w:rFonts w:ascii="Arial" w:hAnsi="Arial" w:cs="Arial"/>
+          <w:sz w:val="28"/>
+          <w:szCs w:val="28"/>
+        </w:rPr>
+      </w:pPr>
+      <w:r>
+        <w:rPr>
+          <w:rFonts w:ascii="Arial" w:hAnsi="Arial" w:cs="Arial"/>
+          <w:sz w:val="28"/>
+          <w:szCs w:val="28"/>
         </w:rPr>
         <w:t>Optimization</w:t>
       </w:r>
@@ -8760,6 +9265,7 @@
         <w:rPr>
           <w:rFonts w:ascii="Arial" w:hAnsi="Arial" w:cs="Arial"/>
         </w:rPr>
+        <w:lastRenderedPageBreak/>
         <w:t xml:space="preserve">Quantum computers can find the absolute best solution among millions of variables. This is </w:t>
       </w:r>
       <w:r>
@@ -8801,13 +9307,25 @@
         <w:rPr>
           <w:rFonts w:ascii="Arial" w:hAnsi="Arial" w:cs="Arial"/>
         </w:rPr>
-        <w:t xml:space="preserve">In addition to that, quantum computing is useful in cryptography because it can solve </w:t>
-      </w:r>
-      <w:r>
-        <w:rPr>
-          <w:rFonts w:ascii="Arial" w:hAnsi="Arial" w:cs="Arial"/>
-        </w:rPr>
-        <w:t xml:space="preserve">some mathematical </w:t>
+        <w:t>Additionally</w:t>
+      </w:r>
+      <w:r>
+        <w:rPr>
+          <w:rFonts w:ascii="Arial" w:hAnsi="Arial" w:cs="Arial"/>
+        </w:rPr>
+        <w:t>, quantum computing is useful in cryptography because it can solve</w:t>
+      </w:r>
+      <w:r>
+        <w:rPr>
+          <w:rFonts w:ascii="Arial" w:hAnsi="Arial" w:cs="Arial"/>
+        </w:rPr>
+        <w:t xml:space="preserve"> </w:t>
+      </w:r>
+      <w:r>
+        <w:rPr>
+          <w:rFonts w:ascii="Arial" w:hAnsi="Arial" w:cs="Arial"/>
+        </w:rPr>
+        <w:t xml:space="preserve">mathematical </w:t>
       </w:r>
       <w:r>
         <w:rPr>
@@ -8819,7 +9337,19 @@
         <w:rPr>
           <w:rFonts w:ascii="Arial" w:hAnsi="Arial" w:cs="Arial"/>
         </w:rPr>
-        <w:t>. Current encryption methods like RSA are secure because traditional computers take a very long time to break them. However,</w:t>
+        <w:t>. Current encryption methods like RSA are secure because traditional computers take a long time to break them.</w:t>
+      </w:r>
+      <w:r>
+        <w:rPr>
+          <w:rFonts w:ascii="Arial" w:hAnsi="Arial" w:cs="Arial"/>
+        </w:rPr>
+        <w:t xml:space="preserve"> I</w:t>
+      </w:r>
+      <w:r>
+        <w:rPr>
+          <w:rFonts w:ascii="Arial" w:hAnsi="Arial" w:cs="Arial"/>
+        </w:rPr>
+        <w:t>n the future quantum computers may break this type of encryption much faster in the future.</w:t>
       </w:r>
       <w:r>
         <w:rPr>
@@ -8831,8 +9361,22 @@
         <w:rPr>
           <w:rFonts w:ascii="Arial" w:hAnsi="Arial" w:cs="Arial"/>
         </w:rPr>
-        <w:t>in the future quantum computers may break this type of encryption much faster in the future.</w:t>
-      </w:r>
+        <w:t>However</w:t>
+      </w:r>
+      <w:r>
+        <w:rPr>
+          <w:rFonts w:ascii="Arial" w:hAnsi="Arial" w:cs="Arial"/>
+        </w:rPr>
+        <w:t xml:space="preserve">, </w:t>
+      </w:r>
+      <w:proofErr w:type="spellStart"/>
+      <w:r>
+        <w:rPr>
+          <w:rFonts w:ascii="Arial" w:hAnsi="Arial" w:cs="Arial"/>
+        </w:rPr>
+        <w:t>QuantumTech</w:t>
+      </w:r>
+      <w:proofErr w:type="spellEnd"/>
       <w:r>
         <w:rPr>
           <w:rFonts w:ascii="Arial" w:hAnsi="Arial" w:cs="Arial"/>
@@ -8843,77 +9387,57 @@
         <w:rPr>
           <w:rFonts w:ascii="Arial" w:hAnsi="Arial" w:cs="Arial"/>
         </w:rPr>
-        <w:t>However</w:t>
-      </w:r>
-      <w:r>
-        <w:rPr>
-          <w:rFonts w:ascii="Arial" w:hAnsi="Arial" w:cs="Arial"/>
-        </w:rPr>
-        <w:t>,</w:t>
-      </w:r>
-      <w:r>
-        <w:rPr>
-          <w:rFonts w:ascii="Arial" w:hAnsi="Arial" w:cs="Arial"/>
-        </w:rPr>
-        <w:t xml:space="preserve"> in the future,</w:t>
-      </w:r>
-      <w:r>
-        <w:rPr>
-          <w:rFonts w:ascii="Arial" w:hAnsi="Arial" w:cs="Arial"/>
-        </w:rPr>
-        <w:t xml:space="preserve"> </w:t>
+        <w:t>should consider</w:t>
+      </w:r>
+      <w:r>
+        <w:rPr>
+          <w:rFonts w:ascii="Arial" w:hAnsi="Arial" w:cs="Arial"/>
+        </w:rPr>
+        <w:t xml:space="preserve"> offer</w:t>
+      </w:r>
+      <w:r>
+        <w:rPr>
+          <w:rFonts w:ascii="Arial" w:hAnsi="Arial" w:cs="Arial"/>
+        </w:rPr>
+        <w:t>ing</w:t>
+      </w:r>
+      <w:r>
+        <w:rPr>
+          <w:rFonts w:ascii="Arial" w:hAnsi="Arial" w:cs="Arial"/>
+        </w:rPr>
+        <w:t xml:space="preserve"> post-</w:t>
+      </w:r>
+      <w:r>
+        <w:rPr>
+          <w:rFonts w:ascii="Arial" w:hAnsi="Arial" w:cs="Arial"/>
+        </w:rPr>
+        <w:t>quantum cryptography services to business</w:t>
+      </w:r>
+      <w:r>
+        <w:rPr>
+          <w:rFonts w:ascii="Arial" w:hAnsi="Arial" w:cs="Arial"/>
+        </w:rPr>
+        <w:t xml:space="preserve"> in </w:t>
       </w:r>
       <w:proofErr w:type="spellStart"/>
       <w:r>
         <w:rPr>
           <w:rFonts w:ascii="Arial" w:hAnsi="Arial" w:cs="Arial"/>
         </w:rPr>
-        <w:t>QuantumTech</w:t>
+        <w:t>Techville</w:t>
       </w:r>
       <w:proofErr w:type="spellEnd"/>
       <w:r>
         <w:rPr>
           <w:rFonts w:ascii="Arial" w:hAnsi="Arial" w:cs="Arial"/>
         </w:rPr>
-        <w:t xml:space="preserve"> </w:t>
-      </w:r>
-      <w:r>
-        <w:rPr>
-          <w:rFonts w:ascii="Arial" w:hAnsi="Arial" w:cs="Arial"/>
-        </w:rPr>
-        <w:t>should consider</w:t>
-      </w:r>
-      <w:r>
-        <w:rPr>
-          <w:rFonts w:ascii="Arial" w:hAnsi="Arial" w:cs="Arial"/>
-        </w:rPr>
-        <w:t xml:space="preserve"> offer</w:t>
-      </w:r>
-      <w:r>
-        <w:rPr>
-          <w:rFonts w:ascii="Arial" w:hAnsi="Arial" w:cs="Arial"/>
-        </w:rPr>
-        <w:t>ing</w:t>
-      </w:r>
-      <w:r>
-        <w:rPr>
-          <w:rFonts w:ascii="Arial" w:hAnsi="Arial" w:cs="Arial"/>
-        </w:rPr>
-        <w:t xml:space="preserve"> post-businesses in </w:t>
-      </w:r>
-      <w:proofErr w:type="spellStart"/>
-      <w:r>
-        <w:rPr>
-          <w:rFonts w:ascii="Arial" w:hAnsi="Arial" w:cs="Arial"/>
-        </w:rPr>
-        <w:t>Techville</w:t>
-      </w:r>
-      <w:proofErr w:type="spellEnd"/>
-      <w:r>
-        <w:rPr>
-          <w:rFonts w:ascii="Arial" w:hAnsi="Arial" w:cs="Arial"/>
-        </w:rPr>
-        <w:t>. By providing these advanced</w:t>
+        <w:t>. P</w:t>
+      </w:r>
+      <w:r>
+        <w:rPr>
+          <w:rFonts w:ascii="Arial" w:hAnsi="Arial" w:cs="Arial"/>
+        </w:rPr>
+        <w:t>roviding these advanced</w:t>
       </w:r>
       <w:r>
         <w:rPr>
@@ -8945,7 +9469,7 @@
 </file>
 
 <file path=word/endnotes.xml><?xml version="1.0" encoding="utf-8"?>
-<w:endnotes xmlns:wpc="http://schemas.microsoft.com/office/word/2010/wordprocessingCanvas" xmlns:cx="http://schemas.microsoft.com/office/drawing/2014/chartex" xmlns:cx1="http://schemas.microsoft.com/office/drawing/2015/9/8/chartex" xmlns:cx2="http://schemas.microsoft.com/office/drawing/2015/10/21/chartex" xmlns:cx3="http://schemas.microsoft.com/office/drawing/2016/5/9/chartex" xmlns:cx4="http://schemas.microsoft.com/office/drawing/2016/5/10/chartex" xmlns:cx5="http://schemas.microsoft.com/office/drawing/2016/5/11/chartex" xmlns:cx6="http://schemas.microsoft.com/office/drawing/2016/5/12/chartex" xmlns:cx7="http://schemas.microsoft.com/office/drawing/2016/5/13/chartex" xmlns:cx8="http://schemas.microsoft.com/office/drawing/2016/5/14/chartex" xmlns:mc="http://schemas.openxmlformats.org/markup-compatibility/2006" xmlns:aink="http://schemas.microsoft.com/office/drawing/2016/ink" xmlns:am3d="http://schemas.microsoft.com/office/drawing/2017/model3d" xmlns:o="urn:schemas-microsoft-com:office:office" xmlns:oel="http://schemas.microsoft.com/office/2019/extlst" xmlns:r="http://schemas.openxmlformats.org/officeDocument/2006/relationships" xmlns:m="http://schemas.openxmlformats.org/officeDocument/2006/math" xmlns:v="urn:schemas-microsoft-com:vml" xmlns:wp14="http://schemas.microsoft.com/office/word/2010/wordprocessingDrawing" xmlns:wp="http://schemas.openxmlformats.org/drawingml/2006/wordprocessingDrawing" xmlns:w10="urn:schemas-microsoft-com:office:word" xmlns:w="http://schemas.openxmlformats.org/wordprocessingml/2006/main" xmlns:w14="http://schemas.microsoft.com/office/word/2010/wordml" xmlns:w15="http://schemas.microsoft.com/office/word/2012/wordml" xmlns:w16cex="http://schemas.microsoft.com/office/word/2018/wordml/cex" xmlns:w16cid="http://schemas.microsoft.com/office/word/2016/wordml/cid" xmlns:w16="http://schemas.microsoft.com/office/word/2018/wordml" xmlns:w16du="http://schemas.microsoft.com/office/word/2023/wordml/word16du" xmlns:w16sdtdh="http://schemas.microsoft.com/office/word/2020/wordml/sdtdatahash" xmlns:w16sdtfl="http://schemas.microsoft.com/office/word/2024/wordml/sdtformatlock" xmlns:w16se="http://schemas.microsoft.com/office/word/2015/wordml/symex" xmlns:wpg="http://schemas.microsoft.com/office/word/2010/wordprocessingGroup" xmlns:wpi="http://schemas.microsoft.com/office/word/2010/wordprocessingInk" xmlns:wne="http://schemas.microsoft.com/office/word/2006/wordml" xmlns:wps="http://schemas.microsoft.com/office/word/2010/wordprocessingShape" mc:Ignorable="w14 w15 w16se w16cid w16 w16cex w16sdtdh w16sdtfl w16du wp14">
+<w:endnotes xmlns:wpc="http://schemas.microsoft.com/office/word/2010/wordprocessingCanvas" xmlns:cx="http://schemas.microsoft.com/office/drawing/2014/chartex" xmlns:cx1="http://schemas.microsoft.com/office/drawing/2015/9/8/chartex" xmlns:cx2="http://schemas.microsoft.com/office/drawing/2015/10/21/chartex" xmlns:cx3="http://schemas.microsoft.com/office/drawing/2016/5/9/chartex" xmlns:cx4="http://schemas.microsoft.com/office/drawing/2016/5/10/chartex" xmlns:cx5="http://schemas.microsoft.com/office/drawing/2016/5/11/chartex" xmlns:cx6="http://schemas.microsoft.com/office/drawing/2016/5/12/chartex" xmlns:cx7="http://schemas.microsoft.com/office/drawing/2016/5/13/chartex" xmlns:cx8="http://schemas.microsoft.com/office/drawing/2016/5/14/chartex" xmlns:mc="http://schemas.openxmlformats.org/markup-compatibility/2006" xmlns:aink="http://schemas.microsoft.com/office/drawing/2016/ink" xmlns:am3d="http://schemas.microsoft.com/office/drawing/2017/model3d" xmlns:o="urn:schemas-microsoft-com:office:office" xmlns:oel="http://schemas.microsoft.com/office/2019/extlst" xmlns:r="http://schemas.openxmlformats.org/officeDocument/2006/relationships" xmlns:m="http://schemas.openxmlformats.org/officeDocument/2006/math" xmlns:v="urn:schemas-microsoft-com:vml" xmlns:wp14="http://schemas.microsoft.com/office/word/2010/wordprocessingDrawing" xmlns:wp="http://schemas.openxmlformats.org/drawingml/2006/wordprocessingDrawing" xmlns:w10="urn:schemas-microsoft-com:office:word" xmlns:w="http://schemas.openxmlformats.org/wordprocessingml/2006/main" xmlns:w14="http://schemas.microsoft.com/office/word/2010/wordml" xmlns:w15="http://schemas.microsoft.com/office/word/2012/wordml" xmlns:w16cei="http://schemas.microsoft.com/office/word/2026/wordml/cei" xmlns:w16cex="http://schemas.microsoft.com/office/word/2018/wordml/cex" xmlns:w16cid="http://schemas.microsoft.com/office/word/2016/wordml/cid" xmlns:w16="http://schemas.microsoft.com/office/word/2018/wordml" xmlns:w16du="http://schemas.microsoft.com/office/word/2023/wordml/word16du" xmlns:w16sdtdh="http://schemas.microsoft.com/office/word/2020/wordml/sdtdatahash" xmlns:w16sdtfl="http://schemas.microsoft.com/office/word/2024/wordml/sdtformatlock" xmlns:w16se="http://schemas.microsoft.com/office/word/2015/wordml/symex" xmlns:wpg="http://schemas.microsoft.com/office/word/2010/wordprocessingGroup" xmlns:wpi="http://schemas.microsoft.com/office/word/2010/wordprocessingInk" xmlns:wne="http://schemas.microsoft.com/office/word/2006/wordml" xmlns:wps="http://schemas.microsoft.com/office/word/2010/wordprocessingShape" mc:Ignorable="w14 w15 w16se w16cid w16 w16cex w16sdtdh w16sdtfl w16du wp14">
   <w:endnote w:type="separator" w:id="-1">
     <w:p>
       <w:pPr>
@@ -8970,7 +9494,7 @@
 </file>
 
 <file path=word/footnotes.xml><?xml version="1.0" encoding="utf-8"?>
-<w:footnotes xmlns:wpc="http://schemas.microsoft.com/office/word/2010/wordprocessingCanvas" xmlns:cx="http://schemas.microsoft.com/office/drawing/2014/chartex" xmlns:cx1="http://schemas.microsoft.com/office/drawing/2015/9/8/chartex" xmlns:cx2="http://schemas.microsoft.com/office/drawing/2015/10/21/chartex" xmlns:cx3="http://schemas.microsoft.com/office/drawing/2016/5/9/chartex" xmlns:cx4="http://schemas.microsoft.com/office/drawing/2016/5/10/chartex" xmlns:cx5="http://schemas.microsoft.com/office/drawing/2016/5/11/chartex" xmlns:cx6="http://schemas.microsoft.com/office/drawing/2016/5/12/chartex" xmlns:cx7="http://schemas.microsoft.com/office/drawing/2016/5/13/chartex" xmlns:cx8="http://schemas.microsoft.com/office/drawing/2016/5/14/chartex" xmlns:mc="http://schemas.openxmlformats.org/markup-compatibility/2006" xmlns:aink="http://schemas.microsoft.com/office/drawing/2016/ink" xmlns:am3d="http://schemas.microsoft.com/office/drawing/2017/model3d" xmlns:o="urn:schemas-microsoft-com:office:office" xmlns:oel="http://schemas.microsoft.com/office/2019/extlst" xmlns:r="http://schemas.openxmlformats.org/officeDocument/2006/relationships" xmlns:m="http://schemas.openxmlformats.org/officeDocument/2006/math" xmlns:v="urn:schemas-microsoft-com:vml" xmlns:wp14="http://schemas.microsoft.com/office/word/2010/wordprocessingDrawing" xmlns:wp="http://schemas.openxmlformats.org/drawingml/2006/wordprocessingDrawing" xmlns:w10="urn:schemas-microsoft-com:office:word" xmlns:w="http://schemas.openxmlformats.org/wordprocessingml/2006/main" xmlns:w14="http://schemas.microsoft.com/office/word/2010/wordml" xmlns:w15="http://schemas.microsoft.com/office/word/2012/wordml" xmlns:w16cex="http://schemas.microsoft.com/office/word/2018/wordml/cex" xmlns:w16cid="http://schemas.microsoft.com/office/word/2016/wordml/cid" xmlns:w16="http://schemas.microsoft.com/office/word/2018/wordml" xmlns:w16du="http://schemas.microsoft.com/office/word/2023/wordml/word16du" xmlns:w16sdtdh="http://schemas.microsoft.com/office/word/2020/wordml/sdtdatahash" xmlns:w16sdtfl="http://schemas.microsoft.com/office/word/2024/wordml/sdtformatlock" xmlns:w16se="http://schemas.microsoft.com/office/word/2015/wordml/symex" xmlns:wpg="http://schemas.microsoft.com/office/word/2010/wordprocessingGroup" xmlns:wpi="http://schemas.microsoft.com/office/word/2010/wordprocessingInk" xmlns:wne="http://schemas.microsoft.com/office/word/2006/wordml" xmlns:wps="http://schemas.microsoft.com/office/word/2010/wordprocessingShape" mc:Ignorable="w14 w15 w16se w16cid w16 w16cex w16sdtdh w16sdtfl w16du wp14">
+<w:footnotes xmlns:wpc="http://schemas.microsoft.com/office/word/2010/wordprocessingCanvas" xmlns:cx="http://schemas.microsoft.com/office/drawing/2014/chartex" xmlns:cx1="http://schemas.microsoft.com/office/drawing/2015/9/8/chartex" xmlns:cx2="http://schemas.microsoft.com/office/drawing/2015/10/21/chartex" xmlns:cx3="http://schemas.microsoft.com/office/drawing/2016/5/9/chartex" xmlns:cx4="http://schemas.microsoft.com/office/drawing/2016/5/10/chartex" xmlns:cx5="http://schemas.microsoft.com/office/drawing/2016/5/11/chartex" xmlns:cx6="http://schemas.microsoft.com/office/drawing/2016/5/12/chartex" xmlns:cx7="http://schemas.microsoft.com/office/drawing/2016/5/13/chartex" xmlns:cx8="http://schemas.microsoft.com/office/drawing/2016/5/14/chartex" xmlns:mc="http://schemas.openxmlformats.org/markup-compatibility/2006" xmlns:aink="http://schemas.microsoft.com/office/drawing/2016/ink" xmlns:am3d="http://schemas.microsoft.com/office/drawing/2017/model3d" xmlns:o="urn:schemas-microsoft-com:office:office" xmlns:oel="http://schemas.microsoft.com/office/2019/extlst" xmlns:r="http://schemas.openxmlformats.org/officeDocument/2006/relationships" xmlns:m="http://schemas.openxmlformats.org/officeDocument/2006/math" xmlns:v="urn:schemas-microsoft-com:vml" xmlns:wp14="http://schemas.microsoft.com/office/word/2010/wordprocessingDrawing" xmlns:wp="http://schemas.openxmlformats.org/drawingml/2006/wordprocessingDrawing" xmlns:w10="urn:schemas-microsoft-com:office:word" xmlns:w="http://schemas.openxmlformats.org/wordprocessingml/2006/main" xmlns:w14="http://schemas.microsoft.com/office/word/2010/wordml" xmlns:w15="http://schemas.microsoft.com/office/word/2012/wordml" xmlns:w16cei="http://schemas.microsoft.com/office/word/2026/wordml/cei" xmlns:w16cex="http://schemas.microsoft.com/office/word/2018/wordml/cex" xmlns:w16cid="http://schemas.microsoft.com/office/word/2016/wordml/cid" xmlns:w16="http://schemas.microsoft.com/office/word/2018/wordml" xmlns:w16du="http://schemas.microsoft.com/office/word/2023/wordml/word16du" xmlns:w16sdtdh="http://schemas.microsoft.com/office/word/2020/wordml/sdtdatahash" xmlns:w16sdtfl="http://schemas.microsoft.com/office/word/2024/wordml/sdtformatlock" xmlns:w16se="http://schemas.microsoft.com/office/word/2015/wordml/symex" xmlns:wpg="http://schemas.microsoft.com/office/word/2010/wordprocessingGroup" xmlns:wpi="http://schemas.microsoft.com/office/word/2010/wordprocessingInk" xmlns:wne="http://schemas.microsoft.com/office/word/2006/wordml" xmlns:wps="http://schemas.microsoft.com/office/word/2010/wordprocessingShape" mc:Ignorable="w14 w15 w16se w16cid w16 w16cex w16sdtdh w16sdtfl w16du wp14">
   <w:footnote w:type="separator" w:id="-1">
     <w:p>
       <w:pPr>
@@ -8995,7 +9519,7 @@
 </file>
 
 <file path=word/numbering.xml><?xml version="1.0" encoding="utf-8"?>
-<w:numbering xmlns:wpc="http://schemas.microsoft.com/office/word/2010/wordprocessingCanvas" xmlns:cx="http://schemas.microsoft.com/office/drawing/2014/chartex" xmlns:cx1="http://schemas.microsoft.com/office/drawing/2015/9/8/chartex" xmlns:cx2="http://schemas.microsoft.com/office/drawing/2015/10/21/chartex" xmlns:cx3="http://schemas.microsoft.com/office/drawing/2016/5/9/chartex" xmlns:cx4="http://schemas.microsoft.com/office/drawing/2016/5/10/chartex" xmlns:cx5="http://schemas.microsoft.com/office/drawing/2016/5/11/chartex" xmlns:cx6="http://schemas.microsoft.com/office/drawing/2016/5/12/chartex" xmlns:cx7="http://schemas.microsoft.com/office/drawing/2016/5/13/chartex" xmlns:cx8="http://schemas.microsoft.com/office/drawing/2016/5/14/chartex" xmlns:mc="http://schemas.openxmlformats.org/markup-compatibility/2006" xmlns:aink="http://schemas.microsoft.com/office/drawing/2016/ink" xmlns:am3d="http://schemas.microsoft.com/office/drawing/2017/model3d" xmlns:o="urn:schemas-microsoft-com:office:office" xmlns:oel="http://schemas.microsoft.com/office/2019/extlst" xmlns:r="http://schemas.openxmlformats.org/officeDocument/2006/relationships" xmlns:m="http://schemas.openxmlformats.org/officeDocument/2006/math" xmlns:v="urn:schemas-microsoft-com:vml" xmlns:wp14="http://schemas.microsoft.com/office/word/2010/wordprocessingDrawing" xmlns:wp="http://schemas.openxmlformats.org/drawingml/2006/wordprocessingDrawing" xmlns:w10="urn:schemas-microsoft-com:office:word" xmlns:w="http://schemas.openxmlformats.org/wordprocessingml/2006/main" xmlns:w14="http://schemas.microsoft.com/office/word/2010/wordml" xmlns:w15="http://schemas.microsoft.com/office/word/2012/wordml" xmlns:w16cex="http://schemas.microsoft.com/office/word/2018/wordml/cex" xmlns:w16cid="http://schemas.microsoft.com/office/word/2016/wordml/cid" xmlns:w16="http://schemas.microsoft.com/office/word/2018/wordml" xmlns:w16du="http://schemas.microsoft.com/office/word/2023/wordml/word16du" xmlns:w16sdtdh="http://schemas.microsoft.com/office/word/2020/wordml/sdtdatahash" xmlns:w16sdtfl="http://schemas.microsoft.com/office/word/2024/wordml/sdtformatlock" xmlns:w16se="http://schemas.microsoft.com/office/word/2015/wordml/symex" xmlns:wpg="http://schemas.microsoft.com/office/word/2010/wordprocessingGroup" xmlns:wpi="http://schemas.microsoft.com/office/word/2010/wordprocessingInk" xmlns:wne="http://schemas.microsoft.com/office/word/2006/wordml" xmlns:wps="http://schemas.microsoft.com/office/word/2010/wordprocessingShape" mc:Ignorable="w14 w15 w16se w16cid w16 w16cex w16sdtdh w16sdtfl w16du wp14">
+<w:numbering xmlns:wpc="http://schemas.microsoft.com/office/word/2010/wordprocessingCanvas" xmlns:cx="http://schemas.microsoft.com/office/drawing/2014/chartex" xmlns:cx1="http://schemas.microsoft.com/office/drawing/2015/9/8/chartex" xmlns:cx2="http://schemas.microsoft.com/office/drawing/2015/10/21/chartex" xmlns:cx3="http://schemas.microsoft.com/office/drawing/2016/5/9/chartex" xmlns:cx4="http://schemas.microsoft.com/office/drawing/2016/5/10/chartex" xmlns:cx5="http://schemas.microsoft.com/office/drawing/2016/5/11/chartex" xmlns:cx6="http://schemas.microsoft.com/office/drawing/2016/5/12/chartex" xmlns:cx7="http://schemas.microsoft.com/office/drawing/2016/5/13/chartex" xmlns:cx8="http://schemas.microsoft.com/office/drawing/2016/5/14/chartex" xmlns:mc="http://schemas.openxmlformats.org/markup-compatibility/2006" xmlns:aink="http://schemas.microsoft.com/office/drawing/2016/ink" xmlns:am3d="http://schemas.microsoft.com/office/drawing/2017/model3d" xmlns:o="urn:schemas-microsoft-com:office:office" xmlns:oel="http://schemas.microsoft.com/office/2019/extlst" xmlns:r="http://schemas.openxmlformats.org/officeDocument/2006/relationships" xmlns:m="http://schemas.openxmlformats.org/officeDocument/2006/math" xmlns:v="urn:schemas-microsoft-com:vml" xmlns:wp14="http://schemas.microsoft.com/office/word/2010/wordprocessingDrawing" xmlns:wp="http://schemas.openxmlformats.org/drawingml/2006/wordprocessingDrawing" xmlns:w10="urn:schemas-microsoft-com:office:word" xmlns:w="http://schemas.openxmlformats.org/wordprocessingml/2006/main" xmlns:w14="http://schemas.microsoft.com/office/word/2010/wordml" xmlns:w15="http://schemas.microsoft.com/office/word/2012/wordml" xmlns:w16cei="http://schemas.microsoft.com/office/word/2026/wordml/cei" xmlns:w16cex="http://schemas.microsoft.com/office/word/2018/wordml/cex" xmlns:w16cid="http://schemas.microsoft.com/office/word/2016/wordml/cid" xmlns:w16="http://schemas.microsoft.com/office/word/2018/wordml" xmlns:w16du="http://schemas.microsoft.com/office/word/2023/wordml/word16du" xmlns:w16sdtdh="http://schemas.microsoft.com/office/word/2020/wordml/sdtdatahash" xmlns:w16sdtfl="http://schemas.microsoft.com/office/word/2024/wordml/sdtformatlock" xmlns:w16se="http://schemas.microsoft.com/office/word/2015/wordml/symex" xmlns:wpg="http://schemas.microsoft.com/office/word/2010/wordprocessingGroup" xmlns:wpi="http://schemas.microsoft.com/office/word/2010/wordprocessingInk" xmlns:wne="http://schemas.microsoft.com/office/word/2006/wordml" xmlns:wps="http://schemas.microsoft.com/office/word/2010/wordprocessingShape" mc:Ignorable="w14 w15 w16se w16cid w16 w16cex w16sdtdh w16sdtfl w16du wp14">
   <w:abstractNum w:abstractNumId="0" w15:restartNumberingAfterBreak="0">
     <w:nsid w:val="03DA7D28"/>
     <w:multiLevelType w:val="hybridMultilevel"/>
@@ -9006,7 +9530,7 @@
       <w:lvlText w:val="%1."/>
       <w:lvlJc w:val="right"/>
       <w:pPr>
-        <w:ind w:left="720" w:hanging="360"/>
+        <w:ind w:left="1145" w:hanging="360"/>
       </w:pPr>
     </w:lvl>
     <w:lvl w:ilvl="1" w:tplc="FFFFFFFF" w:tentative="1">
@@ -9015,7 +9539,7 @@
       <w:lvlText w:val="%2."/>
       <w:lvlJc w:val="left"/>
       <w:pPr>
-        <w:ind w:left="1440" w:hanging="360"/>
+        <w:ind w:left="1865" w:hanging="360"/>
       </w:pPr>
     </w:lvl>
     <w:lvl w:ilvl="2" w:tplc="FFFFFFFF" w:tentative="1">
@@ -9024,7 +9548,7 @@
       <w:lvlText w:val="%3."/>
       <w:lvlJc w:val="right"/>
       <w:pPr>
-        <w:ind w:left="2160" w:hanging="180"/>
+        <w:ind w:left="2585" w:hanging="180"/>
       </w:pPr>
     </w:lvl>
     <w:lvl w:ilvl="3" w:tplc="FFFFFFFF" w:tentative="1">
@@ -9033,7 +9557,7 @@
       <w:lvlText w:val="%4."/>
       <w:lvlJc w:val="left"/>
       <w:pPr>
-        <w:ind w:left="2880" w:hanging="360"/>
+        <w:ind w:left="3305" w:hanging="360"/>
       </w:pPr>
     </w:lvl>
     <w:lvl w:ilvl="4" w:tplc="FFFFFFFF" w:tentative="1">
@@ -9042,7 +9566,7 @@
       <w:lvlText w:val="%5."/>
       <w:lvlJc w:val="left"/>
       <w:pPr>
-        <w:ind w:left="3600" w:hanging="360"/>
+        <w:ind w:left="4025" w:hanging="360"/>
       </w:pPr>
     </w:lvl>
     <w:lvl w:ilvl="5" w:tplc="FFFFFFFF" w:tentative="1">
@@ -9051,7 +9575,7 @@
       <w:lvlText w:val="%6."/>
       <w:lvlJc w:val="right"/>
       <w:pPr>
-        <w:ind w:left="4320" w:hanging="180"/>
+        <w:ind w:left="4745" w:hanging="180"/>
       </w:pPr>
     </w:lvl>
     <w:lvl w:ilvl="6" w:tplc="FFFFFFFF" w:tentative="1">
@@ -9060,7 +9584,7 @@
       <w:lvlText w:val="%7."/>
       <w:lvlJc w:val="left"/>
       <w:pPr>
-        <w:ind w:left="5040" w:hanging="360"/>
+        <w:ind w:left="5465" w:hanging="360"/>
       </w:pPr>
     </w:lvl>
     <w:lvl w:ilvl="7" w:tplc="FFFFFFFF" w:tentative="1">
@@ -9069,7 +9593,7 @@
       <w:lvlText w:val="%8."/>
       <w:lvlJc w:val="left"/>
       <w:pPr>
-        <w:ind w:left="5760" w:hanging="360"/>
+        <w:ind w:left="6185" w:hanging="360"/>
       </w:pPr>
     </w:lvl>
     <w:lvl w:ilvl="8" w:tplc="FFFFFFFF" w:tentative="1">
@@ -9078,7 +9602,7 @@
       <w:lvlText w:val="%9."/>
       <w:lvlJc w:val="right"/>
       <w:pPr>
-        <w:ind w:left="6480" w:hanging="180"/>
+        <w:ind w:left="6905" w:hanging="180"/>
       </w:pPr>
     </w:lvl>
   </w:abstractNum>
@@ -9813,7 +10337,7 @@
       <w:lvlText w:val="%1."/>
       <w:lvlJc w:val="left"/>
       <w:pPr>
-        <w:ind w:left="720" w:hanging="360"/>
+        <w:ind w:left="1636" w:hanging="360"/>
       </w:pPr>
       <w:rPr>
         <w:rFonts w:hint="default"/>
@@ -9825,7 +10349,7 @@
       <w:lvlText w:val="%2."/>
       <w:lvlJc w:val="left"/>
       <w:pPr>
-        <w:ind w:left="1440" w:hanging="360"/>
+        <w:ind w:left="3600" w:hanging="360"/>
       </w:pPr>
     </w:lvl>
     <w:lvl w:ilvl="2" w:tplc="0409001B" w:tentative="1">
@@ -9834,7 +10358,7 @@
       <w:lvlText w:val="%3."/>
       <w:lvlJc w:val="right"/>
       <w:pPr>
-        <w:ind w:left="2160" w:hanging="180"/>
+        <w:ind w:left="4320" w:hanging="180"/>
       </w:pPr>
     </w:lvl>
     <w:lvl w:ilvl="3" w:tplc="0409000F" w:tentative="1">
@@ -9843,7 +10367,7 @@
       <w:lvlText w:val="%4."/>
       <w:lvlJc w:val="left"/>
       <w:pPr>
-        <w:ind w:left="2880" w:hanging="360"/>
+        <w:ind w:left="5040" w:hanging="360"/>
       </w:pPr>
     </w:lvl>
     <w:lvl w:ilvl="4" w:tplc="04090019" w:tentative="1">
@@ -9852,7 +10376,7 @@
       <w:lvlText w:val="%5."/>
       <w:lvlJc w:val="left"/>
       <w:pPr>
-        <w:ind w:left="3600" w:hanging="360"/>
+        <w:ind w:left="5760" w:hanging="360"/>
       </w:pPr>
     </w:lvl>
     <w:lvl w:ilvl="5" w:tplc="0409001B" w:tentative="1">
@@ -9861,7 +10385,7 @@
       <w:lvlText w:val="%6."/>
       <w:lvlJc w:val="right"/>
       <w:pPr>
-        <w:ind w:left="4320" w:hanging="180"/>
+        <w:ind w:left="6480" w:hanging="180"/>
       </w:pPr>
     </w:lvl>
     <w:lvl w:ilvl="6" w:tplc="0409000F" w:tentative="1">
@@ -9870,7 +10394,7 @@
       <w:lvlText w:val="%7."/>
       <w:lvlJc w:val="left"/>
       <w:pPr>
-        <w:ind w:left="5040" w:hanging="360"/>
+        <w:ind w:left="7200" w:hanging="360"/>
       </w:pPr>
     </w:lvl>
     <w:lvl w:ilvl="7" w:tplc="04090019" w:tentative="1">
@@ -9879,7 +10403,7 @@
       <w:lvlText w:val="%8."/>
       <w:lvlJc w:val="left"/>
       <w:pPr>
-        <w:ind w:left="5760" w:hanging="360"/>
+        <w:ind w:left="7920" w:hanging="360"/>
       </w:pPr>
     </w:lvl>
     <w:lvl w:ilvl="8" w:tplc="0409001B" w:tentative="1">
@@ -9888,7 +10412,7 @@
       <w:lvlText w:val="%9."/>
       <w:lvlJc w:val="right"/>
       <w:pPr>
-        <w:ind w:left="6480" w:hanging="180"/>
+        <w:ind w:left="8640" w:hanging="180"/>
       </w:pPr>
     </w:lvl>
   </w:abstractNum>
@@ -10820,7 +11344,7 @@
       <w:lvlText w:val="%1."/>
       <w:lvlJc w:val="right"/>
       <w:pPr>
-        <w:ind w:left="720" w:hanging="360"/>
+        <w:ind w:left="2061" w:hanging="360"/>
       </w:pPr>
     </w:lvl>
     <w:lvl w:ilvl="1" w:tplc="FFFFFFFF" w:tentative="1">
@@ -10829,7 +11353,7 @@
       <w:lvlText w:val="%2."/>
       <w:lvlJc w:val="left"/>
       <w:pPr>
-        <w:ind w:left="1440" w:hanging="360"/>
+        <w:ind w:left="2073" w:hanging="360"/>
       </w:pPr>
     </w:lvl>
     <w:lvl w:ilvl="2" w:tplc="FFFFFFFF" w:tentative="1">
@@ -10838,7 +11362,7 @@
       <w:lvlText w:val="%3."/>
       <w:lvlJc w:val="right"/>
       <w:pPr>
-        <w:ind w:left="2160" w:hanging="180"/>
+        <w:ind w:left="2793" w:hanging="180"/>
       </w:pPr>
     </w:lvl>
     <w:lvl w:ilvl="3" w:tplc="FFFFFFFF" w:tentative="1">
@@ -10847,7 +11371,7 @@
       <w:lvlText w:val="%4."/>
       <w:lvlJc w:val="left"/>
       <w:pPr>
-        <w:ind w:left="2880" w:hanging="360"/>
+        <w:ind w:left="3513" w:hanging="360"/>
       </w:pPr>
     </w:lvl>
     <w:lvl w:ilvl="4" w:tplc="FFFFFFFF" w:tentative="1">
@@ -10856,7 +11380,7 @@
       <w:lvlText w:val="%5."/>
       <w:lvlJc w:val="left"/>
       <w:pPr>
-        <w:ind w:left="3600" w:hanging="360"/>
+        <w:ind w:left="4233" w:hanging="360"/>
       </w:pPr>
     </w:lvl>
     <w:lvl w:ilvl="5" w:tplc="FFFFFFFF" w:tentative="1">
@@ -10865,7 +11389,7 @@
       <w:lvlText w:val="%6."/>
       <w:lvlJc w:val="right"/>
       <w:pPr>
-        <w:ind w:left="4320" w:hanging="180"/>
+        <w:ind w:left="4953" w:hanging="180"/>
       </w:pPr>
     </w:lvl>
     <w:lvl w:ilvl="6" w:tplc="FFFFFFFF" w:tentative="1">
@@ -10874,7 +11398,7 @@
       <w:lvlText w:val="%7."/>
       <w:lvlJc w:val="left"/>
       <w:pPr>
-        <w:ind w:left="5040" w:hanging="360"/>
+        <w:ind w:left="5673" w:hanging="360"/>
       </w:pPr>
     </w:lvl>
     <w:lvl w:ilvl="7" w:tplc="FFFFFFFF" w:tentative="1">
@@ -10883,7 +11407,7 @@
       <w:lvlText w:val="%8."/>
       <w:lvlJc w:val="left"/>
       <w:pPr>
-        <w:ind w:left="5760" w:hanging="360"/>
+        <w:ind w:left="6393" w:hanging="360"/>
       </w:pPr>
     </w:lvl>
     <w:lvl w:ilvl="8" w:tplc="FFFFFFFF" w:tentative="1">
@@ -10892,7 +11416,7 @@
       <w:lvlText w:val="%9."/>
       <w:lvlJc w:val="right"/>
       <w:pPr>
-        <w:ind w:left="6480" w:hanging="180"/>
+        <w:ind w:left="7113" w:hanging="180"/>
       </w:pPr>
     </w:lvl>
   </w:abstractNum>
@@ -13851,7 +14375,7 @@
     <b:MonthAccessed>July</b:MonthAccessed>
     <b:DayAccessed>23</b:DayAccessed>
     <b:URL>https://www.geeksforgeeks.org/computer-science-fundamentals/classification-of-computers/</b:URL>
-    <b:RefOrder>5</b:RefOrder>
+    <b:RefOrder>6</b:RefOrder>
   </b:Source>
   <b:Source>
     <b:Tag>Mar25</b:Tag>
@@ -13873,7 +14397,7 @@
     <b:MonthAccessed>July</b:MonthAccessed>
     <b:DayAccessed>24</b:DayAccessed>
     <b:URL>https://serverpipeline.com/network-infrastructure-services-components-design-considerations-and-maintenance-strategies/</b:URL>
-    <b:RefOrder>6</b:RefOrder>
+    <b:RefOrder>7</b:RefOrder>
   </b:Source>
   <b:Source>
     <b:Tag>Goo26</b:Tag>
@@ -13889,7 +14413,7 @@
     <b:MonthAccessed>July</b:MonthAccessed>
     <b:DayAccessed>24</b:DayAccessed>
     <b:URL>https://cloud.google.com/discover/what-is-server-hosting</b:URL>
-    <b:RefOrder>7</b:RefOrder>
+    <b:RefOrder>8</b:RefOrder>
   </b:Source>
   <b:Source>
     <b:Tag>Gee253</b:Tag>
@@ -13906,7 +14430,7 @@
     <b:MonthAccessed>July</b:MonthAccessed>
     <b:DayAccessed>24</b:DayAccessed>
     <b:URL>https://www.geeksforgeeks.org/operating-systems/operating-systems/</b:URL>
-    <b:RefOrder>19</b:RefOrder>
+    <b:RefOrder>20</b:RefOrder>
   </b:Source>
   <b:Source>
     <b:Tag>Mic26</b:Tag>
@@ -13923,7 +14447,7 @@
     <b:MonthAccessed>July</b:MonthAccessed>
     <b:DayAccessed>24</b:DayAccessed>
     <b:URL>https://www.microsoft.com/en-us/windows/learning-center/operating-systems-os-explained?msockid=03139d965e8760960f668be55f176156</b:URL>
-    <b:RefOrder>8</b:RefOrder>
+    <b:RefOrder>9</b:RefOrder>
   </b:Source>
   <b:Source>
     <b:Tag>Gee254</b:Tag>
@@ -13940,7 +14464,7 @@
     <b:MonthAccessed>July</b:MonthAccessed>
     <b:DayAccessed>24</b:DayAccessed>
     <b:URL>https://www.geeksforgeeks.org/operating-systems/functions-of-operating-system/</b:URL>
-    <b:RefOrder>9</b:RefOrder>
+    <b:RefOrder>10</b:RefOrder>
   </b:Source>
   <b:Source>
     <b:Tag>Git25</b:Tag>
@@ -13957,7 +14481,7 @@
     <b:MonthAccessed>July</b:MonthAccessed>
     <b:DayAccessed>24</b:DayAccessed>
     <b:URL>https://github.com/resources/articles/what-is-an-ide</b:URL>
-    <b:RefOrder>12</b:RefOrder>
+    <b:RefOrder>13</b:RefOrder>
   </b:Source>
   <b:Source>
     <b:Tag>Gee255</b:Tag>
@@ -13974,7 +14498,7 @@
     <b:MonthAccessed>July</b:MonthAccessed>
     <b:DayAccessed>24</b:DayAccessed>
     <b:URL>https://www.geeksforgeeks.org/compiler-design/introduction-to-interpreters/</b:URL>
-    <b:RefOrder>11</b:RefOrder>
+    <b:RefOrder>12</b:RefOrder>
   </b:Source>
   <b:Source>
     <b:Tag>Fre20</b:Tag>
@@ -13991,7 +14515,7 @@
     <b:MonthAccessed>July</b:MonthAccessed>
     <b:DayAccessed>25</b:DayAccessed>
     <b:URL>https://www.freecodecamp.org/news/compiled-versus-interpreted-languages/</b:URL>
-    <b:RefOrder>10</b:RefOrder>
+    <b:RefOrder>11</b:RefOrder>
   </b:Source>
   <b:Source>
     <b:Tag>Atl26</b:Tag>
@@ -14008,7 +14532,7 @@
     <b:MonthAccessed>July</b:MonthAccessed>
     <b:DayAccessed>4</b:DayAccessed>
     <b:URL>https://www.atlassian.com/git/tutorials/what-is-version-control</b:URL>
-    <b:RefOrder>13</b:RefOrder>
+    <b:RefOrder>14</b:RefOrder>
   </b:Source>
   <b:Source>
     <b:Tag>Sim26</b:Tag>
@@ -14025,7 +14549,7 @@
     <b:MonthAccessed>July</b:MonthAccessed>
     <b:DayAccessed>24</b:DayAccessed>
     <b:URL>https://www.simplilearn.com/tutorials/networking-tutorial/importance-of-types-of-networks-lan-man-wan</b:URL>
-    <b:RefOrder>14</b:RefOrder>
+    <b:RefOrder>15</b:RefOrder>
   </b:Source>
   <b:Source>
     <b:Tag>Gee261</b:Tag>
@@ -14042,7 +14566,7 @@
     <b:MonthAccessed>July</b:MonthAccessed>
     <b:DayAccessed>20</b:DayAccessed>
     <b:URL>https://www.geeksforgeeks.org/computer-networks/types-of-network-topology/</b:URL>
-    <b:RefOrder>15</b:RefOrder>
+    <b:RefOrder>16</b:RefOrder>
   </b:Source>
   <b:Source>
     <b:Tag>Phi26</b:Tag>
@@ -14064,7 +14588,7 @@
     <b:MonthAccessed>July</b:MonthAccessed>
     <b:DayAccessed>23</b:DayAccessed>
     <b:URL>https://www.ibm.com/think/topics/distributed-computing</b:URL>
-    <b:RefOrder>18</b:RefOrder>
+    <b:RefOrder>19</b:RefOrder>
   </b:Source>
   <b:Source>
     <b:Tag>Gee256</b:Tag>
@@ -14081,7 +14605,7 @@
     <b:MonthAccessed>July</b:MonthAccessed>
     <b:DayAccessed>23</b:DayAccessed>
     <b:URL>https://www.geeksforgeeks.org/devops/what-is-distributed-computing/</b:URL>
-    <b:RefOrder>17</b:RefOrder>
+    <b:RefOrder>18</b:RefOrder>
   </b:Source>
   <b:Source>
     <b:Tag>Com26</b:Tag>
@@ -14098,13 +14622,30 @@
     <b:MonthAccessed>July</b:MonthAccessed>
     <b:DayAccessed>29</b:DayAccessed>
     <b:URL>https://www.commercengine.io/blog/star-topology</b:URL>
-    <b:RefOrder>16</b:RefOrder>
+    <b:RefOrder>17</b:RefOrder>
+  </b:Source>
+  <b:Source>
+    <b:Tag>Gee262</b:Tag>
+    <b:SourceType>InternetSite</b:SourceType>
+    <b:Guid>{06479E83-7541-48A4-882E-C5F3A8990710}</b:Guid>
+    <b:Author>
+      <b:Author>
+        <b:Corporate>GeeksforGeeks</b:Corporate>
+      </b:Author>
+    </b:Author>
+    <b:Title>GeeksforGeeks</b:Title>
+    <b:Year>2026</b:Year>
+    <b:YearAccessed>2026</b:YearAccessed>
+    <b:MonthAccessed>July</b:MonthAccessed>
+    <b:DayAccessed>7</b:DayAccessed>
+    <b:URL>https://www.geeksforgeeks.org/computer-science-fundamentals/random-access-memory-ram/</b:URL>
+    <b:RefOrder>5</b:RefOrder>
   </b:Source>
 </b:Sources>
 </file>
 
 <file path=customXml/itemProps1.xml><?xml version="1.0" encoding="utf-8"?>
-<ds:datastoreItem xmlns:ds="http://schemas.openxmlformats.org/officeDocument/2006/customXml" ds:itemID="{DA5E0321-064A-4622-9999-145101DE00A2}">
+<ds:datastoreItem xmlns:ds="http://schemas.openxmlformats.org/officeDocument/2006/customXml" ds:itemID="{2A0782A3-DC2B-4147-B11B-F4CD45A4A780}">
   <ds:schemaRefs>
     <ds:schemaRef ds:uri="http://schemas.openxmlformats.org/officeDocument/2006/bibliography"/>
   </ds:schemaRefs>

--- a/Level_4/Level_4(1st Semester)/Computer Systems/L4DC-L4DCBM- Computer Systems- Blessings Tamanga(P00221220).docx
+++ b/Level_4/Level_4(1st Semester)/Computer Systems/L4DC-L4DCBM- Computer Systems- Blessings Tamanga(P00221220).docx
@@ -2,6 +2,2486 @@
 <file path=word/document.xml><?xml version="1.0" encoding="utf-8"?>
 <w:document xmlns:wpc="http://schemas.microsoft.com/office/word/2010/wordprocessingCanvas" xmlns:cx="http://schemas.microsoft.com/office/drawing/2014/chartex" xmlns:cx1="http://schemas.microsoft.com/office/drawing/2015/9/8/chartex" xmlns:cx2="http://schemas.microsoft.com/office/drawing/2015/10/21/chartex" xmlns:cx3="http://schemas.microsoft.com/office/drawing/2016/5/9/chartex" xmlns:cx4="http://schemas.microsoft.com/office/drawing/2016/5/10/chartex" xmlns:cx5="http://schemas.microsoft.com/office/drawing/2016/5/11/chartex" xmlns:cx6="http://schemas.microsoft.com/office/drawing/2016/5/12/chartex" xmlns:cx7="http://schemas.microsoft.com/office/drawing/2016/5/13/chartex" xmlns:cx8="http://schemas.microsoft.com/office/drawing/2016/5/14/chartex" xmlns:mc="http://schemas.openxmlformats.org/markup-compatibility/2006" xmlns:aink="http://schemas.microsoft.com/office/drawing/2016/ink" xmlns:am3d="http://schemas.microsoft.com/office/drawing/2017/model3d" xmlns:o="urn:schemas-microsoft-com:office:office" xmlns:oel="http://schemas.microsoft.com/office/2019/extlst" xmlns:r="http://schemas.openxmlformats.org/officeDocument/2006/relationships" xmlns:m="http://schemas.openxmlformats.org/officeDocument/2006/math" xmlns:v="urn:schemas-microsoft-com:vml" xmlns:wp14="http://schemas.microsoft.com/office/word/2010/wordprocessingDrawing" xmlns:wp="http://schemas.openxmlformats.org/drawingml/2006/wordprocessingDrawing" xmlns:w10="urn:schemas-microsoft-com:office:word" xmlns:w="http://schemas.openxmlformats.org/wordprocessingml/2006/main" xmlns:w14="http://schemas.microsoft.com/office/word/2010/wordml" xmlns:w15="http://schemas.microsoft.com/office/word/2012/wordml" xmlns:w16cei="http://schemas.microsoft.com/office/word/2026/wordml/cei" xmlns:w16cex="http://schemas.microsoft.com/office/word/2018/wordml/cex" xmlns:w16cid="http://schemas.microsoft.com/office/word/2016/wordml/cid" xmlns:w16="http://schemas.microsoft.com/office/word/2018/wordml" xmlns:w16du="http://schemas.microsoft.com/office/word/2023/wordml/word16du" xmlns:w16sdtdh="http://schemas.microsoft.com/office/word/2020/wordml/sdtdatahash" xmlns:w16sdtfl="http://schemas.microsoft.com/office/word/2024/wordml/sdtformatlock" xmlns:w16se="http://schemas.microsoft.com/office/word/2015/wordml/symex" xmlns:wpg="http://schemas.microsoft.com/office/word/2010/wordprocessingGroup" xmlns:wpi="http://schemas.microsoft.com/office/word/2010/wordprocessingInk" xmlns:wne="http://schemas.microsoft.com/office/word/2006/wordml" xmlns:wps="http://schemas.microsoft.com/office/word/2010/wordprocessingShape" mc:Ignorable="w14 w15 w16se w16cid w16 w16cex w16sdtdh w16sdtfl w16du wp14">
   <w:body>
+    <w:p>
+      <w:pPr>
+        <w:spacing w:after="56"/>
+        <w:ind w:right="-1410"/>
+        <w:rPr>
+          <w:rFonts w:ascii="Arial" w:hAnsi="Arial" w:cs="Arial"/>
+        </w:rPr>
+      </w:pPr>
+      <w:r>
+        <w:rPr>
+          <w:rFonts w:ascii="Arial" w:hAnsi="Arial" w:cs="Arial"/>
+          <w:noProof/>
+        </w:rPr>
+        <mc:AlternateContent>
+          <mc:Choice Requires="wpg">
+            <w:drawing>
+              <wp:inline distT="0" distB="0" distL="0" distR="0" wp14:anchorId="49479060" wp14:editId="1A9D9765">
+                <wp:extent cx="6104586" cy="953037"/>
+                <wp:effectExtent l="0" t="0" r="0" b="0"/>
+                <wp:docPr id="1659" name="Group 1659"/>
+                <wp:cNvGraphicFramePr/>
+                <a:graphic xmlns:a="http://schemas.openxmlformats.org/drawingml/2006/main">
+                  <a:graphicData uri="http://schemas.microsoft.com/office/word/2010/wordprocessingGroup">
+                    <wpg:wgp>
+                      <wpg:cNvGrpSpPr/>
+                      <wpg:grpSpPr>
+                        <a:xfrm>
+                          <a:off x="0" y="0"/>
+                          <a:ext cx="6104586" cy="953037"/>
+                          <a:chOff x="0" y="0"/>
+                          <a:chExt cx="6930390" cy="1059815"/>
+                        </a:xfrm>
+                      </wpg:grpSpPr>
+                      <pic:pic xmlns:pic="http://schemas.openxmlformats.org/drawingml/2006/picture">
+                        <pic:nvPicPr>
+                          <pic:cNvPr id="7" name="Picture 7"/>
+                          <pic:cNvPicPr/>
+                        </pic:nvPicPr>
+                        <pic:blipFill>
+                          <a:blip r:embed="rId8"/>
+                          <a:stretch>
+                            <a:fillRect/>
+                          </a:stretch>
+                        </pic:blipFill>
+                        <pic:spPr>
+                          <a:xfrm>
+                            <a:off x="0" y="0"/>
+                            <a:ext cx="6930390" cy="1059815"/>
+                          </a:xfrm>
+                          <a:prstGeom prst="rect">
+                            <a:avLst/>
+                          </a:prstGeom>
+                        </pic:spPr>
+                      </pic:pic>
+                      <wps:wsp>
+                        <wps:cNvPr id="8" name="Rectangle 8"/>
+                        <wps:cNvSpPr/>
+                        <wps:spPr>
+                          <a:xfrm>
+                            <a:off x="361175" y="205232"/>
+                            <a:ext cx="84472" cy="339003"/>
+                          </a:xfrm>
+                          <a:prstGeom prst="rect">
+                            <a:avLst/>
+                          </a:prstGeom>
+                          <a:ln>
+                            <a:noFill/>
+                          </a:ln>
+                        </wps:spPr>
+                        <wps:txbx>
+                          <w:txbxContent>
+                            <w:p>
+                              <w:r>
+                                <w:rPr>
+                                  <w:rFonts w:ascii="Arial" w:eastAsia="Arial" w:hAnsi="Arial" w:cs="Arial"/>
+                                  <w:color w:val="FFFFFF"/>
+                                  <w:sz w:val="36"/>
+                                </w:rPr>
+                                <w:t xml:space="preserve"> </w:t>
+                              </w:r>
+                            </w:p>
+                          </w:txbxContent>
+                        </wps:txbx>
+                        <wps:bodyPr horzOverflow="overflow" vert="horz" lIns="0" tIns="0" rIns="0" bIns="0" rtlCol="0">
+                          <a:noAutofit/>
+                        </wps:bodyPr>
+                      </wps:wsp>
+                      <wps:wsp>
+                        <wps:cNvPr id="9" name="Rectangle 9"/>
+                        <wps:cNvSpPr/>
+                        <wps:spPr>
+                          <a:xfrm>
+                            <a:off x="361173" y="469124"/>
+                            <a:ext cx="4029106" cy="280813"/>
+                          </a:xfrm>
+                          <a:prstGeom prst="rect">
+                            <a:avLst/>
+                          </a:prstGeom>
+                          <a:ln>
+                            <a:noFill/>
+                          </a:ln>
+                        </wps:spPr>
+                        <wps:txbx>
+                          <w:txbxContent>
+                            <w:p>
+                              <w:pPr>
+                                <w:rPr>
+                                  <w:sz w:val="32"/>
+                                  <w:szCs w:val="32"/>
+                                </w:rPr>
+                              </w:pPr>
+                              <w:r>
+                                <w:rPr>
+                                  <w:rFonts w:ascii="Arial" w:eastAsia="Arial" w:hAnsi="Arial" w:cs="Arial"/>
+                                  <w:color w:val="FFFFFF"/>
+                                  <w:sz w:val="32"/>
+                                  <w:szCs w:val="32"/>
+                                </w:rPr>
+                                <w:t>Statement and Confirmation of Own Work</w:t>
+                              </w:r>
+                            </w:p>
+                          </w:txbxContent>
+                        </wps:txbx>
+                        <wps:bodyPr horzOverflow="overflow" vert="horz" lIns="0" tIns="0" rIns="0" bIns="0" rtlCol="0">
+                          <a:noAutofit/>
+                        </wps:bodyPr>
+                      </wps:wsp>
+                      <wps:wsp>
+                        <wps:cNvPr id="10" name="Rectangle 10"/>
+                        <wps:cNvSpPr/>
+                        <wps:spPr>
+                          <a:xfrm>
+                            <a:off x="4357688" y="469249"/>
+                            <a:ext cx="79966" cy="320923"/>
+                          </a:xfrm>
+                          <a:prstGeom prst="rect">
+                            <a:avLst/>
+                          </a:prstGeom>
+                          <a:ln>
+                            <a:noFill/>
+                          </a:ln>
+                        </wps:spPr>
+                        <wps:txbx>
+                          <w:txbxContent>
+                            <w:p>
+                              <w:r>
+                                <w:rPr>
+                                  <w:rFonts w:ascii="Arial" w:eastAsia="Arial" w:hAnsi="Arial" w:cs="Arial"/>
+                                  <w:color w:val="FFFFFF"/>
+                                  <w:sz w:val="34"/>
+                                </w:rPr>
+                                <w:t xml:space="preserve"> </w:t>
+                              </w:r>
+                            </w:p>
+                          </w:txbxContent>
+                        </wps:txbx>
+                        <wps:bodyPr horzOverflow="overflow" vert="horz" lIns="0" tIns="0" rIns="0" bIns="0" rtlCol="0">
+                          <a:noAutofit/>
+                        </wps:bodyPr>
+                      </wps:wsp>
+                    </wpg:wgp>
+                  </a:graphicData>
+                </a:graphic>
+              </wp:inline>
+            </w:drawing>
+          </mc:Choice>
+          <mc:Fallback>
+            <w:pict>
+              <v:group w14:anchorId="49479060" id="Group 1659" o:spid="_x0000_s1026" style="width:480.7pt;height:75.05pt;mso-position-horizontal-relative:char;mso-position-vertical-relative:line" coordsize="69303,10598" o:gfxdata="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">
+                <v:shapetype id="_x0000_t75" coordsize="21600,21600" o:spt="75" o:preferrelative="t" path="m@4@5l@4@11@9@11@9@5xe" filled="f" stroked="f">
+                  <v:stroke joinstyle="miter"/>
+                  <v:formulas>
+                    <v:f eqn="if lineDrawn pixelLineWidth 0"/>
+                    <v:f eqn="sum @0 1 0"/>
+                    <v:f eqn="sum 0 0 @1"/>
+                    <v:f eqn="prod @2 1 2"/>
+                    <v:f eqn="prod @3 21600 pixelWidth"/>
+                    <v:f eqn="prod @3 21600 pixelHeight"/>
+                    <v:f eqn="sum @0 0 1"/>
+                    <v:f eqn="prod @6 1 2"/>
+                    <v:f eqn="prod @7 21600 pixelWidth"/>
+                    <v:f eqn="sum @8 21600 0"/>
+                    <v:f eqn="prod @7 21600 pixelHeight"/>
+                    <v:f eqn="sum @10 21600 0"/>
+                  </v:formulas>
+                  <v:path o:extrusionok="f" gradientshapeok="t" o:connecttype="rect"/>
+                  <o:lock v:ext="edit" aspectratio="t"/>
+                </v:shapetype>
+                <v:shape id="Picture 7" o:spid="_x0000_s1027" type="#_x0000_t75" style="position:absolute;width:69303;height:10598;visibility:visible;mso-wrap-style:square" o:gfxdata="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">
+                  <v:imagedata r:id="rId9" o:title=""/>
+                </v:shape>
+                <v:rect id="Rectangle 8" o:spid="_x0000_s1028" style="position:absolute;left:3611;top:2052;width:845;height:3390;visibility:visible;mso-wrap-style:square;v-text-anchor:top" o:gfxdata="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" filled="f" stroked="f">
+                  <v:textbox inset="0,0,0,0">
+                    <w:txbxContent>
+                      <w:p>
+                        <w:r>
+                          <w:rPr>
+                            <w:rFonts w:ascii="Arial" w:eastAsia="Arial" w:hAnsi="Arial" w:cs="Arial"/>
+                            <w:color w:val="FFFFFF"/>
+                            <w:sz w:val="36"/>
+                          </w:rPr>
+                          <w:t xml:space="preserve"> </w:t>
+                        </w:r>
+                      </w:p>
+                    </w:txbxContent>
+                  </v:textbox>
+                </v:rect>
+                <v:rect id="Rectangle 9" o:spid="_x0000_s1029" style="position:absolute;left:3611;top:4691;width:40291;height:2808;visibility:visible;mso-wrap-style:square;v-text-anchor:top" o:gfxdata="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" filled="f" stroked="f">
+                  <v:textbox inset="0,0,0,0">
+                    <w:txbxContent>
+                      <w:p>
+                        <w:pPr>
+                          <w:rPr>
+                            <w:sz w:val="32"/>
+                            <w:szCs w:val="32"/>
+                          </w:rPr>
+                        </w:pPr>
+                        <w:r>
+                          <w:rPr>
+                            <w:rFonts w:ascii="Arial" w:eastAsia="Arial" w:hAnsi="Arial" w:cs="Arial"/>
+                            <w:color w:val="FFFFFF"/>
+                            <w:sz w:val="32"/>
+                            <w:szCs w:val="32"/>
+                          </w:rPr>
+                          <w:t>Statement and Confirmation of Own Work</w:t>
+                        </w:r>
+                      </w:p>
+                    </w:txbxContent>
+                  </v:textbox>
+                </v:rect>
+                <v:rect id="Rectangle 10" o:spid="_x0000_s1030" style="position:absolute;left:43576;top:4692;width:800;height:3209;visibility:visible;mso-wrap-style:square;v-text-anchor:top" o:gfxdata="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" filled="f" stroked="f">
+                  <v:textbox inset="0,0,0,0">
+                    <w:txbxContent>
+                      <w:p>
+                        <w:r>
+                          <w:rPr>
+                            <w:rFonts w:ascii="Arial" w:eastAsia="Arial" w:hAnsi="Arial" w:cs="Arial"/>
+                            <w:color w:val="FFFFFF"/>
+                            <w:sz w:val="34"/>
+                          </w:rPr>
+                          <w:t xml:space="preserve"> </w:t>
+                        </w:r>
+                      </w:p>
+                    </w:txbxContent>
+                  </v:textbox>
+                </v:rect>
+                <w10:anchorlock/>
+              </v:group>
+            </w:pict>
+          </mc:Fallback>
+        </mc:AlternateContent>
+      </w:r>
+    </w:p>
+    <w:p>
+      <w:pPr>
+        <w:pBdr>
+          <w:top w:val="single" w:sz="6" w:space="0" w:color="000000"/>
+          <w:left w:val="single" w:sz="6" w:space="0" w:color="000000"/>
+          <w:bottom w:val="single" w:sz="6" w:space="0" w:color="000000"/>
+          <w:right w:val="single" w:sz="6" w:space="0" w:color="000000"/>
+        </w:pBdr>
+        <w:spacing w:after="0"/>
+        <w:jc w:val="right"/>
+        <w:rPr>
+          <w:rFonts w:ascii="Arial" w:hAnsi="Arial" w:cs="Arial"/>
+        </w:rPr>
+      </w:pPr>
+      <w:r>
+        <w:rPr>
+          <w:rFonts w:ascii="Arial" w:eastAsia="Arial" w:hAnsi="Arial" w:cs="Arial"/>
+          <w:b/>
+          <w:i/>
+        </w:rPr>
+        <w:t xml:space="preserve">A signed copy of this form must be submitted with every assignment. </w:t>
+      </w:r>
+    </w:p>
+    <w:p>
+      <w:pPr>
+        <w:pBdr>
+          <w:top w:val="single" w:sz="6" w:space="0" w:color="000000"/>
+          <w:left w:val="single" w:sz="6" w:space="0" w:color="000000"/>
+          <w:bottom w:val="single" w:sz="6" w:space="0" w:color="000000"/>
+          <w:right w:val="single" w:sz="6" w:space="0" w:color="000000"/>
+        </w:pBdr>
+        <w:spacing w:after="0"/>
+        <w:rPr>
+          <w:rFonts w:ascii="Arial" w:hAnsi="Arial" w:cs="Arial"/>
+        </w:rPr>
+      </w:pPr>
+      <w:r>
+        <w:rPr>
+          <w:rFonts w:ascii="Arial" w:eastAsia="Arial" w:hAnsi="Arial" w:cs="Arial"/>
+          <w:b/>
+          <w:i/>
+        </w:rPr>
+        <w:t xml:space="preserve">If the statement is missing your work may not be marked.  </w:t>
+      </w:r>
+    </w:p>
+    <w:p>
+      <w:pPr>
+        <w:pBdr>
+          <w:top w:val="single" w:sz="6" w:space="0" w:color="000000"/>
+          <w:left w:val="single" w:sz="6" w:space="0" w:color="000000"/>
+          <w:bottom w:val="single" w:sz="6" w:space="0" w:color="000000"/>
+          <w:right w:val="single" w:sz="6" w:space="0" w:color="000000"/>
+        </w:pBdr>
+        <w:spacing w:after="83" w:line="238" w:lineRule="auto"/>
+        <w:jc w:val="center"/>
+        <w:rPr>
+          <w:rFonts w:ascii="Arial" w:hAnsi="Arial" w:cs="Arial"/>
+        </w:rPr>
+      </w:pPr>
+      <w:r>
+        <w:rPr>
+          <w:rFonts w:ascii="Arial" w:eastAsia="Arial" w:hAnsi="Arial" w:cs="Arial"/>
+          <w:b/>
+          <w:i/>
+        </w:rPr>
+        <w:t>For Level 4 assignments, please use the separate Level 4 Candidate Statement of Own Work form instead of this one.</w:t>
+      </w:r>
+      <w:r>
+        <w:rPr>
+          <w:rFonts w:ascii="Arial" w:eastAsia="Times New Roman" w:hAnsi="Arial" w:cs="Arial"/>
+          <w:i/>
+        </w:rPr>
+        <w:t xml:space="preserve"> </w:t>
+      </w:r>
+      <w:r>
+        <w:rPr>
+          <w:rFonts w:ascii="Arial" w:eastAsia="Arial" w:hAnsi="Arial" w:cs="Arial"/>
+          <w:b/>
+          <w:sz w:val="28"/>
+        </w:rPr>
+        <w:t xml:space="preserve"> </w:t>
+      </w:r>
+    </w:p>
+    <w:p>
+      <w:pPr>
+        <w:spacing w:after="0"/>
+        <w:jc w:val="center"/>
+        <w:rPr>
+          <w:rFonts w:ascii="Arial" w:hAnsi="Arial" w:cs="Arial"/>
+        </w:rPr>
+      </w:pPr>
+      <w:r>
+        <w:rPr>
+          <w:rFonts w:ascii="Arial" w:eastAsia="Arial" w:hAnsi="Arial" w:cs="Arial"/>
+          <w:b/>
+          <w:sz w:val="28"/>
+          <w:u w:val="single" w:color="000000"/>
+        </w:rPr>
+        <w:t>Student Declaration</w:t>
+      </w:r>
+      <w:r>
+        <w:rPr>
+          <w:rFonts w:ascii="Arial" w:eastAsia="Arial" w:hAnsi="Arial" w:cs="Arial"/>
+          <w:sz w:val="28"/>
+        </w:rPr>
+        <w:t xml:space="preserve"> </w:t>
+      </w:r>
+    </w:p>
+    <w:p>
+      <w:pPr>
+        <w:spacing w:after="0"/>
+        <w:ind w:left="569"/>
+        <w:rPr>
+          <w:rFonts w:ascii="Arial" w:hAnsi="Arial" w:cs="Arial"/>
+        </w:rPr>
+      </w:pPr>
+      <w:r>
+        <w:rPr>
+          <w:rFonts w:ascii="Arial" w:eastAsia="Arial" w:hAnsi="Arial" w:cs="Arial"/>
+        </w:rPr>
+        <w:t>I confirm the following details:</w:t>
+      </w:r>
+      <w:r>
+        <w:rPr>
+          <w:rFonts w:ascii="Arial" w:eastAsia="Arial" w:hAnsi="Arial" w:cs="Arial"/>
+          <w:sz w:val="28"/>
+        </w:rPr>
+        <w:t xml:space="preserve"> </w:t>
+      </w:r>
+    </w:p>
+    <w:tbl>
+      <w:tblPr>
+        <w:tblStyle w:val="TableGrid"/>
+        <w:tblW w:w="9456" w:type="dxa"/>
+        <w:tblInd w:w="-5" w:type="dxa"/>
+        <w:tblCellMar>
+          <w:top w:w="13" w:type="dxa"/>
+          <w:left w:w="108" w:type="dxa"/>
+          <w:right w:w="71" w:type="dxa"/>
+        </w:tblCellMar>
+        <w:tblLook w:val="04A0" w:firstRow="1" w:lastRow="0" w:firstColumn="1" w:lastColumn="0" w:noHBand="0" w:noVBand="1"/>
+      </w:tblPr>
+      <w:tblGrid>
+        <w:gridCol w:w="3101"/>
+        <w:gridCol w:w="6355"/>
+      </w:tblGrid>
+      <w:tr>
+        <w:trPr>
+          <w:trHeight w:val="753"/>
+        </w:trPr>
+        <w:tc>
+          <w:tcPr>
+            <w:tcW w:w="3101" w:type="dxa"/>
+            <w:tcBorders>
+              <w:top w:val="single" w:sz="4" w:space="0" w:color="000000"/>
+              <w:left w:val="single" w:sz="4" w:space="0" w:color="000000"/>
+              <w:bottom w:val="single" w:sz="4" w:space="0" w:color="000000"/>
+              <w:right w:val="single" w:sz="4" w:space="0" w:color="000000"/>
+            </w:tcBorders>
+            <w:vAlign w:val="center"/>
+          </w:tcPr>
+          <w:p>
+            <w:pPr>
+              <w:ind w:left="2"/>
+              <w:rPr>
+                <w:rFonts w:ascii="Arial" w:hAnsi="Arial" w:cs="Arial"/>
+              </w:rPr>
+            </w:pPr>
+            <w:r>
+              <w:rPr>
+                <w:rFonts w:ascii="Arial" w:eastAsia="Arial" w:hAnsi="Arial" w:cs="Arial"/>
+                <w:b/>
+                <w:sz w:val="24"/>
+              </w:rPr>
+              <w:t xml:space="preserve">Candidate Name: </w:t>
+            </w:r>
+          </w:p>
+        </w:tc>
+        <w:tc>
+          <w:tcPr>
+            <w:tcW w:w="6355" w:type="dxa"/>
+            <w:tcBorders>
+              <w:top w:val="single" w:sz="4" w:space="0" w:color="000000"/>
+              <w:left w:val="single" w:sz="4" w:space="0" w:color="000000"/>
+              <w:bottom w:val="single" w:sz="4" w:space="0" w:color="000000"/>
+              <w:right w:val="single" w:sz="4" w:space="0" w:color="000000"/>
+            </w:tcBorders>
+            <w:vAlign w:val="center"/>
+          </w:tcPr>
+          <w:p>
+            <w:pPr>
+              <w:rPr>
+                <w:rFonts w:ascii="Arial" w:hAnsi="Arial" w:cs="Arial"/>
+              </w:rPr>
+            </w:pPr>
+            <w:r>
+              <w:rPr>
+                <w:rFonts w:ascii="Arial" w:eastAsia="Arial" w:hAnsi="Arial" w:cs="Arial"/>
+                <w:sz w:val="24"/>
+              </w:rPr>
+              <w:t xml:space="preserve">        Blessings Tamanga</w:t>
+            </w:r>
+          </w:p>
+        </w:tc>
+      </w:tr>
+      <w:tr>
+        <w:trPr>
+          <w:trHeight w:val="753"/>
+        </w:trPr>
+        <w:tc>
+          <w:tcPr>
+            <w:tcW w:w="3101" w:type="dxa"/>
+            <w:tcBorders>
+              <w:top w:val="single" w:sz="4" w:space="0" w:color="000000"/>
+              <w:left w:val="single" w:sz="4" w:space="0" w:color="000000"/>
+              <w:bottom w:val="single" w:sz="4" w:space="0" w:color="000000"/>
+              <w:right w:val="single" w:sz="4" w:space="0" w:color="000000"/>
+            </w:tcBorders>
+            <w:vAlign w:val="center"/>
+          </w:tcPr>
+          <w:p>
+            <w:pPr>
+              <w:ind w:left="2"/>
+              <w:rPr>
+                <w:rFonts w:ascii="Arial" w:hAnsi="Arial" w:cs="Arial"/>
+              </w:rPr>
+            </w:pPr>
+            <w:r>
+              <w:rPr>
+                <w:rFonts w:ascii="Arial" w:eastAsia="Arial" w:hAnsi="Arial" w:cs="Arial"/>
+                <w:b/>
+                <w:sz w:val="24"/>
+              </w:rPr>
+              <w:t xml:space="preserve">Candidate ID Number: </w:t>
+            </w:r>
+          </w:p>
+        </w:tc>
+        <w:tc>
+          <w:tcPr>
+            <w:tcW w:w="6355" w:type="dxa"/>
+            <w:tcBorders>
+              <w:top w:val="single" w:sz="4" w:space="0" w:color="000000"/>
+              <w:left w:val="single" w:sz="4" w:space="0" w:color="000000"/>
+              <w:bottom w:val="single" w:sz="4" w:space="0" w:color="000000"/>
+              <w:right w:val="single" w:sz="4" w:space="0" w:color="000000"/>
+            </w:tcBorders>
+            <w:vAlign w:val="center"/>
+          </w:tcPr>
+          <w:p>
+            <w:pPr>
+              <w:rPr>
+                <w:rFonts w:ascii="Arial" w:hAnsi="Arial" w:cs="Arial"/>
+              </w:rPr>
+            </w:pPr>
+            <w:r>
+              <w:rPr>
+                <w:rFonts w:ascii="Arial" w:eastAsia="Arial" w:hAnsi="Arial" w:cs="Arial"/>
+                <w:sz w:val="24"/>
+              </w:rPr>
+              <w:t xml:space="preserve">               P00221220</w:t>
+            </w:r>
+          </w:p>
+        </w:tc>
+      </w:tr>
+      <w:tr>
+        <w:trPr>
+          <w:trHeight w:val="753"/>
+        </w:trPr>
+        <w:tc>
+          <w:tcPr>
+            <w:tcW w:w="3101" w:type="dxa"/>
+            <w:tcBorders>
+              <w:top w:val="single" w:sz="4" w:space="0" w:color="000000"/>
+              <w:left w:val="single" w:sz="4" w:space="0" w:color="000000"/>
+              <w:bottom w:val="single" w:sz="4" w:space="0" w:color="000000"/>
+              <w:right w:val="single" w:sz="4" w:space="0" w:color="000000"/>
+            </w:tcBorders>
+            <w:vAlign w:val="center"/>
+          </w:tcPr>
+          <w:p>
+            <w:pPr>
+              <w:ind w:left="2"/>
+              <w:rPr>
+                <w:rFonts w:ascii="Arial" w:hAnsi="Arial" w:cs="Arial"/>
+              </w:rPr>
+            </w:pPr>
+            <w:r>
+              <w:rPr>
+                <w:rFonts w:ascii="Arial" w:eastAsia="Arial" w:hAnsi="Arial" w:cs="Arial"/>
+                <w:b/>
+                <w:sz w:val="24"/>
+              </w:rPr>
+              <w:t xml:space="preserve">Qualification: </w:t>
+            </w:r>
+          </w:p>
+        </w:tc>
+        <w:tc>
+          <w:tcPr>
+            <w:tcW w:w="6355" w:type="dxa"/>
+            <w:tcBorders>
+              <w:top w:val="single" w:sz="4" w:space="0" w:color="000000"/>
+              <w:left w:val="single" w:sz="4" w:space="0" w:color="000000"/>
+              <w:bottom w:val="single" w:sz="4" w:space="0" w:color="000000"/>
+              <w:right w:val="single" w:sz="4" w:space="0" w:color="000000"/>
+            </w:tcBorders>
+            <w:vAlign w:val="center"/>
+          </w:tcPr>
+          <w:p>
+            <w:pPr>
+              <w:rPr>
+                <w:rFonts w:ascii="Arial" w:hAnsi="Arial" w:cs="Arial"/>
+              </w:rPr>
+            </w:pPr>
+            <w:r>
+              <w:rPr>
+                <w:rFonts w:ascii="Arial" w:eastAsia="Arial" w:hAnsi="Arial" w:cs="Arial"/>
+                <w:sz w:val="24"/>
+              </w:rPr>
+              <w:t xml:space="preserve">          LEVEL 4 DIPLOMA IN COMPUTING       </w:t>
+            </w:r>
+          </w:p>
+        </w:tc>
+      </w:tr>
+      <w:tr>
+        <w:trPr>
+          <w:trHeight w:val="755"/>
+        </w:trPr>
+        <w:tc>
+          <w:tcPr>
+            <w:tcW w:w="3101" w:type="dxa"/>
+            <w:tcBorders>
+              <w:top w:val="single" w:sz="4" w:space="0" w:color="000000"/>
+              <w:left w:val="single" w:sz="4" w:space="0" w:color="000000"/>
+              <w:bottom w:val="single" w:sz="4" w:space="0" w:color="000000"/>
+              <w:right w:val="single" w:sz="4" w:space="0" w:color="000000"/>
+            </w:tcBorders>
+            <w:vAlign w:val="center"/>
+          </w:tcPr>
+          <w:p>
+            <w:pPr>
+              <w:ind w:left="2"/>
+              <w:rPr>
+                <w:rFonts w:ascii="Arial" w:hAnsi="Arial" w:cs="Arial"/>
+              </w:rPr>
+            </w:pPr>
+            <w:r>
+              <w:rPr>
+                <w:rFonts w:ascii="Arial" w:eastAsia="Arial" w:hAnsi="Arial" w:cs="Arial"/>
+                <w:b/>
+                <w:sz w:val="24"/>
+              </w:rPr>
+              <w:t xml:space="preserve">Unit: </w:t>
+            </w:r>
+          </w:p>
+        </w:tc>
+        <w:tc>
+          <w:tcPr>
+            <w:tcW w:w="6355" w:type="dxa"/>
+            <w:tcBorders>
+              <w:top w:val="single" w:sz="4" w:space="0" w:color="000000"/>
+              <w:left w:val="single" w:sz="4" w:space="0" w:color="000000"/>
+              <w:bottom w:val="single" w:sz="4" w:space="0" w:color="000000"/>
+              <w:right w:val="single" w:sz="4" w:space="0" w:color="000000"/>
+            </w:tcBorders>
+            <w:vAlign w:val="center"/>
+          </w:tcPr>
+          <w:p>
+            <w:pPr>
+              <w:rPr>
+                <w:rFonts w:ascii="Arial" w:hAnsi="Arial" w:cs="Arial"/>
+              </w:rPr>
+            </w:pPr>
+            <w:r>
+              <w:rPr>
+                <w:rFonts w:ascii="Arial" w:eastAsia="Arial" w:hAnsi="Arial" w:cs="Arial"/>
+                <w:sz w:val="24"/>
+              </w:rPr>
+              <w:t xml:space="preserve">             L4DC/DCBM Computer Systems</w:t>
+            </w:r>
+          </w:p>
+        </w:tc>
+      </w:tr>
+      <w:tr>
+        <w:trPr>
+          <w:trHeight w:val="753"/>
+        </w:trPr>
+        <w:tc>
+          <w:tcPr>
+            <w:tcW w:w="3101" w:type="dxa"/>
+            <w:tcBorders>
+              <w:top w:val="single" w:sz="4" w:space="0" w:color="000000"/>
+              <w:left w:val="single" w:sz="4" w:space="0" w:color="000000"/>
+              <w:bottom w:val="single" w:sz="4" w:space="0" w:color="000000"/>
+              <w:right w:val="single" w:sz="4" w:space="0" w:color="000000"/>
+            </w:tcBorders>
+            <w:vAlign w:val="center"/>
+          </w:tcPr>
+          <w:p>
+            <w:pPr>
+              <w:ind w:left="2"/>
+              <w:rPr>
+                <w:rFonts w:ascii="Arial" w:hAnsi="Arial" w:cs="Arial"/>
+              </w:rPr>
+            </w:pPr>
+            <w:r>
+              <w:rPr>
+                <w:rFonts w:ascii="Arial" w:eastAsia="Arial" w:hAnsi="Arial" w:cs="Arial"/>
+                <w:b/>
+                <w:sz w:val="24"/>
+              </w:rPr>
+              <w:t xml:space="preserve">Centre: </w:t>
+            </w:r>
+          </w:p>
+        </w:tc>
+        <w:tc>
+          <w:tcPr>
+            <w:tcW w:w="6355" w:type="dxa"/>
+            <w:tcBorders>
+              <w:top w:val="single" w:sz="4" w:space="0" w:color="000000"/>
+              <w:left w:val="single" w:sz="4" w:space="0" w:color="000000"/>
+              <w:bottom w:val="single" w:sz="4" w:space="0" w:color="000000"/>
+              <w:right w:val="single" w:sz="4" w:space="0" w:color="000000"/>
+            </w:tcBorders>
+            <w:vAlign w:val="center"/>
+          </w:tcPr>
+          <w:p>
+            <w:pPr>
+              <w:rPr>
+                <w:rFonts w:ascii="Arial" w:hAnsi="Arial" w:cs="Arial"/>
+              </w:rPr>
+            </w:pPr>
+            <w:r>
+              <w:rPr>
+                <w:rFonts w:ascii="Arial" w:eastAsia="Arial" w:hAnsi="Arial" w:cs="Arial"/>
+                <w:sz w:val="24"/>
+              </w:rPr>
+              <w:t xml:space="preserve">          NACIT LL      </w:t>
+            </w:r>
+          </w:p>
+        </w:tc>
+      </w:tr>
+      <w:tr>
+        <w:trPr>
+          <w:trHeight w:val="753"/>
+        </w:trPr>
+        <w:tc>
+          <w:tcPr>
+            <w:tcW w:w="3101" w:type="dxa"/>
+            <w:tcBorders>
+              <w:top w:val="single" w:sz="4" w:space="0" w:color="000000"/>
+              <w:left w:val="single" w:sz="4" w:space="0" w:color="000000"/>
+              <w:bottom w:val="single" w:sz="4" w:space="0" w:color="000000"/>
+              <w:right w:val="single" w:sz="4" w:space="0" w:color="000000"/>
+            </w:tcBorders>
+            <w:vAlign w:val="center"/>
+          </w:tcPr>
+          <w:p>
+            <w:pPr>
+              <w:ind w:left="2"/>
+              <w:rPr>
+                <w:rFonts w:ascii="Arial" w:hAnsi="Arial" w:cs="Arial"/>
+              </w:rPr>
+            </w:pPr>
+            <w:r>
+              <w:rPr>
+                <w:rFonts w:ascii="Arial" w:eastAsia="Arial" w:hAnsi="Arial" w:cs="Arial"/>
+                <w:b/>
+                <w:sz w:val="24"/>
+              </w:rPr>
+              <w:t xml:space="preserve">Word Count: </w:t>
+            </w:r>
+          </w:p>
+        </w:tc>
+        <w:tc>
+          <w:tcPr>
+            <w:tcW w:w="6355" w:type="dxa"/>
+            <w:tcBorders>
+              <w:top w:val="single" w:sz="4" w:space="0" w:color="000000"/>
+              <w:left w:val="single" w:sz="4" w:space="0" w:color="000000"/>
+              <w:bottom w:val="single" w:sz="4" w:space="0" w:color="000000"/>
+              <w:right w:val="single" w:sz="4" w:space="0" w:color="000000"/>
+            </w:tcBorders>
+            <w:vAlign w:val="center"/>
+          </w:tcPr>
+          <w:p>
+            <w:pPr>
+              <w:rPr>
+                <w:rFonts w:ascii="Arial" w:hAnsi="Arial" w:cs="Arial"/>
+              </w:rPr>
+            </w:pPr>
+            <w:r>
+              <w:rPr>
+                <w:rFonts w:ascii="Arial" w:hAnsi="Arial" w:cs="Arial"/>
+              </w:rPr>
+              <w:t xml:space="preserve">       2800</w:t>
+            </w:r>
+          </w:p>
+        </w:tc>
+      </w:tr>
+      <w:tr>
+        <w:trPr>
+          <w:trHeight w:val="2507"/>
+        </w:trPr>
+        <w:tc>
+          <w:tcPr>
+            <w:tcW w:w="9456" w:type="dxa"/>
+            <w:gridSpan w:val="2"/>
+            <w:tcBorders>
+              <w:top w:val="single" w:sz="4" w:space="0" w:color="000000"/>
+              <w:left w:val="single" w:sz="4" w:space="0" w:color="000000"/>
+              <w:bottom w:val="single" w:sz="4" w:space="0" w:color="000000"/>
+              <w:right w:val="single" w:sz="4" w:space="0" w:color="000000"/>
+            </w:tcBorders>
+          </w:tcPr>
+          <w:p>
+            <w:pPr>
+              <w:spacing w:after="43"/>
+              <w:ind w:left="2"/>
+              <w:rPr>
+                <w:rFonts w:ascii="Arial" w:hAnsi="Arial" w:cs="Arial"/>
+              </w:rPr>
+            </w:pPr>
+            <w:r>
+              <w:rPr>
+                <w:rFonts w:ascii="Arial" w:eastAsia="Arial" w:hAnsi="Arial" w:cs="Arial"/>
+                <w:sz w:val="24"/>
+              </w:rPr>
+              <w:t xml:space="preserve"> </w:t>
+            </w:r>
+          </w:p>
+          <w:p>
+            <w:pPr>
+              <w:spacing w:after="239" w:line="277" w:lineRule="auto"/>
+              <w:ind w:left="2"/>
+              <w:rPr>
+                <w:rFonts w:ascii="Arial" w:hAnsi="Arial" w:cs="Arial"/>
+              </w:rPr>
+            </w:pPr>
+            <w:r>
+              <w:rPr>
+                <w:rFonts w:ascii="Arial" w:eastAsia="Arial" w:hAnsi="Arial" w:cs="Arial"/>
+                <w:sz w:val="24"/>
+              </w:rPr>
+              <w:t xml:space="preserve">I have read and understood both NCC Education’s </w:t>
+            </w:r>
+            <w:r>
+              <w:rPr>
+                <w:rFonts w:ascii="Arial" w:eastAsia="Arial" w:hAnsi="Arial" w:cs="Arial"/>
+                <w:i/>
+                <w:sz w:val="24"/>
+              </w:rPr>
+              <w:t>Academic Misconduct Policy</w:t>
+            </w:r>
+            <w:r>
+              <w:rPr>
+                <w:rFonts w:ascii="Arial" w:eastAsia="Arial" w:hAnsi="Arial" w:cs="Arial"/>
+                <w:sz w:val="24"/>
+              </w:rPr>
+              <w:t xml:space="preserve"> and the </w:t>
+            </w:r>
+            <w:r>
+              <w:rPr>
+                <w:rFonts w:ascii="Arial" w:eastAsia="Arial" w:hAnsi="Arial" w:cs="Arial"/>
+                <w:i/>
+                <w:sz w:val="24"/>
+              </w:rPr>
+              <w:t>Referencing and Bibliographies</w:t>
+            </w:r>
+            <w:r>
+              <w:rPr>
+                <w:rFonts w:ascii="Arial" w:eastAsia="Arial" w:hAnsi="Arial" w:cs="Arial"/>
+                <w:sz w:val="24"/>
+              </w:rPr>
+              <w:t xml:space="preserve"> document. To the best of my knowledge my work has been accurately referenced and all sources cited correctly. </w:t>
+            </w:r>
+          </w:p>
+          <w:p>
+            <w:pPr>
+              <w:spacing w:after="255"/>
+              <w:ind w:left="2"/>
+              <w:rPr>
+                <w:rFonts w:ascii="Arial" w:hAnsi="Arial" w:cs="Arial"/>
+              </w:rPr>
+            </w:pPr>
+            <w:r>
+              <w:rPr>
+                <w:rFonts w:ascii="Arial" w:eastAsia="Arial" w:hAnsi="Arial" w:cs="Arial"/>
+                <w:sz w:val="24"/>
+              </w:rPr>
+              <w:t xml:space="preserve">I confirm that I have not exceeded the stipulated word limit by more than 10%. </w:t>
+            </w:r>
+          </w:p>
+          <w:p>
+            <w:pPr>
+              <w:ind w:left="2"/>
+              <w:rPr>
+                <w:rFonts w:ascii="Arial" w:hAnsi="Arial" w:cs="Arial"/>
+              </w:rPr>
+            </w:pPr>
+            <w:r>
+              <w:rPr>
+                <w:rFonts w:ascii="Arial" w:eastAsia="Arial" w:hAnsi="Arial" w:cs="Arial"/>
+                <w:sz w:val="24"/>
+              </w:rPr>
+              <w:t xml:space="preserve">I confirm that this is my own work and that I have not colluded or </w:t>
+            </w:r>
+            <w:proofErr w:type="spellStart"/>
+            <w:r>
+              <w:rPr>
+                <w:rFonts w:ascii="Arial" w:eastAsia="Arial" w:hAnsi="Arial" w:cs="Arial"/>
+                <w:sz w:val="24"/>
+              </w:rPr>
+              <w:t>plagiarised</w:t>
+            </w:r>
+            <w:proofErr w:type="spellEnd"/>
+            <w:r>
+              <w:rPr>
+                <w:rFonts w:ascii="Arial" w:eastAsia="Arial" w:hAnsi="Arial" w:cs="Arial"/>
+                <w:sz w:val="24"/>
+              </w:rPr>
+              <w:t xml:space="preserve"> any part of it.</w:t>
+            </w:r>
+            <w:r>
+              <w:rPr>
+                <w:rFonts w:ascii="Arial" w:eastAsia="Arial" w:hAnsi="Arial" w:cs="Arial"/>
+                <w:sz w:val="28"/>
+              </w:rPr>
+              <w:t xml:space="preserve"> </w:t>
+            </w:r>
+          </w:p>
+        </w:tc>
+      </w:tr>
+      <w:tr>
+        <w:trPr>
+          <w:trHeight w:val="753"/>
+        </w:trPr>
+        <w:tc>
+          <w:tcPr>
+            <w:tcW w:w="3101" w:type="dxa"/>
+            <w:tcBorders>
+              <w:top w:val="single" w:sz="4" w:space="0" w:color="000000"/>
+              <w:left w:val="single" w:sz="4" w:space="0" w:color="000000"/>
+              <w:bottom w:val="single" w:sz="4" w:space="0" w:color="000000"/>
+              <w:right w:val="single" w:sz="4" w:space="0" w:color="000000"/>
+            </w:tcBorders>
+            <w:vAlign w:val="center"/>
+          </w:tcPr>
+          <w:p>
+            <w:pPr>
+              <w:ind w:left="2"/>
+              <w:rPr>
+                <w:rFonts w:ascii="Arial" w:hAnsi="Arial" w:cs="Arial"/>
+              </w:rPr>
+            </w:pPr>
+            <w:r>
+              <w:rPr>
+                <w:rFonts w:ascii="Arial" w:eastAsia="Arial" w:hAnsi="Arial" w:cs="Arial"/>
+                <w:b/>
+                <w:sz w:val="24"/>
+              </w:rPr>
+              <w:t xml:space="preserve">Candidate Signature: </w:t>
+            </w:r>
+          </w:p>
+        </w:tc>
+        <w:tc>
+          <w:tcPr>
+            <w:tcW w:w="6355" w:type="dxa"/>
+            <w:tcBorders>
+              <w:top w:val="single" w:sz="4" w:space="0" w:color="000000"/>
+              <w:left w:val="single" w:sz="4" w:space="0" w:color="000000"/>
+              <w:bottom w:val="single" w:sz="4" w:space="0" w:color="000000"/>
+              <w:right w:val="single" w:sz="4" w:space="0" w:color="000000"/>
+            </w:tcBorders>
+            <w:vAlign w:val="center"/>
+          </w:tcPr>
+          <w:p>
+            <w:pPr>
+              <w:rPr>
+                <w:rFonts w:ascii="Arial" w:hAnsi="Arial" w:cs="Arial"/>
+              </w:rPr>
+            </w:pPr>
+            <w:r>
+              <w:rPr>
+                <w:rFonts w:ascii="Arial" w:eastAsia="Arial" w:hAnsi="Arial" w:cs="Arial"/>
+                <w:sz w:val="24"/>
+              </w:rPr>
+              <w:t xml:space="preserve">               </w:t>
+            </w:r>
+          </w:p>
+        </w:tc>
+      </w:tr>
+      <w:tr>
+        <w:trPr>
+          <w:trHeight w:val="755"/>
+        </w:trPr>
+        <w:tc>
+          <w:tcPr>
+            <w:tcW w:w="3101" w:type="dxa"/>
+            <w:tcBorders>
+              <w:top w:val="single" w:sz="4" w:space="0" w:color="000000"/>
+              <w:left w:val="single" w:sz="4" w:space="0" w:color="000000"/>
+              <w:bottom w:val="single" w:sz="4" w:space="0" w:color="000000"/>
+              <w:right w:val="single" w:sz="4" w:space="0" w:color="000000"/>
+            </w:tcBorders>
+            <w:vAlign w:val="center"/>
+          </w:tcPr>
+          <w:p>
+            <w:pPr>
+              <w:ind w:left="2"/>
+              <w:rPr>
+                <w:rFonts w:ascii="Arial" w:hAnsi="Arial" w:cs="Arial"/>
+              </w:rPr>
+            </w:pPr>
+            <w:r>
+              <w:rPr>
+                <w:rFonts w:ascii="Arial" w:eastAsia="Arial" w:hAnsi="Arial" w:cs="Arial"/>
+                <w:b/>
+                <w:sz w:val="24"/>
+              </w:rPr>
+              <w:t xml:space="preserve">Date: </w:t>
+            </w:r>
+          </w:p>
+        </w:tc>
+        <w:tc>
+          <w:tcPr>
+            <w:tcW w:w="6355" w:type="dxa"/>
+            <w:tcBorders>
+              <w:top w:val="single" w:sz="4" w:space="0" w:color="000000"/>
+              <w:left w:val="single" w:sz="4" w:space="0" w:color="000000"/>
+              <w:bottom w:val="single" w:sz="4" w:space="0" w:color="000000"/>
+              <w:right w:val="single" w:sz="4" w:space="0" w:color="000000"/>
+            </w:tcBorders>
+            <w:vAlign w:val="center"/>
+          </w:tcPr>
+          <w:p>
+            <w:pPr>
+              <w:rPr>
+                <w:rFonts w:ascii="Arial" w:hAnsi="Arial" w:cs="Arial"/>
+              </w:rPr>
+            </w:pPr>
+            <w:r>
+              <w:rPr>
+                <w:rFonts w:ascii="Arial" w:eastAsia="Arial" w:hAnsi="Arial" w:cs="Arial"/>
+                <w:sz w:val="24"/>
+              </w:rPr>
+              <w:t xml:space="preserve">    </w:t>
+            </w:r>
+          </w:p>
+        </w:tc>
+      </w:tr>
+    </w:tbl>
+    <w:p>
+      <w:pPr>
+        <w:rPr>
+          <w:rFonts w:ascii="Arial" w:hAnsi="Arial" w:cs="Arial"/>
+        </w:rPr>
+      </w:pPr>
+    </w:p>
+    <w:sdt>
+      <w:sdtPr>
+        <w:rPr>
+          <w:rFonts w:ascii="Arial" w:eastAsiaTheme="minorHAnsi" w:hAnsi="Arial" w:cs="Arial"/>
+          <w:color w:val="auto"/>
+          <w:kern w:val="2"/>
+          <w:sz w:val="24"/>
+          <w:szCs w:val="24"/>
+          <w14:ligatures w14:val="standardContextual"/>
+        </w:rPr>
+        <w:id w:val="927466591"/>
+        <w:docPartObj>
+          <w:docPartGallery w:val="Table of Contents"/>
+          <w:docPartUnique/>
+        </w:docPartObj>
+      </w:sdtPr>
+      <w:sdtEndPr>
+        <w:rPr>
+          <w:b/>
+          <w:bCs/>
+          <w:noProof/>
+        </w:rPr>
+      </w:sdtEndPr>
+      <w:sdtContent>
+        <w:p>
+          <w:pPr>
+            <w:pStyle w:val="TOCHeading"/>
+            <w:rPr>
+              <w:rFonts w:ascii="Arial" w:hAnsi="Arial" w:cs="Arial"/>
+              <w:b/>
+              <w:color w:val="auto"/>
+            </w:rPr>
+          </w:pPr>
+          <w:r>
+            <w:rPr>
+              <w:rFonts w:ascii="Arial" w:hAnsi="Arial" w:cs="Arial"/>
+              <w:b/>
+              <w:color w:val="auto"/>
+            </w:rPr>
+            <w:t>Contents</w:t>
+          </w:r>
+        </w:p>
+        <w:p>
+          <w:pPr>
+            <w:pStyle w:val="TOC1"/>
+            <w:tabs>
+              <w:tab w:val="right" w:leader="dot" w:pos="9350"/>
+            </w:tabs>
+            <w:rPr>
+              <w:rFonts w:ascii="Arial" w:hAnsi="Arial" w:cs="Arial"/>
+              <w:noProof/>
+            </w:rPr>
+          </w:pPr>
+          <w:r>
+            <w:rPr>
+              <w:rFonts w:ascii="Arial" w:hAnsi="Arial" w:cs="Arial"/>
+            </w:rPr>
+            <w:fldChar w:fldCharType="begin"/>
+          </w:r>
+          <w:r>
+            <w:rPr>
+              <w:rFonts w:ascii="Arial" w:hAnsi="Arial" w:cs="Arial"/>
+            </w:rPr>
+            <w:instrText xml:space="preserve"> TOC \o "1-3" \h \z \u </w:instrText>
+          </w:r>
+          <w:r>
+            <w:rPr>
+              <w:rFonts w:ascii="Arial" w:hAnsi="Arial" w:cs="Arial"/>
+            </w:rPr>
+            <w:fldChar w:fldCharType="separate"/>
+          </w:r>
+          <w:hyperlink w:anchor="_Toc236855906" w:history="1">
+            <w:r>
+              <w:rPr>
+                <w:rStyle w:val="Hyperlink"/>
+                <w:rFonts w:ascii="Arial" w:hAnsi="Arial" w:cs="Arial"/>
+                <w:b/>
+                <w:noProof/>
+              </w:rPr>
+              <w:t>Introduction</w:t>
+            </w:r>
+            <w:r>
+              <w:rPr>
+                <w:rFonts w:ascii="Arial" w:hAnsi="Arial" w:cs="Arial"/>
+                <w:noProof/>
+                <w:webHidden/>
+              </w:rPr>
+              <w:tab/>
+            </w:r>
+            <w:r>
+              <w:rPr>
+                <w:rFonts w:ascii="Arial" w:hAnsi="Arial" w:cs="Arial"/>
+                <w:noProof/>
+                <w:webHidden/>
+              </w:rPr>
+              <w:fldChar w:fldCharType="begin"/>
+            </w:r>
+            <w:r>
+              <w:rPr>
+                <w:rFonts w:ascii="Arial" w:hAnsi="Arial" w:cs="Arial"/>
+                <w:noProof/>
+                <w:webHidden/>
+              </w:rPr>
+              <w:instrText xml:space="preserve"> PAGEREF _Toc236855906 \h </w:instrText>
+            </w:r>
+            <w:r>
+              <w:rPr>
+                <w:rFonts w:ascii="Arial" w:hAnsi="Arial" w:cs="Arial"/>
+                <w:noProof/>
+                <w:webHidden/>
+              </w:rPr>
+            </w:r>
+            <w:r>
+              <w:rPr>
+                <w:rFonts w:ascii="Arial" w:hAnsi="Arial" w:cs="Arial"/>
+                <w:noProof/>
+                <w:webHidden/>
+              </w:rPr>
+              <w:fldChar w:fldCharType="separate"/>
+            </w:r>
+            <w:r>
+              <w:rPr>
+                <w:rFonts w:ascii="Arial" w:hAnsi="Arial" w:cs="Arial"/>
+                <w:noProof/>
+                <w:webHidden/>
+              </w:rPr>
+              <w:t>3</w:t>
+            </w:r>
+            <w:r>
+              <w:rPr>
+                <w:rFonts w:ascii="Arial" w:hAnsi="Arial" w:cs="Arial"/>
+                <w:noProof/>
+                <w:webHidden/>
+              </w:rPr>
+              <w:fldChar w:fldCharType="end"/>
+            </w:r>
+          </w:hyperlink>
+        </w:p>
+        <w:p>
+          <w:pPr>
+            <w:pStyle w:val="TOC1"/>
+            <w:tabs>
+              <w:tab w:val="right" w:leader="dot" w:pos="9350"/>
+            </w:tabs>
+            <w:rPr>
+              <w:rFonts w:ascii="Arial" w:hAnsi="Arial" w:cs="Arial"/>
+              <w:noProof/>
+            </w:rPr>
+          </w:pPr>
+          <w:hyperlink w:anchor="_Toc236855907" w:history="1">
+            <w:r>
+              <w:rPr>
+                <w:rStyle w:val="Hyperlink"/>
+                <w:rFonts w:ascii="Arial" w:hAnsi="Arial" w:cs="Arial"/>
+                <w:b/>
+                <w:noProof/>
+              </w:rPr>
+              <w:t>The QuantumX</w:t>
+            </w:r>
+            <w:r>
+              <w:rPr>
+                <w:rFonts w:ascii="Arial" w:hAnsi="Arial" w:cs="Arial"/>
+                <w:noProof/>
+                <w:webHidden/>
+              </w:rPr>
+              <w:tab/>
+            </w:r>
+            <w:r>
+              <w:rPr>
+                <w:rFonts w:ascii="Arial" w:hAnsi="Arial" w:cs="Arial"/>
+                <w:noProof/>
+                <w:webHidden/>
+              </w:rPr>
+              <w:fldChar w:fldCharType="begin"/>
+            </w:r>
+            <w:r>
+              <w:rPr>
+                <w:rFonts w:ascii="Arial" w:hAnsi="Arial" w:cs="Arial"/>
+                <w:noProof/>
+                <w:webHidden/>
+              </w:rPr>
+              <w:instrText xml:space="preserve"> PAGEREF _Toc236855907 \h </w:instrText>
+            </w:r>
+            <w:r>
+              <w:rPr>
+                <w:rFonts w:ascii="Arial" w:hAnsi="Arial" w:cs="Arial"/>
+                <w:noProof/>
+                <w:webHidden/>
+              </w:rPr>
+            </w:r>
+            <w:r>
+              <w:rPr>
+                <w:rFonts w:ascii="Arial" w:hAnsi="Arial" w:cs="Arial"/>
+                <w:noProof/>
+                <w:webHidden/>
+              </w:rPr>
+              <w:fldChar w:fldCharType="separate"/>
+            </w:r>
+            <w:r>
+              <w:rPr>
+                <w:rFonts w:ascii="Arial" w:hAnsi="Arial" w:cs="Arial"/>
+                <w:noProof/>
+                <w:webHidden/>
+              </w:rPr>
+              <w:t>4</w:t>
+            </w:r>
+            <w:r>
+              <w:rPr>
+                <w:rFonts w:ascii="Arial" w:hAnsi="Arial" w:cs="Arial"/>
+                <w:noProof/>
+                <w:webHidden/>
+              </w:rPr>
+              <w:fldChar w:fldCharType="end"/>
+            </w:r>
+          </w:hyperlink>
+        </w:p>
+        <w:p>
+          <w:pPr>
+            <w:pStyle w:val="TOC2"/>
+            <w:tabs>
+              <w:tab w:val="left" w:pos="1440"/>
+              <w:tab w:val="right" w:leader="dot" w:pos="9350"/>
+            </w:tabs>
+            <w:rPr>
+              <w:rFonts w:ascii="Arial" w:hAnsi="Arial" w:cs="Arial"/>
+              <w:noProof/>
+            </w:rPr>
+          </w:pPr>
+          <w:hyperlink w:anchor="_Toc236855908" w:history="1">
+            <w:r>
+              <w:rPr>
+                <w:rStyle w:val="Hyperlink"/>
+                <w:rFonts w:ascii="Arial" w:hAnsi="Arial" w:cs="Arial"/>
+                <w:b/>
+                <w:bCs/>
+                <w:noProof/>
+              </w:rPr>
+              <w:t>Task 1.0</w:t>
+            </w:r>
+            <w:r>
+              <w:rPr>
+                <w:rFonts w:ascii="Arial" w:hAnsi="Arial" w:cs="Arial"/>
+                <w:noProof/>
+              </w:rPr>
+              <w:tab/>
+            </w:r>
+            <w:r>
+              <w:rPr>
+                <w:rStyle w:val="Hyperlink"/>
+                <w:rFonts w:ascii="Arial" w:hAnsi="Arial" w:cs="Arial"/>
+                <w:b/>
+                <w:bCs/>
+                <w:noProof/>
+              </w:rPr>
+              <w:t>Hardware Components and Expansion Options</w:t>
+            </w:r>
+            <w:r>
+              <w:rPr>
+                <w:rFonts w:ascii="Arial" w:hAnsi="Arial" w:cs="Arial"/>
+                <w:noProof/>
+                <w:webHidden/>
+              </w:rPr>
+              <w:tab/>
+            </w:r>
+            <w:r>
+              <w:rPr>
+                <w:rFonts w:ascii="Arial" w:hAnsi="Arial" w:cs="Arial"/>
+                <w:noProof/>
+                <w:webHidden/>
+              </w:rPr>
+              <w:fldChar w:fldCharType="begin"/>
+            </w:r>
+            <w:r>
+              <w:rPr>
+                <w:rFonts w:ascii="Arial" w:hAnsi="Arial" w:cs="Arial"/>
+                <w:noProof/>
+                <w:webHidden/>
+              </w:rPr>
+              <w:instrText xml:space="preserve"> PAGEREF _Toc236855908 \h </w:instrText>
+            </w:r>
+            <w:r>
+              <w:rPr>
+                <w:rFonts w:ascii="Arial" w:hAnsi="Arial" w:cs="Arial"/>
+                <w:noProof/>
+                <w:webHidden/>
+              </w:rPr>
+            </w:r>
+            <w:r>
+              <w:rPr>
+                <w:rFonts w:ascii="Arial" w:hAnsi="Arial" w:cs="Arial"/>
+                <w:noProof/>
+                <w:webHidden/>
+              </w:rPr>
+              <w:fldChar w:fldCharType="separate"/>
+            </w:r>
+            <w:r>
+              <w:rPr>
+                <w:rFonts w:ascii="Arial" w:hAnsi="Arial" w:cs="Arial"/>
+                <w:noProof/>
+                <w:webHidden/>
+              </w:rPr>
+              <w:t>4</w:t>
+            </w:r>
+            <w:r>
+              <w:rPr>
+                <w:rFonts w:ascii="Arial" w:hAnsi="Arial" w:cs="Arial"/>
+                <w:noProof/>
+                <w:webHidden/>
+              </w:rPr>
+              <w:fldChar w:fldCharType="end"/>
+            </w:r>
+          </w:hyperlink>
+        </w:p>
+        <w:p>
+          <w:pPr>
+            <w:pStyle w:val="TOC1"/>
+            <w:tabs>
+              <w:tab w:val="left" w:pos="720"/>
+              <w:tab w:val="right" w:leader="dot" w:pos="9350"/>
+            </w:tabs>
+            <w:rPr>
+              <w:rFonts w:ascii="Arial" w:hAnsi="Arial" w:cs="Arial"/>
+              <w:noProof/>
+            </w:rPr>
+          </w:pPr>
+          <w:hyperlink w:anchor="_Toc236855909" w:history="1">
+            <w:r>
+              <w:rPr>
+                <w:rStyle w:val="Hyperlink"/>
+                <w:rFonts w:ascii="Arial" w:hAnsi="Arial" w:cs="Arial"/>
+                <w:b/>
+                <w:noProof/>
+              </w:rPr>
+              <w:t>1.2</w:t>
+            </w:r>
+            <w:r>
+              <w:rPr>
+                <w:rFonts w:ascii="Arial" w:hAnsi="Arial" w:cs="Arial"/>
+                <w:noProof/>
+              </w:rPr>
+              <w:tab/>
+            </w:r>
+            <w:r>
+              <w:rPr>
+                <w:rStyle w:val="Hyperlink"/>
+                <w:rFonts w:ascii="Arial" w:hAnsi="Arial" w:cs="Arial"/>
+                <w:b/>
+                <w:noProof/>
+              </w:rPr>
+              <w:t>Operating System Functionalities and Hardware</w:t>
+            </w:r>
+            <w:r>
+              <w:rPr>
+                <w:rFonts w:ascii="Arial" w:hAnsi="Arial" w:cs="Arial"/>
+                <w:noProof/>
+                <w:webHidden/>
+              </w:rPr>
+              <w:tab/>
+            </w:r>
+            <w:r>
+              <w:rPr>
+                <w:rFonts w:ascii="Arial" w:hAnsi="Arial" w:cs="Arial"/>
+                <w:noProof/>
+                <w:webHidden/>
+              </w:rPr>
+              <w:fldChar w:fldCharType="begin"/>
+            </w:r>
+            <w:r>
+              <w:rPr>
+                <w:rFonts w:ascii="Arial" w:hAnsi="Arial" w:cs="Arial"/>
+                <w:noProof/>
+                <w:webHidden/>
+              </w:rPr>
+              <w:instrText xml:space="preserve"> PAGEREF _Toc236855909 \h </w:instrText>
+            </w:r>
+            <w:r>
+              <w:rPr>
+                <w:rFonts w:ascii="Arial" w:hAnsi="Arial" w:cs="Arial"/>
+                <w:noProof/>
+                <w:webHidden/>
+              </w:rPr>
+            </w:r>
+            <w:r>
+              <w:rPr>
+                <w:rFonts w:ascii="Arial" w:hAnsi="Arial" w:cs="Arial"/>
+                <w:noProof/>
+                <w:webHidden/>
+              </w:rPr>
+              <w:fldChar w:fldCharType="separate"/>
+            </w:r>
+            <w:r>
+              <w:rPr>
+                <w:rFonts w:ascii="Arial" w:hAnsi="Arial" w:cs="Arial"/>
+                <w:noProof/>
+                <w:webHidden/>
+              </w:rPr>
+              <w:t>6</w:t>
+            </w:r>
+            <w:r>
+              <w:rPr>
+                <w:rFonts w:ascii="Arial" w:hAnsi="Arial" w:cs="Arial"/>
+                <w:noProof/>
+                <w:webHidden/>
+              </w:rPr>
+              <w:fldChar w:fldCharType="end"/>
+            </w:r>
+          </w:hyperlink>
+        </w:p>
+        <w:p>
+          <w:pPr>
+            <w:pStyle w:val="TOC2"/>
+            <w:tabs>
+              <w:tab w:val="left" w:pos="1440"/>
+              <w:tab w:val="right" w:leader="dot" w:pos="9350"/>
+            </w:tabs>
+            <w:rPr>
+              <w:rFonts w:ascii="Arial" w:hAnsi="Arial" w:cs="Arial"/>
+              <w:noProof/>
+            </w:rPr>
+          </w:pPr>
+          <w:hyperlink w:anchor="_Toc236855910" w:history="1">
+            <w:r>
+              <w:rPr>
+                <w:rStyle w:val="Hyperlink"/>
+                <w:rFonts w:ascii="Arial" w:hAnsi="Arial" w:cs="Arial"/>
+                <w:b/>
+                <w:bCs/>
+                <w:noProof/>
+              </w:rPr>
+              <w:t>Task 2.0</w:t>
+            </w:r>
+            <w:r>
+              <w:rPr>
+                <w:rFonts w:ascii="Arial" w:hAnsi="Arial" w:cs="Arial"/>
+                <w:noProof/>
+              </w:rPr>
+              <w:tab/>
+            </w:r>
+            <w:r>
+              <w:rPr>
+                <w:rStyle w:val="Hyperlink"/>
+                <w:rFonts w:ascii="Arial" w:hAnsi="Arial" w:cs="Arial"/>
+                <w:b/>
+                <w:bCs/>
+                <w:noProof/>
+              </w:rPr>
+              <w:t>Software Bundling</w:t>
+            </w:r>
+            <w:r>
+              <w:rPr>
+                <w:rFonts w:ascii="Arial" w:hAnsi="Arial" w:cs="Arial"/>
+                <w:noProof/>
+                <w:webHidden/>
+              </w:rPr>
+              <w:tab/>
+            </w:r>
+            <w:r>
+              <w:rPr>
+                <w:rFonts w:ascii="Arial" w:hAnsi="Arial" w:cs="Arial"/>
+                <w:noProof/>
+                <w:webHidden/>
+              </w:rPr>
+              <w:fldChar w:fldCharType="begin"/>
+            </w:r>
+            <w:r>
+              <w:rPr>
+                <w:rFonts w:ascii="Arial" w:hAnsi="Arial" w:cs="Arial"/>
+                <w:noProof/>
+                <w:webHidden/>
+              </w:rPr>
+              <w:instrText xml:space="preserve"> PAGEREF _Toc236855910 \h </w:instrText>
+            </w:r>
+            <w:r>
+              <w:rPr>
+                <w:rFonts w:ascii="Arial" w:hAnsi="Arial" w:cs="Arial"/>
+                <w:noProof/>
+                <w:webHidden/>
+              </w:rPr>
+            </w:r>
+            <w:r>
+              <w:rPr>
+                <w:rFonts w:ascii="Arial" w:hAnsi="Arial" w:cs="Arial"/>
+                <w:noProof/>
+                <w:webHidden/>
+              </w:rPr>
+              <w:fldChar w:fldCharType="separate"/>
+            </w:r>
+            <w:r>
+              <w:rPr>
+                <w:rFonts w:ascii="Arial" w:hAnsi="Arial" w:cs="Arial"/>
+                <w:noProof/>
+                <w:webHidden/>
+              </w:rPr>
+              <w:t>9</w:t>
+            </w:r>
+            <w:r>
+              <w:rPr>
+                <w:rFonts w:ascii="Arial" w:hAnsi="Arial" w:cs="Arial"/>
+                <w:noProof/>
+                <w:webHidden/>
+              </w:rPr>
+              <w:fldChar w:fldCharType="end"/>
+            </w:r>
+          </w:hyperlink>
+        </w:p>
+        <w:p>
+          <w:pPr>
+            <w:pStyle w:val="TOC1"/>
+            <w:tabs>
+              <w:tab w:val="left" w:pos="720"/>
+              <w:tab w:val="right" w:leader="dot" w:pos="9350"/>
+            </w:tabs>
+            <w:rPr>
+              <w:rFonts w:ascii="Arial" w:hAnsi="Arial" w:cs="Arial"/>
+              <w:noProof/>
+            </w:rPr>
+          </w:pPr>
+          <w:hyperlink w:anchor="_Toc236855911" w:history="1">
+            <w:r>
+              <w:rPr>
+                <w:rStyle w:val="Hyperlink"/>
+                <w:rFonts w:ascii="Arial" w:hAnsi="Arial" w:cs="Arial"/>
+                <w:b/>
+                <w:noProof/>
+              </w:rPr>
+              <w:t>2.1</w:t>
+            </w:r>
+            <w:r>
+              <w:rPr>
+                <w:rFonts w:ascii="Arial" w:hAnsi="Arial" w:cs="Arial"/>
+                <w:noProof/>
+              </w:rPr>
+              <w:tab/>
+            </w:r>
+            <w:r>
+              <w:rPr>
+                <w:rStyle w:val="Hyperlink"/>
+                <w:rFonts w:ascii="Arial" w:hAnsi="Arial" w:cs="Arial"/>
+                <w:b/>
+                <w:noProof/>
+              </w:rPr>
+              <w:t>Software categories</w:t>
+            </w:r>
+            <w:r>
+              <w:rPr>
+                <w:rFonts w:ascii="Arial" w:hAnsi="Arial" w:cs="Arial"/>
+                <w:noProof/>
+                <w:webHidden/>
+              </w:rPr>
+              <w:tab/>
+            </w:r>
+            <w:r>
+              <w:rPr>
+                <w:rFonts w:ascii="Arial" w:hAnsi="Arial" w:cs="Arial"/>
+                <w:noProof/>
+                <w:webHidden/>
+              </w:rPr>
+              <w:fldChar w:fldCharType="begin"/>
+            </w:r>
+            <w:r>
+              <w:rPr>
+                <w:rFonts w:ascii="Arial" w:hAnsi="Arial" w:cs="Arial"/>
+                <w:noProof/>
+                <w:webHidden/>
+              </w:rPr>
+              <w:instrText xml:space="preserve"> PAGEREF _Toc236855911 \h </w:instrText>
+            </w:r>
+            <w:r>
+              <w:rPr>
+                <w:rFonts w:ascii="Arial" w:hAnsi="Arial" w:cs="Arial"/>
+                <w:noProof/>
+                <w:webHidden/>
+              </w:rPr>
+            </w:r>
+            <w:r>
+              <w:rPr>
+                <w:rFonts w:ascii="Arial" w:hAnsi="Arial" w:cs="Arial"/>
+                <w:noProof/>
+                <w:webHidden/>
+              </w:rPr>
+              <w:fldChar w:fldCharType="separate"/>
+            </w:r>
+            <w:r>
+              <w:rPr>
+                <w:rFonts w:ascii="Arial" w:hAnsi="Arial" w:cs="Arial"/>
+                <w:noProof/>
+                <w:webHidden/>
+              </w:rPr>
+              <w:t>9</w:t>
+            </w:r>
+            <w:r>
+              <w:rPr>
+                <w:rFonts w:ascii="Arial" w:hAnsi="Arial" w:cs="Arial"/>
+                <w:noProof/>
+                <w:webHidden/>
+              </w:rPr>
+              <w:fldChar w:fldCharType="end"/>
+            </w:r>
+          </w:hyperlink>
+        </w:p>
+        <w:p>
+          <w:pPr>
+            <w:pStyle w:val="TOC1"/>
+            <w:tabs>
+              <w:tab w:val="left" w:pos="720"/>
+              <w:tab w:val="right" w:leader="dot" w:pos="9350"/>
+            </w:tabs>
+            <w:rPr>
+              <w:rFonts w:ascii="Arial" w:hAnsi="Arial" w:cs="Arial"/>
+              <w:noProof/>
+            </w:rPr>
+          </w:pPr>
+          <w:hyperlink w:anchor="_Toc236855912" w:history="1">
+            <w:r>
+              <w:rPr>
+                <w:rStyle w:val="Hyperlink"/>
+                <w:rFonts w:ascii="Arial" w:hAnsi="Arial" w:cs="Arial"/>
+                <w:b/>
+                <w:noProof/>
+              </w:rPr>
+              <w:t>2.2</w:t>
+            </w:r>
+            <w:r>
+              <w:rPr>
+                <w:rFonts w:ascii="Arial" w:hAnsi="Arial" w:cs="Arial"/>
+                <w:noProof/>
+              </w:rPr>
+              <w:tab/>
+            </w:r>
+            <w:r>
+              <w:rPr>
+                <w:rStyle w:val="Hyperlink"/>
+                <w:rFonts w:ascii="Arial" w:hAnsi="Arial" w:cs="Arial"/>
+                <w:b/>
+                <w:noProof/>
+              </w:rPr>
+              <w:t>Development Tools for custom software</w:t>
+            </w:r>
+            <w:r>
+              <w:rPr>
+                <w:rFonts w:ascii="Arial" w:hAnsi="Arial" w:cs="Arial"/>
+                <w:noProof/>
+                <w:webHidden/>
+              </w:rPr>
+              <w:tab/>
+            </w:r>
+            <w:r>
+              <w:rPr>
+                <w:rFonts w:ascii="Arial" w:hAnsi="Arial" w:cs="Arial"/>
+                <w:noProof/>
+                <w:webHidden/>
+              </w:rPr>
+              <w:fldChar w:fldCharType="begin"/>
+            </w:r>
+            <w:r>
+              <w:rPr>
+                <w:rFonts w:ascii="Arial" w:hAnsi="Arial" w:cs="Arial"/>
+                <w:noProof/>
+                <w:webHidden/>
+              </w:rPr>
+              <w:instrText xml:space="preserve"> PAGEREF _Toc236855912 \h </w:instrText>
+            </w:r>
+            <w:r>
+              <w:rPr>
+                <w:rFonts w:ascii="Arial" w:hAnsi="Arial" w:cs="Arial"/>
+                <w:noProof/>
+                <w:webHidden/>
+              </w:rPr>
+            </w:r>
+            <w:r>
+              <w:rPr>
+                <w:rFonts w:ascii="Arial" w:hAnsi="Arial" w:cs="Arial"/>
+                <w:noProof/>
+                <w:webHidden/>
+              </w:rPr>
+              <w:fldChar w:fldCharType="separate"/>
+            </w:r>
+            <w:r>
+              <w:rPr>
+                <w:rFonts w:ascii="Arial" w:hAnsi="Arial" w:cs="Arial"/>
+                <w:noProof/>
+                <w:webHidden/>
+              </w:rPr>
+              <w:t>10</w:t>
+            </w:r>
+            <w:r>
+              <w:rPr>
+                <w:rFonts w:ascii="Arial" w:hAnsi="Arial" w:cs="Arial"/>
+                <w:noProof/>
+                <w:webHidden/>
+              </w:rPr>
+              <w:fldChar w:fldCharType="end"/>
+            </w:r>
+          </w:hyperlink>
+        </w:p>
+        <w:p>
+          <w:pPr>
+            <w:pStyle w:val="TOC1"/>
+            <w:tabs>
+              <w:tab w:val="left" w:pos="1200"/>
+              <w:tab w:val="right" w:leader="dot" w:pos="9350"/>
+            </w:tabs>
+            <w:rPr>
+              <w:rFonts w:ascii="Arial" w:hAnsi="Arial" w:cs="Arial"/>
+              <w:noProof/>
+            </w:rPr>
+          </w:pPr>
+          <w:hyperlink w:anchor="_Toc236855913" w:history="1">
+            <w:r>
+              <w:rPr>
+                <w:rStyle w:val="Hyperlink"/>
+                <w:rFonts w:ascii="Arial" w:hAnsi="Arial" w:cs="Arial"/>
+                <w:b/>
+                <w:noProof/>
+              </w:rPr>
+              <w:t>Task 3.0</w:t>
+            </w:r>
+            <w:r>
+              <w:rPr>
+                <w:rFonts w:ascii="Arial" w:hAnsi="Arial" w:cs="Arial"/>
+                <w:noProof/>
+              </w:rPr>
+              <w:tab/>
+            </w:r>
+            <w:r>
+              <w:rPr>
+                <w:rStyle w:val="Hyperlink"/>
+                <w:rFonts w:ascii="Arial" w:hAnsi="Arial" w:cs="Arial"/>
+                <w:b/>
+                <w:noProof/>
+              </w:rPr>
+              <w:t>Networking Opportunities</w:t>
+            </w:r>
+            <w:r>
+              <w:rPr>
+                <w:rFonts w:ascii="Arial" w:hAnsi="Arial" w:cs="Arial"/>
+                <w:noProof/>
+                <w:webHidden/>
+              </w:rPr>
+              <w:tab/>
+            </w:r>
+            <w:r>
+              <w:rPr>
+                <w:rFonts w:ascii="Arial" w:hAnsi="Arial" w:cs="Arial"/>
+                <w:noProof/>
+                <w:webHidden/>
+              </w:rPr>
+              <w:fldChar w:fldCharType="begin"/>
+            </w:r>
+            <w:r>
+              <w:rPr>
+                <w:rFonts w:ascii="Arial" w:hAnsi="Arial" w:cs="Arial"/>
+                <w:noProof/>
+                <w:webHidden/>
+              </w:rPr>
+              <w:instrText xml:space="preserve"> PAGEREF _Toc236855913 \h </w:instrText>
+            </w:r>
+            <w:r>
+              <w:rPr>
+                <w:rFonts w:ascii="Arial" w:hAnsi="Arial" w:cs="Arial"/>
+                <w:noProof/>
+                <w:webHidden/>
+              </w:rPr>
+            </w:r>
+            <w:r>
+              <w:rPr>
+                <w:rFonts w:ascii="Arial" w:hAnsi="Arial" w:cs="Arial"/>
+                <w:noProof/>
+                <w:webHidden/>
+              </w:rPr>
+              <w:fldChar w:fldCharType="separate"/>
+            </w:r>
+            <w:r>
+              <w:rPr>
+                <w:rFonts w:ascii="Arial" w:hAnsi="Arial" w:cs="Arial"/>
+                <w:noProof/>
+                <w:webHidden/>
+              </w:rPr>
+              <w:t>12</w:t>
+            </w:r>
+            <w:r>
+              <w:rPr>
+                <w:rFonts w:ascii="Arial" w:hAnsi="Arial" w:cs="Arial"/>
+                <w:noProof/>
+                <w:webHidden/>
+              </w:rPr>
+              <w:fldChar w:fldCharType="end"/>
+            </w:r>
+          </w:hyperlink>
+        </w:p>
+        <w:p>
+          <w:pPr>
+            <w:pStyle w:val="TOC1"/>
+            <w:tabs>
+              <w:tab w:val="left" w:pos="720"/>
+              <w:tab w:val="right" w:leader="dot" w:pos="9350"/>
+            </w:tabs>
+            <w:rPr>
+              <w:rFonts w:ascii="Arial" w:hAnsi="Arial" w:cs="Arial"/>
+              <w:noProof/>
+            </w:rPr>
+          </w:pPr>
+          <w:hyperlink w:anchor="_Toc236855914" w:history="1">
+            <w:r>
+              <w:rPr>
+                <w:rStyle w:val="Hyperlink"/>
+                <w:rFonts w:ascii="Arial" w:hAnsi="Arial" w:cs="Arial"/>
+                <w:b/>
+                <w:noProof/>
+              </w:rPr>
+              <w:t>3.1</w:t>
+            </w:r>
+            <w:r>
+              <w:rPr>
+                <w:rFonts w:ascii="Arial" w:hAnsi="Arial" w:cs="Arial"/>
+                <w:noProof/>
+              </w:rPr>
+              <w:tab/>
+            </w:r>
+            <w:r>
+              <w:rPr>
+                <w:rStyle w:val="Hyperlink"/>
+                <w:rFonts w:ascii="Arial" w:hAnsi="Arial" w:cs="Arial"/>
+                <w:b/>
+                <w:noProof/>
+              </w:rPr>
+              <w:t>Networking Configurations</w:t>
+            </w:r>
+            <w:r>
+              <w:rPr>
+                <w:rFonts w:ascii="Arial" w:hAnsi="Arial" w:cs="Arial"/>
+                <w:noProof/>
+                <w:webHidden/>
+              </w:rPr>
+              <w:tab/>
+            </w:r>
+            <w:r>
+              <w:rPr>
+                <w:rFonts w:ascii="Arial" w:hAnsi="Arial" w:cs="Arial"/>
+                <w:noProof/>
+                <w:webHidden/>
+              </w:rPr>
+              <w:fldChar w:fldCharType="begin"/>
+            </w:r>
+            <w:r>
+              <w:rPr>
+                <w:rFonts w:ascii="Arial" w:hAnsi="Arial" w:cs="Arial"/>
+                <w:noProof/>
+                <w:webHidden/>
+              </w:rPr>
+              <w:instrText xml:space="preserve"> PAGEREF _Toc236855914 \h </w:instrText>
+            </w:r>
+            <w:r>
+              <w:rPr>
+                <w:rFonts w:ascii="Arial" w:hAnsi="Arial" w:cs="Arial"/>
+                <w:noProof/>
+                <w:webHidden/>
+              </w:rPr>
+            </w:r>
+            <w:r>
+              <w:rPr>
+                <w:rFonts w:ascii="Arial" w:hAnsi="Arial" w:cs="Arial"/>
+                <w:noProof/>
+                <w:webHidden/>
+              </w:rPr>
+              <w:fldChar w:fldCharType="separate"/>
+            </w:r>
+            <w:r>
+              <w:rPr>
+                <w:rFonts w:ascii="Arial" w:hAnsi="Arial" w:cs="Arial"/>
+                <w:noProof/>
+                <w:webHidden/>
+              </w:rPr>
+              <w:t>12</w:t>
+            </w:r>
+            <w:r>
+              <w:rPr>
+                <w:rFonts w:ascii="Arial" w:hAnsi="Arial" w:cs="Arial"/>
+                <w:noProof/>
+                <w:webHidden/>
+              </w:rPr>
+              <w:fldChar w:fldCharType="end"/>
+            </w:r>
+          </w:hyperlink>
+        </w:p>
+        <w:p>
+          <w:pPr>
+            <w:pStyle w:val="TOC1"/>
+            <w:tabs>
+              <w:tab w:val="left" w:pos="720"/>
+              <w:tab w:val="right" w:leader="dot" w:pos="9350"/>
+            </w:tabs>
+            <w:rPr>
+              <w:rFonts w:ascii="Arial" w:hAnsi="Arial" w:cs="Arial"/>
+              <w:noProof/>
+            </w:rPr>
+          </w:pPr>
+          <w:hyperlink w:anchor="_Toc236855915" w:history="1">
+            <w:r>
+              <w:rPr>
+                <w:rStyle w:val="Hyperlink"/>
+                <w:rFonts w:ascii="Arial" w:hAnsi="Arial" w:cs="Arial"/>
+                <w:b/>
+                <w:noProof/>
+              </w:rPr>
+              <w:t>3.2</w:t>
+            </w:r>
+            <w:r>
+              <w:rPr>
+                <w:rFonts w:ascii="Arial" w:hAnsi="Arial" w:cs="Arial"/>
+                <w:noProof/>
+              </w:rPr>
+              <w:tab/>
+            </w:r>
+            <w:r>
+              <w:rPr>
+                <w:rStyle w:val="Hyperlink"/>
+                <w:rFonts w:ascii="Arial" w:hAnsi="Arial" w:cs="Arial"/>
+                <w:b/>
+                <w:noProof/>
+              </w:rPr>
+              <w:t>LAN Networking Topologies</w:t>
+            </w:r>
+            <w:r>
+              <w:rPr>
+                <w:rFonts w:ascii="Arial" w:hAnsi="Arial" w:cs="Arial"/>
+                <w:noProof/>
+                <w:webHidden/>
+              </w:rPr>
+              <w:tab/>
+            </w:r>
+            <w:r>
+              <w:rPr>
+                <w:rFonts w:ascii="Arial" w:hAnsi="Arial" w:cs="Arial"/>
+                <w:noProof/>
+                <w:webHidden/>
+              </w:rPr>
+              <w:fldChar w:fldCharType="begin"/>
+            </w:r>
+            <w:r>
+              <w:rPr>
+                <w:rFonts w:ascii="Arial" w:hAnsi="Arial" w:cs="Arial"/>
+                <w:noProof/>
+                <w:webHidden/>
+              </w:rPr>
+              <w:instrText xml:space="preserve"> PAGEREF _Toc236855915 \h </w:instrText>
+            </w:r>
+            <w:r>
+              <w:rPr>
+                <w:rFonts w:ascii="Arial" w:hAnsi="Arial" w:cs="Arial"/>
+                <w:noProof/>
+                <w:webHidden/>
+              </w:rPr>
+            </w:r>
+            <w:r>
+              <w:rPr>
+                <w:rFonts w:ascii="Arial" w:hAnsi="Arial" w:cs="Arial"/>
+                <w:noProof/>
+                <w:webHidden/>
+              </w:rPr>
+              <w:fldChar w:fldCharType="separate"/>
+            </w:r>
+            <w:r>
+              <w:rPr>
+                <w:rFonts w:ascii="Arial" w:hAnsi="Arial" w:cs="Arial"/>
+                <w:noProof/>
+                <w:webHidden/>
+              </w:rPr>
+              <w:t>13</w:t>
+            </w:r>
+            <w:r>
+              <w:rPr>
+                <w:rFonts w:ascii="Arial" w:hAnsi="Arial" w:cs="Arial"/>
+                <w:noProof/>
+                <w:webHidden/>
+              </w:rPr>
+              <w:fldChar w:fldCharType="end"/>
+            </w:r>
+          </w:hyperlink>
+        </w:p>
+        <w:p>
+          <w:pPr>
+            <w:pStyle w:val="TOC1"/>
+            <w:tabs>
+              <w:tab w:val="left" w:pos="720"/>
+              <w:tab w:val="right" w:leader="dot" w:pos="9350"/>
+            </w:tabs>
+            <w:rPr>
+              <w:rFonts w:ascii="Arial" w:hAnsi="Arial" w:cs="Arial"/>
+              <w:noProof/>
+            </w:rPr>
+          </w:pPr>
+          <w:hyperlink w:anchor="_Toc236855916" w:history="1">
+            <w:r>
+              <w:rPr>
+                <w:rStyle w:val="Hyperlink"/>
+                <w:rFonts w:ascii="Arial" w:hAnsi="Arial" w:cs="Arial"/>
+                <w:b/>
+                <w:noProof/>
+              </w:rPr>
+              <w:t>3.3</w:t>
+            </w:r>
+            <w:r>
+              <w:rPr>
+                <w:rFonts w:ascii="Arial" w:hAnsi="Arial" w:cs="Arial"/>
+                <w:noProof/>
+              </w:rPr>
+              <w:tab/>
+            </w:r>
+            <w:r>
+              <w:rPr>
+                <w:rStyle w:val="Hyperlink"/>
+                <w:rFonts w:ascii="Arial" w:hAnsi="Arial" w:cs="Arial"/>
+                <w:b/>
+                <w:noProof/>
+              </w:rPr>
+              <w:t>The OSI Model as a Global Standard</w:t>
+            </w:r>
+            <w:r>
+              <w:rPr>
+                <w:rFonts w:ascii="Arial" w:hAnsi="Arial" w:cs="Arial"/>
+                <w:noProof/>
+                <w:webHidden/>
+              </w:rPr>
+              <w:tab/>
+            </w:r>
+            <w:r>
+              <w:rPr>
+                <w:rFonts w:ascii="Arial" w:hAnsi="Arial" w:cs="Arial"/>
+                <w:noProof/>
+                <w:webHidden/>
+              </w:rPr>
+              <w:fldChar w:fldCharType="begin"/>
+            </w:r>
+            <w:r>
+              <w:rPr>
+                <w:rFonts w:ascii="Arial" w:hAnsi="Arial" w:cs="Arial"/>
+                <w:noProof/>
+                <w:webHidden/>
+              </w:rPr>
+              <w:instrText xml:space="preserve"> PAGEREF _Toc236855916 \h </w:instrText>
+            </w:r>
+            <w:r>
+              <w:rPr>
+                <w:rFonts w:ascii="Arial" w:hAnsi="Arial" w:cs="Arial"/>
+                <w:noProof/>
+                <w:webHidden/>
+              </w:rPr>
+            </w:r>
+            <w:r>
+              <w:rPr>
+                <w:rFonts w:ascii="Arial" w:hAnsi="Arial" w:cs="Arial"/>
+                <w:noProof/>
+                <w:webHidden/>
+              </w:rPr>
+              <w:fldChar w:fldCharType="separate"/>
+            </w:r>
+            <w:r>
+              <w:rPr>
+                <w:rFonts w:ascii="Arial" w:hAnsi="Arial" w:cs="Arial"/>
+                <w:noProof/>
+                <w:webHidden/>
+              </w:rPr>
+              <w:t>14</w:t>
+            </w:r>
+            <w:r>
+              <w:rPr>
+                <w:rFonts w:ascii="Arial" w:hAnsi="Arial" w:cs="Arial"/>
+                <w:noProof/>
+                <w:webHidden/>
+              </w:rPr>
+              <w:fldChar w:fldCharType="end"/>
+            </w:r>
+          </w:hyperlink>
+        </w:p>
+        <w:p>
+          <w:pPr>
+            <w:pStyle w:val="TOC1"/>
+            <w:tabs>
+              <w:tab w:val="left" w:pos="1200"/>
+              <w:tab w:val="right" w:leader="dot" w:pos="9350"/>
+            </w:tabs>
+            <w:rPr>
+              <w:rFonts w:ascii="Arial" w:hAnsi="Arial" w:cs="Arial"/>
+              <w:noProof/>
+            </w:rPr>
+          </w:pPr>
+          <w:hyperlink w:anchor="_Toc236855917" w:history="1">
+            <w:r>
+              <w:rPr>
+                <w:rStyle w:val="Hyperlink"/>
+                <w:rFonts w:ascii="Arial" w:hAnsi="Arial" w:cs="Arial"/>
+                <w:b/>
+                <w:noProof/>
+              </w:rPr>
+              <w:t>Task 4.0</w:t>
+            </w:r>
+            <w:r>
+              <w:rPr>
+                <w:rFonts w:ascii="Arial" w:hAnsi="Arial" w:cs="Arial"/>
+                <w:noProof/>
+              </w:rPr>
+              <w:tab/>
+            </w:r>
+            <w:r>
+              <w:rPr>
+                <w:rStyle w:val="Hyperlink"/>
+                <w:rFonts w:ascii="Arial" w:hAnsi="Arial" w:cs="Arial"/>
+                <w:b/>
+                <w:noProof/>
+              </w:rPr>
+              <w:t>Future Computing Services</w:t>
+            </w:r>
+            <w:r>
+              <w:rPr>
+                <w:rFonts w:ascii="Arial" w:hAnsi="Arial" w:cs="Arial"/>
+                <w:noProof/>
+                <w:webHidden/>
+              </w:rPr>
+              <w:tab/>
+            </w:r>
+            <w:r>
+              <w:rPr>
+                <w:rFonts w:ascii="Arial" w:hAnsi="Arial" w:cs="Arial"/>
+                <w:noProof/>
+                <w:webHidden/>
+              </w:rPr>
+              <w:fldChar w:fldCharType="begin"/>
+            </w:r>
+            <w:r>
+              <w:rPr>
+                <w:rFonts w:ascii="Arial" w:hAnsi="Arial" w:cs="Arial"/>
+                <w:noProof/>
+                <w:webHidden/>
+              </w:rPr>
+              <w:instrText xml:space="preserve"> PAGEREF _Toc236855917 \h </w:instrText>
+            </w:r>
+            <w:r>
+              <w:rPr>
+                <w:rFonts w:ascii="Arial" w:hAnsi="Arial" w:cs="Arial"/>
+                <w:noProof/>
+                <w:webHidden/>
+              </w:rPr>
+            </w:r>
+            <w:r>
+              <w:rPr>
+                <w:rFonts w:ascii="Arial" w:hAnsi="Arial" w:cs="Arial"/>
+                <w:noProof/>
+                <w:webHidden/>
+              </w:rPr>
+              <w:fldChar w:fldCharType="separate"/>
+            </w:r>
+            <w:r>
+              <w:rPr>
+                <w:rFonts w:ascii="Arial" w:hAnsi="Arial" w:cs="Arial"/>
+                <w:noProof/>
+                <w:webHidden/>
+              </w:rPr>
+              <w:t>17</w:t>
+            </w:r>
+            <w:r>
+              <w:rPr>
+                <w:rFonts w:ascii="Arial" w:hAnsi="Arial" w:cs="Arial"/>
+                <w:noProof/>
+                <w:webHidden/>
+              </w:rPr>
+              <w:fldChar w:fldCharType="end"/>
+            </w:r>
+          </w:hyperlink>
+        </w:p>
+        <w:p>
+          <w:pPr>
+            <w:pStyle w:val="TOC1"/>
+            <w:tabs>
+              <w:tab w:val="left" w:pos="720"/>
+              <w:tab w:val="right" w:leader="dot" w:pos="9350"/>
+            </w:tabs>
+            <w:rPr>
+              <w:rFonts w:ascii="Arial" w:hAnsi="Arial" w:cs="Arial"/>
+              <w:noProof/>
+            </w:rPr>
+          </w:pPr>
+          <w:hyperlink w:anchor="_Toc236855918" w:history="1">
+            <w:r>
+              <w:rPr>
+                <w:rStyle w:val="Hyperlink"/>
+                <w:rFonts w:ascii="Arial" w:hAnsi="Arial" w:cs="Arial"/>
+                <w:b/>
+                <w:noProof/>
+              </w:rPr>
+              <w:t>4.1</w:t>
+            </w:r>
+            <w:r>
+              <w:rPr>
+                <w:rFonts w:ascii="Arial" w:hAnsi="Arial" w:cs="Arial"/>
+                <w:noProof/>
+              </w:rPr>
+              <w:tab/>
+            </w:r>
+            <w:r>
+              <w:rPr>
+                <w:rStyle w:val="Hyperlink"/>
+                <w:rFonts w:ascii="Arial" w:hAnsi="Arial" w:cs="Arial"/>
+                <w:b/>
+                <w:noProof/>
+              </w:rPr>
+              <w:t>Distributed Computing Services</w:t>
+            </w:r>
+            <w:r>
+              <w:rPr>
+                <w:rFonts w:ascii="Arial" w:hAnsi="Arial" w:cs="Arial"/>
+                <w:noProof/>
+                <w:webHidden/>
+              </w:rPr>
+              <w:tab/>
+            </w:r>
+            <w:r>
+              <w:rPr>
+                <w:rFonts w:ascii="Arial" w:hAnsi="Arial" w:cs="Arial"/>
+                <w:noProof/>
+                <w:webHidden/>
+              </w:rPr>
+              <w:fldChar w:fldCharType="begin"/>
+            </w:r>
+            <w:r>
+              <w:rPr>
+                <w:rFonts w:ascii="Arial" w:hAnsi="Arial" w:cs="Arial"/>
+                <w:noProof/>
+                <w:webHidden/>
+              </w:rPr>
+              <w:instrText xml:space="preserve"> PAGEREF _Toc236855918 \h </w:instrText>
+            </w:r>
+            <w:r>
+              <w:rPr>
+                <w:rFonts w:ascii="Arial" w:hAnsi="Arial" w:cs="Arial"/>
+                <w:noProof/>
+                <w:webHidden/>
+              </w:rPr>
+            </w:r>
+            <w:r>
+              <w:rPr>
+                <w:rFonts w:ascii="Arial" w:hAnsi="Arial" w:cs="Arial"/>
+                <w:noProof/>
+                <w:webHidden/>
+              </w:rPr>
+              <w:fldChar w:fldCharType="separate"/>
+            </w:r>
+            <w:r>
+              <w:rPr>
+                <w:rFonts w:ascii="Arial" w:hAnsi="Arial" w:cs="Arial"/>
+                <w:noProof/>
+                <w:webHidden/>
+              </w:rPr>
+              <w:t>17</w:t>
+            </w:r>
+            <w:r>
+              <w:rPr>
+                <w:rFonts w:ascii="Arial" w:hAnsi="Arial" w:cs="Arial"/>
+                <w:noProof/>
+                <w:webHidden/>
+              </w:rPr>
+              <w:fldChar w:fldCharType="end"/>
+            </w:r>
+          </w:hyperlink>
+        </w:p>
+        <w:p>
+          <w:pPr>
+            <w:pStyle w:val="TOC1"/>
+            <w:tabs>
+              <w:tab w:val="left" w:pos="720"/>
+              <w:tab w:val="right" w:leader="dot" w:pos="9350"/>
+            </w:tabs>
+            <w:rPr>
+              <w:rFonts w:ascii="Arial" w:hAnsi="Arial" w:cs="Arial"/>
+              <w:noProof/>
+            </w:rPr>
+          </w:pPr>
+          <w:hyperlink w:anchor="_Toc236855919" w:history="1">
+            <w:r>
+              <w:rPr>
+                <w:rStyle w:val="Hyperlink"/>
+                <w:rFonts w:ascii="Arial" w:hAnsi="Arial" w:cs="Arial"/>
+                <w:b/>
+                <w:noProof/>
+              </w:rPr>
+              <w:t>4.2</w:t>
+            </w:r>
+            <w:r>
+              <w:rPr>
+                <w:rFonts w:ascii="Arial" w:hAnsi="Arial" w:cs="Arial"/>
+                <w:noProof/>
+              </w:rPr>
+              <w:tab/>
+            </w:r>
+            <w:r>
+              <w:rPr>
+                <w:rStyle w:val="Hyperlink"/>
+                <w:rFonts w:ascii="Arial" w:hAnsi="Arial" w:cs="Arial"/>
+                <w:b/>
+                <w:noProof/>
+              </w:rPr>
+              <w:t>Quantum Computing Advancements</w:t>
+            </w:r>
+            <w:r>
+              <w:rPr>
+                <w:rFonts w:ascii="Arial" w:hAnsi="Arial" w:cs="Arial"/>
+                <w:noProof/>
+                <w:webHidden/>
+              </w:rPr>
+              <w:tab/>
+            </w:r>
+            <w:r>
+              <w:rPr>
+                <w:rFonts w:ascii="Arial" w:hAnsi="Arial" w:cs="Arial"/>
+                <w:noProof/>
+                <w:webHidden/>
+              </w:rPr>
+              <w:fldChar w:fldCharType="begin"/>
+            </w:r>
+            <w:r>
+              <w:rPr>
+                <w:rFonts w:ascii="Arial" w:hAnsi="Arial" w:cs="Arial"/>
+                <w:noProof/>
+                <w:webHidden/>
+              </w:rPr>
+              <w:instrText xml:space="preserve"> PAGEREF _Toc236855919 \h </w:instrText>
+            </w:r>
+            <w:r>
+              <w:rPr>
+                <w:rFonts w:ascii="Arial" w:hAnsi="Arial" w:cs="Arial"/>
+                <w:noProof/>
+                <w:webHidden/>
+              </w:rPr>
+            </w:r>
+            <w:r>
+              <w:rPr>
+                <w:rFonts w:ascii="Arial" w:hAnsi="Arial" w:cs="Arial"/>
+                <w:noProof/>
+                <w:webHidden/>
+              </w:rPr>
+              <w:fldChar w:fldCharType="separate"/>
+            </w:r>
+            <w:r>
+              <w:rPr>
+                <w:rFonts w:ascii="Arial" w:hAnsi="Arial" w:cs="Arial"/>
+                <w:noProof/>
+                <w:webHidden/>
+              </w:rPr>
+              <w:t>18</w:t>
+            </w:r>
+            <w:r>
+              <w:rPr>
+                <w:rFonts w:ascii="Arial" w:hAnsi="Arial" w:cs="Arial"/>
+                <w:noProof/>
+                <w:webHidden/>
+              </w:rPr>
+              <w:fldChar w:fldCharType="end"/>
+            </w:r>
+          </w:hyperlink>
+        </w:p>
+        <w:p>
+          <w:pPr>
+            <w:rPr>
+              <w:rFonts w:ascii="Arial" w:hAnsi="Arial" w:cs="Arial"/>
+            </w:rPr>
+          </w:pPr>
+          <w:r>
+            <w:rPr>
+              <w:rFonts w:ascii="Arial" w:hAnsi="Arial" w:cs="Arial"/>
+              <w:b/>
+              <w:bCs/>
+              <w:noProof/>
+            </w:rPr>
+            <w:fldChar w:fldCharType="end"/>
+          </w:r>
+        </w:p>
+      </w:sdtContent>
+    </w:sdt>
+    <w:p>
+      <w:pPr>
+        <w:rPr>
+          <w:rFonts w:ascii="Arial" w:hAnsi="Arial" w:cs="Arial"/>
+        </w:rPr>
+      </w:pPr>
+    </w:p>
+    <w:p>
+      <w:pPr>
+        <w:rPr>
+          <w:rFonts w:ascii="Arial" w:hAnsi="Arial" w:cs="Arial"/>
+        </w:rPr>
+      </w:pPr>
+    </w:p>
+    <w:p>
+      <w:pPr>
+        <w:rPr>
+          <w:rFonts w:ascii="Arial" w:hAnsi="Arial" w:cs="Arial"/>
+        </w:rPr>
+      </w:pPr>
+    </w:p>
+    <w:p>
+      <w:pPr>
+        <w:rPr>
+          <w:rFonts w:ascii="Arial" w:hAnsi="Arial" w:cs="Arial"/>
+        </w:rPr>
+      </w:pPr>
+    </w:p>
+    <w:p>
+      <w:pPr>
+        <w:rPr>
+          <w:rFonts w:ascii="Arial" w:hAnsi="Arial" w:cs="Arial"/>
+        </w:rPr>
+      </w:pPr>
+    </w:p>
+    <w:p>
+      <w:pPr>
+        <w:rPr>
+          <w:rFonts w:ascii="Arial" w:hAnsi="Arial" w:cs="Arial"/>
+        </w:rPr>
+      </w:pPr>
+    </w:p>
+    <w:p>
+      <w:pPr>
+        <w:rPr>
+          <w:rFonts w:ascii="Arial" w:hAnsi="Arial" w:cs="Arial"/>
+        </w:rPr>
+      </w:pPr>
+    </w:p>
+    <w:p>
+      <w:pPr>
+        <w:rPr>
+          <w:rFonts w:ascii="Arial" w:hAnsi="Arial" w:cs="Arial"/>
+        </w:rPr>
+      </w:pPr>
+    </w:p>
+    <w:p>
+      <w:pPr>
+        <w:rPr>
+          <w:rFonts w:ascii="Arial" w:hAnsi="Arial" w:cs="Arial"/>
+        </w:rPr>
+      </w:pPr>
+    </w:p>
+    <w:p>
+      <w:pPr>
+        <w:rPr>
+          <w:rFonts w:ascii="Arial" w:hAnsi="Arial" w:cs="Arial"/>
+        </w:rPr>
+      </w:pPr>
+    </w:p>
+    <w:p>
+      <w:pPr>
+        <w:rPr>
+          <w:rFonts w:ascii="Arial" w:hAnsi="Arial" w:cs="Arial"/>
+        </w:rPr>
+      </w:pPr>
+    </w:p>
+    <w:p>
+      <w:pPr>
+        <w:rPr>
+          <w:rFonts w:ascii="Arial" w:hAnsi="Arial" w:cs="Arial"/>
+        </w:rPr>
+      </w:pPr>
+    </w:p>
+    <w:p>
+      <w:pPr>
+        <w:rPr>
+          <w:rFonts w:ascii="Arial" w:hAnsi="Arial" w:cs="Arial"/>
+        </w:rPr>
+      </w:pPr>
+    </w:p>
     <w:p>
       <w:pPr>
         <w:pStyle w:val="Heading1"/>
@@ -17,6 +2497,7 @@
           <w:szCs w:val="32"/>
         </w:rPr>
       </w:pPr>
+      <w:bookmarkStart w:id="0" w:name="_Toc236855906"/>
       <w:r>
         <w:rPr>
           <w:rFonts w:ascii="Arial" w:hAnsi="Arial" w:cs="Arial"/>
@@ -25,8 +2506,10 @@
           <w:sz w:val="32"/>
           <w:szCs w:val="32"/>
         </w:rPr>
+        <w:lastRenderedPageBreak/>
         <w:t>Introduction</w:t>
       </w:r>
+      <w:bookmarkEnd w:id="0"/>
     </w:p>
     <w:p>
       <w:pPr>
@@ -826,9 +3309,27 @@
         </w:rPr>
       </w:pPr>
     </w:p>
-    <w:p/>
-    <w:p/>
-    <w:p/>
+    <w:p>
+      <w:pPr>
+        <w:rPr>
+          <w:rFonts w:ascii="Arial" w:hAnsi="Arial" w:cs="Arial"/>
+        </w:rPr>
+      </w:pPr>
+    </w:p>
+    <w:p>
+      <w:pPr>
+        <w:rPr>
+          <w:rFonts w:ascii="Arial" w:hAnsi="Arial" w:cs="Arial"/>
+        </w:rPr>
+      </w:pPr>
+    </w:p>
+    <w:p>
+      <w:pPr>
+        <w:rPr>
+          <w:rFonts w:ascii="Arial" w:hAnsi="Arial" w:cs="Arial"/>
+        </w:rPr>
+      </w:pPr>
+    </w:p>
     <w:p>
       <w:pPr>
         <w:rPr>
@@ -849,6 +3350,7 @@
           <w:color w:val="auto"/>
         </w:rPr>
       </w:pPr>
+      <w:bookmarkStart w:id="1" w:name="_Toc236855907"/>
       <w:r>
         <w:rPr>
           <w:rFonts w:ascii="Arial" w:hAnsi="Arial" w:cs="Arial"/>
@@ -867,6 +3369,7 @@
         </w:rPr>
         <w:t>QuantumX</w:t>
       </w:r>
+      <w:bookmarkEnd w:id="1"/>
       <w:proofErr w:type="spellEnd"/>
     </w:p>
     <w:p>
@@ -940,6 +3443,7 @@
           <w:color w:val="auto"/>
         </w:rPr>
       </w:pPr>
+      <w:bookmarkStart w:id="2" w:name="_Toc236855908"/>
       <w:r>
         <w:rPr>
           <w:rFonts w:ascii="Arial" w:hAnsi="Arial" w:cs="Arial"/>
@@ -949,6 +3453,7 @@
         </w:rPr>
         <w:t>Hardware Components and Expansion Options</w:t>
       </w:r>
+      <w:bookmarkEnd w:id="2"/>
     </w:p>
     <w:p>
       <w:pPr>
@@ -1332,13 +3837,7 @@
         <w:rPr>
           <w:rFonts w:ascii="Arial" w:hAnsi="Arial" w:cs="Arial"/>
         </w:rPr>
-        <w:t>-core CPU</w:t>
-      </w:r>
-      <w:r>
-        <w:rPr>
-          <w:rFonts w:ascii="Arial" w:hAnsi="Arial" w:cs="Arial"/>
-        </w:rPr>
-        <w:t>,</w:t>
+        <w:t>-core CPU,</w:t>
       </w:r>
       <w:r>
         <w:rPr>
@@ -1775,13 +4274,7 @@
         <w:rPr>
           <w:rFonts w:ascii="Arial" w:hAnsi="Arial" w:cs="Arial"/>
         </w:rPr>
-        <w:t>high</w:t>
-      </w:r>
-      <w:r>
-        <w:rPr>
-          <w:rFonts w:ascii="Arial" w:hAnsi="Arial" w:cs="Arial"/>
-        </w:rPr>
-        <w:t>-capacity</w:t>
+        <w:t>high-capacity</w:t>
       </w:r>
       <w:r>
         <w:rPr>
@@ -2281,25 +4774,7 @@
         <w:rPr>
           <w:rFonts w:ascii="Arial" w:hAnsi="Arial" w:cs="Arial"/>
         </w:rPr>
-        <w:t xml:space="preserve"> </w:t>
-      </w:r>
-      <w:r>
-        <w:rPr>
-          <w:rFonts w:ascii="Arial" w:hAnsi="Arial" w:cs="Arial"/>
-        </w:rPr>
-        <w:t xml:space="preserve">Microcomputers are based on a microprocessor which integrates the functions of a computer’s Central Processing Unit (CPU) on a single chip. Microcomputers are typically smaller, affordable and are commonly found in homes. </w:t>
-      </w:r>
-      <w:r>
-        <w:rPr>
-          <w:rFonts w:ascii="Arial" w:hAnsi="Arial" w:cs="Arial"/>
-        </w:rPr>
-        <w:t>Microcomputers</w:t>
-      </w:r>
-      <w:r>
-        <w:rPr>
-          <w:rFonts w:ascii="Arial" w:hAnsi="Arial" w:cs="Arial"/>
-        </w:rPr>
-        <w:t xml:space="preserve"> include</w:t>
+        <w:t xml:space="preserve"> Microcomputers are based on a microprocessor which integrates the functions of a computer’s Central Processing Unit (CPU) on a single chip. Microcomputers are typically smaller, affordable and are commonly found in homes. Microcomputers include</w:t>
       </w:r>
       <w:r>
         <w:rPr>
@@ -2395,19 +4870,7 @@
         <w:rPr>
           <w:rFonts w:ascii="Arial" w:hAnsi="Arial" w:cs="Arial"/>
         </w:rPr>
-        <w:t xml:space="preserve"> have high processing power</w:t>
-      </w:r>
-      <w:r>
-        <w:rPr>
-          <w:rFonts w:ascii="Arial" w:hAnsi="Arial" w:cs="Arial"/>
-        </w:rPr>
-        <w:t xml:space="preserve"> than microcomputers</w:t>
-      </w:r>
-      <w:r>
-        <w:rPr>
-          <w:rFonts w:ascii="Arial" w:hAnsi="Arial" w:cs="Arial"/>
-        </w:rPr>
-        <w:t xml:space="preserve"> </w:t>
+        <w:t xml:space="preserve"> have high processing power than microcomputers </w:t>
       </w:r>
       <w:r>
         <w:rPr>
@@ -3136,6 +5599,7 @@
         </w:rPr>
         <w:t xml:space="preserve"> </w:t>
       </w:r>
+      <w:bookmarkStart w:id="3" w:name="_Toc236855909"/>
       <w:r>
         <w:rPr>
           <w:rFonts w:ascii="Arial" w:hAnsi="Arial" w:cs="Arial"/>
@@ -3146,6 +5610,7 @@
         </w:rPr>
         <w:t>Operating System Functionalities and Hardware</w:t>
       </w:r>
+      <w:bookmarkEnd w:id="3"/>
     </w:p>
     <w:p>
       <w:pPr>
@@ -4360,6 +6825,7 @@
           <w:szCs w:val="36"/>
         </w:rPr>
       </w:pPr>
+      <w:bookmarkStart w:id="4" w:name="_Toc236855910"/>
       <w:r>
         <w:rPr>
           <w:rFonts w:ascii="Arial" w:hAnsi="Arial" w:cs="Arial"/>
@@ -4370,19 +6836,9 @@
           <w:szCs w:val="36"/>
         </w:rPr>
         <w:lastRenderedPageBreak/>
-        <w:t xml:space="preserve"> </w:t>
-      </w:r>
-      <w:r>
-        <w:rPr>
-          <w:rFonts w:ascii="Arial" w:hAnsi="Arial" w:cs="Arial"/>
-          <w:b/>
-          <w:bCs/>
-          <w:color w:val="auto"/>
-          <w:sz w:val="36"/>
-          <w:szCs w:val="36"/>
-        </w:rPr>
         <w:t>Software Bundling</w:t>
       </w:r>
+      <w:bookmarkEnd w:id="4"/>
     </w:p>
     <w:p>
       <w:pPr>
@@ -4456,6 +6912,7 @@
         </w:rPr>
         <w:t xml:space="preserve"> </w:t>
       </w:r>
+      <w:bookmarkStart w:id="5" w:name="_Toc236855911"/>
       <w:r>
         <w:rPr>
           <w:rFonts w:ascii="Arial" w:hAnsi="Arial" w:cs="Arial"/>
@@ -4464,7 +6921,18 @@
           <w:sz w:val="32"/>
           <w:szCs w:val="32"/>
         </w:rPr>
-        <w:t xml:space="preserve">Software categories </w:t>
+        <w:t>Software categories</w:t>
+      </w:r>
+      <w:bookmarkEnd w:id="5"/>
+      <w:r>
+        <w:rPr>
+          <w:rFonts w:ascii="Arial" w:hAnsi="Arial" w:cs="Arial"/>
+          <w:b/>
+          <w:color w:val="auto"/>
+          <w:sz w:val="32"/>
+          <w:szCs w:val="32"/>
+        </w:rPr>
+        <w:t xml:space="preserve"> </w:t>
       </w:r>
     </w:p>
     <w:p>
@@ -5234,6 +7702,7 @@
           <w:color w:val="auto"/>
         </w:rPr>
       </w:pPr>
+      <w:bookmarkStart w:id="6" w:name="_Toc236855912"/>
       <w:r>
         <w:rPr>
           <w:rFonts w:ascii="Arial" w:hAnsi="Arial" w:cs="Arial"/>
@@ -5244,6 +7713,7 @@
         </w:rPr>
         <w:t>Development Tools for custom software</w:t>
       </w:r>
+      <w:bookmarkEnd w:id="6"/>
     </w:p>
     <w:p>
       <w:pPr>
@@ -6069,6 +8539,34 @@
     </w:p>
     <w:p>
       <w:pPr>
+        <w:rPr>
+          <w:rFonts w:ascii="Arial" w:hAnsi="Arial" w:cs="Arial"/>
+        </w:rPr>
+      </w:pPr>
+    </w:p>
+    <w:p>
+      <w:pPr>
+        <w:rPr>
+          <w:rFonts w:ascii="Arial" w:hAnsi="Arial" w:cs="Arial"/>
+        </w:rPr>
+      </w:pPr>
+    </w:p>
+    <w:p>
+      <w:pPr>
+        <w:rPr>
+          <w:rFonts w:ascii="Arial" w:hAnsi="Arial" w:cs="Arial"/>
+        </w:rPr>
+      </w:pPr>
+    </w:p>
+    <w:p>
+      <w:pPr>
+        <w:rPr>
+          <w:rFonts w:ascii="Arial" w:hAnsi="Arial" w:cs="Arial"/>
+        </w:rPr>
+      </w:pPr>
+    </w:p>
+    <w:p>
+      <w:pPr>
         <w:pStyle w:val="Heading1"/>
         <w:numPr>
           <w:ilvl w:val="2"/>
@@ -6082,6 +8580,7 @@
           <w:szCs w:val="32"/>
         </w:rPr>
       </w:pPr>
+      <w:bookmarkStart w:id="7" w:name="_Toc236855913"/>
       <w:r>
         <w:rPr>
           <w:rFonts w:ascii="Arial" w:hAnsi="Arial" w:cs="Arial"/>
@@ -6090,8 +8589,10 @@
           <w:sz w:val="32"/>
           <w:szCs w:val="32"/>
         </w:rPr>
+        <w:lastRenderedPageBreak/>
         <w:t>Networking Opportunities</w:t>
       </w:r>
+      <w:bookmarkEnd w:id="7"/>
     </w:p>
     <w:p>
       <w:pPr>
@@ -6191,14 +8692,7 @@
         <w:rPr>
           <w:rFonts w:ascii="Arial" w:hAnsi="Arial" w:cs="Arial"/>
         </w:rPr>
-        <w:t xml:space="preserve">. This section explains the networking configurations, </w:t>
-      </w:r>
-      <w:r>
-        <w:rPr>
-          <w:rFonts w:ascii="Arial" w:hAnsi="Arial" w:cs="Arial"/>
-        </w:rPr>
-        <w:lastRenderedPageBreak/>
-        <w:t>protocols, standards and equipment required as the part of the move to offer networking installation services.</w:t>
+        <w:t>. This section explains the networking configurations, protocols, standards and equipment required as the part of the move to offer networking installation services.</w:t>
       </w:r>
     </w:p>
     <w:p>
@@ -6216,6 +8710,7 @@
           <w:szCs w:val="32"/>
         </w:rPr>
       </w:pPr>
+      <w:bookmarkStart w:id="8" w:name="_Toc236855914"/>
       <w:r>
         <w:rPr>
           <w:rFonts w:ascii="Arial" w:hAnsi="Arial" w:cs="Arial"/>
@@ -6226,6 +8721,7 @@
         </w:rPr>
         <w:t>Networking Configurations</w:t>
       </w:r>
+      <w:bookmarkEnd w:id="8"/>
     </w:p>
     <w:p>
       <w:pPr>
@@ -6681,6 +9177,7 @@
           <w:rFonts w:ascii="Arial" w:hAnsi="Arial" w:cs="Arial"/>
           <w:bCs/>
         </w:rPr>
+        <w:lastRenderedPageBreak/>
         <w:t>The main difference between the</w:t>
       </w:r>
       <w:r>
@@ -6718,7 +9215,6 @@
           <w:rFonts w:ascii="Arial" w:hAnsi="Arial" w:cs="Arial"/>
           <w:bCs/>
         </w:rPr>
-        <w:lastRenderedPageBreak/>
         <w:t xml:space="preserve">For </w:t>
       </w:r>
       <w:proofErr w:type="spellStart"/>
@@ -6773,6 +9269,9 @@
         <w:t>, reliable and simple to maintain and scale. In star topology if one node fails, the rest of the network continues to operate normally. This means businesses can continue operating without disruptions.</w:t>
       </w:r>
       <w:r>
+        <w:rPr>
+          <w:rFonts w:ascii="Arial" w:hAnsi="Arial" w:cs="Arial"/>
+        </w:rPr>
         <w:t xml:space="preserve"> </w:t>
       </w:r>
       <w:r>
@@ -6808,6 +9307,7 @@
         </w:rPr>
         <w:t xml:space="preserve"> </w:t>
       </w:r>
+      <w:bookmarkStart w:id="9" w:name="_Toc236855915"/>
       <w:r>
         <w:rPr>
           <w:rFonts w:ascii="Arial" w:hAnsi="Arial" w:cs="Arial"/>
@@ -6828,6 +9328,7 @@
         </w:rPr>
         <w:t>Networking Topologies</w:t>
       </w:r>
+      <w:bookmarkEnd w:id="9"/>
     </w:p>
     <w:p>
       <w:pPr>
@@ -7090,6 +9591,7 @@
           <w:sz w:val="28"/>
           <w:szCs w:val="28"/>
         </w:rPr>
+        <w:lastRenderedPageBreak/>
         <w:t>Tree</w:t>
       </w:r>
       <w:r>
@@ -7148,14 +9650,7 @@
         <w:rPr>
           <w:rFonts w:ascii="Arial" w:hAnsi="Arial" w:cs="Arial"/>
         </w:rPr>
-        <w:t xml:space="preserve">Tree topology allows more devices to be attached to a </w:t>
-      </w:r>
-      <w:r>
-        <w:rPr>
-          <w:rFonts w:ascii="Arial" w:hAnsi="Arial" w:cs="Arial"/>
-        </w:rPr>
-        <w:lastRenderedPageBreak/>
-        <w:t>single central hub which reduces the distance travelled by the signal to come to the devices and it</w:t>
+        <w:t>Tree topology allows more devices to be attached to a single central hub which reduces the distance travelled by the signal to come to the devices and it</w:t>
       </w:r>
       <w:r>
         <w:rPr>
@@ -7230,14 +9725,18 @@
         </w:rPr>
         <w:t xml:space="preserve"> Hybrid technologies are free to take any form. Hybrid technologies are flexible and can easily been expanded by adding new devices. Therefore, </w:t>
       </w:r>
-      <w:proofErr w:type="gramStart"/>
-      <w:r>
-        <w:rPr>
-          <w:rFonts w:ascii="Arial" w:hAnsi="Arial" w:cs="Arial"/>
-        </w:rPr>
-        <w:t>It</w:t>
-      </w:r>
-      <w:proofErr w:type="gramEnd"/>
+      <w:r>
+        <w:rPr>
+          <w:rFonts w:ascii="Arial" w:hAnsi="Arial" w:cs="Arial"/>
+        </w:rPr>
+        <w:t>i</w:t>
+      </w:r>
+      <w:r>
+        <w:rPr>
+          <w:rFonts w:ascii="Arial" w:hAnsi="Arial" w:cs="Arial"/>
+        </w:rPr>
+        <w:t>t</w:t>
+      </w:r>
       <w:r>
         <w:rPr>
           <w:rFonts w:ascii="Arial" w:hAnsi="Arial" w:cs="Arial"/>
@@ -7287,25 +9786,7 @@
           <w:sz w:val="28"/>
           <w:szCs w:val="28"/>
         </w:rPr>
-        <w:t>P</w:t>
-      </w:r>
-      <w:r>
-        <w:rPr>
-          <w:rFonts w:ascii="Arial" w:hAnsi="Arial" w:cs="Arial"/>
-          <w:b/>
-          <w:sz w:val="28"/>
-          <w:szCs w:val="28"/>
-        </w:rPr>
-        <w:t>h</w:t>
-      </w:r>
-      <w:r>
-        <w:rPr>
-          <w:rFonts w:ascii="Arial" w:hAnsi="Arial" w:cs="Arial"/>
-          <w:b/>
-          <w:sz w:val="28"/>
-          <w:szCs w:val="28"/>
-        </w:rPr>
-        <w:t>ysical Networking Equipment Required</w:t>
+        <w:t>Physical Networking Equipment Required</w:t>
       </w:r>
     </w:p>
     <w:p>
@@ -7540,6 +10021,7 @@
           <w:szCs w:val="32"/>
         </w:rPr>
       </w:pPr>
+      <w:bookmarkStart w:id="10" w:name="_Toc236855916"/>
       <w:r>
         <w:rPr>
           <w:rFonts w:ascii="Arial" w:hAnsi="Arial" w:cs="Arial"/>
@@ -7550,6 +10032,7 @@
         </w:rPr>
         <w:t>The OSI Model as a Global Standard</w:t>
       </w:r>
+      <w:bookmarkEnd w:id="10"/>
     </w:p>
     <w:p>
       <w:pPr>
@@ -7642,6 +10125,7 @@
         <w:rPr>
           <w:rFonts w:ascii="Arial" w:hAnsi="Arial" w:cs="Arial"/>
         </w:rPr>
+        <w:lastRenderedPageBreak/>
         <w:t xml:space="preserve">This is the </w:t>
       </w:r>
       <w:r>
@@ -7691,7 +10175,6 @@
         <w:rPr>
           <w:rFonts w:ascii="Arial" w:hAnsi="Arial" w:cs="Arial"/>
         </w:rPr>
-        <w:lastRenderedPageBreak/>
         <w:t>This is the second layer in the OSI Model. It ensured that data Is transferred accurately between devices connected to same local network.</w:t>
       </w:r>
       <w:r>
@@ -7909,6 +10392,7 @@
         <w:rPr>
           <w:rFonts w:ascii="Arial" w:hAnsi="Arial" w:cs="Arial"/>
         </w:rPr>
+        <w:lastRenderedPageBreak/>
         <w:t>The sixth layer of the OSI model is the presentation layer. This layer is responsible for translating data into a format that both communicating devices can understand. It also performs functions such as data encryption, compression and decryption. This ensures that information remains secure du</w:t>
       </w:r>
       <w:r>
@@ -7988,7 +10472,6 @@
         <w:rPr>
           <w:rFonts w:ascii="Arial" w:hAnsi="Arial" w:cs="Arial"/>
         </w:rPr>
-        <w:lastRenderedPageBreak/>
         <w:t>The application layer, the seventh layer is the layer closest layer to the user. It provides services directly to software application such as web browsers, file transfer programs and cloud applications. Common protocols operating at this protocol include HTTP, HTTPS and DNS. These protocols</w:t>
       </w:r>
       <w:r>
@@ -8074,62 +10557,27 @@
     </w:p>
     <w:p>
       <w:pPr>
-        <w:pStyle w:val="ListParagraph"/>
-        <w:ind w:left="1080"/>
-        <w:rPr>
-          <w:rFonts w:ascii="Arial" w:hAnsi="Arial" w:cs="Arial"/>
-        </w:rPr>
-      </w:pPr>
-    </w:p>
-    <w:p>
-      <w:pPr>
-        <w:pStyle w:val="ListParagraph"/>
-        <w:ind w:left="1080"/>
-        <w:rPr>
-          <w:rFonts w:ascii="Arial" w:hAnsi="Arial" w:cs="Arial"/>
-        </w:rPr>
-      </w:pPr>
-    </w:p>
-    <w:p>
-      <w:pPr>
-        <w:pStyle w:val="ListParagraph"/>
-        <w:ind w:left="1080"/>
-        <w:rPr>
-          <w:rFonts w:ascii="Arial" w:hAnsi="Arial" w:cs="Arial"/>
-        </w:rPr>
-      </w:pPr>
-    </w:p>
-    <w:p>
-      <w:pPr>
-        <w:pStyle w:val="ListParagraph"/>
-        <w:ind w:left="1080"/>
-        <w:rPr>
-          <w:rFonts w:ascii="Arial" w:hAnsi="Arial" w:cs="Arial"/>
-        </w:rPr>
-      </w:pPr>
-    </w:p>
-    <w:p>
-      <w:pPr>
-        <w:pStyle w:val="ListParagraph"/>
-        <w:ind w:left="1080"/>
-        <w:rPr>
-          <w:rFonts w:ascii="Arial" w:hAnsi="Arial" w:cs="Arial"/>
-        </w:rPr>
-      </w:pPr>
-    </w:p>
-    <w:p>
-      <w:pPr>
-        <w:pStyle w:val="ListParagraph"/>
-        <w:ind w:left="1080"/>
-        <w:rPr>
-          <w:rFonts w:ascii="Arial" w:hAnsi="Arial" w:cs="Arial"/>
-        </w:rPr>
-      </w:pPr>
-    </w:p>
-    <w:p>
-      <w:pPr>
-        <w:pStyle w:val="ListParagraph"/>
-        <w:ind w:left="1080"/>
+        <w:rPr>
+          <w:rFonts w:ascii="Arial" w:hAnsi="Arial" w:cs="Arial"/>
+        </w:rPr>
+      </w:pPr>
+    </w:p>
+    <w:p>
+      <w:pPr>
+        <w:rPr>
+          <w:rFonts w:ascii="Arial" w:hAnsi="Arial" w:cs="Arial"/>
+        </w:rPr>
+      </w:pPr>
+    </w:p>
+    <w:p>
+      <w:pPr>
+        <w:rPr>
+          <w:rFonts w:ascii="Arial" w:hAnsi="Arial" w:cs="Arial"/>
+        </w:rPr>
+      </w:pPr>
+    </w:p>
+    <w:p>
+      <w:pPr>
         <w:rPr>
           <w:rFonts w:ascii="Arial" w:hAnsi="Arial" w:cs="Arial"/>
         </w:rPr>
@@ -8171,6 +10619,7 @@
           <w:szCs w:val="32"/>
         </w:rPr>
       </w:pPr>
+      <w:bookmarkStart w:id="11" w:name="_Toc236855917"/>
       <w:r>
         <w:rPr>
           <w:rFonts w:ascii="Arial" w:hAnsi="Arial" w:cs="Arial"/>
@@ -8179,8 +10628,10 @@
           <w:sz w:val="32"/>
           <w:szCs w:val="32"/>
         </w:rPr>
+        <w:lastRenderedPageBreak/>
         <w:t>Future Computing Services</w:t>
       </w:r>
+      <w:bookmarkEnd w:id="11"/>
     </w:p>
     <w:p>
       <w:pPr>
@@ -8302,9 +10753,20 @@
           <w:sz w:val="32"/>
           <w:szCs w:val="32"/>
         </w:rPr>
-        <w:lastRenderedPageBreak/>
-        <w:t xml:space="preserve"> Distributed Computing Services</w:t>
-      </w:r>
+        <w:t xml:space="preserve"> </w:t>
+      </w:r>
+      <w:bookmarkStart w:id="12" w:name="_Toc236855918"/>
+      <w:r>
+        <w:rPr>
+          <w:rFonts w:ascii="Arial" w:hAnsi="Arial" w:cs="Arial"/>
+          <w:b/>
+          <w:color w:val="auto"/>
+          <w:sz w:val="32"/>
+          <w:szCs w:val="32"/>
+        </w:rPr>
+        <w:t>Distributed Computing Services</w:t>
+      </w:r>
+      <w:bookmarkEnd w:id="12"/>
     </w:p>
     <w:p>
       <w:pPr>
@@ -8352,15 +10814,7 @@
               <w:noProof/>
               <w:lang w:val="en-GB"/>
             </w:rPr>
-            <w:t xml:space="preserve"> </w:t>
-          </w:r>
-          <w:r>
-            <w:rPr>
-              <w:rFonts w:ascii="Arial" w:hAnsi="Arial" w:cs="Arial"/>
-              <w:noProof/>
-              <w:lang w:val="en-GB"/>
-            </w:rPr>
-            <w:t>(GeeksforGeeks, 2025)</w:t>
+            <w:t xml:space="preserve"> (GeeksforGeeks, 2025)</w:t>
           </w:r>
           <w:r>
             <w:rPr>
@@ -8762,6 +11216,7 @@
         <w:rPr>
           <w:rFonts w:ascii="Arial" w:hAnsi="Arial" w:cs="Arial"/>
         </w:rPr>
+        <w:lastRenderedPageBreak/>
         <w:t>Scalability means the ability for a system to add more nodes to a network without replacing the existing infrastructure. This benefits Big Data startups as they can seamlessly increase their storage and processing capacity as their data volumes expands.</w:t>
       </w:r>
     </w:p>
@@ -8806,7 +11261,6 @@
         <w:rPr>
           <w:rFonts w:ascii="Arial" w:hAnsi="Arial" w:cs="Arial"/>
         </w:rPr>
-        <w:lastRenderedPageBreak/>
         <w:t xml:space="preserve">Fault tolerance means the ability of the system to keep running even if there is a fault occurring in the system, preventing total </w:t>
       </w:r>
       <w:r>
@@ -8888,6 +11342,7 @@
           <w:szCs w:val="32"/>
         </w:rPr>
       </w:pPr>
+      <w:bookmarkStart w:id="13" w:name="_Toc236855919"/>
       <w:r>
         <w:rPr>
           <w:rFonts w:ascii="Arial" w:hAnsi="Arial" w:cs="Arial"/>
@@ -8898,6 +11353,7 @@
         </w:rPr>
         <w:t>Quantum Computing Advancements</w:t>
       </w:r>
+      <w:bookmarkEnd w:id="13"/>
     </w:p>
     <w:p>
       <w:pPr>
@@ -9203,6 +11659,7 @@
         <w:rPr>
           <w:rFonts w:ascii="Arial" w:hAnsi="Arial" w:cs="Arial"/>
         </w:rPr>
+        <w:lastRenderedPageBreak/>
         <w:t xml:space="preserve">Due to superposition. </w:t>
       </w:r>
       <w:r>
@@ -9265,7 +11722,6 @@
         <w:rPr>
           <w:rFonts w:ascii="Arial" w:hAnsi="Arial" w:cs="Arial"/>
         </w:rPr>
-        <w:lastRenderedPageBreak/>
         <w:t xml:space="preserve">Quantum computers can find the absolute best solution among millions of variables. This is </w:t>
       </w:r>
       <w:r>
@@ -9458,7 +11914,1368 @@
         <w:t>.</w:t>
       </w:r>
     </w:p>
+    <w:p>
+      <w:pPr>
+        <w:tabs>
+          <w:tab w:val="left" w:pos="5613"/>
+        </w:tabs>
+        <w:rPr>
+          <w:rFonts w:ascii="Arial" w:hAnsi="Arial" w:cs="Arial"/>
+        </w:rPr>
+      </w:pPr>
+    </w:p>
+    <w:p>
+      <w:pPr>
+        <w:tabs>
+          <w:tab w:val="left" w:pos="5613"/>
+        </w:tabs>
+        <w:rPr>
+          <w:rFonts w:ascii="Arial" w:hAnsi="Arial" w:cs="Arial"/>
+        </w:rPr>
+      </w:pPr>
+    </w:p>
+    <w:p>
+      <w:pPr>
+        <w:tabs>
+          <w:tab w:val="left" w:pos="5613"/>
+        </w:tabs>
+        <w:rPr>
+          <w:rFonts w:ascii="Arial" w:hAnsi="Arial" w:cs="Arial"/>
+        </w:rPr>
+      </w:pPr>
+    </w:p>
+    <w:p>
+      <w:pPr>
+        <w:tabs>
+          <w:tab w:val="left" w:pos="5613"/>
+        </w:tabs>
+        <w:rPr>
+          <w:rFonts w:ascii="Arial" w:hAnsi="Arial" w:cs="Arial"/>
+        </w:rPr>
+      </w:pPr>
+    </w:p>
+    <w:p>
+      <w:pPr>
+        <w:tabs>
+          <w:tab w:val="left" w:pos="5613"/>
+        </w:tabs>
+        <w:rPr>
+          <w:rFonts w:ascii="Arial" w:hAnsi="Arial" w:cs="Arial"/>
+        </w:rPr>
+      </w:pPr>
+    </w:p>
+    <w:p>
+      <w:pPr>
+        <w:tabs>
+          <w:tab w:val="left" w:pos="5613"/>
+        </w:tabs>
+        <w:rPr>
+          <w:rFonts w:ascii="Arial" w:hAnsi="Arial" w:cs="Arial"/>
+        </w:rPr>
+      </w:pPr>
+    </w:p>
+    <w:p>
+      <w:pPr>
+        <w:tabs>
+          <w:tab w:val="left" w:pos="5613"/>
+        </w:tabs>
+        <w:rPr>
+          <w:rFonts w:ascii="Arial" w:hAnsi="Arial" w:cs="Arial"/>
+        </w:rPr>
+      </w:pPr>
+    </w:p>
+    <w:p>
+      <w:pPr>
+        <w:tabs>
+          <w:tab w:val="left" w:pos="5613"/>
+        </w:tabs>
+        <w:rPr>
+          <w:rFonts w:ascii="Arial" w:hAnsi="Arial" w:cs="Arial"/>
+        </w:rPr>
+      </w:pPr>
+    </w:p>
+    <w:p>
+      <w:pPr>
+        <w:tabs>
+          <w:tab w:val="left" w:pos="5613"/>
+        </w:tabs>
+        <w:rPr>
+          <w:rFonts w:ascii="Arial" w:hAnsi="Arial" w:cs="Arial"/>
+        </w:rPr>
+      </w:pPr>
+    </w:p>
+    <w:p>
+      <w:pPr>
+        <w:tabs>
+          <w:tab w:val="left" w:pos="5613"/>
+        </w:tabs>
+        <w:rPr>
+          <w:rFonts w:ascii="Arial" w:hAnsi="Arial" w:cs="Arial"/>
+        </w:rPr>
+      </w:pPr>
+    </w:p>
+    <w:p>
+      <w:pPr>
+        <w:tabs>
+          <w:tab w:val="left" w:pos="5613"/>
+        </w:tabs>
+        <w:rPr>
+          <w:rFonts w:ascii="Arial" w:hAnsi="Arial" w:cs="Arial"/>
+        </w:rPr>
+      </w:pPr>
+    </w:p>
+    <w:p>
+      <w:pPr>
+        <w:tabs>
+          <w:tab w:val="left" w:pos="5613"/>
+        </w:tabs>
+        <w:rPr>
+          <w:rFonts w:ascii="Arial" w:hAnsi="Arial" w:cs="Arial"/>
+        </w:rPr>
+      </w:pPr>
+    </w:p>
+    <w:p>
+      <w:pPr>
+        <w:tabs>
+          <w:tab w:val="left" w:pos="5613"/>
+        </w:tabs>
+        <w:rPr>
+          <w:rFonts w:ascii="Arial" w:hAnsi="Arial" w:cs="Arial"/>
+        </w:rPr>
+      </w:pPr>
+    </w:p>
+    <w:p>
+      <w:pPr>
+        <w:tabs>
+          <w:tab w:val="left" w:pos="5613"/>
+        </w:tabs>
+        <w:rPr>
+          <w:rFonts w:ascii="Arial" w:hAnsi="Arial" w:cs="Arial"/>
+        </w:rPr>
+      </w:pPr>
+    </w:p>
+    <w:sdt>
+      <w:sdtPr>
+        <w:rPr>
+          <w:rFonts w:ascii="Arial" w:eastAsiaTheme="minorHAnsi" w:hAnsi="Arial" w:cs="Arial"/>
+          <w:color w:val="auto"/>
+          <w:sz w:val="24"/>
+          <w:szCs w:val="24"/>
+        </w:rPr>
+        <w:id w:val="-1970971791"/>
+        <w:docPartObj>
+          <w:docPartGallery w:val="Bibliographies"/>
+          <w:docPartUnique/>
+        </w:docPartObj>
+      </w:sdtPr>
+      <w:sdtContent>
+        <w:p>
+          <w:pPr>
+            <w:pStyle w:val="Heading1"/>
+            <w:numPr>
+              <w:ilvl w:val="0"/>
+              <w:numId w:val="0"/>
+            </w:numPr>
+            <w:ind w:left="432"/>
+            <w:rPr>
+              <w:rFonts w:ascii="Arial" w:hAnsi="Arial" w:cs="Arial"/>
+              <w:b/>
+              <w:color w:val="auto"/>
+            </w:rPr>
+          </w:pPr>
+          <w:r>
+            <w:rPr>
+              <w:rFonts w:ascii="Arial" w:hAnsi="Arial" w:cs="Arial"/>
+              <w:b/>
+              <w:color w:val="auto"/>
+            </w:rPr>
+            <w:t>References</w:t>
+          </w:r>
+        </w:p>
+        <w:sdt>
+          <w:sdtPr>
+            <w:rPr>
+              <w:rFonts w:ascii="Arial" w:hAnsi="Arial" w:cs="Arial"/>
+            </w:rPr>
+            <w:id w:val="-573587230"/>
+            <w:bibliography/>
+          </w:sdtPr>
+          <w:sdtContent>
+            <w:p>
+              <w:pPr>
+                <w:pStyle w:val="Bibliography"/>
+                <w:rPr>
+                  <w:rFonts w:ascii="Arial" w:hAnsi="Arial" w:cs="Arial"/>
+                  <w:noProof/>
+                  <w:kern w:val="0"/>
+                  <w14:ligatures w14:val="none"/>
+                </w:rPr>
+              </w:pPr>
+              <w:r>
+                <w:rPr>
+                  <w:rFonts w:ascii="Arial" w:hAnsi="Arial" w:cs="Arial"/>
+                </w:rPr>
+                <w:fldChar w:fldCharType="begin"/>
+              </w:r>
+              <w:r>
+                <w:rPr>
+                  <w:rFonts w:ascii="Arial" w:hAnsi="Arial" w:cs="Arial"/>
+                </w:rPr>
+                <w:instrText xml:space="preserve"> BIBLIOGRAPHY </w:instrText>
+              </w:r>
+              <w:r>
+                <w:rPr>
+                  <w:rFonts w:ascii="Arial" w:hAnsi="Arial" w:cs="Arial"/>
+                </w:rPr>
+                <w:fldChar w:fldCharType="separate"/>
+              </w:r>
+              <w:r>
+                <w:rPr>
+                  <w:rFonts w:ascii="Arial" w:hAnsi="Arial" w:cs="Arial"/>
+                  <w:noProof/>
+                </w:rPr>
+                <w:t xml:space="preserve">Atlassian, 2026. </w:t>
+              </w:r>
+              <w:r>
+                <w:rPr>
+                  <w:rFonts w:ascii="Arial" w:hAnsi="Arial" w:cs="Arial"/>
+                  <w:i/>
+                  <w:iCs/>
+                  <w:noProof/>
+                </w:rPr>
+                <w:t xml:space="preserve">Atlassian. </w:t>
+              </w:r>
+              <w:r>
+                <w:rPr>
+                  <w:rFonts w:ascii="Arial" w:hAnsi="Arial" w:cs="Arial"/>
+                  <w:noProof/>
+                </w:rPr>
+                <w:t xml:space="preserve">[Online] </w:t>
+              </w:r>
+              <w:r>
+                <w:rPr>
+                  <w:rFonts w:ascii="Arial" w:hAnsi="Arial" w:cs="Arial"/>
+                  <w:noProof/>
+                </w:rPr>
+                <w:br/>
+                <w:t xml:space="preserve">Available at: </w:t>
+              </w:r>
+              <w:r>
+                <w:rPr>
+                  <w:rFonts w:ascii="Arial" w:hAnsi="Arial" w:cs="Arial"/>
+                  <w:noProof/>
+                  <w:u w:val="single"/>
+                </w:rPr>
+                <w:t>https://www.atlassian.com/git/tutorials/what-is-version-control</w:t>
+              </w:r>
+              <w:r>
+                <w:rPr>
+                  <w:rFonts w:ascii="Arial" w:hAnsi="Arial" w:cs="Arial"/>
+                  <w:noProof/>
+                </w:rPr>
+                <w:br/>
+                <w:t>[Accessed 4 July 2026].</w:t>
+              </w:r>
+            </w:p>
+            <w:p>
+              <w:pPr>
+                <w:pStyle w:val="Bibliography"/>
+                <w:rPr>
+                  <w:rFonts w:ascii="Arial" w:hAnsi="Arial" w:cs="Arial"/>
+                  <w:noProof/>
+                </w:rPr>
+              </w:pPr>
+              <w:r>
+                <w:rPr>
+                  <w:rFonts w:ascii="Arial" w:hAnsi="Arial" w:cs="Arial"/>
+                  <w:noProof/>
+                </w:rPr>
+                <w:t xml:space="preserve">Commerce Engine, 2026. </w:t>
+              </w:r>
+              <w:r>
+                <w:rPr>
+                  <w:rFonts w:ascii="Arial" w:hAnsi="Arial" w:cs="Arial"/>
+                  <w:i/>
+                  <w:iCs/>
+                  <w:noProof/>
+                </w:rPr>
+                <w:t xml:space="preserve">Commerce Engine. </w:t>
+              </w:r>
+              <w:r>
+                <w:rPr>
+                  <w:rFonts w:ascii="Arial" w:hAnsi="Arial" w:cs="Arial"/>
+                  <w:noProof/>
+                </w:rPr>
+                <w:t xml:space="preserve">[Online] </w:t>
+              </w:r>
+              <w:r>
+                <w:rPr>
+                  <w:rFonts w:ascii="Arial" w:hAnsi="Arial" w:cs="Arial"/>
+                  <w:noProof/>
+                </w:rPr>
+                <w:br/>
+                <w:t xml:space="preserve">Available at: </w:t>
+              </w:r>
+              <w:r>
+                <w:rPr>
+                  <w:rFonts w:ascii="Arial" w:hAnsi="Arial" w:cs="Arial"/>
+                  <w:noProof/>
+                  <w:u w:val="single"/>
+                </w:rPr>
+                <w:t>https://www.commercengine.io/blog/star-topology</w:t>
+              </w:r>
+              <w:r>
+                <w:rPr>
+                  <w:rFonts w:ascii="Arial" w:hAnsi="Arial" w:cs="Arial"/>
+                  <w:noProof/>
+                </w:rPr>
+                <w:br/>
+                <w:t>[Accessed 29 July 2026].</w:t>
+              </w:r>
+            </w:p>
+            <w:p>
+              <w:pPr>
+                <w:pStyle w:val="Bibliography"/>
+                <w:rPr>
+                  <w:rFonts w:ascii="Arial" w:hAnsi="Arial" w:cs="Arial"/>
+                  <w:noProof/>
+                </w:rPr>
+              </w:pPr>
+              <w:r>
+                <w:rPr>
+                  <w:rFonts w:ascii="Arial" w:hAnsi="Arial" w:cs="Arial"/>
+                  <w:noProof/>
+                </w:rPr>
+                <w:t xml:space="preserve">COMPUTER PERFOMANCE, 2025. </w:t>
+              </w:r>
+              <w:r>
+                <w:rPr>
+                  <w:rFonts w:ascii="Arial" w:hAnsi="Arial" w:cs="Arial"/>
+                  <w:i/>
+                  <w:iCs/>
+                  <w:noProof/>
+                </w:rPr>
+                <w:t xml:space="preserve">computerperfomance. </w:t>
+              </w:r>
+              <w:r>
+                <w:rPr>
+                  <w:rFonts w:ascii="Arial" w:hAnsi="Arial" w:cs="Arial"/>
+                  <w:noProof/>
+                </w:rPr>
+                <w:t xml:space="preserve">[Online] </w:t>
+              </w:r>
+              <w:r>
+                <w:rPr>
+                  <w:rFonts w:ascii="Arial" w:hAnsi="Arial" w:cs="Arial"/>
+                  <w:noProof/>
+                </w:rPr>
+                <w:br/>
+                <w:t xml:space="preserve">Available at: </w:t>
+              </w:r>
+              <w:r>
+                <w:rPr>
+                  <w:rFonts w:ascii="Arial" w:hAnsi="Arial" w:cs="Arial"/>
+                  <w:noProof/>
+                  <w:u w:val="single"/>
+                </w:rPr>
+                <w:t>https://www.computerperformance.org/understanding-cpu-cores-the-heart-of-modern-computing/</w:t>
+              </w:r>
+              <w:r>
+                <w:rPr>
+                  <w:rFonts w:ascii="Arial" w:hAnsi="Arial" w:cs="Arial"/>
+                  <w:noProof/>
+                </w:rPr>
+                <w:br/>
+                <w:t>[Accessed 23 July 2026].</w:t>
+              </w:r>
+            </w:p>
+            <w:p>
+              <w:pPr>
+                <w:pStyle w:val="Bibliography"/>
+                <w:rPr>
+                  <w:rFonts w:ascii="Arial" w:hAnsi="Arial" w:cs="Arial"/>
+                  <w:noProof/>
+                </w:rPr>
+              </w:pPr>
+              <w:r>
+                <w:rPr>
+                  <w:rFonts w:ascii="Arial" w:hAnsi="Arial" w:cs="Arial"/>
+                  <w:noProof/>
+                </w:rPr>
+                <w:t xml:space="preserve">Ellery, M., 2025. </w:t>
+              </w:r>
+              <w:r>
+                <w:rPr>
+                  <w:rFonts w:ascii="Arial" w:hAnsi="Arial" w:cs="Arial"/>
+                  <w:i/>
+                  <w:iCs/>
+                  <w:noProof/>
+                </w:rPr>
+                <w:t xml:space="preserve">serverpipline.com. </w:t>
+              </w:r>
+              <w:r>
+                <w:rPr>
+                  <w:rFonts w:ascii="Arial" w:hAnsi="Arial" w:cs="Arial"/>
+                  <w:noProof/>
+                </w:rPr>
+                <w:t xml:space="preserve">[Online] </w:t>
+              </w:r>
+              <w:r>
+                <w:rPr>
+                  <w:rFonts w:ascii="Arial" w:hAnsi="Arial" w:cs="Arial"/>
+                  <w:noProof/>
+                </w:rPr>
+                <w:br/>
+                <w:t xml:space="preserve">Available at: </w:t>
+              </w:r>
+              <w:r>
+                <w:rPr>
+                  <w:rFonts w:ascii="Arial" w:hAnsi="Arial" w:cs="Arial"/>
+                  <w:noProof/>
+                  <w:u w:val="single"/>
+                </w:rPr>
+                <w:t>https://serverpipeline.com/network-infrastructure-services-components-design-considerations-and-maintenance-strategies/</w:t>
+              </w:r>
+              <w:r>
+                <w:rPr>
+                  <w:rFonts w:ascii="Arial" w:hAnsi="Arial" w:cs="Arial"/>
+                  <w:noProof/>
+                </w:rPr>
+                <w:br/>
+                <w:t>[Accessed 24 July 2026].</w:t>
+              </w:r>
+            </w:p>
+            <w:p>
+              <w:pPr>
+                <w:pStyle w:val="Bibliography"/>
+                <w:rPr>
+                  <w:rFonts w:ascii="Arial" w:hAnsi="Arial" w:cs="Arial"/>
+                  <w:noProof/>
+                </w:rPr>
+              </w:pPr>
+              <w:r>
+                <w:rPr>
+                  <w:rFonts w:ascii="Arial" w:hAnsi="Arial" w:cs="Arial"/>
+                  <w:noProof/>
+                </w:rPr>
+                <w:t xml:space="preserve">FreeCodeCamp, 2020. </w:t>
+              </w:r>
+              <w:r>
+                <w:rPr>
+                  <w:rFonts w:ascii="Arial" w:hAnsi="Arial" w:cs="Arial"/>
+                  <w:i/>
+                  <w:iCs/>
+                  <w:noProof/>
+                </w:rPr>
+                <w:t xml:space="preserve">FreeCodeCamp. </w:t>
+              </w:r>
+              <w:r>
+                <w:rPr>
+                  <w:rFonts w:ascii="Arial" w:hAnsi="Arial" w:cs="Arial"/>
+                  <w:noProof/>
+                </w:rPr>
+                <w:t xml:space="preserve">[Online] </w:t>
+              </w:r>
+              <w:r>
+                <w:rPr>
+                  <w:rFonts w:ascii="Arial" w:hAnsi="Arial" w:cs="Arial"/>
+                  <w:noProof/>
+                </w:rPr>
+                <w:br/>
+                <w:t xml:space="preserve">Available at: </w:t>
+              </w:r>
+              <w:r>
+                <w:rPr>
+                  <w:rFonts w:ascii="Arial" w:hAnsi="Arial" w:cs="Arial"/>
+                  <w:noProof/>
+                  <w:u w:val="single"/>
+                </w:rPr>
+                <w:t>https://www.freecodecamp.org/news/compiled-versus-interpreted-languages/</w:t>
+              </w:r>
+              <w:r>
+                <w:rPr>
+                  <w:rFonts w:ascii="Arial" w:hAnsi="Arial" w:cs="Arial"/>
+                  <w:noProof/>
+                </w:rPr>
+                <w:br/>
+                <w:t>[Accessed 25 July 2026].</w:t>
+              </w:r>
+            </w:p>
+            <w:p>
+              <w:pPr>
+                <w:pStyle w:val="Bibliography"/>
+                <w:rPr>
+                  <w:rFonts w:ascii="Arial" w:hAnsi="Arial" w:cs="Arial"/>
+                  <w:noProof/>
+                </w:rPr>
+              </w:pPr>
+              <w:r>
+                <w:rPr>
+                  <w:rFonts w:ascii="Arial" w:hAnsi="Arial" w:cs="Arial"/>
+                  <w:noProof/>
+                </w:rPr>
+                <w:t xml:space="preserve">GeeksforGeeks, 2025. </w:t>
+              </w:r>
+              <w:r>
+                <w:rPr>
+                  <w:rFonts w:ascii="Arial" w:hAnsi="Arial" w:cs="Arial"/>
+                  <w:i/>
+                  <w:iCs/>
+                  <w:noProof/>
+                </w:rPr>
+                <w:t xml:space="preserve">GeeksforGeeks. </w:t>
+              </w:r>
+              <w:r>
+                <w:rPr>
+                  <w:rFonts w:ascii="Arial" w:hAnsi="Arial" w:cs="Arial"/>
+                  <w:noProof/>
+                </w:rPr>
+                <w:t xml:space="preserve">[Online] </w:t>
+              </w:r>
+              <w:r>
+                <w:rPr>
+                  <w:rFonts w:ascii="Arial" w:hAnsi="Arial" w:cs="Arial"/>
+                  <w:noProof/>
+                </w:rPr>
+                <w:br/>
+                <w:t xml:space="preserve">Available at: </w:t>
+              </w:r>
+              <w:r>
+                <w:rPr>
+                  <w:rFonts w:ascii="Arial" w:hAnsi="Arial" w:cs="Arial"/>
+                  <w:noProof/>
+                  <w:u w:val="single"/>
+                </w:rPr>
+                <w:t>https://www.geeksforgeeks.org/computer-science-fundamentals/classification-of-computers/</w:t>
+              </w:r>
+              <w:r>
+                <w:rPr>
+                  <w:rFonts w:ascii="Arial" w:hAnsi="Arial" w:cs="Arial"/>
+                  <w:noProof/>
+                </w:rPr>
+                <w:br/>
+                <w:t>[Accessed 23 July 2026].</w:t>
+              </w:r>
+            </w:p>
+            <w:p>
+              <w:pPr>
+                <w:pStyle w:val="Bibliography"/>
+                <w:rPr>
+                  <w:rFonts w:ascii="Arial" w:hAnsi="Arial" w:cs="Arial"/>
+                  <w:noProof/>
+                </w:rPr>
+              </w:pPr>
+              <w:r>
+                <w:rPr>
+                  <w:rFonts w:ascii="Arial" w:hAnsi="Arial" w:cs="Arial"/>
+                  <w:noProof/>
+                </w:rPr>
+                <w:t xml:space="preserve">GeeksforGeeks, 2025. </w:t>
+              </w:r>
+              <w:r>
+                <w:rPr>
+                  <w:rFonts w:ascii="Arial" w:hAnsi="Arial" w:cs="Arial"/>
+                  <w:i/>
+                  <w:iCs/>
+                  <w:noProof/>
+                </w:rPr>
+                <w:t xml:space="preserve">GeeksforGeeks. </w:t>
+              </w:r>
+              <w:r>
+                <w:rPr>
+                  <w:rFonts w:ascii="Arial" w:hAnsi="Arial" w:cs="Arial"/>
+                  <w:noProof/>
+                </w:rPr>
+                <w:t xml:space="preserve">[Online] </w:t>
+              </w:r>
+              <w:r>
+                <w:rPr>
+                  <w:rFonts w:ascii="Arial" w:hAnsi="Arial" w:cs="Arial"/>
+                  <w:noProof/>
+                </w:rPr>
+                <w:br/>
+                <w:t xml:space="preserve">Available at: </w:t>
+              </w:r>
+              <w:r>
+                <w:rPr>
+                  <w:rFonts w:ascii="Arial" w:hAnsi="Arial" w:cs="Arial"/>
+                  <w:noProof/>
+                  <w:u w:val="single"/>
+                </w:rPr>
+                <w:t>https://www.geeksforgeeks.org/operating-systems/operating-systems/</w:t>
+              </w:r>
+              <w:r>
+                <w:rPr>
+                  <w:rFonts w:ascii="Arial" w:hAnsi="Arial" w:cs="Arial"/>
+                  <w:noProof/>
+                </w:rPr>
+                <w:br/>
+                <w:t>[Accessed 24 July 2026].</w:t>
+              </w:r>
+            </w:p>
+            <w:p>
+              <w:pPr>
+                <w:pStyle w:val="Bibliography"/>
+                <w:rPr>
+                  <w:rFonts w:ascii="Arial" w:hAnsi="Arial" w:cs="Arial"/>
+                  <w:noProof/>
+                </w:rPr>
+              </w:pPr>
+              <w:r>
+                <w:rPr>
+                  <w:rFonts w:ascii="Arial" w:hAnsi="Arial" w:cs="Arial"/>
+                  <w:noProof/>
+                </w:rPr>
+                <w:t xml:space="preserve">GeeksforGeeks, 2025. </w:t>
+              </w:r>
+              <w:r>
+                <w:rPr>
+                  <w:rFonts w:ascii="Arial" w:hAnsi="Arial" w:cs="Arial"/>
+                  <w:i/>
+                  <w:iCs/>
+                  <w:noProof/>
+                </w:rPr>
+                <w:t xml:space="preserve">GeeksforGeeks. </w:t>
+              </w:r>
+              <w:r>
+                <w:rPr>
+                  <w:rFonts w:ascii="Arial" w:hAnsi="Arial" w:cs="Arial"/>
+                  <w:noProof/>
+                </w:rPr>
+                <w:t xml:space="preserve">[Online] </w:t>
+              </w:r>
+              <w:r>
+                <w:rPr>
+                  <w:rFonts w:ascii="Arial" w:hAnsi="Arial" w:cs="Arial"/>
+                  <w:noProof/>
+                </w:rPr>
+                <w:br/>
+                <w:t xml:space="preserve">Available at: </w:t>
+              </w:r>
+              <w:r>
+                <w:rPr>
+                  <w:rFonts w:ascii="Arial" w:hAnsi="Arial" w:cs="Arial"/>
+                  <w:noProof/>
+                  <w:u w:val="single"/>
+                </w:rPr>
+                <w:t>https://www.geeksforgeeks.org/operating-systems/functions-of-operating-system/</w:t>
+              </w:r>
+              <w:r>
+                <w:rPr>
+                  <w:rFonts w:ascii="Arial" w:hAnsi="Arial" w:cs="Arial"/>
+                  <w:noProof/>
+                </w:rPr>
+                <w:br/>
+                <w:t>[Accessed 24 July 2026].</w:t>
+              </w:r>
+            </w:p>
+            <w:p>
+              <w:pPr>
+                <w:pStyle w:val="Bibliography"/>
+                <w:rPr>
+                  <w:rFonts w:ascii="Arial" w:hAnsi="Arial" w:cs="Arial"/>
+                  <w:noProof/>
+                </w:rPr>
+              </w:pPr>
+              <w:r>
+                <w:rPr>
+                  <w:rFonts w:ascii="Arial" w:hAnsi="Arial" w:cs="Arial"/>
+                  <w:noProof/>
+                </w:rPr>
+                <w:t xml:space="preserve">GeeksforGeeks, 2025. </w:t>
+              </w:r>
+              <w:r>
+                <w:rPr>
+                  <w:rFonts w:ascii="Arial" w:hAnsi="Arial" w:cs="Arial"/>
+                  <w:i/>
+                  <w:iCs/>
+                  <w:noProof/>
+                </w:rPr>
+                <w:t xml:space="preserve">GeeksforGeeks. </w:t>
+              </w:r>
+              <w:r>
+                <w:rPr>
+                  <w:rFonts w:ascii="Arial" w:hAnsi="Arial" w:cs="Arial"/>
+                  <w:noProof/>
+                </w:rPr>
+                <w:t xml:space="preserve">[Online] </w:t>
+              </w:r>
+              <w:r>
+                <w:rPr>
+                  <w:rFonts w:ascii="Arial" w:hAnsi="Arial" w:cs="Arial"/>
+                  <w:noProof/>
+                </w:rPr>
+                <w:br/>
+                <w:t xml:space="preserve">Available at: </w:t>
+              </w:r>
+              <w:r>
+                <w:rPr>
+                  <w:rFonts w:ascii="Arial" w:hAnsi="Arial" w:cs="Arial"/>
+                  <w:noProof/>
+                  <w:u w:val="single"/>
+                </w:rPr>
+                <w:t>https://www.geeksforgeeks.org/compiler-design/introduction-to-interpreters/</w:t>
+              </w:r>
+              <w:r>
+                <w:rPr>
+                  <w:rFonts w:ascii="Arial" w:hAnsi="Arial" w:cs="Arial"/>
+                  <w:noProof/>
+                </w:rPr>
+                <w:br/>
+                <w:t>[Accessed 24 July 2026].</w:t>
+              </w:r>
+            </w:p>
+            <w:p>
+              <w:pPr>
+                <w:pStyle w:val="Bibliography"/>
+                <w:rPr>
+                  <w:rFonts w:ascii="Arial" w:hAnsi="Arial" w:cs="Arial"/>
+                  <w:noProof/>
+                </w:rPr>
+              </w:pPr>
+              <w:r>
+                <w:rPr>
+                  <w:rFonts w:ascii="Arial" w:hAnsi="Arial" w:cs="Arial"/>
+                  <w:noProof/>
+                </w:rPr>
+                <w:lastRenderedPageBreak/>
+                <w:t xml:space="preserve">GeeksforGeeks, 2025. </w:t>
+              </w:r>
+              <w:r>
+                <w:rPr>
+                  <w:rFonts w:ascii="Arial" w:hAnsi="Arial" w:cs="Arial"/>
+                  <w:i/>
+                  <w:iCs/>
+                  <w:noProof/>
+                </w:rPr>
+                <w:t xml:space="preserve">GeeksforGeeks. </w:t>
+              </w:r>
+              <w:r>
+                <w:rPr>
+                  <w:rFonts w:ascii="Arial" w:hAnsi="Arial" w:cs="Arial"/>
+                  <w:noProof/>
+                </w:rPr>
+                <w:t xml:space="preserve">[Online] </w:t>
+              </w:r>
+              <w:r>
+                <w:rPr>
+                  <w:rFonts w:ascii="Arial" w:hAnsi="Arial" w:cs="Arial"/>
+                  <w:noProof/>
+                </w:rPr>
+                <w:br/>
+                <w:t xml:space="preserve">Available at: </w:t>
+              </w:r>
+              <w:r>
+                <w:rPr>
+                  <w:rFonts w:ascii="Arial" w:hAnsi="Arial" w:cs="Arial"/>
+                  <w:noProof/>
+                  <w:u w:val="single"/>
+                </w:rPr>
+                <w:t>https://www.geeksforgeeks.org/devops/what-is-distributed-computing/</w:t>
+              </w:r>
+              <w:r>
+                <w:rPr>
+                  <w:rFonts w:ascii="Arial" w:hAnsi="Arial" w:cs="Arial"/>
+                  <w:noProof/>
+                </w:rPr>
+                <w:br/>
+                <w:t>[Accessed 23 July 2026].</w:t>
+              </w:r>
+            </w:p>
+            <w:p>
+              <w:pPr>
+                <w:pStyle w:val="Bibliography"/>
+                <w:rPr>
+                  <w:rFonts w:ascii="Arial" w:hAnsi="Arial" w:cs="Arial"/>
+                  <w:noProof/>
+                </w:rPr>
+              </w:pPr>
+              <w:r>
+                <w:rPr>
+                  <w:rFonts w:ascii="Arial" w:hAnsi="Arial" w:cs="Arial"/>
+                  <w:noProof/>
+                </w:rPr>
+                <w:t xml:space="preserve">GeeksforGeeks, 2026. </w:t>
+              </w:r>
+              <w:r>
+                <w:rPr>
+                  <w:rFonts w:ascii="Arial" w:hAnsi="Arial" w:cs="Arial"/>
+                  <w:i/>
+                  <w:iCs/>
+                  <w:noProof/>
+                </w:rPr>
+                <w:t xml:space="preserve">GeeksforGeeks. </w:t>
+              </w:r>
+              <w:r>
+                <w:rPr>
+                  <w:rFonts w:ascii="Arial" w:hAnsi="Arial" w:cs="Arial"/>
+                  <w:noProof/>
+                </w:rPr>
+                <w:t xml:space="preserve">[Online] </w:t>
+              </w:r>
+              <w:r>
+                <w:rPr>
+                  <w:rFonts w:ascii="Arial" w:hAnsi="Arial" w:cs="Arial"/>
+                  <w:noProof/>
+                </w:rPr>
+                <w:br/>
+                <w:t xml:space="preserve">Available at: </w:t>
+              </w:r>
+              <w:r>
+                <w:rPr>
+                  <w:rFonts w:ascii="Arial" w:hAnsi="Arial" w:cs="Arial"/>
+                  <w:noProof/>
+                  <w:u w:val="single"/>
+                </w:rPr>
+                <w:t>https://www.geeksforgeeks.org/computer-networks/types-of-network-topology/</w:t>
+              </w:r>
+              <w:r>
+                <w:rPr>
+                  <w:rFonts w:ascii="Arial" w:hAnsi="Arial" w:cs="Arial"/>
+                  <w:noProof/>
+                </w:rPr>
+                <w:br/>
+                <w:t>[Accessed 20 July 2026].</w:t>
+              </w:r>
+            </w:p>
+            <w:p>
+              <w:pPr>
+                <w:pStyle w:val="Bibliography"/>
+                <w:rPr>
+                  <w:rFonts w:ascii="Arial" w:hAnsi="Arial" w:cs="Arial"/>
+                  <w:noProof/>
+                </w:rPr>
+              </w:pPr>
+              <w:r>
+                <w:rPr>
+                  <w:rFonts w:ascii="Arial" w:hAnsi="Arial" w:cs="Arial"/>
+                  <w:noProof/>
+                </w:rPr>
+                <w:t xml:space="preserve">GeeksforGeeks, 2026. </w:t>
+              </w:r>
+              <w:r>
+                <w:rPr>
+                  <w:rFonts w:ascii="Arial" w:hAnsi="Arial" w:cs="Arial"/>
+                  <w:i/>
+                  <w:iCs/>
+                  <w:noProof/>
+                </w:rPr>
+                <w:t xml:space="preserve">GeeksforGeeks. </w:t>
+              </w:r>
+              <w:r>
+                <w:rPr>
+                  <w:rFonts w:ascii="Arial" w:hAnsi="Arial" w:cs="Arial"/>
+                  <w:noProof/>
+                </w:rPr>
+                <w:t xml:space="preserve">[Online] </w:t>
+              </w:r>
+              <w:r>
+                <w:rPr>
+                  <w:rFonts w:ascii="Arial" w:hAnsi="Arial" w:cs="Arial"/>
+                  <w:noProof/>
+                </w:rPr>
+                <w:br/>
+                <w:t xml:space="preserve">Available at: </w:t>
+              </w:r>
+              <w:r>
+                <w:rPr>
+                  <w:rFonts w:ascii="Arial" w:hAnsi="Arial" w:cs="Arial"/>
+                  <w:noProof/>
+                  <w:u w:val="single"/>
+                </w:rPr>
+                <w:t>https://www.geeksforgeeks.org/computer-science-fundamentals/random-access-memory-ram/</w:t>
+              </w:r>
+              <w:r>
+                <w:rPr>
+                  <w:rFonts w:ascii="Arial" w:hAnsi="Arial" w:cs="Arial"/>
+                  <w:noProof/>
+                </w:rPr>
+                <w:br/>
+                <w:t>[Accessed 7 July 2026].</w:t>
+              </w:r>
+            </w:p>
+            <w:p>
+              <w:pPr>
+                <w:pStyle w:val="Bibliography"/>
+                <w:rPr>
+                  <w:rFonts w:ascii="Arial" w:hAnsi="Arial" w:cs="Arial"/>
+                  <w:noProof/>
+                </w:rPr>
+              </w:pPr>
+              <w:r>
+                <w:rPr>
+                  <w:rFonts w:ascii="Arial" w:hAnsi="Arial" w:cs="Arial"/>
+                  <w:noProof/>
+                </w:rPr>
+                <w:t xml:space="preserve">Github, 2025. </w:t>
+              </w:r>
+              <w:r>
+                <w:rPr>
+                  <w:rFonts w:ascii="Arial" w:hAnsi="Arial" w:cs="Arial"/>
+                  <w:i/>
+                  <w:iCs/>
+                  <w:noProof/>
+                </w:rPr>
+                <w:t xml:space="preserve">Github. </w:t>
+              </w:r>
+              <w:r>
+                <w:rPr>
+                  <w:rFonts w:ascii="Arial" w:hAnsi="Arial" w:cs="Arial"/>
+                  <w:noProof/>
+                </w:rPr>
+                <w:t xml:space="preserve">[Online] </w:t>
+              </w:r>
+              <w:r>
+                <w:rPr>
+                  <w:rFonts w:ascii="Arial" w:hAnsi="Arial" w:cs="Arial"/>
+                  <w:noProof/>
+                </w:rPr>
+                <w:br/>
+                <w:t xml:space="preserve">Available at: </w:t>
+              </w:r>
+              <w:r>
+                <w:rPr>
+                  <w:rFonts w:ascii="Arial" w:hAnsi="Arial" w:cs="Arial"/>
+                  <w:noProof/>
+                  <w:u w:val="single"/>
+                </w:rPr>
+                <w:t>https://github.com/resources/articles/what-is-an-ide</w:t>
+              </w:r>
+              <w:r>
+                <w:rPr>
+                  <w:rFonts w:ascii="Arial" w:hAnsi="Arial" w:cs="Arial"/>
+                  <w:noProof/>
+                </w:rPr>
+                <w:br/>
+                <w:t>[Accessed 24 July 2026].</w:t>
+              </w:r>
+            </w:p>
+            <w:p>
+              <w:pPr>
+                <w:pStyle w:val="Bibliography"/>
+                <w:rPr>
+                  <w:rFonts w:ascii="Arial" w:hAnsi="Arial" w:cs="Arial"/>
+                  <w:noProof/>
+                </w:rPr>
+              </w:pPr>
+              <w:r>
+                <w:rPr>
+                  <w:rFonts w:ascii="Arial" w:hAnsi="Arial" w:cs="Arial"/>
+                  <w:noProof/>
+                </w:rPr>
+                <w:t xml:space="preserve">Google Cloud, n.d. </w:t>
+              </w:r>
+              <w:r>
+                <w:rPr>
+                  <w:rFonts w:ascii="Arial" w:hAnsi="Arial" w:cs="Arial"/>
+                  <w:i/>
+                  <w:iCs/>
+                  <w:noProof/>
+                </w:rPr>
+                <w:t xml:space="preserve">Google Cloud. </w:t>
+              </w:r>
+              <w:r>
+                <w:rPr>
+                  <w:rFonts w:ascii="Arial" w:hAnsi="Arial" w:cs="Arial"/>
+                  <w:noProof/>
+                </w:rPr>
+                <w:t xml:space="preserve">[Online] </w:t>
+              </w:r>
+              <w:r>
+                <w:rPr>
+                  <w:rFonts w:ascii="Arial" w:hAnsi="Arial" w:cs="Arial"/>
+                  <w:noProof/>
+                </w:rPr>
+                <w:br/>
+                <w:t xml:space="preserve">Available at: </w:t>
+              </w:r>
+              <w:r>
+                <w:rPr>
+                  <w:rFonts w:ascii="Arial" w:hAnsi="Arial" w:cs="Arial"/>
+                  <w:noProof/>
+                  <w:u w:val="single"/>
+                </w:rPr>
+                <w:t>https://cloud.google.com/discover/what-is-server-hosting</w:t>
+              </w:r>
+              <w:r>
+                <w:rPr>
+                  <w:rFonts w:ascii="Arial" w:hAnsi="Arial" w:cs="Arial"/>
+                  <w:noProof/>
+                </w:rPr>
+                <w:br/>
+                <w:t>[Accessed 24 July 2026].</w:t>
+              </w:r>
+            </w:p>
+            <w:p>
+              <w:pPr>
+                <w:pStyle w:val="Bibliography"/>
+                <w:rPr>
+                  <w:rFonts w:ascii="Arial" w:hAnsi="Arial" w:cs="Arial"/>
+                  <w:noProof/>
+                </w:rPr>
+              </w:pPr>
+              <w:r>
+                <w:rPr>
+                  <w:rFonts w:ascii="Arial" w:hAnsi="Arial" w:cs="Arial"/>
+                  <w:noProof/>
+                </w:rPr>
+                <w:t xml:space="preserve">kerem-gulen, 2022. </w:t>
+              </w:r>
+              <w:r>
+                <w:rPr>
+                  <w:rFonts w:ascii="Arial" w:hAnsi="Arial" w:cs="Arial"/>
+                  <w:i/>
+                  <w:iCs/>
+                  <w:noProof/>
+                </w:rPr>
+                <w:t xml:space="preserve">Dataconomy. </w:t>
+              </w:r>
+              <w:r>
+                <w:rPr>
+                  <w:rFonts w:ascii="Arial" w:hAnsi="Arial" w:cs="Arial"/>
+                  <w:noProof/>
+                </w:rPr>
+                <w:t xml:space="preserve">[Online] </w:t>
+              </w:r>
+              <w:r>
+                <w:rPr>
+                  <w:rFonts w:ascii="Arial" w:hAnsi="Arial" w:cs="Arial"/>
+                  <w:noProof/>
+                </w:rPr>
+                <w:br/>
+                <w:t xml:space="preserve">Available at: </w:t>
+              </w:r>
+              <w:r>
+                <w:rPr>
+                  <w:rFonts w:ascii="Arial" w:hAnsi="Arial" w:cs="Arial"/>
+                  <w:noProof/>
+                  <w:u w:val="single"/>
+                </w:rPr>
+                <w:t>https://dataconomy.com/2022/12/28/what-are-microcomputers-history-examples/</w:t>
+              </w:r>
+              <w:r>
+                <w:rPr>
+                  <w:rFonts w:ascii="Arial" w:hAnsi="Arial" w:cs="Arial"/>
+                  <w:noProof/>
+                </w:rPr>
+                <w:br/>
+                <w:t>[Accessed 23 July 2026].</w:t>
+              </w:r>
+            </w:p>
+            <w:p>
+              <w:pPr>
+                <w:pStyle w:val="Bibliography"/>
+                <w:rPr>
+                  <w:rFonts w:ascii="Arial" w:hAnsi="Arial" w:cs="Arial"/>
+                  <w:noProof/>
+                </w:rPr>
+              </w:pPr>
+              <w:r>
+                <w:rPr>
+                  <w:rFonts w:ascii="Arial" w:hAnsi="Arial" w:cs="Arial"/>
+                  <w:noProof/>
+                </w:rPr>
+                <w:t xml:space="preserve">Microsoft, 2026. </w:t>
+              </w:r>
+              <w:r>
+                <w:rPr>
+                  <w:rFonts w:ascii="Arial" w:hAnsi="Arial" w:cs="Arial"/>
+                  <w:i/>
+                  <w:iCs/>
+                  <w:noProof/>
+                </w:rPr>
+                <w:t xml:space="preserve">2025. </w:t>
+              </w:r>
+              <w:r>
+                <w:rPr>
+                  <w:rFonts w:ascii="Arial" w:hAnsi="Arial" w:cs="Arial"/>
+                  <w:noProof/>
+                </w:rPr>
+                <w:t xml:space="preserve">[Online] </w:t>
+              </w:r>
+              <w:r>
+                <w:rPr>
+                  <w:rFonts w:ascii="Arial" w:hAnsi="Arial" w:cs="Arial"/>
+                  <w:noProof/>
+                </w:rPr>
+                <w:br/>
+                <w:t xml:space="preserve">Available at: </w:t>
+              </w:r>
+              <w:r>
+                <w:rPr>
+                  <w:rFonts w:ascii="Arial" w:hAnsi="Arial" w:cs="Arial"/>
+                  <w:noProof/>
+                  <w:u w:val="single"/>
+                </w:rPr>
+                <w:t>https://www.microsoft.com/en-us/windows/learning-center/operating-systems-os-explained?msockid=03139d965e8760960f668be55f176156</w:t>
+              </w:r>
+              <w:r>
+                <w:rPr>
+                  <w:rFonts w:ascii="Arial" w:hAnsi="Arial" w:cs="Arial"/>
+                  <w:noProof/>
+                </w:rPr>
+                <w:br/>
+                <w:t>[Accessed 24 July 24].</w:t>
+              </w:r>
+            </w:p>
+            <w:p>
+              <w:pPr>
+                <w:pStyle w:val="Bibliography"/>
+                <w:rPr>
+                  <w:rFonts w:ascii="Arial" w:hAnsi="Arial" w:cs="Arial"/>
+                  <w:noProof/>
+                </w:rPr>
+              </w:pPr>
+              <w:r>
+                <w:rPr>
+                  <w:rFonts w:ascii="Arial" w:hAnsi="Arial" w:cs="Arial"/>
+                  <w:noProof/>
+                </w:rPr>
+                <w:t xml:space="preserve">Phill Powell, I. S., n.d. </w:t>
+              </w:r>
+              <w:r>
+                <w:rPr>
+                  <w:rFonts w:ascii="Arial" w:hAnsi="Arial" w:cs="Arial"/>
+                  <w:i/>
+                  <w:iCs/>
+                  <w:noProof/>
+                </w:rPr>
+                <w:t xml:space="preserve">IBM. </w:t>
+              </w:r>
+              <w:r>
+                <w:rPr>
+                  <w:rFonts w:ascii="Arial" w:hAnsi="Arial" w:cs="Arial"/>
+                  <w:noProof/>
+                </w:rPr>
+                <w:t xml:space="preserve">[Online] </w:t>
+              </w:r>
+              <w:r>
+                <w:rPr>
+                  <w:rFonts w:ascii="Arial" w:hAnsi="Arial" w:cs="Arial"/>
+                  <w:noProof/>
+                </w:rPr>
+                <w:br/>
+                <w:t xml:space="preserve">Available at: </w:t>
+              </w:r>
+              <w:r>
+                <w:rPr>
+                  <w:rFonts w:ascii="Arial" w:hAnsi="Arial" w:cs="Arial"/>
+                  <w:noProof/>
+                  <w:u w:val="single"/>
+                </w:rPr>
+                <w:t>https://www.ibm.com/think/topics/distributed-computing</w:t>
+              </w:r>
+              <w:r>
+                <w:rPr>
+                  <w:rFonts w:ascii="Arial" w:hAnsi="Arial" w:cs="Arial"/>
+                  <w:noProof/>
+                </w:rPr>
+                <w:br/>
+                <w:t>[Accessed 23 July 2026].</w:t>
+              </w:r>
+            </w:p>
+            <w:p>
+              <w:pPr>
+                <w:pStyle w:val="Bibliography"/>
+                <w:rPr>
+                  <w:rFonts w:ascii="Arial" w:hAnsi="Arial" w:cs="Arial"/>
+                  <w:noProof/>
+                </w:rPr>
+              </w:pPr>
+              <w:r>
+                <w:rPr>
+                  <w:rFonts w:ascii="Arial" w:hAnsi="Arial" w:cs="Arial"/>
+                  <w:noProof/>
+                </w:rPr>
+                <w:t xml:space="preserve">Sciencenewstoday, 2025. </w:t>
+              </w:r>
+              <w:r>
+                <w:rPr>
+                  <w:rFonts w:ascii="Arial" w:hAnsi="Arial" w:cs="Arial"/>
+                  <w:i/>
+                  <w:iCs/>
+                  <w:noProof/>
+                </w:rPr>
+                <w:t xml:space="preserve">Sciencenewstoday. </w:t>
+              </w:r>
+              <w:r>
+                <w:rPr>
+                  <w:rFonts w:ascii="Arial" w:hAnsi="Arial" w:cs="Arial"/>
+                  <w:noProof/>
+                </w:rPr>
+                <w:t xml:space="preserve">[Online] </w:t>
+              </w:r>
+              <w:r>
+                <w:rPr>
+                  <w:rFonts w:ascii="Arial" w:hAnsi="Arial" w:cs="Arial"/>
+                  <w:noProof/>
+                </w:rPr>
+                <w:br/>
+                <w:t xml:space="preserve">Available at: </w:t>
+              </w:r>
+              <w:r>
+                <w:rPr>
+                  <w:rFonts w:ascii="Arial" w:hAnsi="Arial" w:cs="Arial"/>
+                  <w:noProof/>
+                  <w:u w:val="single"/>
+                </w:rPr>
+                <w:t>https://www.sciencenewstoday.org/what-is-a-central-processing-unit-cpu-the-brain-of-modern-computing</w:t>
+              </w:r>
+              <w:r>
+                <w:rPr>
+                  <w:rFonts w:ascii="Arial" w:hAnsi="Arial" w:cs="Arial"/>
+                  <w:noProof/>
+                </w:rPr>
+                <w:br/>
+                <w:t>[Accessed 23 July 2026].</w:t>
+              </w:r>
+            </w:p>
+            <w:p>
+              <w:pPr>
+                <w:pStyle w:val="Bibliography"/>
+                <w:rPr>
+                  <w:rFonts w:ascii="Arial" w:hAnsi="Arial" w:cs="Arial"/>
+                  <w:noProof/>
+                </w:rPr>
+              </w:pPr>
+              <w:r>
+                <w:rPr>
+                  <w:rFonts w:ascii="Arial" w:hAnsi="Arial" w:cs="Arial"/>
+                  <w:noProof/>
+                </w:rPr>
+                <w:t xml:space="preserve">Simplilearn, 2026. </w:t>
+              </w:r>
+              <w:r>
+                <w:rPr>
+                  <w:rFonts w:ascii="Arial" w:hAnsi="Arial" w:cs="Arial"/>
+                  <w:i/>
+                  <w:iCs/>
+                  <w:noProof/>
+                </w:rPr>
+                <w:t xml:space="preserve">Simplilearn. </w:t>
+              </w:r>
+              <w:r>
+                <w:rPr>
+                  <w:rFonts w:ascii="Arial" w:hAnsi="Arial" w:cs="Arial"/>
+                  <w:noProof/>
+                </w:rPr>
+                <w:t xml:space="preserve">[Online] </w:t>
+              </w:r>
+              <w:r>
+                <w:rPr>
+                  <w:rFonts w:ascii="Arial" w:hAnsi="Arial" w:cs="Arial"/>
+                  <w:noProof/>
+                </w:rPr>
+                <w:br/>
+                <w:t xml:space="preserve">Available at: </w:t>
+              </w:r>
+              <w:r>
+                <w:rPr>
+                  <w:rFonts w:ascii="Arial" w:hAnsi="Arial" w:cs="Arial"/>
+                  <w:noProof/>
+                  <w:u w:val="single"/>
+                </w:rPr>
+                <w:t>https://www.simplilearn.com/tutorials/networking-tutorial/importance-of-types-of-networks-lan-man-wan</w:t>
+              </w:r>
+              <w:r>
+                <w:rPr>
+                  <w:rFonts w:ascii="Arial" w:hAnsi="Arial" w:cs="Arial"/>
+                  <w:noProof/>
+                </w:rPr>
+                <w:br/>
+                <w:t>[Accessed 24 July 2026].</w:t>
+              </w:r>
+            </w:p>
+            <w:p>
+              <w:pPr>
+                <w:pStyle w:val="Bibliography"/>
+                <w:rPr>
+                  <w:rFonts w:ascii="Arial" w:hAnsi="Arial" w:cs="Arial"/>
+                  <w:noProof/>
+                </w:rPr>
+              </w:pPr>
+              <w:r>
+                <w:rPr>
+                  <w:rFonts w:ascii="Arial" w:hAnsi="Arial" w:cs="Arial"/>
+                  <w:noProof/>
+                </w:rPr>
+                <w:lastRenderedPageBreak/>
+                <w:t xml:space="preserve">Unremot, 2024. </w:t>
+              </w:r>
+              <w:r>
+                <w:rPr>
+                  <w:rFonts w:ascii="Arial" w:hAnsi="Arial" w:cs="Arial"/>
+                  <w:i/>
+                  <w:iCs/>
+                  <w:noProof/>
+                </w:rPr>
+                <w:t xml:space="preserve">Unremot. </w:t>
+              </w:r>
+              <w:r>
+                <w:rPr>
+                  <w:rFonts w:ascii="Arial" w:hAnsi="Arial" w:cs="Arial"/>
+                  <w:noProof/>
+                </w:rPr>
+                <w:t xml:space="preserve">[Online] </w:t>
+              </w:r>
+              <w:r>
+                <w:rPr>
+                  <w:rFonts w:ascii="Arial" w:hAnsi="Arial" w:cs="Arial"/>
+                  <w:noProof/>
+                </w:rPr>
+                <w:br/>
+                <w:t xml:space="preserve">Available at: </w:t>
+              </w:r>
+              <w:r>
+                <w:rPr>
+                  <w:rFonts w:ascii="Arial" w:hAnsi="Arial" w:cs="Arial"/>
+                  <w:noProof/>
+                  <w:u w:val="single"/>
+                </w:rPr>
+                <w:t>https://unremot.com/blog/the-evolution-of-computing/</w:t>
+              </w:r>
+              <w:r>
+                <w:rPr>
+                  <w:rFonts w:ascii="Arial" w:hAnsi="Arial" w:cs="Arial"/>
+                  <w:noProof/>
+                </w:rPr>
+                <w:br/>
+                <w:t>[Accessed 23 07 2026].</w:t>
+              </w:r>
+            </w:p>
+            <w:p>
+              <w:pPr>
+                <w:rPr>
+                  <w:rFonts w:ascii="Arial" w:hAnsi="Arial" w:cs="Arial"/>
+                </w:rPr>
+              </w:pPr>
+              <w:r>
+                <w:rPr>
+                  <w:rFonts w:ascii="Arial" w:hAnsi="Arial" w:cs="Arial"/>
+                  <w:b/>
+                  <w:bCs/>
+                  <w:noProof/>
+                </w:rPr>
+                <w:fldChar w:fldCharType="end"/>
+              </w:r>
+            </w:p>
+          </w:sdtContent>
+        </w:sdt>
+      </w:sdtContent>
+    </w:sdt>
+    <w:p>
+      <w:pPr>
+        <w:tabs>
+          <w:tab w:val="left" w:pos="5613"/>
+        </w:tabs>
+        <w:rPr>
+          <w:rFonts w:ascii="Arial" w:hAnsi="Arial" w:cs="Arial"/>
+        </w:rPr>
+      </w:pPr>
+    </w:p>
     <w:sectPr>
+      <w:headerReference w:type="default" r:id="rId10"/>
+      <w:footerReference w:type="default" r:id="rId11"/>
       <w:pgSz w:w="12240" w:h="15840"/>
       <w:pgMar w:top="1440" w:right="1440" w:bottom="1440" w:left="1440" w:header="720" w:footer="720" w:gutter="0"/>
       <w:cols w:space="720"/>
@@ -9493,6 +13310,87 @@
 </w:endnotes>
 </file>
 
+<file path=word/footer1.xml><?xml version="1.0" encoding="utf-8"?>
+<w:ftr xmlns:wpc="http://schemas.microsoft.com/office/word/2010/wordprocessingCanvas" xmlns:cx="http://schemas.microsoft.com/office/drawing/2014/chartex" xmlns:cx1="http://schemas.microsoft.com/office/drawing/2015/9/8/chartex" xmlns:cx2="http://schemas.microsoft.com/office/drawing/2015/10/21/chartex" xmlns:cx3="http://schemas.microsoft.com/office/drawing/2016/5/9/chartex" xmlns:cx4="http://schemas.microsoft.com/office/drawing/2016/5/10/chartex" xmlns:cx5="http://schemas.microsoft.com/office/drawing/2016/5/11/chartex" xmlns:cx6="http://schemas.microsoft.com/office/drawing/2016/5/12/chartex" xmlns:cx7="http://schemas.microsoft.com/office/drawing/2016/5/13/chartex" xmlns:cx8="http://schemas.microsoft.com/office/drawing/2016/5/14/chartex" xmlns:mc="http://schemas.openxmlformats.org/markup-compatibility/2006" xmlns:aink="http://schemas.microsoft.com/office/drawing/2016/ink" xmlns:am3d="http://schemas.microsoft.com/office/drawing/2017/model3d" xmlns:o="urn:schemas-microsoft-com:office:office" xmlns:oel="http://schemas.microsoft.com/office/2019/extlst" xmlns:r="http://schemas.openxmlformats.org/officeDocument/2006/relationships" xmlns:m="http://schemas.openxmlformats.org/officeDocument/2006/math" xmlns:v="urn:schemas-microsoft-com:vml" xmlns:wp14="http://schemas.microsoft.com/office/word/2010/wordprocessingDrawing" xmlns:wp="http://schemas.openxmlformats.org/drawingml/2006/wordprocessingDrawing" xmlns:w10="urn:schemas-microsoft-com:office:word" xmlns:w="http://schemas.openxmlformats.org/wordprocessingml/2006/main" xmlns:w14="http://schemas.microsoft.com/office/word/2010/wordml" xmlns:w15="http://schemas.microsoft.com/office/word/2012/wordml" xmlns:w16cei="http://schemas.microsoft.com/office/word/2026/wordml/cei" xmlns:w16cex="http://schemas.microsoft.com/office/word/2018/wordml/cex" xmlns:w16cid="http://schemas.microsoft.com/office/word/2016/wordml/cid" xmlns:w16="http://schemas.microsoft.com/office/word/2018/wordml" xmlns:w16du="http://schemas.microsoft.com/office/word/2023/wordml/word16du" xmlns:w16sdtdh="http://schemas.microsoft.com/office/word/2020/wordml/sdtdatahash" xmlns:w16sdtfl="http://schemas.microsoft.com/office/word/2024/wordml/sdtformatlock" xmlns:w16se="http://schemas.microsoft.com/office/word/2015/wordml/symex" xmlns:wpg="http://schemas.microsoft.com/office/word/2010/wordprocessingGroup" xmlns:wpi="http://schemas.microsoft.com/office/word/2010/wordprocessingInk" xmlns:wne="http://schemas.microsoft.com/office/word/2006/wordml" xmlns:wps="http://schemas.microsoft.com/office/word/2010/wordprocessingShape" mc:Ignorable="w14 w15 w16se w16cid w16 w16cex w16sdtdh w16sdtfl w16du wp14">
+  <w:sdt>
+    <w:sdtPr>
+      <w:rPr>
+        <w:rFonts w:asciiTheme="majorHAnsi" w:eastAsiaTheme="majorEastAsia" w:hAnsiTheme="majorHAnsi" w:cstheme="majorBidi"/>
+        <w:sz w:val="28"/>
+        <w:szCs w:val="28"/>
+      </w:rPr>
+      <w:id w:val="96379877"/>
+      <w:docPartObj>
+        <w:docPartGallery w:val="Page Numbers (Bottom of Page)"/>
+        <w:docPartUnique/>
+      </w:docPartObj>
+    </w:sdtPr>
+    <w:sdtEndPr>
+      <w:rPr>
+        <w:noProof/>
+      </w:rPr>
+    </w:sdtEndPr>
+    <w:sdtContent>
+      <w:p>
+        <w:pPr>
+          <w:pStyle w:val="Footer"/>
+        </w:pPr>
+        <w:r>
+          <w:rPr>
+            <w:rFonts w:asciiTheme="majorHAnsi" w:eastAsiaTheme="majorEastAsia" w:hAnsiTheme="majorHAnsi" w:cstheme="majorBidi"/>
+            <w:sz w:val="28"/>
+            <w:szCs w:val="28"/>
+          </w:rPr>
+          <w:t xml:space="preserve">pg. </w:t>
+        </w:r>
+        <w:r>
+          <w:rPr>
+            <w:rFonts w:eastAsiaTheme="minorEastAsia" w:cs="Times New Roman"/>
+            <w:sz w:val="22"/>
+            <w:szCs w:val="22"/>
+          </w:rPr>
+          <w:fldChar w:fldCharType="begin"/>
+        </w:r>
+        <w:r>
+          <w:instrText xml:space="preserve"> PAGE    \* MERGEFORMAT </w:instrText>
+        </w:r>
+        <w:r>
+          <w:rPr>
+            <w:rFonts w:eastAsiaTheme="minorEastAsia" w:cs="Times New Roman"/>
+            <w:sz w:val="22"/>
+            <w:szCs w:val="22"/>
+          </w:rPr>
+          <w:fldChar w:fldCharType="separate"/>
+        </w:r>
+        <w:r>
+          <w:rPr>
+            <w:rFonts w:asciiTheme="majorHAnsi" w:eastAsiaTheme="majorEastAsia" w:hAnsiTheme="majorHAnsi" w:cstheme="majorBidi"/>
+            <w:noProof/>
+            <w:sz w:val="28"/>
+            <w:szCs w:val="28"/>
+          </w:rPr>
+          <w:t>2</w:t>
+        </w:r>
+        <w:r>
+          <w:rPr>
+            <w:rFonts w:asciiTheme="majorHAnsi" w:eastAsiaTheme="majorEastAsia" w:hAnsiTheme="majorHAnsi" w:cstheme="majorBidi"/>
+            <w:noProof/>
+            <w:sz w:val="28"/>
+            <w:szCs w:val="28"/>
+          </w:rPr>
+          <w:fldChar w:fldCharType="end"/>
+        </w:r>
+      </w:p>
+    </w:sdtContent>
+  </w:sdt>
+  <w:p>
+    <w:pPr>
+      <w:pStyle w:val="Footer"/>
+    </w:pPr>
+  </w:p>
+</w:ftr>
+</file>
+
 <file path=word/footnotes.xml><?xml version="1.0" encoding="utf-8"?>
 <w:footnotes xmlns:wpc="http://schemas.microsoft.com/office/word/2010/wordprocessingCanvas" xmlns:cx="http://schemas.microsoft.com/office/drawing/2014/chartex" xmlns:cx1="http://schemas.microsoft.com/office/drawing/2015/9/8/chartex" xmlns:cx2="http://schemas.microsoft.com/office/drawing/2015/10/21/chartex" xmlns:cx3="http://schemas.microsoft.com/office/drawing/2016/5/9/chartex" xmlns:cx4="http://schemas.microsoft.com/office/drawing/2016/5/10/chartex" xmlns:cx5="http://schemas.microsoft.com/office/drawing/2016/5/11/chartex" xmlns:cx6="http://schemas.microsoft.com/office/drawing/2016/5/12/chartex" xmlns:cx7="http://schemas.microsoft.com/office/drawing/2016/5/13/chartex" xmlns:cx8="http://schemas.microsoft.com/office/drawing/2016/5/14/chartex" xmlns:mc="http://schemas.openxmlformats.org/markup-compatibility/2006" xmlns:aink="http://schemas.microsoft.com/office/drawing/2016/ink" xmlns:am3d="http://schemas.microsoft.com/office/drawing/2017/model3d" xmlns:o="urn:schemas-microsoft-com:office:office" xmlns:oel="http://schemas.microsoft.com/office/2019/extlst" xmlns:r="http://schemas.openxmlformats.org/officeDocument/2006/relationships" xmlns:m="http://schemas.openxmlformats.org/officeDocument/2006/math" xmlns:v="urn:schemas-microsoft-com:vml" xmlns:wp14="http://schemas.microsoft.com/office/word/2010/wordprocessingDrawing" xmlns:wp="http://schemas.openxmlformats.org/drawingml/2006/wordprocessingDrawing" xmlns:w10="urn:schemas-microsoft-com:office:word" xmlns:w="http://schemas.openxmlformats.org/wordprocessingml/2006/main" xmlns:w14="http://schemas.microsoft.com/office/word/2010/wordml" xmlns:w15="http://schemas.microsoft.com/office/word/2012/wordml" xmlns:w16cei="http://schemas.microsoft.com/office/word/2026/wordml/cei" xmlns:w16cex="http://schemas.microsoft.com/office/word/2018/wordml/cex" xmlns:w16cid="http://schemas.microsoft.com/office/word/2016/wordml/cid" xmlns:w16="http://schemas.microsoft.com/office/word/2018/wordml" xmlns:w16du="http://schemas.microsoft.com/office/word/2023/wordml/word16du" xmlns:w16sdtdh="http://schemas.microsoft.com/office/word/2020/wordml/sdtdatahash" xmlns:w16sdtfl="http://schemas.microsoft.com/office/word/2024/wordml/sdtformatlock" xmlns:w16se="http://schemas.microsoft.com/office/word/2015/wordml/symex" xmlns:wpg="http://schemas.microsoft.com/office/word/2010/wordprocessingGroup" xmlns:wpi="http://schemas.microsoft.com/office/word/2010/wordprocessingInk" xmlns:wne="http://schemas.microsoft.com/office/word/2006/wordml" xmlns:wps="http://schemas.microsoft.com/office/word/2010/wordprocessingShape" mc:Ignorable="w14 w15 w16se w16cid w16 w16cex w16sdtdh w16sdtfl w16du wp14">
   <w:footnote w:type="separator" w:id="-1">
@@ -9516,6 +13414,54 @@
     </w:p>
   </w:footnote>
 </w:footnotes>
+</file>
+
+<file path=word/header1.xml><?xml version="1.0" encoding="utf-8"?>
+<w:hdr xmlns:wpc="http://schemas.microsoft.com/office/word/2010/wordprocessingCanvas" xmlns:cx="http://schemas.microsoft.com/office/drawing/2014/chartex" xmlns:cx1="http://schemas.microsoft.com/office/drawing/2015/9/8/chartex" xmlns:cx2="http://schemas.microsoft.com/office/drawing/2015/10/21/chartex" xmlns:cx3="http://schemas.microsoft.com/office/drawing/2016/5/9/chartex" xmlns:cx4="http://schemas.microsoft.com/office/drawing/2016/5/10/chartex" xmlns:cx5="http://schemas.microsoft.com/office/drawing/2016/5/11/chartex" xmlns:cx6="http://schemas.microsoft.com/office/drawing/2016/5/12/chartex" xmlns:cx7="http://schemas.microsoft.com/office/drawing/2016/5/13/chartex" xmlns:cx8="http://schemas.microsoft.com/office/drawing/2016/5/14/chartex" xmlns:mc="http://schemas.openxmlformats.org/markup-compatibility/2006" xmlns:aink="http://schemas.microsoft.com/office/drawing/2016/ink" xmlns:am3d="http://schemas.microsoft.com/office/drawing/2017/model3d" xmlns:o="urn:schemas-microsoft-com:office:office" xmlns:oel="http://schemas.microsoft.com/office/2019/extlst" xmlns:r="http://schemas.openxmlformats.org/officeDocument/2006/relationships" xmlns:m="http://schemas.openxmlformats.org/officeDocument/2006/math" xmlns:v="urn:schemas-microsoft-com:vml" xmlns:wp14="http://schemas.microsoft.com/office/word/2010/wordprocessingDrawing" xmlns:wp="http://schemas.openxmlformats.org/drawingml/2006/wordprocessingDrawing" xmlns:w10="urn:schemas-microsoft-com:office:word" xmlns:w="http://schemas.openxmlformats.org/wordprocessingml/2006/main" xmlns:w14="http://schemas.microsoft.com/office/word/2010/wordml" xmlns:w15="http://schemas.microsoft.com/office/word/2012/wordml" xmlns:w16cei="http://schemas.microsoft.com/office/word/2026/wordml/cei" xmlns:w16cex="http://schemas.microsoft.com/office/word/2018/wordml/cex" xmlns:w16cid="http://schemas.microsoft.com/office/word/2016/wordml/cid" xmlns:w16="http://schemas.microsoft.com/office/word/2018/wordml" xmlns:w16du="http://schemas.microsoft.com/office/word/2023/wordml/word16du" xmlns:w16sdtdh="http://schemas.microsoft.com/office/word/2020/wordml/sdtdatahash" xmlns:w16sdtfl="http://schemas.microsoft.com/office/word/2024/wordml/sdtformatlock" xmlns:w16se="http://schemas.microsoft.com/office/word/2015/wordml/symex" xmlns:wpg="http://schemas.microsoft.com/office/word/2010/wordprocessingGroup" xmlns:wpi="http://schemas.microsoft.com/office/word/2010/wordprocessingInk" xmlns:wne="http://schemas.microsoft.com/office/word/2006/wordml" xmlns:wps="http://schemas.microsoft.com/office/word/2010/wordprocessingShape" mc:Ignorable="w14 w15 w16se w16cid w16 w16cex w16sdtdh w16sdtfl w16du wp14">
+  <w:p>
+    <w:pPr>
+      <w:pStyle w:val="Header"/>
+      <w:tabs>
+        <w:tab w:val="clear" w:pos="4680"/>
+        <w:tab w:val="clear" w:pos="9360"/>
+        <w:tab w:val="left" w:pos="8196"/>
+      </w:tabs>
+      <w:rPr>
+        <w:rFonts w:ascii="Arial" w:hAnsi="Arial" w:cs="Arial"/>
+        <w:b/>
+      </w:rPr>
+    </w:pPr>
+    <w:r>
+      <w:rPr>
+        <w:rFonts w:ascii="Arial" w:hAnsi="Arial" w:cs="Arial"/>
+        <w:b/>
+      </w:rPr>
+      <w:t>Blessings Tamanga</w:t>
+    </w:r>
+    <w:r>
+      <w:rPr>
+        <w:rFonts w:ascii="Arial" w:hAnsi="Arial" w:cs="Arial"/>
+        <w:b/>
+      </w:rPr>
+      <w:t xml:space="preserve">                                                                                        </w:t>
+    </w:r>
+    <w:r>
+      <w:rPr>
+        <w:rFonts w:ascii="Arial" w:hAnsi="Arial" w:cs="Arial"/>
+        <w:b/>
+      </w:rPr>
+      <w:t>P00221220</w:t>
+    </w:r>
+  </w:p>
+  <w:p>
+    <w:pPr>
+      <w:pStyle w:val="Header"/>
+      <w:rPr>
+        <w:rFonts w:ascii="Arial" w:hAnsi="Arial" w:cs="Arial"/>
+      </w:rPr>
+    </w:pPr>
+  </w:p>
+</w:hdr>
 </file>
 
 <file path=word/numbering.xml><?xml version="1.0" encoding="utf-8"?>
@@ -13988,6 +17934,94 @@
     <w:uiPriority w:val="99"/>
     <w:rsid w:val="00C61BF4"/>
   </w:style>
+  <w:style w:type="table" w:customStyle="1" w:styleId="TableGrid">
+    <w:name w:val="TableGrid"/>
+    <w:rsid w:val="00966B56"/>
+    <w:pPr>
+      <w:spacing w:after="0" w:line="240" w:lineRule="auto"/>
+    </w:pPr>
+    <w:rPr>
+      <w:rFonts w:eastAsiaTheme="minorEastAsia"/>
+      <w:kern w:val="0"/>
+      <w:sz w:val="22"/>
+      <w:szCs w:val="22"/>
+      <w14:ligatures w14:val="none"/>
+    </w:rPr>
+    <w:tblPr>
+      <w:tblCellMar>
+        <w:top w:w="0" w:type="dxa"/>
+        <w:left w:w="0" w:type="dxa"/>
+        <w:bottom w:w="0" w:type="dxa"/>
+        <w:right w:w="0" w:type="dxa"/>
+      </w:tblCellMar>
+    </w:tblPr>
+  </w:style>
+  <w:style w:type="paragraph" w:styleId="TOCHeading">
+    <w:name w:val="TOC Heading"/>
+    <w:basedOn w:val="Heading1"/>
+    <w:next w:val="Normal"/>
+    <w:uiPriority w:val="39"/>
+    <w:unhideWhenUsed/>
+    <w:qFormat/>
+    <w:rsid w:val="00966B56"/>
+    <w:pPr>
+      <w:numPr>
+        <w:numId w:val="0"/>
+      </w:numPr>
+      <w:spacing w:before="240" w:after="0" w:line="259" w:lineRule="auto"/>
+      <w:outlineLvl w:val="9"/>
+    </w:pPr>
+    <w:rPr>
+      <w:kern w:val="0"/>
+      <w:sz w:val="32"/>
+      <w:szCs w:val="32"/>
+      <w14:ligatures w14:val="none"/>
+    </w:rPr>
+  </w:style>
+  <w:style w:type="paragraph" w:styleId="TOC1">
+    <w:name w:val="toc 1"/>
+    <w:basedOn w:val="Normal"/>
+    <w:next w:val="Normal"/>
+    <w:autoRedefine/>
+    <w:uiPriority w:val="39"/>
+    <w:unhideWhenUsed/>
+    <w:rsid w:val="00966B56"/>
+    <w:pPr>
+      <w:spacing w:after="100"/>
+    </w:pPr>
+  </w:style>
+  <w:style w:type="paragraph" w:styleId="TOC2">
+    <w:name w:val="toc 2"/>
+    <w:basedOn w:val="Normal"/>
+    <w:next w:val="Normal"/>
+    <w:autoRedefine/>
+    <w:uiPriority w:val="39"/>
+    <w:unhideWhenUsed/>
+    <w:rsid w:val="00966B56"/>
+    <w:pPr>
+      <w:spacing w:after="100"/>
+      <w:ind w:left="240"/>
+    </w:pPr>
+  </w:style>
+  <w:style w:type="character" w:styleId="Hyperlink">
+    <w:name w:val="Hyperlink"/>
+    <w:basedOn w:val="DefaultParagraphFont"/>
+    <w:uiPriority w:val="99"/>
+    <w:unhideWhenUsed/>
+    <w:rsid w:val="00966B56"/>
+    <w:rPr>
+      <w:color w:val="0563C1" w:themeColor="hyperlink"/>
+      <w:u w:val="single"/>
+    </w:rPr>
+  </w:style>
+  <w:style w:type="paragraph" w:styleId="Bibliography">
+    <w:name w:val="Bibliography"/>
+    <w:basedOn w:val="Normal"/>
+    <w:next w:val="Normal"/>
+    <w:uiPriority w:val="37"/>
+    <w:unhideWhenUsed/>
+    <w:rsid w:val="00966B56"/>
+  </w:style>
 </w:styles>
 </file>
 
